--- a/content/Whitepaper.docx
+++ b/content/Whitepaper.docx
@@ -413,77 +413,99 @@
       <w:r>
         <w:t>The inception of decentralized finance was predicated on the vision of establishing an equitable and transparent economic system, a direct response to the moral hazard observed in centralized markets. A decade later, this foundational promise has been challenged by the emergence of informational asymmetries and structural power laws that mirror the flaws of traditional finance. This paper introduces </w:t>
       </w:r>
+      <w:proofErr w:type="spellStart"/>
       <w:r>
         <w:rPr>
           <w:b/>
           <w:bCs/>
         </w:rPr>
-        <w:t>Ritardo Games</w:t>
-      </w:r>
-      <w:r>
-        <w:t>, a Decentralized Autonomous Organization (DAO) designed to function as both a critique of and a pedagogical antidote to this reality.</w:t>
-      </w:r>
-    </w:p>
-    <w:p>
-      <w:pPr>
-        <w:spacing w:after="120"/>
-      </w:pPr>
-      <w:r>
-        <w:t>Ritardo Games is architected as a </w:t>
-      </w:r>
+        <w:t>Ritardo</w:t>
+      </w:r>
+      <w:proofErr w:type="spellEnd"/>
       <w:r>
         <w:rPr>
           <w:b/>
           <w:bCs/>
         </w:rPr>
-        <w:t>perfect-information, real-money strategy simulation</w:t>
-      </w:r>
-      <w:r>
-        <w:t> that executes a live, on-chain economic model. The core mechanism stages a quarterly competition between two opposing distributive philosophies—Capitalism (capital concentration) and Socialism (capital redistribution)—quantified by an on-chain </w:t>
+        <w:t xml:space="preserve"> Games</w:t>
+      </w:r>
+      <w:r>
+        <w:t>, a Decentralized Autonomous Organization (DAO) designed to function as both a critique of and a pedagogical antidote to this reality.</w:t>
+      </w:r>
+    </w:p>
+    <w:p>
+      <w:pPr>
+        <w:spacing w:after="120"/>
+      </w:pPr>
+      <w:proofErr w:type="spellStart"/>
+      <w:r>
+        <w:t>Ritardo</w:t>
+      </w:r>
+      <w:proofErr w:type="spellEnd"/>
+      <w:r>
+        <w:t xml:space="preserve"> Games is architected as a </w:t>
       </w:r>
       <w:r>
         <w:rPr>
           <w:b/>
           <w:bCs/>
         </w:rPr>
-        <w:t>Gini Coefficient</w:t>
-      </w:r>
-      <w:r>
-        <w:t>. By enforcing a strict </w:t>
+        <w:t>perfect-information, real-money strategy simulation</w:t>
+      </w:r>
+      <w:r>
+        <w:t> that executes a live, on-chain economic model. The core mechanism stages a quarterly competition between two opposing distributive philosophies—Capitalism (capital concentration) and Socialism (capital redistribution)—quantified by an on-chain </w:t>
       </w:r>
       <w:r>
         <w:rPr>
           <w:b/>
           <w:bCs/>
         </w:rPr>
-        <w:t>Collateralized Identity</w:t>
-      </w:r>
-      <w:r>
-        <w:t> requirement and provisioning a highly transparent trading environment, the system compels participants to directly confront the systemic friction between self-interest and collective action.</w:t>
-      </w:r>
-    </w:p>
-    <w:p>
-      <w:pPr>
-        <w:spacing w:after="120"/>
-      </w:pPr>
-      <w:r>
-        <w:t>This paper posits that Ritardo Games is a deliberately engineered </w:t>
+        <w:t>Gini Coefficient</w:t>
+      </w:r>
+      <w:r>
+        <w:t>. By enforcing a strict </w:t>
       </w:r>
       <w:r>
         <w:rPr>
           <w:b/>
           <w:bCs/>
         </w:rPr>
-        <w:t>game-theoretic model</w:t>
-      </w:r>
-      <w:r>
-        <w:t>. It utilizes financial incentives and transparent constraints to demonstrate how incentive alignment can resolve collective action problems and foster large-scale cooperation. In doing so, it serves as a deliberate contribution towards steering the decentralized ecosystem away from purely speculative ventures and back towards its original purpose: to be a powerful new framework for global </w:t>
+        <w:t>Collateralized Identity</w:t>
+      </w:r>
+      <w:r>
+        <w:t> requirement and provisioning a highly transparent trading environment, the system compels participants to directly confront the systemic friction between self-interest and collective action.</w:t>
+      </w:r>
+    </w:p>
+    <w:p>
+      <w:pPr>
+        <w:spacing w:after="120"/>
+      </w:pPr>
+      <w:r>
+        <w:t xml:space="preserve">This paper posits that </w:t>
+      </w:r>
+      <w:proofErr w:type="spellStart"/>
+      <w:r>
+        <w:t>Ritardo</w:t>
+      </w:r>
+      <w:proofErr w:type="spellEnd"/>
+      <w:r>
+        <w:t xml:space="preserve"> Games is a deliberately engineered </w:t>
       </w:r>
       <w:r>
         <w:rPr>
           <w:b/>
           <w:bCs/>
         </w:rPr>
+        <w:t>game-theoretic model</w:t>
+      </w:r>
+      <w:r>
+        <w:t>. It utilizes financial incentives and transparent constraints to demonstrate how incentive alignment can resolve collective action problems and foster large-scale cooperation. In doing so, it serves as a deliberate contribution towards steering the decentralized ecosystem away from purely speculative ventures and back towards its original purpose: to be a powerful new framework for global </w:t>
+      </w:r>
+      <w:r>
+        <w:rPr>
+          <w:b/>
+          <w:bCs/>
+        </w:rPr>
         <w:t>socio-economic coordination</w:t>
       </w:r>
       <w:r>
@@ -625,7 +647,23 @@
           <w:i/>
           <w:iCs/>
         </w:rPr>
-        <w:t> are tokens with utility within the Ritardo Games ecosystem and are not intended to be investment products. Please conduct your own research and consult with professional advisors before participating. All forward-looking statements are subject to risks and uncertainties.</w:t>
+        <w:t xml:space="preserve"> are tokens with utility within the </w:t>
+      </w:r>
+      <w:proofErr w:type="spellStart"/>
+      <w:r>
+        <w:rPr>
+          <w:i/>
+          <w:iCs/>
+        </w:rPr>
+        <w:t>Ritardo</w:t>
+      </w:r>
+      <w:proofErr w:type="spellEnd"/>
+      <w:r>
+        <w:rPr>
+          <w:i/>
+          <w:iCs/>
+        </w:rPr>
+        <w:t xml:space="preserve"> Games ecosystem and are not intended to be investment products. Please conduct your own research and consult with professional advisors before participating. All forward-looking statements are subject to risks and uncertainties.</w:t>
       </w:r>
     </w:p>
     <w:sdt>
@@ -681,7 +719,7 @@
               <w:bCs w:val="0"/>
               <w:sz w:val="24"/>
               <w:szCs w:val="24"/>
-              <w:lang w:val="en-DE" w:eastAsia="en-DE"/>
+              <w:lang w:eastAsia="en-DE"/>
             </w:rPr>
           </w:pPr>
           <w:r>
@@ -764,7 +802,7 @@
               <w:bCs w:val="0"/>
               <w:sz w:val="24"/>
               <w:szCs w:val="24"/>
-              <w:lang w:val="en-DE" w:eastAsia="en-DE"/>
+              <w:lang w:eastAsia="en-DE"/>
             </w:rPr>
           </w:pPr>
           <w:hyperlink w:anchor="_Toc216525062" w:history="1">
@@ -829,7 +867,7 @@
               <w:noProof/>
               <w:sz w:val="24"/>
               <w:szCs w:val="24"/>
-              <w:lang w:val="en-DE" w:eastAsia="en-DE"/>
+              <w:lang w:eastAsia="en-DE"/>
             </w:rPr>
           </w:pPr>
           <w:hyperlink w:anchor="_Toc216525063" w:history="1">
@@ -846,7 +884,7 @@
                 <w:noProof/>
                 <w:sz w:val="24"/>
                 <w:szCs w:val="24"/>
-                <w:lang w:val="en-DE" w:eastAsia="en-DE"/>
+                <w:lang w:eastAsia="en-DE"/>
               </w:rPr>
               <w:tab/>
             </w:r>
@@ -919,7 +957,7 @@
               <w:noProof/>
               <w:sz w:val="24"/>
               <w:szCs w:val="24"/>
-              <w:lang w:val="en-DE" w:eastAsia="en-DE"/>
+              <w:lang w:eastAsia="en-DE"/>
             </w:rPr>
           </w:pPr>
           <w:hyperlink w:anchor="_Toc216525064" w:history="1">
@@ -936,7 +974,7 @@
                 <w:noProof/>
                 <w:sz w:val="24"/>
                 <w:szCs w:val="24"/>
-                <w:lang w:val="en-DE" w:eastAsia="en-DE"/>
+                <w:lang w:eastAsia="en-DE"/>
               </w:rPr>
               <w:tab/>
             </w:r>
@@ -1009,7 +1047,7 @@
               <w:noProof/>
               <w:sz w:val="24"/>
               <w:szCs w:val="24"/>
-              <w:lang w:val="en-DE" w:eastAsia="en-DE"/>
+              <w:lang w:eastAsia="en-DE"/>
             </w:rPr>
           </w:pPr>
           <w:hyperlink w:anchor="_Toc216525065" w:history="1">
@@ -1026,7 +1064,7 @@
                 <w:noProof/>
                 <w:sz w:val="24"/>
                 <w:szCs w:val="24"/>
-                <w:lang w:val="en-DE" w:eastAsia="en-DE"/>
+                <w:lang w:eastAsia="en-DE"/>
               </w:rPr>
               <w:tab/>
             </w:r>
@@ -1099,7 +1137,7 @@
               <w:noProof/>
               <w:sz w:val="24"/>
               <w:szCs w:val="24"/>
-              <w:lang w:val="en-DE" w:eastAsia="en-DE"/>
+              <w:lang w:eastAsia="en-DE"/>
             </w:rPr>
           </w:pPr>
           <w:hyperlink w:anchor="_Toc216525066" w:history="1">
@@ -1116,7 +1154,7 @@
                 <w:noProof/>
                 <w:sz w:val="24"/>
                 <w:szCs w:val="24"/>
-                <w:lang w:val="en-DE" w:eastAsia="en-DE"/>
+                <w:lang w:eastAsia="en-DE"/>
               </w:rPr>
               <w:tab/>
             </w:r>
@@ -1189,7 +1227,7 @@
               <w:noProof/>
               <w:sz w:val="24"/>
               <w:szCs w:val="24"/>
-              <w:lang w:val="en-DE" w:eastAsia="en-DE"/>
+              <w:lang w:eastAsia="en-DE"/>
             </w:rPr>
           </w:pPr>
           <w:hyperlink w:anchor="_Toc216525067" w:history="1">
@@ -1206,7 +1244,7 @@
                 <w:noProof/>
                 <w:sz w:val="24"/>
                 <w:szCs w:val="24"/>
-                <w:lang w:val="en-DE" w:eastAsia="en-DE"/>
+                <w:lang w:eastAsia="en-DE"/>
               </w:rPr>
               <w:tab/>
             </w:r>
@@ -1276,7 +1314,7 @@
               <w:bCs w:val="0"/>
               <w:sz w:val="24"/>
               <w:szCs w:val="24"/>
-              <w:lang w:val="en-DE" w:eastAsia="en-DE"/>
+              <w:lang w:eastAsia="en-DE"/>
             </w:rPr>
           </w:pPr>
           <w:hyperlink w:anchor="_Toc216525068" w:history="1">
@@ -1341,7 +1379,7 @@
               <w:noProof/>
               <w:sz w:val="24"/>
               <w:szCs w:val="24"/>
-              <w:lang w:val="en-DE" w:eastAsia="en-DE"/>
+              <w:lang w:eastAsia="en-DE"/>
             </w:rPr>
           </w:pPr>
           <w:hyperlink w:anchor="_Toc216525069" w:history="1">
@@ -1358,7 +1396,7 @@
                 <w:noProof/>
                 <w:sz w:val="24"/>
                 <w:szCs w:val="24"/>
-                <w:lang w:val="en-DE" w:eastAsia="en-DE"/>
+                <w:lang w:eastAsia="en-DE"/>
               </w:rPr>
               <w:tab/>
             </w:r>
@@ -1431,7 +1469,7 @@
               <w:noProof/>
               <w:sz w:val="24"/>
               <w:szCs w:val="24"/>
-              <w:lang w:val="en-DE" w:eastAsia="en-DE"/>
+              <w:lang w:eastAsia="en-DE"/>
             </w:rPr>
           </w:pPr>
           <w:hyperlink w:anchor="_Toc216525070" w:history="1">
@@ -1448,7 +1486,7 @@
                 <w:noProof/>
                 <w:sz w:val="24"/>
                 <w:szCs w:val="24"/>
-                <w:lang w:val="en-DE" w:eastAsia="en-DE"/>
+                <w:lang w:eastAsia="en-DE"/>
               </w:rPr>
               <w:tab/>
             </w:r>
@@ -1521,7 +1559,7 @@
               <w:noProof/>
               <w:sz w:val="24"/>
               <w:szCs w:val="24"/>
-              <w:lang w:val="en-DE" w:eastAsia="en-DE"/>
+              <w:lang w:eastAsia="en-DE"/>
             </w:rPr>
           </w:pPr>
           <w:hyperlink w:anchor="_Toc216525071" w:history="1">
@@ -1538,7 +1576,7 @@
                 <w:noProof/>
                 <w:sz w:val="24"/>
                 <w:szCs w:val="24"/>
-                <w:lang w:val="en-DE" w:eastAsia="en-DE"/>
+                <w:lang w:eastAsia="en-DE"/>
               </w:rPr>
               <w:tab/>
             </w:r>
@@ -1608,7 +1646,7 @@
               <w:bCs w:val="0"/>
               <w:sz w:val="24"/>
               <w:szCs w:val="24"/>
-              <w:lang w:val="en-DE" w:eastAsia="en-DE"/>
+              <w:lang w:eastAsia="en-DE"/>
             </w:rPr>
           </w:pPr>
           <w:hyperlink w:anchor="_Toc216525072" w:history="1">
@@ -1673,7 +1711,7 @@
               <w:noProof/>
               <w:sz w:val="24"/>
               <w:szCs w:val="24"/>
-              <w:lang w:val="en-DE" w:eastAsia="en-DE"/>
+              <w:lang w:eastAsia="en-DE"/>
             </w:rPr>
           </w:pPr>
           <w:hyperlink w:anchor="_Toc216525073" w:history="1">
@@ -1690,7 +1728,7 @@
                 <w:noProof/>
                 <w:sz w:val="24"/>
                 <w:szCs w:val="24"/>
-                <w:lang w:val="en-DE" w:eastAsia="en-DE"/>
+                <w:lang w:eastAsia="en-DE"/>
               </w:rPr>
               <w:tab/>
             </w:r>
@@ -1763,7 +1801,7 @@
               <w:noProof/>
               <w:sz w:val="24"/>
               <w:szCs w:val="24"/>
-              <w:lang w:val="en-DE" w:eastAsia="en-DE"/>
+              <w:lang w:eastAsia="en-DE"/>
             </w:rPr>
           </w:pPr>
           <w:hyperlink w:anchor="_Toc216525074" w:history="1">
@@ -1780,7 +1818,7 @@
                 <w:noProof/>
                 <w:sz w:val="24"/>
                 <w:szCs w:val="24"/>
-                <w:lang w:val="en-DE" w:eastAsia="en-DE"/>
+                <w:lang w:eastAsia="en-DE"/>
               </w:rPr>
               <w:tab/>
             </w:r>
@@ -1850,7 +1888,7 @@
               <w:bCs w:val="0"/>
               <w:sz w:val="24"/>
               <w:szCs w:val="24"/>
-              <w:lang w:val="en-DE" w:eastAsia="en-DE"/>
+              <w:lang w:eastAsia="en-DE"/>
             </w:rPr>
           </w:pPr>
           <w:hyperlink w:anchor="_Toc216525075" w:history="1">
@@ -1915,7 +1953,7 @@
               <w:noProof/>
               <w:sz w:val="24"/>
               <w:szCs w:val="24"/>
-              <w:lang w:val="en-DE" w:eastAsia="en-DE"/>
+              <w:lang w:eastAsia="en-DE"/>
             </w:rPr>
           </w:pPr>
           <w:hyperlink w:anchor="_Toc216525076" w:history="1">
@@ -1932,7 +1970,7 @@
                 <w:noProof/>
                 <w:sz w:val="24"/>
                 <w:szCs w:val="24"/>
-                <w:lang w:val="en-DE" w:eastAsia="en-DE"/>
+                <w:lang w:eastAsia="en-DE"/>
               </w:rPr>
               <w:tab/>
             </w:r>
@@ -2005,7 +2043,7 @@
               <w:noProof/>
               <w:sz w:val="24"/>
               <w:szCs w:val="24"/>
-              <w:lang w:val="en-DE" w:eastAsia="en-DE"/>
+              <w:lang w:eastAsia="en-DE"/>
             </w:rPr>
           </w:pPr>
           <w:hyperlink w:anchor="_Toc216525077" w:history="1">
@@ -2022,7 +2060,7 @@
                 <w:noProof/>
                 <w:sz w:val="24"/>
                 <w:szCs w:val="24"/>
-                <w:lang w:val="en-DE" w:eastAsia="en-DE"/>
+                <w:lang w:eastAsia="en-DE"/>
               </w:rPr>
               <w:tab/>
             </w:r>
@@ -2095,7 +2133,7 @@
               <w:noProof/>
               <w:sz w:val="24"/>
               <w:szCs w:val="24"/>
-              <w:lang w:val="en-DE" w:eastAsia="en-DE"/>
+              <w:lang w:eastAsia="en-DE"/>
             </w:rPr>
           </w:pPr>
           <w:hyperlink w:anchor="_Toc216525078" w:history="1">
@@ -2112,7 +2150,7 @@
                 <w:noProof/>
                 <w:sz w:val="24"/>
                 <w:szCs w:val="24"/>
-                <w:lang w:val="en-DE" w:eastAsia="en-DE"/>
+                <w:lang w:eastAsia="en-DE"/>
               </w:rPr>
               <w:tab/>
             </w:r>
@@ -2182,7 +2220,7 @@
               <w:bCs w:val="0"/>
               <w:sz w:val="24"/>
               <w:szCs w:val="24"/>
-              <w:lang w:val="en-DE" w:eastAsia="en-DE"/>
+              <w:lang w:eastAsia="en-DE"/>
             </w:rPr>
           </w:pPr>
           <w:hyperlink w:anchor="_Toc216525079" w:history="1">
@@ -2247,7 +2285,7 @@
               <w:noProof/>
               <w:sz w:val="24"/>
               <w:szCs w:val="24"/>
-              <w:lang w:val="en-DE" w:eastAsia="en-DE"/>
+              <w:lang w:eastAsia="en-DE"/>
             </w:rPr>
           </w:pPr>
           <w:hyperlink w:anchor="_Toc216525080" w:history="1">
@@ -2264,7 +2302,7 @@
                 <w:noProof/>
                 <w:sz w:val="24"/>
                 <w:szCs w:val="24"/>
-                <w:lang w:val="en-DE" w:eastAsia="en-DE"/>
+                <w:lang w:eastAsia="en-DE"/>
               </w:rPr>
               <w:tab/>
             </w:r>
@@ -2273,21 +2311,7 @@
                 <w:rStyle w:val="Hyperlink"/>
                 <w:noProof/>
               </w:rPr>
-              <w:t>Ecosystem Gro</w:t>
-            </w:r>
-            <w:r>
-              <w:rPr>
-                <w:rStyle w:val="Hyperlink"/>
-                <w:noProof/>
-              </w:rPr>
-              <w:t>w</w:t>
-            </w:r>
-            <w:r>
-              <w:rPr>
-                <w:rStyle w:val="Hyperlink"/>
-                <w:noProof/>
-              </w:rPr>
-              <w:t>th &amp; Distribution Logic</w:t>
+              <w:t>Ecosystem Growth &amp; Distribution Logic</w:t>
             </w:r>
             <w:r>
               <w:rPr>
@@ -2351,7 +2375,7 @@
               <w:noProof/>
               <w:sz w:val="24"/>
               <w:szCs w:val="24"/>
-              <w:lang w:val="en-DE" w:eastAsia="en-DE"/>
+              <w:lang w:eastAsia="en-DE"/>
             </w:rPr>
           </w:pPr>
           <w:hyperlink w:anchor="_Toc216525081" w:history="1">
@@ -2368,7 +2392,7 @@
                 <w:noProof/>
                 <w:sz w:val="24"/>
                 <w:szCs w:val="24"/>
-                <w:lang w:val="en-DE" w:eastAsia="en-DE"/>
+                <w:lang w:eastAsia="en-DE"/>
               </w:rPr>
               <w:tab/>
             </w:r>
@@ -2441,7 +2465,7 @@
               <w:noProof/>
               <w:sz w:val="24"/>
               <w:szCs w:val="24"/>
-              <w:lang w:val="en-DE" w:eastAsia="en-DE"/>
+              <w:lang w:eastAsia="en-DE"/>
             </w:rPr>
           </w:pPr>
           <w:hyperlink w:anchor="_Toc216525082" w:history="1">
@@ -2458,7 +2482,7 @@
                 <w:noProof/>
                 <w:sz w:val="24"/>
                 <w:szCs w:val="24"/>
-                <w:lang w:val="en-DE" w:eastAsia="en-DE"/>
+                <w:lang w:eastAsia="en-DE"/>
               </w:rPr>
               <w:tab/>
             </w:r>
@@ -2531,7 +2555,7 @@
               <w:noProof/>
               <w:sz w:val="24"/>
               <w:szCs w:val="24"/>
-              <w:lang w:val="en-DE" w:eastAsia="en-DE"/>
+              <w:lang w:eastAsia="en-DE"/>
             </w:rPr>
           </w:pPr>
           <w:hyperlink w:anchor="_Toc216525083" w:history="1">
@@ -2548,7 +2572,7 @@
                 <w:noProof/>
                 <w:sz w:val="24"/>
                 <w:szCs w:val="24"/>
-                <w:lang w:val="en-DE" w:eastAsia="en-DE"/>
+                <w:lang w:eastAsia="en-DE"/>
               </w:rPr>
               <w:tab/>
             </w:r>
@@ -2621,7 +2645,7 @@
               <w:noProof/>
               <w:sz w:val="24"/>
               <w:szCs w:val="24"/>
-              <w:lang w:val="en-DE" w:eastAsia="en-DE"/>
+              <w:lang w:eastAsia="en-DE"/>
             </w:rPr>
           </w:pPr>
           <w:hyperlink w:anchor="_Toc216525084" w:history="1">
@@ -2638,7 +2662,7 @@
                 <w:noProof/>
                 <w:sz w:val="24"/>
                 <w:szCs w:val="24"/>
-                <w:lang w:val="en-DE" w:eastAsia="en-DE"/>
+                <w:lang w:eastAsia="en-DE"/>
               </w:rPr>
               <w:tab/>
             </w:r>
@@ -2708,7 +2732,7 @@
               <w:bCs w:val="0"/>
               <w:sz w:val="24"/>
               <w:szCs w:val="24"/>
-              <w:lang w:val="en-DE" w:eastAsia="en-DE"/>
+              <w:lang w:eastAsia="en-DE"/>
             </w:rPr>
           </w:pPr>
           <w:hyperlink w:anchor="_Toc216525085" w:history="1">
@@ -2773,7 +2797,7 @@
               <w:noProof/>
               <w:sz w:val="24"/>
               <w:szCs w:val="24"/>
-              <w:lang w:val="en-DE" w:eastAsia="en-DE"/>
+              <w:lang w:eastAsia="en-DE"/>
             </w:rPr>
           </w:pPr>
           <w:hyperlink w:anchor="_Toc216525086" w:history="1">
@@ -2790,7 +2814,7 @@
                 <w:noProof/>
                 <w:sz w:val="24"/>
                 <w:szCs w:val="24"/>
-                <w:lang w:val="en-DE" w:eastAsia="en-DE"/>
+                <w:lang w:eastAsia="en-DE"/>
               </w:rPr>
               <w:tab/>
             </w:r>
@@ -2863,7 +2887,7 @@
               <w:noProof/>
               <w:sz w:val="24"/>
               <w:szCs w:val="24"/>
-              <w:lang w:val="en-DE" w:eastAsia="en-DE"/>
+              <w:lang w:eastAsia="en-DE"/>
             </w:rPr>
           </w:pPr>
           <w:hyperlink w:anchor="_Toc216525087" w:history="1">
@@ -2880,7 +2904,7 @@
                 <w:noProof/>
                 <w:sz w:val="24"/>
                 <w:szCs w:val="24"/>
-                <w:lang w:val="en-DE" w:eastAsia="en-DE"/>
+                <w:lang w:eastAsia="en-DE"/>
               </w:rPr>
               <w:tab/>
             </w:r>
@@ -2950,7 +2974,7 @@
               <w:bCs w:val="0"/>
               <w:sz w:val="24"/>
               <w:szCs w:val="24"/>
-              <w:lang w:val="en-DE" w:eastAsia="en-DE"/>
+              <w:lang w:eastAsia="en-DE"/>
             </w:rPr>
           </w:pPr>
           <w:hyperlink w:anchor="_Toc216525088" w:history="1">
@@ -3015,7 +3039,7 @@
               <w:noProof/>
               <w:sz w:val="24"/>
               <w:szCs w:val="24"/>
-              <w:lang w:val="en-DE" w:eastAsia="en-DE"/>
+              <w:lang w:eastAsia="en-DE"/>
             </w:rPr>
           </w:pPr>
           <w:hyperlink w:anchor="_Toc216525089" w:history="1">
@@ -3032,7 +3056,7 @@
                 <w:noProof/>
                 <w:sz w:val="24"/>
                 <w:szCs w:val="24"/>
-                <w:lang w:val="en-DE" w:eastAsia="en-DE"/>
+                <w:lang w:eastAsia="en-DE"/>
               </w:rPr>
               <w:tab/>
             </w:r>
@@ -3105,7 +3129,7 @@
               <w:noProof/>
               <w:sz w:val="24"/>
               <w:szCs w:val="24"/>
-              <w:lang w:val="en-DE" w:eastAsia="en-DE"/>
+              <w:lang w:eastAsia="en-DE"/>
             </w:rPr>
           </w:pPr>
           <w:hyperlink w:anchor="_Toc216525090" w:history="1">
@@ -3122,7 +3146,7 @@
                 <w:noProof/>
                 <w:sz w:val="24"/>
                 <w:szCs w:val="24"/>
-                <w:lang w:val="en-DE" w:eastAsia="en-DE"/>
+                <w:lang w:eastAsia="en-DE"/>
               </w:rPr>
               <w:tab/>
             </w:r>
@@ -3195,7 +3219,7 @@
               <w:noProof/>
               <w:sz w:val="24"/>
               <w:szCs w:val="24"/>
-              <w:lang w:val="en-DE" w:eastAsia="en-DE"/>
+              <w:lang w:eastAsia="en-DE"/>
             </w:rPr>
           </w:pPr>
           <w:hyperlink w:anchor="_Toc216525091" w:history="1">
@@ -3212,7 +3236,7 @@
                 <w:noProof/>
                 <w:sz w:val="24"/>
                 <w:szCs w:val="24"/>
-                <w:lang w:val="en-DE" w:eastAsia="en-DE"/>
+                <w:lang w:eastAsia="en-DE"/>
               </w:rPr>
               <w:tab/>
             </w:r>
@@ -3339,7 +3363,15 @@
         <w:spacing w:after="120"/>
       </w:pPr>
       <w:r>
-        <w:t>Economic discourse has historically oscillated between two distinct market theories. The classical view posits that markets function as self-regulating systems where decentralized exchange naturally fosters allocative efficiency and mutual utility. Conversely, critical political economy suggests that without intervention, market mechanisms tend toward capital concentration, creating systemic imbalances between those holding assets and those providing labor or liquidity.</w:t>
+        <w:t xml:space="preserve">Economic discourse has historically oscillated between two distinct market theories. The classical view posits that markets function as self-regulating systems where decentralized exchange naturally fosters allocative efficiency and mutual utility. Conversely, critical political economy suggests that without intervention, market mechanisms tend toward capital concentration, creating systemic imbalances between those holding assets and those providing </w:t>
+      </w:r>
+      <w:proofErr w:type="spellStart"/>
+      <w:r>
+        <w:t>labor</w:t>
+      </w:r>
+      <w:proofErr w:type="spellEnd"/>
+      <w:r>
+        <w:t xml:space="preserve"> or liquidity.</w:t>
       </w:r>
     </w:p>
     <w:p>
@@ -3373,7 +3405,15 @@
         <w:spacing w:after="120"/>
       </w:pPr>
       <w:r>
-        <w:t>However, a stark dichotomy has emerged between the technological utility of these protocols and the economic reality of their deployment. While the underlying infrastructure successfully functions as a neutral, censorship-resistant substrate for value transfer, the market layer constructed atop it has been co-opted to prioritize high-velocity speculation over sustainable utility. The tools designed for systemic liberation are increasingly utilized to engineer gamified capital extraction. This deviation is driven by the behavioral profile of the contemporary participant, whose market engagement is shaped by distinct socio-economic pressures:</w:t>
+        <w:t xml:space="preserve">However, a stark dichotomy has emerged between the technological utility of these protocols and the economic reality of their deployment. While the underlying infrastructure successfully functions as a neutral, censorship-resistant substrate for value transfer, the market layer constructed atop it has been co-opted to prioritize high-velocity speculation over sustainable utility. The tools designed for systemic liberation are increasingly utilized to engineer gamified capital extraction. This deviation is driven by the </w:t>
+      </w:r>
+      <w:proofErr w:type="spellStart"/>
+      <w:r>
+        <w:t>behavioral</w:t>
+      </w:r>
+      <w:proofErr w:type="spellEnd"/>
+      <w:r>
+        <w:t xml:space="preserve"> profile of the contemporary participant, whose market engagement is shaped by distinct socio-economic pressures:</w:t>
       </w:r>
     </w:p>
     <w:p>
@@ -3392,7 +3432,15 @@
         <w:t>Structural Alienation:</w:t>
       </w:r>
       <w:r>
-        <w:t> A rational skepticism regarding legacy financial institutions, which are increasingly viewed as exclusionary, inefficient, and structurally prejudiced against individual participants.</w:t>
+        <w:t xml:space="preserve"> A rational </w:t>
+      </w:r>
+      <w:proofErr w:type="spellStart"/>
+      <w:r>
+        <w:t>skepticism</w:t>
+      </w:r>
+      <w:proofErr w:type="spellEnd"/>
+      <w:r>
+        <w:t xml:space="preserve"> regarding legacy financial institutions, which are increasingly viewed as exclusionary, inefficient, and structurally prejudiced against individual participants.</w:t>
       </w:r>
     </w:p>
     <w:p>
@@ -3430,7 +3478,15 @@
         <w:t>Reliance on Narrative-Driven Valuation:</w:t>
       </w:r>
       <w:r>
-        <w:t> In an asset class often lacking standardized cash-flow fundamentals, price discovery becomes reflexive—driven by social consensus and mimetic behavior rather than intrinsic utility.</w:t>
+        <w:t xml:space="preserve"> In an asset class often lacking standardized cash-flow fundamentals, price discovery becomes reflexive—driven by social consensus and mimetic </w:t>
+      </w:r>
+      <w:proofErr w:type="spellStart"/>
+      <w:r>
+        <w:t>behavior</w:t>
+      </w:r>
+      <w:proofErr w:type="spellEnd"/>
+      <w:r>
+        <w:t xml:space="preserve"> rather than intrinsic utility.</w:t>
       </w:r>
     </w:p>
     <w:p>
@@ -3449,7 +3505,15 @@
         <w:t>Preference for Positive Skewness:</w:t>
       </w:r>
       <w:r>
-        <w:t> A behavioral tendency to prioritize high-variance, lottery-like outcomes over risk-adjusted stability, often as a reaction to limited upward mobility in the traditional economy.</w:t>
+        <w:t xml:space="preserve"> A </w:t>
+      </w:r>
+      <w:proofErr w:type="spellStart"/>
+      <w:r>
+        <w:t>behavioral</w:t>
+      </w:r>
+      <w:proofErr w:type="spellEnd"/>
+      <w:r>
+        <w:t xml:space="preserve"> tendency to prioritize high-variance, lottery-like outcomes over risk-adjusted stability, often as a reaction to limited upward mobility in the traditional economy.</w:t>
       </w:r>
     </w:p>
     <w:p>
@@ -3468,7 +3532,15 @@
       </w:pPr>
       <w:bookmarkStart w:id="4" w:name="_Toc216525065"/>
       <w:r>
-        <w:t>Operationalizing the Paradox: The Ritardo Games Framework</w:t>
+        <w:t xml:space="preserve">Operationalizing the Paradox: The </w:t>
+      </w:r>
+      <w:proofErr w:type="spellStart"/>
+      <w:r>
+        <w:t>Ritardo</w:t>
+      </w:r>
+      <w:proofErr w:type="spellEnd"/>
+      <w:r>
+        <w:t xml:space="preserve"> Games Framework</w:t>
       </w:r>
       <w:bookmarkEnd w:id="4"/>
     </w:p>
@@ -3479,30 +3551,48 @@
       <w:r>
         <w:t>To confront the structural dissonance outlined above—the conflict between the egalitarian ethos of the original cypherpunk vision and the hyper-concentrative reality of the current market—we introduce the </w:t>
       </w:r>
+      <w:proofErr w:type="spellStart"/>
       <w:r>
         <w:rPr>
           <w:b/>
           <w:bCs/>
         </w:rPr>
-        <w:t>Ritardo Games</w:t>
-      </w:r>
-      <w:r>
-        <w:t> protocol.</w:t>
-      </w:r>
-    </w:p>
-    <w:p>
-      <w:pPr>
-        <w:spacing w:after="120"/>
-      </w:pPr>
-      <w:r>
-        <w:t>This intervention is designed not merely as a recreational application, but as a live, on-chain economic laboratory. It proceeds from the premise that the cryptocurrency ecosystem is currently trapped in a state of ideological suspension: fundamentally "socialist" in its architectural promise of open access and peer-to-peer solidarity, yet ruthlessly "capitalist" in its execution, governed by power laws and capital efficiency. </w:t>
-      </w:r>
+        <w:t>Ritardo</w:t>
+      </w:r>
+      <w:proofErr w:type="spellEnd"/>
       <w:r>
         <w:rPr>
           <w:b/>
           <w:bCs/>
         </w:rPr>
-        <w:t>Ritardo Games</w:t>
+        <w:t xml:space="preserve"> Games</w:t>
+      </w:r>
+      <w:r>
+        <w:t> protocol.</w:t>
+      </w:r>
+    </w:p>
+    <w:p>
+      <w:pPr>
+        <w:spacing w:after="120"/>
+      </w:pPr>
+      <w:r>
+        <w:t>This intervention is designed not merely as a recreational application, but as a live, on-chain economic laboratory. It proceeds from the premise that the cryptocurrency ecosystem is currently trapped in a state of ideological suspension: fundamentally "socialist" in its architectural promise of open access and peer-to-peer solidarity, yet ruthlessly "capitalist" in its execution, governed by power laws and capital efficiency. </w:t>
+      </w:r>
+      <w:proofErr w:type="spellStart"/>
+      <w:r>
+        <w:rPr>
+          <w:b/>
+          <w:bCs/>
+        </w:rPr>
+        <w:t>Ritardo</w:t>
+      </w:r>
+      <w:proofErr w:type="spellEnd"/>
+      <w:r>
+        <w:rPr>
+          <w:b/>
+          <w:bCs/>
+        </w:rPr>
+        <w:t xml:space="preserve"> Games</w:t>
       </w:r>
       <w:r>
         <w:t> externalizes this internal conflict, transforming the implicit tension of the market into an explicit, gamified mechanism.</w:t>
@@ -3633,7 +3723,15 @@
       </w:r>
       <w:r>
         <w:br/>
-        <w:t>The seasonal cycle concludes when the aggregate economy reaches a pre-defined threshold of distribution (e.g., a specific high or low Gini score), signaling the victory of the respective ideology.</w:t>
+        <w:t xml:space="preserve">The seasonal cycle concludes when the aggregate economy reaches a pre-defined threshold of distribution (e.g., a specific high or low Gini score), </w:t>
+      </w:r>
+      <w:proofErr w:type="spellStart"/>
+      <w:r>
+        <w:t>signaling</w:t>
+      </w:r>
+      <w:proofErr w:type="spellEnd"/>
+      <w:r>
+        <w:t xml:space="preserve"> the victory of the respective ideology.</w:t>
       </w:r>
     </w:p>
     <w:p>
@@ -3797,7 +3895,23 @@
         <w:spacing w:after="120"/>
       </w:pPr>
       <w:r>
-        <w:t>The architecture of Ritardo Games serves a dual function: it is simultaneously a competitive economic simulation and a mechanism for behavioral reconditioning. To effectively intervene in the prevailing market culture, the protocol adopts the aesthetic and linguistic conventions of the high-velocity speculative environment it seeks to critique.</w:t>
+        <w:t xml:space="preserve">The architecture of </w:t>
+      </w:r>
+      <w:proofErr w:type="spellStart"/>
+      <w:r>
+        <w:t>Ritardo</w:t>
+      </w:r>
+      <w:proofErr w:type="spellEnd"/>
+      <w:r>
+        <w:t xml:space="preserve"> Games serves a dual function: it is simultaneously a competitive economic simulation and a mechanism for </w:t>
+      </w:r>
+      <w:proofErr w:type="spellStart"/>
+      <w:r>
+        <w:t>behavioral</w:t>
+      </w:r>
+      <w:proofErr w:type="spellEnd"/>
+      <w:r>
+        <w:t xml:space="preserve"> reconditioning. To effectively intervene in the prevailing market culture, the protocol adopts the aesthetic and linguistic conventions of the high-velocity speculative environment it seeks to critique.</w:t>
       </w:r>
     </w:p>
     <w:p>
@@ -3805,7 +3919,31 @@
         <w:spacing w:after="120"/>
       </w:pPr>
       <w:r>
-        <w:t>This approach is codified in the project's title. While "Ritardo" functions on the surface as a satirization of risk-seeking behavior, its etymological root—Italian for "delay" or "lateness"—signifies the project’s deeper methodological intent. In an ecosystem defined by reflexive, millisecond-level execution, the protocol imposes strategic friction. It rewards deliberate, analytical "slowness" over impulsive action, fundamentally challenging the speed-at-all-costs heuristic that dominates contemporary trading.</w:t>
+        <w:t>This approach is codified in the project's title. While "</w:t>
+      </w:r>
+      <w:proofErr w:type="spellStart"/>
+      <w:r>
+        <w:t>Ritardo</w:t>
+      </w:r>
+      <w:proofErr w:type="spellEnd"/>
+      <w:r>
+        <w:t xml:space="preserve">" functions on the surface as a </w:t>
+      </w:r>
+      <w:proofErr w:type="spellStart"/>
+      <w:r>
+        <w:t>satirization</w:t>
+      </w:r>
+      <w:proofErr w:type="spellEnd"/>
+      <w:r>
+        <w:t xml:space="preserve"> of risk-seeking </w:t>
+      </w:r>
+      <w:proofErr w:type="spellStart"/>
+      <w:r>
+        <w:t>behavior</w:t>
+      </w:r>
+      <w:proofErr w:type="spellEnd"/>
+      <w:r>
+        <w:t>, its etymological root—Italian for "delay" or "lateness"—signifies the project’s deeper methodological intent. In an ecosystem defined by reflexive, millisecond-level execution, the protocol imposes strategic friction. It rewards deliberate, analytical "slowness" over impulsive action, fundamentally challenging the speed-at-all-costs heuristic that dominates contemporary trading.</w:t>
       </w:r>
     </w:p>
     <w:p>
@@ -3951,7 +4089,15 @@
         <w:spacing w:after="120"/>
       </w:pPr>
       <w:r>
-        <w:t>The operational requirements of the Ritardo protocol are incompatible with traditional corporate structures. A centralized entity, bound by fiduciary obligations to maximize shareholder equity, introduces a fundamental conflict of interest. Such an entity would be structurally incentivized to manipulate the simulation’s parameters—such as issuance rates or fee structures—to optimize for revenue extraction rather than the integrity of the game. Under a centralized administrator, the simulation would cease to be a neutral laboratory and effectively become a rent-seeking platform.</w:t>
+        <w:t xml:space="preserve">The operational requirements of the </w:t>
+      </w:r>
+      <w:proofErr w:type="spellStart"/>
+      <w:r>
+        <w:t>Ritardo</w:t>
+      </w:r>
+      <w:proofErr w:type="spellEnd"/>
+      <w:r>
+        <w:t xml:space="preserve"> protocol are incompatible with traditional corporate structures. A centralized entity, bound by fiduciary obligations to maximize shareholder equity, introduces a fundamental conflict of interest. Such an entity would be structurally incentivized to manipulate the simulation’s parameters—such as issuance rates or fee structures—to optimize for revenue extraction rather than the integrity of the game. Under a centralized administrator, the simulation would cease to be a neutral laboratory and effectively become a rent-seeking platform.</w:t>
       </w:r>
     </w:p>
     <w:p>
@@ -3975,7 +4121,15 @@
         <w:spacing w:after="120"/>
       </w:pPr>
       <w:r>
-        <w:t>Ultimately, Ritardo Games functions as a direct intervention in the prevailing economic paradigm of the cryptocurrency sector. The dominant narrative, rooted in the legacy of first-generation blockchain protocols, frames crypto-assets primarily as Sovereign Capital—tools for the decentralized accumulation and storage of value. While revolutionary, this view limits the technology's potential to simple asset ownership.</w:t>
+        <w:t xml:space="preserve">Ultimately, </w:t>
+      </w:r>
+      <w:proofErr w:type="spellStart"/>
+      <w:r>
+        <w:t>Ritardo</w:t>
+      </w:r>
+      <w:proofErr w:type="spellEnd"/>
+      <w:r>
+        <w:t xml:space="preserve"> Games functions as a direct intervention in the prevailing economic paradigm of the cryptocurrency sector. The dominant narrative, rooted in the legacy of first-generation blockchain protocols, frames crypto-assets primarily as Sovereign Capital—tools for the decentralized accumulation and storage of value. While revolutionary, this view limits the technology's potential to simple asset ownership.</w:t>
       </w:r>
     </w:p>
     <w:p>
@@ -3994,8 +4148,13 @@
           <w:bCs/>
         </w:rPr>
       </w:pPr>
-      <w:r>
-        <w:t xml:space="preserve">Ritardo Games represents the practical application of this shift. It is a proof-of-concept designed to demonstrate that the highest utility of distributed ledger technology lies not in speculative </w:t>
+      <w:proofErr w:type="spellStart"/>
+      <w:r>
+        <w:t>Ritardo</w:t>
+      </w:r>
+      <w:proofErr w:type="spellEnd"/>
+      <w:r>
+        <w:t xml:space="preserve"> Games represents the practical application of this shift. It is a proof-of-concept designed to demonstrate that the highest utility of distributed ledger technology lies not in speculative </w:t>
       </w:r>
       <w:r>
         <w:lastRenderedPageBreak/>
@@ -4072,7 +4231,21 @@
         <w:rPr>
           <w:rFonts w:eastAsiaTheme="majorEastAsia" w:cstheme="minorHAnsi"/>
         </w:rPr>
-        <w:t>he structural integrity of the Ritardo protocol necessitates a departure from traditional corporate governance. A centralized entity, subject to external regulatory pressure and internal profit motives, poses an existential risk to the game’s immutability. Such an entity retains the capacity to arbitrarily alter payout structures or intervene in market dynamics, thereby undermining the simulation's validity.</w:t>
+        <w:t xml:space="preserve">he structural integrity of the </w:t>
+      </w:r>
+      <w:proofErr w:type="spellStart"/>
+      <w:r>
+        <w:rPr>
+          <w:rFonts w:eastAsiaTheme="majorEastAsia" w:cstheme="minorHAnsi"/>
+        </w:rPr>
+        <w:t>Ritardo</w:t>
+      </w:r>
+      <w:proofErr w:type="spellEnd"/>
+      <w:r>
+        <w:rPr>
+          <w:rFonts w:eastAsiaTheme="majorEastAsia" w:cstheme="minorHAnsi"/>
+        </w:rPr>
+        <w:t xml:space="preserve"> protocol necessitates a departure from traditional corporate governance. A centralized entity, subject to external regulatory pressure and internal profit motives, poses an existential risk to the game’s immutability. Such an entity retains the capacity to arbitrarily alter payout structures or intervene in market dynamics, thereby undermining the simulation's validity.</w:t>
       </w:r>
     </w:p>
     <w:p>
@@ -4208,7 +4381,21 @@
         <w:rPr>
           <w:rFonts w:eastAsiaTheme="majorEastAsia" w:cstheme="minorHAnsi"/>
         </w:rPr>
-        <w:t>The operational logic of the Ritardo ecosystem is governed by five foundational axioms:</w:t>
+        <w:t xml:space="preserve">The operational logic of the </w:t>
+      </w:r>
+      <w:proofErr w:type="spellStart"/>
+      <w:r>
+        <w:rPr>
+          <w:rFonts w:eastAsiaTheme="majorEastAsia" w:cstheme="minorHAnsi"/>
+        </w:rPr>
+        <w:t>Ritardo</w:t>
+      </w:r>
+      <w:proofErr w:type="spellEnd"/>
+      <w:r>
+        <w:rPr>
+          <w:rFonts w:eastAsiaTheme="majorEastAsia" w:cstheme="minorHAnsi"/>
+        </w:rPr>
+        <w:t xml:space="preserve"> ecosystem is governed by five foundational axioms:</w:t>
       </w:r>
     </w:p>
     <w:p>
@@ -4421,7 +4608,21 @@
         <w:rPr>
           <w:rFonts w:eastAsiaTheme="majorEastAsia" w:cstheme="minorHAnsi"/>
         </w:rPr>
-        <w:t>To balance the competing needs of broad participation (inclusivity) and cryptographic security (safety), Ritardo Games employs a </w:t>
+        <w:t xml:space="preserve">To balance the competing needs of broad participation (inclusivity) and cryptographic security (safety), </w:t>
+      </w:r>
+      <w:proofErr w:type="spellStart"/>
+      <w:r>
+        <w:rPr>
+          <w:rFonts w:eastAsiaTheme="majorEastAsia" w:cstheme="minorHAnsi"/>
+        </w:rPr>
+        <w:t>Ritardo</w:t>
+      </w:r>
+      <w:proofErr w:type="spellEnd"/>
+      <w:r>
+        <w:rPr>
+          <w:rFonts w:eastAsiaTheme="majorEastAsia" w:cstheme="minorHAnsi"/>
+        </w:rPr>
+        <w:t xml:space="preserve"> Games employs a </w:t>
       </w:r>
       <w:r>
         <w:rPr>
@@ -4435,7 +4636,21 @@
         <w:rPr>
           <w:rFonts w:eastAsiaTheme="majorEastAsia" w:cstheme="minorHAnsi"/>
         </w:rPr>
-        <w:t>. This architecture bifurcates the legislative process (signaling and consensus) from the executive process (transaction settlement), optimizing for a "gasless" user experience without compromising the finality of on-chain execution.</w:t>
+        <w:t>. This architecture bifurcates the legislative process (</w:t>
+      </w:r>
+      <w:proofErr w:type="spellStart"/>
+      <w:r>
+        <w:rPr>
+          <w:rFonts w:eastAsiaTheme="majorEastAsia" w:cstheme="minorHAnsi"/>
+        </w:rPr>
+        <w:t>signaling</w:t>
+      </w:r>
+      <w:proofErr w:type="spellEnd"/>
+      <w:r>
+        <w:rPr>
+          <w:rFonts w:eastAsiaTheme="majorEastAsia" w:cstheme="minorHAnsi"/>
+        </w:rPr>
+        <w:t xml:space="preserve"> and consensus) from the executive process (transaction settlement), optimizing for a "gasless" user experience without compromising the finality of on-chain execution.</w:t>
       </w:r>
     </w:p>
     <w:p>
@@ -4467,7 +4682,25 @@
           <w:b/>
           <w:bCs/>
         </w:rPr>
-        <w:t>The Deliberative Layer: Snapshot (Off-Chain Signaling)</w:t>
+        <w:t xml:space="preserve">The Deliberative Layer: Snapshot (Off-Chain </w:t>
+      </w:r>
+      <w:proofErr w:type="spellStart"/>
+      <w:r>
+        <w:rPr>
+          <w:rStyle w:val="Heading3Char"/>
+          <w:b/>
+          <w:bCs/>
+        </w:rPr>
+        <w:t>Signaling</w:t>
+      </w:r>
+      <w:proofErr w:type="spellEnd"/>
+      <w:r>
+        <w:rPr>
+          <w:rStyle w:val="Heading3Char"/>
+          <w:b/>
+          <w:bCs/>
+        </w:rPr>
+        <w:t>)</w:t>
       </w:r>
     </w:p>
     <w:p>
@@ -4701,13 +4934,23 @@
         </w:rPr>
         <w:t> As managers of the </w:t>
       </w:r>
+      <w:proofErr w:type="spellStart"/>
       <w:r>
         <w:rPr>
           <w:rFonts w:eastAsiaTheme="majorEastAsia" w:cstheme="minorHAnsi"/>
           <w:b/>
           <w:bCs/>
         </w:rPr>
-        <w:t>Ritardo Games DAO LLC</w:t>
+        <w:t>Ritardo</w:t>
+      </w:r>
+      <w:proofErr w:type="spellEnd"/>
+      <w:r>
+        <w:rPr>
+          <w:rFonts w:eastAsiaTheme="majorEastAsia" w:cstheme="minorHAnsi"/>
+          <w:b/>
+          <w:bCs/>
+        </w:rPr>
+        <w:t xml:space="preserve"> Games DAO LLC</w:t>
       </w:r>
       <w:r>
         <w:rPr>
@@ -4783,7 +5026,21 @@
         <w:rPr>
           <w:rFonts w:eastAsiaTheme="majorEastAsia" w:cstheme="minorHAnsi"/>
         </w:rPr>
-        <w:t>Critical administrative functions within the protocol architecture (such as GameController.startNewSeason or Treasury.setRevenueAllocationPolicy) are protected by an onlyCouncil modifier. This cryptographic gatekeeping ensures that no changes to the game rules or financial parameters can occur without the cryptographic consensus of the Execution Council, acting on the mandate of a passed proposal.</w:t>
+        <w:t>Critical administrative functions within the protocol architecture (such as GameController.startNewSeason or Treasury.setRevenueAllocationPolicy) are protected by an </w:t>
+      </w:r>
+      <w:proofErr w:type="spellStart"/>
+      <w:r>
+        <w:rPr>
+          <w:rFonts w:eastAsiaTheme="majorEastAsia" w:cstheme="minorHAnsi"/>
+        </w:rPr>
+        <w:t>onlyCouncil</w:t>
+      </w:r>
+      <w:proofErr w:type="spellEnd"/>
+      <w:r>
+        <w:rPr>
+          <w:rFonts w:eastAsiaTheme="majorEastAsia" w:cstheme="minorHAnsi"/>
+        </w:rPr>
+        <w:t> modifier. This cryptographic gatekeeping ensures that no changes to the game rules or financial parameters can occur without the cryptographic consensus of the Execution Council, acting on the mandate of a passed proposal.</w:t>
       </w:r>
     </w:p>
     <w:p>
@@ -4906,7 +5163,25 @@
           <w:b/>
           <w:bCs/>
         </w:rPr>
-        <w:t>Settlement (Timelock &amp; Execution):</w:t>
+        <w:t>Settlement (</w:t>
+      </w:r>
+      <w:proofErr w:type="spellStart"/>
+      <w:r>
+        <w:rPr>
+          <w:rFonts w:eastAsiaTheme="majorEastAsia" w:cstheme="minorHAnsi"/>
+          <w:b/>
+          <w:bCs/>
+        </w:rPr>
+        <w:t>Timelock</w:t>
+      </w:r>
+      <w:proofErr w:type="spellEnd"/>
+      <w:r>
+        <w:rPr>
+          <w:rFonts w:eastAsiaTheme="majorEastAsia" w:cstheme="minorHAnsi"/>
+          <w:b/>
+          <w:bCs/>
+        </w:rPr>
+        <w:t xml:space="preserve"> &amp; Execution):</w:t>
       </w:r>
     </w:p>
     <w:p>
@@ -4926,6 +5201,7 @@
         </w:rPr>
         <w:t>A </w:t>
       </w:r>
+      <w:proofErr w:type="spellStart"/>
       <w:r>
         <w:rPr>
           <w:rFonts w:eastAsiaTheme="majorEastAsia" w:cstheme="minorHAnsi"/>
@@ -4934,6 +5210,7 @@
         </w:rPr>
         <w:t>Timelock</w:t>
       </w:r>
+      <w:proofErr w:type="spellEnd"/>
       <w:r>
         <w:rPr>
           <w:rFonts w:eastAsiaTheme="majorEastAsia" w:cstheme="minorHAnsi"/>
@@ -4956,7 +5233,21 @@
         <w:rPr>
           <w:rFonts w:eastAsiaTheme="majorEastAsia" w:cstheme="minorHAnsi"/>
         </w:rPr>
-        <w:t>Upon expiration of the Timelock, the Execution Council signs the transaction, formally updating the state of the blockchain.</w:t>
+        <w:t xml:space="preserve">Upon expiration of the </w:t>
+      </w:r>
+      <w:proofErr w:type="spellStart"/>
+      <w:r>
+        <w:rPr>
+          <w:rFonts w:eastAsiaTheme="majorEastAsia" w:cstheme="minorHAnsi"/>
+        </w:rPr>
+        <w:t>Timelock</w:t>
+      </w:r>
+      <w:proofErr w:type="spellEnd"/>
+      <w:r>
+        <w:rPr>
+          <w:rFonts w:eastAsiaTheme="majorEastAsia" w:cstheme="minorHAnsi"/>
+        </w:rPr>
+        <w:t>, the Execution Council signs the transaction, formally updating the state of the blockchain.</w:t>
       </w:r>
     </w:p>
     <w:p>
@@ -4978,7 +5269,21 @@
         <w:rPr>
           <w:rFonts w:eastAsiaTheme="majorEastAsia" w:cstheme="minorHAnsi"/>
         </w:rPr>
-        <w:t> The Timelock serves as the primary failsafe. In the event that a passed proposal is found to contain a critical bug or malicious exploit, the Execution Council is bound by its protective mandate to withhold their signatures, effectively vetoing the transaction to preserve protocol integrity.</w:t>
+        <w:t xml:space="preserve"> The </w:t>
+      </w:r>
+      <w:proofErr w:type="spellStart"/>
+      <w:r>
+        <w:rPr>
+          <w:rFonts w:eastAsiaTheme="majorEastAsia" w:cstheme="minorHAnsi"/>
+        </w:rPr>
+        <w:t>Timelock</w:t>
+      </w:r>
+      <w:proofErr w:type="spellEnd"/>
+      <w:r>
+        <w:rPr>
+          <w:rFonts w:eastAsiaTheme="majorEastAsia" w:cstheme="minorHAnsi"/>
+        </w:rPr>
+        <w:t xml:space="preserve"> serves as the primary failsafe. In the event that a passed proposal is found to contain a critical bug or malicious exploit, the Execution Council is bound by its protective mandate to withhold their signatures, effectively vetoing the transaction to preserve protocol integrity.</w:t>
       </w:r>
     </w:p>
     <w:p>
@@ -5001,7 +5306,15 @@
         <w:spacing w:after="120"/>
       </w:pPr>
       <w:r>
-        <w:t>To ensure the protocol operates with the necessary throughput, security, and economic efficiency, the Ritardo Games simulation will be deployed on </w:t>
+        <w:t xml:space="preserve">To ensure the protocol operates with the necessary throughput, security, and economic efficiency, the </w:t>
+      </w:r>
+      <w:proofErr w:type="spellStart"/>
+      <w:r>
+        <w:t>Ritardo</w:t>
+      </w:r>
+      <w:proofErr w:type="spellEnd"/>
+      <w:r>
+        <w:t xml:space="preserve"> Games simulation will be deployed on </w:t>
       </w:r>
       <w:r>
         <w:rPr>
@@ -5100,7 +5413,23 @@
       </w:r>
       <w:r>
         <w:br/>
-        <w:t>While execution occurs on Layer 2 for speed and cost efficiency, final settlement and data availability are anchored to the Ethereum Mainnet. This ensures that the protocol inherits the security guarantees and censorship resistance of the underlying Layer 1. The DAO’s treasury and participant assets remain secured by the robust cryptographic consensus of Ethereum, mitigating the security trade-offs typically associated with alternative, high-throughput chains.</w:t>
+        <w:t xml:space="preserve">While execution occurs on Layer 2 for speed and cost efficiency, final settlement and data availability are anchored to the Ethereum </w:t>
+      </w:r>
+      <w:proofErr w:type="spellStart"/>
+      <w:r>
+        <w:t>Mainnet</w:t>
+      </w:r>
+      <w:proofErr w:type="spellEnd"/>
+      <w:r>
+        <w:t xml:space="preserve">. This ensures that the protocol inherits the security guarantees and censorship resistance of the underlying Layer 1. The </w:t>
+      </w:r>
+      <w:proofErr w:type="spellStart"/>
+      <w:r>
+        <w:t>DAO’s</w:t>
+      </w:r>
+      <w:proofErr w:type="spellEnd"/>
+      <w:r>
+        <w:t xml:space="preserve"> treasury and participant assets remain secured by the robust cryptographic consensus of Ethereum, mitigating the security trade-offs typically associated with alternative, high-throughput chains.</w:t>
       </w:r>
     </w:p>
     <w:p>
@@ -5141,7 +5470,15 @@
         <w:spacing w:after="120"/>
       </w:pPr>
       <w:r>
-        <w:t>The mechanics of Ritardo Games are not arbitrary gamification elements; they are the rigorous codification of the philosophical conflict outlined in Part I. Every rule is designed to ensure fairness, enforce accountability, and isolate the variables of economic ideology.</w:t>
+        <w:t xml:space="preserve">The mechanics of </w:t>
+      </w:r>
+      <w:proofErr w:type="spellStart"/>
+      <w:r>
+        <w:t>Ritardo</w:t>
+      </w:r>
+      <w:proofErr w:type="spellEnd"/>
+      <w:r>
+        <w:t xml:space="preserve"> Games are not arbitrary gamification elements; they are the rigorous codification of the philosophical conflict outlined in Part I. Every rule is designed to ensure fairness, enforce accountability, and isolate the variables of economic ideology.</w:t>
       </w:r>
     </w:p>
     <w:p>
@@ -5179,15 +5516,48 @@
           <w:b/>
           <w:bCs/>
         </w:rPr>
-        <w:t>Contract Logic: GameController.sol / RTD.sol</w:t>
-      </w:r>
+        <w:t>Contract Logic: </w:t>
+      </w:r>
+      <w:proofErr w:type="spellStart"/>
+      <w:r>
+        <w:rPr>
+          <w:b/>
+          <w:bCs/>
+        </w:rPr>
+        <w:t>GameController.sol</w:t>
+      </w:r>
+      <w:proofErr w:type="spellEnd"/>
+      <w:r>
+        <w:rPr>
+          <w:b/>
+          <w:bCs/>
+        </w:rPr>
+        <w:t> / </w:t>
+      </w:r>
+      <w:proofErr w:type="spellStart"/>
+      <w:r>
+        <w:rPr>
+          <w:b/>
+          <w:bCs/>
+        </w:rPr>
+        <w:t>RTD.sol</w:t>
+      </w:r>
+      <w:proofErr w:type="spellEnd"/>
     </w:p>
     <w:p>
       <w:pPr>
         <w:spacing w:after="120"/>
       </w:pPr>
       <w:r>
-        <w:t>A primary vulnerability in anonymous economic simulations is the "Sybil Attack"—specifically, the ability of a capital-rich actor (a "whale") to mimic a collective of low-capital participants by splitting funds across hundreds of wallets. This behavior would artificially deflate the Gini Coefficient, rendering the "Socialist" victory condition trivial to exploit.</w:t>
+        <w:t xml:space="preserve">A primary vulnerability in anonymous economic simulations is the "Sybil Attack"—specifically, the ability of a capital-rich actor (a "whale") to mimic a collective of low-capital participants by splitting funds across hundreds of wallets. This </w:t>
+      </w:r>
+      <w:proofErr w:type="spellStart"/>
+      <w:r>
+        <w:t>behavior</w:t>
+      </w:r>
+      <w:proofErr w:type="spellEnd"/>
+      <w:r>
+        <w:t xml:space="preserve"> would artificially deflate the Gini Coefficient, rendering the "Socialist" victory condition trivial to exploit.</w:t>
       </w:r>
     </w:p>
     <w:p>
@@ -5224,15 +5594,23 @@
         <w:t>The Rule:</w:t>
       </w:r>
       <w:r>
-        <w:t> To participate in any seasonal activity (minting or</w:t>
-      </w:r>
-      <w:r>
-        <w:t xml:space="preserve"> </w:t>
-      </w:r>
-      <w:r>
-        <w:t>trading FIM),</w:t>
-      </w:r>
-      <w:r>
+        <w:t xml:space="preserve"> To participate </w:t>
+      </w:r>
+      <w:r>
+        <w:t xml:space="preserve">in the </w:t>
+      </w:r>
+      <w:r>
+        <w:rPr>
+          <w:b/>
+          <w:bCs/>
+        </w:rPr>
+        <w:t>Capital Initialization Phase (Auction)</w:t>
+      </w:r>
+      <w:r>
+        <w:rPr>
+          <w:b/>
+          <w:bCs/>
+        </w:rPr>
         <w:t xml:space="preserve"> </w:t>
       </w:r>
       <w:r>
@@ -5344,7 +5722,15 @@
         <w:t>The Mechanism:</w:t>
       </w:r>
       <w:r>
-        <w:t> This check is atomic. Before any transaction (mint or trade) is processed, the smart contract queries the RTD.sol contract. If the user’s governance collateral falls below the required threshold relative to the transaction value, the interaction reverts.</w:t>
+        <w:t> This check is atomic. Before any transaction (mint or trade) is processed, the smart contract queries the </w:t>
+      </w:r>
+      <w:proofErr w:type="spellStart"/>
+      <w:r>
+        <w:t>RTD.sol</w:t>
+      </w:r>
+      <w:proofErr w:type="spellEnd"/>
+      <w:r>
+        <w:t> contract. If the user’s governance collateral falls below the required threshold relative to the transaction value, the interaction reverts.</w:t>
       </w:r>
     </w:p>
     <w:p>
@@ -5383,8 +5769,17 @@
           <w:b/>
           <w:bCs/>
         </w:rPr>
-        <w:t>Contract Logic: FIM.sol</w:t>
-      </w:r>
+        <w:t>Contract Logic: </w:t>
+      </w:r>
+      <w:proofErr w:type="spellStart"/>
+      <w:r>
+        <w:rPr>
+          <w:b/>
+          <w:bCs/>
+        </w:rPr>
+        <w:t>FIM.sol</w:t>
+      </w:r>
+      <w:proofErr w:type="spellEnd"/>
     </w:p>
     <w:p>
       <w:pPr>
@@ -5420,7 +5815,15 @@
         <w:t>Ephemeral Existence:</w:t>
       </w:r>
       <w:r>
-        <w:t> $FIM is seasonal. Each season deploys a new FIM.sol contract. Tokens from Season 1 have no utility or validity in Season 2, preventing cross-season speculation and ensuring every simulation starts from a neutral state.</w:t>
+        <w:t> $FIM is seasonal. Each season deploys a new </w:t>
+      </w:r>
+      <w:proofErr w:type="spellStart"/>
+      <w:r>
+        <w:t>FIM.sol</w:t>
+      </w:r>
+      <w:proofErr w:type="spellEnd"/>
+      <w:r>
+        <w:t> contract. Tokens from Season 1 have no utility or validity in Season 2, preventing cross-season speculation and ensuring every simulation starts from a neutral state.</w:t>
       </w:r>
     </w:p>
     <w:p>
@@ -5439,7 +5842,25 @@
         <w:t>Restricted Transferability:</w:t>
       </w:r>
       <w:r>
-        <w:t> The transfer function of the token is disabled for direct wallet-to-wallet interactions. Transfers are only permitted when the msg.sender is the official Exchange.sol contract. This restriction forces all value transfers to occur within the observable marketplace, ensuring that every shift in wealth is recorded and correctly impacts the Gini Coefficient calculation.</w:t>
+        <w:t> The transfer function of the token is disabled for direct wallet-to-wallet interactions. Transfers are only permitted when the </w:t>
+      </w:r>
+      <w:proofErr w:type="spellStart"/>
+      <w:proofErr w:type="gramStart"/>
+      <w:r>
+        <w:t>msg.sender</w:t>
+      </w:r>
+      <w:proofErr w:type="spellEnd"/>
+      <w:proofErr w:type="gramEnd"/>
+      <w:r>
+        <w:t> is the official </w:t>
+      </w:r>
+      <w:proofErr w:type="spellStart"/>
+      <w:r>
+        <w:t>Exchange.sol</w:t>
+      </w:r>
+      <w:proofErr w:type="spellEnd"/>
+      <w:r>
+        <w:t> contract. This restriction forces all value transfers to occur within the observable marketplace, ensuring that every shift in wealth is recorded and correctly impacts the Gini Coefficient calculation.</w:t>
       </w:r>
     </w:p>
     <w:p>
@@ -5459,8 +5880,17 @@
           <w:b/>
           <w:bCs/>
         </w:rPr>
-        <w:t>Contract Logic: Auction.sol</w:t>
-      </w:r>
+        <w:t>Contract Logic: </w:t>
+      </w:r>
+      <w:proofErr w:type="spellStart"/>
+      <w:r>
+        <w:rPr>
+          <w:b/>
+          <w:bCs/>
+        </w:rPr>
+        <w:t>Auction.sol</w:t>
+      </w:r>
+      <w:proofErr w:type="spellEnd"/>
     </w:p>
     <w:p>
       <w:pPr>
@@ -5505,7 +5935,15 @@
         <w:t>Accountability Ledger:</w:t>
       </w:r>
       <w:r>
-        <w:t> The contract records the cumulative capital injected by each address (Money_In). This creates a permanent, on-chain basis for the "Proof of Sacrifice" metric used in settlement.</w:t>
+        <w:t> The contract records the cumulative capital injected by each address (</w:t>
+      </w:r>
+      <w:proofErr w:type="spellStart"/>
+      <w:r>
+        <w:t>Money_In</w:t>
+      </w:r>
+      <w:proofErr w:type="spellEnd"/>
+      <w:r>
+        <w:t>). This creates a permanent, on-chain basis for the "Proof of Sacrifice" metric used in settlement.</w:t>
       </w:r>
     </w:p>
     <w:p>
@@ -5524,7 +5962,23 @@
         <w:t>Treasury Deployment:</w:t>
       </w:r>
       <w:r>
-        <w:t> Capital is not held idle. The Auction.sol contract automatically routes deposited funds to the Treasury.sol vault, which deploys the assets into low-risk DeFi lending protocols. This ensures the Prize Pool generates yield for the DAO throughout the duration of the game.</w:t>
+        <w:t> Capital is not held idle. The </w:t>
+      </w:r>
+      <w:proofErr w:type="spellStart"/>
+      <w:r>
+        <w:t>Auction.sol</w:t>
+      </w:r>
+      <w:proofErr w:type="spellEnd"/>
+      <w:r>
+        <w:t> contract automatically routes deposited funds to the </w:t>
+      </w:r>
+      <w:proofErr w:type="spellStart"/>
+      <w:r>
+        <w:t>Treasury.sol</w:t>
+      </w:r>
+      <w:proofErr w:type="spellEnd"/>
+      <w:r>
+        <w:t> vault, which deploys the assets into low-risk DeFi lending protocols. This ensures the Prize Pool generates yield for the DAO throughout the duration of the game.</w:t>
       </w:r>
     </w:p>
     <w:p>
@@ -5544,31 +5998,80 @@
           <w:b/>
           <w:bCs/>
         </w:rPr>
-        <w:t>Contract Logic: GameSeason.sol &amp; Exchange.sol</w:t>
-      </w:r>
-    </w:p>
-    <w:p>
-      <w:pPr>
-        <w:spacing w:after="120"/>
-      </w:pPr>
-      <w:r>
-        <w:t>Following the auction, the economy transitions to a free-market state for a quarterly duration.</w:t>
-      </w:r>
-    </w:p>
-    <w:p>
-      <w:pPr>
-        <w:spacing w:after="120"/>
-      </w:pPr>
+        <w:t>Contract Logic: </w:t>
+      </w:r>
+      <w:proofErr w:type="spellStart"/>
       <w:r>
         <w:rPr>
           <w:b/>
           <w:bCs/>
         </w:rPr>
-        <w:t>The Transparent Order Book (Exchange.sol)</w:t>
+        <w:t>GameSeason.sol</w:t>
+      </w:r>
+      <w:proofErr w:type="spellEnd"/>
+      <w:r>
+        <w:rPr>
+          <w:b/>
+          <w:bCs/>
+        </w:rPr>
+        <w:t> &amp; </w:t>
+      </w:r>
+      <w:proofErr w:type="spellStart"/>
+      <w:r>
+        <w:rPr>
+          <w:b/>
+          <w:bCs/>
+        </w:rPr>
+        <w:t>Exchange.sol</w:t>
+      </w:r>
+      <w:proofErr w:type="spellEnd"/>
+    </w:p>
+    <w:p>
+      <w:pPr>
+        <w:spacing w:after="120"/>
+      </w:pPr>
+      <w:r>
+        <w:t>Following the auction, the economy transitions to a free-market state for a quarterly duration.</w:t>
+      </w:r>
+    </w:p>
+    <w:p>
+      <w:pPr>
+        <w:spacing w:after="120"/>
+      </w:pPr>
+      <w:r>
+        <w:rPr>
+          <w:b/>
+          <w:bCs/>
+        </w:rPr>
+        <w:t>The Transparent Order Book (</w:t>
+      </w:r>
+      <w:proofErr w:type="spellStart"/>
+      <w:r>
+        <w:rPr>
+          <w:b/>
+          <w:bCs/>
+        </w:rPr>
+        <w:t>Exchange.sol</w:t>
+      </w:r>
+      <w:proofErr w:type="spellEnd"/>
+      <w:r>
+        <w:rPr>
+          <w:b/>
+          <w:bCs/>
+        </w:rPr>
+        <w:t>)</w:t>
       </w:r>
       <w:r>
         <w:br/>
-        <w:t>Unlike standard Decentralized Exchanges (AMMs) which obscure individual actors behind liquidity pools, the Ritardo Exchange utilizes a </w:t>
+        <w:t xml:space="preserve">Unlike standard Decentralized Exchanges (AMMs) which obscure individual actors behind liquidity pools, the </w:t>
+      </w:r>
+      <w:proofErr w:type="spellStart"/>
+      <w:r>
+        <w:t>Ritardo</w:t>
+      </w:r>
+      <w:proofErr w:type="spellEnd"/>
+      <w:r>
+        <w:t xml:space="preserve"> Exchange utilizes a </w:t>
       </w:r>
       <w:r>
         <w:rPr>
@@ -5677,7 +6180,15 @@
           <w:b/>
           <w:bCs/>
         </w:rPr>
-        <w:t>Gini Coefficient (Gcurrent</w:t>
+        <w:t>Gini Coefficient (</w:t>
+      </w:r>
+      <w:proofErr w:type="spellStart"/>
+      <w:r>
+        <w:rPr>
+          <w:b/>
+          <w:bCs/>
+        </w:rPr>
+        <w:t>Gcurrent</w:t>
       </w:r>
       <w:r>
         <w:rPr>
@@ -5688,6 +6199,7 @@
         </w:rPr>
         <w:t>Gcurrent</w:t>
       </w:r>
+      <w:proofErr w:type="spellEnd"/>
       <w:r>
         <w:rPr>
           <w:b/>
@@ -5708,7 +6220,23 @@
           <w:b/>
           <w:bCs/>
         </w:rPr>
-        <w:t>Victory Conditions (GameSeason.sol)</w:t>
+        <w:t>Victory Conditions (</w:t>
+      </w:r>
+      <w:proofErr w:type="spellStart"/>
+      <w:r>
+        <w:rPr>
+          <w:b/>
+          <w:bCs/>
+        </w:rPr>
+        <w:t>GameSeason.sol</w:t>
+      </w:r>
+      <w:proofErr w:type="spellEnd"/>
+      <w:r>
+        <w:rPr>
+          <w:b/>
+          <w:bCs/>
+        </w:rPr>
+        <w:t>)</w:t>
       </w:r>
       <w:r>
         <w:br/>
@@ -5761,7 +6289,11 @@
         <w:t>25%</w:t>
       </w:r>
       <w:r>
-        <w:t> of the distance from the starting state (Ginitial</w:t>
+        <w:t> of the distance from the starting state (</w:t>
+      </w:r>
+      <w:proofErr w:type="spellStart"/>
+      <w:r>
+        <w:t>Ginitial</w:t>
       </w:r>
       <w:r>
         <w:rPr>
@@ -5770,6 +6302,7 @@
         </w:rPr>
         <w:t>Ginitial</w:t>
       </w:r>
+      <w:proofErr w:type="spellEnd"/>
       <w:r>
         <w:t>​) toward their ideological pole.</w:t>
       </w:r>
@@ -5799,7 +6332,15 @@
         <w:ind w:left="1440"/>
       </w:pPr>
       <w:r>
-        <w:t>(Gcurrent−Ginitial)/(1−Ginitial)≥0.25(</w:t>
+        <w:t>(Gcurrent−Ginitial)/(1−</w:t>
+      </w:r>
+      <w:proofErr w:type="gramStart"/>
+      <w:r>
+        <w:t>Ginitial)≥</w:t>
+      </w:r>
+      <w:proofErr w:type="gramEnd"/>
+      <w:r>
+        <w:t>0.25(</w:t>
       </w:r>
       <w:r>
         <w:rPr>
@@ -5821,6 +6362,7 @@
       <w:r>
         <w:t>​)/(1−</w:t>
       </w:r>
+      <w:proofErr w:type="gramStart"/>
       <w:r>
         <w:rPr>
           <w:i/>
@@ -5829,7 +6371,11 @@
         <w:t>Ginitial</w:t>
       </w:r>
       <w:r>
-        <w:t>​)≥0.25</w:t>
+        <w:t>​)≥</w:t>
+      </w:r>
+      <w:proofErr w:type="gramEnd"/>
+      <w:r>
+        <w:t>0.25</w:t>
       </w:r>
     </w:p>
     <w:p>
@@ -5857,7 +6403,15 @@
         <w:ind w:left="1440"/>
       </w:pPr>
       <w:r>
-        <w:t>((Ginitial−Gcurrent)/Ginitial)×M≥0.25((</w:t>
+        <w:t>((Ginitial−Gcurrent)/</w:t>
+      </w:r>
+      <w:proofErr w:type="gramStart"/>
+      <w:r>
+        <w:t>Ginitial)×</w:t>
+      </w:r>
+      <w:proofErr w:type="gramEnd"/>
+      <w:r>
+        <w:t>M≥0.25((</w:t>
       </w:r>
       <w:r>
         <w:rPr>
@@ -5879,6 +6433,7 @@
       <w:r>
         <w:t>​)/</w:t>
       </w:r>
+      <w:proofErr w:type="gramStart"/>
       <w:r>
         <w:rPr>
           <w:i/>
@@ -5889,6 +6444,7 @@
       <w:r>
         <w:t>​)×</w:t>
       </w:r>
+      <w:proofErr w:type="gramEnd"/>
       <w:r>
         <w:rPr>
           <w:i/>
@@ -5924,7 +6480,15 @@
         <w:spacing w:after="120"/>
       </w:pPr>
       <w:r>
-        <w:t>To account for the inherent entropic tendency of markets toward concentration (often observed as the Power Law), the system applies a structural handicap in favor of the Socialist faction. The multiplier M is calculated via the following function:</w:t>
+        <w:t xml:space="preserve">To account for the inherent entropic tendency of markets toward concentration (often observed as the Power Law), the system applies a structural handicap in </w:t>
+      </w:r>
+      <w:proofErr w:type="spellStart"/>
+      <w:r>
+        <w:t>favor</w:t>
+      </w:r>
+      <w:proofErr w:type="spellEnd"/>
+      <w:r>
+        <w:t xml:space="preserve"> of the Socialist faction. The multiplier M is calculated via the following function:</w:t>
       </w:r>
     </w:p>
     <w:p>
@@ -5932,7 +6496,23 @@
         <w:spacing w:after="120"/>
       </w:pPr>
       <w:r>
-        <w:t>M = Beta + (1 - G_initial)^2</w:t>
+        <w:t xml:space="preserve">M = Beta + (1 - </w:t>
+      </w:r>
+      <w:proofErr w:type="spellStart"/>
+      <w:r>
+        <w:t>G_</w:t>
+      </w:r>
+      <w:proofErr w:type="gramStart"/>
+      <w:r>
+        <w:t>initial</w:t>
+      </w:r>
+      <w:proofErr w:type="spellEnd"/>
+      <w:r>
+        <w:t>)^</w:t>
+      </w:r>
+      <w:proofErr w:type="gramEnd"/>
+      <w:r>
+        <w:t>2</w:t>
       </w:r>
     </w:p>
     <w:p>
@@ -5956,7 +6536,15 @@
         <w:spacing w:after="120"/>
       </w:pPr>
       <w:r>
-        <w:t>Crucially, the parameter Beta serves as the protocol's primary Governance Lever. It is not a static constant, but a mutable variable subject to DAO ratification. This design empowers the community to engage in dynamic game balancing. By analyzing empirical data from concluded seasons, the DAO can vote to adjust Beta upward or downward. This mechanism ensures that the simulation remains competitive and theoretically sound, preventing long-term statistical dominance by either ideology purely due to market mechanics.</w:t>
+        <w:t xml:space="preserve">Crucially, the parameter Beta serves as the protocol's primary Governance Lever. It is not a static constant, but a mutable variable subject to DAO ratification. This design empowers the community to engage in dynamic game balancing. By </w:t>
+      </w:r>
+      <w:proofErr w:type="spellStart"/>
+      <w:r>
+        <w:t>analyzing</w:t>
+      </w:r>
+      <w:proofErr w:type="spellEnd"/>
+      <w:r>
+        <w:t xml:space="preserve"> empirical data from concluded seasons, the DAO can vote to adjust Beta upward or downward. This mechanism ensures that the simulation remains competitive and theoretically sound, preventing long-term statistical dominance by either ideology purely due to market mechanics.</w:t>
       </w:r>
     </w:p>
     <w:p>
@@ -5985,15 +6573,40 @@
           <w:b/>
           <w:bCs/>
         </w:rPr>
-        <w:t>Contract Logic: Treasury.sol</w:t>
-      </w:r>
+        <w:t>Contract Logic: </w:t>
+      </w:r>
+      <w:proofErr w:type="spellStart"/>
+      <w:r>
+        <w:rPr>
+          <w:b/>
+          <w:bCs/>
+        </w:rPr>
+        <w:t>Treasury.sol</w:t>
+      </w:r>
+      <w:proofErr w:type="spellEnd"/>
     </w:p>
     <w:p>
       <w:pPr>
         <w:spacing w:after="120"/>
       </w:pPr>
       <w:r>
-        <w:t>Upon the triggering of a victory condition, the GameSeason.sol contract locks the state and instructs the Treasury.sol to execute the payout. The distribution logic is the financial expression of the winning ideology.</w:t>
+        <w:t>Upon the triggering of a victory condition, the </w:t>
+      </w:r>
+      <w:proofErr w:type="spellStart"/>
+      <w:r>
+        <w:t>GameSeason.sol</w:t>
+      </w:r>
+      <w:proofErr w:type="spellEnd"/>
+      <w:r>
+        <w:t> contract locks the state and instructs the </w:t>
+      </w:r>
+      <w:proofErr w:type="spellStart"/>
+      <w:r>
+        <w:t>Treasury.sol</w:t>
+      </w:r>
+      <w:proofErr w:type="spellEnd"/>
+      <w:r>
+        <w:t> to execute the payout. The distribution logic is the financial expression of the winning ideology.</w:t>
       </w:r>
     </w:p>
     <w:p>
@@ -6121,7 +6734,15 @@
         <w:spacing w:after="120"/>
       </w:pPr>
       <w:r>
-        <w:t>A Cap_Value is derived from the highest balance within the "Masses."</w:t>
+        <w:t>A </w:t>
+      </w:r>
+      <w:proofErr w:type="spellStart"/>
+      <w:r>
+        <w:t>Cap_Value</w:t>
+      </w:r>
+      <w:proofErr w:type="spellEnd"/>
+      <w:r>
+        <w:t> is derived from the highest balance within the "Masses."</w:t>
       </w:r>
     </w:p>
     <w:p>
@@ -6182,7 +6803,23 @@
         <w:t>Net Contribution</w:t>
       </w:r>
       <w:r>
-        <w:t> (Money_In - Money_Out).</w:t>
+        <w:t> (</w:t>
+      </w:r>
+      <w:proofErr w:type="spellStart"/>
+      <w:r>
+        <w:t>Money_In</w:t>
+      </w:r>
+      <w:proofErr w:type="spellEnd"/>
+      <w:r>
+        <w:t> - </w:t>
+      </w:r>
+      <w:proofErr w:type="spellStart"/>
+      <w:r>
+        <w:t>Money_Out</w:t>
+      </w:r>
+      <w:proofErr w:type="spellEnd"/>
+      <w:r>
+        <w:t>).</w:t>
       </w:r>
     </w:p>
     <w:p>
@@ -6206,21 +6843,356 @@
     </w:p>
     <w:p>
       <w:pPr>
-        <w:spacing w:after="120"/>
-      </w:pPr>
-      <w:r>
         <w:rPr>
           <w:b/>
           <w:bCs/>
-        </w:rPr>
-        <w:t>Scenario C: Draw (The Stalemate)</w:t>
-      </w:r>
-      <w:r>
-        <w:br/>
-        <w:t>If the quarterly timer expires without a victory, the contract executes a Dissolution. The Prize Pool is returned to all players proportional to their final $FIM holdings, returning the system to a neutral state.</w:t>
-      </w:r>
-    </w:p>
-    <w:p>
+          <w:lang w:val="en-DE"/>
+        </w:rPr>
+      </w:pPr>
+      <w:r>
+        <w:rPr>
+          <w:b/>
+          <w:bCs/>
+          <w:lang w:val="en-DE"/>
+        </w:rPr>
+        <w:t>Scenario C: Settlement by Proportional Progress (The Blended Outcome)</w:t>
+      </w:r>
+    </w:p>
+    <w:p>
+      <w:pPr>
+        <w:rPr>
+          <w:lang w:val="en-DE"/>
+        </w:rPr>
+      </w:pPr>
+      <w:r>
+        <w:rPr>
+          <w:lang w:val="en-DE"/>
+        </w:rPr>
+        <w:t xml:space="preserve">If the quarterly timer expires before either faction achieves the full </w:t>
+      </w:r>
+      <w:proofErr w:type="spellStart"/>
+      <w:r>
+        <w:rPr>
+          <w:lang w:val="en-DE"/>
+        </w:rPr>
+        <w:t>V_thresh</w:t>
+      </w:r>
+      <w:proofErr w:type="spellEnd"/>
+      <w:r>
+        <w:rPr>
+          <w:lang w:val="en-DE"/>
+        </w:rPr>
+        <w:t xml:space="preserve"> (25% progress), the contract executes a Proportional Blended Payout. This system rewards the progress made by the faction that moved the Gini Coefficient furthest in its </w:t>
+      </w:r>
+      <w:proofErr w:type="spellStart"/>
+      <w:r>
+        <w:rPr>
+          <w:lang w:val="en-DE"/>
+        </w:rPr>
+        <w:t>favor</w:t>
+      </w:r>
+      <w:proofErr w:type="spellEnd"/>
+      <w:r>
+        <w:rPr>
+          <w:lang w:val="en-DE"/>
+        </w:rPr>
+        <w:t>.</w:t>
+      </w:r>
+    </w:p>
+    <w:p>
+      <w:pPr>
+        <w:numPr>
+          <w:ilvl w:val="0"/>
+          <w:numId w:val="183"/>
+        </w:numPr>
+        <w:rPr>
+          <w:lang w:val="en-DE"/>
+        </w:rPr>
+      </w:pPr>
+      <w:r>
+        <w:rPr>
+          <w:lang w:val="en-DE"/>
+        </w:rPr>
+        <w:t>Progress Calculation: The contract first calculates the Final Progress Percentage (</w:t>
+      </w:r>
+      <w:proofErr w:type="spellStart"/>
+      <w:r>
+        <w:rPr>
+          <w:lang w:val="en-DE"/>
+        </w:rPr>
+        <w:t>P_final</w:t>
+      </w:r>
+      <w:proofErr w:type="spellEnd"/>
+      <w:r>
+        <w:rPr>
+          <w:lang w:val="en-DE"/>
+        </w:rPr>
+        <w:t xml:space="preserve">) toward the </w:t>
+      </w:r>
+      <w:proofErr w:type="spellStart"/>
+      <w:r>
+        <w:rPr>
+          <w:lang w:val="en-DE"/>
+        </w:rPr>
+        <w:t>favored</w:t>
+      </w:r>
+      <w:proofErr w:type="spellEnd"/>
+      <w:r>
+        <w:rPr>
+          <w:lang w:val="en-DE"/>
+        </w:rPr>
+        <w:t xml:space="preserve"> pole.</w:t>
+      </w:r>
+    </w:p>
+    <w:p>
+      <w:pPr>
+        <w:numPr>
+          <w:ilvl w:val="1"/>
+          <w:numId w:val="183"/>
+        </w:numPr>
+        <w:rPr>
+          <w:lang w:val="en-DE"/>
+        </w:rPr>
+      </w:pPr>
+      <w:r>
+        <w:rPr>
+          <w:lang w:val="en-DE"/>
+        </w:rPr>
+        <w:t xml:space="preserve">Let </w:t>
+      </w:r>
+      <w:proofErr w:type="spellStart"/>
+      <w:r>
+        <w:rPr>
+          <w:lang w:val="en-DE"/>
+        </w:rPr>
+        <w:t>P_Cap</w:t>
+      </w:r>
+      <w:proofErr w:type="spellEnd"/>
+      <w:r>
+        <w:rPr>
+          <w:lang w:val="en-DE"/>
+        </w:rPr>
+        <w:t xml:space="preserve"> be the Capitalist progress and </w:t>
+      </w:r>
+      <w:proofErr w:type="spellStart"/>
+      <w:r>
+        <w:rPr>
+          <w:lang w:val="en-DE"/>
+        </w:rPr>
+        <w:t>P_Soc</w:t>
+      </w:r>
+      <w:proofErr w:type="spellEnd"/>
+      <w:r>
+        <w:rPr>
+          <w:lang w:val="en-DE"/>
+        </w:rPr>
+        <w:t xml:space="preserve"> be the Socialist progress.</w:t>
+      </w:r>
+    </w:p>
+    <w:p>
+      <w:pPr>
+        <w:numPr>
+          <w:ilvl w:val="1"/>
+          <w:numId w:val="183"/>
+        </w:numPr>
+        <w:rPr>
+          <w:lang w:val="en-DE"/>
+        </w:rPr>
+      </w:pPr>
+      <w:r>
+        <w:rPr>
+          <w:lang w:val="en-DE"/>
+        </w:rPr>
+        <w:t>The overall progress is determined by the greater of the two.</w:t>
+      </w:r>
+    </w:p>
+    <w:p>
+      <w:pPr>
+        <w:numPr>
+          <w:ilvl w:val="0"/>
+          <w:numId w:val="183"/>
+        </w:numPr>
+        <w:rPr>
+          <w:lang w:val="en-DE"/>
+        </w:rPr>
+      </w:pPr>
+      <w:r>
+        <w:rPr>
+          <w:lang w:val="en-DE"/>
+        </w:rPr>
+        <w:t>Blended Payout Mechanism: The final distribution logic is blended proportionally:</w:t>
+      </w:r>
+    </w:p>
+    <w:p>
+      <w:pPr>
+        <w:numPr>
+          <w:ilvl w:val="1"/>
+          <w:numId w:val="183"/>
+        </w:numPr>
+        <w:rPr>
+          <w:lang w:val="en-DE"/>
+        </w:rPr>
+      </w:pPr>
+      <w:r>
+        <w:rPr>
+          <w:lang w:val="en-DE"/>
+        </w:rPr>
+        <w:t>The Prize Pool is split into two parts: a Progress Share (</w:t>
+      </w:r>
+      <w:proofErr w:type="spellStart"/>
+      <w:r>
+        <w:rPr>
+          <w:lang w:val="en-DE"/>
+        </w:rPr>
+        <w:t>P_final</w:t>
+      </w:r>
+      <w:proofErr w:type="spellEnd"/>
+      <w:r>
+        <w:rPr>
+          <w:lang w:val="en-DE"/>
+        </w:rPr>
+        <w:t xml:space="preserve">) and a Residual Share (1 - </w:t>
+      </w:r>
+      <w:proofErr w:type="spellStart"/>
+      <w:r>
+        <w:rPr>
+          <w:lang w:val="en-DE"/>
+        </w:rPr>
+        <w:t>P_final</w:t>
+      </w:r>
+      <w:proofErr w:type="spellEnd"/>
+      <w:r>
+        <w:rPr>
+          <w:lang w:val="en-DE"/>
+        </w:rPr>
+        <w:t>).</w:t>
+      </w:r>
+    </w:p>
+    <w:p>
+      <w:pPr>
+        <w:rPr>
+          <w:lang w:val="en-DE"/>
+        </w:rPr>
+      </w:pPr>
+      <w:r>
+        <w:rPr>
+          <w:lang w:val="en-DE"/>
+        </w:rPr>
+        <w:t>Payout = (</w:t>
+      </w:r>
+      <w:proofErr w:type="spellStart"/>
+      <w:r>
+        <w:rPr>
+          <w:lang w:val="en-DE"/>
+        </w:rPr>
+        <w:t>P_final</w:t>
+      </w:r>
+      <w:proofErr w:type="spellEnd"/>
+      <w:r>
+        <w:rPr>
+          <w:lang w:val="en-DE"/>
+        </w:rPr>
+        <w:t xml:space="preserve"> * Winning Payout Logic) + ((1 - </w:t>
+      </w:r>
+      <w:proofErr w:type="spellStart"/>
+      <w:r>
+        <w:rPr>
+          <w:lang w:val="en-DE"/>
+        </w:rPr>
+        <w:t>P_final</w:t>
+      </w:r>
+      <w:proofErr w:type="spellEnd"/>
+      <w:r>
+        <w:rPr>
+          <w:lang w:val="en-DE"/>
+        </w:rPr>
+        <w:t>) * Draw Payout Logic)</w:t>
+      </w:r>
+    </w:p>
+    <w:p>
+      <w:pPr>
+        <w:numPr>
+          <w:ilvl w:val="0"/>
+          <w:numId w:val="184"/>
+        </w:numPr>
+        <w:rPr>
+          <w:lang w:val="en-DE"/>
+        </w:rPr>
+      </w:pPr>
+      <w:r>
+        <w:rPr>
+          <w:lang w:val="en-DE"/>
+        </w:rPr>
+        <w:t>Winning Payout Logic (The Progress Share): This portion of the Prize Pool is paid out entirely according to the rules of the </w:t>
+      </w:r>
+      <w:proofErr w:type="spellStart"/>
+      <w:r>
+        <w:rPr>
+          <w:i/>
+          <w:iCs/>
+          <w:lang w:val="en-DE"/>
+        </w:rPr>
+        <w:t>favored</w:t>
+      </w:r>
+      <w:proofErr w:type="spellEnd"/>
+      <w:r>
+        <w:rPr>
+          <w:lang w:val="en-DE"/>
+        </w:rPr>
+        <w:t> ideology (either the Oligarchy or the Solidarity Fund).</w:t>
+      </w:r>
+    </w:p>
+    <w:p>
+      <w:pPr>
+        <w:numPr>
+          <w:ilvl w:val="0"/>
+          <w:numId w:val="184"/>
+        </w:numPr>
+        <w:rPr>
+          <w:lang w:val="en-DE"/>
+        </w:rPr>
+      </w:pPr>
+      <w:r>
+        <w:rPr>
+          <w:lang w:val="en-DE"/>
+        </w:rPr>
+        <w:t>Draw Payout Logic (The Residual Share): This remaining portion is paid out according to the original Draw condition: returned to all players proportionally based on their final </w:t>
+      </w:r>
+      <w:r>
+        <w:rPr>
+          <w:i/>
+          <w:iCs/>
+          <w:lang w:val="en-DE"/>
+        </w:rPr>
+        <w:t>FIM</w:t>
+      </w:r>
+      <w:r>
+        <w:rPr>
+          <w:lang w:val="en-DE"/>
+        </w:rPr>
+        <w:t xml:space="preserve"> </w:t>
+      </w:r>
+      <w:r>
+        <w:rPr>
+          <w:lang w:val="en-DE"/>
+        </w:rPr>
+        <w:t>holdings.</w:t>
+      </w:r>
+    </w:p>
+    <w:p>
+      <w:pPr>
+        <w:rPr>
+          <w:b/>
+          <w:bCs/>
+          <w:lang w:val="en-DE"/>
+        </w:rPr>
+      </w:pPr>
+      <w:r>
+        <w:rPr>
+          <w:lang w:val="en-DE"/>
+        </w:rPr>
+        <w:t>This ensures that even in a stalemate, every marginal unit of progress is financially meaningful, and the resulting distribution is an objective reflection of the strategic pressure applied by the players.</w:t>
+      </w:r>
       <w:r>
         <w:br w:type="page"/>
       </w:r>
@@ -6250,7 +7222,23 @@
           <w:rFonts w:cstheme="minorHAnsi"/>
           <w:color w:val="000000" w:themeColor="text1"/>
         </w:rPr>
-        <w:t>The Ritardo Games protocol utilizes a modular architecture anchored in the </w:t>
+        <w:t xml:space="preserve">The </w:t>
+      </w:r>
+      <w:proofErr w:type="spellStart"/>
+      <w:r>
+        <w:rPr>
+          <w:rFonts w:cstheme="minorHAnsi"/>
+          <w:color w:val="000000" w:themeColor="text1"/>
+        </w:rPr>
+        <w:t>Ritardo</w:t>
+      </w:r>
+      <w:proofErr w:type="spellEnd"/>
+      <w:r>
+        <w:rPr>
+          <w:rFonts w:cstheme="minorHAnsi"/>
+          <w:color w:val="000000" w:themeColor="text1"/>
+        </w:rPr>
+        <w:t xml:space="preserve"> Games protocol utilizes a modular architecture anchored in the </w:t>
       </w:r>
       <w:r>
         <w:rPr>
@@ -6333,6 +7321,7 @@
           <w:color w:val="000000" w:themeColor="text1"/>
         </w:rPr>
       </w:pPr>
+      <w:proofErr w:type="spellStart"/>
       <w:r>
         <w:rPr>
           <w:rFonts w:cstheme="minorHAnsi"/>
@@ -6340,7 +7329,17 @@
           <w:bCs/>
           <w:color w:val="000000" w:themeColor="text1"/>
         </w:rPr>
-        <w:t>RTD.sol (The Governance &amp; Access Token)</w:t>
+        <w:t>RTD.sol</w:t>
+      </w:r>
+      <w:proofErr w:type="spellEnd"/>
+      <w:r>
+        <w:rPr>
+          <w:rFonts w:cstheme="minorHAnsi"/>
+          <w:b/>
+          <w:bCs/>
+          <w:color w:val="000000" w:themeColor="text1"/>
+        </w:rPr>
+        <w:t xml:space="preserve"> (The Governance &amp; Access Token)</w:t>
       </w:r>
     </w:p>
     <w:p>
@@ -6454,6 +7453,7 @@
           <w:color w:val="000000" w:themeColor="text1"/>
         </w:rPr>
       </w:pPr>
+      <w:proofErr w:type="spellStart"/>
       <w:r>
         <w:rPr>
           <w:rFonts w:cstheme="minorHAnsi"/>
@@ -6461,7 +7461,17 @@
           <w:bCs/>
           <w:color w:val="000000" w:themeColor="text1"/>
         </w:rPr>
-        <w:t>Staking.sol (The Identity &amp; Governance Hub)</w:t>
+        <w:t>Staking.sol</w:t>
+      </w:r>
+      <w:proofErr w:type="spellEnd"/>
+      <w:r>
+        <w:rPr>
+          <w:rFonts w:cstheme="minorHAnsi"/>
+          <w:b/>
+          <w:bCs/>
+          <w:color w:val="000000" w:themeColor="text1"/>
+        </w:rPr>
+        <w:t xml:space="preserve"> (The Identity &amp; Governance Hub)</w:t>
       </w:r>
     </w:p>
     <w:p>
@@ -6564,7 +7574,23 @@
           <w:rFonts w:cstheme="minorHAnsi"/>
           <w:color w:val="000000" w:themeColor="text1"/>
         </w:rPr>
-        <w:t> It enforces the collateral constraints. Players are programmatically barred from unstaking $RTD if doing so would drop their balance below the requirement for an active game season in which they are participating.</w:t>
+        <w:t xml:space="preserve"> It enforces the collateral constraints. Players are programmatically barred from </w:t>
+      </w:r>
+      <w:proofErr w:type="spellStart"/>
+      <w:r>
+        <w:rPr>
+          <w:rFonts w:cstheme="minorHAnsi"/>
+          <w:color w:val="000000" w:themeColor="text1"/>
+        </w:rPr>
+        <w:t>unstaking</w:t>
+      </w:r>
+      <w:proofErr w:type="spellEnd"/>
+      <w:r>
+        <w:rPr>
+          <w:rFonts w:cstheme="minorHAnsi"/>
+          <w:color w:val="000000" w:themeColor="text1"/>
+        </w:rPr>
+        <w:t xml:space="preserve"> $RTD if doing so would drop their balance below the requirement for an active game season in which they are participating.</w:t>
       </w:r>
     </w:p>
     <w:p>
@@ -6595,6 +7621,7 @@
           <w:color w:val="000000" w:themeColor="text1"/>
         </w:rPr>
       </w:pPr>
+      <w:proofErr w:type="spellStart"/>
       <w:r>
         <w:rPr>
           <w:rFonts w:cstheme="minorHAnsi"/>
@@ -6602,7 +7629,17 @@
           <w:bCs/>
           <w:color w:val="000000" w:themeColor="text1"/>
         </w:rPr>
-        <w:t>GameController.sol (The Factory &amp; Rules Engine)</w:t>
+        <w:t>GameController.sol</w:t>
+      </w:r>
+      <w:proofErr w:type="spellEnd"/>
+      <w:r>
+        <w:rPr>
+          <w:rFonts w:cstheme="minorHAnsi"/>
+          <w:b/>
+          <w:bCs/>
+          <w:color w:val="000000" w:themeColor="text1"/>
+        </w:rPr>
+        <w:t xml:space="preserve"> (The Factory &amp; Rules Engine)</w:t>
       </w:r>
     </w:p>
     <w:p>
@@ -6676,7 +7713,23 @@
           <w:rFonts w:cstheme="minorHAnsi"/>
           <w:color w:val="000000" w:themeColor="text1"/>
         </w:rPr>
-        <w:t> New seasons are initialized via a SeasonManifest struct—a blueprint containing the game rules (e.g., the specific Multiplier Formula </w:t>
+        <w:t> New seasons are initialized via a </w:t>
+      </w:r>
+      <w:proofErr w:type="spellStart"/>
+      <w:r>
+        <w:rPr>
+          <w:rFonts w:cstheme="minorHAnsi"/>
+          <w:color w:val="000000" w:themeColor="text1"/>
+        </w:rPr>
+        <w:t>SeasonManifest</w:t>
+      </w:r>
+      <w:proofErr w:type="spellEnd"/>
+      <w:r>
+        <w:rPr>
+          <w:rFonts w:cstheme="minorHAnsi"/>
+          <w:color w:val="000000" w:themeColor="text1"/>
+        </w:rPr>
+        <w:t> struct—a blueprint containing the game rules (e.g., the specific Multiplier Formula </w:t>
       </w:r>
       <w:r>
         <w:rPr>
@@ -6721,7 +7774,23 @@
           <w:rFonts w:cstheme="minorHAnsi"/>
           <w:color w:val="000000" w:themeColor="text1"/>
         </w:rPr>
-        <w:t> Critical functions (like startNewSeason) are protected by modifiers that restrict access to the </w:t>
+        <w:t> Critical functions (like </w:t>
+      </w:r>
+      <w:proofErr w:type="spellStart"/>
+      <w:r>
+        <w:rPr>
+          <w:rFonts w:cstheme="minorHAnsi"/>
+          <w:color w:val="000000" w:themeColor="text1"/>
+        </w:rPr>
+        <w:t>startNewSeason</w:t>
+      </w:r>
+      <w:proofErr w:type="spellEnd"/>
+      <w:r>
+        <w:rPr>
+          <w:rFonts w:cstheme="minorHAnsi"/>
+          <w:color w:val="000000" w:themeColor="text1"/>
+        </w:rPr>
+        <w:t>) are protected by modifiers that restrict access to the </w:t>
       </w:r>
       <w:r>
         <w:rPr>
@@ -6748,6 +7817,7 @@
           <w:color w:val="000000" w:themeColor="text1"/>
         </w:rPr>
       </w:pPr>
+      <w:proofErr w:type="spellStart"/>
       <w:r>
         <w:rPr>
           <w:rFonts w:cstheme="minorHAnsi"/>
@@ -6755,7 +7825,17 @@
           <w:bCs/>
           <w:color w:val="000000" w:themeColor="text1"/>
         </w:rPr>
-        <w:t>Treasury.sol (The Automated Vault)</w:t>
+        <w:t>Treasury.sol</w:t>
+      </w:r>
+      <w:proofErr w:type="spellEnd"/>
+      <w:r>
+        <w:rPr>
+          <w:rFonts w:cstheme="minorHAnsi"/>
+          <w:b/>
+          <w:bCs/>
+          <w:color w:val="000000" w:themeColor="text1"/>
+        </w:rPr>
+        <w:t xml:space="preserve"> (The Automated Vault)</w:t>
       </w:r>
     </w:p>
     <w:p>
@@ -6813,7 +7893,23 @@
           <w:rFonts w:cstheme="minorHAnsi"/>
           <w:color w:val="000000" w:themeColor="text1"/>
         </w:rPr>
-        <w:t> The contract stores and executes the RevenueAllocationPolicy. This policy, set by the Execution Council, defines how protocol revenue is split between Deflationary Buybacks, Liquidity Provision, and Reinvestment.</w:t>
+        <w:t> The contract stores and executes the </w:t>
+      </w:r>
+      <w:proofErr w:type="spellStart"/>
+      <w:r>
+        <w:rPr>
+          <w:rFonts w:cstheme="minorHAnsi"/>
+          <w:color w:val="000000" w:themeColor="text1"/>
+        </w:rPr>
+        <w:t>RevenueAllocationPolicy</w:t>
+      </w:r>
+      <w:proofErr w:type="spellEnd"/>
+      <w:r>
+        <w:rPr>
+          <w:rFonts w:cstheme="minorHAnsi"/>
+          <w:color w:val="000000" w:themeColor="text1"/>
+        </w:rPr>
+        <w:t>. This policy, set by the Execution Council, defines how protocol revenue is split between Deflationary Buybacks, Liquidity Provision, and Reinvestment.</w:t>
       </w:r>
     </w:p>
     <w:p>
@@ -6843,7 +7939,23 @@
           <w:rFonts w:cstheme="minorHAnsi"/>
           <w:color w:val="000000" w:themeColor="text1"/>
         </w:rPr>
-        <w:t> The Treasury acts as a deterministic execution engine. It autonomously processes payout instructions received from the authenticated GameSeason contract and applies the revenue policy without manual intervention.</w:t>
+        <w:t> The Treasury acts as a deterministic execution engine. It autonomously processes payout instructions received from the authenticated </w:t>
+      </w:r>
+      <w:proofErr w:type="spellStart"/>
+      <w:r>
+        <w:rPr>
+          <w:rFonts w:cstheme="minorHAnsi"/>
+          <w:color w:val="000000" w:themeColor="text1"/>
+        </w:rPr>
+        <w:t>GameSeason</w:t>
+      </w:r>
+      <w:proofErr w:type="spellEnd"/>
+      <w:r>
+        <w:rPr>
+          <w:rFonts w:cstheme="minorHAnsi"/>
+          <w:color w:val="000000" w:themeColor="text1"/>
+        </w:rPr>
+        <w:t> contract and applies the revenue policy without manual intervention.</w:t>
       </w:r>
     </w:p>
     <w:p>
@@ -6879,17 +7991,34 @@
           <w:rFonts w:cstheme="minorHAnsi"/>
           <w:color w:val="000000" w:themeColor="text1"/>
         </w:rPr>
-        <w:t>These contracts are deployed anew for each season. They inherit the requiresCollateral modifier to enforce the "Skin in the Game" rule.</w:t>
-      </w:r>
-    </w:p>
-    <w:p>
-      <w:pPr>
-        <w:spacing w:after="120"/>
+        <w:t>These contracts are deployed anew for each season. They inherit the </w:t>
+      </w:r>
+      <w:proofErr w:type="spellStart"/>
+      <w:r>
         <w:rPr>
           <w:rFonts w:cstheme="minorHAnsi"/>
           <w:color w:val="000000" w:themeColor="text1"/>
         </w:rPr>
-      </w:pPr>
+        <w:t>requiresCollateral</w:t>
+      </w:r>
+      <w:proofErr w:type="spellEnd"/>
+      <w:r>
+        <w:rPr>
+          <w:rFonts w:cstheme="minorHAnsi"/>
+          <w:color w:val="000000" w:themeColor="text1"/>
+        </w:rPr>
+        <w:t> modifier to enforce the "Skin in the Game" rule.</w:t>
+      </w:r>
+    </w:p>
+    <w:p>
+      <w:pPr>
+        <w:spacing w:after="120"/>
+        <w:rPr>
+          <w:rFonts w:cstheme="minorHAnsi"/>
+          <w:color w:val="000000" w:themeColor="text1"/>
+        </w:rPr>
+      </w:pPr>
+      <w:proofErr w:type="spellStart"/>
       <w:r>
         <w:rPr>
           <w:rFonts w:cstheme="minorHAnsi"/>
@@ -6897,7 +8026,17 @@
           <w:bCs/>
           <w:color w:val="000000" w:themeColor="text1"/>
         </w:rPr>
-        <w:t>Auction.sol (Capital Ingress Mechanism)</w:t>
+        <w:t>Auction.sol</w:t>
+      </w:r>
+      <w:proofErr w:type="spellEnd"/>
+      <w:r>
+        <w:rPr>
+          <w:rFonts w:cstheme="minorHAnsi"/>
+          <w:b/>
+          <w:bCs/>
+          <w:color w:val="000000" w:themeColor="text1"/>
+        </w:rPr>
+        <w:t xml:space="preserve"> (Capital Ingress Mechanism)</w:t>
       </w:r>
     </w:p>
     <w:p>
@@ -6955,7 +8094,31 @@
           <w:rFonts w:cstheme="minorHAnsi"/>
           <w:color w:val="000000" w:themeColor="text1"/>
         </w:rPr>
-        <w:t> The buyFIM function includes an atomic check. Before accepting USDC, it queries the Staking contract to ensure the buyer holds sufficient governance tokens (ValueRTD≥10%×ValueFIM</w:t>
+        <w:t> The </w:t>
+      </w:r>
+      <w:proofErr w:type="spellStart"/>
+      <w:r>
+        <w:rPr>
+          <w:rFonts w:cstheme="minorHAnsi"/>
+          <w:color w:val="000000" w:themeColor="text1"/>
+        </w:rPr>
+        <w:t>buyFIM</w:t>
+      </w:r>
+      <w:proofErr w:type="spellEnd"/>
+      <w:r>
+        <w:rPr>
+          <w:rFonts w:cstheme="minorHAnsi"/>
+          <w:color w:val="000000" w:themeColor="text1"/>
+        </w:rPr>
+        <w:t> function includes an atomic check. Before accepting USDC, it queries the Staking contract to ensure the buyer holds sufficient governance tokens (ValueRTD≥10%×</w:t>
+      </w:r>
+      <w:proofErr w:type="spellStart"/>
+      <w:r>
+        <w:rPr>
+          <w:rFonts w:cstheme="minorHAnsi"/>
+          <w:color w:val="000000" w:themeColor="text1"/>
+        </w:rPr>
+        <w:t>ValueFIM</w:t>
       </w:r>
       <w:r>
         <w:rPr>
@@ -6966,6 +8129,7 @@
         </w:rPr>
         <w:t>ValueRTD</w:t>
       </w:r>
+      <w:proofErr w:type="spellEnd"/>
       <w:r>
         <w:rPr>
           <w:rFonts w:cstheme="minorHAnsi"/>
@@ -6973,6 +8137,7 @@
         </w:rPr>
         <w:t>​≥10%×</w:t>
       </w:r>
+      <w:proofErr w:type="spellStart"/>
       <w:r>
         <w:rPr>
           <w:rFonts w:cstheme="minorHAnsi"/>
@@ -6982,12 +8147,27 @@
         </w:rPr>
         <w:t>ValueFIM</w:t>
       </w:r>
+      <w:proofErr w:type="spellEnd"/>
       <w:r>
         <w:rPr>
           <w:rFonts w:cstheme="minorHAnsi"/>
           <w:color w:val="000000" w:themeColor="text1"/>
         </w:rPr>
         <w:t>​). If this condition is not met, the transaction reverts.</w:t>
+      </w:r>
+      <w:r>
+        <w:rPr>
+          <w:rFonts w:cstheme="minorHAnsi"/>
+          <w:color w:val="000000" w:themeColor="text1"/>
+        </w:rPr>
+        <w:t xml:space="preserve"> </w:t>
+      </w:r>
+      <w:r>
+        <w:rPr>
+          <w:rFonts w:cstheme="minorHAnsi"/>
+          <w:color w:val="000000" w:themeColor="text1"/>
+        </w:rPr>
+        <w:t>The locked collateral remains bound to the user's identity until the Season concludes, regardless of their subsequent trading activity.</w:t>
       </w:r>
     </w:p>
     <w:p>
@@ -7016,17 +8196,34 @@
           <w:rFonts w:cstheme="minorHAnsi"/>
           <w:color w:val="000000" w:themeColor="text1"/>
         </w:rPr>
-        <w:t> It records the Money_In (total USDC spent) for every address, establishing the baseline for the "Net Contribution" metric used in the Socialist payout scenario.</w:t>
-      </w:r>
-    </w:p>
-    <w:p>
-      <w:pPr>
-        <w:spacing w:after="120"/>
+        <w:t> It records the </w:t>
+      </w:r>
+      <w:proofErr w:type="spellStart"/>
+      <w:r>
         <w:rPr>
           <w:rFonts w:cstheme="minorHAnsi"/>
           <w:color w:val="000000" w:themeColor="text1"/>
         </w:rPr>
-      </w:pPr>
+        <w:t>Money_In</w:t>
+      </w:r>
+      <w:proofErr w:type="spellEnd"/>
+      <w:r>
+        <w:rPr>
+          <w:rFonts w:cstheme="minorHAnsi"/>
+          <w:color w:val="000000" w:themeColor="text1"/>
+        </w:rPr>
+        <w:t> (total USDC spent) for every address, establishing the baseline for the "Net Contribution" metric used in the Socialist payout scenario.</w:t>
+      </w:r>
+    </w:p>
+    <w:p>
+      <w:pPr>
+        <w:spacing w:after="120"/>
+        <w:rPr>
+          <w:rFonts w:cstheme="minorHAnsi"/>
+          <w:color w:val="000000" w:themeColor="text1"/>
+        </w:rPr>
+      </w:pPr>
+      <w:proofErr w:type="spellStart"/>
       <w:r>
         <w:rPr>
           <w:rFonts w:cstheme="minorHAnsi"/>
@@ -7034,7 +8231,17 @@
           <w:bCs/>
           <w:color w:val="000000" w:themeColor="text1"/>
         </w:rPr>
-        <w:t>Exchange.sol (The Peer-to-Peer Order Book)</w:t>
+        <w:t>Exchange.sol</w:t>
+      </w:r>
+      <w:proofErr w:type="spellEnd"/>
+      <w:r>
+        <w:rPr>
+          <w:rFonts w:cstheme="minorHAnsi"/>
+          <w:b/>
+          <w:bCs/>
+          <w:color w:val="000000" w:themeColor="text1"/>
+        </w:rPr>
+        <w:t xml:space="preserve"> (The Peer-to-Peer Order Book)</w:t>
       </w:r>
     </w:p>
     <w:p>
@@ -7159,7 +8366,48 @@
           <w:rFonts w:cstheme="minorHAnsi"/>
           <w:color w:val="000000" w:themeColor="text1"/>
         </w:rPr>
-        <w:t> The fillOrder(uint256 orderId) function requires the "Taker" to select a specific "Maker." There is no algorithmic matching engine.</w:t>
+        <w:t> The </w:t>
+      </w:r>
+      <w:proofErr w:type="spellStart"/>
+      <w:proofErr w:type="gramStart"/>
+      <w:r>
+        <w:rPr>
+          <w:rFonts w:cstheme="minorHAnsi"/>
+          <w:color w:val="000000" w:themeColor="text1"/>
+        </w:rPr>
+        <w:t>fillOrder</w:t>
+      </w:r>
+      <w:proofErr w:type="spellEnd"/>
+      <w:r>
+        <w:rPr>
+          <w:rFonts w:cstheme="minorHAnsi"/>
+          <w:color w:val="000000" w:themeColor="text1"/>
+        </w:rPr>
+        <w:t>(</w:t>
+      </w:r>
+      <w:proofErr w:type="gramEnd"/>
+      <w:r>
+        <w:rPr>
+          <w:rFonts w:cstheme="minorHAnsi"/>
+          <w:color w:val="000000" w:themeColor="text1"/>
+        </w:rPr>
+        <w:t xml:space="preserve">uint256 </w:t>
+      </w:r>
+      <w:proofErr w:type="spellStart"/>
+      <w:r>
+        <w:rPr>
+          <w:rFonts w:cstheme="minorHAnsi"/>
+          <w:color w:val="000000" w:themeColor="text1"/>
+        </w:rPr>
+        <w:t>orderId</w:t>
+      </w:r>
+      <w:proofErr w:type="spellEnd"/>
+      <w:r>
+        <w:rPr>
+          <w:rFonts w:cstheme="minorHAnsi"/>
+          <w:color w:val="000000" w:themeColor="text1"/>
+        </w:rPr>
+        <w:t>) function requires the "Taker" to select a specific "Maker." There is no algorithmic matching engine.</w:t>
       </w:r>
     </w:p>
     <w:p>
@@ -7188,23 +8436,30 @@
           <w:rFonts w:cstheme="minorHAnsi"/>
           <w:color w:val="000000" w:themeColor="text1"/>
         </w:rPr>
-        <w:t> This friction is intentional. By prohibiting automatic matching, the system forces participants to evaluate the </w:t>
-      </w:r>
-      <w:r>
-        <w:rPr>
-          <w:rFonts w:cstheme="minorHAnsi"/>
-          <w:b/>
-          <w:bCs/>
-          <w:color w:val="000000" w:themeColor="text1"/>
-        </w:rPr>
-        <w:t>counterparty risk</w:t>
+        <w:t> </w:t>
       </w:r>
       <w:r>
         <w:rPr>
           <w:rFonts w:cstheme="minorHAnsi"/>
           <w:color w:val="000000" w:themeColor="text1"/>
         </w:rPr>
-        <w:t> to the Gini Coefficient.</w:t>
+        <w:t xml:space="preserve"> This friction is intentional... By prohibiting automatic matching, the system forces participants to evaluate the counterparty risk to the Gini Coefficient. Every completed trade </w:t>
+      </w:r>
+      <w:proofErr w:type="gramStart"/>
+      <w:r>
+        <w:rPr>
+          <w:rFonts w:cstheme="minorHAnsi"/>
+          <w:color w:val="000000" w:themeColor="text1"/>
+        </w:rPr>
+        <w:t>updates</w:t>
+      </w:r>
+      <w:proofErr w:type="gramEnd"/>
+      <w:r>
+        <w:rPr>
+          <w:rFonts w:cstheme="minorHAnsi"/>
+          <w:color w:val="000000" w:themeColor="text1"/>
+        </w:rPr>
+        <w:t xml:space="preserve"> the game's internal ledger (balances) and emits an event, flagging the system for a potential Gini check.</w:t>
       </w:r>
     </w:p>
     <w:p>
@@ -7244,6 +8499,7 @@
           <w:color w:val="000000" w:themeColor="text1"/>
         </w:rPr>
       </w:pPr>
+      <w:proofErr w:type="spellStart"/>
       <w:r>
         <w:rPr>
           <w:rFonts w:cstheme="minorHAnsi"/>
@@ -7251,7 +8507,17 @@
           <w:bCs/>
           <w:color w:val="000000" w:themeColor="text1"/>
         </w:rPr>
-        <w:t>GameSeason.sol (The State Machine &amp; Arbiter)</w:t>
+        <w:t>GameSeason.sol</w:t>
+      </w:r>
+      <w:proofErr w:type="spellEnd"/>
+      <w:r>
+        <w:rPr>
+          <w:rFonts w:cstheme="minorHAnsi"/>
+          <w:b/>
+          <w:bCs/>
+          <w:color w:val="000000" w:themeColor="text1"/>
+        </w:rPr>
+        <w:t xml:space="preserve"> (The State Machine &amp; Arbiter)</w:t>
       </w:r>
     </w:p>
     <w:p>
@@ -7280,7 +8546,14 @@
           <w:rFonts w:cstheme="minorHAnsi"/>
           <w:color w:val="000000" w:themeColor="text1"/>
         </w:rPr>
-        <w:t> The autonomous referee managing the game state, Gini calculation, and victory conditions.</w:t>
+        <w:t> </w:t>
+      </w:r>
+      <w:r>
+        <w:rPr>
+          <w:rFonts w:cstheme="minorHAnsi"/>
+          <w:color w:val="000000" w:themeColor="text1"/>
+        </w:rPr>
+        <w:t>The autonomous referee managing the game state, tracking raw balances, and enforcing the final Gini calculation upon a permissionless victory check.</w:t>
       </w:r>
     </w:p>
     <w:p>
@@ -7309,23 +8582,7 @@
           <w:rFonts w:cstheme="minorHAnsi"/>
           <w:color w:val="000000" w:themeColor="text1"/>
         </w:rPr>
-        <w:t> It calculates the win condition dynamically. For the Socialist faction, it applies the compensation formula </w:t>
-      </w:r>
-    </w:p>
-    <w:p>
-      <w:pPr>
-        <w:spacing w:after="120"/>
-        <w:rPr>
-          <w:rFonts w:cstheme="minorHAnsi"/>
-          <w:color w:val="000000" w:themeColor="text1"/>
-        </w:rPr>
-      </w:pPr>
-      <w:r>
-        <w:rPr>
-          <w:rFonts w:cstheme="minorHAnsi"/>
-          <w:color w:val="000000" w:themeColor="text1"/>
-        </w:rPr>
-        <w:t>M=1.4+(1−Ginitial)2</w:t>
+        <w:t> It calculates the win condition dynamically. For the Socialist faction, it applies the compensation formula M=1.4+(1−Ginitial)2</w:t>
       </w:r>
       <w:r>
         <w:rPr>
@@ -7359,21 +8616,19 @@
         </w:rPr>
         <w:t>​)2</w:t>
       </w:r>
-    </w:p>
-    <w:p>
-      <w:pPr>
-        <w:spacing w:after="120"/>
+      <w:r>
         <w:rPr>
           <w:rFonts w:cstheme="minorHAnsi"/>
           <w:color w:val="000000" w:themeColor="text1"/>
         </w:rPr>
-      </w:pPr>
+        <w:t xml:space="preserve"> </w:t>
+      </w:r>
       <w:r>
         <w:rPr>
           <w:rFonts w:cstheme="minorHAnsi"/>
           <w:color w:val="000000" w:themeColor="text1"/>
         </w:rPr>
-        <w:t> to the progress metric.</w:t>
+        <w:t>to the progress metric.</w:t>
       </w:r>
     </w:p>
     <w:p>
@@ -7490,6 +8745,7 @@
           <w:bCs/>
           <w:color w:val="000000" w:themeColor="text1"/>
         </w:rPr>
+        <w:lastRenderedPageBreak/>
         <w:t>Solidarity Calculation (Socialist Win):</w:t>
       </w:r>
     </w:p>
@@ -7510,8 +8766,23 @@
           <w:rFonts w:cstheme="minorHAnsi"/>
           <w:color w:val="000000" w:themeColor="text1"/>
         </w:rPr>
-        <w:lastRenderedPageBreak/>
-        <w:t>Calculates the Cap_Value based on the median holdings.</w:t>
+        <w:t>Calculates the </w:t>
+      </w:r>
+      <w:proofErr w:type="spellStart"/>
+      <w:r>
+        <w:rPr>
+          <w:rFonts w:cstheme="minorHAnsi"/>
+          <w:color w:val="000000" w:themeColor="text1"/>
+        </w:rPr>
+        <w:t>Cap_Value</w:t>
+      </w:r>
+      <w:proofErr w:type="spellEnd"/>
+      <w:r>
+        <w:rPr>
+          <w:rFonts w:cstheme="minorHAnsi"/>
+          <w:color w:val="000000" w:themeColor="text1"/>
+        </w:rPr>
+        <w:t> based on the median holdings.</w:t>
       </w:r>
     </w:p>
     <w:p>
@@ -7551,7 +8822,55 @@
           <w:rFonts w:cstheme="minorHAnsi"/>
           <w:color w:val="000000" w:themeColor="text1"/>
         </w:rPr>
-        <w:t>Calculates the Net_Contribution (Money_In - Money_Out) for all players.</w:t>
+        <w:t>Calculates the </w:t>
+      </w:r>
+      <w:proofErr w:type="spellStart"/>
+      <w:r>
+        <w:rPr>
+          <w:rFonts w:cstheme="minorHAnsi"/>
+          <w:color w:val="000000" w:themeColor="text1"/>
+        </w:rPr>
+        <w:t>Net_Contribution</w:t>
+      </w:r>
+      <w:proofErr w:type="spellEnd"/>
+      <w:r>
+        <w:rPr>
+          <w:rFonts w:cstheme="minorHAnsi"/>
+          <w:color w:val="000000" w:themeColor="text1"/>
+        </w:rPr>
+        <w:t> (</w:t>
+      </w:r>
+      <w:proofErr w:type="spellStart"/>
+      <w:r>
+        <w:rPr>
+          <w:rFonts w:cstheme="minorHAnsi"/>
+          <w:color w:val="000000" w:themeColor="text1"/>
+        </w:rPr>
+        <w:t>Money_In</w:t>
+      </w:r>
+      <w:proofErr w:type="spellEnd"/>
+      <w:r>
+        <w:rPr>
+          <w:rFonts w:cstheme="minorHAnsi"/>
+          <w:color w:val="000000" w:themeColor="text1"/>
+        </w:rPr>
+        <w:t> - </w:t>
+      </w:r>
+      <w:proofErr w:type="spellStart"/>
+      <w:r>
+        <w:rPr>
+          <w:rFonts w:cstheme="minorHAnsi"/>
+          <w:color w:val="000000" w:themeColor="text1"/>
+        </w:rPr>
+        <w:t>Money_Out</w:t>
+      </w:r>
+      <w:proofErr w:type="spellEnd"/>
+      <w:r>
+        <w:rPr>
+          <w:rFonts w:cstheme="minorHAnsi"/>
+          <w:color w:val="000000" w:themeColor="text1"/>
+        </w:rPr>
+        <w:t>) for all players.</w:t>
       </w:r>
     </w:p>
     <w:p>
@@ -7571,7 +8890,23 @@
           <w:rFonts w:cstheme="minorHAnsi"/>
           <w:color w:val="000000" w:themeColor="text1"/>
         </w:rPr>
-        <w:t>Distributes the fund proportionally to Net_Contribution.</w:t>
+        <w:t>Distributes the fund proportionally to </w:t>
+      </w:r>
+      <w:proofErr w:type="spellStart"/>
+      <w:r>
+        <w:rPr>
+          <w:rFonts w:cstheme="minorHAnsi"/>
+          <w:color w:val="000000" w:themeColor="text1"/>
+        </w:rPr>
+        <w:t>Net_Contribution</w:t>
+      </w:r>
+      <w:proofErr w:type="spellEnd"/>
+      <w:r>
+        <w:rPr>
+          <w:rFonts w:cstheme="minorHAnsi"/>
+          <w:color w:val="000000" w:themeColor="text1"/>
+        </w:rPr>
+        <w:t>.</w:t>
       </w:r>
     </w:p>
     <w:p>
@@ -7600,17 +8935,34 @@
           <w:rFonts w:cstheme="minorHAnsi"/>
           <w:color w:val="000000" w:themeColor="text1"/>
         </w:rPr>
-        <w:t> Sends the final array of {WinnerAddress, Amount} to the Treasury for execution.</w:t>
-      </w:r>
-    </w:p>
-    <w:p>
-      <w:pPr>
-        <w:spacing w:after="120"/>
+        <w:t> Sends the final array of {</w:t>
+      </w:r>
+      <w:proofErr w:type="spellStart"/>
+      <w:r>
         <w:rPr>
           <w:rFonts w:cstheme="minorHAnsi"/>
           <w:color w:val="000000" w:themeColor="text1"/>
         </w:rPr>
-      </w:pPr>
+        <w:t>WinnerAddress</w:t>
+      </w:r>
+      <w:proofErr w:type="spellEnd"/>
+      <w:r>
+        <w:rPr>
+          <w:rFonts w:cstheme="minorHAnsi"/>
+          <w:color w:val="000000" w:themeColor="text1"/>
+        </w:rPr>
+        <w:t>, Amount} to the Treasury for execution.</w:t>
+      </w:r>
+    </w:p>
+    <w:p>
+      <w:pPr>
+        <w:spacing w:after="120"/>
+        <w:rPr>
+          <w:rFonts w:cstheme="minorHAnsi"/>
+          <w:color w:val="000000" w:themeColor="text1"/>
+        </w:rPr>
+      </w:pPr>
+      <w:proofErr w:type="spellStart"/>
       <w:r>
         <w:rPr>
           <w:rFonts w:cstheme="minorHAnsi"/>
@@ -7618,7 +8970,17 @@
           <w:bCs/>
           <w:color w:val="000000" w:themeColor="text1"/>
         </w:rPr>
-        <w:t>FIM.sol (The Seasonal Asset)</w:t>
+        <w:t>FIM.sol</w:t>
+      </w:r>
+      <w:proofErr w:type="spellEnd"/>
+      <w:r>
+        <w:rPr>
+          <w:rFonts w:cstheme="minorHAnsi"/>
+          <w:b/>
+          <w:bCs/>
+          <w:color w:val="000000" w:themeColor="text1"/>
+        </w:rPr>
+        <w:t xml:space="preserve"> (The Seasonal Asset)</w:t>
       </w:r>
     </w:p>
     <w:p>
@@ -7676,7 +9038,23 @@
           <w:rFonts w:cstheme="minorHAnsi"/>
           <w:color w:val="000000" w:themeColor="text1"/>
         </w:rPr>
-        <w:t> To ensure game integrity, standard transfer functions are disabled. Tokens can only move via the Exchange.sol contract. This prevents off-chain collusion and forces all value transfers to occur within the observable, Gini-impacting environment.</w:t>
+        <w:t> To ensure game integrity, standard transfer functions are disabled. Tokens can only move via the </w:t>
+      </w:r>
+      <w:proofErr w:type="spellStart"/>
+      <w:r>
+        <w:rPr>
+          <w:rFonts w:cstheme="minorHAnsi"/>
+          <w:color w:val="000000" w:themeColor="text1"/>
+        </w:rPr>
+        <w:t>Exchange.sol</w:t>
+      </w:r>
+      <w:proofErr w:type="spellEnd"/>
+      <w:r>
+        <w:rPr>
+          <w:rFonts w:cstheme="minorHAnsi"/>
+          <w:color w:val="000000" w:themeColor="text1"/>
+        </w:rPr>
+        <w:t> contract. This prevents off-chain collusion and forces all value transfers to occur within the observable, Gini-impacting environment.</w:t>
       </w:r>
     </w:p>
     <w:p>
@@ -7712,23 +9090,7 @@
           <w:rFonts w:cstheme="minorHAnsi"/>
           <w:color w:val="000000" w:themeColor="text1"/>
         </w:rPr>
-        <w:t>Due to the non-autonomous nature of state transitions on the Ethereum Virtual Machine, the protocol relies on an external </w:t>
-      </w:r>
-      <w:r>
-        <w:rPr>
-          <w:rFonts w:cstheme="minorHAnsi"/>
-          <w:b/>
-          <w:bCs/>
-          <w:color w:val="000000" w:themeColor="text1"/>
-        </w:rPr>
-        <w:t>Keeper Network</w:t>
-      </w:r>
-      <w:r>
-        <w:rPr>
-          <w:rFonts w:cstheme="minorHAnsi"/>
-          <w:color w:val="000000" w:themeColor="text1"/>
-        </w:rPr>
-        <w:t> to trigger time-sensitive functions.</w:t>
+        <w:t>Due to the non-autonomous nature of state transitions... the protocol relies on an external Keeper Network to trigger time-sensitive functions, including continuous victory verification and end-of-season settlement.</w:t>
       </w:r>
     </w:p>
     <w:p>
@@ -7799,7 +9161,23 @@
           <w:rFonts w:cstheme="minorHAnsi"/>
           <w:color w:val="000000" w:themeColor="text1"/>
         </w:rPr>
-        <w:t> operate the primary Keeper nodes. This guarantees 100% uptime for critical functions (e.g., finalizeGame) during early seasons. The bounty rewards generated by these actions are routed back to the DAO treasury.</w:t>
+        <w:t> operate the primary Keeper nodes. This guarantees 100% uptime for critical functions (e.g., </w:t>
+      </w:r>
+      <w:proofErr w:type="spellStart"/>
+      <w:r>
+        <w:rPr>
+          <w:rFonts w:cstheme="minorHAnsi"/>
+          <w:color w:val="000000" w:themeColor="text1"/>
+        </w:rPr>
+        <w:t>finalizeGame</w:t>
+      </w:r>
+      <w:proofErr w:type="spellEnd"/>
+      <w:r>
+        <w:rPr>
+          <w:rFonts w:cstheme="minorHAnsi"/>
+          <w:color w:val="000000" w:themeColor="text1"/>
+        </w:rPr>
+        <w:t>) during early seasons. The bounty rewards generated by these actions are routed back to the DAO treasury.</w:t>
       </w:r>
     </w:p>
     <w:p>
@@ -7857,7 +9235,23 @@
           <w:rFonts w:cstheme="minorHAnsi"/>
           <w:color w:val="000000" w:themeColor="text1"/>
         </w:rPr>
-        <w:t> Ultimately, the DAO may vote to integrate with decentralized automation networks (e.g., Chainlink Automation), removing reliance on specific private actors entirely.</w:t>
+        <w:t xml:space="preserve"> Ultimately, the DAO may vote to integrate with decentralized automation networks (e.g., </w:t>
+      </w:r>
+      <w:proofErr w:type="spellStart"/>
+      <w:r>
+        <w:rPr>
+          <w:rFonts w:cstheme="minorHAnsi"/>
+          <w:color w:val="000000" w:themeColor="text1"/>
+        </w:rPr>
+        <w:t>Chainlink</w:t>
+      </w:r>
+      <w:proofErr w:type="spellEnd"/>
+      <w:r>
+        <w:rPr>
+          <w:rFonts w:cstheme="minorHAnsi"/>
+          <w:color w:val="000000" w:themeColor="text1"/>
+        </w:rPr>
+        <w:t xml:space="preserve"> Automation), removing reliance on specific private actors entirely.</w:t>
       </w:r>
     </w:p>
     <w:p>
@@ -7912,7 +9306,87 @@
           <w:rFonts w:cstheme="minorHAnsi"/>
           <w:color w:val="000000" w:themeColor="text1"/>
         </w:rPr>
-        <w:t> An external Keeper calls the public finalizeGame() function on the GameSeason contract.</w:t>
+        <w:t> </w:t>
+      </w:r>
+      <w:r>
+        <w:rPr>
+          <w:rFonts w:cstheme="minorHAnsi"/>
+          <w:color w:val="000000" w:themeColor="text1"/>
+        </w:rPr>
+        <w:t>An external Keeper calls the public </w:t>
+      </w:r>
+      <w:proofErr w:type="spellStart"/>
+      <w:proofErr w:type="gramStart"/>
+      <w:r>
+        <w:rPr>
+          <w:rFonts w:cstheme="minorHAnsi"/>
+          <w:color w:val="000000" w:themeColor="text1"/>
+        </w:rPr>
+        <w:t>checkAndExecuteVictory</w:t>
+      </w:r>
+      <w:proofErr w:type="spellEnd"/>
+      <w:r>
+        <w:rPr>
+          <w:rFonts w:cstheme="minorHAnsi"/>
+          <w:color w:val="000000" w:themeColor="text1"/>
+        </w:rPr>
+        <w:t>(</w:t>
+      </w:r>
+      <w:proofErr w:type="gramEnd"/>
+      <w:r>
+        <w:rPr>
+          <w:rFonts w:cstheme="minorHAnsi"/>
+          <w:color w:val="000000" w:themeColor="text1"/>
+        </w:rPr>
+        <w:t>) function (or the time-sensitive </w:t>
+      </w:r>
+      <w:proofErr w:type="spellStart"/>
+      <w:proofErr w:type="gramStart"/>
+      <w:r>
+        <w:rPr>
+          <w:rFonts w:cstheme="minorHAnsi"/>
+          <w:color w:val="000000" w:themeColor="text1"/>
+        </w:rPr>
+        <w:t>finalizeGame</w:t>
+      </w:r>
+      <w:proofErr w:type="spellEnd"/>
+      <w:r>
+        <w:rPr>
+          <w:rFonts w:cstheme="minorHAnsi"/>
+          <w:color w:val="000000" w:themeColor="text1"/>
+        </w:rPr>
+        <w:t>(</w:t>
+      </w:r>
+      <w:proofErr w:type="gramEnd"/>
+      <w:r>
+        <w:rPr>
+          <w:rFonts w:cstheme="minorHAnsi"/>
+          <w:color w:val="000000" w:themeColor="text1"/>
+        </w:rPr>
+        <w:t>) if the time limit expires). The </w:t>
+      </w:r>
+      <w:r>
+        <w:rPr>
+          <w:rFonts w:cstheme="minorHAnsi"/>
+          <w:i/>
+          <w:iCs/>
+          <w:color w:val="000000" w:themeColor="text1"/>
+        </w:rPr>
+        <w:t>check</w:t>
+      </w:r>
+      <w:r>
+        <w:rPr>
+          <w:rFonts w:cstheme="minorHAnsi"/>
+          <w:color w:val="000000" w:themeColor="text1"/>
+        </w:rPr>
+        <w:t> function is the primary driver of victory settlement during the active t</w:t>
+      </w:r>
+      <w:r>
+        <w:rPr>
+          <w:rFonts w:cstheme="minorHAnsi"/>
+          <w:color w:val="000000" w:themeColor="text1"/>
+        </w:rPr>
+        <w:t>rading period.</w:t>
       </w:r>
     </w:p>
     <w:p>
@@ -7992,6 +9466,7 @@
           <w:bCs/>
           <w:color w:val="000000" w:themeColor="text1"/>
         </w:rPr>
+        <w:lastRenderedPageBreak/>
         <w:t>Treasury Routing:</w:t>
       </w:r>
       <w:r>
@@ -8041,7 +9516,6 @@
           <w:bCs/>
           <w:color w:val="000000" w:themeColor="text1"/>
         </w:rPr>
-        <w:lastRenderedPageBreak/>
         <w:t>Execute Revenue Policy:</w:t>
       </w:r>
       <w:r>
@@ -8098,7 +9572,25 @@
           <w:rFonts w:cstheme="minorHAnsi"/>
           <w:color w:val="000000" w:themeColor="text1"/>
         </w:rPr>
-        <w:t> Finally, the protocol mints the predefined bounty to the Keeper address (msg.sender) responsible for initiating the cascade.</w:t>
+        <w:t> Finally, the protocol mints the predefined bounty to the Keeper address (</w:t>
+      </w:r>
+      <w:proofErr w:type="spellStart"/>
+      <w:proofErr w:type="gramStart"/>
+      <w:r>
+        <w:rPr>
+          <w:rFonts w:cstheme="minorHAnsi"/>
+          <w:color w:val="000000" w:themeColor="text1"/>
+        </w:rPr>
+        <w:t>msg.sender</w:t>
+      </w:r>
+      <w:proofErr w:type="spellEnd"/>
+      <w:proofErr w:type="gramEnd"/>
+      <w:r>
+        <w:rPr>
+          <w:rFonts w:cstheme="minorHAnsi"/>
+          <w:color w:val="000000" w:themeColor="text1"/>
+        </w:rPr>
+        <w:t>) responsible for initiating the cascade.</w:t>
       </w:r>
     </w:p>
     <w:p>
@@ -8149,8 +9641,13 @@
         <w:spacing w:after="120"/>
       </w:pPr>
       <w:bookmarkStart w:id="15" w:name="_Toc216525076"/>
-      <w:r>
-        <w:t>Tokenomics &amp; Governance</w:t>
+      <w:proofErr w:type="spellStart"/>
+      <w:r>
+        <w:t>Tokenomics</w:t>
+      </w:r>
+      <w:proofErr w:type="spellEnd"/>
+      <w:r>
+        <w:t xml:space="preserve"> &amp; Governance</w:t>
       </w:r>
       <w:bookmarkEnd w:id="15"/>
     </w:p>
@@ -8159,7 +9656,15 @@
         <w:spacing w:after="120"/>
       </w:pPr>
       <w:r>
-        <w:t>The economic architecture of Ritardo Games uses a </w:t>
+        <w:t xml:space="preserve">The economic architecture of </w:t>
+      </w:r>
+      <w:proofErr w:type="spellStart"/>
+      <w:r>
+        <w:t>Ritardo</w:t>
+      </w:r>
+      <w:proofErr w:type="spellEnd"/>
+      <w:r>
+        <w:t xml:space="preserve"> Games uses a </w:t>
       </w:r>
       <w:r>
         <w:rPr>
@@ -8230,7 +9735,15 @@
         <w:pStyle w:val="Heading3"/>
       </w:pPr>
       <w:r>
-        <w:t>The Sovereign Asset: $RTD (The Ritardo)</w:t>
+        <w:t xml:space="preserve">The Sovereign Asset: $RTD (The </w:t>
+      </w:r>
+      <w:proofErr w:type="spellStart"/>
+      <w:r>
+        <w:t>Ritardo</w:t>
+      </w:r>
+      <w:proofErr w:type="spellEnd"/>
+      <w:r>
+        <w:t>)</w:t>
       </w:r>
     </w:p>
     <w:p>
@@ -8274,7 +9787,21 @@
         <w:rPr>
           <w:rFonts w:eastAsiaTheme="majorEastAsia" w:cstheme="minorHAnsi"/>
         </w:rPr>
-        <w:t> $RTD represents ownership over the Ritardo Games protocol.</w:t>
+        <w:t xml:space="preserve"> $RTD represents ownership over the </w:t>
+      </w:r>
+      <w:proofErr w:type="spellStart"/>
+      <w:r>
+        <w:rPr>
+          <w:rFonts w:eastAsiaTheme="majorEastAsia" w:cstheme="minorHAnsi"/>
+        </w:rPr>
+        <w:t>Ritardo</w:t>
+      </w:r>
+      <w:proofErr w:type="spellEnd"/>
+      <w:r>
+        <w:rPr>
+          <w:rFonts w:eastAsiaTheme="majorEastAsia" w:cstheme="minorHAnsi"/>
+        </w:rPr>
+        <w:t xml:space="preserve"> Games protocol.</w:t>
       </w:r>
     </w:p>
     <w:p>
@@ -8310,7 +9837,21 @@
         <w:rPr>
           <w:rFonts w:eastAsiaTheme="majorEastAsia" w:cstheme="minorHAnsi"/>
         </w:rPr>
-        <w:t>, holding $RTD is required to play the game. The Auction.sol contract enforces a collateral check, ensuring that only participants with a long-term stake in the protocol can influence the game economy.</w:t>
+        <w:t>, holding $RTD is required to play the game. The </w:t>
+      </w:r>
+      <w:proofErr w:type="spellStart"/>
+      <w:r>
+        <w:rPr>
+          <w:rFonts w:eastAsiaTheme="majorEastAsia" w:cstheme="minorHAnsi"/>
+        </w:rPr>
+        <w:t>Auction.sol</w:t>
+      </w:r>
+      <w:proofErr w:type="spellEnd"/>
+      <w:r>
+        <w:rPr>
+          <w:rFonts w:eastAsiaTheme="majorEastAsia" w:cstheme="minorHAnsi"/>
+        </w:rPr>
+        <w:t> contract enforces a collateral check, ensuring that only participants with a long-term stake in the protocol can influence the game economy.</w:t>
       </w:r>
     </w:p>
     <w:p>
@@ -8340,7 +9881,35 @@
         <w:rPr>
           <w:rFonts w:eastAsiaTheme="majorEastAsia" w:cstheme="minorHAnsi"/>
         </w:rPr>
-        <w:t>Unlike models that simply print new tokens to pay stakers, the $RTD ecosystem uses a Dynamic Allocation model. The USDC profits generated by the Treasury are used according to the active RevenueAllocationPolicy set by the DAO. Through governance, holders vote to direct surplus capital into three primary areas:</w:t>
+        <w:t xml:space="preserve">Unlike models that simply print new tokens to pay </w:t>
+      </w:r>
+      <w:proofErr w:type="spellStart"/>
+      <w:r>
+        <w:rPr>
+          <w:rFonts w:eastAsiaTheme="majorEastAsia" w:cstheme="minorHAnsi"/>
+        </w:rPr>
+        <w:t>stakers</w:t>
+      </w:r>
+      <w:proofErr w:type="spellEnd"/>
+      <w:r>
+        <w:rPr>
+          <w:rFonts w:eastAsiaTheme="majorEastAsia" w:cstheme="minorHAnsi"/>
+        </w:rPr>
+        <w:t>, the $RTD ecosystem uses a Dynamic Allocation model. The USDC profits generated by the Treasury are used according to the active </w:t>
+      </w:r>
+      <w:proofErr w:type="spellStart"/>
+      <w:r>
+        <w:rPr>
+          <w:rFonts w:eastAsiaTheme="majorEastAsia" w:cstheme="minorHAnsi"/>
+        </w:rPr>
+        <w:t>RevenueAllocationPolicy</w:t>
+      </w:r>
+      <w:proofErr w:type="spellEnd"/>
+      <w:r>
+        <w:rPr>
+          <w:rFonts w:eastAsiaTheme="majorEastAsia" w:cstheme="minorHAnsi"/>
+        </w:rPr>
+        <w:t> set by the DAO. Through governance, holders vote to direct surplus capital into three primary areas:</w:t>
       </w:r>
     </w:p>
     <w:p>
@@ -8816,12 +10385,21 @@
             <w:r>
               <w:t> Allocated to the </w:t>
             </w:r>
+            <w:proofErr w:type="spellStart"/>
             <w:r>
               <w:rPr>
                 <w:b/>
                 <w:bCs/>
               </w:rPr>
-              <w:t>Ritardo Games DAO LLC</w:t>
+              <w:t>Ritardo</w:t>
+            </w:r>
+            <w:proofErr w:type="spellEnd"/>
+            <w:r>
+              <w:rPr>
+                <w:b/>
+                <w:bCs/>
+              </w:rPr>
+              <w:t xml:space="preserve"> Games DAO LLC</w:t>
             </w:r>
             <w:r>
               <w:t> to cover real-world costs (legal compliance, audits, hosting). Managed via multi-sig with strict spending rules.</w:t>
@@ -8976,7 +10554,15 @@
         <w:spacing w:after="120"/>
       </w:pPr>
       <w:r>
-        <w:t>The emission schedule of the Ritardo Games ecosystem is architected to prioritize long-term protocol stability over short-term speculative velocity. While the initial circulating supply is set at 5%, this figure represents only the starting state of a </w:t>
+        <w:t xml:space="preserve">The emission schedule of the </w:t>
+      </w:r>
+      <w:proofErr w:type="spellStart"/>
+      <w:r>
+        <w:t>Ritardo</w:t>
+      </w:r>
+      <w:proofErr w:type="spellEnd"/>
+      <w:r>
+        <w:t xml:space="preserve"> Games ecosystem is architected to prioritize long-term protocol stability over short-term speculative velocity. While the initial circulating supply is set at 5%, this figure represents only the starting state of a </w:t>
       </w:r>
       <w:r>
         <w:rPr>
@@ -9192,7 +10778,15 @@
       </w:r>
       <w:r>
         <w:br/>
-        <w:t>The first tranche (5%) is distributed directly to early testnet participants, community contributors, and beta testers. This strategy ensures a sufficiently decentralized distribution of governance power on Day 1, preventing the concentration of voting rights in the hands of the protocol administrators.</w:t>
+        <w:t xml:space="preserve">The first tranche (5%) is distributed directly to early </w:t>
+      </w:r>
+      <w:proofErr w:type="spellStart"/>
+      <w:r>
+        <w:t>testnet</w:t>
+      </w:r>
+      <w:proofErr w:type="spellEnd"/>
+      <w:r>
+        <w:t xml:space="preserve"> participants, community contributors, and beta testers. This strategy ensures a sufficiently decentralized distribution of governance power on Day 1, preventing the concentration of voting rights in the hands of the protocol administrators.</w:t>
       </w:r>
     </w:p>
     <w:p>
@@ -9211,7 +10805,15 @@
       </w:r>
       <w:r>
         <w:br/>
-        <w:t>The second tranche (5%) is paired with USDC capital provided by the Ritardo Games DAO LLC to establish the initial market.</w:t>
+        <w:t xml:space="preserve">The second tranche (5%) is paired with USDC capital provided by the </w:t>
+      </w:r>
+      <w:proofErr w:type="spellStart"/>
+      <w:r>
+        <w:t>Ritardo</w:t>
+      </w:r>
+      <w:proofErr w:type="spellEnd"/>
+      <w:r>
+        <w:t xml:space="preserve"> Games DAO LLC to establish the initial market.</w:t>
       </w:r>
     </w:p>
     <w:p>
@@ -9339,7 +10941,15 @@
     </w:p>
     <w:p>
       <w:r>
-        <w:t>The growth strategy of the Ritardo Games ecosystem operates on the premise that a robust decentralized network requires a dedicated, intellectually engaged core constituency. The go-to-market strategy is bifurcated into a </w:t>
+        <w:t xml:space="preserve">The growth strategy of the </w:t>
+      </w:r>
+      <w:proofErr w:type="spellStart"/>
+      <w:r>
+        <w:t>Ritardo</w:t>
+      </w:r>
+      <w:proofErr w:type="spellEnd"/>
+      <w:r>
+        <w:t xml:space="preserve"> Games ecosystem operates on the premise that a robust decentralized network requires a dedicated, intellectually engaged core constituency. The go-to-market strategy is bifurcated into a </w:t>
       </w:r>
       <w:r>
         <w:rPr>
@@ -9408,7 +11018,15 @@
         <w:t>Dialectic Engagement:</w:t>
       </w:r>
       <w:r>
-        <w:t> Active participation in DAOs, strategy gaming communities, and DeFi governance forums to recruit "high-agency" actors.</w:t>
+        <w:t xml:space="preserve"> Active participation in </w:t>
+      </w:r>
+      <w:proofErr w:type="spellStart"/>
+      <w:r>
+        <w:t>DAOs</w:t>
+      </w:r>
+      <w:proofErr w:type="spellEnd"/>
+      <w:r>
+        <w:t>, strategy gaming communities, and DeFi governance forums to recruit "high-agency" actors.</w:t>
       </w:r>
     </w:p>
     <w:p>
@@ -9526,9 +11144,43 @@
       </w:r>
     </w:p>
     <w:p>
-      <w:r>
-        <w:t>CS_p = (B * M_social) + S_referral + S_testnet + S_bug</w:t>
-      </w:r>
+      <w:proofErr w:type="spellStart"/>
+      <w:r>
+        <w:t>CS_p</w:t>
+      </w:r>
+      <w:proofErr w:type="spellEnd"/>
+      <w:r>
+        <w:t xml:space="preserve"> = (B * </w:t>
+      </w:r>
+      <w:proofErr w:type="spellStart"/>
+      <w:r>
+        <w:t>M_social</w:t>
+      </w:r>
+      <w:proofErr w:type="spellEnd"/>
+      <w:r>
+        <w:t xml:space="preserve">) + </w:t>
+      </w:r>
+      <w:proofErr w:type="spellStart"/>
+      <w:r>
+        <w:t>S_referral</w:t>
+      </w:r>
+      <w:proofErr w:type="spellEnd"/>
+      <w:r>
+        <w:t xml:space="preserve"> + </w:t>
+      </w:r>
+      <w:proofErr w:type="spellStart"/>
+      <w:r>
+        <w:t>S_testnet</w:t>
+      </w:r>
+      <w:proofErr w:type="spellEnd"/>
+      <w:r>
+        <w:t xml:space="preserve"> + </w:t>
+      </w:r>
+      <w:proofErr w:type="spellStart"/>
+      <w:r>
+        <w:t>S_bug</w:t>
+      </w:r>
+      <w:proofErr w:type="spellEnd"/>
       <w:r>
         <w:t>​</w:t>
       </w:r>
@@ -9562,12 +11214,14 @@
           <w:tab w:val="clear" w:pos="720"/>
         </w:tabs>
       </w:pPr>
+      <w:proofErr w:type="spellStart"/>
       <w:r>
         <w:t>Msocia</w:t>
       </w:r>
       <w:r>
         <w:t>l</w:t>
       </w:r>
+      <w:proofErr w:type="spellEnd"/>
       <w:r>
         <w:t>: Qualitative Engagement Multiplier</w:t>
       </w:r>
@@ -9582,6 +11236,7 @@
           <w:tab w:val="clear" w:pos="720"/>
         </w:tabs>
       </w:pPr>
+      <w:proofErr w:type="spellStart"/>
       <w:r>
         <w:rPr>
           <w:i/>
@@ -9589,6 +11244,7 @@
         </w:rPr>
         <w:t>Sreferral</w:t>
       </w:r>
+      <w:proofErr w:type="spellEnd"/>
       <w:r>
         <w:t>​: Network Growth Score (Sybil-Resistant)</w:t>
       </w:r>
@@ -9603,6 +11259,7 @@
           <w:tab w:val="clear" w:pos="720"/>
         </w:tabs>
       </w:pPr>
+      <w:proofErr w:type="spellStart"/>
       <w:r>
         <w:rPr>
           <w:i/>
@@ -9610,6 +11267,7 @@
         </w:rPr>
         <w:t>Stestnet</w:t>
       </w:r>
+      <w:proofErr w:type="spellEnd"/>
       <w:r>
         <w:t>​: Simulation Performance Score</w:t>
       </w:r>
@@ -9624,6 +11282,7 @@
           <w:tab w:val="clear" w:pos="720"/>
         </w:tabs>
       </w:pPr>
+      <w:proofErr w:type="spellStart"/>
       <w:r>
         <w:rPr>
           <w:i/>
@@ -9631,6 +11290,7 @@
         </w:rPr>
         <w:t>Sbug</w:t>
       </w:r>
+      <w:proofErr w:type="spellEnd"/>
       <w:r>
         <w:t>​: Security Auditing Score</w:t>
       </w:r>
@@ -9639,6 +11299,7 @@
       <w:r>
         <w:t>1. Base Identity &amp; Qualitative Multiplier (</w:t>
       </w:r>
+      <w:proofErr w:type="spellStart"/>
       <w:r>
         <w:rPr>
           <w:b/>
@@ -9671,6 +11332,7 @@
         </w:rPr>
         <w:t>Msocial</w:t>
       </w:r>
+      <w:proofErr w:type="spellEnd"/>
       <w:r>
         <w:rPr>
           <w:b/>
@@ -9746,6 +11408,7 @@
         <w:lastRenderedPageBreak/>
         <w:t>Multiplier (</w:t>
       </w:r>
+      <w:proofErr w:type="spellStart"/>
       <w:r>
         <w:rPr>
           <w:b/>
@@ -9755,6 +11418,7 @@
         </w:rPr>
         <w:t>Msocial</w:t>
       </w:r>
+      <w:proofErr w:type="spellEnd"/>
       <w:r>
         <w:rPr>
           <w:b/>
@@ -9778,7 +11442,15 @@
           <w:b/>
           <w:bCs/>
         </w:rPr>
-        <w:t>2. Network Growth Score (Sreferral</w:t>
+        <w:t>2. Network Growth Score (</w:t>
+      </w:r>
+      <w:proofErr w:type="spellStart"/>
+      <w:r>
+        <w:rPr>
+          <w:b/>
+          <w:bCs/>
+        </w:rPr>
+        <w:t>Sreferral</w:t>
       </w:r>
       <w:r>
         <w:rPr>
@@ -9789,6 +11461,7 @@
         </w:rPr>
         <w:t>Sreferral</w:t>
       </w:r>
+      <w:proofErr w:type="spellEnd"/>
       <w:r>
         <w:rPr>
           <w:b/>
@@ -9836,7 +11509,15 @@
         <w:t>The Quality Filter:</w:t>
       </w:r>
       <w:r>
-        <w:t> A referral is only validated if the Referee executes a minimum of 5 transactions on the Testnet. This invalidates low-effort bot registrations.</w:t>
+        <w:t xml:space="preserve"> A referral is only validated if the Referee executes a minimum of 5 transactions on the </w:t>
+      </w:r>
+      <w:proofErr w:type="spellStart"/>
+      <w:r>
+        <w:t>Testnet</w:t>
+      </w:r>
+      <w:proofErr w:type="spellEnd"/>
+      <w:r>
+        <w:t>. This invalidates low-effort bot registrations.</w:t>
       </w:r>
     </w:p>
     <w:p>
@@ -9933,6 +11614,7 @@
         </w:rPr>
         <w:t>3. Simulation Performance Score (</w:t>
       </w:r>
+      <w:proofErr w:type="spellStart"/>
       <w:r>
         <w:rPr>
           <w:b/>
@@ -9942,6 +11624,7 @@
         </w:rPr>
         <w:t>Stestnet</w:t>
       </w:r>
+      <w:proofErr w:type="spellEnd"/>
       <w:r>
         <w:rPr>
           <w:b/>
@@ -9951,7 +11634,15 @@
       </w:r>
       <w:r>
         <w:br/>
-        <w:t>The Testnet serves as a "Sandbox Season" to stress-test the economic logic.</w:t>
+        <w:t xml:space="preserve">The </w:t>
+      </w:r>
+      <w:proofErr w:type="spellStart"/>
+      <w:r>
+        <w:t>Testnet</w:t>
+      </w:r>
+      <w:proofErr w:type="spellEnd"/>
+      <w:r>
+        <w:t xml:space="preserve"> serves as a "Sandbox Season" to stress-test the economic logic.</w:t>
       </w:r>
     </w:p>
     <w:p>
@@ -9969,7 +11660,15 @@
         <w:t>Stochastic Capital Initialization:</w:t>
       </w:r>
       <w:r>
-        <w:t> To simulate real-world economic disparity, participants receive a randomized starting balance of Testnet tokens (100 to 10,000 units). This forces players to adapt their strategy to their initial "class" position.</w:t>
+        <w:t xml:space="preserve"> To simulate real-world economic disparity, participants receive a randomized starting balance of </w:t>
+      </w:r>
+      <w:proofErr w:type="spellStart"/>
+      <w:r>
+        <w:t>Testnet</w:t>
+      </w:r>
+      <w:proofErr w:type="spellEnd"/>
+      <w:r>
+        <w:t xml:space="preserve"> tokens (100 to 10,000 units). This forces players to adapt their strategy to their initial "class" position.</w:t>
       </w:r>
     </w:p>
     <w:p>
@@ -10095,7 +11794,23 @@
         <w:t>Rationale:</w:t>
       </w:r>
       <w:r>
-        <w:t> This 10x differential forces Testnet participants to prioritize coordination and collective victory over individual optimization, training the user base for the mainnet game.</w:t>
+        <w:t xml:space="preserve"> This 10x differential forces </w:t>
+      </w:r>
+      <w:proofErr w:type="spellStart"/>
+      <w:r>
+        <w:t>Testnet</w:t>
+      </w:r>
+      <w:proofErr w:type="spellEnd"/>
+      <w:r>
+        <w:t xml:space="preserve"> participants to prioritize coordination and collective victory over individual optimization, training the user base for the </w:t>
+      </w:r>
+      <w:proofErr w:type="spellStart"/>
+      <w:r>
+        <w:t>mainnet</w:t>
+      </w:r>
+      <w:proofErr w:type="spellEnd"/>
+      <w:r>
+        <w:t xml:space="preserve"> game.</w:t>
       </w:r>
     </w:p>
     <w:p>
@@ -10112,6 +11827,7 @@
         </w:rPr>
         <w:t>4. Security Auditing Score (</w:t>
       </w:r>
+      <w:proofErr w:type="spellStart"/>
       <w:r>
         <w:rPr>
           <w:b/>
@@ -10121,6 +11837,7 @@
         </w:rPr>
         <w:t>Sbug</w:t>
       </w:r>
+      <w:proofErr w:type="spellEnd"/>
       <w:r>
         <w:rPr>
           <w:b/>
@@ -10211,7 +11928,15 @@
     </w:p>
     <w:p>
       <w:r>
-        <w:t>Effective governance requires distinct venues for signaling and debate. To facilitate high-bandwidth strategic coordination, the protocol integrates a dedicated </w:t>
+        <w:t xml:space="preserve">Effective governance requires distinct venues for </w:t>
+      </w:r>
+      <w:proofErr w:type="spellStart"/>
+      <w:r>
+        <w:t>signaling</w:t>
+      </w:r>
+      <w:proofErr w:type="spellEnd"/>
+      <w:r>
+        <w:t xml:space="preserve"> and debate. To facilitate high-bandwidth strategic coordination, the protocol integrates a dedicated </w:t>
       </w:r>
       <w:r>
         <w:rPr>
@@ -10287,7 +12012,15 @@
     </w:p>
     <w:p>
       <w:r>
-        <w:t>By formalizing the social layer, Ritardo Games ensures that the "meta-game" of coordination is as robust as the on-chain execution.</w:t>
+        <w:t xml:space="preserve">By formalizing the social layer, </w:t>
+      </w:r>
+      <w:proofErr w:type="spellStart"/>
+      <w:r>
+        <w:t>Ritardo</w:t>
+      </w:r>
+      <w:proofErr w:type="spellEnd"/>
+      <w:r>
+        <w:t xml:space="preserve"> Games ensures that the "meta-game" of coordination is as robust as the on-chain execution.</w:t>
       </w:r>
     </w:p>
     <w:p/>
@@ -10298,7 +12031,15 @@
       </w:pPr>
       <w:bookmarkStart w:id="20" w:name="_Toc216525081"/>
       <w:r>
-        <w:t xml:space="preserve">Security Strategy: A Defense-in-Depth </w:t>
+        <w:t xml:space="preserve">Security Strategy: A </w:t>
+      </w:r>
+      <w:proofErr w:type="spellStart"/>
+      <w:r>
+        <w:t>Defense</w:t>
+      </w:r>
+      <w:proofErr w:type="spellEnd"/>
+      <w:r>
+        <w:t xml:space="preserve">-in-Depth </w:t>
       </w:r>
       <w:r>
         <w:t>Methodology</w:t>
@@ -10310,12 +12051,44 @@
         <w:spacing w:after="120"/>
       </w:pPr>
       <w:r>
-        <w:t>The preservation of the DAO’s treasury and participant capital is the operational priority of the protocol. We adhere to a Defense-in-Depth security philosophy, ensuring that multiple redundant layers of verification exist to identify and mitigate vulnerabilities before they can be exploited.</w:t>
-      </w:r>
-    </w:p>
-    <w:p>
-      <w:r>
-        <w:t>The preservation of the DAO’s treasury and participant capital is the operational priority of the protocol. We adhere to a Defense-in-Depth security philosophy, ensuring that multiple redundant layers of verification exist to identify and mitigate vulnerabilities.</w:t>
+        <w:t xml:space="preserve">The preservation of the </w:t>
+      </w:r>
+      <w:proofErr w:type="spellStart"/>
+      <w:r>
+        <w:t>DAO’s</w:t>
+      </w:r>
+      <w:proofErr w:type="spellEnd"/>
+      <w:r>
+        <w:t xml:space="preserve"> treasury and participant capital is the operational priority of the protocol. We adhere to a </w:t>
+      </w:r>
+      <w:proofErr w:type="spellStart"/>
+      <w:r>
+        <w:t>Defense</w:t>
+      </w:r>
+      <w:proofErr w:type="spellEnd"/>
+      <w:r>
+        <w:t>-in-Depth security philosophy, ensuring that multiple redundant layers of verification exist to identify and mitigate vulnerabilities before they can be exploited.</w:t>
+      </w:r>
+    </w:p>
+    <w:p>
+      <w:r>
+        <w:t xml:space="preserve">The preservation of the </w:t>
+      </w:r>
+      <w:proofErr w:type="spellStart"/>
+      <w:r>
+        <w:t>DAO’s</w:t>
+      </w:r>
+      <w:proofErr w:type="spellEnd"/>
+      <w:r>
+        <w:t xml:space="preserve"> treasury and participant capital is the operational priority of the protocol. We adhere to a </w:t>
+      </w:r>
+      <w:proofErr w:type="spellStart"/>
+      <w:r>
+        <w:t>Defense</w:t>
+      </w:r>
+      <w:proofErr w:type="spellEnd"/>
+      <w:r>
+        <w:t>-in-Depth security philosophy, ensuring that multiple redundant layers of verification exist to identify and mitigate vulnerabilities.</w:t>
       </w:r>
     </w:p>
     <w:p>
@@ -10338,7 +12111,15 @@
     </w:p>
     <w:p>
       <w:r>
-        <w:t>Prior to the mainnet initialization of Season 1, the smart contract suite will undergo a rigorous validation process focused on adversarial crowdsourcing. We will commission a competitive audit contest (via platforms such as Code4rena or Sherlock). This phase leverages financial game theory to secure the code: by offering a substantial prize pool to hundreds of independent security researchers, we incentivize an intense "trial-by-fire" approach that is highly effective at discovering obscure, edge-case vulnerabilities.</w:t>
+        <w:t xml:space="preserve">Prior to the </w:t>
+      </w:r>
+      <w:proofErr w:type="spellStart"/>
+      <w:r>
+        <w:t>mainnet</w:t>
+      </w:r>
+      <w:proofErr w:type="spellEnd"/>
+      <w:r>
+        <w:t xml:space="preserve"> initialization of Season 1, the smart contract suite will undergo a rigorous validation process focused on adversarial crowdsourcing. We will commission a competitive audit contest (via platforms such as Code4rena or Sherlock). This phase leverages financial game theory to secure the code: by offering a substantial prize pool to hundreds of independent security researchers, we incentivize an intense "trial-by-fire" approach that is highly effective at discovering obscure, edge-case vulnerabilities.</w:t>
       </w:r>
     </w:p>
     <w:p>
@@ -10380,7 +12161,15 @@
         </w:numPr>
       </w:pPr>
       <w:r>
-        <w:t>Continuous Bug Bounty Program: Upon launch, the protocol will establish a permanent, competitive Bug Bounty Program (via Immunefi). This provides a standing market offer for white-hat hackers, ensuring that the disclosure of a vulnerability is always more profitable than its exploitation.</w:t>
+        <w:t xml:space="preserve">Continuous Bug Bounty Program: Upon launch, the protocol will establish a permanent, competitive Bug Bounty Program (via </w:t>
+      </w:r>
+      <w:proofErr w:type="spellStart"/>
+      <w:r>
+        <w:t>Immunefi</w:t>
+      </w:r>
+      <w:proofErr w:type="spellEnd"/>
+      <w:r>
+        <w:t>). This provides a standing market offer for white-hat hackers, ensuring that the disclosure of a vulnerability is always more profitable than its exploitation.</w:t>
       </w:r>
     </w:p>
     <w:p>
@@ -10511,7 +12300,15 @@
         <w:t>Risk:</w:t>
       </w:r>
       <w:r>
-        <w:t> The global regulatory framework regarding Decentralized Autonomous Organizations (DAOs) and digital assets is nascent and subject to rapid evolution.</w:t>
+        <w:t> The global regulatory framework regarding Decentralized Autonomous Organizations (</w:t>
+      </w:r>
+      <w:proofErr w:type="spellStart"/>
+      <w:r>
+        <w:t>DAOs</w:t>
+      </w:r>
+      <w:proofErr w:type="spellEnd"/>
+      <w:r>
+        <w:t>) and digital assets is nascent and subject to rapid evolution.</w:t>
       </w:r>
     </w:p>
     <w:p>
@@ -10734,7 +12531,23 @@
         <w:spacing w:after="120"/>
       </w:pPr>
       <w:r>
-        <w:t>At its core, Ritardo Games is a perfect-information, real-money economic simulation built on a foundation of pure strategy. It is a competitive arena where victory is not determined by luck or informational asymmetry, but by a participant's ability to analyze a complex economic system and coordinate effectively with others to achieve a collective goal. Every transaction is transparently enforced by code, every rule is immutable, and every outcome is the direct result of strategic player action.</w:t>
+        <w:t xml:space="preserve">At its core, </w:t>
+      </w:r>
+      <w:proofErr w:type="spellStart"/>
+      <w:r>
+        <w:t>Ritardo</w:t>
+      </w:r>
+      <w:proofErr w:type="spellEnd"/>
+      <w:r>
+        <w:t xml:space="preserve"> Games is a perfect-information, real-money economic simulation built on a foundation of pure strategy. It is a competitive arena where victory is not determined by luck or informational asymmetry, but by a participant's ability to </w:t>
+      </w:r>
+      <w:proofErr w:type="spellStart"/>
+      <w:r>
+        <w:t>analyze</w:t>
+      </w:r>
+      <w:proofErr w:type="spellEnd"/>
+      <w:r>
+        <w:t xml:space="preserve"> a complex economic system and coordinate effectively with others to achieve a collective goal. Every transaction is transparently enforced by code, every rule is immutable, and every outcome is the direct result of strategic player action.</w:t>
       </w:r>
     </w:p>
     <w:p>
@@ -11041,7 +12854,15 @@
               <w:t>Competitive Audit Program Execution</w:t>
             </w:r>
             <w:r>
-              <w:t>, Public Testnet Launch (Meritocratic Airdrop), </w:t>
+              <w:t xml:space="preserve">, Public </w:t>
+            </w:r>
+            <w:proofErr w:type="spellStart"/>
+            <w:r>
+              <w:t>Testnet</w:t>
+            </w:r>
+            <w:proofErr w:type="spellEnd"/>
+            <w:r>
+              <w:t xml:space="preserve"> Launch (Meritocratic Airdrop), </w:t>
             </w:r>
             <w:r>
               <w:rPr>
@@ -11264,7 +13085,15 @@
     </w:p>
     <w:p>
       <w:r>
-        <w:t>The initial game mode establishes the baseline mechanism. The Ritardo DAO is empowered to continuously introduce new modes to challenge players and expand the ecosystem’s strategic depth. Future possibilities include:</w:t>
+        <w:t xml:space="preserve">The initial game mode establishes the baseline mechanism. The </w:t>
+      </w:r>
+      <w:proofErr w:type="spellStart"/>
+      <w:r>
+        <w:t>Ritardo</w:t>
+      </w:r>
+      <w:proofErr w:type="spellEnd"/>
+      <w:r>
+        <w:t xml:space="preserve"> DAO is empowered to continuously introduce new modes to challenge players and expand the ecosystem’s strategic depth. Future possibilities include:</w:t>
       </w:r>
     </w:p>
     <w:p>
@@ -11352,7 +13181,15 @@
         <w:spacing w:after="120"/>
       </w:pPr>
       <w:r>
-        <w:t>Let P = {p_1, p_2, ..., p_n} be the set of </w:t>
+        <w:t xml:space="preserve">Let P = {p_1, p_2, ..., </w:t>
+      </w:r>
+      <w:proofErr w:type="spellStart"/>
+      <w:r>
+        <w:t>p_n</w:t>
+      </w:r>
+      <w:proofErr w:type="spellEnd"/>
+      <w:r>
+        <w:t>} be the set of </w:t>
       </w:r>
       <w:r>
         <w:rPr>
@@ -11374,7 +13211,15 @@
         <w:spacing w:after="120"/>
       </w:pPr>
       <w:r>
-        <w:t>Let t_i be the balance of </w:t>
+        <w:t>Let </w:t>
+      </w:r>
+      <w:proofErr w:type="spellStart"/>
+      <w:r>
+        <w:t>t_i</w:t>
+      </w:r>
+      <w:proofErr w:type="spellEnd"/>
+      <w:r>
+        <w:t> be the balance of </w:t>
       </w:r>
       <w:r>
         <w:rPr>
@@ -11384,7 +13229,15 @@
         <w:t>$FIM</w:t>
       </w:r>
       <w:r>
-        <w:t> tokens held by player p_i.</w:t>
+        <w:t> tokens held by player </w:t>
+      </w:r>
+      <w:proofErr w:type="spellStart"/>
+      <w:r>
+        <w:t>p_i</w:t>
+      </w:r>
+      <w:proofErr w:type="spellEnd"/>
+      <w:r>
+        <w:t>.</w:t>
       </w:r>
     </w:p>
     <w:p>
@@ -11396,7 +13249,15 @@
         <w:spacing w:after="120"/>
       </w:pPr>
       <w:r>
-        <w:t>Let T = Σ t_i be the total supply of </w:t>
+        <w:t xml:space="preserve">Let T = Σ </w:t>
+      </w:r>
+      <w:proofErr w:type="spellStart"/>
+      <w:r>
+        <w:t>t_i</w:t>
+      </w:r>
+      <w:proofErr w:type="spellEnd"/>
+      <w:r>
+        <w:t> be the total supply of </w:t>
       </w:r>
       <w:r>
         <w:rPr>
@@ -11418,7 +13279,39 @@
         <w:spacing w:after="120"/>
       </w:pPr>
       <w:r>
-        <w:t>Let c_i = MoneyIn_i - MoneyOut_i be the Net Contribution of player p_i.</w:t>
+        <w:t>Let </w:t>
+      </w:r>
+      <w:proofErr w:type="spellStart"/>
+      <w:r>
+        <w:t>c_i</w:t>
+      </w:r>
+      <w:proofErr w:type="spellEnd"/>
+      <w:r>
+        <w:t xml:space="preserve"> = </w:t>
+      </w:r>
+      <w:proofErr w:type="spellStart"/>
+      <w:r>
+        <w:t>MoneyIn_i</w:t>
+      </w:r>
+      <w:proofErr w:type="spellEnd"/>
+      <w:r>
+        <w:t xml:space="preserve"> - </w:t>
+      </w:r>
+      <w:proofErr w:type="spellStart"/>
+      <w:r>
+        <w:t>MoneyOut_i</w:t>
+      </w:r>
+      <w:proofErr w:type="spellEnd"/>
+      <w:r>
+        <w:t> be the Net Contribution of player </w:t>
+      </w:r>
+      <w:proofErr w:type="spellStart"/>
+      <w:r>
+        <w:t>p_i</w:t>
+      </w:r>
+      <w:proofErr w:type="spellEnd"/>
+      <w:r>
+        <w:t>.</w:t>
       </w:r>
     </w:p>
     <w:p>
@@ -11452,12 +13345,61 @@
       </w:r>
       <w:r>
         <w:br/>
-        <w:t>G = (Σ_i Σ_j |t_i - t_j|) / (2 * n * Σ_i t_i)</w:t>
+        <w:t>G = (</w:t>
+      </w:r>
+      <w:proofErr w:type="spellStart"/>
+      <w:r>
+        <w:t>Σ_i</w:t>
+      </w:r>
+      <w:proofErr w:type="spellEnd"/>
+      <w:r>
+        <w:t xml:space="preserve"> </w:t>
+      </w:r>
+      <w:proofErr w:type="spellStart"/>
+      <w:r>
+        <w:t>Σ_j</w:t>
+      </w:r>
+      <w:proofErr w:type="spellEnd"/>
+      <w:r>
+        <w:t xml:space="preserve"> |</w:t>
+      </w:r>
+      <w:proofErr w:type="spellStart"/>
+      <w:r>
+        <w:t>t_i</w:t>
+      </w:r>
+      <w:proofErr w:type="spellEnd"/>
+      <w:r>
+        <w:t xml:space="preserve"> - </w:t>
+      </w:r>
+      <w:proofErr w:type="spellStart"/>
+      <w:r>
+        <w:t>t_j</w:t>
+      </w:r>
+      <w:proofErr w:type="spellEnd"/>
+      <w:r>
+        <w:t xml:space="preserve">|) / (2 * n * </w:t>
+      </w:r>
+      <w:proofErr w:type="spellStart"/>
+      <w:r>
+        <w:t>Σ_i</w:t>
+      </w:r>
+      <w:proofErr w:type="spellEnd"/>
+      <w:r>
+        <w:t xml:space="preserve"> </w:t>
+      </w:r>
+      <w:proofErr w:type="spellStart"/>
+      <w:r>
+        <w:t>t_i</w:t>
+      </w:r>
+      <w:proofErr w:type="spellEnd"/>
+      <w:r>
+        <w:t>)</w:t>
       </w:r>
       <w:r>
         <w:br/>
         <w:t>This formula is computed on-chain to provide </w:t>
       </w:r>
+      <w:proofErr w:type="spellStart"/>
       <w:r>
         <w:rPr>
           <w:i/>
@@ -11465,9 +13407,11 @@
         </w:rPr>
         <w:t>G_initial</w:t>
       </w:r>
+      <w:proofErr w:type="spellEnd"/>
       <w:r>
         <w:t> (at the end of the Auction) and </w:t>
       </w:r>
+      <w:proofErr w:type="spellStart"/>
       <w:r>
         <w:rPr>
           <w:i/>
@@ -11475,6 +13419,7 @@
         </w:rPr>
         <w:t>G_current</w:t>
       </w:r>
+      <w:proofErr w:type="spellEnd"/>
       <w:r>
         <w:t> (live during the game).</w:t>
       </w:r>
@@ -11497,7 +13442,15 @@
         <w:spacing w:after="120"/>
       </w:pPr>
       <w:r>
-        <w:t>Let V_thresh = 0.25 be the Victory Threshold.</w:t>
+        <w:t>Let </w:t>
+      </w:r>
+      <w:proofErr w:type="spellStart"/>
+      <w:r>
+        <w:t>V_thresh</w:t>
+      </w:r>
+      <w:proofErr w:type="spellEnd"/>
+      <w:r>
+        <w:t xml:space="preserve"> = 0.25 be the Victory Threshold.</w:t>
       </w:r>
     </w:p>
     <w:p>
@@ -11511,15 +13464,29 @@
       <w:r>
         <w:t xml:space="preserve">Let M = 1.4 + (1 - </w:t>
       </w:r>
+      <w:proofErr w:type="spellStart"/>
       <w:r>
         <w:rPr>
           <w:i/>
           <w:iCs/>
         </w:rPr>
-        <w:t>G_initial</w:t>
-      </w:r>
-      <w:r>
-        <w:t>)^2 be the Compensation Multiplier.</w:t>
+        <w:t>G_</w:t>
+      </w:r>
+      <w:proofErr w:type="gramStart"/>
+      <w:r>
+        <w:rPr>
+          <w:i/>
+          <w:iCs/>
+        </w:rPr>
+        <w:t>initial</w:t>
+      </w:r>
+      <w:proofErr w:type="spellEnd"/>
+      <w:r>
+        <w:t>)^</w:t>
+      </w:r>
+      <w:proofErr w:type="gramEnd"/>
+      <w:r>
+        <w:t>2 be the Compensation Multiplier.</w:t>
       </w:r>
     </w:p>
     <w:p>
@@ -11533,6 +13500,7 @@
       <w:r>
         <w:t>The Capitalist Faction wins if: (</w:t>
       </w:r>
+      <w:proofErr w:type="spellStart"/>
       <w:r>
         <w:rPr>
           <w:i/>
@@ -11540,9 +13508,11 @@
         </w:rPr>
         <w:t>G_current</w:t>
       </w:r>
+      <w:proofErr w:type="spellEnd"/>
       <w:r>
         <w:t xml:space="preserve"> - </w:t>
       </w:r>
+      <w:proofErr w:type="spellStart"/>
       <w:r>
         <w:rPr>
           <w:i/>
@@ -11550,9 +13520,11 @@
         </w:rPr>
         <w:t>G_initial</w:t>
       </w:r>
+      <w:proofErr w:type="spellEnd"/>
       <w:r>
         <w:t xml:space="preserve">) / (1 - </w:t>
       </w:r>
+      <w:proofErr w:type="spellStart"/>
       <w:r>
         <w:rPr>
           <w:i/>
@@ -11560,9 +13532,15 @@
         </w:rPr>
         <w:t>G_initial</w:t>
       </w:r>
-      <w:r>
-        <w:t>) ≥ V_thresh</w:t>
-      </w:r>
+      <w:proofErr w:type="spellEnd"/>
+      <w:r>
+        <w:t xml:space="preserve">) ≥ </w:t>
+      </w:r>
+      <w:proofErr w:type="spellStart"/>
+      <w:r>
+        <w:t>V_thresh</w:t>
+      </w:r>
+      <w:proofErr w:type="spellEnd"/>
     </w:p>
     <w:p>
       <w:pPr>
@@ -11575,6 +13553,7 @@
       <w:r>
         <w:t>The Socialist Faction wins if: ((</w:t>
       </w:r>
+      <w:proofErr w:type="spellStart"/>
       <w:r>
         <w:rPr>
           <w:i/>
@@ -11582,9 +13561,11 @@
         </w:rPr>
         <w:t>G_initial</w:t>
       </w:r>
+      <w:proofErr w:type="spellEnd"/>
       <w:r>
         <w:t xml:space="preserve"> - </w:t>
       </w:r>
+      <w:proofErr w:type="spellStart"/>
       <w:r>
         <w:rPr>
           <w:i/>
@@ -11592,9 +13573,11 @@
         </w:rPr>
         <w:t>G_current</w:t>
       </w:r>
+      <w:proofErr w:type="spellEnd"/>
       <w:r>
         <w:t xml:space="preserve">) / </w:t>
       </w:r>
+      <w:proofErr w:type="spellStart"/>
       <w:r>
         <w:rPr>
           <w:i/>
@@ -11602,9 +13585,15 @@
         </w:rPr>
         <w:t>G_initial</w:t>
       </w:r>
-      <w:r>
-        <w:t>) * M ≥ V_thresh</w:t>
-      </w:r>
+      <w:proofErr w:type="spellEnd"/>
+      <w:r>
+        <w:t xml:space="preserve">) * M ≥ </w:t>
+      </w:r>
+      <w:proofErr w:type="spellStart"/>
+      <w:r>
+        <w:t>V_thresh</w:t>
+      </w:r>
+      <w:proofErr w:type="spellEnd"/>
     </w:p>
     <w:p>
       <w:pPr>
@@ -11646,7 +13635,20 @@
         <w:t>⊂</w:t>
       </w:r>
       <w:r>
-        <w:t xml:space="preserve"> P be the subset of players of minimum cardinality |O| such that Σ_{p_i </w:t>
+        <w:t xml:space="preserve"> P be the subset of players of minimum cardinality |O| such that Σ</w:t>
+      </w:r>
+      <w:proofErr w:type="gramStart"/>
+      <w:r>
+        <w:t>_{</w:t>
+      </w:r>
+      <w:proofErr w:type="spellStart"/>
+      <w:proofErr w:type="gramEnd"/>
+      <w:r>
+        <w:t>p_i</w:t>
+      </w:r>
+      <w:proofErr w:type="spellEnd"/>
+      <w:r>
+        <w:t xml:space="preserve"> </w:t>
       </w:r>
       <w:r>
         <w:rPr>
@@ -11655,7 +13657,15 @@
         <w:t>∈</w:t>
       </w:r>
       <w:r>
-        <w:t xml:space="preserve"> O} t_i </w:t>
+        <w:t xml:space="preserve"> O} </w:t>
+      </w:r>
+      <w:proofErr w:type="spellStart"/>
+      <w:r>
+        <w:t>t_i</w:t>
+      </w:r>
+      <w:proofErr w:type="spellEnd"/>
+      <w:r>
+        <w:t xml:space="preserve"> </w:t>
       </w:r>
       <w:r>
         <w:rPr>
@@ -11676,7 +13686,15 @@
         <w:spacing w:after="120"/>
       </w:pPr>
       <w:r>
-        <w:t xml:space="preserve">For a player p_j </w:t>
+        <w:t>For a player </w:t>
+      </w:r>
+      <w:proofErr w:type="spellStart"/>
+      <w:r>
+        <w:t>p_j</w:t>
+      </w:r>
+      <w:proofErr w:type="spellEnd"/>
+      <w:r>
+        <w:t xml:space="preserve"> </w:t>
       </w:r>
       <w:r>
         <w:rPr>
@@ -11685,7 +13703,44 @@
         <w:t>∈</w:t>
       </w:r>
       <w:r>
-        <w:t xml:space="preserve"> O, their payout Payout_j = PrizePool * (t_j / Σ_{p_i </w:t>
+        <w:t xml:space="preserve"> O, their payout </w:t>
+      </w:r>
+      <w:proofErr w:type="spellStart"/>
+      <w:r>
+        <w:t>Payout_j</w:t>
+      </w:r>
+      <w:proofErr w:type="spellEnd"/>
+      <w:r>
+        <w:t xml:space="preserve"> = </w:t>
+      </w:r>
+      <w:proofErr w:type="spellStart"/>
+      <w:r>
+        <w:t>PrizePool</w:t>
+      </w:r>
+      <w:proofErr w:type="spellEnd"/>
+      <w:r>
+        <w:t xml:space="preserve"> * (</w:t>
+      </w:r>
+      <w:proofErr w:type="spellStart"/>
+      <w:r>
+        <w:t>t_j</w:t>
+      </w:r>
+      <w:proofErr w:type="spellEnd"/>
+      <w:r>
+        <w:t xml:space="preserve"> / Σ</w:t>
+      </w:r>
+      <w:proofErr w:type="gramStart"/>
+      <w:r>
+        <w:t>_{</w:t>
+      </w:r>
+      <w:proofErr w:type="spellStart"/>
+      <w:proofErr w:type="gramEnd"/>
+      <w:r>
+        <w:t>p_i</w:t>
+      </w:r>
+      <w:proofErr w:type="spellEnd"/>
+      <w:r>
+        <w:t xml:space="preserve"> </w:t>
       </w:r>
       <w:r>
         <w:rPr>
@@ -11694,7 +13749,15 @@
         <w:t>∈</w:t>
       </w:r>
       <w:r>
-        <w:t xml:space="preserve"> O} t_i).</w:t>
+        <w:t xml:space="preserve"> O} </w:t>
+      </w:r>
+      <w:proofErr w:type="spellStart"/>
+      <w:r>
+        <w:t>t_i</w:t>
+      </w:r>
+      <w:proofErr w:type="spellEnd"/>
+      <w:r>
+        <w:t>).</w:t>
       </w:r>
     </w:p>
     <w:p>
@@ -11706,7 +13769,15 @@
         <w:spacing w:after="120"/>
       </w:pPr>
       <w:r>
-        <w:t xml:space="preserve">For a player p_k </w:t>
+        <w:t>For a player </w:t>
+      </w:r>
+      <w:proofErr w:type="spellStart"/>
+      <w:r>
+        <w:t>p_k</w:t>
+      </w:r>
+      <w:proofErr w:type="spellEnd"/>
+      <w:r>
+        <w:t xml:space="preserve"> </w:t>
       </w:r>
       <w:r>
         <w:rPr>
@@ -11715,7 +13786,15 @@
         <w:t>∉</w:t>
       </w:r>
       <w:r>
-        <w:t xml:space="preserve"> O, their payout Payout_k = 0.</w:t>
+        <w:t xml:space="preserve"> O, their payout </w:t>
+      </w:r>
+      <w:proofErr w:type="spellStart"/>
+      <w:r>
+        <w:t>Payout_k</w:t>
+      </w:r>
+      <w:proofErr w:type="spellEnd"/>
+      <w:r>
+        <w:t xml:space="preserve"> = 0.</w:t>
       </w:r>
     </w:p>
     <w:p>
@@ -11748,7 +13827,20 @@
         <w:t>⊂</w:t>
       </w:r>
       <w:r>
-        <w:t xml:space="preserve"> P be the "Masses," the largest subset such that Σ_{p_i </w:t>
+        <w:t xml:space="preserve"> P be the "Masses," the largest subset such that Σ</w:t>
+      </w:r>
+      <w:proofErr w:type="gramStart"/>
+      <w:r>
+        <w:t>_{</w:t>
+      </w:r>
+      <w:proofErr w:type="spellStart"/>
+      <w:proofErr w:type="gramEnd"/>
+      <w:r>
+        <w:t>p_i</w:t>
+      </w:r>
+      <w:proofErr w:type="spellEnd"/>
+      <w:r>
+        <w:t xml:space="preserve"> </w:t>
       </w:r>
       <w:r>
         <w:rPr>
@@ -11757,7 +13849,15 @@
         <w:t>∈</w:t>
       </w:r>
       <w:r>
-        <w:t xml:space="preserve"> P_M} t_i </w:t>
+        <w:t xml:space="preserve"> P_M} </w:t>
+      </w:r>
+      <w:proofErr w:type="spellStart"/>
+      <w:r>
+        <w:t>t_i</w:t>
+      </w:r>
+      <w:proofErr w:type="spellEnd"/>
+      <w:r>
+        <w:t xml:space="preserve"> </w:t>
       </w:r>
       <w:r>
         <w:rPr>
@@ -11778,7 +13878,39 @@
         <w:spacing w:after="120"/>
       </w:pPr>
       <w:r>
-        <w:t>Let s_i = PrizePool * (t_i / T) be the theoretical proportional share for each player p_i.</w:t>
+        <w:t>Let </w:t>
+      </w:r>
+      <w:proofErr w:type="spellStart"/>
+      <w:r>
+        <w:t>s_i</w:t>
+      </w:r>
+      <w:proofErr w:type="spellEnd"/>
+      <w:r>
+        <w:t xml:space="preserve"> = </w:t>
+      </w:r>
+      <w:proofErr w:type="spellStart"/>
+      <w:r>
+        <w:t>PrizePool</w:t>
+      </w:r>
+      <w:proofErr w:type="spellEnd"/>
+      <w:r>
+        <w:t xml:space="preserve"> * (</w:t>
+      </w:r>
+      <w:proofErr w:type="spellStart"/>
+      <w:r>
+        <w:t>t_i</w:t>
+      </w:r>
+      <w:proofErr w:type="spellEnd"/>
+      <w:r>
+        <w:t xml:space="preserve"> / T) be the theoretical proportional share for each player </w:t>
+      </w:r>
+      <w:proofErr w:type="spellStart"/>
+      <w:r>
+        <w:t>p_i</w:t>
+      </w:r>
+      <w:proofErr w:type="spellEnd"/>
+      <w:r>
+        <w:t>.</w:t>
       </w:r>
     </w:p>
     <w:p>
@@ -11792,6 +13924,7 @@
       <w:r>
         <w:t>Let </w:t>
       </w:r>
+      <w:proofErr w:type="spellStart"/>
       <w:r>
         <w:rPr>
           <w:i/>
@@ -11799,8 +13932,33 @@
         </w:rPr>
         <w:t>Cap_Value</w:t>
       </w:r>
-      <w:r>
-        <w:t xml:space="preserve"> = max({s_j | p_j </w:t>
+      <w:proofErr w:type="spellEnd"/>
+      <w:r>
+        <w:t xml:space="preserve"> = </w:t>
+      </w:r>
+      <w:proofErr w:type="gramStart"/>
+      <w:r>
+        <w:t>max(</w:t>
+      </w:r>
+      <w:proofErr w:type="gramEnd"/>
+      <w:r>
+        <w:t>{</w:t>
+      </w:r>
+      <w:proofErr w:type="spellStart"/>
+      <w:r>
+        <w:t>s_j</w:t>
+      </w:r>
+      <w:proofErr w:type="spellEnd"/>
+      <w:r>
+        <w:t xml:space="preserve"> | </w:t>
+      </w:r>
+      <w:proofErr w:type="spellStart"/>
+      <w:r>
+        <w:t>p_j</w:t>
+      </w:r>
+      <w:proofErr w:type="spellEnd"/>
+      <w:r>
+        <w:t xml:space="preserve"> </w:t>
       </w:r>
       <w:r>
         <w:rPr>
@@ -11821,8 +13979,41 @@
         <w:spacing w:after="120"/>
       </w:pPr>
       <w:r>
-        <w:t xml:space="preserve">The confiscated amount for a player p_k is Confiscated_k = max(0, s_k - </w:t>
-      </w:r>
+        <w:t>The confiscated amount for a player </w:t>
+      </w:r>
+      <w:proofErr w:type="spellStart"/>
+      <w:r>
+        <w:t>p_k</w:t>
+      </w:r>
+      <w:proofErr w:type="spellEnd"/>
+      <w:r>
+        <w:t> is </w:t>
+      </w:r>
+      <w:proofErr w:type="spellStart"/>
+      <w:r>
+        <w:t>Confiscated_k</w:t>
+      </w:r>
+      <w:proofErr w:type="spellEnd"/>
+      <w:r>
+        <w:t xml:space="preserve"> = </w:t>
+      </w:r>
+      <w:proofErr w:type="gramStart"/>
+      <w:r>
+        <w:t>max(</w:t>
+      </w:r>
+      <w:proofErr w:type="gramEnd"/>
+      <w:r>
+        <w:t xml:space="preserve">0, </w:t>
+      </w:r>
+      <w:proofErr w:type="spellStart"/>
+      <w:r>
+        <w:t>s_k</w:t>
+      </w:r>
+      <w:proofErr w:type="spellEnd"/>
+      <w:r>
+        <w:t xml:space="preserve"> - </w:t>
+      </w:r>
+      <w:proofErr w:type="spellStart"/>
       <w:r>
         <w:rPr>
           <w:i/>
@@ -11830,6 +14021,7 @@
         </w:rPr>
         <w:t>Cap_Value</w:t>
       </w:r>
+      <w:proofErr w:type="spellEnd"/>
       <w:r>
         <w:t>).</w:t>
       </w:r>
@@ -11843,7 +14035,15 @@
         <w:spacing w:after="120"/>
       </w:pPr>
       <w:r>
-        <w:t>The Solidarity Fund F_S = Σ Confiscated_k.</w:t>
+        <w:t xml:space="preserve">The Solidarity Fund F_S = Σ </w:t>
+      </w:r>
+      <w:proofErr w:type="spellStart"/>
+      <w:r>
+        <w:t>Confiscated_k</w:t>
+      </w:r>
+      <w:proofErr w:type="spellEnd"/>
+      <w:r>
+        <w:t>.</w:t>
       </w:r>
     </w:p>
     <w:p>
@@ -11855,8 +14055,38 @@
         <w:spacing w:after="120"/>
       </w:pPr>
       <w:r>
-        <w:t xml:space="preserve">A player p_j's final payout Payout_j = min(s_j, </w:t>
-      </w:r>
+        <w:t>A player </w:t>
+      </w:r>
+      <w:proofErr w:type="spellStart"/>
+      <w:r>
+        <w:t>p_j's</w:t>
+      </w:r>
+      <w:proofErr w:type="spellEnd"/>
+      <w:r>
+        <w:t xml:space="preserve"> final payout </w:t>
+      </w:r>
+      <w:proofErr w:type="spellStart"/>
+      <w:r>
+        <w:t>Payout_j</w:t>
+      </w:r>
+      <w:proofErr w:type="spellEnd"/>
+      <w:r>
+        <w:t xml:space="preserve"> = </w:t>
+      </w:r>
+      <w:proofErr w:type="gramStart"/>
+      <w:r>
+        <w:t>min(</w:t>
+      </w:r>
+      <w:proofErr w:type="spellStart"/>
+      <w:proofErr w:type="gramEnd"/>
+      <w:r>
+        <w:t>s_j</w:t>
+      </w:r>
+      <w:proofErr w:type="spellEnd"/>
+      <w:r>
+        <w:t xml:space="preserve">, </w:t>
+      </w:r>
+      <w:proofErr w:type="spellStart"/>
       <w:r>
         <w:rPr>
           <w:i/>
@@ -11864,8 +14094,41 @@
         </w:rPr>
         <w:t>Cap_Value</w:t>
       </w:r>
-      <w:r>
-        <w:t>) + (F_S * (max(0, c_j) / Σ max(0, c_i))).</w:t>
+      <w:proofErr w:type="spellEnd"/>
+      <w:r>
+        <w:t>) + (F_S * (</w:t>
+      </w:r>
+      <w:proofErr w:type="gramStart"/>
+      <w:r>
+        <w:t>max(</w:t>
+      </w:r>
+      <w:proofErr w:type="gramEnd"/>
+      <w:r>
+        <w:t xml:space="preserve">0, </w:t>
+      </w:r>
+      <w:proofErr w:type="spellStart"/>
+      <w:r>
+        <w:t>c_j</w:t>
+      </w:r>
+      <w:proofErr w:type="spellEnd"/>
+      <w:r>
+        <w:t xml:space="preserve">) / Σ </w:t>
+      </w:r>
+      <w:proofErr w:type="gramStart"/>
+      <w:r>
+        <w:t>max(</w:t>
+      </w:r>
+      <w:proofErr w:type="gramEnd"/>
+      <w:r>
+        <w:t xml:space="preserve">0, </w:t>
+      </w:r>
+      <w:proofErr w:type="spellStart"/>
+      <w:r>
+        <w:t>c_i</w:t>
+      </w:r>
+      <w:proofErr w:type="spellEnd"/>
+      <w:r>
+        <w:t>))).</w:t>
       </w:r>
     </w:p>
     <w:p>
@@ -11884,7 +14147,15 @@
         <w:spacing w:after="120"/>
       </w:pPr>
       <w:r>
-        <w:t>The design of Ritardo Games is an exercise in applied game theory. The rules are not just a framework for play, but a system designed to guide participants toward specific strategic realizations and to counter common exploits through robust mechanism design.</w:t>
+        <w:t xml:space="preserve">The design of </w:t>
+      </w:r>
+      <w:proofErr w:type="spellStart"/>
+      <w:r>
+        <w:t>Ritardo</w:t>
+      </w:r>
+      <w:proofErr w:type="spellEnd"/>
+      <w:r>
+        <w:t xml:space="preserve"> Games is an exercise in applied game theory. The rules are not just a framework for play, but a system designed to guide participants toward specific strategic realizations and to counter common exploits through robust mechanism design.</w:t>
       </w:r>
     </w:p>
     <w:p>
@@ -11929,7 +14200,15 @@
         <w:spacing w:after="120"/>
       </w:pPr>
       <w:r>
-        <w:t>The "obvious" Nash Equilibrium, from a single-player perspective, appears to be defection from the collective good in favor of personal profit. The game is designed to reveal that this is a suboptimal equilibrium for most participants. The true, more stable equilibrium is cooperation within a faction. The game's "learning effect" is the process of players discovering, through real financial stakes, that their own best outcome is tied to the success of their chosen collective.</w:t>
+        <w:t xml:space="preserve">The "obvious" Nash Equilibrium, from a single-player perspective, appears to be defection from the collective good in </w:t>
+      </w:r>
+      <w:proofErr w:type="spellStart"/>
+      <w:r>
+        <w:t>favor</w:t>
+      </w:r>
+      <w:proofErr w:type="spellEnd"/>
+      <w:r>
+        <w:t xml:space="preserve"> of personal profit. The game is designed to reveal that this is a suboptimal equilibrium for most participants. The true, more stable equilibrium is cooperation within a faction. The game's "learning effect" is the process of players discovering, through real financial stakes, that their own best outcome is tied to the success of their chosen collective.</w:t>
       </w:r>
     </w:p>
     <w:p>
@@ -11943,7 +14222,15 @@
     </w:p>
     <w:p>
       <w:r>
-        <w:t>The platform's design, which provides perfect information about counterparty balances on the Peer-to-Peer Order Book, gives rise to a set of sophisticated strategies we term "Gini-Aware Trading." Unlike traditional markets focused solely on price, players in Ritardo Games must price in the externality of their trade's impact on the Gini Coefficient.</w:t>
+        <w:t xml:space="preserve">The platform's design, which provides perfect information about counterparty balances on the Peer-to-Peer Order Book, gives rise to a set of sophisticated strategies we term "Gini-Aware Trading." Unlike traditional markets focused solely on price, players in </w:t>
+      </w:r>
+      <w:proofErr w:type="spellStart"/>
+      <w:r>
+        <w:t>Ritardo</w:t>
+      </w:r>
+      <w:proofErr w:type="spellEnd"/>
+      <w:r>
+        <w:t xml:space="preserve"> Games must price in the externality of their trade's impact on the Gini Coefficient.</w:t>
       </w:r>
     </w:p>
     <w:p>
@@ -12053,6 +14340,7 @@
       <w:r>
         <w:t> A whale creating numerous "minion" wallets during the Auction to create an artificially low </w:t>
       </w:r>
+      <w:proofErr w:type="spellStart"/>
       <w:r>
         <w:rPr>
           <w:i/>
@@ -12060,6 +14348,7 @@
         </w:rPr>
         <w:t>Ginitial</w:t>
       </w:r>
+      <w:proofErr w:type="spellEnd"/>
       <w:r>
         <w:t>​and then consolidating the </w:t>
       </w:r>
@@ -12105,6 +14394,7 @@
       <w:r>
         <w:t>. The wallet must hold a 10% collateral stake in </w:t>
       </w:r>
+      <w:proofErr w:type="spellStart"/>
       <w:r>
         <w:rPr>
           <w:i/>
@@ -12113,7 +14403,11 @@
         <w:t>RTD</w:t>
       </w:r>
       <w:r>
-        <w:t>for every dollar of </w:t>
+        <w:t>for</w:t>
+      </w:r>
+      <w:proofErr w:type="spellEnd"/>
+      <w:r>
+        <w:t xml:space="preserve"> every dollar of </w:t>
       </w:r>
       <w:r>
         <w:rPr>
@@ -12128,6 +14422,7 @@
       <w:r>
         <w:t>they buy. This makes the creation and funding of thousands of "minion" wallets prohibitively expensive, as they would need an equal amount of </w:t>
       </w:r>
+      <w:proofErr w:type="spellStart"/>
       <w:r>
         <w:rPr>
           <w:i/>
@@ -12136,7 +14431,11 @@
         <w:t>RTD</w:t>
       </w:r>
       <w:r>
-        <w:t>collateral.</w:t>
+        <w:t>collateral</w:t>
+      </w:r>
+      <w:proofErr w:type="spellEnd"/>
+      <w:r>
+        <w:t>.</w:t>
       </w:r>
     </w:p>
     <w:p>
@@ -12202,6 +14501,7 @@
       <w:r>
         <w:t> payout metric solves this. It rewards financial sacrifice (</w:t>
       </w:r>
+      <w:proofErr w:type="spellStart"/>
       <w:r>
         <w:rPr>
           <w:i/>
@@ -12209,9 +14509,11 @@
         </w:rPr>
         <w:t>MoneyIn</w:t>
       </w:r>
+      <w:proofErr w:type="spellEnd"/>
       <w:r>
         <w:t>​−</w:t>
       </w:r>
+      <w:proofErr w:type="spellStart"/>
       <w:r>
         <w:rPr>
           <w:i/>
@@ -12219,6 +14521,7 @@
         </w:rPr>
         <w:t>MoneyOut</w:t>
       </w:r>
+      <w:proofErr w:type="spellEnd"/>
       <w:r>
         <w:t>​), ensuring that free-riders receive a proportionally smaller share of the Solidarity Fund.</w:t>
       </w:r>
@@ -12349,7 +14652,15 @@
         <w:spacing w:after="120"/>
       </w:pPr>
       <w:r>
-        <w:t>$FIM (Fake Internet Money): The non-investment, seasonal utility token used exclusively for gameplay within a single Ritardo Games season.</w:t>
+        <w:t xml:space="preserve">$FIM (Fake Internet Money): The non-investment, seasonal utility token used exclusively for gameplay within a single </w:t>
+      </w:r>
+      <w:proofErr w:type="spellStart"/>
+      <w:r>
+        <w:t>Ritardo</w:t>
+      </w:r>
+      <w:proofErr w:type="spellEnd"/>
+      <w:r>
+        <w:t xml:space="preserve"> Games season.</w:t>
       </w:r>
     </w:p>
     <w:p>
@@ -12373,7 +14684,23 @@
         <w:spacing w:after="120"/>
       </w:pPr>
       <w:r>
-        <w:t>Net Contribution: A core metric calculated as a player's total MoneyIn minus their total MoneyOut. It serves as a Sybil-resistant "Proof of Sacrifice."</w:t>
+        <w:t xml:space="preserve">Net Contribution: A core metric calculated as a player's total </w:t>
+      </w:r>
+      <w:proofErr w:type="spellStart"/>
+      <w:r>
+        <w:t>MoneyIn</w:t>
+      </w:r>
+      <w:proofErr w:type="spellEnd"/>
+      <w:r>
+        <w:t xml:space="preserve"> minus their total </w:t>
+      </w:r>
+      <w:proofErr w:type="spellStart"/>
+      <w:r>
+        <w:t>MoneyOut</w:t>
+      </w:r>
+      <w:proofErr w:type="spellEnd"/>
+      <w:r>
+        <w:t>. It serves as a Sybil-resistant "Proof of Sacrifice."</w:t>
       </w:r>
     </w:p>
     <w:p>
@@ -12385,7 +14712,15 @@
         <w:spacing w:after="120"/>
       </w:pPr>
       <w:r>
-        <w:t>Oligarchy: In a Capitalist victory, the smallest group of top players whose combined FIM holdings equal or exceed 50% of the total supply.</w:t>
+        <w:t xml:space="preserve">Oligarchy: In a Capitalist victory, the smallest group of top players </w:t>
+      </w:r>
+      <w:proofErr w:type="gramStart"/>
+      <w:r>
+        <w:t>whose</w:t>
+      </w:r>
+      <w:proofErr w:type="gramEnd"/>
+      <w:r>
+        <w:t xml:space="preserve"> combined FIM holdings equal or exceed 50% of the total supply.</w:t>
       </w:r>
     </w:p>
     <w:p>
@@ -12397,7 +14732,23 @@
         <w:spacing w:after="120"/>
       </w:pPr>
       <w:r>
-        <w:t>$RTD (Ritardo): The governance token of the Ritardo Games ecosystem. Holders govern the DAO and their stake is required as collateral to participate in the game.</w:t>
+        <w:t>$RTD (</w:t>
+      </w:r>
+      <w:proofErr w:type="spellStart"/>
+      <w:r>
+        <w:t>Ritardo</w:t>
+      </w:r>
+      <w:proofErr w:type="spellEnd"/>
+      <w:r>
+        <w:t xml:space="preserve">): The governance token of the </w:t>
+      </w:r>
+      <w:proofErr w:type="spellStart"/>
+      <w:r>
+        <w:t>Ritardo</w:t>
+      </w:r>
+      <w:proofErr w:type="spellEnd"/>
+      <w:r>
+        <w:t xml:space="preserve"> Games ecosystem. Holders govern the DAO and their stake is required as collateral to participate in the game.</w:t>
       </w:r>
     </w:p>
     <w:p>
@@ -12484,12 +14835,16 @@
           <w:jc w:val="right"/>
         </w:pPr>
         <w:hyperlink r:id="rId1" w:history="1">
+          <w:proofErr w:type="spellStart"/>
+          <w:proofErr w:type="gramStart"/>
           <w:r>
             <w:rPr>
               <w:rStyle w:val="Hyperlink"/>
             </w:rPr>
             <w:t>ritardo.games</w:t>
           </w:r>
+          <w:proofErr w:type="spellEnd"/>
+          <w:proofErr w:type="gramEnd"/>
         </w:hyperlink>
         <w:r>
           <w:t xml:space="preserve"> | </w:t>
@@ -19713,6 +22068,123 @@
     </w:lvl>
   </w:abstractNum>
   <w:abstractNum w:abstractNumId="51" w15:restartNumberingAfterBreak="0">
+    <w:nsid w:val="208A0A40"/>
+    <w:multiLevelType w:val="multilevel"/>
+    <w:tmpl w:val="F968B38C"/>
+    <w:lvl w:ilvl="0">
+      <w:start w:val="1"/>
+      <w:numFmt w:val="decimal"/>
+      <w:lvlText w:val="%1."/>
+      <w:lvlJc w:val="left"/>
+      <w:pPr>
+        <w:tabs>
+          <w:tab w:val="num" w:pos="720"/>
+        </w:tabs>
+        <w:ind w:left="720" w:hanging="360"/>
+      </w:pPr>
+    </w:lvl>
+    <w:lvl w:ilvl="1">
+      <w:start w:val="1"/>
+      <w:numFmt w:val="bullet"/>
+      <w:lvlText w:val="o"/>
+      <w:lvlJc w:val="left"/>
+      <w:pPr>
+        <w:tabs>
+          <w:tab w:val="num" w:pos="1440"/>
+        </w:tabs>
+        <w:ind w:left="1440" w:hanging="360"/>
+      </w:pPr>
+      <w:rPr>
+        <w:rFonts w:ascii="Courier New" w:hAnsi="Courier New" w:hint="default"/>
+        <w:sz w:val="20"/>
+      </w:rPr>
+    </w:lvl>
+    <w:lvl w:ilvl="2" w:tentative="1">
+      <w:start w:val="1"/>
+      <w:numFmt w:val="decimal"/>
+      <w:lvlText w:val="%3."/>
+      <w:lvlJc w:val="left"/>
+      <w:pPr>
+        <w:tabs>
+          <w:tab w:val="num" w:pos="2160"/>
+        </w:tabs>
+        <w:ind w:left="2160" w:hanging="360"/>
+      </w:pPr>
+    </w:lvl>
+    <w:lvl w:ilvl="3" w:tentative="1">
+      <w:start w:val="1"/>
+      <w:numFmt w:val="decimal"/>
+      <w:lvlText w:val="%4."/>
+      <w:lvlJc w:val="left"/>
+      <w:pPr>
+        <w:tabs>
+          <w:tab w:val="num" w:pos="2880"/>
+        </w:tabs>
+        <w:ind w:left="2880" w:hanging="360"/>
+      </w:pPr>
+    </w:lvl>
+    <w:lvl w:ilvl="4" w:tentative="1">
+      <w:start w:val="1"/>
+      <w:numFmt w:val="decimal"/>
+      <w:lvlText w:val="%5."/>
+      <w:lvlJc w:val="left"/>
+      <w:pPr>
+        <w:tabs>
+          <w:tab w:val="num" w:pos="3600"/>
+        </w:tabs>
+        <w:ind w:left="3600" w:hanging="360"/>
+      </w:pPr>
+    </w:lvl>
+    <w:lvl w:ilvl="5" w:tentative="1">
+      <w:start w:val="1"/>
+      <w:numFmt w:val="decimal"/>
+      <w:lvlText w:val="%6."/>
+      <w:lvlJc w:val="left"/>
+      <w:pPr>
+        <w:tabs>
+          <w:tab w:val="num" w:pos="4320"/>
+        </w:tabs>
+        <w:ind w:left="4320" w:hanging="360"/>
+      </w:pPr>
+    </w:lvl>
+    <w:lvl w:ilvl="6" w:tentative="1">
+      <w:start w:val="1"/>
+      <w:numFmt w:val="decimal"/>
+      <w:lvlText w:val="%7."/>
+      <w:lvlJc w:val="left"/>
+      <w:pPr>
+        <w:tabs>
+          <w:tab w:val="num" w:pos="5040"/>
+        </w:tabs>
+        <w:ind w:left="5040" w:hanging="360"/>
+      </w:pPr>
+    </w:lvl>
+    <w:lvl w:ilvl="7" w:tentative="1">
+      <w:start w:val="1"/>
+      <w:numFmt w:val="decimal"/>
+      <w:lvlText w:val="%8."/>
+      <w:lvlJc w:val="left"/>
+      <w:pPr>
+        <w:tabs>
+          <w:tab w:val="num" w:pos="5760"/>
+        </w:tabs>
+        <w:ind w:left="5760" w:hanging="360"/>
+      </w:pPr>
+    </w:lvl>
+    <w:lvl w:ilvl="8" w:tentative="1">
+      <w:start w:val="1"/>
+      <w:numFmt w:val="decimal"/>
+      <w:lvlText w:val="%9."/>
+      <w:lvlJc w:val="left"/>
+      <w:pPr>
+        <w:tabs>
+          <w:tab w:val="num" w:pos="6480"/>
+        </w:tabs>
+        <w:ind w:left="6480" w:hanging="360"/>
+      </w:pPr>
+    </w:lvl>
+  </w:abstractNum>
+  <w:abstractNum w:abstractNumId="52" w15:restartNumberingAfterBreak="0">
     <w:nsid w:val="20DB1858"/>
     <w:multiLevelType w:val="multilevel"/>
     <w:tmpl w:val="2F343DF2"/>
@@ -19861,7 +22333,7 @@
       </w:rPr>
     </w:lvl>
   </w:abstractNum>
-  <w:abstractNum w:abstractNumId="52" w15:restartNumberingAfterBreak="0">
+  <w:abstractNum w:abstractNumId="53" w15:restartNumberingAfterBreak="0">
     <w:nsid w:val="21E74E0B"/>
     <w:multiLevelType w:val="multilevel"/>
     <w:tmpl w:val="5DAAD77C"/>
@@ -20010,7 +22482,7 @@
       </w:rPr>
     </w:lvl>
   </w:abstractNum>
-  <w:abstractNum w:abstractNumId="53" w15:restartNumberingAfterBreak="0">
+  <w:abstractNum w:abstractNumId="54" w15:restartNumberingAfterBreak="0">
     <w:nsid w:val="23967A70"/>
     <w:multiLevelType w:val="multilevel"/>
     <w:tmpl w:val="EAC2A33A"/>
@@ -20159,7 +22631,7 @@
       </w:rPr>
     </w:lvl>
   </w:abstractNum>
-  <w:abstractNum w:abstractNumId="54" w15:restartNumberingAfterBreak="0">
+  <w:abstractNum w:abstractNumId="55" w15:restartNumberingAfterBreak="0">
     <w:nsid w:val="24836839"/>
     <w:multiLevelType w:val="multilevel"/>
     <w:tmpl w:val="2562694C"/>
@@ -20308,7 +22780,7 @@
       </w:rPr>
     </w:lvl>
   </w:abstractNum>
-  <w:abstractNum w:abstractNumId="55" w15:restartNumberingAfterBreak="0">
+  <w:abstractNum w:abstractNumId="56" w15:restartNumberingAfterBreak="0">
     <w:nsid w:val="26553B60"/>
     <w:multiLevelType w:val="multilevel"/>
     <w:tmpl w:val="1C9014F0"/>
@@ -20453,7 +22925,7 @@
       </w:rPr>
     </w:lvl>
   </w:abstractNum>
-  <w:abstractNum w:abstractNumId="56" w15:restartNumberingAfterBreak="0">
+  <w:abstractNum w:abstractNumId="57" w15:restartNumberingAfterBreak="0">
     <w:nsid w:val="26F71876"/>
     <w:multiLevelType w:val="multilevel"/>
     <w:tmpl w:val="360482FC"/>
@@ -20602,7 +23074,7 @@
       </w:rPr>
     </w:lvl>
   </w:abstractNum>
-  <w:abstractNum w:abstractNumId="57" w15:restartNumberingAfterBreak="0">
+  <w:abstractNum w:abstractNumId="58" w15:restartNumberingAfterBreak="0">
     <w:nsid w:val="293A4C52"/>
     <w:multiLevelType w:val="multilevel"/>
     <w:tmpl w:val="6E66A9D6"/>
@@ -20747,7 +23219,7 @@
       </w:rPr>
     </w:lvl>
   </w:abstractNum>
-  <w:abstractNum w:abstractNumId="58" w15:restartNumberingAfterBreak="0">
+  <w:abstractNum w:abstractNumId="59" w15:restartNumberingAfterBreak="0">
     <w:nsid w:val="2958508C"/>
     <w:multiLevelType w:val="multilevel"/>
     <w:tmpl w:val="98D4945A"/>
@@ -20896,7 +23368,7 @@
       </w:rPr>
     </w:lvl>
   </w:abstractNum>
-  <w:abstractNum w:abstractNumId="59" w15:restartNumberingAfterBreak="0">
+  <w:abstractNum w:abstractNumId="60" w15:restartNumberingAfterBreak="0">
     <w:nsid w:val="2E8C6F75"/>
     <w:multiLevelType w:val="multilevel"/>
     <w:tmpl w:val="3C3C1508"/>
@@ -21045,7 +23517,7 @@
       </w:rPr>
     </w:lvl>
   </w:abstractNum>
-  <w:abstractNum w:abstractNumId="60" w15:restartNumberingAfterBreak="0">
+  <w:abstractNum w:abstractNumId="61" w15:restartNumberingAfterBreak="0">
     <w:nsid w:val="308A6AEC"/>
     <w:multiLevelType w:val="multilevel"/>
     <w:tmpl w:val="5824B38E"/>
@@ -21194,7 +23666,7 @@
       </w:rPr>
     </w:lvl>
   </w:abstractNum>
-  <w:abstractNum w:abstractNumId="61" w15:restartNumberingAfterBreak="0">
+  <w:abstractNum w:abstractNumId="62" w15:restartNumberingAfterBreak="0">
     <w:nsid w:val="3275706C"/>
     <w:multiLevelType w:val="multilevel"/>
     <w:tmpl w:val="62B6781A"/>
@@ -21307,7 +23779,7 @@
       </w:pPr>
     </w:lvl>
   </w:abstractNum>
-  <w:abstractNum w:abstractNumId="62" w15:restartNumberingAfterBreak="0">
+  <w:abstractNum w:abstractNumId="63" w15:restartNumberingAfterBreak="0">
     <w:nsid w:val="32DA2157"/>
     <w:multiLevelType w:val="multilevel"/>
     <w:tmpl w:val="90522214"/>
@@ -21456,7 +23928,7 @@
       </w:rPr>
     </w:lvl>
   </w:abstractNum>
-  <w:abstractNum w:abstractNumId="63" w15:restartNumberingAfterBreak="0">
+  <w:abstractNum w:abstractNumId="64" w15:restartNumberingAfterBreak="0">
     <w:nsid w:val="33144A87"/>
     <w:multiLevelType w:val="multilevel"/>
     <w:tmpl w:val="9DA2CFF8"/>
@@ -21605,7 +24077,7 @@
       </w:rPr>
     </w:lvl>
   </w:abstractNum>
-  <w:abstractNum w:abstractNumId="64" w15:restartNumberingAfterBreak="0">
+  <w:abstractNum w:abstractNumId="65" w15:restartNumberingAfterBreak="0">
     <w:nsid w:val="352B0180"/>
     <w:multiLevelType w:val="multilevel"/>
     <w:tmpl w:val="731422EE"/>
@@ -21754,7 +24226,7 @@
       </w:rPr>
     </w:lvl>
   </w:abstractNum>
-  <w:abstractNum w:abstractNumId="65" w15:restartNumberingAfterBreak="0">
+  <w:abstractNum w:abstractNumId="66" w15:restartNumberingAfterBreak="0">
     <w:nsid w:val="35B80EED"/>
     <w:multiLevelType w:val="multilevel"/>
     <w:tmpl w:val="893A1FAA"/>
@@ -21903,7 +24375,7 @@
       </w:rPr>
     </w:lvl>
   </w:abstractNum>
-  <w:abstractNum w:abstractNumId="66" w15:restartNumberingAfterBreak="0">
+  <w:abstractNum w:abstractNumId="67" w15:restartNumberingAfterBreak="0">
     <w:nsid w:val="35EB25BA"/>
     <w:multiLevelType w:val="multilevel"/>
     <w:tmpl w:val="F73EA568"/>
@@ -22052,7 +24524,7 @@
       </w:rPr>
     </w:lvl>
   </w:abstractNum>
-  <w:abstractNum w:abstractNumId="67" w15:restartNumberingAfterBreak="0">
+  <w:abstractNum w:abstractNumId="68" w15:restartNumberingAfterBreak="0">
     <w:nsid w:val="367C7A9A"/>
     <w:multiLevelType w:val="multilevel"/>
     <w:tmpl w:val="633ED0A6"/>
@@ -22201,7 +24673,7 @@
       </w:rPr>
     </w:lvl>
   </w:abstractNum>
-  <w:abstractNum w:abstractNumId="68" w15:restartNumberingAfterBreak="0">
+  <w:abstractNum w:abstractNumId="69" w15:restartNumberingAfterBreak="0">
     <w:nsid w:val="36DF3D76"/>
     <w:multiLevelType w:val="multilevel"/>
     <w:tmpl w:val="22FC9238"/>
@@ -22346,7 +24818,7 @@
       </w:rPr>
     </w:lvl>
   </w:abstractNum>
-  <w:abstractNum w:abstractNumId="69" w15:restartNumberingAfterBreak="0">
+  <w:abstractNum w:abstractNumId="70" w15:restartNumberingAfterBreak="0">
     <w:nsid w:val="377F4E25"/>
     <w:multiLevelType w:val="hybridMultilevel"/>
     <w:tmpl w:val="0EB0C74E"/>
@@ -22436,7 +24908,156 @@
       </w:pPr>
     </w:lvl>
   </w:abstractNum>
-  <w:abstractNum w:abstractNumId="70" w15:restartNumberingAfterBreak="0">
+  <w:abstractNum w:abstractNumId="71" w15:restartNumberingAfterBreak="0">
+    <w:nsid w:val="38833AC2"/>
+    <w:multiLevelType w:val="multilevel"/>
+    <w:tmpl w:val="DCD69308"/>
+    <w:lvl w:ilvl="0">
+      <w:start w:val="1"/>
+      <w:numFmt w:val="bullet"/>
+      <w:lvlText w:val=""/>
+      <w:lvlJc w:val="left"/>
+      <w:pPr>
+        <w:tabs>
+          <w:tab w:val="num" w:pos="720"/>
+        </w:tabs>
+        <w:ind w:left="720" w:hanging="360"/>
+      </w:pPr>
+      <w:rPr>
+        <w:rFonts w:ascii="Symbol" w:hAnsi="Symbol" w:hint="default"/>
+        <w:sz w:val="20"/>
+      </w:rPr>
+    </w:lvl>
+    <w:lvl w:ilvl="1" w:tentative="1">
+      <w:start w:val="1"/>
+      <w:numFmt w:val="bullet"/>
+      <w:lvlText w:val="o"/>
+      <w:lvlJc w:val="left"/>
+      <w:pPr>
+        <w:tabs>
+          <w:tab w:val="num" w:pos="1440"/>
+        </w:tabs>
+        <w:ind w:left="1440" w:hanging="360"/>
+      </w:pPr>
+      <w:rPr>
+        <w:rFonts w:ascii="Courier New" w:hAnsi="Courier New" w:hint="default"/>
+        <w:sz w:val="20"/>
+      </w:rPr>
+    </w:lvl>
+    <w:lvl w:ilvl="2" w:tentative="1">
+      <w:start w:val="1"/>
+      <w:numFmt w:val="bullet"/>
+      <w:lvlText w:val=""/>
+      <w:lvlJc w:val="left"/>
+      <w:pPr>
+        <w:tabs>
+          <w:tab w:val="num" w:pos="2160"/>
+        </w:tabs>
+        <w:ind w:left="2160" w:hanging="360"/>
+      </w:pPr>
+      <w:rPr>
+        <w:rFonts w:ascii="Wingdings" w:hAnsi="Wingdings" w:hint="default"/>
+        <w:sz w:val="20"/>
+      </w:rPr>
+    </w:lvl>
+    <w:lvl w:ilvl="3" w:tentative="1">
+      <w:start w:val="1"/>
+      <w:numFmt w:val="bullet"/>
+      <w:lvlText w:val=""/>
+      <w:lvlJc w:val="left"/>
+      <w:pPr>
+        <w:tabs>
+          <w:tab w:val="num" w:pos="2880"/>
+        </w:tabs>
+        <w:ind w:left="2880" w:hanging="360"/>
+      </w:pPr>
+      <w:rPr>
+        <w:rFonts w:ascii="Wingdings" w:hAnsi="Wingdings" w:hint="default"/>
+        <w:sz w:val="20"/>
+      </w:rPr>
+    </w:lvl>
+    <w:lvl w:ilvl="4" w:tentative="1">
+      <w:start w:val="1"/>
+      <w:numFmt w:val="bullet"/>
+      <w:lvlText w:val=""/>
+      <w:lvlJc w:val="left"/>
+      <w:pPr>
+        <w:tabs>
+          <w:tab w:val="num" w:pos="3600"/>
+        </w:tabs>
+        <w:ind w:left="3600" w:hanging="360"/>
+      </w:pPr>
+      <w:rPr>
+        <w:rFonts w:ascii="Wingdings" w:hAnsi="Wingdings" w:hint="default"/>
+        <w:sz w:val="20"/>
+      </w:rPr>
+    </w:lvl>
+    <w:lvl w:ilvl="5" w:tentative="1">
+      <w:start w:val="1"/>
+      <w:numFmt w:val="bullet"/>
+      <w:lvlText w:val=""/>
+      <w:lvlJc w:val="left"/>
+      <w:pPr>
+        <w:tabs>
+          <w:tab w:val="num" w:pos="4320"/>
+        </w:tabs>
+        <w:ind w:left="4320" w:hanging="360"/>
+      </w:pPr>
+      <w:rPr>
+        <w:rFonts w:ascii="Wingdings" w:hAnsi="Wingdings" w:hint="default"/>
+        <w:sz w:val="20"/>
+      </w:rPr>
+    </w:lvl>
+    <w:lvl w:ilvl="6" w:tentative="1">
+      <w:start w:val="1"/>
+      <w:numFmt w:val="bullet"/>
+      <w:lvlText w:val=""/>
+      <w:lvlJc w:val="left"/>
+      <w:pPr>
+        <w:tabs>
+          <w:tab w:val="num" w:pos="5040"/>
+        </w:tabs>
+        <w:ind w:left="5040" w:hanging="360"/>
+      </w:pPr>
+      <w:rPr>
+        <w:rFonts w:ascii="Wingdings" w:hAnsi="Wingdings" w:hint="default"/>
+        <w:sz w:val="20"/>
+      </w:rPr>
+    </w:lvl>
+    <w:lvl w:ilvl="7" w:tentative="1">
+      <w:start w:val="1"/>
+      <w:numFmt w:val="bullet"/>
+      <w:lvlText w:val=""/>
+      <w:lvlJc w:val="left"/>
+      <w:pPr>
+        <w:tabs>
+          <w:tab w:val="num" w:pos="5760"/>
+        </w:tabs>
+        <w:ind w:left="5760" w:hanging="360"/>
+      </w:pPr>
+      <w:rPr>
+        <w:rFonts w:ascii="Wingdings" w:hAnsi="Wingdings" w:hint="default"/>
+        <w:sz w:val="20"/>
+      </w:rPr>
+    </w:lvl>
+    <w:lvl w:ilvl="8" w:tentative="1">
+      <w:start w:val="1"/>
+      <w:numFmt w:val="bullet"/>
+      <w:lvlText w:val=""/>
+      <w:lvlJc w:val="left"/>
+      <w:pPr>
+        <w:tabs>
+          <w:tab w:val="num" w:pos="6480"/>
+        </w:tabs>
+        <w:ind w:left="6480" w:hanging="360"/>
+      </w:pPr>
+      <w:rPr>
+        <w:rFonts w:ascii="Wingdings" w:hAnsi="Wingdings" w:hint="default"/>
+        <w:sz w:val="20"/>
+      </w:rPr>
+    </w:lvl>
+  </w:abstractNum>
+  <w:abstractNum w:abstractNumId="72" w15:restartNumberingAfterBreak="0">
     <w:nsid w:val="38F558C1"/>
     <w:multiLevelType w:val="multilevel"/>
     <w:tmpl w:val="40C8C2AC"/>
@@ -22585,7 +25206,7 @@
       </w:rPr>
     </w:lvl>
   </w:abstractNum>
-  <w:abstractNum w:abstractNumId="71" w15:restartNumberingAfterBreak="0">
+  <w:abstractNum w:abstractNumId="73" w15:restartNumberingAfterBreak="0">
     <w:nsid w:val="39134D5E"/>
     <w:multiLevelType w:val="multilevel"/>
     <w:tmpl w:val="913058F8"/>
@@ -22734,7 +25355,7 @@
       </w:rPr>
     </w:lvl>
   </w:abstractNum>
-  <w:abstractNum w:abstractNumId="72" w15:restartNumberingAfterBreak="0">
+  <w:abstractNum w:abstractNumId="74" w15:restartNumberingAfterBreak="0">
     <w:nsid w:val="391E7F50"/>
     <w:multiLevelType w:val="multilevel"/>
     <w:tmpl w:val="C674CA22"/>
@@ -22883,7 +25504,7 @@
       </w:rPr>
     </w:lvl>
   </w:abstractNum>
-  <w:abstractNum w:abstractNumId="73" w15:restartNumberingAfterBreak="0">
+  <w:abstractNum w:abstractNumId="75" w15:restartNumberingAfterBreak="0">
     <w:nsid w:val="3A0A53F1"/>
     <w:multiLevelType w:val="multilevel"/>
     <w:tmpl w:val="2020DF72"/>
@@ -22996,7 +25617,7 @@
       </w:pPr>
     </w:lvl>
   </w:abstractNum>
-  <w:abstractNum w:abstractNumId="74" w15:restartNumberingAfterBreak="0">
+  <w:abstractNum w:abstractNumId="76" w15:restartNumberingAfterBreak="0">
     <w:nsid w:val="3A131D66"/>
     <w:multiLevelType w:val="multilevel"/>
     <w:tmpl w:val="24F4F816"/>
@@ -23145,7 +25766,7 @@
       </w:rPr>
     </w:lvl>
   </w:abstractNum>
-  <w:abstractNum w:abstractNumId="75" w15:restartNumberingAfterBreak="0">
+  <w:abstractNum w:abstractNumId="77" w15:restartNumberingAfterBreak="0">
     <w:nsid w:val="3A4474F2"/>
     <w:multiLevelType w:val="multilevel"/>
     <w:tmpl w:val="5DA624DC"/>
@@ -23294,7 +25915,7 @@
       </w:rPr>
     </w:lvl>
   </w:abstractNum>
-  <w:abstractNum w:abstractNumId="76" w15:restartNumberingAfterBreak="0">
+  <w:abstractNum w:abstractNumId="78" w15:restartNumberingAfterBreak="0">
     <w:nsid w:val="3A7F5F69"/>
     <w:multiLevelType w:val="multilevel"/>
     <w:tmpl w:val="1B1EA230"/>
@@ -23443,7 +26064,7 @@
       </w:rPr>
     </w:lvl>
   </w:abstractNum>
-  <w:abstractNum w:abstractNumId="77" w15:restartNumberingAfterBreak="0">
+  <w:abstractNum w:abstractNumId="79" w15:restartNumberingAfterBreak="0">
     <w:nsid w:val="3A9B0EB3"/>
     <w:multiLevelType w:val="multilevel"/>
     <w:tmpl w:val="12DAAE4C"/>
@@ -23592,7 +26213,7 @@
       </w:rPr>
     </w:lvl>
   </w:abstractNum>
-  <w:abstractNum w:abstractNumId="78" w15:restartNumberingAfterBreak="0">
+  <w:abstractNum w:abstractNumId="80" w15:restartNumberingAfterBreak="0">
     <w:nsid w:val="3B572AEC"/>
     <w:multiLevelType w:val="multilevel"/>
     <w:tmpl w:val="CE6CA1D2"/>
@@ -23741,7 +26362,7 @@
       </w:rPr>
     </w:lvl>
   </w:abstractNum>
-  <w:abstractNum w:abstractNumId="79" w15:restartNumberingAfterBreak="0">
+  <w:abstractNum w:abstractNumId="81" w15:restartNumberingAfterBreak="0">
     <w:nsid w:val="3CD04225"/>
     <w:multiLevelType w:val="multilevel"/>
     <w:tmpl w:val="81C2684C"/>
@@ -23890,7 +26511,7 @@
       </w:rPr>
     </w:lvl>
   </w:abstractNum>
-  <w:abstractNum w:abstractNumId="80" w15:restartNumberingAfterBreak="0">
+  <w:abstractNum w:abstractNumId="82" w15:restartNumberingAfterBreak="0">
     <w:nsid w:val="3EC434D1"/>
     <w:multiLevelType w:val="multilevel"/>
     <w:tmpl w:val="CEF41810"/>
@@ -24039,7 +26660,7 @@
       </w:rPr>
     </w:lvl>
   </w:abstractNum>
-  <w:abstractNum w:abstractNumId="81" w15:restartNumberingAfterBreak="0">
+  <w:abstractNum w:abstractNumId="83" w15:restartNumberingAfterBreak="0">
     <w:nsid w:val="3F93309C"/>
     <w:multiLevelType w:val="multilevel"/>
     <w:tmpl w:val="D1100FB2"/>
@@ -24152,7 +26773,7 @@
       </w:rPr>
     </w:lvl>
   </w:abstractNum>
-  <w:abstractNum w:abstractNumId="82" w15:restartNumberingAfterBreak="0">
+  <w:abstractNum w:abstractNumId="84" w15:restartNumberingAfterBreak="0">
     <w:nsid w:val="408A2BD2"/>
     <w:multiLevelType w:val="multilevel"/>
     <w:tmpl w:val="AF142B3A"/>
@@ -24301,7 +26922,7 @@
       </w:rPr>
     </w:lvl>
   </w:abstractNum>
-  <w:abstractNum w:abstractNumId="83" w15:restartNumberingAfterBreak="0">
+  <w:abstractNum w:abstractNumId="85" w15:restartNumberingAfterBreak="0">
     <w:nsid w:val="41230EC5"/>
     <w:multiLevelType w:val="multilevel"/>
     <w:tmpl w:val="A0B6DC8C"/>
@@ -24450,7 +27071,7 @@
       </w:rPr>
     </w:lvl>
   </w:abstractNum>
-  <w:abstractNum w:abstractNumId="84" w15:restartNumberingAfterBreak="0">
+  <w:abstractNum w:abstractNumId="86" w15:restartNumberingAfterBreak="0">
     <w:nsid w:val="419E7FFB"/>
     <w:multiLevelType w:val="multilevel"/>
     <w:tmpl w:val="2A8C9C7E"/>
@@ -24567,7 +27188,7 @@
       </w:pPr>
     </w:lvl>
   </w:abstractNum>
-  <w:abstractNum w:abstractNumId="85" w15:restartNumberingAfterBreak="0">
+  <w:abstractNum w:abstractNumId="87" w15:restartNumberingAfterBreak="0">
     <w:nsid w:val="420C094F"/>
     <w:multiLevelType w:val="multilevel"/>
     <w:tmpl w:val="8528C9DE"/>
@@ -24716,7 +27337,7 @@
       </w:rPr>
     </w:lvl>
   </w:abstractNum>
-  <w:abstractNum w:abstractNumId="86" w15:restartNumberingAfterBreak="0">
+  <w:abstractNum w:abstractNumId="88" w15:restartNumberingAfterBreak="0">
     <w:nsid w:val="433C1063"/>
     <w:multiLevelType w:val="multilevel"/>
     <w:tmpl w:val="CB5C2BA2"/>
@@ -24865,7 +27486,156 @@
       </w:rPr>
     </w:lvl>
   </w:abstractNum>
-  <w:abstractNum w:abstractNumId="87" w15:restartNumberingAfterBreak="0">
+  <w:abstractNum w:abstractNumId="89" w15:restartNumberingAfterBreak="0">
+    <w:nsid w:val="45510277"/>
+    <w:multiLevelType w:val="multilevel"/>
+    <w:tmpl w:val="56B26F3E"/>
+    <w:lvl w:ilvl="0">
+      <w:start w:val="1"/>
+      <w:numFmt w:val="bullet"/>
+      <w:lvlText w:val=""/>
+      <w:lvlJc w:val="left"/>
+      <w:pPr>
+        <w:tabs>
+          <w:tab w:val="num" w:pos="720"/>
+        </w:tabs>
+        <w:ind w:left="720" w:hanging="360"/>
+      </w:pPr>
+      <w:rPr>
+        <w:rFonts w:ascii="Symbol" w:hAnsi="Symbol" w:hint="default"/>
+        <w:sz w:val="20"/>
+      </w:rPr>
+    </w:lvl>
+    <w:lvl w:ilvl="1" w:tentative="1">
+      <w:start w:val="1"/>
+      <w:numFmt w:val="bullet"/>
+      <w:lvlText w:val="o"/>
+      <w:lvlJc w:val="left"/>
+      <w:pPr>
+        <w:tabs>
+          <w:tab w:val="num" w:pos="1440"/>
+        </w:tabs>
+        <w:ind w:left="1440" w:hanging="360"/>
+      </w:pPr>
+      <w:rPr>
+        <w:rFonts w:ascii="Courier New" w:hAnsi="Courier New" w:hint="default"/>
+        <w:sz w:val="20"/>
+      </w:rPr>
+    </w:lvl>
+    <w:lvl w:ilvl="2" w:tentative="1">
+      <w:start w:val="1"/>
+      <w:numFmt w:val="bullet"/>
+      <w:lvlText w:val=""/>
+      <w:lvlJc w:val="left"/>
+      <w:pPr>
+        <w:tabs>
+          <w:tab w:val="num" w:pos="2160"/>
+        </w:tabs>
+        <w:ind w:left="2160" w:hanging="360"/>
+      </w:pPr>
+      <w:rPr>
+        <w:rFonts w:ascii="Wingdings" w:hAnsi="Wingdings" w:hint="default"/>
+        <w:sz w:val="20"/>
+      </w:rPr>
+    </w:lvl>
+    <w:lvl w:ilvl="3" w:tentative="1">
+      <w:start w:val="1"/>
+      <w:numFmt w:val="bullet"/>
+      <w:lvlText w:val=""/>
+      <w:lvlJc w:val="left"/>
+      <w:pPr>
+        <w:tabs>
+          <w:tab w:val="num" w:pos="2880"/>
+        </w:tabs>
+        <w:ind w:left="2880" w:hanging="360"/>
+      </w:pPr>
+      <w:rPr>
+        <w:rFonts w:ascii="Wingdings" w:hAnsi="Wingdings" w:hint="default"/>
+        <w:sz w:val="20"/>
+      </w:rPr>
+    </w:lvl>
+    <w:lvl w:ilvl="4" w:tentative="1">
+      <w:start w:val="1"/>
+      <w:numFmt w:val="bullet"/>
+      <w:lvlText w:val=""/>
+      <w:lvlJc w:val="left"/>
+      <w:pPr>
+        <w:tabs>
+          <w:tab w:val="num" w:pos="3600"/>
+        </w:tabs>
+        <w:ind w:left="3600" w:hanging="360"/>
+      </w:pPr>
+      <w:rPr>
+        <w:rFonts w:ascii="Wingdings" w:hAnsi="Wingdings" w:hint="default"/>
+        <w:sz w:val="20"/>
+      </w:rPr>
+    </w:lvl>
+    <w:lvl w:ilvl="5" w:tentative="1">
+      <w:start w:val="1"/>
+      <w:numFmt w:val="bullet"/>
+      <w:lvlText w:val=""/>
+      <w:lvlJc w:val="left"/>
+      <w:pPr>
+        <w:tabs>
+          <w:tab w:val="num" w:pos="4320"/>
+        </w:tabs>
+        <w:ind w:left="4320" w:hanging="360"/>
+      </w:pPr>
+      <w:rPr>
+        <w:rFonts w:ascii="Wingdings" w:hAnsi="Wingdings" w:hint="default"/>
+        <w:sz w:val="20"/>
+      </w:rPr>
+    </w:lvl>
+    <w:lvl w:ilvl="6" w:tentative="1">
+      <w:start w:val="1"/>
+      <w:numFmt w:val="bullet"/>
+      <w:lvlText w:val=""/>
+      <w:lvlJc w:val="left"/>
+      <w:pPr>
+        <w:tabs>
+          <w:tab w:val="num" w:pos="5040"/>
+        </w:tabs>
+        <w:ind w:left="5040" w:hanging="360"/>
+      </w:pPr>
+      <w:rPr>
+        <w:rFonts w:ascii="Wingdings" w:hAnsi="Wingdings" w:hint="default"/>
+        <w:sz w:val="20"/>
+      </w:rPr>
+    </w:lvl>
+    <w:lvl w:ilvl="7" w:tentative="1">
+      <w:start w:val="1"/>
+      <w:numFmt w:val="bullet"/>
+      <w:lvlText w:val=""/>
+      <w:lvlJc w:val="left"/>
+      <w:pPr>
+        <w:tabs>
+          <w:tab w:val="num" w:pos="5760"/>
+        </w:tabs>
+        <w:ind w:left="5760" w:hanging="360"/>
+      </w:pPr>
+      <w:rPr>
+        <w:rFonts w:ascii="Wingdings" w:hAnsi="Wingdings" w:hint="default"/>
+        <w:sz w:val="20"/>
+      </w:rPr>
+    </w:lvl>
+    <w:lvl w:ilvl="8" w:tentative="1">
+      <w:start w:val="1"/>
+      <w:numFmt w:val="bullet"/>
+      <w:lvlText w:val=""/>
+      <w:lvlJc w:val="left"/>
+      <w:pPr>
+        <w:tabs>
+          <w:tab w:val="num" w:pos="6480"/>
+        </w:tabs>
+        <w:ind w:left="6480" w:hanging="360"/>
+      </w:pPr>
+      <w:rPr>
+        <w:rFonts w:ascii="Wingdings" w:hAnsi="Wingdings" w:hint="default"/>
+        <w:sz w:val="20"/>
+      </w:rPr>
+    </w:lvl>
+  </w:abstractNum>
+  <w:abstractNum w:abstractNumId="90" w15:restartNumberingAfterBreak="0">
     <w:nsid w:val="45F17ACC"/>
     <w:multiLevelType w:val="multilevel"/>
     <w:tmpl w:val="78469CCC"/>
@@ -25014,7 +27784,7 @@
       </w:rPr>
     </w:lvl>
   </w:abstractNum>
-  <w:abstractNum w:abstractNumId="88" w15:restartNumberingAfterBreak="0">
+  <w:abstractNum w:abstractNumId="91" w15:restartNumberingAfterBreak="0">
     <w:nsid w:val="46A155D5"/>
     <w:multiLevelType w:val="multilevel"/>
     <w:tmpl w:val="44ACD8FC"/>
@@ -25163,7 +27933,7 @@
       </w:rPr>
     </w:lvl>
   </w:abstractNum>
-  <w:abstractNum w:abstractNumId="89" w15:restartNumberingAfterBreak="0">
+  <w:abstractNum w:abstractNumId="92" w15:restartNumberingAfterBreak="0">
     <w:nsid w:val="46DA672B"/>
     <w:multiLevelType w:val="multilevel"/>
     <w:tmpl w:val="3246065E"/>
@@ -25312,7 +28082,7 @@
       </w:rPr>
     </w:lvl>
   </w:abstractNum>
-  <w:abstractNum w:abstractNumId="90" w15:restartNumberingAfterBreak="0">
+  <w:abstractNum w:abstractNumId="93" w15:restartNumberingAfterBreak="0">
     <w:nsid w:val="47B23F33"/>
     <w:multiLevelType w:val="multilevel"/>
     <w:tmpl w:val="87040A3E"/>
@@ -25461,7 +28231,7 @@
       </w:rPr>
     </w:lvl>
   </w:abstractNum>
-  <w:abstractNum w:abstractNumId="91" w15:restartNumberingAfterBreak="0">
+  <w:abstractNum w:abstractNumId="94" w15:restartNumberingAfterBreak="0">
     <w:nsid w:val="486500D3"/>
     <w:multiLevelType w:val="multilevel"/>
     <w:tmpl w:val="2000001F"/>
@@ -25547,7 +28317,7 @@
       </w:pPr>
     </w:lvl>
   </w:abstractNum>
-  <w:abstractNum w:abstractNumId="92" w15:restartNumberingAfterBreak="0">
+  <w:abstractNum w:abstractNumId="95" w15:restartNumberingAfterBreak="0">
     <w:nsid w:val="48BB6270"/>
     <w:multiLevelType w:val="multilevel"/>
     <w:tmpl w:val="2000001F"/>
@@ -25633,7 +28403,7 @@
       </w:pPr>
     </w:lvl>
   </w:abstractNum>
-  <w:abstractNum w:abstractNumId="93" w15:restartNumberingAfterBreak="0">
+  <w:abstractNum w:abstractNumId="96" w15:restartNumberingAfterBreak="0">
     <w:nsid w:val="48C57C32"/>
     <w:multiLevelType w:val="multilevel"/>
     <w:tmpl w:val="B7B07996"/>
@@ -25782,7 +28552,7 @@
       </w:rPr>
     </w:lvl>
   </w:abstractNum>
-  <w:abstractNum w:abstractNumId="94" w15:restartNumberingAfterBreak="0">
+  <w:abstractNum w:abstractNumId="97" w15:restartNumberingAfterBreak="0">
     <w:nsid w:val="48D712CB"/>
     <w:multiLevelType w:val="multilevel"/>
     <w:tmpl w:val="57F4AFC8"/>
@@ -25931,7 +28701,7 @@
       </w:rPr>
     </w:lvl>
   </w:abstractNum>
-  <w:abstractNum w:abstractNumId="95" w15:restartNumberingAfterBreak="0">
+  <w:abstractNum w:abstractNumId="98" w15:restartNumberingAfterBreak="0">
     <w:nsid w:val="48E24BEB"/>
     <w:multiLevelType w:val="multilevel"/>
     <w:tmpl w:val="6EF88C2C"/>
@@ -26080,7 +28850,7 @@
       </w:rPr>
     </w:lvl>
   </w:abstractNum>
-  <w:abstractNum w:abstractNumId="96" w15:restartNumberingAfterBreak="0">
+  <w:abstractNum w:abstractNumId="99" w15:restartNumberingAfterBreak="0">
     <w:nsid w:val="48FA7538"/>
     <w:multiLevelType w:val="multilevel"/>
     <w:tmpl w:val="740C545A"/>
@@ -26229,7 +28999,7 @@
       </w:rPr>
     </w:lvl>
   </w:abstractNum>
-  <w:abstractNum w:abstractNumId="97" w15:restartNumberingAfterBreak="0">
+  <w:abstractNum w:abstractNumId="100" w15:restartNumberingAfterBreak="0">
     <w:nsid w:val="4A8A55BC"/>
     <w:multiLevelType w:val="multilevel"/>
     <w:tmpl w:val="A510C274"/>
@@ -26378,7 +29148,7 @@
       </w:rPr>
     </w:lvl>
   </w:abstractNum>
-  <w:abstractNum w:abstractNumId="98" w15:restartNumberingAfterBreak="0">
+  <w:abstractNum w:abstractNumId="101" w15:restartNumberingAfterBreak="0">
     <w:nsid w:val="4AA0202E"/>
     <w:multiLevelType w:val="multilevel"/>
     <w:tmpl w:val="5D10C8AC"/>
@@ -26527,7 +29297,7 @@
       </w:rPr>
     </w:lvl>
   </w:abstractNum>
-  <w:abstractNum w:abstractNumId="99" w15:restartNumberingAfterBreak="0">
+  <w:abstractNum w:abstractNumId="102" w15:restartNumberingAfterBreak="0">
     <w:nsid w:val="4C1B5CC0"/>
     <w:multiLevelType w:val="multilevel"/>
     <w:tmpl w:val="0F1AD73E"/>
@@ -26676,7 +29446,7 @@
       </w:rPr>
     </w:lvl>
   </w:abstractNum>
-  <w:abstractNum w:abstractNumId="100" w15:restartNumberingAfterBreak="0">
+  <w:abstractNum w:abstractNumId="103" w15:restartNumberingAfterBreak="0">
     <w:nsid w:val="4C4C31B6"/>
     <w:multiLevelType w:val="multilevel"/>
     <w:tmpl w:val="ABAEB844"/>
@@ -26825,7 +29595,7 @@
       </w:rPr>
     </w:lvl>
   </w:abstractNum>
-  <w:abstractNum w:abstractNumId="101" w15:restartNumberingAfterBreak="0">
+  <w:abstractNum w:abstractNumId="104" w15:restartNumberingAfterBreak="0">
     <w:nsid w:val="4C5D4EB3"/>
     <w:multiLevelType w:val="multilevel"/>
     <w:tmpl w:val="FE5A577E"/>
@@ -26974,7 +29744,7 @@
       </w:rPr>
     </w:lvl>
   </w:abstractNum>
-  <w:abstractNum w:abstractNumId="102" w15:restartNumberingAfterBreak="0">
+  <w:abstractNum w:abstractNumId="105" w15:restartNumberingAfterBreak="0">
     <w:nsid w:val="4CCC657A"/>
     <w:multiLevelType w:val="multilevel"/>
     <w:tmpl w:val="2000001F"/>
@@ -27060,7 +29830,7 @@
       </w:pPr>
     </w:lvl>
   </w:abstractNum>
-  <w:abstractNum w:abstractNumId="103" w15:restartNumberingAfterBreak="0">
+  <w:abstractNum w:abstractNumId="106" w15:restartNumberingAfterBreak="0">
     <w:nsid w:val="4D8D64B2"/>
     <w:multiLevelType w:val="multilevel"/>
     <w:tmpl w:val="A544C5CC"/>
@@ -27177,7 +29947,7 @@
       </w:pPr>
     </w:lvl>
   </w:abstractNum>
-  <w:abstractNum w:abstractNumId="104" w15:restartNumberingAfterBreak="0">
+  <w:abstractNum w:abstractNumId="107" w15:restartNumberingAfterBreak="0">
     <w:nsid w:val="4E9736E7"/>
     <w:multiLevelType w:val="multilevel"/>
     <w:tmpl w:val="EE54AD12"/>
@@ -27322,7 +30092,7 @@
       </w:rPr>
     </w:lvl>
   </w:abstractNum>
-  <w:abstractNum w:abstractNumId="105" w15:restartNumberingAfterBreak="0">
+  <w:abstractNum w:abstractNumId="108" w15:restartNumberingAfterBreak="0">
     <w:nsid w:val="4F5418EC"/>
     <w:multiLevelType w:val="multilevel"/>
     <w:tmpl w:val="A96E6252"/>
@@ -27471,7 +30241,7 @@
       </w:rPr>
     </w:lvl>
   </w:abstractNum>
-  <w:abstractNum w:abstractNumId="106" w15:restartNumberingAfterBreak="0">
+  <w:abstractNum w:abstractNumId="109" w15:restartNumberingAfterBreak="0">
     <w:nsid w:val="4F634EED"/>
     <w:multiLevelType w:val="multilevel"/>
     <w:tmpl w:val="416C2FEE"/>
@@ -27620,7 +30390,7 @@
       </w:rPr>
     </w:lvl>
   </w:abstractNum>
-  <w:abstractNum w:abstractNumId="107" w15:restartNumberingAfterBreak="0">
+  <w:abstractNum w:abstractNumId="110" w15:restartNumberingAfterBreak="0">
     <w:nsid w:val="4F982EC8"/>
     <w:multiLevelType w:val="multilevel"/>
     <w:tmpl w:val="BE8470D2"/>
@@ -27769,7 +30539,7 @@
       </w:rPr>
     </w:lvl>
   </w:abstractNum>
-  <w:abstractNum w:abstractNumId="108" w15:restartNumberingAfterBreak="0">
+  <w:abstractNum w:abstractNumId="111" w15:restartNumberingAfterBreak="0">
     <w:nsid w:val="4FDD175D"/>
     <w:multiLevelType w:val="multilevel"/>
     <w:tmpl w:val="13AAA2BE"/>
@@ -27918,7 +30688,7 @@
       </w:rPr>
     </w:lvl>
   </w:abstractNum>
-  <w:abstractNum w:abstractNumId="109" w15:restartNumberingAfterBreak="0">
+  <w:abstractNum w:abstractNumId="112" w15:restartNumberingAfterBreak="0">
     <w:nsid w:val="50087C09"/>
     <w:multiLevelType w:val="multilevel"/>
     <w:tmpl w:val="8E9676FA"/>
@@ -28067,7 +30837,7 @@
       </w:rPr>
     </w:lvl>
   </w:abstractNum>
-  <w:abstractNum w:abstractNumId="110" w15:restartNumberingAfterBreak="0">
+  <w:abstractNum w:abstractNumId="113" w15:restartNumberingAfterBreak="0">
     <w:nsid w:val="53646623"/>
     <w:multiLevelType w:val="multilevel"/>
     <w:tmpl w:val="347A9EC4"/>
@@ -28180,7 +30950,7 @@
       </w:pPr>
     </w:lvl>
   </w:abstractNum>
-  <w:abstractNum w:abstractNumId="111" w15:restartNumberingAfterBreak="0">
+  <w:abstractNum w:abstractNumId="114" w15:restartNumberingAfterBreak="0">
     <w:nsid w:val="544477C9"/>
     <w:multiLevelType w:val="multilevel"/>
     <w:tmpl w:val="747ADC06"/>
@@ -28329,7 +31099,7 @@
       </w:rPr>
     </w:lvl>
   </w:abstractNum>
-  <w:abstractNum w:abstractNumId="112" w15:restartNumberingAfterBreak="0">
+  <w:abstractNum w:abstractNumId="115" w15:restartNumberingAfterBreak="0">
     <w:nsid w:val="545339C5"/>
     <w:multiLevelType w:val="multilevel"/>
     <w:tmpl w:val="B7C2311A"/>
@@ -28444,7 +31214,7 @@
       </w:rPr>
     </w:lvl>
   </w:abstractNum>
-  <w:abstractNum w:abstractNumId="113" w15:restartNumberingAfterBreak="0">
+  <w:abstractNum w:abstractNumId="116" w15:restartNumberingAfterBreak="0">
     <w:nsid w:val="556138C4"/>
     <w:multiLevelType w:val="multilevel"/>
     <w:tmpl w:val="097AEDA0"/>
@@ -28593,7 +31363,7 @@
       </w:rPr>
     </w:lvl>
   </w:abstractNum>
-  <w:abstractNum w:abstractNumId="114" w15:restartNumberingAfterBreak="0">
+  <w:abstractNum w:abstractNumId="117" w15:restartNumberingAfterBreak="0">
     <w:nsid w:val="56D14B31"/>
     <w:multiLevelType w:val="multilevel"/>
     <w:tmpl w:val="D9A66268"/>
@@ -28742,7 +31512,7 @@
       </w:rPr>
     </w:lvl>
   </w:abstractNum>
-  <w:abstractNum w:abstractNumId="115" w15:restartNumberingAfterBreak="0">
+  <w:abstractNum w:abstractNumId="118" w15:restartNumberingAfterBreak="0">
     <w:nsid w:val="56F5351E"/>
     <w:multiLevelType w:val="multilevel"/>
     <w:tmpl w:val="013A77EE"/>
@@ -28891,7 +31661,7 @@
       </w:rPr>
     </w:lvl>
   </w:abstractNum>
-  <w:abstractNum w:abstractNumId="116" w15:restartNumberingAfterBreak="0">
+  <w:abstractNum w:abstractNumId="119" w15:restartNumberingAfterBreak="0">
     <w:nsid w:val="57250009"/>
     <w:multiLevelType w:val="multilevel"/>
     <w:tmpl w:val="1D104D00"/>
@@ -29040,7 +31810,7 @@
       </w:rPr>
     </w:lvl>
   </w:abstractNum>
-  <w:abstractNum w:abstractNumId="117" w15:restartNumberingAfterBreak="0">
+  <w:abstractNum w:abstractNumId="120" w15:restartNumberingAfterBreak="0">
     <w:nsid w:val="57EE020A"/>
     <w:multiLevelType w:val="multilevel"/>
     <w:tmpl w:val="F4AC2314"/>
@@ -29189,7 +31959,7 @@
       </w:rPr>
     </w:lvl>
   </w:abstractNum>
-  <w:abstractNum w:abstractNumId="118" w15:restartNumberingAfterBreak="0">
+  <w:abstractNum w:abstractNumId="121" w15:restartNumberingAfterBreak="0">
     <w:nsid w:val="582E2BE7"/>
     <w:multiLevelType w:val="multilevel"/>
     <w:tmpl w:val="15106376"/>
@@ -29338,7 +32108,7 @@
       </w:rPr>
     </w:lvl>
   </w:abstractNum>
-  <w:abstractNum w:abstractNumId="119" w15:restartNumberingAfterBreak="0">
+  <w:abstractNum w:abstractNumId="122" w15:restartNumberingAfterBreak="0">
     <w:nsid w:val="58864CBA"/>
     <w:multiLevelType w:val="multilevel"/>
     <w:tmpl w:val="9D1CC354"/>
@@ -29451,7 +32221,7 @@
       </w:pPr>
     </w:lvl>
   </w:abstractNum>
-  <w:abstractNum w:abstractNumId="120" w15:restartNumberingAfterBreak="0">
+  <w:abstractNum w:abstractNumId="123" w15:restartNumberingAfterBreak="0">
     <w:nsid w:val="599B6786"/>
     <w:multiLevelType w:val="multilevel"/>
     <w:tmpl w:val="A0AC6E64"/>
@@ -29600,7 +32370,7 @@
       </w:rPr>
     </w:lvl>
   </w:abstractNum>
-  <w:abstractNum w:abstractNumId="121" w15:restartNumberingAfterBreak="0">
+  <w:abstractNum w:abstractNumId="124" w15:restartNumberingAfterBreak="0">
     <w:nsid w:val="5AA10CA1"/>
     <w:multiLevelType w:val="multilevel"/>
     <w:tmpl w:val="6D56D9E4"/>
@@ -29749,7 +32519,7 @@
       </w:rPr>
     </w:lvl>
   </w:abstractNum>
-  <w:abstractNum w:abstractNumId="122" w15:restartNumberingAfterBreak="0">
+  <w:abstractNum w:abstractNumId="125" w15:restartNumberingAfterBreak="0">
     <w:nsid w:val="5B977A5E"/>
     <w:multiLevelType w:val="multilevel"/>
     <w:tmpl w:val="5FC20F70"/>
@@ -29894,7 +32664,7 @@
       </w:rPr>
     </w:lvl>
   </w:abstractNum>
-  <w:abstractNum w:abstractNumId="123" w15:restartNumberingAfterBreak="0">
+  <w:abstractNum w:abstractNumId="126" w15:restartNumberingAfterBreak="0">
     <w:nsid w:val="5BB448A3"/>
     <w:multiLevelType w:val="multilevel"/>
     <w:tmpl w:val="B2C47F66"/>
@@ -30039,7 +32809,7 @@
       </w:rPr>
     </w:lvl>
   </w:abstractNum>
-  <w:abstractNum w:abstractNumId="124" w15:restartNumberingAfterBreak="0">
+  <w:abstractNum w:abstractNumId="127" w15:restartNumberingAfterBreak="0">
     <w:nsid w:val="5C334A80"/>
     <w:multiLevelType w:val="multilevel"/>
     <w:tmpl w:val="A0E4F200"/>
@@ -30184,7 +32954,7 @@
       </w:rPr>
     </w:lvl>
   </w:abstractNum>
-  <w:abstractNum w:abstractNumId="125" w15:restartNumberingAfterBreak="0">
+  <w:abstractNum w:abstractNumId="128" w15:restartNumberingAfterBreak="0">
     <w:nsid w:val="5D4F705A"/>
     <w:multiLevelType w:val="multilevel"/>
     <w:tmpl w:val="17D6F462"/>
@@ -30333,7 +33103,7 @@
       </w:rPr>
     </w:lvl>
   </w:abstractNum>
-  <w:abstractNum w:abstractNumId="126" w15:restartNumberingAfterBreak="0">
+  <w:abstractNum w:abstractNumId="129" w15:restartNumberingAfterBreak="0">
     <w:nsid w:val="5DCE672B"/>
     <w:multiLevelType w:val="multilevel"/>
     <w:tmpl w:val="33662F62"/>
@@ -30482,7 +33252,7 @@
       </w:rPr>
     </w:lvl>
   </w:abstractNum>
-  <w:abstractNum w:abstractNumId="127" w15:restartNumberingAfterBreak="0">
+  <w:abstractNum w:abstractNumId="130" w15:restartNumberingAfterBreak="0">
     <w:nsid w:val="5F201F90"/>
     <w:multiLevelType w:val="multilevel"/>
     <w:tmpl w:val="30B0567C"/>
@@ -30631,7 +33401,7 @@
       </w:rPr>
     </w:lvl>
   </w:abstractNum>
-  <w:abstractNum w:abstractNumId="128" w15:restartNumberingAfterBreak="0">
+  <w:abstractNum w:abstractNumId="131" w15:restartNumberingAfterBreak="0">
     <w:nsid w:val="5F2E2F15"/>
     <w:multiLevelType w:val="multilevel"/>
     <w:tmpl w:val="040A4746"/>
@@ -30780,7 +33550,7 @@
       </w:rPr>
     </w:lvl>
   </w:abstractNum>
-  <w:abstractNum w:abstractNumId="129" w15:restartNumberingAfterBreak="0">
+  <w:abstractNum w:abstractNumId="132" w15:restartNumberingAfterBreak="0">
     <w:nsid w:val="5F3A027F"/>
     <w:multiLevelType w:val="multilevel"/>
     <w:tmpl w:val="FCD05388"/>
@@ -30929,7 +33699,7 @@
       </w:rPr>
     </w:lvl>
   </w:abstractNum>
-  <w:abstractNum w:abstractNumId="130" w15:restartNumberingAfterBreak="0">
+  <w:abstractNum w:abstractNumId="133" w15:restartNumberingAfterBreak="0">
     <w:nsid w:val="5FCC71CC"/>
     <w:multiLevelType w:val="multilevel"/>
     <w:tmpl w:val="F0D6D104"/>
@@ -31078,7 +33848,7 @@
       </w:rPr>
     </w:lvl>
   </w:abstractNum>
-  <w:abstractNum w:abstractNumId="131" w15:restartNumberingAfterBreak="0">
+  <w:abstractNum w:abstractNumId="134" w15:restartNumberingAfterBreak="0">
     <w:nsid w:val="60C235F9"/>
     <w:multiLevelType w:val="multilevel"/>
     <w:tmpl w:val="CDE4506A"/>
@@ -31164,7 +33934,7 @@
       </w:pPr>
     </w:lvl>
   </w:abstractNum>
-  <w:abstractNum w:abstractNumId="132" w15:restartNumberingAfterBreak="0">
+  <w:abstractNum w:abstractNumId="135" w15:restartNumberingAfterBreak="0">
     <w:nsid w:val="61607C2D"/>
     <w:multiLevelType w:val="multilevel"/>
     <w:tmpl w:val="60DC4B7C"/>
@@ -31281,7 +34051,7 @@
       </w:pPr>
     </w:lvl>
   </w:abstractNum>
-  <w:abstractNum w:abstractNumId="133" w15:restartNumberingAfterBreak="0">
+  <w:abstractNum w:abstractNumId="136" w15:restartNumberingAfterBreak="0">
     <w:nsid w:val="61CB718A"/>
     <w:multiLevelType w:val="multilevel"/>
     <w:tmpl w:val="20000021"/>
@@ -31394,7 +34164,7 @@
       </w:rPr>
     </w:lvl>
   </w:abstractNum>
-  <w:abstractNum w:abstractNumId="134" w15:restartNumberingAfterBreak="0">
+  <w:abstractNum w:abstractNumId="137" w15:restartNumberingAfterBreak="0">
     <w:nsid w:val="626A40D3"/>
     <w:multiLevelType w:val="multilevel"/>
     <w:tmpl w:val="3BE894E8"/>
@@ -31543,7 +34313,7 @@
       </w:rPr>
     </w:lvl>
   </w:abstractNum>
-  <w:abstractNum w:abstractNumId="135" w15:restartNumberingAfterBreak="0">
+  <w:abstractNum w:abstractNumId="138" w15:restartNumberingAfterBreak="0">
     <w:nsid w:val="62812AB3"/>
     <w:multiLevelType w:val="multilevel"/>
     <w:tmpl w:val="BCC2F48A"/>
@@ -31688,7 +34458,7 @@
       </w:rPr>
     </w:lvl>
   </w:abstractNum>
-  <w:abstractNum w:abstractNumId="136" w15:restartNumberingAfterBreak="0">
+  <w:abstractNum w:abstractNumId="139" w15:restartNumberingAfterBreak="0">
     <w:nsid w:val="62E949E2"/>
     <w:multiLevelType w:val="multilevel"/>
     <w:tmpl w:val="680CF5C6"/>
@@ -31837,7 +34607,7 @@
       </w:rPr>
     </w:lvl>
   </w:abstractNum>
-  <w:abstractNum w:abstractNumId="137" w15:restartNumberingAfterBreak="0">
+  <w:abstractNum w:abstractNumId="140" w15:restartNumberingAfterBreak="0">
     <w:nsid w:val="63127A02"/>
     <w:multiLevelType w:val="multilevel"/>
     <w:tmpl w:val="F8323E06"/>
@@ -31986,7 +34756,7 @@
       </w:rPr>
     </w:lvl>
   </w:abstractNum>
-  <w:abstractNum w:abstractNumId="138" w15:restartNumberingAfterBreak="0">
+  <w:abstractNum w:abstractNumId="141" w15:restartNumberingAfterBreak="0">
     <w:nsid w:val="63CA08DC"/>
     <w:multiLevelType w:val="multilevel"/>
     <w:tmpl w:val="FC4CB1CE"/>
@@ -32135,7 +34905,7 @@
       </w:rPr>
     </w:lvl>
   </w:abstractNum>
-  <w:abstractNum w:abstractNumId="139" w15:restartNumberingAfterBreak="0">
+  <w:abstractNum w:abstractNumId="142" w15:restartNumberingAfterBreak="0">
     <w:nsid w:val="65675DE4"/>
     <w:multiLevelType w:val="multilevel"/>
     <w:tmpl w:val="8C063E36"/>
@@ -32284,7 +35054,7 @@
       </w:rPr>
     </w:lvl>
   </w:abstractNum>
-  <w:abstractNum w:abstractNumId="140" w15:restartNumberingAfterBreak="0">
+  <w:abstractNum w:abstractNumId="143" w15:restartNumberingAfterBreak="0">
     <w:nsid w:val="67504652"/>
     <w:multiLevelType w:val="hybridMultilevel"/>
     <w:tmpl w:val="1BD07068"/>
@@ -32370,7 +35140,7 @@
       </w:pPr>
     </w:lvl>
   </w:abstractNum>
-  <w:abstractNum w:abstractNumId="141" w15:restartNumberingAfterBreak="0">
+  <w:abstractNum w:abstractNumId="144" w15:restartNumberingAfterBreak="0">
     <w:nsid w:val="678F3836"/>
     <w:multiLevelType w:val="multilevel"/>
     <w:tmpl w:val="6B7CE15A"/>
@@ -32483,7 +35253,7 @@
       </w:pPr>
     </w:lvl>
   </w:abstractNum>
-  <w:abstractNum w:abstractNumId="142" w15:restartNumberingAfterBreak="0">
+  <w:abstractNum w:abstractNumId="145" w15:restartNumberingAfterBreak="0">
     <w:nsid w:val="68D16F39"/>
     <w:multiLevelType w:val="multilevel"/>
     <w:tmpl w:val="5726B3A6"/>
@@ -32628,7 +35398,7 @@
       </w:rPr>
     </w:lvl>
   </w:abstractNum>
-  <w:abstractNum w:abstractNumId="143" w15:restartNumberingAfterBreak="0">
+  <w:abstractNum w:abstractNumId="146" w15:restartNumberingAfterBreak="0">
     <w:nsid w:val="690404D4"/>
     <w:multiLevelType w:val="multilevel"/>
     <w:tmpl w:val="B7C8FFCE"/>
@@ -32777,7 +35547,7 @@
       </w:rPr>
     </w:lvl>
   </w:abstractNum>
-  <w:abstractNum w:abstractNumId="144" w15:restartNumberingAfterBreak="0">
+  <w:abstractNum w:abstractNumId="147" w15:restartNumberingAfterBreak="0">
     <w:nsid w:val="69471A58"/>
     <w:multiLevelType w:val="multilevel"/>
     <w:tmpl w:val="D62E6514"/>
@@ -32926,7 +35696,7 @@
       </w:rPr>
     </w:lvl>
   </w:abstractNum>
-  <w:abstractNum w:abstractNumId="145" w15:restartNumberingAfterBreak="0">
+  <w:abstractNum w:abstractNumId="148" w15:restartNumberingAfterBreak="0">
     <w:nsid w:val="6A14456F"/>
     <w:multiLevelType w:val="multilevel"/>
     <w:tmpl w:val="F26CB794"/>
@@ -33075,7 +35845,7 @@
       </w:rPr>
     </w:lvl>
   </w:abstractNum>
-  <w:abstractNum w:abstractNumId="146" w15:restartNumberingAfterBreak="0">
+  <w:abstractNum w:abstractNumId="149" w15:restartNumberingAfterBreak="0">
     <w:nsid w:val="6AAE7596"/>
     <w:multiLevelType w:val="multilevel"/>
     <w:tmpl w:val="C022603C"/>
@@ -33220,7 +35990,7 @@
       </w:rPr>
     </w:lvl>
   </w:abstractNum>
-  <w:abstractNum w:abstractNumId="147" w15:restartNumberingAfterBreak="0">
+  <w:abstractNum w:abstractNumId="150" w15:restartNumberingAfterBreak="0">
     <w:nsid w:val="6BFE5105"/>
     <w:multiLevelType w:val="multilevel"/>
     <w:tmpl w:val="C7BE79D4"/>
@@ -33365,7 +36135,7 @@
       </w:rPr>
     </w:lvl>
   </w:abstractNum>
-  <w:abstractNum w:abstractNumId="148" w15:restartNumberingAfterBreak="0">
+  <w:abstractNum w:abstractNumId="151" w15:restartNumberingAfterBreak="0">
     <w:nsid w:val="6C1700F2"/>
     <w:multiLevelType w:val="multilevel"/>
     <w:tmpl w:val="CA34BA1A"/>
@@ -33514,7 +36284,7 @@
       </w:rPr>
     </w:lvl>
   </w:abstractNum>
-  <w:abstractNum w:abstractNumId="149" w15:restartNumberingAfterBreak="0">
+  <w:abstractNum w:abstractNumId="152" w15:restartNumberingAfterBreak="0">
     <w:nsid w:val="6C653EBA"/>
     <w:multiLevelType w:val="multilevel"/>
     <w:tmpl w:val="50068D36"/>
@@ -33663,7 +36433,156 @@
       </w:rPr>
     </w:lvl>
   </w:abstractNum>
-  <w:abstractNum w:abstractNumId="150" w15:restartNumberingAfterBreak="0">
+  <w:abstractNum w:abstractNumId="153" w15:restartNumberingAfterBreak="0">
+    <w:nsid w:val="6CEB46A5"/>
+    <w:multiLevelType w:val="multilevel"/>
+    <w:tmpl w:val="DAA8FB58"/>
+    <w:lvl w:ilvl="0">
+      <w:start w:val="1"/>
+      <w:numFmt w:val="bullet"/>
+      <w:lvlText w:val=""/>
+      <w:lvlJc w:val="left"/>
+      <w:pPr>
+        <w:tabs>
+          <w:tab w:val="num" w:pos="720"/>
+        </w:tabs>
+        <w:ind w:left="720" w:hanging="360"/>
+      </w:pPr>
+      <w:rPr>
+        <w:rFonts w:ascii="Symbol" w:hAnsi="Symbol" w:hint="default"/>
+        <w:sz w:val="20"/>
+      </w:rPr>
+    </w:lvl>
+    <w:lvl w:ilvl="1" w:tentative="1">
+      <w:start w:val="1"/>
+      <w:numFmt w:val="bullet"/>
+      <w:lvlText w:val="o"/>
+      <w:lvlJc w:val="left"/>
+      <w:pPr>
+        <w:tabs>
+          <w:tab w:val="num" w:pos="1440"/>
+        </w:tabs>
+        <w:ind w:left="1440" w:hanging="360"/>
+      </w:pPr>
+      <w:rPr>
+        <w:rFonts w:ascii="Courier New" w:hAnsi="Courier New" w:hint="default"/>
+        <w:sz w:val="20"/>
+      </w:rPr>
+    </w:lvl>
+    <w:lvl w:ilvl="2" w:tentative="1">
+      <w:start w:val="1"/>
+      <w:numFmt w:val="bullet"/>
+      <w:lvlText w:val=""/>
+      <w:lvlJc w:val="left"/>
+      <w:pPr>
+        <w:tabs>
+          <w:tab w:val="num" w:pos="2160"/>
+        </w:tabs>
+        <w:ind w:left="2160" w:hanging="360"/>
+      </w:pPr>
+      <w:rPr>
+        <w:rFonts w:ascii="Wingdings" w:hAnsi="Wingdings" w:hint="default"/>
+        <w:sz w:val="20"/>
+      </w:rPr>
+    </w:lvl>
+    <w:lvl w:ilvl="3" w:tentative="1">
+      <w:start w:val="1"/>
+      <w:numFmt w:val="bullet"/>
+      <w:lvlText w:val=""/>
+      <w:lvlJc w:val="left"/>
+      <w:pPr>
+        <w:tabs>
+          <w:tab w:val="num" w:pos="2880"/>
+        </w:tabs>
+        <w:ind w:left="2880" w:hanging="360"/>
+      </w:pPr>
+      <w:rPr>
+        <w:rFonts w:ascii="Wingdings" w:hAnsi="Wingdings" w:hint="default"/>
+        <w:sz w:val="20"/>
+      </w:rPr>
+    </w:lvl>
+    <w:lvl w:ilvl="4" w:tentative="1">
+      <w:start w:val="1"/>
+      <w:numFmt w:val="bullet"/>
+      <w:lvlText w:val=""/>
+      <w:lvlJc w:val="left"/>
+      <w:pPr>
+        <w:tabs>
+          <w:tab w:val="num" w:pos="3600"/>
+        </w:tabs>
+        <w:ind w:left="3600" w:hanging="360"/>
+      </w:pPr>
+      <w:rPr>
+        <w:rFonts w:ascii="Wingdings" w:hAnsi="Wingdings" w:hint="default"/>
+        <w:sz w:val="20"/>
+      </w:rPr>
+    </w:lvl>
+    <w:lvl w:ilvl="5" w:tentative="1">
+      <w:start w:val="1"/>
+      <w:numFmt w:val="bullet"/>
+      <w:lvlText w:val=""/>
+      <w:lvlJc w:val="left"/>
+      <w:pPr>
+        <w:tabs>
+          <w:tab w:val="num" w:pos="4320"/>
+        </w:tabs>
+        <w:ind w:left="4320" w:hanging="360"/>
+      </w:pPr>
+      <w:rPr>
+        <w:rFonts w:ascii="Wingdings" w:hAnsi="Wingdings" w:hint="default"/>
+        <w:sz w:val="20"/>
+      </w:rPr>
+    </w:lvl>
+    <w:lvl w:ilvl="6" w:tentative="1">
+      <w:start w:val="1"/>
+      <w:numFmt w:val="bullet"/>
+      <w:lvlText w:val=""/>
+      <w:lvlJc w:val="left"/>
+      <w:pPr>
+        <w:tabs>
+          <w:tab w:val="num" w:pos="5040"/>
+        </w:tabs>
+        <w:ind w:left="5040" w:hanging="360"/>
+      </w:pPr>
+      <w:rPr>
+        <w:rFonts w:ascii="Wingdings" w:hAnsi="Wingdings" w:hint="default"/>
+        <w:sz w:val="20"/>
+      </w:rPr>
+    </w:lvl>
+    <w:lvl w:ilvl="7" w:tentative="1">
+      <w:start w:val="1"/>
+      <w:numFmt w:val="bullet"/>
+      <w:lvlText w:val=""/>
+      <w:lvlJc w:val="left"/>
+      <w:pPr>
+        <w:tabs>
+          <w:tab w:val="num" w:pos="5760"/>
+        </w:tabs>
+        <w:ind w:left="5760" w:hanging="360"/>
+      </w:pPr>
+      <w:rPr>
+        <w:rFonts w:ascii="Wingdings" w:hAnsi="Wingdings" w:hint="default"/>
+        <w:sz w:val="20"/>
+      </w:rPr>
+    </w:lvl>
+    <w:lvl w:ilvl="8" w:tentative="1">
+      <w:start w:val="1"/>
+      <w:numFmt w:val="bullet"/>
+      <w:lvlText w:val=""/>
+      <w:lvlJc w:val="left"/>
+      <w:pPr>
+        <w:tabs>
+          <w:tab w:val="num" w:pos="6480"/>
+        </w:tabs>
+        <w:ind w:left="6480" w:hanging="360"/>
+      </w:pPr>
+      <w:rPr>
+        <w:rFonts w:ascii="Wingdings" w:hAnsi="Wingdings" w:hint="default"/>
+        <w:sz w:val="20"/>
+      </w:rPr>
+    </w:lvl>
+  </w:abstractNum>
+  <w:abstractNum w:abstractNumId="154" w15:restartNumberingAfterBreak="0">
     <w:nsid w:val="6E157ACE"/>
     <w:multiLevelType w:val="multilevel"/>
     <w:tmpl w:val="FF54C034"/>
@@ -33812,7 +36731,7 @@
       </w:rPr>
     </w:lvl>
   </w:abstractNum>
-  <w:abstractNum w:abstractNumId="151" w15:restartNumberingAfterBreak="0">
+  <w:abstractNum w:abstractNumId="155" w15:restartNumberingAfterBreak="0">
     <w:nsid w:val="6E7E18FC"/>
     <w:multiLevelType w:val="multilevel"/>
     <w:tmpl w:val="4D9240FA"/>
@@ -33961,7 +36880,7 @@
       </w:rPr>
     </w:lvl>
   </w:abstractNum>
-  <w:abstractNum w:abstractNumId="152" w15:restartNumberingAfterBreak="0">
+  <w:abstractNum w:abstractNumId="156" w15:restartNumberingAfterBreak="0">
     <w:nsid w:val="6EA626EB"/>
     <w:multiLevelType w:val="multilevel"/>
     <w:tmpl w:val="902C5626"/>
@@ -34074,7 +36993,7 @@
       </w:pPr>
     </w:lvl>
   </w:abstractNum>
-  <w:abstractNum w:abstractNumId="153" w15:restartNumberingAfterBreak="0">
+  <w:abstractNum w:abstractNumId="157" w15:restartNumberingAfterBreak="0">
     <w:nsid w:val="6ECF3DF1"/>
     <w:multiLevelType w:val="multilevel"/>
     <w:tmpl w:val="FACE6F04"/>
@@ -34187,7 +37106,7 @@
       </w:pPr>
     </w:lvl>
   </w:abstractNum>
-  <w:abstractNum w:abstractNumId="154" w15:restartNumberingAfterBreak="0">
+  <w:abstractNum w:abstractNumId="158" w15:restartNumberingAfterBreak="0">
     <w:nsid w:val="6F0F67EA"/>
     <w:multiLevelType w:val="multilevel"/>
     <w:tmpl w:val="A4AA76AC"/>
@@ -34336,7 +37255,7 @@
       </w:rPr>
     </w:lvl>
   </w:abstractNum>
-  <w:abstractNum w:abstractNumId="155" w15:restartNumberingAfterBreak="0">
+  <w:abstractNum w:abstractNumId="159" w15:restartNumberingAfterBreak="0">
     <w:nsid w:val="6F2B043F"/>
     <w:multiLevelType w:val="multilevel"/>
     <w:tmpl w:val="3F6453FC"/>
@@ -34485,7 +37404,7 @@
       </w:rPr>
     </w:lvl>
   </w:abstractNum>
-  <w:abstractNum w:abstractNumId="156" w15:restartNumberingAfterBreak="0">
+  <w:abstractNum w:abstractNumId="160" w15:restartNumberingAfterBreak="0">
     <w:nsid w:val="6F6F338C"/>
     <w:multiLevelType w:val="multilevel"/>
     <w:tmpl w:val="804419F2"/>
@@ -34634,7 +37553,7 @@
       </w:rPr>
     </w:lvl>
   </w:abstractNum>
-  <w:abstractNum w:abstractNumId="157" w15:restartNumberingAfterBreak="0">
+  <w:abstractNum w:abstractNumId="161" w15:restartNumberingAfterBreak="0">
     <w:nsid w:val="701A6929"/>
     <w:multiLevelType w:val="multilevel"/>
     <w:tmpl w:val="4322C9B0"/>
@@ -34783,7 +37702,7 @@
       </w:rPr>
     </w:lvl>
   </w:abstractNum>
-  <w:abstractNum w:abstractNumId="158" w15:restartNumberingAfterBreak="0">
+  <w:abstractNum w:abstractNumId="162" w15:restartNumberingAfterBreak="0">
     <w:nsid w:val="70745341"/>
     <w:multiLevelType w:val="multilevel"/>
     <w:tmpl w:val="6BC4A072"/>
@@ -34932,7 +37851,7 @@
       </w:rPr>
     </w:lvl>
   </w:abstractNum>
-  <w:abstractNum w:abstractNumId="159" w15:restartNumberingAfterBreak="0">
+  <w:abstractNum w:abstractNumId="163" w15:restartNumberingAfterBreak="0">
     <w:nsid w:val="708D3043"/>
     <w:multiLevelType w:val="multilevel"/>
     <w:tmpl w:val="4A18F0DE"/>
@@ -35077,7 +37996,7 @@
       </w:rPr>
     </w:lvl>
   </w:abstractNum>
-  <w:abstractNum w:abstractNumId="160" w15:restartNumberingAfterBreak="0">
+  <w:abstractNum w:abstractNumId="164" w15:restartNumberingAfterBreak="0">
     <w:nsid w:val="721B4B89"/>
     <w:multiLevelType w:val="hybridMultilevel"/>
     <w:tmpl w:val="132E3A0E"/>
@@ -35190,7 +38109,7 @@
       </w:rPr>
     </w:lvl>
   </w:abstractNum>
-  <w:abstractNum w:abstractNumId="161" w15:restartNumberingAfterBreak="0">
+  <w:abstractNum w:abstractNumId="165" w15:restartNumberingAfterBreak="0">
     <w:nsid w:val="72BC60E0"/>
     <w:multiLevelType w:val="multilevel"/>
     <w:tmpl w:val="75E41862"/>
@@ -35339,7 +38258,7 @@
       </w:rPr>
     </w:lvl>
   </w:abstractNum>
-  <w:abstractNum w:abstractNumId="162" w15:restartNumberingAfterBreak="0">
+  <w:abstractNum w:abstractNumId="166" w15:restartNumberingAfterBreak="0">
     <w:nsid w:val="748A33F3"/>
     <w:multiLevelType w:val="multilevel"/>
     <w:tmpl w:val="7E7CEC88"/>
@@ -35488,7 +38407,7 @@
       </w:rPr>
     </w:lvl>
   </w:abstractNum>
-  <w:abstractNum w:abstractNumId="163" w15:restartNumberingAfterBreak="0">
+  <w:abstractNum w:abstractNumId="167" w15:restartNumberingAfterBreak="0">
     <w:nsid w:val="74EB3C0F"/>
     <w:multiLevelType w:val="multilevel"/>
     <w:tmpl w:val="B4C68614"/>
@@ -35637,7 +38556,7 @@
       </w:rPr>
     </w:lvl>
   </w:abstractNum>
-  <w:abstractNum w:abstractNumId="164" w15:restartNumberingAfterBreak="0">
+  <w:abstractNum w:abstractNumId="168" w15:restartNumberingAfterBreak="0">
     <w:nsid w:val="76492B49"/>
     <w:multiLevelType w:val="multilevel"/>
     <w:tmpl w:val="82F8E03A"/>
@@ -35786,7 +38705,7 @@
       </w:rPr>
     </w:lvl>
   </w:abstractNum>
-  <w:abstractNum w:abstractNumId="165" w15:restartNumberingAfterBreak="0">
+  <w:abstractNum w:abstractNumId="169" w15:restartNumberingAfterBreak="0">
     <w:nsid w:val="76E91FB3"/>
     <w:multiLevelType w:val="multilevel"/>
     <w:tmpl w:val="AA4CA698"/>
@@ -35935,7 +38854,7 @@
       </w:rPr>
     </w:lvl>
   </w:abstractNum>
-  <w:abstractNum w:abstractNumId="166" w15:restartNumberingAfterBreak="0">
+  <w:abstractNum w:abstractNumId="170" w15:restartNumberingAfterBreak="0">
     <w:nsid w:val="78371F46"/>
     <w:multiLevelType w:val="multilevel"/>
     <w:tmpl w:val="CDE4506A"/>
@@ -36021,7 +38940,7 @@
       </w:pPr>
     </w:lvl>
   </w:abstractNum>
-  <w:abstractNum w:abstractNumId="167" w15:restartNumberingAfterBreak="0">
+  <w:abstractNum w:abstractNumId="171" w15:restartNumberingAfterBreak="0">
     <w:nsid w:val="79F171F1"/>
     <w:multiLevelType w:val="multilevel"/>
     <w:tmpl w:val="FA3C621C"/>
@@ -36170,7 +39089,7 @@
       </w:rPr>
     </w:lvl>
   </w:abstractNum>
-  <w:abstractNum w:abstractNumId="168" w15:restartNumberingAfterBreak="0">
+  <w:abstractNum w:abstractNumId="172" w15:restartNumberingAfterBreak="0">
     <w:nsid w:val="7A030F64"/>
     <w:multiLevelType w:val="multilevel"/>
     <w:tmpl w:val="58E82760"/>
@@ -36319,7 +39238,7 @@
       </w:rPr>
     </w:lvl>
   </w:abstractNum>
-  <w:abstractNum w:abstractNumId="169" w15:restartNumberingAfterBreak="0">
+  <w:abstractNum w:abstractNumId="173" w15:restartNumberingAfterBreak="0">
     <w:nsid w:val="7AAD195B"/>
     <w:multiLevelType w:val="multilevel"/>
     <w:tmpl w:val="E8E8A792"/>
@@ -36468,7 +39387,7 @@
       </w:rPr>
     </w:lvl>
   </w:abstractNum>
-  <w:abstractNum w:abstractNumId="170" w15:restartNumberingAfterBreak="0">
+  <w:abstractNum w:abstractNumId="174" w15:restartNumberingAfterBreak="0">
     <w:nsid w:val="7BBF3328"/>
     <w:multiLevelType w:val="multilevel"/>
     <w:tmpl w:val="8CCAA84E"/>
@@ -36617,7 +39536,7 @@
       </w:rPr>
     </w:lvl>
   </w:abstractNum>
-  <w:abstractNum w:abstractNumId="171" w15:restartNumberingAfterBreak="0">
+  <w:abstractNum w:abstractNumId="175" w15:restartNumberingAfterBreak="0">
     <w:nsid w:val="7D101317"/>
     <w:multiLevelType w:val="multilevel"/>
     <w:tmpl w:val="0712A5B4"/>
@@ -36762,7 +39681,7 @@
       </w:rPr>
     </w:lvl>
   </w:abstractNum>
-  <w:abstractNum w:abstractNumId="172" w15:restartNumberingAfterBreak="0">
+  <w:abstractNum w:abstractNumId="176" w15:restartNumberingAfterBreak="0">
     <w:nsid w:val="7D237867"/>
     <w:multiLevelType w:val="multilevel"/>
     <w:tmpl w:val="9CF84E9E"/>
@@ -36911,7 +39830,7 @@
       </w:rPr>
     </w:lvl>
   </w:abstractNum>
-  <w:abstractNum w:abstractNumId="173" w15:restartNumberingAfterBreak="0">
+  <w:abstractNum w:abstractNumId="177" w15:restartNumberingAfterBreak="0">
     <w:nsid w:val="7E3E6FD7"/>
     <w:multiLevelType w:val="multilevel"/>
     <w:tmpl w:val="9B102BEC"/>
@@ -37056,7 +39975,7 @@
       </w:rPr>
     </w:lvl>
   </w:abstractNum>
-  <w:abstractNum w:abstractNumId="174" w15:restartNumberingAfterBreak="0">
+  <w:abstractNum w:abstractNumId="178" w15:restartNumberingAfterBreak="0">
     <w:nsid w:val="7F3555B7"/>
     <w:multiLevelType w:val="hybridMultilevel"/>
     <w:tmpl w:val="3962D4B0"/>
@@ -37180,19 +40099,19 @@
     <w:abstractNumId w:val="40"/>
   </w:num>
   <w:num w:numId="4" w16cid:durableId="2091463282">
-    <w:abstractNumId w:val="93"/>
+    <w:abstractNumId w:val="96"/>
   </w:num>
   <w:num w:numId="5" w16cid:durableId="1636180735">
     <w:abstractNumId w:val="14"/>
   </w:num>
   <w:num w:numId="6" w16cid:durableId="282421069">
-    <w:abstractNumId w:val="98"/>
+    <w:abstractNumId w:val="101"/>
   </w:num>
   <w:num w:numId="7" w16cid:durableId="2076463795">
-    <w:abstractNumId w:val="109"/>
+    <w:abstractNumId w:val="112"/>
   </w:num>
   <w:num w:numId="8" w16cid:durableId="259408934">
-    <w:abstractNumId w:val="163"/>
+    <w:abstractNumId w:val="167"/>
   </w:num>
   <w:num w:numId="9" w16cid:durableId="1226378873">
     <w:abstractNumId w:val="47"/>
@@ -37211,28 +40130,28 @@
     <w:abstractNumId w:val="33"/>
   </w:num>
   <w:num w:numId="12" w16cid:durableId="1840152305">
-    <w:abstractNumId w:val="82"/>
+    <w:abstractNumId w:val="84"/>
   </w:num>
   <w:num w:numId="13" w16cid:durableId="963852690">
-    <w:abstractNumId w:val="97"/>
+    <w:abstractNumId w:val="100"/>
   </w:num>
   <w:num w:numId="14" w16cid:durableId="366876967">
-    <w:abstractNumId w:val="126"/>
+    <w:abstractNumId w:val="129"/>
   </w:num>
   <w:num w:numId="15" w16cid:durableId="1976878">
-    <w:abstractNumId w:val="65"/>
+    <w:abstractNumId w:val="66"/>
   </w:num>
   <w:num w:numId="16" w16cid:durableId="347341951">
-    <w:abstractNumId w:val="148"/>
+    <w:abstractNumId w:val="151"/>
   </w:num>
   <w:num w:numId="17" w16cid:durableId="174730376">
-    <w:abstractNumId w:val="68"/>
+    <w:abstractNumId w:val="69"/>
   </w:num>
   <w:num w:numId="18" w16cid:durableId="572204590">
     <w:abstractNumId w:val="42"/>
   </w:num>
   <w:num w:numId="19" w16cid:durableId="842665824">
-    <w:abstractNumId w:val="136"/>
+    <w:abstractNumId w:val="139"/>
   </w:num>
   <w:num w:numId="20" w16cid:durableId="529881770">
     <w:abstractNumId w:val="13"/>
@@ -37241,37 +40160,37 @@
     <w:abstractNumId w:val="3"/>
   </w:num>
   <w:num w:numId="22" w16cid:durableId="1993213557">
-    <w:abstractNumId w:val="157"/>
+    <w:abstractNumId w:val="161"/>
   </w:num>
   <w:num w:numId="23" w16cid:durableId="1304316451">
-    <w:abstractNumId w:val="156"/>
+    <w:abstractNumId w:val="160"/>
   </w:num>
   <w:num w:numId="24" w16cid:durableId="53241634">
     <w:abstractNumId w:val="20"/>
   </w:num>
   <w:num w:numId="25" w16cid:durableId="1938901936">
-    <w:abstractNumId w:val="87"/>
+    <w:abstractNumId w:val="90"/>
   </w:num>
   <w:num w:numId="26" w16cid:durableId="874347523">
-    <w:abstractNumId w:val="110"/>
+    <w:abstractNumId w:val="113"/>
   </w:num>
   <w:num w:numId="27" w16cid:durableId="155075910">
-    <w:abstractNumId w:val="151"/>
+    <w:abstractNumId w:val="155"/>
   </w:num>
   <w:num w:numId="28" w16cid:durableId="411590594">
-    <w:abstractNumId w:val="139"/>
+    <w:abstractNumId w:val="142"/>
   </w:num>
   <w:num w:numId="29" w16cid:durableId="1347831502">
-    <w:abstractNumId w:val="121"/>
+    <w:abstractNumId w:val="124"/>
   </w:num>
   <w:num w:numId="30" w16cid:durableId="1653410153">
-    <w:abstractNumId w:val="165"/>
+    <w:abstractNumId w:val="169"/>
   </w:num>
   <w:num w:numId="31" w16cid:durableId="1410038242">
-    <w:abstractNumId w:val="69"/>
+    <w:abstractNumId w:val="70"/>
   </w:num>
   <w:num w:numId="32" w16cid:durableId="139612234">
-    <w:abstractNumId w:val="140"/>
+    <w:abstractNumId w:val="143"/>
   </w:num>
   <w:num w:numId="33" w16cid:durableId="1684935223">
     <w:abstractNumId w:val="28"/>
@@ -37283,7 +40202,7 @@
     <w:abstractNumId w:val="50"/>
   </w:num>
   <w:num w:numId="36" w16cid:durableId="2050915618">
-    <w:abstractNumId w:val="133"/>
+    <w:abstractNumId w:val="136"/>
   </w:num>
   <w:num w:numId="37" w16cid:durableId="1122849457">
     <w:abstractNumId w:val="7"/>
@@ -37292,16 +40211,16 @@
     <w:abstractNumId w:val="26"/>
   </w:num>
   <w:num w:numId="39" w16cid:durableId="1787656889">
-    <w:abstractNumId w:val="141"/>
+    <w:abstractNumId w:val="144"/>
   </w:num>
   <w:num w:numId="40" w16cid:durableId="218322439">
     <w:abstractNumId w:val="10"/>
   </w:num>
   <w:num w:numId="41" w16cid:durableId="1894349623">
-    <w:abstractNumId w:val="92"/>
+    <w:abstractNumId w:val="95"/>
   </w:num>
   <w:num w:numId="42" w16cid:durableId="166092097">
-    <w:abstractNumId w:val="91"/>
+    <w:abstractNumId w:val="94"/>
   </w:num>
   <w:num w:numId="43" w16cid:durableId="1476726297">
     <w:abstractNumId w:val="15"/>
@@ -37435,22 +40354,22 @@
     </w:lvlOverride>
   </w:num>
   <w:num w:numId="44" w16cid:durableId="1833568962">
-    <w:abstractNumId w:val="112"/>
+    <w:abstractNumId w:val="115"/>
   </w:num>
   <w:num w:numId="45" w16cid:durableId="448090535">
-    <w:abstractNumId w:val="145"/>
+    <w:abstractNumId w:val="148"/>
   </w:num>
   <w:num w:numId="46" w16cid:durableId="1379167433">
-    <w:abstractNumId w:val="131"/>
+    <w:abstractNumId w:val="134"/>
   </w:num>
   <w:num w:numId="47" w16cid:durableId="2053459618">
-    <w:abstractNumId w:val="166"/>
+    <w:abstractNumId w:val="170"/>
   </w:num>
   <w:num w:numId="48" w16cid:durableId="828594387">
     <w:abstractNumId w:val="27"/>
   </w:num>
   <w:num w:numId="49" w16cid:durableId="504907251">
-    <w:abstractNumId w:val="81"/>
+    <w:abstractNumId w:val="83"/>
   </w:num>
   <w:num w:numId="50" w16cid:durableId="1387073572">
     <w:abstractNumId w:val="8"/>
@@ -37459,88 +40378,88 @@
     <w:abstractNumId w:val="17"/>
   </w:num>
   <w:num w:numId="52" w16cid:durableId="1972594896">
-    <w:abstractNumId w:val="161"/>
+    <w:abstractNumId w:val="165"/>
   </w:num>
   <w:num w:numId="53" w16cid:durableId="106043802">
-    <w:abstractNumId w:val="63"/>
+    <w:abstractNumId w:val="64"/>
   </w:num>
   <w:num w:numId="54" w16cid:durableId="1954089898">
-    <w:abstractNumId w:val="99"/>
+    <w:abstractNumId w:val="102"/>
   </w:num>
   <w:num w:numId="55" w16cid:durableId="797990552">
     <w:abstractNumId w:val="45"/>
   </w:num>
   <w:num w:numId="56" w16cid:durableId="1724207344">
-    <w:abstractNumId w:val="85"/>
+    <w:abstractNumId w:val="87"/>
   </w:num>
   <w:num w:numId="57" w16cid:durableId="1515150619">
-    <w:abstractNumId w:val="113"/>
+    <w:abstractNumId w:val="116"/>
   </w:num>
   <w:num w:numId="58" w16cid:durableId="2092502926">
-    <w:abstractNumId w:val="149"/>
+    <w:abstractNumId w:val="152"/>
   </w:num>
   <w:num w:numId="59" w16cid:durableId="599219652">
-    <w:abstractNumId w:val="170"/>
+    <w:abstractNumId w:val="174"/>
   </w:num>
   <w:num w:numId="60" w16cid:durableId="829711654">
-    <w:abstractNumId w:val="155"/>
+    <w:abstractNumId w:val="159"/>
   </w:num>
   <w:num w:numId="61" w16cid:durableId="866525934">
-    <w:abstractNumId w:val="53"/>
+    <w:abstractNumId w:val="54"/>
   </w:num>
   <w:num w:numId="62" w16cid:durableId="924192007">
-    <w:abstractNumId w:val="96"/>
+    <w:abstractNumId w:val="99"/>
   </w:num>
   <w:num w:numId="63" w16cid:durableId="858347787">
-    <w:abstractNumId w:val="102"/>
+    <w:abstractNumId w:val="105"/>
   </w:num>
   <w:num w:numId="64" w16cid:durableId="226497001">
     <w:abstractNumId w:val="11"/>
   </w:num>
   <w:num w:numId="65" w16cid:durableId="1820999170">
-    <w:abstractNumId w:val="70"/>
+    <w:abstractNumId w:val="72"/>
   </w:num>
   <w:num w:numId="66" w16cid:durableId="1536387868">
     <w:abstractNumId w:val="29"/>
   </w:num>
   <w:num w:numId="67" w16cid:durableId="190149636">
-    <w:abstractNumId w:val="135"/>
+    <w:abstractNumId w:val="138"/>
   </w:num>
   <w:num w:numId="68" w16cid:durableId="1938097720">
     <w:abstractNumId w:val="0"/>
   </w:num>
   <w:num w:numId="69" w16cid:durableId="967394691">
-    <w:abstractNumId w:val="78"/>
+    <w:abstractNumId w:val="80"/>
   </w:num>
   <w:num w:numId="70" w16cid:durableId="1170564633">
-    <w:abstractNumId w:val="174"/>
+    <w:abstractNumId w:val="178"/>
   </w:num>
   <w:num w:numId="71" w16cid:durableId="787043302">
-    <w:abstractNumId w:val="167"/>
+    <w:abstractNumId w:val="171"/>
   </w:num>
   <w:num w:numId="72" w16cid:durableId="1027483225">
     <w:abstractNumId w:val="31"/>
   </w:num>
   <w:num w:numId="73" w16cid:durableId="1687321085">
-    <w:abstractNumId w:val="62"/>
+    <w:abstractNumId w:val="63"/>
   </w:num>
   <w:num w:numId="74" w16cid:durableId="586304370">
-    <w:abstractNumId w:val="150"/>
+    <w:abstractNumId w:val="154"/>
   </w:num>
   <w:num w:numId="75" w16cid:durableId="182983013">
     <w:abstractNumId w:val="21"/>
   </w:num>
   <w:num w:numId="76" w16cid:durableId="1021273563">
-    <w:abstractNumId w:val="124"/>
+    <w:abstractNumId w:val="127"/>
   </w:num>
   <w:num w:numId="77" w16cid:durableId="236596679">
-    <w:abstractNumId w:val="118"/>
+    <w:abstractNumId w:val="121"/>
   </w:num>
   <w:num w:numId="78" w16cid:durableId="1984001274">
-    <w:abstractNumId w:val="123"/>
+    <w:abstractNumId w:val="126"/>
   </w:num>
   <w:num w:numId="79" w16cid:durableId="1145855946">
-    <w:abstractNumId w:val="173"/>
+    <w:abstractNumId w:val="177"/>
   </w:num>
   <w:num w:numId="80" w16cid:durableId="1648046349">
     <w:abstractNumId w:val="36"/>
@@ -37549,76 +40468,76 @@
     <w:abstractNumId w:val="2"/>
   </w:num>
   <w:num w:numId="82" w16cid:durableId="1128670715">
-    <w:abstractNumId w:val="55"/>
+    <w:abstractNumId w:val="56"/>
   </w:num>
   <w:num w:numId="83" w16cid:durableId="1230844203">
-    <w:abstractNumId w:val="114"/>
+    <w:abstractNumId w:val="117"/>
   </w:num>
   <w:num w:numId="84" w16cid:durableId="366295924">
-    <w:abstractNumId w:val="143"/>
+    <w:abstractNumId w:val="146"/>
   </w:num>
   <w:num w:numId="85" w16cid:durableId="1512992960">
     <w:abstractNumId w:val="44"/>
   </w:num>
   <w:num w:numId="86" w16cid:durableId="1174108618">
-    <w:abstractNumId w:val="80"/>
+    <w:abstractNumId w:val="82"/>
   </w:num>
   <w:num w:numId="87" w16cid:durableId="940256432">
     <w:abstractNumId w:val="18"/>
   </w:num>
   <w:num w:numId="88" w16cid:durableId="763720883">
-    <w:abstractNumId w:val="52"/>
+    <w:abstractNumId w:val="53"/>
   </w:num>
   <w:num w:numId="89" w16cid:durableId="114295844">
-    <w:abstractNumId w:val="117"/>
+    <w:abstractNumId w:val="120"/>
   </w:num>
   <w:num w:numId="90" w16cid:durableId="2126655385">
     <w:abstractNumId w:val="1"/>
   </w:num>
   <w:num w:numId="91" w16cid:durableId="1206086">
-    <w:abstractNumId w:val="104"/>
+    <w:abstractNumId w:val="107"/>
   </w:num>
   <w:num w:numId="92" w16cid:durableId="1228148012">
-    <w:abstractNumId w:val="79"/>
+    <w:abstractNumId w:val="81"/>
   </w:num>
   <w:num w:numId="93" w16cid:durableId="727416149">
-    <w:abstractNumId w:val="171"/>
+    <w:abstractNumId w:val="175"/>
   </w:num>
   <w:num w:numId="94" w16cid:durableId="2105105030">
-    <w:abstractNumId w:val="169"/>
+    <w:abstractNumId w:val="173"/>
   </w:num>
   <w:num w:numId="95" w16cid:durableId="2101172144">
     <w:abstractNumId w:val="41"/>
   </w:num>
   <w:num w:numId="96" w16cid:durableId="1918635734">
-    <w:abstractNumId w:val="60"/>
+    <w:abstractNumId w:val="61"/>
   </w:num>
   <w:num w:numId="97" w16cid:durableId="206265660">
-    <w:abstractNumId w:val="94"/>
+    <w:abstractNumId w:val="97"/>
   </w:num>
   <w:num w:numId="98" w16cid:durableId="2022127006">
-    <w:abstractNumId w:val="95"/>
+    <w:abstractNumId w:val="98"/>
   </w:num>
   <w:num w:numId="99" w16cid:durableId="92017578">
-    <w:abstractNumId w:val="57"/>
+    <w:abstractNumId w:val="58"/>
   </w:num>
   <w:num w:numId="100" w16cid:durableId="1289507547">
-    <w:abstractNumId w:val="138"/>
+    <w:abstractNumId w:val="141"/>
   </w:num>
   <w:num w:numId="101" w16cid:durableId="239797761">
-    <w:abstractNumId w:val="147"/>
+    <w:abstractNumId w:val="150"/>
   </w:num>
   <w:num w:numId="102" w16cid:durableId="137461560">
     <w:abstractNumId w:val="16"/>
   </w:num>
   <w:num w:numId="103" w16cid:durableId="1079446645">
-    <w:abstractNumId w:val="105"/>
+    <w:abstractNumId w:val="108"/>
   </w:num>
   <w:num w:numId="104" w16cid:durableId="1511600928">
     <w:abstractNumId w:val="43"/>
   </w:num>
   <w:num w:numId="105" w16cid:durableId="117144454">
-    <w:abstractNumId w:val="84"/>
+    <w:abstractNumId w:val="86"/>
   </w:num>
   <w:num w:numId="106" w16cid:durableId="892809531">
     <w:abstractNumId w:val="37"/>
@@ -37662,7 +40581,7 @@
     <w:abstractNumId w:val="38"/>
   </w:num>
   <w:num w:numId="114" w16cid:durableId="979112944">
-    <w:abstractNumId w:val="116"/>
+    <w:abstractNumId w:val="119"/>
   </w:num>
   <w:num w:numId="115" w16cid:durableId="503862738">
     <w:abstractNumId w:val="5"/>
@@ -37671,19 +40590,19 @@
     <w:abstractNumId w:val="23"/>
   </w:num>
   <w:num w:numId="117" w16cid:durableId="708456529">
-    <w:abstractNumId w:val="90"/>
+    <w:abstractNumId w:val="93"/>
   </w:num>
   <w:num w:numId="118" w16cid:durableId="1100488600">
-    <w:abstractNumId w:val="83"/>
+    <w:abstractNumId w:val="85"/>
   </w:num>
   <w:num w:numId="119" w16cid:durableId="849760959">
-    <w:abstractNumId w:val="64"/>
+    <w:abstractNumId w:val="65"/>
   </w:num>
   <w:num w:numId="120" w16cid:durableId="626937524">
-    <w:abstractNumId w:val="146"/>
+    <w:abstractNumId w:val="149"/>
   </w:num>
   <w:num w:numId="121" w16cid:durableId="119425117">
-    <w:abstractNumId w:val="146"/>
+    <w:abstractNumId w:val="149"/>
     <w:lvlOverride w:ilvl="1">
       <w:lvl w:ilvl="1">
         <w:numFmt w:val="bullet"/>
@@ -37703,7 +40622,7 @@
     </w:lvlOverride>
   </w:num>
   <w:num w:numId="122" w16cid:durableId="670303007">
-    <w:abstractNumId w:val="146"/>
+    <w:abstractNumId w:val="149"/>
     <w:lvlOverride w:ilvl="1">
       <w:lvl w:ilvl="1">
         <w:numFmt w:val="bullet"/>
@@ -37723,40 +40642,40 @@
     </w:lvlOverride>
   </w:num>
   <w:num w:numId="123" w16cid:durableId="1419863283">
-    <w:abstractNumId w:val="158"/>
+    <w:abstractNumId w:val="162"/>
   </w:num>
   <w:num w:numId="124" w16cid:durableId="651833826">
-    <w:abstractNumId w:val="59"/>
+    <w:abstractNumId w:val="60"/>
   </w:num>
   <w:num w:numId="125" w16cid:durableId="2093769883">
-    <w:abstractNumId w:val="125"/>
+    <w:abstractNumId w:val="128"/>
   </w:num>
   <w:num w:numId="126" w16cid:durableId="910846652">
     <w:abstractNumId w:val="4"/>
   </w:num>
   <w:num w:numId="127" w16cid:durableId="2039769940">
-    <w:abstractNumId w:val="61"/>
+    <w:abstractNumId w:val="62"/>
   </w:num>
   <w:num w:numId="128" w16cid:durableId="1480076784">
-    <w:abstractNumId w:val="73"/>
+    <w:abstractNumId w:val="75"/>
   </w:num>
   <w:num w:numId="129" w16cid:durableId="443160715">
     <w:abstractNumId w:val="25"/>
   </w:num>
   <w:num w:numId="130" w16cid:durableId="107428733">
-    <w:abstractNumId w:val="134"/>
+    <w:abstractNumId w:val="137"/>
   </w:num>
   <w:num w:numId="131" w16cid:durableId="1625960149">
-    <w:abstractNumId w:val="164"/>
+    <w:abstractNumId w:val="168"/>
   </w:num>
   <w:num w:numId="132" w16cid:durableId="443616072">
-    <w:abstractNumId w:val="130"/>
+    <w:abstractNumId w:val="133"/>
   </w:num>
   <w:num w:numId="133" w16cid:durableId="870875033">
-    <w:abstractNumId w:val="172"/>
+    <w:abstractNumId w:val="176"/>
   </w:num>
   <w:num w:numId="134" w16cid:durableId="1623418263">
-    <w:abstractNumId w:val="162"/>
+    <w:abstractNumId w:val="166"/>
   </w:num>
   <w:num w:numId="135" w16cid:durableId="708719909">
     <w:abstractNumId w:val="35"/>
@@ -37765,136 +40684,148 @@
     <w:abstractNumId w:val="39"/>
   </w:num>
   <w:num w:numId="137" w16cid:durableId="1400056911">
-    <w:abstractNumId w:val="76"/>
+    <w:abstractNumId w:val="78"/>
   </w:num>
   <w:num w:numId="138" w16cid:durableId="16782682">
     <w:abstractNumId w:val="12"/>
   </w:num>
   <w:num w:numId="139" w16cid:durableId="1998877743">
-    <w:abstractNumId w:val="101"/>
+    <w:abstractNumId w:val="104"/>
   </w:num>
   <w:num w:numId="140" w16cid:durableId="1004673594">
-    <w:abstractNumId w:val="75"/>
+    <w:abstractNumId w:val="77"/>
   </w:num>
   <w:num w:numId="141" w16cid:durableId="1972636377">
-    <w:abstractNumId w:val="129"/>
+    <w:abstractNumId w:val="132"/>
   </w:num>
   <w:num w:numId="142" w16cid:durableId="1883012483">
-    <w:abstractNumId w:val="88"/>
+    <w:abstractNumId w:val="91"/>
   </w:num>
   <w:num w:numId="143" w16cid:durableId="1763378456">
-    <w:abstractNumId w:val="128"/>
+    <w:abstractNumId w:val="131"/>
   </w:num>
   <w:num w:numId="144" w16cid:durableId="243420690">
     <w:abstractNumId w:val="24"/>
   </w:num>
   <w:num w:numId="145" w16cid:durableId="891888230">
-    <w:abstractNumId w:val="115"/>
+    <w:abstractNumId w:val="118"/>
   </w:num>
   <w:num w:numId="146" w16cid:durableId="1213343404">
-    <w:abstractNumId w:val="122"/>
+    <w:abstractNumId w:val="125"/>
   </w:num>
   <w:num w:numId="147" w16cid:durableId="861868013">
-    <w:abstractNumId w:val="152"/>
+    <w:abstractNumId w:val="156"/>
   </w:num>
   <w:num w:numId="148" w16cid:durableId="2115707322">
     <w:abstractNumId w:val="49"/>
   </w:num>
   <w:num w:numId="149" w16cid:durableId="1845776805">
-    <w:abstractNumId w:val="168"/>
+    <w:abstractNumId w:val="172"/>
   </w:num>
   <w:num w:numId="150" w16cid:durableId="757366736">
-    <w:abstractNumId w:val="142"/>
+    <w:abstractNumId w:val="145"/>
   </w:num>
   <w:num w:numId="151" w16cid:durableId="1023749942">
-    <w:abstractNumId w:val="120"/>
+    <w:abstractNumId w:val="123"/>
   </w:num>
   <w:num w:numId="152" w16cid:durableId="23026108">
-    <w:abstractNumId w:val="119"/>
+    <w:abstractNumId w:val="122"/>
   </w:num>
   <w:num w:numId="153" w16cid:durableId="708458928">
+    <w:abstractNumId w:val="114"/>
+  </w:num>
+  <w:num w:numId="154" w16cid:durableId="1258291845">
+    <w:abstractNumId w:val="110"/>
+  </w:num>
+  <w:num w:numId="155" w16cid:durableId="768889089">
+    <w:abstractNumId w:val="135"/>
+  </w:num>
+  <w:num w:numId="156" w16cid:durableId="17506394">
+    <w:abstractNumId w:val="76"/>
+  </w:num>
+  <w:num w:numId="157" w16cid:durableId="997149117">
+    <w:abstractNumId w:val="103"/>
+  </w:num>
+  <w:num w:numId="158" w16cid:durableId="1424259324">
+    <w:abstractNumId w:val="59"/>
+  </w:num>
+  <w:num w:numId="159" w16cid:durableId="137459831">
+    <w:abstractNumId w:val="79"/>
+  </w:num>
+  <w:num w:numId="160" w16cid:durableId="1744644774">
     <w:abstractNumId w:val="111"/>
   </w:num>
-  <w:num w:numId="154" w16cid:durableId="1258291845">
-    <w:abstractNumId w:val="107"/>
+  <w:num w:numId="161" w16cid:durableId="308363107">
+    <w:abstractNumId w:val="158"/>
   </w:num>
-  <w:num w:numId="155" w16cid:durableId="768889089">
-    <w:abstractNumId w:val="132"/>
+  <w:num w:numId="162" w16cid:durableId="174803804">
+    <w:abstractNumId w:val="163"/>
   </w:num>
-  <w:num w:numId="156" w16cid:durableId="17506394">
+  <w:num w:numId="163" w16cid:durableId="614991350">
+    <w:abstractNumId w:val="88"/>
+  </w:num>
+  <w:num w:numId="164" w16cid:durableId="1186289341">
+    <w:abstractNumId w:val="157"/>
+  </w:num>
+  <w:num w:numId="165" w16cid:durableId="1630167067">
+    <w:abstractNumId w:val="106"/>
+  </w:num>
+  <w:num w:numId="166" w16cid:durableId="1117215797">
+    <w:abstractNumId w:val="57"/>
+  </w:num>
+  <w:num w:numId="167" w16cid:durableId="198054051">
+    <w:abstractNumId w:val="55"/>
+  </w:num>
+  <w:num w:numId="168" w16cid:durableId="151021859">
+    <w:abstractNumId w:val="147"/>
+  </w:num>
+  <w:num w:numId="169" w16cid:durableId="1128470360">
+    <w:abstractNumId w:val="73"/>
+  </w:num>
+  <w:num w:numId="170" w16cid:durableId="355926645">
     <w:abstractNumId w:val="74"/>
   </w:num>
-  <w:num w:numId="157" w16cid:durableId="997149117">
-    <w:abstractNumId w:val="100"/>
-  </w:num>
-  <w:num w:numId="158" w16cid:durableId="1424259324">
-    <w:abstractNumId w:val="58"/>
-  </w:num>
-  <w:num w:numId="159" w16cid:durableId="137459831">
-    <w:abstractNumId w:val="77"/>
-  </w:num>
-  <w:num w:numId="160" w16cid:durableId="1744644774">
-    <w:abstractNumId w:val="108"/>
-  </w:num>
-  <w:num w:numId="161" w16cid:durableId="308363107">
-    <w:abstractNumId w:val="154"/>
-  </w:num>
-  <w:num w:numId="162" w16cid:durableId="174803804">
-    <w:abstractNumId w:val="159"/>
-  </w:num>
-  <w:num w:numId="163" w16cid:durableId="614991350">
-    <w:abstractNumId w:val="86"/>
-  </w:num>
-  <w:num w:numId="164" w16cid:durableId="1186289341">
-    <w:abstractNumId w:val="153"/>
-  </w:num>
-  <w:num w:numId="165" w16cid:durableId="1630167067">
-    <w:abstractNumId w:val="103"/>
-  </w:num>
-  <w:num w:numId="166" w16cid:durableId="1117215797">
-    <w:abstractNumId w:val="56"/>
-  </w:num>
-  <w:num w:numId="167" w16cid:durableId="198054051">
-    <w:abstractNumId w:val="54"/>
-  </w:num>
-  <w:num w:numId="168" w16cid:durableId="151021859">
-    <w:abstractNumId w:val="144"/>
-  </w:num>
-  <w:num w:numId="169" w16cid:durableId="1128470360">
-    <w:abstractNumId w:val="71"/>
-  </w:num>
-  <w:num w:numId="170" w16cid:durableId="355926645">
-    <w:abstractNumId w:val="72"/>
-  </w:num>
   <w:num w:numId="171" w16cid:durableId="2072799944">
-    <w:abstractNumId w:val="137"/>
+    <w:abstractNumId w:val="140"/>
   </w:num>
   <w:num w:numId="172" w16cid:durableId="482818837">
-    <w:abstractNumId w:val="106"/>
+    <w:abstractNumId w:val="109"/>
   </w:num>
   <w:num w:numId="173" w16cid:durableId="1308245119">
-    <w:abstractNumId w:val="160"/>
+    <w:abstractNumId w:val="164"/>
   </w:num>
   <w:num w:numId="174" w16cid:durableId="2088990418">
     <w:abstractNumId w:val="22"/>
   </w:num>
   <w:num w:numId="175" w16cid:durableId="2069067579">
-    <w:abstractNumId w:val="67"/>
+    <w:abstractNumId w:val="68"/>
   </w:num>
   <w:num w:numId="176" w16cid:durableId="608122750">
-    <w:abstractNumId w:val="127"/>
+    <w:abstractNumId w:val="130"/>
   </w:num>
   <w:num w:numId="177" w16cid:durableId="1440762964">
     <w:abstractNumId w:val="30"/>
   </w:num>
   <w:num w:numId="178" w16cid:durableId="1165391401">
-    <w:abstractNumId w:val="89"/>
+    <w:abstractNumId w:val="92"/>
   </w:num>
   <w:num w:numId="179" w16cid:durableId="2022931474">
-    <w:abstractNumId w:val="66"/>
+    <w:abstractNumId w:val="67"/>
   </w:num>
   <w:num w:numId="180" w16cid:durableId="1866016271">
+    <w:abstractNumId w:val="52"/>
+  </w:num>
+  <w:num w:numId="181" w16cid:durableId="401026585">
+    <w:abstractNumId w:val="71"/>
+  </w:num>
+  <w:num w:numId="182" w16cid:durableId="374815453">
+    <w:abstractNumId w:val="153"/>
+  </w:num>
+  <w:num w:numId="183" w16cid:durableId="1073619914">
     <w:abstractNumId w:val="51"/>
+  </w:num>
+  <w:num w:numId="184" w16cid:durableId="46536523">
+    <w:abstractNumId w:val="89"/>
   </w:num>
 </w:numbering>
 </file>

--- a/content/Whitepaper.docx
+++ b/content/Whitepaper.docx
@@ -3693,17 +3693,17 @@
       </w:r>
       <w:r>
         <w:br/>
-        <w:t>The simulation’s status is quantified in real-time via an on-chain calculation of the </w:t>
-      </w:r>
-      <w:r>
-        <w:rPr>
-          <w:b/>
-          <w:bCs/>
-        </w:rPr>
-        <w:t>Gini Coefficient</w:t>
-      </w:r>
-      <w:r>
-        <w:t>. This metric serves as the impartial arbiter of the economy’s health, ranging from a coefficient of 0 (Absolute Egalitarianism, representing the decentralized ideal) to 1 (Absolute Consolidation, representing the prevailing market reality).</w:t>
+      </w:r>
+      <w:r>
+        <w:t xml:space="preserve">The simulation’s status is quantified by the Gini Coefficient. To maintain Credible Neutrality and gas efficiency, the Gini Coefficient is not calculated on every trade. Instead, its final verification is performed by an incentivized off-chain solver and </w:t>
+      </w:r>
+      <w:proofErr w:type="spellStart"/>
+      <w:r>
+        <w:t>trustless</w:t>
+      </w:r>
+      <w:proofErr w:type="spellEnd"/>
+      <w:r>
+        <w:t xml:space="preserve"> on-chain verification before the final state is declared.</w:t>
       </w:r>
     </w:p>
     <w:p>
@@ -3810,7 +3810,7 @@
         <w:spacing w:after="120"/>
       </w:pPr>
       <w:r>
-        <w:t>To prevent manipulation by single actors operating multiple wallets ("Sybil attacks"), the protocol enforces a cost to participation. Eligibility to trade requires the staking of the protocol’s governance asset ($RTD). This creates a capital-backed identity for every participant, ensuring that all actors have verifiable "skin in the game" and making large-scale manipulation prohibitively expensive.</w:t>
+        <w:t>Sybil Resistance via Collateralized Identity (High-Water Mark): To prevent manipulation, eligibility to trade requires the staking of the protocol’s governance asset (RTD). This commitment operates on a High-Water Mark (MAX) basis, allowing a single stake to collateralize multiple active seasons, maximizing capital efficiency while maintaining strict Sybil Resistance.</w:t>
       </w:r>
     </w:p>
     <w:p>
@@ -3881,6 +3881,34 @@
     </w:p>
     <w:p>
       <w:pPr>
+        <w:spacing w:after="120"/>
+      </w:pPr>
+      <w:r>
+        <w:t>The final distribution logic is designed to reward progress. In a partial victory or stalemate, the payout is a blend: a </w:t>
+      </w:r>
+      <w:r>
+        <w:rPr>
+          <w:b/>
+          <w:bCs/>
+        </w:rPr>
+        <w:t>Progress Share</w:t>
+      </w:r>
+      <w:r>
+        <w:t> is distributed according to the leading ideology's rules (Oligarchy or Solidarity Fund logic), and a </w:t>
+      </w:r>
+      <w:r>
+        <w:rPr>
+          <w:b/>
+          <w:bCs/>
+        </w:rPr>
+        <w:t>Residual Share</w:t>
+      </w:r>
+      <w:r>
+        <w:t> is returned to all players proportionally, ensuring every marginal strategic action is financially meaningful.</w:t>
+      </w:r>
+    </w:p>
+    <w:p>
+      <w:pPr>
         <w:pStyle w:val="Heading2"/>
         <w:spacing w:after="120"/>
       </w:pPr>
@@ -3986,7 +4014,11 @@
         <w:spacing w:after="120"/>
       </w:pPr>
       <w:r>
-        <w:t>Upon entry, the typical participant—conditioned by the individualistic accumulation narratives of the broader market—will invariably default to a competitive strategy. The "Oligarchy" payout functions as the bait, mirroring the aspirational promise of crypto wealth. However, the game’s "Gini-aware" microstructure creates a barrier to entry for this strategy: affecting the Gini Coefficient toward concentration requires disproportionate capital dominance. The average participant quickly discovers that in a non-cooperative game state (Capitalism), their individual agency is negligible against larger, capitalized actors. Furthermore, the payout logic reinforces that a Capitalist victory creates no "winning faction," but only a winning </w:t>
+        <w:t xml:space="preserve">Upon entry, the typical participant—conditioned by the individualistic accumulation narratives of the broader market—will invariably default to a competitive strategy. The "Oligarchy" payout functions as the bait, mirroring the aspirational promise of crypto wealth. However, the game’s "Gini-aware" microstructure creates a barrier to entry for this strategy: affecting the Gini Coefficient toward </w:t>
+      </w:r>
+      <w:r>
+        <w:lastRenderedPageBreak/>
+        <w:t>concentration requires disproportionate capital dominance. The average participant quickly discovers that in a non-cooperative game state (Capitalism), their individual agency is negligible against larger, capitalized actors. Furthermore, the payout logic reinforces that a Capitalist victory creates no "winning faction," but only a winning </w:t>
       </w:r>
       <w:r>
         <w:rPr>
@@ -4004,7 +4036,6 @@
         <w:spacing w:after="120"/>
       </w:pPr>
       <w:r>
-        <w:lastRenderedPageBreak/>
         <w:t>This realization forces a </w:t>
       </w:r>
       <w:r>
@@ -4137,7 +4168,11 @@
         <w:spacing w:after="120"/>
       </w:pPr>
       <w:r>
-        <w:t>Our objective is to substantiate the alternative paradigm of Algorithmic Coordination. This framework, enabled by programmable smart contracts, posits that the primary utility of the technology is disintermediation. In traditional markets, a central intermediary captures the surplus value generated by network activity. In a DAO-governed system, this rent-seeking layer is removed. The protocol is programmed to automate the clearing of value, ensuring that the surplus generated by the ecosystem is distributed directly to the participants who created it.</w:t>
+        <w:t xml:space="preserve">Our objective is to substantiate the alternative paradigm of Algorithmic Coordination. This framework, enabled by programmable smart contracts, posits that the primary utility of the technology is disintermediation. In traditional markets, a central intermediary captures the surplus value generated by network activity. In a DAO-governed system, this rent-seeking layer is removed. </w:t>
+      </w:r>
+      <w:r>
+        <w:lastRenderedPageBreak/>
+        <w:t>The protocol is programmed to automate the clearing of value, ensuring that the surplus generated by the ecosystem is distributed directly to the participants who created it.</w:t>
       </w:r>
     </w:p>
     <w:p>
@@ -4154,11 +4189,7 @@
       </w:r>
       <w:proofErr w:type="spellEnd"/>
       <w:r>
-        <w:t xml:space="preserve"> Games represents the practical application of this shift. It is a proof-of-concept designed to demonstrate that the highest utility of distributed ledger technology lies not in speculative </w:t>
-      </w:r>
-      <w:r>
-        <w:lastRenderedPageBreak/>
-        <w:t>accumulation, but in the capacity to engineer more equitable, self-governing systems of human organization.</w:t>
+        <w:t xml:space="preserve"> Games represents the practical application of this shift. It is a proof-of-concept designed to demonstrate that the highest utility of distributed ledger technology lies not in speculative accumulation, but in the capacity to engineer more equitable, self-governing systems of human organization.</w:t>
       </w:r>
     </w:p>
     <w:p>
@@ -6846,56 +6877,34 @@
         <w:rPr>
           <w:b/>
           <w:bCs/>
-          <w:lang w:val="en-DE"/>
         </w:rPr>
       </w:pPr>
       <w:r>
         <w:rPr>
           <w:b/>
           <w:bCs/>
-          <w:lang w:val="en-DE"/>
         </w:rPr>
         <w:t>Scenario C: Settlement by Proportional Progress (The Blended Outcome)</w:t>
       </w:r>
     </w:p>
     <w:p>
-      <w:pPr>
-        <w:rPr>
-          <w:lang w:val="en-DE"/>
-        </w:rPr>
-      </w:pPr>
-      <w:r>
-        <w:rPr>
-          <w:lang w:val="en-DE"/>
-        </w:rPr>
+      <w:r>
         <w:t xml:space="preserve">If the quarterly timer expires before either faction achieves the full </w:t>
       </w:r>
       <w:proofErr w:type="spellStart"/>
       <w:r>
-        <w:rPr>
-          <w:lang w:val="en-DE"/>
-        </w:rPr>
         <w:t>V_thresh</w:t>
       </w:r>
       <w:proofErr w:type="spellEnd"/>
       <w:r>
-        <w:rPr>
-          <w:lang w:val="en-DE"/>
-        </w:rPr>
         <w:t xml:space="preserve"> (25% progress), the contract executes a Proportional Blended Payout. This system rewards the progress made by the faction that moved the Gini Coefficient furthest in its </w:t>
       </w:r>
       <w:proofErr w:type="spellStart"/>
       <w:r>
-        <w:rPr>
-          <w:lang w:val="en-DE"/>
-        </w:rPr>
         <w:t>favor</w:t>
       </w:r>
       <w:proofErr w:type="spellEnd"/>
       <w:r>
-        <w:rPr>
-          <w:lang w:val="en-DE"/>
-        </w:rPr>
         <w:t>.</w:t>
       </w:r>
     </w:p>
@@ -6905,42 +6914,24 @@
           <w:ilvl w:val="0"/>
           <w:numId w:val="183"/>
         </w:numPr>
-        <w:rPr>
-          <w:lang w:val="en-DE"/>
-        </w:rPr>
-      </w:pPr>
-      <w:r>
-        <w:rPr>
-          <w:lang w:val="en-DE"/>
-        </w:rPr>
+      </w:pPr>
+      <w:r>
         <w:t>Progress Calculation: The contract first calculates the Final Progress Percentage (</w:t>
       </w:r>
       <w:proofErr w:type="spellStart"/>
       <w:r>
-        <w:rPr>
-          <w:lang w:val="en-DE"/>
-        </w:rPr>
         <w:t>P_final</w:t>
       </w:r>
       <w:proofErr w:type="spellEnd"/>
       <w:r>
-        <w:rPr>
-          <w:lang w:val="en-DE"/>
-        </w:rPr>
         <w:t xml:space="preserve">) toward the </w:t>
       </w:r>
       <w:proofErr w:type="spellStart"/>
       <w:r>
-        <w:rPr>
-          <w:lang w:val="en-DE"/>
-        </w:rPr>
         <w:t>favored</w:t>
       </w:r>
       <w:proofErr w:type="spellEnd"/>
       <w:r>
-        <w:rPr>
-          <w:lang w:val="en-DE"/>
-        </w:rPr>
         <w:t xml:space="preserve"> pole.</w:t>
       </w:r>
     </w:p>
@@ -6950,42 +6941,24 @@
           <w:ilvl w:val="1"/>
           <w:numId w:val="183"/>
         </w:numPr>
-        <w:rPr>
-          <w:lang w:val="en-DE"/>
-        </w:rPr>
-      </w:pPr>
-      <w:r>
-        <w:rPr>
-          <w:lang w:val="en-DE"/>
-        </w:rPr>
+      </w:pPr>
+      <w:r>
         <w:t xml:space="preserve">Let </w:t>
       </w:r>
       <w:proofErr w:type="spellStart"/>
       <w:r>
-        <w:rPr>
-          <w:lang w:val="en-DE"/>
-        </w:rPr>
         <w:t>P_Cap</w:t>
       </w:r>
       <w:proofErr w:type="spellEnd"/>
       <w:r>
-        <w:rPr>
-          <w:lang w:val="en-DE"/>
-        </w:rPr>
         <w:t xml:space="preserve"> be the Capitalist progress and </w:t>
       </w:r>
       <w:proofErr w:type="spellStart"/>
       <w:r>
-        <w:rPr>
-          <w:lang w:val="en-DE"/>
-        </w:rPr>
         <w:t>P_Soc</w:t>
       </w:r>
       <w:proofErr w:type="spellEnd"/>
       <w:r>
-        <w:rPr>
-          <w:lang w:val="en-DE"/>
-        </w:rPr>
         <w:t xml:space="preserve"> be the Socialist progress.</w:t>
       </w:r>
     </w:p>
@@ -6995,14 +6968,8 @@
           <w:ilvl w:val="1"/>
           <w:numId w:val="183"/>
         </w:numPr>
-        <w:rPr>
-          <w:lang w:val="en-DE"/>
-        </w:rPr>
-      </w:pPr>
-      <w:r>
-        <w:rPr>
-          <w:lang w:val="en-DE"/>
-        </w:rPr>
+      </w:pPr>
+      <w:r>
         <w:t>The overall progress is determined by the greater of the two.</w:t>
       </w:r>
     </w:p>
@@ -7012,14 +6979,8 @@
           <w:ilvl w:val="0"/>
           <w:numId w:val="183"/>
         </w:numPr>
-        <w:rPr>
-          <w:lang w:val="en-DE"/>
-        </w:rPr>
-      </w:pPr>
-      <w:r>
-        <w:rPr>
-          <w:lang w:val="en-DE"/>
-        </w:rPr>
+      </w:pPr>
+      <w:r>
         <w:t>Blended Payout Mechanism: The final distribution logic is blended proportionally:</w:t>
       </w:r>
     </w:p>
@@ -7029,83 +6990,45 @@
           <w:ilvl w:val="1"/>
           <w:numId w:val="183"/>
         </w:numPr>
-        <w:rPr>
-          <w:lang w:val="en-DE"/>
-        </w:rPr>
-      </w:pPr>
-      <w:r>
-        <w:rPr>
-          <w:lang w:val="en-DE"/>
-        </w:rPr>
+      </w:pPr>
+      <w:r>
         <w:t>The Prize Pool is split into two parts: a Progress Share (</w:t>
       </w:r>
       <w:proofErr w:type="spellStart"/>
       <w:r>
-        <w:rPr>
-          <w:lang w:val="en-DE"/>
-        </w:rPr>
         <w:t>P_final</w:t>
       </w:r>
       <w:proofErr w:type="spellEnd"/>
       <w:r>
-        <w:rPr>
-          <w:lang w:val="en-DE"/>
-        </w:rPr>
         <w:t xml:space="preserve">) and a Residual Share (1 - </w:t>
       </w:r>
       <w:proofErr w:type="spellStart"/>
       <w:r>
-        <w:rPr>
-          <w:lang w:val="en-DE"/>
-        </w:rPr>
         <w:t>P_final</w:t>
       </w:r>
       <w:proofErr w:type="spellEnd"/>
-      <w:r>
-        <w:rPr>
-          <w:lang w:val="en-DE"/>
-        </w:rPr>
-        <w:t>).</w:t>
-      </w:r>
-    </w:p>
-    <w:p>
-      <w:pPr>
-        <w:rPr>
-          <w:lang w:val="en-DE"/>
-        </w:rPr>
-      </w:pPr>
-      <w:r>
-        <w:rPr>
-          <w:lang w:val="en-DE"/>
-        </w:rPr>
-        <w:t>Payout = (</w:t>
+      <w:proofErr w:type="gramStart"/>
+      <w:r>
+        <w:t>).Payout</w:t>
+      </w:r>
+      <w:proofErr w:type="gramEnd"/>
+      <w:r>
+        <w:t xml:space="preserve"> = (</w:t>
       </w:r>
       <w:proofErr w:type="spellStart"/>
       <w:r>
-        <w:rPr>
-          <w:lang w:val="en-DE"/>
-        </w:rPr>
         <w:t>P_final</w:t>
       </w:r>
       <w:proofErr w:type="spellEnd"/>
       <w:r>
-        <w:rPr>
-          <w:lang w:val="en-DE"/>
-        </w:rPr>
         <w:t xml:space="preserve"> * Winning Payout Logic) + ((1 - </w:t>
       </w:r>
       <w:proofErr w:type="spellStart"/>
       <w:r>
-        <w:rPr>
-          <w:lang w:val="en-DE"/>
-        </w:rPr>
         <w:t>P_final</w:t>
       </w:r>
       <w:proofErr w:type="spellEnd"/>
       <w:r>
-        <w:rPr>
-          <w:lang w:val="en-DE"/>
-        </w:rPr>
         <w:t>) * Draw Payout Logic)</w:t>
       </w:r>
     </w:p>
@@ -7115,14 +7038,8 @@
           <w:ilvl w:val="0"/>
           <w:numId w:val="184"/>
         </w:numPr>
-        <w:rPr>
-          <w:lang w:val="en-DE"/>
-        </w:rPr>
-      </w:pPr>
-      <w:r>
-        <w:rPr>
-          <w:lang w:val="en-DE"/>
-        </w:rPr>
+      </w:pPr>
+      <w:r>
         <w:t>Winning Payout Logic (The Progress Share): This portion of the Prize Pool is paid out entirely according to the rules of the </w:t>
       </w:r>
       <w:proofErr w:type="spellStart"/>
@@ -7130,15 +7047,11 @@
         <w:rPr>
           <w:i/>
           <w:iCs/>
-          <w:lang w:val="en-DE"/>
         </w:rPr>
         <w:t>favored</w:t>
       </w:r>
       <w:proofErr w:type="spellEnd"/>
       <w:r>
-        <w:rPr>
-          <w:lang w:val="en-DE"/>
-        </w:rPr>
         <w:t> ideology (either the Oligarchy or the Solidarity Fund).</w:t>
       </w:r>
     </w:p>
@@ -7148,34 +7061,21 @@
           <w:ilvl w:val="0"/>
           <w:numId w:val="184"/>
         </w:numPr>
-        <w:rPr>
-          <w:lang w:val="en-DE"/>
-        </w:rPr>
-      </w:pPr>
-      <w:r>
-        <w:rPr>
-          <w:lang w:val="en-DE"/>
-        </w:rPr>
+      </w:pPr>
+      <w:r>
         <w:t>Draw Payout Logic (The Residual Share): This remaining portion is paid out according to the original Draw condition: returned to all players proportionally based on their final </w:t>
       </w:r>
       <w:r>
         <w:rPr>
           <w:i/>
           <w:iCs/>
-          <w:lang w:val="en-DE"/>
         </w:rPr>
         <w:t>FIM</w:t>
       </w:r>
       <w:r>
-        <w:rPr>
-          <w:lang w:val="en-DE"/>
-        </w:rPr>
         <w:t xml:space="preserve"> </w:t>
       </w:r>
       <w:r>
-        <w:rPr>
-          <w:lang w:val="en-DE"/>
-        </w:rPr>
         <w:t>holdings.</w:t>
       </w:r>
     </w:p>
@@ -7184,13 +7084,9 @@
         <w:rPr>
           <w:b/>
           <w:bCs/>
-          <w:lang w:val="en-DE"/>
-        </w:rPr>
-      </w:pPr>
-      <w:r>
-        <w:rPr>
-          <w:lang w:val="en-DE"/>
-        </w:rPr>
+        </w:rPr>
+      </w:pPr>
+      <w:r>
         <w:t>This ensures that even in a stalemate, every marginal unit of progress is financially meaningful, and the resulting distribution is an objective reflection of the strategic pressure applied by the players.</w:t>
       </w:r>
       <w:r>
@@ -7415,6 +7311,13 @@
         </w:rPr>
         <w:t> $RTD serves a critical security function as the collateral anchor for the game. The contract provides view functions used by seasonal contracts to verify that a participant holds the required 10% collateral ratio relative to their seasonal game exposure.</w:t>
       </w:r>
+      <w:r>
+        <w:rPr>
+          <w:rFonts w:cstheme="minorHAnsi"/>
+          <w:color w:val="000000" w:themeColor="text1"/>
+        </w:rPr>
+        <w:t xml:space="preserve"> </w:t>
+      </w:r>
     </w:p>
     <w:p>
       <w:pPr>
@@ -7484,6 +7387,7 @@
         <w:rPr>
           <w:rFonts w:cstheme="minorHAnsi"/>
           <w:color w:val="000000" w:themeColor="text1"/>
+          <w:lang w:val="en-DE"/>
         </w:rPr>
       </w:pPr>
       <w:r>
@@ -7501,6 +7405,57 @@
           <w:color w:val="000000" w:themeColor="text1"/>
         </w:rPr>
         <w:t> This contract is the cornerstone of protocol security. It manages the staking of $RTD to enforce the "Skin in the Game" rule and track voting power.</w:t>
+      </w:r>
+      <w:r>
+        <w:rPr>
+          <w:rFonts w:cstheme="minorHAnsi"/>
+          <w:color w:val="000000" w:themeColor="text1"/>
+        </w:rPr>
+        <w:t xml:space="preserve"> It </w:t>
+      </w:r>
+      <w:r>
+        <w:rPr>
+          <w:rFonts w:cstheme="minorHAnsi"/>
+          <w:color w:val="000000" w:themeColor="text1"/>
+          <w:lang w:val="en-DE"/>
+        </w:rPr>
+        <w:t>enforces the </w:t>
+      </w:r>
+      <w:r>
+        <w:rPr>
+          <w:rFonts w:cstheme="minorHAnsi"/>
+          <w:b/>
+          <w:bCs/>
+          <w:color w:val="000000" w:themeColor="text1"/>
+          <w:lang w:val="en-DE"/>
+        </w:rPr>
+        <w:t>High-Water Mark (MAX)</w:t>
+      </w:r>
+      <w:r>
+        <w:rPr>
+          <w:rFonts w:cstheme="minorHAnsi"/>
+          <w:color w:val="000000" w:themeColor="text1"/>
+          <w:lang w:val="en-DE"/>
+        </w:rPr>
+        <w:t> rule. It uses a price oracle (Uniswap V3) to calculate the RTD</w:t>
+      </w:r>
+      <w:r>
+        <w:rPr>
+          <w:rFonts w:cstheme="minorHAnsi"/>
+          <w:i/>
+          <w:iCs/>
+          <w:color w:val="000000" w:themeColor="text1"/>
+          <w:lang w:val="en-DE"/>
+        </w:rPr>
+        <w:t xml:space="preserve"> </w:t>
+      </w:r>
+      <w:r>
+        <w:rPr>
+          <w:rFonts w:cstheme="minorHAnsi"/>
+          <w:color w:val="000000" w:themeColor="text1"/>
+          <w:lang w:val="en-DE"/>
+        </w:rPr>
+        <w:t>collateral requirement. A single RTD stake can collateralize multiple active seasons up to the highest required amount.</w:t>
       </w:r>
     </w:p>
     <w:p>
@@ -7886,30 +7841,15 @@
           <w:bCs/>
           <w:color w:val="000000" w:themeColor="text1"/>
         </w:rPr>
-        <w:t>Strategic Policy:</w:t>
+        <w:lastRenderedPageBreak/>
+        <w:t>Credible Policy:</w:t>
       </w:r>
       <w:r>
         <w:rPr>
           <w:rFonts w:cstheme="minorHAnsi"/>
           <w:color w:val="000000" w:themeColor="text1"/>
         </w:rPr>
-        <w:t> The contract stores and executes the </w:t>
-      </w:r>
-      <w:proofErr w:type="spellStart"/>
-      <w:r>
-        <w:rPr>
-          <w:rFonts w:cstheme="minorHAnsi"/>
-          <w:color w:val="000000" w:themeColor="text1"/>
-        </w:rPr>
-        <w:t>RevenueAllocationPolicy</w:t>
-      </w:r>
-      <w:proofErr w:type="spellEnd"/>
-      <w:r>
-        <w:rPr>
-          <w:rFonts w:cstheme="minorHAnsi"/>
-          <w:color w:val="000000" w:themeColor="text1"/>
-        </w:rPr>
-        <w:t>. This policy, set by the Execution Council, defines how protocol revenue is split between Deflationary Buybacks, Liquidity Provision, and Reinvestment.</w:t>
+        <w:t xml:space="preserve"> The Treasury manages yield generation via external DeFi protocols. Multi-Ledger Accounting tracks individual season principals separately.</w:t>
       </w:r>
     </w:p>
     <w:p>
@@ -7931,31 +7871,14 @@
           <w:bCs/>
           <w:color w:val="000000" w:themeColor="text1"/>
         </w:rPr>
-        <w:lastRenderedPageBreak/>
-        <w:t>Execution-Only Logic:</w:t>
+        <w:t>Policy Snapshotting:</w:t>
       </w:r>
       <w:r>
         <w:rPr>
           <w:rFonts w:cstheme="minorHAnsi"/>
           <w:color w:val="000000" w:themeColor="text1"/>
         </w:rPr>
-        <w:t> The Treasury acts as a deterministic execution engine. It autonomously processes payout instructions received from the authenticated </w:t>
-      </w:r>
-      <w:proofErr w:type="spellStart"/>
-      <w:r>
-        <w:rPr>
-          <w:rFonts w:cstheme="minorHAnsi"/>
-          <w:color w:val="000000" w:themeColor="text1"/>
-        </w:rPr>
-        <w:t>GameSeason</w:t>
-      </w:r>
-      <w:proofErr w:type="spellEnd"/>
-      <w:r>
-        <w:rPr>
-          <w:rFonts w:cstheme="minorHAnsi"/>
-          <w:color w:val="000000" w:themeColor="text1"/>
-        </w:rPr>
-        <w:t> contract and applies the revenue policy without manual intervention.</w:t>
+        <w:t xml:space="preserve"> Economic rules (e.g., Buyback %, Reinvest %) are snapshotted at the start of each season, ensuring the payout policy cannot be retroactively changed by the DAO during the game.</w:t>
       </w:r>
     </w:p>
     <w:p>
@@ -8568,67 +8491,78 @@
           <w:color w:val="000000" w:themeColor="text1"/>
         </w:rPr>
       </w:pPr>
-      <w:r>
-        <w:rPr>
-          <w:rFonts w:cstheme="minorHAnsi"/>
-          <w:b/>
-          <w:bCs/>
-          <w:color w:val="000000" w:themeColor="text1"/>
-        </w:rPr>
-        <w:t>The Multiplier Logic:</w:t>
-      </w:r>
+      <w:proofErr w:type="spellStart"/>
       <w:r>
         <w:rPr>
           <w:rFonts w:cstheme="minorHAnsi"/>
           <w:color w:val="000000" w:themeColor="text1"/>
         </w:rPr>
-        <w:t> It calculates the win condition dynamically. For the Socialist faction, it applies the compensation formula M=1.4+(1−Ginitial)2</w:t>
-      </w:r>
-      <w:r>
-        <w:rPr>
-          <w:rFonts w:cstheme="minorHAnsi"/>
-          <w:i/>
-          <w:iCs/>
-          <w:color w:val="000000" w:themeColor="text1"/>
-        </w:rPr>
-        <w:t>M</w:t>
-      </w:r>
+        <w:t>Trustless</w:t>
+      </w:r>
+      <w:proofErr w:type="spellEnd"/>
       <w:r>
         <w:rPr>
           <w:rFonts w:cstheme="minorHAnsi"/>
           <w:color w:val="000000" w:themeColor="text1"/>
         </w:rPr>
-        <w:t>=1.4+(1−</w:t>
-      </w:r>
-      <w:r>
-        <w:rPr>
-          <w:rFonts w:cstheme="minorHAnsi"/>
-          <w:i/>
-          <w:iCs/>
-          <w:color w:val="000000" w:themeColor="text1"/>
-        </w:rPr>
-        <w:t>Ginitial</w:t>
-      </w:r>
-      <w:r>
+        <w:t xml:space="preserve"> Verification (The Arbitrator): The contract does not calculate the Gini Coefficient on every trade. Instead, any external actor (a Keeper bot) can trigger the complex calculation by submitting a sorted batch of all player balances.</w:t>
+      </w:r>
+    </w:p>
+    <w:p>
+      <w:pPr>
+        <w:numPr>
+          <w:ilvl w:val="1"/>
+          <w:numId w:val="162"/>
+        </w:numPr>
+        <w:spacing w:after="120"/>
         <w:rPr>
           <w:rFonts w:cstheme="minorHAnsi"/>
           <w:color w:val="000000" w:themeColor="text1"/>
         </w:rPr>
-        <w:t>​)2</w:t>
-      </w:r>
+      </w:pPr>
       <w:r>
         <w:rPr>
           <w:rFonts w:cstheme="minorHAnsi"/>
           <w:color w:val="000000" w:themeColor="text1"/>
         </w:rPr>
-        <w:t xml:space="preserve"> </w:t>
-      </w:r>
+        <w:lastRenderedPageBreak/>
+        <w:t xml:space="preserve">The contract performs a </w:t>
+      </w:r>
+      <w:proofErr w:type="spellStart"/>
       <w:r>
         <w:rPr>
           <w:rFonts w:cstheme="minorHAnsi"/>
           <w:color w:val="000000" w:themeColor="text1"/>
         </w:rPr>
-        <w:t>to the progress metric.</w:t>
+        <w:t>Trustless</w:t>
+      </w:r>
+      <w:proofErr w:type="spellEnd"/>
+      <w:r>
+        <w:rPr>
+          <w:rFonts w:cstheme="minorHAnsi"/>
+          <w:color w:val="000000" w:themeColor="text1"/>
+        </w:rPr>
+        <w:t xml:space="preserve"> Verification Check: It verifies that the submitted data is correctly sorted, complete, and mathematically consistent with the known total supply.</w:t>
+      </w:r>
+    </w:p>
+    <w:p>
+      <w:pPr>
+        <w:numPr>
+          <w:ilvl w:val="1"/>
+          <w:numId w:val="162"/>
+        </w:numPr>
+        <w:spacing w:after="120"/>
+        <w:rPr>
+          <w:rFonts w:cstheme="minorHAnsi"/>
+          <w:color w:val="000000" w:themeColor="text1"/>
+        </w:rPr>
+      </w:pPr>
+      <w:r>
+        <w:rPr>
+          <w:rFonts w:cstheme="minorHAnsi"/>
+          <w:color w:val="000000" w:themeColor="text1"/>
+        </w:rPr>
+        <w:t>If the check passes and the victory threshold is met, the game is finalized.</w:t>
       </w:r>
     </w:p>
     <w:p>
@@ -8646,6 +8580,101 @@
       <w:r>
         <w:rPr>
           <w:rFonts w:cstheme="minorHAnsi"/>
+          <w:color w:val="000000" w:themeColor="text1"/>
+        </w:rPr>
+        <w:t>Rationale: This Batch/Sort-Verification model externalizes the gas-intensive computation while maintaining the cryptographic guarantee of an immutable arbiter.</w:t>
+      </w:r>
+    </w:p>
+    <w:p>
+      <w:pPr>
+        <w:numPr>
+          <w:ilvl w:val="0"/>
+          <w:numId w:val="162"/>
+        </w:numPr>
+        <w:spacing w:after="120"/>
+        <w:rPr>
+          <w:rFonts w:cstheme="minorHAnsi"/>
+          <w:color w:val="000000" w:themeColor="text1"/>
+        </w:rPr>
+      </w:pPr>
+      <w:r>
+        <w:rPr>
+          <w:rFonts w:cstheme="minorHAnsi"/>
+          <w:b/>
+          <w:bCs/>
+          <w:color w:val="000000" w:themeColor="text1"/>
+        </w:rPr>
+        <w:t>The Multiplier Logic:</w:t>
+      </w:r>
+      <w:r>
+        <w:rPr>
+          <w:rFonts w:cstheme="minorHAnsi"/>
+          <w:color w:val="000000" w:themeColor="text1"/>
+        </w:rPr>
+        <w:t> It calculates the win condition dynamically. For the Socialist faction, it applies the compensation formula M=1.4+(1−Ginitial)2</w:t>
+      </w:r>
+      <w:r>
+        <w:rPr>
+          <w:rFonts w:cstheme="minorHAnsi"/>
+          <w:i/>
+          <w:iCs/>
+          <w:color w:val="000000" w:themeColor="text1"/>
+        </w:rPr>
+        <w:t>M</w:t>
+      </w:r>
+      <w:r>
+        <w:rPr>
+          <w:rFonts w:cstheme="minorHAnsi"/>
+          <w:color w:val="000000" w:themeColor="text1"/>
+        </w:rPr>
+        <w:t>=1.4+(1−</w:t>
+      </w:r>
+      <w:r>
+        <w:rPr>
+          <w:rFonts w:cstheme="minorHAnsi"/>
+          <w:i/>
+          <w:iCs/>
+          <w:color w:val="000000" w:themeColor="text1"/>
+        </w:rPr>
+        <w:t>Ginitial</w:t>
+      </w:r>
+      <w:r>
+        <w:rPr>
+          <w:rFonts w:cstheme="minorHAnsi"/>
+          <w:color w:val="000000" w:themeColor="text1"/>
+        </w:rPr>
+        <w:t>​)2</w:t>
+      </w:r>
+      <w:r>
+        <w:rPr>
+          <w:rFonts w:cstheme="minorHAnsi"/>
+          <w:color w:val="000000" w:themeColor="text1"/>
+        </w:rPr>
+        <w:t xml:space="preserve"> </w:t>
+      </w:r>
+      <w:r>
+        <w:rPr>
+          <w:rFonts w:cstheme="minorHAnsi"/>
+          <w:color w:val="000000" w:themeColor="text1"/>
+        </w:rPr>
+        <w:t>to the progress metric.</w:t>
+      </w:r>
+    </w:p>
+    <w:p>
+      <w:pPr>
+        <w:numPr>
+          <w:ilvl w:val="0"/>
+          <w:numId w:val="162"/>
+        </w:numPr>
+        <w:spacing w:after="120"/>
+        <w:rPr>
+          <w:rFonts w:cstheme="minorHAnsi"/>
+          <w:color w:val="000000" w:themeColor="text1"/>
+        </w:rPr>
+      </w:pPr>
+      <w:r>
+        <w:rPr>
+          <w:rFonts w:cstheme="minorHAnsi"/>
           <w:b/>
           <w:bCs/>
           <w:color w:val="000000" w:themeColor="text1"/>
@@ -8745,7 +8774,6 @@
           <w:bCs/>
           <w:color w:val="000000" w:themeColor="text1"/>
         </w:rPr>
-        <w:lastRenderedPageBreak/>
         <w:t>Solidarity Calculation (Socialist Win):</w:t>
       </w:r>
     </w:p>
@@ -9083,52 +9111,43 @@
         <w:rPr>
           <w:rFonts w:cstheme="minorHAnsi"/>
           <w:color w:val="000000" w:themeColor="text1"/>
+          <w:lang w:val="en-DE"/>
         </w:rPr>
       </w:pPr>
       <w:r>
         <w:rPr>
           <w:rFonts w:cstheme="minorHAnsi"/>
           <w:color w:val="000000" w:themeColor="text1"/>
-        </w:rPr>
-        <w:t>Due to the non-autonomous nature of state transitions... the protocol relies on an external Keeper Network to trigger time-sensitive functions, including continuous victory verification and end-of-season settlement.</w:t>
-      </w:r>
-    </w:p>
-    <w:p>
-      <w:pPr>
-        <w:spacing w:after="120"/>
-        <w:rPr>
-          <w:rFonts w:cstheme="minorHAnsi"/>
-          <w:color w:val="000000" w:themeColor="text1"/>
-        </w:rPr>
-      </w:pPr>
+          <w:lang w:val="en-DE"/>
+        </w:rPr>
+        <w:t>The protocol relies on an external </w:t>
+      </w:r>
       <w:r>
         <w:rPr>
           <w:rFonts w:cstheme="minorHAnsi"/>
           <w:b/>
           <w:bCs/>
           <w:color w:val="000000" w:themeColor="text1"/>
-        </w:rPr>
-        <w:t>The Keeper Strategy</w:t>
+          <w:lang w:val="en-DE"/>
+        </w:rPr>
+        <w:t>Keeper Network</w:t>
       </w:r>
       <w:r>
         <w:rPr>
           <w:rFonts w:cstheme="minorHAnsi"/>
           <w:color w:val="000000" w:themeColor="text1"/>
-        </w:rPr>
-        <w:br/>
-        <w:t>To ensure operational reliability during the protocol’s nascent phase, the automation infrastructure follows a progressive decentralization roadmap:</w:t>
-      </w:r>
-    </w:p>
-    <w:p>
-      <w:pPr>
-        <w:numPr>
-          <w:ilvl w:val="0"/>
-          <w:numId w:val="164"/>
-        </w:numPr>
+          <w:lang w:val="en-DE"/>
+        </w:rPr>
+        <w:t> to trigger state-changing functions, including continuous victory verification and end-of-season settlement.</w:t>
+      </w:r>
+    </w:p>
+    <w:p>
+      <w:pPr>
         <w:spacing w:after="120"/>
         <w:rPr>
           <w:rFonts w:cstheme="minorHAnsi"/>
           <w:color w:val="000000" w:themeColor="text1"/>
+          <w:lang w:val="en-DE"/>
         </w:rPr>
       </w:pPr>
       <w:r>
@@ -9137,88 +9156,81 @@
           <w:b/>
           <w:bCs/>
           <w:color w:val="000000" w:themeColor="text1"/>
-        </w:rPr>
-        <w:t>Bootstrap Phase (Federated Automation):</w:t>
+          <w:lang w:val="en-DE"/>
+        </w:rPr>
+        <w:t>The Keeper Strategy and Progressive Decentralization</w:t>
       </w:r>
       <w:r>
         <w:rPr>
           <w:rFonts w:cstheme="minorHAnsi"/>
           <w:color w:val="000000" w:themeColor="text1"/>
-        </w:rPr>
-        <w:t> The </w:t>
-      </w:r>
+          <w:lang w:val="en-DE"/>
+        </w:rPr>
+        <w:br/>
+        <w:t>To ensure operational reliability during the protocol’s nascent phase, the automation infrastructure follows a progressive decentralization roadmap:</w:t>
+      </w:r>
+    </w:p>
+    <w:p>
+      <w:pPr>
+        <w:numPr>
+          <w:ilvl w:val="0"/>
+          <w:numId w:val="185"/>
+        </w:numPr>
+        <w:spacing w:after="120"/>
+        <w:rPr>
+          <w:rFonts w:cstheme="minorHAnsi"/>
+          <w:color w:val="000000" w:themeColor="text1"/>
+          <w:lang w:val="en-DE"/>
+        </w:rPr>
+      </w:pPr>
       <w:r>
         <w:rPr>
           <w:rFonts w:cstheme="minorHAnsi"/>
           <w:b/>
           <w:bCs/>
           <w:color w:val="000000" w:themeColor="text1"/>
-        </w:rPr>
-        <w:t>Protocol Administrators (DAO LLC)</w:t>
+          <w:lang w:val="en-DE"/>
+        </w:rPr>
+        <w:t>Bootstrap Phase (Federated Automation):</w:t>
       </w:r>
       <w:r>
         <w:rPr>
           <w:rFonts w:cstheme="minorHAnsi"/>
           <w:color w:val="000000" w:themeColor="text1"/>
-        </w:rPr>
-        <w:t> operate the primary Keeper nodes. This guarantees 100% uptime for critical functions (e.g., </w:t>
-      </w:r>
-      <w:proofErr w:type="spellStart"/>
-      <w:r>
-        <w:rPr>
-          <w:rFonts w:cstheme="minorHAnsi"/>
-          <w:color w:val="000000" w:themeColor="text1"/>
-        </w:rPr>
-        <w:t>finalizeGame</w:t>
-      </w:r>
-      <w:proofErr w:type="spellEnd"/>
-      <w:r>
-        <w:rPr>
-          <w:rFonts w:cstheme="minorHAnsi"/>
-          <w:color w:val="000000" w:themeColor="text1"/>
-        </w:rPr>
-        <w:t>) during early seasons. The bounty rewards generated by these actions are routed back to the DAO treasury.</w:t>
-      </w:r>
-    </w:p>
-    <w:p>
-      <w:pPr>
-        <w:numPr>
-          <w:ilvl w:val="0"/>
-          <w:numId w:val="164"/>
-        </w:numPr>
-        <w:spacing w:after="120"/>
-        <w:rPr>
-          <w:rFonts w:cstheme="minorHAnsi"/>
-          <w:color w:val="000000" w:themeColor="text1"/>
-        </w:rPr>
-      </w:pPr>
+          <w:lang w:val="en-DE"/>
+        </w:rPr>
+        <w:t> The </w:t>
+      </w:r>
       <w:r>
         <w:rPr>
           <w:rFonts w:cstheme="minorHAnsi"/>
           <w:b/>
           <w:bCs/>
           <w:color w:val="000000" w:themeColor="text1"/>
-        </w:rPr>
-        <w:t>Maturity Phase (Open Competition):</w:t>
+          <w:lang w:val="en-DE"/>
+        </w:rPr>
+        <w:t>Protocol Administrators (DAO LLC)</w:t>
       </w:r>
       <w:r>
         <w:rPr>
           <w:rFonts w:cstheme="minorHAnsi"/>
           <w:color w:val="000000" w:themeColor="text1"/>
-        </w:rPr>
-        <w:t> As the ecosystem stabilizes, the Keeper functions are exposed to the public market. The protocol allows any external actor to execute these functions in exchange for the programmatic bounty.</w:t>
+          <w:lang w:val="en-DE"/>
+        </w:rPr>
+        <w:t> operate the primary Keeper nodes. This guarantees 100% uptime for critical functions. The bounty rewards generated are routed back to the DAO treasury.</w:t>
       </w:r>
     </w:p>
     <w:p>
       <w:pPr>
         <w:numPr>
           <w:ilvl w:val="0"/>
-          <w:numId w:val="164"/>
+          <w:numId w:val="185"/>
         </w:numPr>
         <w:spacing w:after="120"/>
         <w:rPr>
           <w:rFonts w:cstheme="minorHAnsi"/>
           <w:color w:val="000000" w:themeColor="text1"/>
+          <w:lang w:val="en-DE"/>
         </w:rPr>
       </w:pPr>
       <w:r>
@@ -9227,31 +9239,325 @@
           <w:b/>
           <w:bCs/>
           <w:color w:val="000000" w:themeColor="text1"/>
-        </w:rPr>
-        <w:t>Institutional Phase (Network Integration):</w:t>
+          <w:lang w:val="en-DE"/>
+        </w:rPr>
+        <w:t>Maturity Phase (Open Competition):</w:t>
       </w:r>
       <w:r>
         <w:rPr>
           <w:rFonts w:cstheme="minorHAnsi"/>
           <w:color w:val="000000" w:themeColor="text1"/>
-        </w:rPr>
-        <w:t xml:space="preserve"> Ultimately, the DAO may vote to integrate with decentralized automation networks (e.g., </w:t>
-      </w:r>
-      <w:proofErr w:type="spellStart"/>
-      <w:r>
+          <w:lang w:val="en-DE"/>
+        </w:rPr>
+        <w:t> The Keeper functions are exposed to the public market. The protocol allows any external actor to execute these functions in exchange for the programmatic bounty.</w:t>
+      </w:r>
+    </w:p>
+    <w:p>
+      <w:pPr>
+        <w:numPr>
+          <w:ilvl w:val="0"/>
+          <w:numId w:val="185"/>
+        </w:numPr>
+        <w:spacing w:after="120"/>
         <w:rPr>
           <w:rFonts w:cstheme="minorHAnsi"/>
           <w:color w:val="000000" w:themeColor="text1"/>
-        </w:rPr>
-        <w:t>Chainlink</w:t>
-      </w:r>
-      <w:proofErr w:type="spellEnd"/>
+          <w:lang w:val="en-DE"/>
+        </w:rPr>
+      </w:pPr>
+      <w:r>
+        <w:rPr>
+          <w:rFonts w:cstheme="minorHAnsi"/>
+          <w:b/>
+          <w:bCs/>
+          <w:color w:val="000000" w:themeColor="text1"/>
+          <w:lang w:val="en-DE"/>
+        </w:rPr>
+        <w:t>Institutional Phase (Network Integration):</w:t>
+      </w:r>
       <w:r>
         <w:rPr>
           <w:rFonts w:cstheme="minorHAnsi"/>
           <w:color w:val="000000" w:themeColor="text1"/>
+          <w:lang w:val="en-DE"/>
+        </w:rPr>
+        <w:t xml:space="preserve"> The DAO may vote to integrate with decentralized automation networks (e.g., </w:t>
+      </w:r>
+      <w:proofErr w:type="spellStart"/>
+      <w:r>
+        <w:rPr>
+          <w:rFonts w:cstheme="minorHAnsi"/>
+          <w:color w:val="000000" w:themeColor="text1"/>
+          <w:lang w:val="en-DE"/>
+        </w:rPr>
+        <w:t>Chainlink</w:t>
+      </w:r>
+      <w:proofErr w:type="spellEnd"/>
+      <w:r>
+        <w:rPr>
+          <w:rFonts w:cstheme="minorHAnsi"/>
+          <w:color w:val="000000" w:themeColor="text1"/>
+          <w:lang w:val="en-DE"/>
         </w:rPr>
         <w:t xml:space="preserve"> Automation), removing reliance on specific private actors entirely.</w:t>
+      </w:r>
+    </w:p>
+    <w:p>
+      <w:pPr>
+        <w:spacing w:after="120"/>
+        <w:rPr>
+          <w:rFonts w:cstheme="minorHAnsi"/>
+          <w:color w:val="000000" w:themeColor="text1"/>
+          <w:lang w:val="en-DE"/>
+        </w:rPr>
+      </w:pPr>
+      <w:r>
+        <w:rPr>
+          <w:rFonts w:cstheme="minorHAnsi"/>
+          <w:b/>
+          <w:bCs/>
+          <w:color w:val="000000" w:themeColor="text1"/>
+          <w:lang w:val="en-DE"/>
+        </w:rPr>
+        <w:lastRenderedPageBreak/>
+        <w:t xml:space="preserve">The </w:t>
+      </w:r>
+      <w:proofErr w:type="spellStart"/>
+      <w:r>
+        <w:rPr>
+          <w:rFonts w:cstheme="minorHAnsi"/>
+          <w:b/>
+          <w:bCs/>
+          <w:color w:val="000000" w:themeColor="text1"/>
+          <w:lang w:val="en-DE"/>
+        </w:rPr>
+        <w:t>Trustless</w:t>
+      </w:r>
+      <w:proofErr w:type="spellEnd"/>
+      <w:r>
+        <w:rPr>
+          <w:rFonts w:cstheme="minorHAnsi"/>
+          <w:b/>
+          <w:bCs/>
+          <w:color w:val="000000" w:themeColor="text1"/>
+          <w:lang w:val="en-DE"/>
+        </w:rPr>
+        <w:t xml:space="preserve"> Verification Model</w:t>
+      </w:r>
+      <w:r>
+        <w:rPr>
+          <w:rFonts w:cstheme="minorHAnsi"/>
+          <w:color w:val="000000" w:themeColor="text1"/>
+          <w:lang w:val="en-DE"/>
+        </w:rPr>
+        <w:br/>
+        <w:t>The core function of the Keeper is to run the computationally expensive Gini calculation off-chain and submit the results for verification:</w:t>
+      </w:r>
+    </w:p>
+    <w:p>
+      <w:pPr>
+        <w:numPr>
+          <w:ilvl w:val="0"/>
+          <w:numId w:val="186"/>
+        </w:numPr>
+        <w:spacing w:after="120"/>
+        <w:rPr>
+          <w:rFonts w:cstheme="minorHAnsi"/>
+          <w:color w:val="000000" w:themeColor="text1"/>
+          <w:lang w:val="en-DE"/>
+        </w:rPr>
+      </w:pPr>
+      <w:r>
+        <w:rPr>
+          <w:rFonts w:cstheme="minorHAnsi"/>
+          <w:b/>
+          <w:bCs/>
+          <w:color w:val="000000" w:themeColor="text1"/>
+          <w:lang w:val="en-DE"/>
+        </w:rPr>
+        <w:t>The Solver Bot:</w:t>
+      </w:r>
+      <w:r>
+        <w:rPr>
+          <w:rFonts w:cstheme="minorHAnsi"/>
+          <w:color w:val="000000" w:themeColor="text1"/>
+          <w:lang w:val="en-DE"/>
+        </w:rPr>
+        <w:t> A specialized software agent (the Keeper) runs the O(</w:t>
+      </w:r>
+      <w:proofErr w:type="spellStart"/>
+      <w:r>
+        <w:rPr>
+          <w:rFonts w:cstheme="minorHAnsi"/>
+          <w:color w:val="000000" w:themeColor="text1"/>
+          <w:lang w:val="en-DE"/>
+        </w:rPr>
+        <w:t>nlogn</w:t>
+      </w:r>
+      <w:proofErr w:type="spellEnd"/>
+      <w:r>
+        <w:rPr>
+          <w:rFonts w:cstheme="minorHAnsi"/>
+          <w:color w:val="000000" w:themeColor="text1"/>
+          <w:lang w:val="en-DE"/>
+        </w:rPr>
+        <w:t>) sorting and calculation of the Gini Coefficient off-chain.</w:t>
+      </w:r>
+    </w:p>
+    <w:p>
+      <w:pPr>
+        <w:numPr>
+          <w:ilvl w:val="0"/>
+          <w:numId w:val="186"/>
+        </w:numPr>
+        <w:spacing w:after="120"/>
+        <w:rPr>
+          <w:rFonts w:cstheme="minorHAnsi"/>
+          <w:color w:val="000000" w:themeColor="text1"/>
+          <w:lang w:val="en-DE"/>
+        </w:rPr>
+      </w:pPr>
+      <w:r>
+        <w:rPr>
+          <w:rFonts w:cstheme="minorHAnsi"/>
+          <w:b/>
+          <w:bCs/>
+          <w:color w:val="000000" w:themeColor="text1"/>
+          <w:lang w:val="en-DE"/>
+        </w:rPr>
+        <w:t>The Check:</w:t>
+      </w:r>
+      <w:r>
+        <w:rPr>
+          <w:rFonts w:cstheme="minorHAnsi"/>
+          <w:color w:val="000000" w:themeColor="text1"/>
+          <w:lang w:val="en-DE"/>
+        </w:rPr>
+        <w:t> The bot calls the </w:t>
+      </w:r>
+      <w:proofErr w:type="spellStart"/>
+      <w:proofErr w:type="gramStart"/>
+      <w:r>
+        <w:rPr>
+          <w:rFonts w:cstheme="minorHAnsi"/>
+          <w:b/>
+          <w:bCs/>
+          <w:color w:val="000000" w:themeColor="text1"/>
+          <w:lang w:val="en-DE"/>
+        </w:rPr>
+        <w:t>checkAndExecuteVictory</w:t>
+      </w:r>
+      <w:proofErr w:type="spellEnd"/>
+      <w:r>
+        <w:rPr>
+          <w:rFonts w:cstheme="minorHAnsi"/>
+          <w:b/>
+          <w:bCs/>
+          <w:color w:val="000000" w:themeColor="text1"/>
+          <w:lang w:val="en-DE"/>
+        </w:rPr>
+        <w:t>(</w:t>
+      </w:r>
+      <w:proofErr w:type="gramEnd"/>
+      <w:r>
+        <w:rPr>
+          <w:rFonts w:cstheme="minorHAnsi"/>
+          <w:b/>
+          <w:bCs/>
+          <w:color w:val="000000" w:themeColor="text1"/>
+          <w:lang w:val="en-DE"/>
+        </w:rPr>
+        <w:t>)</w:t>
+      </w:r>
+      <w:r>
+        <w:rPr>
+          <w:rFonts w:cstheme="minorHAnsi"/>
+          <w:color w:val="000000" w:themeColor="text1"/>
+          <w:lang w:val="en-DE"/>
+        </w:rPr>
+        <w:t> function on the </w:t>
+      </w:r>
+      <w:proofErr w:type="spellStart"/>
+      <w:r>
+        <w:rPr>
+          <w:rFonts w:cstheme="minorHAnsi"/>
+          <w:color w:val="000000" w:themeColor="text1"/>
+          <w:lang w:val="en-DE"/>
+        </w:rPr>
+        <w:t>GameSeason</w:t>
+      </w:r>
+      <w:proofErr w:type="spellEnd"/>
+      <w:r>
+        <w:rPr>
+          <w:rFonts w:cstheme="minorHAnsi"/>
+          <w:color w:val="000000" w:themeColor="text1"/>
+          <w:lang w:val="en-DE"/>
+        </w:rPr>
+        <w:t> contract, submitting the sorted data and a 100 USDC bond.</w:t>
+      </w:r>
+    </w:p>
+    <w:p>
+      <w:pPr>
+        <w:numPr>
+          <w:ilvl w:val="0"/>
+          <w:numId w:val="186"/>
+        </w:numPr>
+        <w:spacing w:after="120"/>
+        <w:rPr>
+          <w:rFonts w:cstheme="minorHAnsi"/>
+          <w:color w:val="000000" w:themeColor="text1"/>
+          <w:lang w:val="en-DE"/>
+        </w:rPr>
+      </w:pPr>
+      <w:r>
+        <w:rPr>
+          <w:rFonts w:cstheme="minorHAnsi"/>
+          <w:b/>
+          <w:bCs/>
+          <w:color w:val="000000" w:themeColor="text1"/>
+          <w:lang w:val="en-DE"/>
+        </w:rPr>
+        <w:t>On-Chain Verification:</w:t>
+      </w:r>
+      <w:r>
+        <w:rPr>
+          <w:rFonts w:cstheme="minorHAnsi"/>
+          <w:color w:val="000000" w:themeColor="text1"/>
+          <w:lang w:val="en-DE"/>
+        </w:rPr>
+        <w:t> The smart contract performs a quick, low-cost verification of the submitted data (checking sort order and mathematical completeness). If the check passes and the victory threshold is met, the system is immediately finalized.</w:t>
+      </w:r>
+    </w:p>
+    <w:p>
+      <w:pPr>
+        <w:numPr>
+          <w:ilvl w:val="0"/>
+          <w:numId w:val="186"/>
+        </w:numPr>
+        <w:spacing w:after="120"/>
+        <w:rPr>
+          <w:rFonts w:cstheme="minorHAnsi"/>
+          <w:color w:val="000000" w:themeColor="text1"/>
+          <w:lang w:val="en-DE"/>
+        </w:rPr>
+      </w:pPr>
+      <w:r>
+        <w:rPr>
+          <w:rFonts w:cstheme="minorHAnsi"/>
+          <w:b/>
+          <w:bCs/>
+          <w:color w:val="000000" w:themeColor="text1"/>
+          <w:lang w:val="en-DE"/>
+        </w:rPr>
+        <w:t>Incentivization:</w:t>
+      </w:r>
+      <w:r>
+        <w:rPr>
+          <w:rFonts w:cstheme="minorHAnsi"/>
+          <w:color w:val="000000" w:themeColor="text1"/>
+          <w:lang w:val="en-DE"/>
+        </w:rPr>
+        <w:t> The Keeper earns a bounty for successful execution, ensuring the system is always incentivized to progress without manual intervention.</w:t>
       </w:r>
     </w:p>
     <w:p>
@@ -9466,7 +9772,6 @@
           <w:bCs/>
           <w:color w:val="000000" w:themeColor="text1"/>
         </w:rPr>
-        <w:lastRenderedPageBreak/>
         <w:t>Treasury Routing:</w:t>
       </w:r>
       <w:r>
@@ -17265,6 +17570,155 @@
     </w:lvl>
   </w:abstractNum>
   <w:abstractNum w:abstractNumId="17" w15:restartNumberingAfterBreak="0">
+    <w:nsid w:val="0CFA0DB6"/>
+    <w:multiLevelType w:val="multilevel"/>
+    <w:tmpl w:val="517694B2"/>
+    <w:lvl w:ilvl="0">
+      <w:start w:val="1"/>
+      <w:numFmt w:val="bullet"/>
+      <w:lvlText w:val=""/>
+      <w:lvlJc w:val="left"/>
+      <w:pPr>
+        <w:tabs>
+          <w:tab w:val="num" w:pos="720"/>
+        </w:tabs>
+        <w:ind w:left="720" w:hanging="360"/>
+      </w:pPr>
+      <w:rPr>
+        <w:rFonts w:ascii="Symbol" w:hAnsi="Symbol" w:hint="default"/>
+        <w:sz w:val="20"/>
+      </w:rPr>
+    </w:lvl>
+    <w:lvl w:ilvl="1" w:tentative="1">
+      <w:start w:val="1"/>
+      <w:numFmt w:val="bullet"/>
+      <w:lvlText w:val="o"/>
+      <w:lvlJc w:val="left"/>
+      <w:pPr>
+        <w:tabs>
+          <w:tab w:val="num" w:pos="1440"/>
+        </w:tabs>
+        <w:ind w:left="1440" w:hanging="360"/>
+      </w:pPr>
+      <w:rPr>
+        <w:rFonts w:ascii="Courier New" w:hAnsi="Courier New" w:hint="default"/>
+        <w:sz w:val="20"/>
+      </w:rPr>
+    </w:lvl>
+    <w:lvl w:ilvl="2" w:tentative="1">
+      <w:start w:val="1"/>
+      <w:numFmt w:val="bullet"/>
+      <w:lvlText w:val=""/>
+      <w:lvlJc w:val="left"/>
+      <w:pPr>
+        <w:tabs>
+          <w:tab w:val="num" w:pos="2160"/>
+        </w:tabs>
+        <w:ind w:left="2160" w:hanging="360"/>
+      </w:pPr>
+      <w:rPr>
+        <w:rFonts w:ascii="Wingdings" w:hAnsi="Wingdings" w:hint="default"/>
+        <w:sz w:val="20"/>
+      </w:rPr>
+    </w:lvl>
+    <w:lvl w:ilvl="3" w:tentative="1">
+      <w:start w:val="1"/>
+      <w:numFmt w:val="bullet"/>
+      <w:lvlText w:val=""/>
+      <w:lvlJc w:val="left"/>
+      <w:pPr>
+        <w:tabs>
+          <w:tab w:val="num" w:pos="2880"/>
+        </w:tabs>
+        <w:ind w:left="2880" w:hanging="360"/>
+      </w:pPr>
+      <w:rPr>
+        <w:rFonts w:ascii="Wingdings" w:hAnsi="Wingdings" w:hint="default"/>
+        <w:sz w:val="20"/>
+      </w:rPr>
+    </w:lvl>
+    <w:lvl w:ilvl="4" w:tentative="1">
+      <w:start w:val="1"/>
+      <w:numFmt w:val="bullet"/>
+      <w:lvlText w:val=""/>
+      <w:lvlJc w:val="left"/>
+      <w:pPr>
+        <w:tabs>
+          <w:tab w:val="num" w:pos="3600"/>
+        </w:tabs>
+        <w:ind w:left="3600" w:hanging="360"/>
+      </w:pPr>
+      <w:rPr>
+        <w:rFonts w:ascii="Wingdings" w:hAnsi="Wingdings" w:hint="default"/>
+        <w:sz w:val="20"/>
+      </w:rPr>
+    </w:lvl>
+    <w:lvl w:ilvl="5" w:tentative="1">
+      <w:start w:val="1"/>
+      <w:numFmt w:val="bullet"/>
+      <w:lvlText w:val=""/>
+      <w:lvlJc w:val="left"/>
+      <w:pPr>
+        <w:tabs>
+          <w:tab w:val="num" w:pos="4320"/>
+        </w:tabs>
+        <w:ind w:left="4320" w:hanging="360"/>
+      </w:pPr>
+      <w:rPr>
+        <w:rFonts w:ascii="Wingdings" w:hAnsi="Wingdings" w:hint="default"/>
+        <w:sz w:val="20"/>
+      </w:rPr>
+    </w:lvl>
+    <w:lvl w:ilvl="6" w:tentative="1">
+      <w:start w:val="1"/>
+      <w:numFmt w:val="bullet"/>
+      <w:lvlText w:val=""/>
+      <w:lvlJc w:val="left"/>
+      <w:pPr>
+        <w:tabs>
+          <w:tab w:val="num" w:pos="5040"/>
+        </w:tabs>
+        <w:ind w:left="5040" w:hanging="360"/>
+      </w:pPr>
+      <w:rPr>
+        <w:rFonts w:ascii="Wingdings" w:hAnsi="Wingdings" w:hint="default"/>
+        <w:sz w:val="20"/>
+      </w:rPr>
+    </w:lvl>
+    <w:lvl w:ilvl="7" w:tentative="1">
+      <w:start w:val="1"/>
+      <w:numFmt w:val="bullet"/>
+      <w:lvlText w:val=""/>
+      <w:lvlJc w:val="left"/>
+      <w:pPr>
+        <w:tabs>
+          <w:tab w:val="num" w:pos="5760"/>
+        </w:tabs>
+        <w:ind w:left="5760" w:hanging="360"/>
+      </w:pPr>
+      <w:rPr>
+        <w:rFonts w:ascii="Wingdings" w:hAnsi="Wingdings" w:hint="default"/>
+        <w:sz w:val="20"/>
+      </w:rPr>
+    </w:lvl>
+    <w:lvl w:ilvl="8" w:tentative="1">
+      <w:start w:val="1"/>
+      <w:numFmt w:val="bullet"/>
+      <w:lvlText w:val=""/>
+      <w:lvlJc w:val="left"/>
+      <w:pPr>
+        <w:tabs>
+          <w:tab w:val="num" w:pos="6480"/>
+        </w:tabs>
+        <w:ind w:left="6480" w:hanging="360"/>
+      </w:pPr>
+      <w:rPr>
+        <w:rFonts w:ascii="Wingdings" w:hAnsi="Wingdings" w:hint="default"/>
+        <w:sz w:val="20"/>
+      </w:rPr>
+    </w:lvl>
+  </w:abstractNum>
+  <w:abstractNum w:abstractNumId="18" w15:restartNumberingAfterBreak="0">
     <w:nsid w:val="0F3B088B"/>
     <w:multiLevelType w:val="multilevel"/>
     <w:tmpl w:val="EADA5CEE"/>
@@ -17413,7 +17867,7 @@
       </w:rPr>
     </w:lvl>
   </w:abstractNum>
-  <w:abstractNum w:abstractNumId="18" w15:restartNumberingAfterBreak="0">
+  <w:abstractNum w:abstractNumId="19" w15:restartNumberingAfterBreak="0">
     <w:nsid w:val="0F7771DC"/>
     <w:multiLevelType w:val="multilevel"/>
     <w:tmpl w:val="C20E2ABA"/>
@@ -17558,7 +18012,7 @@
       </w:rPr>
     </w:lvl>
   </w:abstractNum>
-  <w:abstractNum w:abstractNumId="19" w15:restartNumberingAfterBreak="0">
+  <w:abstractNum w:abstractNumId="20" w15:restartNumberingAfterBreak="0">
     <w:nsid w:val="10443A7B"/>
     <w:multiLevelType w:val="multilevel"/>
     <w:tmpl w:val="D00ABF8C"/>
@@ -17700,7 +18154,7 @@
       </w:rPr>
     </w:lvl>
   </w:abstractNum>
-  <w:abstractNum w:abstractNumId="20" w15:restartNumberingAfterBreak="0">
+  <w:abstractNum w:abstractNumId="21" w15:restartNumberingAfterBreak="0">
     <w:nsid w:val="10F076D0"/>
     <w:multiLevelType w:val="multilevel"/>
     <w:tmpl w:val="9D844276"/>
@@ -17849,7 +18303,7 @@
       </w:rPr>
     </w:lvl>
   </w:abstractNum>
-  <w:abstractNum w:abstractNumId="21" w15:restartNumberingAfterBreak="0">
+  <w:abstractNum w:abstractNumId="22" w15:restartNumberingAfterBreak="0">
     <w:nsid w:val="11077CA2"/>
     <w:multiLevelType w:val="multilevel"/>
     <w:tmpl w:val="66A2AA9E"/>
@@ -17998,7 +18452,7 @@
       </w:rPr>
     </w:lvl>
   </w:abstractNum>
-  <w:abstractNum w:abstractNumId="22" w15:restartNumberingAfterBreak="0">
+  <w:abstractNum w:abstractNumId="23" w15:restartNumberingAfterBreak="0">
     <w:nsid w:val="118B398C"/>
     <w:multiLevelType w:val="multilevel"/>
     <w:tmpl w:val="FF08A21E"/>
@@ -18147,7 +18601,7 @@
       </w:rPr>
     </w:lvl>
   </w:abstractNum>
-  <w:abstractNum w:abstractNumId="23" w15:restartNumberingAfterBreak="0">
+  <w:abstractNum w:abstractNumId="24" w15:restartNumberingAfterBreak="0">
     <w:nsid w:val="120A4162"/>
     <w:multiLevelType w:val="multilevel"/>
     <w:tmpl w:val="0EECB6CE"/>
@@ -18296,7 +18750,7 @@
       </w:rPr>
     </w:lvl>
   </w:abstractNum>
-  <w:abstractNum w:abstractNumId="24" w15:restartNumberingAfterBreak="0">
+  <w:abstractNum w:abstractNumId="25" w15:restartNumberingAfterBreak="0">
     <w:nsid w:val="12D77CA9"/>
     <w:multiLevelType w:val="multilevel"/>
     <w:tmpl w:val="6114B78C"/>
@@ -18445,7 +18899,7 @@
       </w:rPr>
     </w:lvl>
   </w:abstractNum>
-  <w:abstractNum w:abstractNumId="25" w15:restartNumberingAfterBreak="0">
+  <w:abstractNum w:abstractNumId="26" w15:restartNumberingAfterBreak="0">
     <w:nsid w:val="12E5133E"/>
     <w:multiLevelType w:val="multilevel"/>
     <w:tmpl w:val="C95EC376"/>
@@ -18594,7 +19048,7 @@
       </w:rPr>
     </w:lvl>
   </w:abstractNum>
-  <w:abstractNum w:abstractNumId="26" w15:restartNumberingAfterBreak="0">
+  <w:abstractNum w:abstractNumId="27" w15:restartNumberingAfterBreak="0">
     <w:nsid w:val="13D61BBF"/>
     <w:multiLevelType w:val="multilevel"/>
     <w:tmpl w:val="B7B07996"/>
@@ -18743,7 +19197,7 @@
       </w:rPr>
     </w:lvl>
   </w:abstractNum>
-  <w:abstractNum w:abstractNumId="27" w15:restartNumberingAfterBreak="0">
+  <w:abstractNum w:abstractNumId="28" w15:restartNumberingAfterBreak="0">
     <w:nsid w:val="155E6938"/>
     <w:multiLevelType w:val="multilevel"/>
     <w:tmpl w:val="D1100FB2"/>
@@ -18856,7 +19310,7 @@
       </w:rPr>
     </w:lvl>
   </w:abstractNum>
-  <w:abstractNum w:abstractNumId="28" w15:restartNumberingAfterBreak="0">
+  <w:abstractNum w:abstractNumId="29" w15:restartNumberingAfterBreak="0">
     <w:nsid w:val="165865F1"/>
     <w:multiLevelType w:val="hybridMultilevel"/>
     <w:tmpl w:val="F43676DE"/>
@@ -18945,7 +19399,7 @@
       </w:pPr>
     </w:lvl>
   </w:abstractNum>
-  <w:abstractNum w:abstractNumId="29" w15:restartNumberingAfterBreak="0">
+  <w:abstractNum w:abstractNumId="30" w15:restartNumberingAfterBreak="0">
     <w:nsid w:val="165F6815"/>
     <w:multiLevelType w:val="multilevel"/>
     <w:tmpl w:val="83607B18"/>
@@ -19094,7 +19548,7 @@
       </w:rPr>
     </w:lvl>
   </w:abstractNum>
-  <w:abstractNum w:abstractNumId="30" w15:restartNumberingAfterBreak="0">
+  <w:abstractNum w:abstractNumId="31" w15:restartNumberingAfterBreak="0">
     <w:nsid w:val="16D219A5"/>
     <w:multiLevelType w:val="multilevel"/>
     <w:tmpl w:val="1488EA72"/>
@@ -19243,7 +19697,7 @@
       </w:rPr>
     </w:lvl>
   </w:abstractNum>
-  <w:abstractNum w:abstractNumId="31" w15:restartNumberingAfterBreak="0">
+  <w:abstractNum w:abstractNumId="32" w15:restartNumberingAfterBreak="0">
     <w:nsid w:val="17AF512B"/>
     <w:multiLevelType w:val="multilevel"/>
     <w:tmpl w:val="5A725766"/>
@@ -19392,7 +19846,7 @@
       </w:rPr>
     </w:lvl>
   </w:abstractNum>
-  <w:abstractNum w:abstractNumId="32" w15:restartNumberingAfterBreak="0">
+  <w:abstractNum w:abstractNumId="33" w15:restartNumberingAfterBreak="0">
     <w:nsid w:val="17DA404D"/>
     <w:multiLevelType w:val="multilevel"/>
     <w:tmpl w:val="0D42D7EA"/>
@@ -19505,7 +19959,7 @@
       </w:pPr>
     </w:lvl>
   </w:abstractNum>
-  <w:abstractNum w:abstractNumId="33" w15:restartNumberingAfterBreak="0">
+  <w:abstractNum w:abstractNumId="34" w15:restartNumberingAfterBreak="0">
     <w:nsid w:val="180935ED"/>
     <w:multiLevelType w:val="multilevel"/>
     <w:tmpl w:val="04C67A76"/>
@@ -19654,7 +20108,7 @@
       </w:rPr>
     </w:lvl>
   </w:abstractNum>
-  <w:abstractNum w:abstractNumId="34" w15:restartNumberingAfterBreak="0">
+  <w:abstractNum w:abstractNumId="35" w15:restartNumberingAfterBreak="0">
     <w:nsid w:val="18CE562C"/>
     <w:multiLevelType w:val="multilevel"/>
     <w:tmpl w:val="5BB6E9A6"/>
@@ -19803,7 +20257,7 @@
       </w:rPr>
     </w:lvl>
   </w:abstractNum>
-  <w:abstractNum w:abstractNumId="35" w15:restartNumberingAfterBreak="0">
+  <w:abstractNum w:abstractNumId="36" w15:restartNumberingAfterBreak="0">
     <w:nsid w:val="19713313"/>
     <w:multiLevelType w:val="multilevel"/>
     <w:tmpl w:val="43E61F12"/>
@@ -19952,7 +20406,7 @@
       </w:rPr>
     </w:lvl>
   </w:abstractNum>
-  <w:abstractNum w:abstractNumId="36" w15:restartNumberingAfterBreak="0">
+  <w:abstractNum w:abstractNumId="37" w15:restartNumberingAfterBreak="0">
     <w:nsid w:val="1B500A97"/>
     <w:multiLevelType w:val="multilevel"/>
     <w:tmpl w:val="E45E7D28"/>
@@ -20097,7 +20551,7 @@
       </w:rPr>
     </w:lvl>
   </w:abstractNum>
-  <w:abstractNum w:abstractNumId="37" w15:restartNumberingAfterBreak="0">
+  <w:abstractNum w:abstractNumId="38" w15:restartNumberingAfterBreak="0">
     <w:nsid w:val="1C065A0D"/>
     <w:multiLevelType w:val="multilevel"/>
     <w:tmpl w:val="D640E8B8"/>
@@ -20242,7 +20696,7 @@
       </w:rPr>
     </w:lvl>
   </w:abstractNum>
-  <w:abstractNum w:abstractNumId="38" w15:restartNumberingAfterBreak="0">
+  <w:abstractNum w:abstractNumId="39" w15:restartNumberingAfterBreak="0">
     <w:nsid w:val="1C2A2263"/>
     <w:multiLevelType w:val="multilevel"/>
     <w:tmpl w:val="F2880E4C"/>
@@ -20391,7 +20845,7 @@
       </w:rPr>
     </w:lvl>
   </w:abstractNum>
-  <w:abstractNum w:abstractNumId="39" w15:restartNumberingAfterBreak="0">
+  <w:abstractNum w:abstractNumId="40" w15:restartNumberingAfterBreak="0">
     <w:nsid w:val="1C2F7DA3"/>
     <w:multiLevelType w:val="multilevel"/>
     <w:tmpl w:val="488235EC"/>
@@ -20540,7 +20994,7 @@
       </w:rPr>
     </w:lvl>
   </w:abstractNum>
-  <w:abstractNum w:abstractNumId="40" w15:restartNumberingAfterBreak="0">
+  <w:abstractNum w:abstractNumId="41" w15:restartNumberingAfterBreak="0">
     <w:nsid w:val="1C464FFB"/>
     <w:multiLevelType w:val="multilevel"/>
     <w:tmpl w:val="4A6451CA"/>
@@ -20689,7 +21143,7 @@
       </w:rPr>
     </w:lvl>
   </w:abstractNum>
-  <w:abstractNum w:abstractNumId="41" w15:restartNumberingAfterBreak="0">
+  <w:abstractNum w:abstractNumId="42" w15:restartNumberingAfterBreak="0">
     <w:nsid w:val="1CBB589A"/>
     <w:multiLevelType w:val="multilevel"/>
     <w:tmpl w:val="A6BC2D8E"/>
@@ -20834,7 +21288,7 @@
       </w:rPr>
     </w:lvl>
   </w:abstractNum>
-  <w:abstractNum w:abstractNumId="42" w15:restartNumberingAfterBreak="0">
+  <w:abstractNum w:abstractNumId="43" w15:restartNumberingAfterBreak="0">
     <w:nsid w:val="1D573DE1"/>
     <w:multiLevelType w:val="multilevel"/>
     <w:tmpl w:val="5094B166"/>
@@ -20979,7 +21433,7 @@
       </w:rPr>
     </w:lvl>
   </w:abstractNum>
-  <w:abstractNum w:abstractNumId="43" w15:restartNumberingAfterBreak="0">
+  <w:abstractNum w:abstractNumId="44" w15:restartNumberingAfterBreak="0">
     <w:nsid w:val="1D5924CF"/>
     <w:multiLevelType w:val="multilevel"/>
     <w:tmpl w:val="C1B2651E"/>
@@ -21092,7 +21546,7 @@
       </w:pPr>
     </w:lvl>
   </w:abstractNum>
-  <w:abstractNum w:abstractNumId="44" w15:restartNumberingAfterBreak="0">
+  <w:abstractNum w:abstractNumId="45" w15:restartNumberingAfterBreak="0">
     <w:nsid w:val="1DCF5674"/>
     <w:multiLevelType w:val="multilevel"/>
     <w:tmpl w:val="B87A9C18"/>
@@ -21241,7 +21695,7 @@
       </w:rPr>
     </w:lvl>
   </w:abstractNum>
-  <w:abstractNum w:abstractNumId="45" w15:restartNumberingAfterBreak="0">
+  <w:abstractNum w:abstractNumId="46" w15:restartNumberingAfterBreak="0">
     <w:nsid w:val="1E1A7ADE"/>
     <w:multiLevelType w:val="multilevel"/>
     <w:tmpl w:val="D28601E8"/>
@@ -21390,7 +21844,7 @@
       </w:rPr>
     </w:lvl>
   </w:abstractNum>
-  <w:abstractNum w:abstractNumId="46" w15:restartNumberingAfterBreak="0">
+  <w:abstractNum w:abstractNumId="47" w15:restartNumberingAfterBreak="0">
     <w:nsid w:val="1E956CA4"/>
     <w:multiLevelType w:val="multilevel"/>
     <w:tmpl w:val="19961226"/>
@@ -21539,7 +21993,7 @@
       </w:rPr>
     </w:lvl>
   </w:abstractNum>
-  <w:abstractNum w:abstractNumId="47" w15:restartNumberingAfterBreak="0">
+  <w:abstractNum w:abstractNumId="48" w15:restartNumberingAfterBreak="0">
     <w:nsid w:val="1E9741D8"/>
     <w:multiLevelType w:val="multilevel"/>
     <w:tmpl w:val="986630C0"/>
@@ -21688,7 +22142,7 @@
       </w:rPr>
     </w:lvl>
   </w:abstractNum>
-  <w:abstractNum w:abstractNumId="48" w15:restartNumberingAfterBreak="0">
+  <w:abstractNum w:abstractNumId="49" w15:restartNumberingAfterBreak="0">
     <w:nsid w:val="1ECA5392"/>
     <w:multiLevelType w:val="multilevel"/>
     <w:tmpl w:val="BE88079E"/>
@@ -21837,7 +22291,7 @@
       </w:rPr>
     </w:lvl>
   </w:abstractNum>
-  <w:abstractNum w:abstractNumId="49" w15:restartNumberingAfterBreak="0">
+  <w:abstractNum w:abstractNumId="50" w15:restartNumberingAfterBreak="0">
     <w:nsid w:val="1FD57833"/>
     <w:multiLevelType w:val="multilevel"/>
     <w:tmpl w:val="035083E8"/>
@@ -21954,7 +22408,7 @@
       </w:pPr>
     </w:lvl>
   </w:abstractNum>
-  <w:abstractNum w:abstractNumId="50" w15:restartNumberingAfterBreak="0">
+  <w:abstractNum w:abstractNumId="51" w15:restartNumberingAfterBreak="0">
     <w:nsid w:val="200A58FE"/>
     <w:multiLevelType w:val="multilevel"/>
     <w:tmpl w:val="A9F4A8E0"/>
@@ -22067,7 +22521,7 @@
       </w:pPr>
     </w:lvl>
   </w:abstractNum>
-  <w:abstractNum w:abstractNumId="51" w15:restartNumberingAfterBreak="0">
+  <w:abstractNum w:abstractNumId="52" w15:restartNumberingAfterBreak="0">
     <w:nsid w:val="208A0A40"/>
     <w:multiLevelType w:val="multilevel"/>
     <w:tmpl w:val="F968B38C"/>
@@ -22184,7 +22638,7 @@
       </w:pPr>
     </w:lvl>
   </w:abstractNum>
-  <w:abstractNum w:abstractNumId="52" w15:restartNumberingAfterBreak="0">
+  <w:abstractNum w:abstractNumId="53" w15:restartNumberingAfterBreak="0">
     <w:nsid w:val="20DB1858"/>
     <w:multiLevelType w:val="multilevel"/>
     <w:tmpl w:val="2F343DF2"/>
@@ -22333,7 +22787,7 @@
       </w:rPr>
     </w:lvl>
   </w:abstractNum>
-  <w:abstractNum w:abstractNumId="53" w15:restartNumberingAfterBreak="0">
+  <w:abstractNum w:abstractNumId="54" w15:restartNumberingAfterBreak="0">
     <w:nsid w:val="21E74E0B"/>
     <w:multiLevelType w:val="multilevel"/>
     <w:tmpl w:val="5DAAD77C"/>
@@ -22482,7 +22936,7 @@
       </w:rPr>
     </w:lvl>
   </w:abstractNum>
-  <w:abstractNum w:abstractNumId="54" w15:restartNumberingAfterBreak="0">
+  <w:abstractNum w:abstractNumId="55" w15:restartNumberingAfterBreak="0">
     <w:nsid w:val="23967A70"/>
     <w:multiLevelType w:val="multilevel"/>
     <w:tmpl w:val="EAC2A33A"/>
@@ -22631,7 +23085,7 @@
       </w:rPr>
     </w:lvl>
   </w:abstractNum>
-  <w:abstractNum w:abstractNumId="55" w15:restartNumberingAfterBreak="0">
+  <w:abstractNum w:abstractNumId="56" w15:restartNumberingAfterBreak="0">
     <w:nsid w:val="24836839"/>
     <w:multiLevelType w:val="multilevel"/>
     <w:tmpl w:val="2562694C"/>
@@ -22780,7 +23234,7 @@
       </w:rPr>
     </w:lvl>
   </w:abstractNum>
-  <w:abstractNum w:abstractNumId="56" w15:restartNumberingAfterBreak="0">
+  <w:abstractNum w:abstractNumId="57" w15:restartNumberingAfterBreak="0">
     <w:nsid w:val="26553B60"/>
     <w:multiLevelType w:val="multilevel"/>
     <w:tmpl w:val="1C9014F0"/>
@@ -22925,7 +23379,7 @@
       </w:rPr>
     </w:lvl>
   </w:abstractNum>
-  <w:abstractNum w:abstractNumId="57" w15:restartNumberingAfterBreak="0">
+  <w:abstractNum w:abstractNumId="58" w15:restartNumberingAfterBreak="0">
     <w:nsid w:val="26F71876"/>
     <w:multiLevelType w:val="multilevel"/>
     <w:tmpl w:val="360482FC"/>
@@ -23074,7 +23528,7 @@
       </w:rPr>
     </w:lvl>
   </w:abstractNum>
-  <w:abstractNum w:abstractNumId="58" w15:restartNumberingAfterBreak="0">
+  <w:abstractNum w:abstractNumId="59" w15:restartNumberingAfterBreak="0">
     <w:nsid w:val="293A4C52"/>
     <w:multiLevelType w:val="multilevel"/>
     <w:tmpl w:val="6E66A9D6"/>
@@ -23219,7 +23673,7 @@
       </w:rPr>
     </w:lvl>
   </w:abstractNum>
-  <w:abstractNum w:abstractNumId="59" w15:restartNumberingAfterBreak="0">
+  <w:abstractNum w:abstractNumId="60" w15:restartNumberingAfterBreak="0">
     <w:nsid w:val="2958508C"/>
     <w:multiLevelType w:val="multilevel"/>
     <w:tmpl w:val="98D4945A"/>
@@ -23368,7 +23822,120 @@
       </w:rPr>
     </w:lvl>
   </w:abstractNum>
-  <w:abstractNum w:abstractNumId="60" w15:restartNumberingAfterBreak="0">
+  <w:abstractNum w:abstractNumId="61" w15:restartNumberingAfterBreak="0">
+    <w:nsid w:val="2E6646D9"/>
+    <w:multiLevelType w:val="multilevel"/>
+    <w:tmpl w:val="71E870D6"/>
+    <w:lvl w:ilvl="0">
+      <w:start w:val="1"/>
+      <w:numFmt w:val="decimal"/>
+      <w:lvlText w:val="%1."/>
+      <w:lvlJc w:val="left"/>
+      <w:pPr>
+        <w:tabs>
+          <w:tab w:val="num" w:pos="720"/>
+        </w:tabs>
+        <w:ind w:left="720" w:hanging="360"/>
+      </w:pPr>
+    </w:lvl>
+    <w:lvl w:ilvl="1" w:tentative="1">
+      <w:start w:val="1"/>
+      <w:numFmt w:val="decimal"/>
+      <w:lvlText w:val="%2."/>
+      <w:lvlJc w:val="left"/>
+      <w:pPr>
+        <w:tabs>
+          <w:tab w:val="num" w:pos="1440"/>
+        </w:tabs>
+        <w:ind w:left="1440" w:hanging="360"/>
+      </w:pPr>
+    </w:lvl>
+    <w:lvl w:ilvl="2" w:tentative="1">
+      <w:start w:val="1"/>
+      <w:numFmt w:val="decimal"/>
+      <w:lvlText w:val="%3."/>
+      <w:lvlJc w:val="left"/>
+      <w:pPr>
+        <w:tabs>
+          <w:tab w:val="num" w:pos="2160"/>
+        </w:tabs>
+        <w:ind w:left="2160" w:hanging="360"/>
+      </w:pPr>
+    </w:lvl>
+    <w:lvl w:ilvl="3" w:tentative="1">
+      <w:start w:val="1"/>
+      <w:numFmt w:val="decimal"/>
+      <w:lvlText w:val="%4."/>
+      <w:lvlJc w:val="left"/>
+      <w:pPr>
+        <w:tabs>
+          <w:tab w:val="num" w:pos="2880"/>
+        </w:tabs>
+        <w:ind w:left="2880" w:hanging="360"/>
+      </w:pPr>
+    </w:lvl>
+    <w:lvl w:ilvl="4" w:tentative="1">
+      <w:start w:val="1"/>
+      <w:numFmt w:val="decimal"/>
+      <w:lvlText w:val="%5."/>
+      <w:lvlJc w:val="left"/>
+      <w:pPr>
+        <w:tabs>
+          <w:tab w:val="num" w:pos="3600"/>
+        </w:tabs>
+        <w:ind w:left="3600" w:hanging="360"/>
+      </w:pPr>
+    </w:lvl>
+    <w:lvl w:ilvl="5" w:tentative="1">
+      <w:start w:val="1"/>
+      <w:numFmt w:val="decimal"/>
+      <w:lvlText w:val="%6."/>
+      <w:lvlJc w:val="left"/>
+      <w:pPr>
+        <w:tabs>
+          <w:tab w:val="num" w:pos="4320"/>
+        </w:tabs>
+        <w:ind w:left="4320" w:hanging="360"/>
+      </w:pPr>
+    </w:lvl>
+    <w:lvl w:ilvl="6" w:tentative="1">
+      <w:start w:val="1"/>
+      <w:numFmt w:val="decimal"/>
+      <w:lvlText w:val="%7."/>
+      <w:lvlJc w:val="left"/>
+      <w:pPr>
+        <w:tabs>
+          <w:tab w:val="num" w:pos="5040"/>
+        </w:tabs>
+        <w:ind w:left="5040" w:hanging="360"/>
+      </w:pPr>
+    </w:lvl>
+    <w:lvl w:ilvl="7" w:tentative="1">
+      <w:start w:val="1"/>
+      <w:numFmt w:val="decimal"/>
+      <w:lvlText w:val="%8."/>
+      <w:lvlJc w:val="left"/>
+      <w:pPr>
+        <w:tabs>
+          <w:tab w:val="num" w:pos="5760"/>
+        </w:tabs>
+        <w:ind w:left="5760" w:hanging="360"/>
+      </w:pPr>
+    </w:lvl>
+    <w:lvl w:ilvl="8" w:tentative="1">
+      <w:start w:val="1"/>
+      <w:numFmt w:val="decimal"/>
+      <w:lvlText w:val="%9."/>
+      <w:lvlJc w:val="left"/>
+      <w:pPr>
+        <w:tabs>
+          <w:tab w:val="num" w:pos="6480"/>
+        </w:tabs>
+        <w:ind w:left="6480" w:hanging="360"/>
+      </w:pPr>
+    </w:lvl>
+  </w:abstractNum>
+  <w:abstractNum w:abstractNumId="62" w15:restartNumberingAfterBreak="0">
     <w:nsid w:val="2E8C6F75"/>
     <w:multiLevelType w:val="multilevel"/>
     <w:tmpl w:val="3C3C1508"/>
@@ -23517,7 +24084,7 @@
       </w:rPr>
     </w:lvl>
   </w:abstractNum>
-  <w:abstractNum w:abstractNumId="61" w15:restartNumberingAfterBreak="0">
+  <w:abstractNum w:abstractNumId="63" w15:restartNumberingAfterBreak="0">
     <w:nsid w:val="308A6AEC"/>
     <w:multiLevelType w:val="multilevel"/>
     <w:tmpl w:val="5824B38E"/>
@@ -23666,7 +24233,7 @@
       </w:rPr>
     </w:lvl>
   </w:abstractNum>
-  <w:abstractNum w:abstractNumId="62" w15:restartNumberingAfterBreak="0">
+  <w:abstractNum w:abstractNumId="64" w15:restartNumberingAfterBreak="0">
     <w:nsid w:val="3275706C"/>
     <w:multiLevelType w:val="multilevel"/>
     <w:tmpl w:val="62B6781A"/>
@@ -23779,7 +24346,7 @@
       </w:pPr>
     </w:lvl>
   </w:abstractNum>
-  <w:abstractNum w:abstractNumId="63" w15:restartNumberingAfterBreak="0">
+  <w:abstractNum w:abstractNumId="65" w15:restartNumberingAfterBreak="0">
     <w:nsid w:val="32DA2157"/>
     <w:multiLevelType w:val="multilevel"/>
     <w:tmpl w:val="90522214"/>
@@ -23928,7 +24495,7 @@
       </w:rPr>
     </w:lvl>
   </w:abstractNum>
-  <w:abstractNum w:abstractNumId="64" w15:restartNumberingAfterBreak="0">
+  <w:abstractNum w:abstractNumId="66" w15:restartNumberingAfterBreak="0">
     <w:nsid w:val="33144A87"/>
     <w:multiLevelType w:val="multilevel"/>
     <w:tmpl w:val="9DA2CFF8"/>
@@ -24077,7 +24644,7 @@
       </w:rPr>
     </w:lvl>
   </w:abstractNum>
-  <w:abstractNum w:abstractNumId="65" w15:restartNumberingAfterBreak="0">
+  <w:abstractNum w:abstractNumId="67" w15:restartNumberingAfterBreak="0">
     <w:nsid w:val="352B0180"/>
     <w:multiLevelType w:val="multilevel"/>
     <w:tmpl w:val="731422EE"/>
@@ -24226,7 +24793,7 @@
       </w:rPr>
     </w:lvl>
   </w:abstractNum>
-  <w:abstractNum w:abstractNumId="66" w15:restartNumberingAfterBreak="0">
+  <w:abstractNum w:abstractNumId="68" w15:restartNumberingAfterBreak="0">
     <w:nsid w:val="35B80EED"/>
     <w:multiLevelType w:val="multilevel"/>
     <w:tmpl w:val="893A1FAA"/>
@@ -24375,7 +24942,7 @@
       </w:rPr>
     </w:lvl>
   </w:abstractNum>
-  <w:abstractNum w:abstractNumId="67" w15:restartNumberingAfterBreak="0">
+  <w:abstractNum w:abstractNumId="69" w15:restartNumberingAfterBreak="0">
     <w:nsid w:val="35EB25BA"/>
     <w:multiLevelType w:val="multilevel"/>
     <w:tmpl w:val="F73EA568"/>
@@ -24524,7 +25091,7 @@
       </w:rPr>
     </w:lvl>
   </w:abstractNum>
-  <w:abstractNum w:abstractNumId="68" w15:restartNumberingAfterBreak="0">
+  <w:abstractNum w:abstractNumId="70" w15:restartNumberingAfterBreak="0">
     <w:nsid w:val="367C7A9A"/>
     <w:multiLevelType w:val="multilevel"/>
     <w:tmpl w:val="633ED0A6"/>
@@ -24673,7 +25240,7 @@
       </w:rPr>
     </w:lvl>
   </w:abstractNum>
-  <w:abstractNum w:abstractNumId="69" w15:restartNumberingAfterBreak="0">
+  <w:abstractNum w:abstractNumId="71" w15:restartNumberingAfterBreak="0">
     <w:nsid w:val="36DF3D76"/>
     <w:multiLevelType w:val="multilevel"/>
     <w:tmpl w:val="22FC9238"/>
@@ -24818,7 +25385,7 @@
       </w:rPr>
     </w:lvl>
   </w:abstractNum>
-  <w:abstractNum w:abstractNumId="70" w15:restartNumberingAfterBreak="0">
+  <w:abstractNum w:abstractNumId="72" w15:restartNumberingAfterBreak="0">
     <w:nsid w:val="377F4E25"/>
     <w:multiLevelType w:val="hybridMultilevel"/>
     <w:tmpl w:val="0EB0C74E"/>
@@ -24908,7 +25475,7 @@
       </w:pPr>
     </w:lvl>
   </w:abstractNum>
-  <w:abstractNum w:abstractNumId="71" w15:restartNumberingAfterBreak="0">
+  <w:abstractNum w:abstractNumId="73" w15:restartNumberingAfterBreak="0">
     <w:nsid w:val="38833AC2"/>
     <w:multiLevelType w:val="multilevel"/>
     <w:tmpl w:val="DCD69308"/>
@@ -25057,7 +25624,7 @@
       </w:rPr>
     </w:lvl>
   </w:abstractNum>
-  <w:abstractNum w:abstractNumId="72" w15:restartNumberingAfterBreak="0">
+  <w:abstractNum w:abstractNumId="74" w15:restartNumberingAfterBreak="0">
     <w:nsid w:val="38F558C1"/>
     <w:multiLevelType w:val="multilevel"/>
     <w:tmpl w:val="40C8C2AC"/>
@@ -25206,7 +25773,7 @@
       </w:rPr>
     </w:lvl>
   </w:abstractNum>
-  <w:abstractNum w:abstractNumId="73" w15:restartNumberingAfterBreak="0">
+  <w:abstractNum w:abstractNumId="75" w15:restartNumberingAfterBreak="0">
     <w:nsid w:val="39134D5E"/>
     <w:multiLevelType w:val="multilevel"/>
     <w:tmpl w:val="913058F8"/>
@@ -25355,7 +25922,7 @@
       </w:rPr>
     </w:lvl>
   </w:abstractNum>
-  <w:abstractNum w:abstractNumId="74" w15:restartNumberingAfterBreak="0">
+  <w:abstractNum w:abstractNumId="76" w15:restartNumberingAfterBreak="0">
     <w:nsid w:val="391E7F50"/>
     <w:multiLevelType w:val="multilevel"/>
     <w:tmpl w:val="C674CA22"/>
@@ -25504,7 +26071,7 @@
       </w:rPr>
     </w:lvl>
   </w:abstractNum>
-  <w:abstractNum w:abstractNumId="75" w15:restartNumberingAfterBreak="0">
+  <w:abstractNum w:abstractNumId="77" w15:restartNumberingAfterBreak="0">
     <w:nsid w:val="3A0A53F1"/>
     <w:multiLevelType w:val="multilevel"/>
     <w:tmpl w:val="2020DF72"/>
@@ -25617,7 +26184,7 @@
       </w:pPr>
     </w:lvl>
   </w:abstractNum>
-  <w:abstractNum w:abstractNumId="76" w15:restartNumberingAfterBreak="0">
+  <w:abstractNum w:abstractNumId="78" w15:restartNumberingAfterBreak="0">
     <w:nsid w:val="3A131D66"/>
     <w:multiLevelType w:val="multilevel"/>
     <w:tmpl w:val="24F4F816"/>
@@ -25766,7 +26333,7 @@
       </w:rPr>
     </w:lvl>
   </w:abstractNum>
-  <w:abstractNum w:abstractNumId="77" w15:restartNumberingAfterBreak="0">
+  <w:abstractNum w:abstractNumId="79" w15:restartNumberingAfterBreak="0">
     <w:nsid w:val="3A4474F2"/>
     <w:multiLevelType w:val="multilevel"/>
     <w:tmpl w:val="5DA624DC"/>
@@ -25915,7 +26482,7 @@
       </w:rPr>
     </w:lvl>
   </w:abstractNum>
-  <w:abstractNum w:abstractNumId="78" w15:restartNumberingAfterBreak="0">
+  <w:abstractNum w:abstractNumId="80" w15:restartNumberingAfterBreak="0">
     <w:nsid w:val="3A7F5F69"/>
     <w:multiLevelType w:val="multilevel"/>
     <w:tmpl w:val="1B1EA230"/>
@@ -26064,7 +26631,7 @@
       </w:rPr>
     </w:lvl>
   </w:abstractNum>
-  <w:abstractNum w:abstractNumId="79" w15:restartNumberingAfterBreak="0">
+  <w:abstractNum w:abstractNumId="81" w15:restartNumberingAfterBreak="0">
     <w:nsid w:val="3A9B0EB3"/>
     <w:multiLevelType w:val="multilevel"/>
     <w:tmpl w:val="12DAAE4C"/>
@@ -26213,7 +26780,7 @@
       </w:rPr>
     </w:lvl>
   </w:abstractNum>
-  <w:abstractNum w:abstractNumId="80" w15:restartNumberingAfterBreak="0">
+  <w:abstractNum w:abstractNumId="82" w15:restartNumberingAfterBreak="0">
     <w:nsid w:val="3B572AEC"/>
     <w:multiLevelType w:val="multilevel"/>
     <w:tmpl w:val="CE6CA1D2"/>
@@ -26362,7 +26929,7 @@
       </w:rPr>
     </w:lvl>
   </w:abstractNum>
-  <w:abstractNum w:abstractNumId="81" w15:restartNumberingAfterBreak="0">
+  <w:abstractNum w:abstractNumId="83" w15:restartNumberingAfterBreak="0">
     <w:nsid w:val="3CD04225"/>
     <w:multiLevelType w:val="multilevel"/>
     <w:tmpl w:val="81C2684C"/>
@@ -26511,7 +27078,7 @@
       </w:rPr>
     </w:lvl>
   </w:abstractNum>
-  <w:abstractNum w:abstractNumId="82" w15:restartNumberingAfterBreak="0">
+  <w:abstractNum w:abstractNumId="84" w15:restartNumberingAfterBreak="0">
     <w:nsid w:val="3EC434D1"/>
     <w:multiLevelType w:val="multilevel"/>
     <w:tmpl w:val="CEF41810"/>
@@ -26660,7 +27227,7 @@
       </w:rPr>
     </w:lvl>
   </w:abstractNum>
-  <w:abstractNum w:abstractNumId="83" w15:restartNumberingAfterBreak="0">
+  <w:abstractNum w:abstractNumId="85" w15:restartNumberingAfterBreak="0">
     <w:nsid w:val="3F93309C"/>
     <w:multiLevelType w:val="multilevel"/>
     <w:tmpl w:val="D1100FB2"/>
@@ -26773,7 +27340,7 @@
       </w:rPr>
     </w:lvl>
   </w:abstractNum>
-  <w:abstractNum w:abstractNumId="84" w15:restartNumberingAfterBreak="0">
+  <w:abstractNum w:abstractNumId="86" w15:restartNumberingAfterBreak="0">
     <w:nsid w:val="408A2BD2"/>
     <w:multiLevelType w:val="multilevel"/>
     <w:tmpl w:val="AF142B3A"/>
@@ -26922,7 +27489,7 @@
       </w:rPr>
     </w:lvl>
   </w:abstractNum>
-  <w:abstractNum w:abstractNumId="85" w15:restartNumberingAfterBreak="0">
+  <w:abstractNum w:abstractNumId="87" w15:restartNumberingAfterBreak="0">
     <w:nsid w:val="41230EC5"/>
     <w:multiLevelType w:val="multilevel"/>
     <w:tmpl w:val="A0B6DC8C"/>
@@ -27071,7 +27638,7 @@
       </w:rPr>
     </w:lvl>
   </w:abstractNum>
-  <w:abstractNum w:abstractNumId="86" w15:restartNumberingAfterBreak="0">
+  <w:abstractNum w:abstractNumId="88" w15:restartNumberingAfterBreak="0">
     <w:nsid w:val="419E7FFB"/>
     <w:multiLevelType w:val="multilevel"/>
     <w:tmpl w:val="2A8C9C7E"/>
@@ -27188,7 +27755,7 @@
       </w:pPr>
     </w:lvl>
   </w:abstractNum>
-  <w:abstractNum w:abstractNumId="87" w15:restartNumberingAfterBreak="0">
+  <w:abstractNum w:abstractNumId="89" w15:restartNumberingAfterBreak="0">
     <w:nsid w:val="420C094F"/>
     <w:multiLevelType w:val="multilevel"/>
     <w:tmpl w:val="8528C9DE"/>
@@ -27337,7 +27904,7 @@
       </w:rPr>
     </w:lvl>
   </w:abstractNum>
-  <w:abstractNum w:abstractNumId="88" w15:restartNumberingAfterBreak="0">
+  <w:abstractNum w:abstractNumId="90" w15:restartNumberingAfterBreak="0">
     <w:nsid w:val="433C1063"/>
     <w:multiLevelType w:val="multilevel"/>
     <w:tmpl w:val="CB5C2BA2"/>
@@ -27486,7 +28053,7 @@
       </w:rPr>
     </w:lvl>
   </w:abstractNum>
-  <w:abstractNum w:abstractNumId="89" w15:restartNumberingAfterBreak="0">
+  <w:abstractNum w:abstractNumId="91" w15:restartNumberingAfterBreak="0">
     <w:nsid w:val="45510277"/>
     <w:multiLevelType w:val="multilevel"/>
     <w:tmpl w:val="56B26F3E"/>
@@ -27635,7 +28202,7 @@
       </w:rPr>
     </w:lvl>
   </w:abstractNum>
-  <w:abstractNum w:abstractNumId="90" w15:restartNumberingAfterBreak="0">
+  <w:abstractNum w:abstractNumId="92" w15:restartNumberingAfterBreak="0">
     <w:nsid w:val="45F17ACC"/>
     <w:multiLevelType w:val="multilevel"/>
     <w:tmpl w:val="78469CCC"/>
@@ -27784,7 +28351,7 @@
       </w:rPr>
     </w:lvl>
   </w:abstractNum>
-  <w:abstractNum w:abstractNumId="91" w15:restartNumberingAfterBreak="0">
+  <w:abstractNum w:abstractNumId="93" w15:restartNumberingAfterBreak="0">
     <w:nsid w:val="46A155D5"/>
     <w:multiLevelType w:val="multilevel"/>
     <w:tmpl w:val="44ACD8FC"/>
@@ -27933,7 +28500,7 @@
       </w:rPr>
     </w:lvl>
   </w:abstractNum>
-  <w:abstractNum w:abstractNumId="92" w15:restartNumberingAfterBreak="0">
+  <w:abstractNum w:abstractNumId="94" w15:restartNumberingAfterBreak="0">
     <w:nsid w:val="46DA672B"/>
     <w:multiLevelType w:val="multilevel"/>
     <w:tmpl w:val="3246065E"/>
@@ -28082,7 +28649,7 @@
       </w:rPr>
     </w:lvl>
   </w:abstractNum>
-  <w:abstractNum w:abstractNumId="93" w15:restartNumberingAfterBreak="0">
+  <w:abstractNum w:abstractNumId="95" w15:restartNumberingAfterBreak="0">
     <w:nsid w:val="47B23F33"/>
     <w:multiLevelType w:val="multilevel"/>
     <w:tmpl w:val="87040A3E"/>
@@ -28231,7 +28798,7 @@
       </w:rPr>
     </w:lvl>
   </w:abstractNum>
-  <w:abstractNum w:abstractNumId="94" w15:restartNumberingAfterBreak="0">
+  <w:abstractNum w:abstractNumId="96" w15:restartNumberingAfterBreak="0">
     <w:nsid w:val="486500D3"/>
     <w:multiLevelType w:val="multilevel"/>
     <w:tmpl w:val="2000001F"/>
@@ -28317,7 +28884,7 @@
       </w:pPr>
     </w:lvl>
   </w:abstractNum>
-  <w:abstractNum w:abstractNumId="95" w15:restartNumberingAfterBreak="0">
+  <w:abstractNum w:abstractNumId="97" w15:restartNumberingAfterBreak="0">
     <w:nsid w:val="48BB6270"/>
     <w:multiLevelType w:val="multilevel"/>
     <w:tmpl w:val="2000001F"/>
@@ -28403,7 +28970,7 @@
       </w:pPr>
     </w:lvl>
   </w:abstractNum>
-  <w:abstractNum w:abstractNumId="96" w15:restartNumberingAfterBreak="0">
+  <w:abstractNum w:abstractNumId="98" w15:restartNumberingAfterBreak="0">
     <w:nsid w:val="48C57C32"/>
     <w:multiLevelType w:val="multilevel"/>
     <w:tmpl w:val="B7B07996"/>
@@ -28552,7 +29119,7 @@
       </w:rPr>
     </w:lvl>
   </w:abstractNum>
-  <w:abstractNum w:abstractNumId="97" w15:restartNumberingAfterBreak="0">
+  <w:abstractNum w:abstractNumId="99" w15:restartNumberingAfterBreak="0">
     <w:nsid w:val="48D712CB"/>
     <w:multiLevelType w:val="multilevel"/>
     <w:tmpl w:val="57F4AFC8"/>
@@ -28701,7 +29268,7 @@
       </w:rPr>
     </w:lvl>
   </w:abstractNum>
-  <w:abstractNum w:abstractNumId="98" w15:restartNumberingAfterBreak="0">
+  <w:abstractNum w:abstractNumId="100" w15:restartNumberingAfterBreak="0">
     <w:nsid w:val="48E24BEB"/>
     <w:multiLevelType w:val="multilevel"/>
     <w:tmpl w:val="6EF88C2C"/>
@@ -28850,7 +29417,7 @@
       </w:rPr>
     </w:lvl>
   </w:abstractNum>
-  <w:abstractNum w:abstractNumId="99" w15:restartNumberingAfterBreak="0">
+  <w:abstractNum w:abstractNumId="101" w15:restartNumberingAfterBreak="0">
     <w:nsid w:val="48FA7538"/>
     <w:multiLevelType w:val="multilevel"/>
     <w:tmpl w:val="740C545A"/>
@@ -28999,7 +29566,7 @@
       </w:rPr>
     </w:lvl>
   </w:abstractNum>
-  <w:abstractNum w:abstractNumId="100" w15:restartNumberingAfterBreak="0">
+  <w:abstractNum w:abstractNumId="102" w15:restartNumberingAfterBreak="0">
     <w:nsid w:val="4A8A55BC"/>
     <w:multiLevelType w:val="multilevel"/>
     <w:tmpl w:val="A510C274"/>
@@ -29148,7 +29715,7 @@
       </w:rPr>
     </w:lvl>
   </w:abstractNum>
-  <w:abstractNum w:abstractNumId="101" w15:restartNumberingAfterBreak="0">
+  <w:abstractNum w:abstractNumId="103" w15:restartNumberingAfterBreak="0">
     <w:nsid w:val="4AA0202E"/>
     <w:multiLevelType w:val="multilevel"/>
     <w:tmpl w:val="5D10C8AC"/>
@@ -29297,7 +29864,7 @@
       </w:rPr>
     </w:lvl>
   </w:abstractNum>
-  <w:abstractNum w:abstractNumId="102" w15:restartNumberingAfterBreak="0">
+  <w:abstractNum w:abstractNumId="104" w15:restartNumberingAfterBreak="0">
     <w:nsid w:val="4C1B5CC0"/>
     <w:multiLevelType w:val="multilevel"/>
     <w:tmpl w:val="0F1AD73E"/>
@@ -29446,7 +30013,7 @@
       </w:rPr>
     </w:lvl>
   </w:abstractNum>
-  <w:abstractNum w:abstractNumId="103" w15:restartNumberingAfterBreak="0">
+  <w:abstractNum w:abstractNumId="105" w15:restartNumberingAfterBreak="0">
     <w:nsid w:val="4C4C31B6"/>
     <w:multiLevelType w:val="multilevel"/>
     <w:tmpl w:val="ABAEB844"/>
@@ -29595,7 +30162,7 @@
       </w:rPr>
     </w:lvl>
   </w:abstractNum>
-  <w:abstractNum w:abstractNumId="104" w15:restartNumberingAfterBreak="0">
+  <w:abstractNum w:abstractNumId="106" w15:restartNumberingAfterBreak="0">
     <w:nsid w:val="4C5D4EB3"/>
     <w:multiLevelType w:val="multilevel"/>
     <w:tmpl w:val="FE5A577E"/>
@@ -29744,7 +30311,7 @@
       </w:rPr>
     </w:lvl>
   </w:abstractNum>
-  <w:abstractNum w:abstractNumId="105" w15:restartNumberingAfterBreak="0">
+  <w:abstractNum w:abstractNumId="107" w15:restartNumberingAfterBreak="0">
     <w:nsid w:val="4CCC657A"/>
     <w:multiLevelType w:val="multilevel"/>
     <w:tmpl w:val="2000001F"/>
@@ -29830,7 +30397,7 @@
       </w:pPr>
     </w:lvl>
   </w:abstractNum>
-  <w:abstractNum w:abstractNumId="106" w15:restartNumberingAfterBreak="0">
+  <w:abstractNum w:abstractNumId="108" w15:restartNumberingAfterBreak="0">
     <w:nsid w:val="4D8D64B2"/>
     <w:multiLevelType w:val="multilevel"/>
     <w:tmpl w:val="A544C5CC"/>
@@ -29947,7 +30514,7 @@
       </w:pPr>
     </w:lvl>
   </w:abstractNum>
-  <w:abstractNum w:abstractNumId="107" w15:restartNumberingAfterBreak="0">
+  <w:abstractNum w:abstractNumId="109" w15:restartNumberingAfterBreak="0">
     <w:nsid w:val="4E9736E7"/>
     <w:multiLevelType w:val="multilevel"/>
     <w:tmpl w:val="EE54AD12"/>
@@ -30092,7 +30659,7 @@
       </w:rPr>
     </w:lvl>
   </w:abstractNum>
-  <w:abstractNum w:abstractNumId="108" w15:restartNumberingAfterBreak="0">
+  <w:abstractNum w:abstractNumId="110" w15:restartNumberingAfterBreak="0">
     <w:nsid w:val="4F5418EC"/>
     <w:multiLevelType w:val="multilevel"/>
     <w:tmpl w:val="A96E6252"/>
@@ -30241,7 +30808,7 @@
       </w:rPr>
     </w:lvl>
   </w:abstractNum>
-  <w:abstractNum w:abstractNumId="109" w15:restartNumberingAfterBreak="0">
+  <w:abstractNum w:abstractNumId="111" w15:restartNumberingAfterBreak="0">
     <w:nsid w:val="4F634EED"/>
     <w:multiLevelType w:val="multilevel"/>
     <w:tmpl w:val="416C2FEE"/>
@@ -30390,7 +30957,7 @@
       </w:rPr>
     </w:lvl>
   </w:abstractNum>
-  <w:abstractNum w:abstractNumId="110" w15:restartNumberingAfterBreak="0">
+  <w:abstractNum w:abstractNumId="112" w15:restartNumberingAfterBreak="0">
     <w:nsid w:val="4F982EC8"/>
     <w:multiLevelType w:val="multilevel"/>
     <w:tmpl w:val="BE8470D2"/>
@@ -30539,7 +31106,7 @@
       </w:rPr>
     </w:lvl>
   </w:abstractNum>
-  <w:abstractNum w:abstractNumId="111" w15:restartNumberingAfterBreak="0">
+  <w:abstractNum w:abstractNumId="113" w15:restartNumberingAfterBreak="0">
     <w:nsid w:val="4FDD175D"/>
     <w:multiLevelType w:val="multilevel"/>
     <w:tmpl w:val="13AAA2BE"/>
@@ -30688,7 +31255,7 @@
       </w:rPr>
     </w:lvl>
   </w:abstractNum>
-  <w:abstractNum w:abstractNumId="112" w15:restartNumberingAfterBreak="0">
+  <w:abstractNum w:abstractNumId="114" w15:restartNumberingAfterBreak="0">
     <w:nsid w:val="50087C09"/>
     <w:multiLevelType w:val="multilevel"/>
     <w:tmpl w:val="8E9676FA"/>
@@ -30837,7 +31404,7 @@
       </w:rPr>
     </w:lvl>
   </w:abstractNum>
-  <w:abstractNum w:abstractNumId="113" w15:restartNumberingAfterBreak="0">
+  <w:abstractNum w:abstractNumId="115" w15:restartNumberingAfterBreak="0">
     <w:nsid w:val="53646623"/>
     <w:multiLevelType w:val="multilevel"/>
     <w:tmpl w:val="347A9EC4"/>
@@ -30950,7 +31517,7 @@
       </w:pPr>
     </w:lvl>
   </w:abstractNum>
-  <w:abstractNum w:abstractNumId="114" w15:restartNumberingAfterBreak="0">
+  <w:abstractNum w:abstractNumId="116" w15:restartNumberingAfterBreak="0">
     <w:nsid w:val="544477C9"/>
     <w:multiLevelType w:val="multilevel"/>
     <w:tmpl w:val="747ADC06"/>
@@ -31099,7 +31666,7 @@
       </w:rPr>
     </w:lvl>
   </w:abstractNum>
-  <w:abstractNum w:abstractNumId="115" w15:restartNumberingAfterBreak="0">
+  <w:abstractNum w:abstractNumId="117" w15:restartNumberingAfterBreak="0">
     <w:nsid w:val="545339C5"/>
     <w:multiLevelType w:val="multilevel"/>
     <w:tmpl w:val="B7C2311A"/>
@@ -31214,7 +31781,7 @@
       </w:rPr>
     </w:lvl>
   </w:abstractNum>
-  <w:abstractNum w:abstractNumId="116" w15:restartNumberingAfterBreak="0">
+  <w:abstractNum w:abstractNumId="118" w15:restartNumberingAfterBreak="0">
     <w:nsid w:val="556138C4"/>
     <w:multiLevelType w:val="multilevel"/>
     <w:tmpl w:val="097AEDA0"/>
@@ -31363,7 +31930,7 @@
       </w:rPr>
     </w:lvl>
   </w:abstractNum>
-  <w:abstractNum w:abstractNumId="117" w15:restartNumberingAfterBreak="0">
+  <w:abstractNum w:abstractNumId="119" w15:restartNumberingAfterBreak="0">
     <w:nsid w:val="56D14B31"/>
     <w:multiLevelType w:val="multilevel"/>
     <w:tmpl w:val="D9A66268"/>
@@ -31512,7 +32079,7 @@
       </w:rPr>
     </w:lvl>
   </w:abstractNum>
-  <w:abstractNum w:abstractNumId="118" w15:restartNumberingAfterBreak="0">
+  <w:abstractNum w:abstractNumId="120" w15:restartNumberingAfterBreak="0">
     <w:nsid w:val="56F5351E"/>
     <w:multiLevelType w:val="multilevel"/>
     <w:tmpl w:val="013A77EE"/>
@@ -31661,7 +32228,7 @@
       </w:rPr>
     </w:lvl>
   </w:abstractNum>
-  <w:abstractNum w:abstractNumId="119" w15:restartNumberingAfterBreak="0">
+  <w:abstractNum w:abstractNumId="121" w15:restartNumberingAfterBreak="0">
     <w:nsid w:val="57250009"/>
     <w:multiLevelType w:val="multilevel"/>
     <w:tmpl w:val="1D104D00"/>
@@ -31810,7 +32377,7 @@
       </w:rPr>
     </w:lvl>
   </w:abstractNum>
-  <w:abstractNum w:abstractNumId="120" w15:restartNumberingAfterBreak="0">
+  <w:abstractNum w:abstractNumId="122" w15:restartNumberingAfterBreak="0">
     <w:nsid w:val="57EE020A"/>
     <w:multiLevelType w:val="multilevel"/>
     <w:tmpl w:val="F4AC2314"/>
@@ -31959,7 +32526,7 @@
       </w:rPr>
     </w:lvl>
   </w:abstractNum>
-  <w:abstractNum w:abstractNumId="121" w15:restartNumberingAfterBreak="0">
+  <w:abstractNum w:abstractNumId="123" w15:restartNumberingAfterBreak="0">
     <w:nsid w:val="582E2BE7"/>
     <w:multiLevelType w:val="multilevel"/>
     <w:tmpl w:val="15106376"/>
@@ -32108,7 +32675,7 @@
       </w:rPr>
     </w:lvl>
   </w:abstractNum>
-  <w:abstractNum w:abstractNumId="122" w15:restartNumberingAfterBreak="0">
+  <w:abstractNum w:abstractNumId="124" w15:restartNumberingAfterBreak="0">
     <w:nsid w:val="58864CBA"/>
     <w:multiLevelType w:val="multilevel"/>
     <w:tmpl w:val="9D1CC354"/>
@@ -32221,7 +32788,7 @@
       </w:pPr>
     </w:lvl>
   </w:abstractNum>
-  <w:abstractNum w:abstractNumId="123" w15:restartNumberingAfterBreak="0">
+  <w:abstractNum w:abstractNumId="125" w15:restartNumberingAfterBreak="0">
     <w:nsid w:val="599B6786"/>
     <w:multiLevelType w:val="multilevel"/>
     <w:tmpl w:val="A0AC6E64"/>
@@ -32370,7 +32937,7 @@
       </w:rPr>
     </w:lvl>
   </w:abstractNum>
-  <w:abstractNum w:abstractNumId="124" w15:restartNumberingAfterBreak="0">
+  <w:abstractNum w:abstractNumId="126" w15:restartNumberingAfterBreak="0">
     <w:nsid w:val="5AA10CA1"/>
     <w:multiLevelType w:val="multilevel"/>
     <w:tmpl w:val="6D56D9E4"/>
@@ -32519,7 +33086,7 @@
       </w:rPr>
     </w:lvl>
   </w:abstractNum>
-  <w:abstractNum w:abstractNumId="125" w15:restartNumberingAfterBreak="0">
+  <w:abstractNum w:abstractNumId="127" w15:restartNumberingAfterBreak="0">
     <w:nsid w:val="5B977A5E"/>
     <w:multiLevelType w:val="multilevel"/>
     <w:tmpl w:val="5FC20F70"/>
@@ -32664,7 +33231,7 @@
       </w:rPr>
     </w:lvl>
   </w:abstractNum>
-  <w:abstractNum w:abstractNumId="126" w15:restartNumberingAfterBreak="0">
+  <w:abstractNum w:abstractNumId="128" w15:restartNumberingAfterBreak="0">
     <w:nsid w:val="5BB448A3"/>
     <w:multiLevelType w:val="multilevel"/>
     <w:tmpl w:val="B2C47F66"/>
@@ -32809,7 +33376,7 @@
       </w:rPr>
     </w:lvl>
   </w:abstractNum>
-  <w:abstractNum w:abstractNumId="127" w15:restartNumberingAfterBreak="0">
+  <w:abstractNum w:abstractNumId="129" w15:restartNumberingAfterBreak="0">
     <w:nsid w:val="5C334A80"/>
     <w:multiLevelType w:val="multilevel"/>
     <w:tmpl w:val="A0E4F200"/>
@@ -32954,7 +33521,7 @@
       </w:rPr>
     </w:lvl>
   </w:abstractNum>
-  <w:abstractNum w:abstractNumId="128" w15:restartNumberingAfterBreak="0">
+  <w:abstractNum w:abstractNumId="130" w15:restartNumberingAfterBreak="0">
     <w:nsid w:val="5D4F705A"/>
     <w:multiLevelType w:val="multilevel"/>
     <w:tmpl w:val="17D6F462"/>
@@ -33103,7 +33670,7 @@
       </w:rPr>
     </w:lvl>
   </w:abstractNum>
-  <w:abstractNum w:abstractNumId="129" w15:restartNumberingAfterBreak="0">
+  <w:abstractNum w:abstractNumId="131" w15:restartNumberingAfterBreak="0">
     <w:nsid w:val="5DCE672B"/>
     <w:multiLevelType w:val="multilevel"/>
     <w:tmpl w:val="33662F62"/>
@@ -33252,7 +33819,7 @@
       </w:rPr>
     </w:lvl>
   </w:abstractNum>
-  <w:abstractNum w:abstractNumId="130" w15:restartNumberingAfterBreak="0">
+  <w:abstractNum w:abstractNumId="132" w15:restartNumberingAfterBreak="0">
     <w:nsid w:val="5F201F90"/>
     <w:multiLevelType w:val="multilevel"/>
     <w:tmpl w:val="30B0567C"/>
@@ -33401,7 +33968,7 @@
       </w:rPr>
     </w:lvl>
   </w:abstractNum>
-  <w:abstractNum w:abstractNumId="131" w15:restartNumberingAfterBreak="0">
+  <w:abstractNum w:abstractNumId="133" w15:restartNumberingAfterBreak="0">
     <w:nsid w:val="5F2E2F15"/>
     <w:multiLevelType w:val="multilevel"/>
     <w:tmpl w:val="040A4746"/>
@@ -33550,7 +34117,7 @@
       </w:rPr>
     </w:lvl>
   </w:abstractNum>
-  <w:abstractNum w:abstractNumId="132" w15:restartNumberingAfterBreak="0">
+  <w:abstractNum w:abstractNumId="134" w15:restartNumberingAfterBreak="0">
     <w:nsid w:val="5F3A027F"/>
     <w:multiLevelType w:val="multilevel"/>
     <w:tmpl w:val="FCD05388"/>
@@ -33699,7 +34266,7 @@
       </w:rPr>
     </w:lvl>
   </w:abstractNum>
-  <w:abstractNum w:abstractNumId="133" w15:restartNumberingAfterBreak="0">
+  <w:abstractNum w:abstractNumId="135" w15:restartNumberingAfterBreak="0">
     <w:nsid w:val="5FCC71CC"/>
     <w:multiLevelType w:val="multilevel"/>
     <w:tmpl w:val="F0D6D104"/>
@@ -33848,7 +34415,7 @@
       </w:rPr>
     </w:lvl>
   </w:abstractNum>
-  <w:abstractNum w:abstractNumId="134" w15:restartNumberingAfterBreak="0">
+  <w:abstractNum w:abstractNumId="136" w15:restartNumberingAfterBreak="0">
     <w:nsid w:val="60C235F9"/>
     <w:multiLevelType w:val="multilevel"/>
     <w:tmpl w:val="CDE4506A"/>
@@ -33934,7 +34501,7 @@
       </w:pPr>
     </w:lvl>
   </w:abstractNum>
-  <w:abstractNum w:abstractNumId="135" w15:restartNumberingAfterBreak="0">
+  <w:abstractNum w:abstractNumId="137" w15:restartNumberingAfterBreak="0">
     <w:nsid w:val="61607C2D"/>
     <w:multiLevelType w:val="multilevel"/>
     <w:tmpl w:val="60DC4B7C"/>
@@ -34051,7 +34618,7 @@
       </w:pPr>
     </w:lvl>
   </w:abstractNum>
-  <w:abstractNum w:abstractNumId="136" w15:restartNumberingAfterBreak="0">
+  <w:abstractNum w:abstractNumId="138" w15:restartNumberingAfterBreak="0">
     <w:nsid w:val="61CB718A"/>
     <w:multiLevelType w:val="multilevel"/>
     <w:tmpl w:val="20000021"/>
@@ -34164,7 +34731,7 @@
       </w:rPr>
     </w:lvl>
   </w:abstractNum>
-  <w:abstractNum w:abstractNumId="137" w15:restartNumberingAfterBreak="0">
+  <w:abstractNum w:abstractNumId="139" w15:restartNumberingAfterBreak="0">
     <w:nsid w:val="626A40D3"/>
     <w:multiLevelType w:val="multilevel"/>
     <w:tmpl w:val="3BE894E8"/>
@@ -34313,7 +34880,7 @@
       </w:rPr>
     </w:lvl>
   </w:abstractNum>
-  <w:abstractNum w:abstractNumId="138" w15:restartNumberingAfterBreak="0">
+  <w:abstractNum w:abstractNumId="140" w15:restartNumberingAfterBreak="0">
     <w:nsid w:val="62812AB3"/>
     <w:multiLevelType w:val="multilevel"/>
     <w:tmpl w:val="BCC2F48A"/>
@@ -34458,7 +35025,7 @@
       </w:rPr>
     </w:lvl>
   </w:abstractNum>
-  <w:abstractNum w:abstractNumId="139" w15:restartNumberingAfterBreak="0">
+  <w:abstractNum w:abstractNumId="141" w15:restartNumberingAfterBreak="0">
     <w:nsid w:val="62E949E2"/>
     <w:multiLevelType w:val="multilevel"/>
     <w:tmpl w:val="680CF5C6"/>
@@ -34607,7 +35174,7 @@
       </w:rPr>
     </w:lvl>
   </w:abstractNum>
-  <w:abstractNum w:abstractNumId="140" w15:restartNumberingAfterBreak="0">
+  <w:abstractNum w:abstractNumId="142" w15:restartNumberingAfterBreak="0">
     <w:nsid w:val="63127A02"/>
     <w:multiLevelType w:val="multilevel"/>
     <w:tmpl w:val="F8323E06"/>
@@ -34756,7 +35323,7 @@
       </w:rPr>
     </w:lvl>
   </w:abstractNum>
-  <w:abstractNum w:abstractNumId="141" w15:restartNumberingAfterBreak="0">
+  <w:abstractNum w:abstractNumId="143" w15:restartNumberingAfterBreak="0">
     <w:nsid w:val="63CA08DC"/>
     <w:multiLevelType w:val="multilevel"/>
     <w:tmpl w:val="FC4CB1CE"/>
@@ -34905,7 +35472,7 @@
       </w:rPr>
     </w:lvl>
   </w:abstractNum>
-  <w:abstractNum w:abstractNumId="142" w15:restartNumberingAfterBreak="0">
+  <w:abstractNum w:abstractNumId="144" w15:restartNumberingAfterBreak="0">
     <w:nsid w:val="65675DE4"/>
     <w:multiLevelType w:val="multilevel"/>
     <w:tmpl w:val="8C063E36"/>
@@ -35054,7 +35621,7 @@
       </w:rPr>
     </w:lvl>
   </w:abstractNum>
-  <w:abstractNum w:abstractNumId="143" w15:restartNumberingAfterBreak="0">
+  <w:abstractNum w:abstractNumId="145" w15:restartNumberingAfterBreak="0">
     <w:nsid w:val="67504652"/>
     <w:multiLevelType w:val="hybridMultilevel"/>
     <w:tmpl w:val="1BD07068"/>
@@ -35140,7 +35707,7 @@
       </w:pPr>
     </w:lvl>
   </w:abstractNum>
-  <w:abstractNum w:abstractNumId="144" w15:restartNumberingAfterBreak="0">
+  <w:abstractNum w:abstractNumId="146" w15:restartNumberingAfterBreak="0">
     <w:nsid w:val="678F3836"/>
     <w:multiLevelType w:val="multilevel"/>
     <w:tmpl w:val="6B7CE15A"/>
@@ -35253,7 +35820,7 @@
       </w:pPr>
     </w:lvl>
   </w:abstractNum>
-  <w:abstractNum w:abstractNumId="145" w15:restartNumberingAfterBreak="0">
+  <w:abstractNum w:abstractNumId="147" w15:restartNumberingAfterBreak="0">
     <w:nsid w:val="68D16F39"/>
     <w:multiLevelType w:val="multilevel"/>
     <w:tmpl w:val="5726B3A6"/>
@@ -35398,7 +35965,7 @@
       </w:rPr>
     </w:lvl>
   </w:abstractNum>
-  <w:abstractNum w:abstractNumId="146" w15:restartNumberingAfterBreak="0">
+  <w:abstractNum w:abstractNumId="148" w15:restartNumberingAfterBreak="0">
     <w:nsid w:val="690404D4"/>
     <w:multiLevelType w:val="multilevel"/>
     <w:tmpl w:val="B7C8FFCE"/>
@@ -35547,7 +36114,7 @@
       </w:rPr>
     </w:lvl>
   </w:abstractNum>
-  <w:abstractNum w:abstractNumId="147" w15:restartNumberingAfterBreak="0">
+  <w:abstractNum w:abstractNumId="149" w15:restartNumberingAfterBreak="0">
     <w:nsid w:val="69471A58"/>
     <w:multiLevelType w:val="multilevel"/>
     <w:tmpl w:val="D62E6514"/>
@@ -35696,7 +36263,7 @@
       </w:rPr>
     </w:lvl>
   </w:abstractNum>
-  <w:abstractNum w:abstractNumId="148" w15:restartNumberingAfterBreak="0">
+  <w:abstractNum w:abstractNumId="150" w15:restartNumberingAfterBreak="0">
     <w:nsid w:val="6A14456F"/>
     <w:multiLevelType w:val="multilevel"/>
     <w:tmpl w:val="F26CB794"/>
@@ -35845,7 +36412,7 @@
       </w:rPr>
     </w:lvl>
   </w:abstractNum>
-  <w:abstractNum w:abstractNumId="149" w15:restartNumberingAfterBreak="0">
+  <w:abstractNum w:abstractNumId="151" w15:restartNumberingAfterBreak="0">
     <w:nsid w:val="6AAE7596"/>
     <w:multiLevelType w:val="multilevel"/>
     <w:tmpl w:val="C022603C"/>
@@ -35990,7 +36557,7 @@
       </w:rPr>
     </w:lvl>
   </w:abstractNum>
-  <w:abstractNum w:abstractNumId="150" w15:restartNumberingAfterBreak="0">
+  <w:abstractNum w:abstractNumId="152" w15:restartNumberingAfterBreak="0">
     <w:nsid w:val="6BFE5105"/>
     <w:multiLevelType w:val="multilevel"/>
     <w:tmpl w:val="C7BE79D4"/>
@@ -36135,7 +36702,7 @@
       </w:rPr>
     </w:lvl>
   </w:abstractNum>
-  <w:abstractNum w:abstractNumId="151" w15:restartNumberingAfterBreak="0">
+  <w:abstractNum w:abstractNumId="153" w15:restartNumberingAfterBreak="0">
     <w:nsid w:val="6C1700F2"/>
     <w:multiLevelType w:val="multilevel"/>
     <w:tmpl w:val="CA34BA1A"/>
@@ -36284,7 +36851,7 @@
       </w:rPr>
     </w:lvl>
   </w:abstractNum>
-  <w:abstractNum w:abstractNumId="152" w15:restartNumberingAfterBreak="0">
+  <w:abstractNum w:abstractNumId="154" w15:restartNumberingAfterBreak="0">
     <w:nsid w:val="6C653EBA"/>
     <w:multiLevelType w:val="multilevel"/>
     <w:tmpl w:val="50068D36"/>
@@ -36433,7 +37000,7 @@
       </w:rPr>
     </w:lvl>
   </w:abstractNum>
-  <w:abstractNum w:abstractNumId="153" w15:restartNumberingAfterBreak="0">
+  <w:abstractNum w:abstractNumId="155" w15:restartNumberingAfterBreak="0">
     <w:nsid w:val="6CEB46A5"/>
     <w:multiLevelType w:val="multilevel"/>
     <w:tmpl w:val="DAA8FB58"/>
@@ -36582,7 +37149,7 @@
       </w:rPr>
     </w:lvl>
   </w:abstractNum>
-  <w:abstractNum w:abstractNumId="154" w15:restartNumberingAfterBreak="0">
+  <w:abstractNum w:abstractNumId="156" w15:restartNumberingAfterBreak="0">
     <w:nsid w:val="6E157ACE"/>
     <w:multiLevelType w:val="multilevel"/>
     <w:tmpl w:val="FF54C034"/>
@@ -36731,7 +37298,7 @@
       </w:rPr>
     </w:lvl>
   </w:abstractNum>
-  <w:abstractNum w:abstractNumId="155" w15:restartNumberingAfterBreak="0">
+  <w:abstractNum w:abstractNumId="157" w15:restartNumberingAfterBreak="0">
     <w:nsid w:val="6E7E18FC"/>
     <w:multiLevelType w:val="multilevel"/>
     <w:tmpl w:val="4D9240FA"/>
@@ -36880,7 +37447,7 @@
       </w:rPr>
     </w:lvl>
   </w:abstractNum>
-  <w:abstractNum w:abstractNumId="156" w15:restartNumberingAfterBreak="0">
+  <w:abstractNum w:abstractNumId="158" w15:restartNumberingAfterBreak="0">
     <w:nsid w:val="6EA626EB"/>
     <w:multiLevelType w:val="multilevel"/>
     <w:tmpl w:val="902C5626"/>
@@ -36993,7 +37560,7 @@
       </w:pPr>
     </w:lvl>
   </w:abstractNum>
-  <w:abstractNum w:abstractNumId="157" w15:restartNumberingAfterBreak="0">
+  <w:abstractNum w:abstractNumId="159" w15:restartNumberingAfterBreak="0">
     <w:nsid w:val="6ECF3DF1"/>
     <w:multiLevelType w:val="multilevel"/>
     <w:tmpl w:val="FACE6F04"/>
@@ -37106,7 +37673,7 @@
       </w:pPr>
     </w:lvl>
   </w:abstractNum>
-  <w:abstractNum w:abstractNumId="158" w15:restartNumberingAfterBreak="0">
+  <w:abstractNum w:abstractNumId="160" w15:restartNumberingAfterBreak="0">
     <w:nsid w:val="6F0F67EA"/>
     <w:multiLevelType w:val="multilevel"/>
     <w:tmpl w:val="A4AA76AC"/>
@@ -37255,7 +37822,7 @@
       </w:rPr>
     </w:lvl>
   </w:abstractNum>
-  <w:abstractNum w:abstractNumId="159" w15:restartNumberingAfterBreak="0">
+  <w:abstractNum w:abstractNumId="161" w15:restartNumberingAfterBreak="0">
     <w:nsid w:val="6F2B043F"/>
     <w:multiLevelType w:val="multilevel"/>
     <w:tmpl w:val="3F6453FC"/>
@@ -37404,7 +37971,7 @@
       </w:rPr>
     </w:lvl>
   </w:abstractNum>
-  <w:abstractNum w:abstractNumId="160" w15:restartNumberingAfterBreak="0">
+  <w:abstractNum w:abstractNumId="162" w15:restartNumberingAfterBreak="0">
     <w:nsid w:val="6F6F338C"/>
     <w:multiLevelType w:val="multilevel"/>
     <w:tmpl w:val="804419F2"/>
@@ -37553,7 +38120,7 @@
       </w:rPr>
     </w:lvl>
   </w:abstractNum>
-  <w:abstractNum w:abstractNumId="161" w15:restartNumberingAfterBreak="0">
+  <w:abstractNum w:abstractNumId="163" w15:restartNumberingAfterBreak="0">
     <w:nsid w:val="701A6929"/>
     <w:multiLevelType w:val="multilevel"/>
     <w:tmpl w:val="4322C9B0"/>
@@ -37702,7 +38269,7 @@
       </w:rPr>
     </w:lvl>
   </w:abstractNum>
-  <w:abstractNum w:abstractNumId="162" w15:restartNumberingAfterBreak="0">
+  <w:abstractNum w:abstractNumId="164" w15:restartNumberingAfterBreak="0">
     <w:nsid w:val="70745341"/>
     <w:multiLevelType w:val="multilevel"/>
     <w:tmpl w:val="6BC4A072"/>
@@ -37851,7 +38418,7 @@
       </w:rPr>
     </w:lvl>
   </w:abstractNum>
-  <w:abstractNum w:abstractNumId="163" w15:restartNumberingAfterBreak="0">
+  <w:abstractNum w:abstractNumId="165" w15:restartNumberingAfterBreak="0">
     <w:nsid w:val="708D3043"/>
     <w:multiLevelType w:val="multilevel"/>
     <w:tmpl w:val="4A18F0DE"/>
@@ -37996,7 +38563,7 @@
       </w:rPr>
     </w:lvl>
   </w:abstractNum>
-  <w:abstractNum w:abstractNumId="164" w15:restartNumberingAfterBreak="0">
+  <w:abstractNum w:abstractNumId="166" w15:restartNumberingAfterBreak="0">
     <w:nsid w:val="721B4B89"/>
     <w:multiLevelType w:val="hybridMultilevel"/>
     <w:tmpl w:val="132E3A0E"/>
@@ -38109,7 +38676,7 @@
       </w:rPr>
     </w:lvl>
   </w:abstractNum>
-  <w:abstractNum w:abstractNumId="165" w15:restartNumberingAfterBreak="0">
+  <w:abstractNum w:abstractNumId="167" w15:restartNumberingAfterBreak="0">
     <w:nsid w:val="72BC60E0"/>
     <w:multiLevelType w:val="multilevel"/>
     <w:tmpl w:val="75E41862"/>
@@ -38258,7 +38825,7 @@
       </w:rPr>
     </w:lvl>
   </w:abstractNum>
-  <w:abstractNum w:abstractNumId="166" w15:restartNumberingAfterBreak="0">
+  <w:abstractNum w:abstractNumId="168" w15:restartNumberingAfterBreak="0">
     <w:nsid w:val="748A33F3"/>
     <w:multiLevelType w:val="multilevel"/>
     <w:tmpl w:val="7E7CEC88"/>
@@ -38407,7 +38974,7 @@
       </w:rPr>
     </w:lvl>
   </w:abstractNum>
-  <w:abstractNum w:abstractNumId="167" w15:restartNumberingAfterBreak="0">
+  <w:abstractNum w:abstractNumId="169" w15:restartNumberingAfterBreak="0">
     <w:nsid w:val="74EB3C0F"/>
     <w:multiLevelType w:val="multilevel"/>
     <w:tmpl w:val="B4C68614"/>
@@ -38556,7 +39123,7 @@
       </w:rPr>
     </w:lvl>
   </w:abstractNum>
-  <w:abstractNum w:abstractNumId="168" w15:restartNumberingAfterBreak="0">
+  <w:abstractNum w:abstractNumId="170" w15:restartNumberingAfterBreak="0">
     <w:nsid w:val="76492B49"/>
     <w:multiLevelType w:val="multilevel"/>
     <w:tmpl w:val="82F8E03A"/>
@@ -38705,7 +39272,7 @@
       </w:rPr>
     </w:lvl>
   </w:abstractNum>
-  <w:abstractNum w:abstractNumId="169" w15:restartNumberingAfterBreak="0">
+  <w:abstractNum w:abstractNumId="171" w15:restartNumberingAfterBreak="0">
     <w:nsid w:val="76E91FB3"/>
     <w:multiLevelType w:val="multilevel"/>
     <w:tmpl w:val="AA4CA698"/>
@@ -38854,7 +39421,7 @@
       </w:rPr>
     </w:lvl>
   </w:abstractNum>
-  <w:abstractNum w:abstractNumId="170" w15:restartNumberingAfterBreak="0">
+  <w:abstractNum w:abstractNumId="172" w15:restartNumberingAfterBreak="0">
     <w:nsid w:val="78371F46"/>
     <w:multiLevelType w:val="multilevel"/>
     <w:tmpl w:val="CDE4506A"/>
@@ -38940,7 +39507,7 @@
       </w:pPr>
     </w:lvl>
   </w:abstractNum>
-  <w:abstractNum w:abstractNumId="171" w15:restartNumberingAfterBreak="0">
+  <w:abstractNum w:abstractNumId="173" w15:restartNumberingAfterBreak="0">
     <w:nsid w:val="79F171F1"/>
     <w:multiLevelType w:val="multilevel"/>
     <w:tmpl w:val="FA3C621C"/>
@@ -39089,7 +39656,7 @@
       </w:rPr>
     </w:lvl>
   </w:abstractNum>
-  <w:abstractNum w:abstractNumId="172" w15:restartNumberingAfterBreak="0">
+  <w:abstractNum w:abstractNumId="174" w15:restartNumberingAfterBreak="0">
     <w:nsid w:val="7A030F64"/>
     <w:multiLevelType w:val="multilevel"/>
     <w:tmpl w:val="58E82760"/>
@@ -39238,7 +39805,7 @@
       </w:rPr>
     </w:lvl>
   </w:abstractNum>
-  <w:abstractNum w:abstractNumId="173" w15:restartNumberingAfterBreak="0">
+  <w:abstractNum w:abstractNumId="175" w15:restartNumberingAfterBreak="0">
     <w:nsid w:val="7AAD195B"/>
     <w:multiLevelType w:val="multilevel"/>
     <w:tmpl w:val="E8E8A792"/>
@@ -39387,7 +39954,7 @@
       </w:rPr>
     </w:lvl>
   </w:abstractNum>
-  <w:abstractNum w:abstractNumId="174" w15:restartNumberingAfterBreak="0">
+  <w:abstractNum w:abstractNumId="176" w15:restartNumberingAfterBreak="0">
     <w:nsid w:val="7BBF3328"/>
     <w:multiLevelType w:val="multilevel"/>
     <w:tmpl w:val="8CCAA84E"/>
@@ -39536,7 +40103,7 @@
       </w:rPr>
     </w:lvl>
   </w:abstractNum>
-  <w:abstractNum w:abstractNumId="175" w15:restartNumberingAfterBreak="0">
+  <w:abstractNum w:abstractNumId="177" w15:restartNumberingAfterBreak="0">
     <w:nsid w:val="7D101317"/>
     <w:multiLevelType w:val="multilevel"/>
     <w:tmpl w:val="0712A5B4"/>
@@ -39681,7 +40248,7 @@
       </w:rPr>
     </w:lvl>
   </w:abstractNum>
-  <w:abstractNum w:abstractNumId="176" w15:restartNumberingAfterBreak="0">
+  <w:abstractNum w:abstractNumId="178" w15:restartNumberingAfterBreak="0">
     <w:nsid w:val="7D237867"/>
     <w:multiLevelType w:val="multilevel"/>
     <w:tmpl w:val="9CF84E9E"/>
@@ -39830,7 +40397,7 @@
       </w:rPr>
     </w:lvl>
   </w:abstractNum>
-  <w:abstractNum w:abstractNumId="177" w15:restartNumberingAfterBreak="0">
+  <w:abstractNum w:abstractNumId="179" w15:restartNumberingAfterBreak="0">
     <w:nsid w:val="7E3E6FD7"/>
     <w:multiLevelType w:val="multilevel"/>
     <w:tmpl w:val="9B102BEC"/>
@@ -39975,7 +40542,7 @@
       </w:rPr>
     </w:lvl>
   </w:abstractNum>
-  <w:abstractNum w:abstractNumId="178" w15:restartNumberingAfterBreak="0">
+  <w:abstractNum w:abstractNumId="180" w15:restartNumberingAfterBreak="0">
     <w:nsid w:val="7F3555B7"/>
     <w:multiLevelType w:val="hybridMultilevel"/>
     <w:tmpl w:val="3962D4B0"/>
@@ -40090,34 +40657,34 @@
     </w:lvl>
   </w:abstractNum>
   <w:num w:numId="1" w16cid:durableId="1091049933">
-    <w:abstractNumId w:val="46"/>
+    <w:abstractNumId w:val="47"/>
   </w:num>
   <w:num w:numId="2" w16cid:durableId="1891376967">
     <w:abstractNumId w:val="6"/>
   </w:num>
   <w:num w:numId="3" w16cid:durableId="551844226">
-    <w:abstractNumId w:val="40"/>
+    <w:abstractNumId w:val="41"/>
   </w:num>
   <w:num w:numId="4" w16cid:durableId="2091463282">
-    <w:abstractNumId w:val="96"/>
+    <w:abstractNumId w:val="98"/>
   </w:num>
   <w:num w:numId="5" w16cid:durableId="1636180735">
     <w:abstractNumId w:val="14"/>
   </w:num>
   <w:num w:numId="6" w16cid:durableId="282421069">
-    <w:abstractNumId w:val="101"/>
+    <w:abstractNumId w:val="103"/>
   </w:num>
   <w:num w:numId="7" w16cid:durableId="2076463795">
-    <w:abstractNumId w:val="112"/>
+    <w:abstractNumId w:val="114"/>
   </w:num>
   <w:num w:numId="8" w16cid:durableId="259408934">
-    <w:abstractNumId w:val="167"/>
+    <w:abstractNumId w:val="169"/>
   </w:num>
   <w:num w:numId="9" w16cid:durableId="1226378873">
-    <w:abstractNumId w:val="47"/>
+    <w:abstractNumId w:val="48"/>
   </w:num>
   <w:num w:numId="10" w16cid:durableId="1369642100">
-    <w:abstractNumId w:val="47"/>
+    <w:abstractNumId w:val="48"/>
     <w:lvlOverride w:ilvl="1">
       <w:lvl w:ilvl="1">
         <w:numFmt w:val="decimal"/>
@@ -40127,31 +40694,31 @@
     </w:lvlOverride>
   </w:num>
   <w:num w:numId="11" w16cid:durableId="1229724436">
-    <w:abstractNumId w:val="33"/>
+    <w:abstractNumId w:val="34"/>
   </w:num>
   <w:num w:numId="12" w16cid:durableId="1840152305">
-    <w:abstractNumId w:val="84"/>
+    <w:abstractNumId w:val="86"/>
   </w:num>
   <w:num w:numId="13" w16cid:durableId="963852690">
-    <w:abstractNumId w:val="100"/>
+    <w:abstractNumId w:val="102"/>
   </w:num>
   <w:num w:numId="14" w16cid:durableId="366876967">
-    <w:abstractNumId w:val="129"/>
+    <w:abstractNumId w:val="131"/>
   </w:num>
   <w:num w:numId="15" w16cid:durableId="1976878">
-    <w:abstractNumId w:val="66"/>
+    <w:abstractNumId w:val="68"/>
   </w:num>
   <w:num w:numId="16" w16cid:durableId="347341951">
-    <w:abstractNumId w:val="151"/>
+    <w:abstractNumId w:val="153"/>
   </w:num>
   <w:num w:numId="17" w16cid:durableId="174730376">
-    <w:abstractNumId w:val="69"/>
+    <w:abstractNumId w:val="71"/>
   </w:num>
   <w:num w:numId="18" w16cid:durableId="572204590">
-    <w:abstractNumId w:val="42"/>
+    <w:abstractNumId w:val="43"/>
   </w:num>
   <w:num w:numId="19" w16cid:durableId="842665824">
-    <w:abstractNumId w:val="139"/>
+    <w:abstractNumId w:val="141"/>
   </w:num>
   <w:num w:numId="20" w16cid:durableId="529881770">
     <w:abstractNumId w:val="13"/>
@@ -40160,67 +40727,67 @@
     <w:abstractNumId w:val="3"/>
   </w:num>
   <w:num w:numId="22" w16cid:durableId="1993213557">
-    <w:abstractNumId w:val="161"/>
+    <w:abstractNumId w:val="163"/>
   </w:num>
   <w:num w:numId="23" w16cid:durableId="1304316451">
-    <w:abstractNumId w:val="160"/>
+    <w:abstractNumId w:val="162"/>
   </w:num>
   <w:num w:numId="24" w16cid:durableId="53241634">
-    <w:abstractNumId w:val="20"/>
+    <w:abstractNumId w:val="21"/>
   </w:num>
   <w:num w:numId="25" w16cid:durableId="1938901936">
-    <w:abstractNumId w:val="90"/>
+    <w:abstractNumId w:val="92"/>
   </w:num>
   <w:num w:numId="26" w16cid:durableId="874347523">
-    <w:abstractNumId w:val="113"/>
+    <w:abstractNumId w:val="115"/>
   </w:num>
   <w:num w:numId="27" w16cid:durableId="155075910">
-    <w:abstractNumId w:val="155"/>
+    <w:abstractNumId w:val="157"/>
   </w:num>
   <w:num w:numId="28" w16cid:durableId="411590594">
-    <w:abstractNumId w:val="142"/>
+    <w:abstractNumId w:val="144"/>
   </w:num>
   <w:num w:numId="29" w16cid:durableId="1347831502">
-    <w:abstractNumId w:val="124"/>
+    <w:abstractNumId w:val="126"/>
   </w:num>
   <w:num w:numId="30" w16cid:durableId="1653410153">
-    <w:abstractNumId w:val="169"/>
+    <w:abstractNumId w:val="171"/>
   </w:num>
   <w:num w:numId="31" w16cid:durableId="1410038242">
-    <w:abstractNumId w:val="70"/>
+    <w:abstractNumId w:val="72"/>
   </w:num>
   <w:num w:numId="32" w16cid:durableId="139612234">
-    <w:abstractNumId w:val="143"/>
+    <w:abstractNumId w:val="145"/>
   </w:num>
   <w:num w:numId="33" w16cid:durableId="1684935223">
-    <w:abstractNumId w:val="28"/>
+    <w:abstractNumId w:val="29"/>
   </w:num>
   <w:num w:numId="34" w16cid:durableId="1177040639">
     <w:abstractNumId w:val="15"/>
   </w:num>
   <w:num w:numId="35" w16cid:durableId="588121372">
-    <w:abstractNumId w:val="50"/>
+    <w:abstractNumId w:val="51"/>
   </w:num>
   <w:num w:numId="36" w16cid:durableId="2050915618">
-    <w:abstractNumId w:val="136"/>
+    <w:abstractNumId w:val="138"/>
   </w:num>
   <w:num w:numId="37" w16cid:durableId="1122849457">
     <w:abstractNumId w:val="7"/>
   </w:num>
   <w:num w:numId="38" w16cid:durableId="1578513027">
-    <w:abstractNumId w:val="26"/>
+    <w:abstractNumId w:val="27"/>
   </w:num>
   <w:num w:numId="39" w16cid:durableId="1787656889">
-    <w:abstractNumId w:val="144"/>
+    <w:abstractNumId w:val="146"/>
   </w:num>
   <w:num w:numId="40" w16cid:durableId="218322439">
     <w:abstractNumId w:val="10"/>
   </w:num>
   <w:num w:numId="41" w16cid:durableId="1894349623">
-    <w:abstractNumId w:val="95"/>
+    <w:abstractNumId w:val="97"/>
   </w:num>
   <w:num w:numId="42" w16cid:durableId="166092097">
-    <w:abstractNumId w:val="94"/>
+    <w:abstractNumId w:val="96"/>
   </w:num>
   <w:num w:numId="43" w16cid:durableId="1476726297">
     <w:abstractNumId w:val="15"/>
@@ -40354,196 +40921,196 @@
     </w:lvlOverride>
   </w:num>
   <w:num w:numId="44" w16cid:durableId="1833568962">
-    <w:abstractNumId w:val="115"/>
+    <w:abstractNumId w:val="117"/>
   </w:num>
   <w:num w:numId="45" w16cid:durableId="448090535">
-    <w:abstractNumId w:val="148"/>
+    <w:abstractNumId w:val="150"/>
   </w:num>
   <w:num w:numId="46" w16cid:durableId="1379167433">
-    <w:abstractNumId w:val="134"/>
+    <w:abstractNumId w:val="136"/>
   </w:num>
   <w:num w:numId="47" w16cid:durableId="2053459618">
-    <w:abstractNumId w:val="170"/>
+    <w:abstractNumId w:val="172"/>
   </w:num>
   <w:num w:numId="48" w16cid:durableId="828594387">
-    <w:abstractNumId w:val="27"/>
+    <w:abstractNumId w:val="28"/>
   </w:num>
   <w:num w:numId="49" w16cid:durableId="504907251">
-    <w:abstractNumId w:val="83"/>
+    <w:abstractNumId w:val="85"/>
   </w:num>
   <w:num w:numId="50" w16cid:durableId="1387073572">
     <w:abstractNumId w:val="8"/>
   </w:num>
   <w:num w:numId="51" w16cid:durableId="1278366311">
-    <w:abstractNumId w:val="17"/>
+    <w:abstractNumId w:val="18"/>
   </w:num>
   <w:num w:numId="52" w16cid:durableId="1972594896">
-    <w:abstractNumId w:val="165"/>
+    <w:abstractNumId w:val="167"/>
   </w:num>
   <w:num w:numId="53" w16cid:durableId="106043802">
-    <w:abstractNumId w:val="64"/>
+    <w:abstractNumId w:val="66"/>
   </w:num>
   <w:num w:numId="54" w16cid:durableId="1954089898">
-    <w:abstractNumId w:val="102"/>
+    <w:abstractNumId w:val="104"/>
   </w:num>
   <w:num w:numId="55" w16cid:durableId="797990552">
-    <w:abstractNumId w:val="45"/>
+    <w:abstractNumId w:val="46"/>
   </w:num>
   <w:num w:numId="56" w16cid:durableId="1724207344">
-    <w:abstractNumId w:val="87"/>
+    <w:abstractNumId w:val="89"/>
   </w:num>
   <w:num w:numId="57" w16cid:durableId="1515150619">
-    <w:abstractNumId w:val="116"/>
+    <w:abstractNumId w:val="118"/>
   </w:num>
   <w:num w:numId="58" w16cid:durableId="2092502926">
-    <w:abstractNumId w:val="152"/>
+    <w:abstractNumId w:val="154"/>
   </w:num>
   <w:num w:numId="59" w16cid:durableId="599219652">
-    <w:abstractNumId w:val="174"/>
+    <w:abstractNumId w:val="176"/>
   </w:num>
   <w:num w:numId="60" w16cid:durableId="829711654">
-    <w:abstractNumId w:val="159"/>
+    <w:abstractNumId w:val="161"/>
   </w:num>
   <w:num w:numId="61" w16cid:durableId="866525934">
-    <w:abstractNumId w:val="54"/>
+    <w:abstractNumId w:val="55"/>
   </w:num>
   <w:num w:numId="62" w16cid:durableId="924192007">
-    <w:abstractNumId w:val="99"/>
+    <w:abstractNumId w:val="101"/>
   </w:num>
   <w:num w:numId="63" w16cid:durableId="858347787">
-    <w:abstractNumId w:val="105"/>
+    <w:abstractNumId w:val="107"/>
   </w:num>
   <w:num w:numId="64" w16cid:durableId="226497001">
     <w:abstractNumId w:val="11"/>
   </w:num>
   <w:num w:numId="65" w16cid:durableId="1820999170">
-    <w:abstractNumId w:val="72"/>
+    <w:abstractNumId w:val="74"/>
   </w:num>
   <w:num w:numId="66" w16cid:durableId="1536387868">
-    <w:abstractNumId w:val="29"/>
+    <w:abstractNumId w:val="30"/>
   </w:num>
   <w:num w:numId="67" w16cid:durableId="190149636">
-    <w:abstractNumId w:val="138"/>
+    <w:abstractNumId w:val="140"/>
   </w:num>
   <w:num w:numId="68" w16cid:durableId="1938097720">
     <w:abstractNumId w:val="0"/>
   </w:num>
   <w:num w:numId="69" w16cid:durableId="967394691">
-    <w:abstractNumId w:val="80"/>
+    <w:abstractNumId w:val="82"/>
   </w:num>
   <w:num w:numId="70" w16cid:durableId="1170564633">
-    <w:abstractNumId w:val="178"/>
+    <w:abstractNumId w:val="180"/>
   </w:num>
   <w:num w:numId="71" w16cid:durableId="787043302">
-    <w:abstractNumId w:val="171"/>
+    <w:abstractNumId w:val="173"/>
   </w:num>
   <w:num w:numId="72" w16cid:durableId="1027483225">
-    <w:abstractNumId w:val="31"/>
+    <w:abstractNumId w:val="32"/>
   </w:num>
   <w:num w:numId="73" w16cid:durableId="1687321085">
-    <w:abstractNumId w:val="63"/>
+    <w:abstractNumId w:val="65"/>
   </w:num>
   <w:num w:numId="74" w16cid:durableId="586304370">
-    <w:abstractNumId w:val="154"/>
+    <w:abstractNumId w:val="156"/>
   </w:num>
   <w:num w:numId="75" w16cid:durableId="182983013">
-    <w:abstractNumId w:val="21"/>
+    <w:abstractNumId w:val="22"/>
   </w:num>
   <w:num w:numId="76" w16cid:durableId="1021273563">
-    <w:abstractNumId w:val="127"/>
+    <w:abstractNumId w:val="129"/>
   </w:num>
   <w:num w:numId="77" w16cid:durableId="236596679">
-    <w:abstractNumId w:val="121"/>
+    <w:abstractNumId w:val="123"/>
   </w:num>
   <w:num w:numId="78" w16cid:durableId="1984001274">
-    <w:abstractNumId w:val="126"/>
+    <w:abstractNumId w:val="128"/>
   </w:num>
   <w:num w:numId="79" w16cid:durableId="1145855946">
-    <w:abstractNumId w:val="177"/>
+    <w:abstractNumId w:val="179"/>
   </w:num>
   <w:num w:numId="80" w16cid:durableId="1648046349">
-    <w:abstractNumId w:val="36"/>
+    <w:abstractNumId w:val="37"/>
   </w:num>
   <w:num w:numId="81" w16cid:durableId="1142237683">
     <w:abstractNumId w:val="2"/>
   </w:num>
   <w:num w:numId="82" w16cid:durableId="1128670715">
-    <w:abstractNumId w:val="56"/>
+    <w:abstractNumId w:val="57"/>
   </w:num>
   <w:num w:numId="83" w16cid:durableId="1230844203">
-    <w:abstractNumId w:val="117"/>
+    <w:abstractNumId w:val="119"/>
   </w:num>
   <w:num w:numId="84" w16cid:durableId="366295924">
-    <w:abstractNumId w:val="146"/>
+    <w:abstractNumId w:val="148"/>
   </w:num>
   <w:num w:numId="85" w16cid:durableId="1512992960">
-    <w:abstractNumId w:val="44"/>
+    <w:abstractNumId w:val="45"/>
   </w:num>
   <w:num w:numId="86" w16cid:durableId="1174108618">
-    <w:abstractNumId w:val="82"/>
+    <w:abstractNumId w:val="84"/>
   </w:num>
   <w:num w:numId="87" w16cid:durableId="940256432">
-    <w:abstractNumId w:val="18"/>
+    <w:abstractNumId w:val="19"/>
   </w:num>
   <w:num w:numId="88" w16cid:durableId="763720883">
-    <w:abstractNumId w:val="53"/>
+    <w:abstractNumId w:val="54"/>
   </w:num>
   <w:num w:numId="89" w16cid:durableId="114295844">
-    <w:abstractNumId w:val="120"/>
+    <w:abstractNumId w:val="122"/>
   </w:num>
   <w:num w:numId="90" w16cid:durableId="2126655385">
     <w:abstractNumId w:val="1"/>
   </w:num>
   <w:num w:numId="91" w16cid:durableId="1206086">
-    <w:abstractNumId w:val="107"/>
+    <w:abstractNumId w:val="109"/>
   </w:num>
   <w:num w:numId="92" w16cid:durableId="1228148012">
-    <w:abstractNumId w:val="81"/>
+    <w:abstractNumId w:val="83"/>
   </w:num>
   <w:num w:numId="93" w16cid:durableId="727416149">
+    <w:abstractNumId w:val="177"/>
+  </w:num>
+  <w:num w:numId="94" w16cid:durableId="2105105030">
     <w:abstractNumId w:val="175"/>
   </w:num>
-  <w:num w:numId="94" w16cid:durableId="2105105030">
-    <w:abstractNumId w:val="173"/>
-  </w:num>
   <w:num w:numId="95" w16cid:durableId="2101172144">
-    <w:abstractNumId w:val="41"/>
+    <w:abstractNumId w:val="42"/>
   </w:num>
   <w:num w:numId="96" w16cid:durableId="1918635734">
-    <w:abstractNumId w:val="61"/>
+    <w:abstractNumId w:val="63"/>
   </w:num>
   <w:num w:numId="97" w16cid:durableId="206265660">
-    <w:abstractNumId w:val="97"/>
+    <w:abstractNumId w:val="99"/>
   </w:num>
   <w:num w:numId="98" w16cid:durableId="2022127006">
-    <w:abstractNumId w:val="98"/>
+    <w:abstractNumId w:val="100"/>
   </w:num>
   <w:num w:numId="99" w16cid:durableId="92017578">
-    <w:abstractNumId w:val="58"/>
+    <w:abstractNumId w:val="59"/>
   </w:num>
   <w:num w:numId="100" w16cid:durableId="1289507547">
-    <w:abstractNumId w:val="141"/>
+    <w:abstractNumId w:val="143"/>
   </w:num>
   <w:num w:numId="101" w16cid:durableId="239797761">
-    <w:abstractNumId w:val="150"/>
+    <w:abstractNumId w:val="152"/>
   </w:num>
   <w:num w:numId="102" w16cid:durableId="137461560">
     <w:abstractNumId w:val="16"/>
   </w:num>
   <w:num w:numId="103" w16cid:durableId="1079446645">
-    <w:abstractNumId w:val="108"/>
+    <w:abstractNumId w:val="110"/>
   </w:num>
   <w:num w:numId="104" w16cid:durableId="1511600928">
-    <w:abstractNumId w:val="43"/>
+    <w:abstractNumId w:val="44"/>
   </w:num>
   <w:num w:numId="105" w16cid:durableId="117144454">
-    <w:abstractNumId w:val="86"/>
+    <w:abstractNumId w:val="88"/>
   </w:num>
   <w:num w:numId="106" w16cid:durableId="892809531">
-    <w:abstractNumId w:val="37"/>
+    <w:abstractNumId w:val="38"/>
   </w:num>
   <w:num w:numId="107" w16cid:durableId="1850750358">
-    <w:abstractNumId w:val="37"/>
+    <w:abstractNumId w:val="38"/>
     <w:lvlOverride w:ilvl="1">
       <w:lvl w:ilvl="1">
         <w:numFmt w:val="bullet"/>
@@ -40563,46 +41130,46 @@
     </w:lvlOverride>
   </w:num>
   <w:num w:numId="108" w16cid:durableId="1798790559">
-    <w:abstractNumId w:val="32"/>
+    <w:abstractNumId w:val="33"/>
   </w:num>
   <w:num w:numId="109" w16cid:durableId="1988626139">
     <w:abstractNumId w:val="9"/>
   </w:num>
   <w:num w:numId="110" w16cid:durableId="62683161">
-    <w:abstractNumId w:val="34"/>
+    <w:abstractNumId w:val="35"/>
   </w:num>
   <w:num w:numId="111" w16cid:durableId="1501581943">
-    <w:abstractNumId w:val="48"/>
+    <w:abstractNumId w:val="49"/>
   </w:num>
   <w:num w:numId="112" w16cid:durableId="1174347126">
-    <w:abstractNumId w:val="19"/>
+    <w:abstractNumId w:val="20"/>
   </w:num>
   <w:num w:numId="113" w16cid:durableId="1979873629">
-    <w:abstractNumId w:val="38"/>
+    <w:abstractNumId w:val="39"/>
   </w:num>
   <w:num w:numId="114" w16cid:durableId="979112944">
-    <w:abstractNumId w:val="119"/>
+    <w:abstractNumId w:val="121"/>
   </w:num>
   <w:num w:numId="115" w16cid:durableId="503862738">
     <w:abstractNumId w:val="5"/>
   </w:num>
   <w:num w:numId="116" w16cid:durableId="1419061729">
-    <w:abstractNumId w:val="23"/>
+    <w:abstractNumId w:val="24"/>
   </w:num>
   <w:num w:numId="117" w16cid:durableId="708456529">
-    <w:abstractNumId w:val="93"/>
+    <w:abstractNumId w:val="95"/>
   </w:num>
   <w:num w:numId="118" w16cid:durableId="1100488600">
-    <w:abstractNumId w:val="85"/>
+    <w:abstractNumId w:val="87"/>
   </w:num>
   <w:num w:numId="119" w16cid:durableId="849760959">
-    <w:abstractNumId w:val="65"/>
+    <w:abstractNumId w:val="67"/>
   </w:num>
   <w:num w:numId="120" w16cid:durableId="626937524">
-    <w:abstractNumId w:val="149"/>
+    <w:abstractNumId w:val="151"/>
   </w:num>
   <w:num w:numId="121" w16cid:durableId="119425117">
-    <w:abstractNumId w:val="149"/>
+    <w:abstractNumId w:val="151"/>
     <w:lvlOverride w:ilvl="1">
       <w:lvl w:ilvl="1">
         <w:numFmt w:val="bullet"/>
@@ -40622,7 +41189,7 @@
     </w:lvlOverride>
   </w:num>
   <w:num w:numId="122" w16cid:durableId="670303007">
-    <w:abstractNumId w:val="149"/>
+    <w:abstractNumId w:val="151"/>
     <w:lvlOverride w:ilvl="1">
       <w:lvl w:ilvl="1">
         <w:numFmt w:val="bullet"/>
@@ -40642,190 +41209,196 @@
     </w:lvlOverride>
   </w:num>
   <w:num w:numId="123" w16cid:durableId="1419863283">
-    <w:abstractNumId w:val="162"/>
+    <w:abstractNumId w:val="164"/>
   </w:num>
   <w:num w:numId="124" w16cid:durableId="651833826">
-    <w:abstractNumId w:val="60"/>
+    <w:abstractNumId w:val="62"/>
   </w:num>
   <w:num w:numId="125" w16cid:durableId="2093769883">
-    <w:abstractNumId w:val="128"/>
+    <w:abstractNumId w:val="130"/>
   </w:num>
   <w:num w:numId="126" w16cid:durableId="910846652">
     <w:abstractNumId w:val="4"/>
   </w:num>
   <w:num w:numId="127" w16cid:durableId="2039769940">
-    <w:abstractNumId w:val="62"/>
+    <w:abstractNumId w:val="64"/>
   </w:num>
   <w:num w:numId="128" w16cid:durableId="1480076784">
-    <w:abstractNumId w:val="75"/>
+    <w:abstractNumId w:val="77"/>
   </w:num>
   <w:num w:numId="129" w16cid:durableId="443160715">
-    <w:abstractNumId w:val="25"/>
+    <w:abstractNumId w:val="26"/>
   </w:num>
   <w:num w:numId="130" w16cid:durableId="107428733">
-    <w:abstractNumId w:val="137"/>
+    <w:abstractNumId w:val="139"/>
   </w:num>
   <w:num w:numId="131" w16cid:durableId="1625960149">
+    <w:abstractNumId w:val="170"/>
+  </w:num>
+  <w:num w:numId="132" w16cid:durableId="443616072">
+    <w:abstractNumId w:val="135"/>
+  </w:num>
+  <w:num w:numId="133" w16cid:durableId="870875033">
+    <w:abstractNumId w:val="178"/>
+  </w:num>
+  <w:num w:numId="134" w16cid:durableId="1623418263">
     <w:abstractNumId w:val="168"/>
   </w:num>
-  <w:num w:numId="132" w16cid:durableId="443616072">
-    <w:abstractNumId w:val="133"/>
-  </w:num>
-  <w:num w:numId="133" w16cid:durableId="870875033">
-    <w:abstractNumId w:val="176"/>
-  </w:num>
-  <w:num w:numId="134" w16cid:durableId="1623418263">
-    <w:abstractNumId w:val="166"/>
-  </w:num>
   <w:num w:numId="135" w16cid:durableId="708719909">
-    <w:abstractNumId w:val="35"/>
+    <w:abstractNumId w:val="36"/>
   </w:num>
   <w:num w:numId="136" w16cid:durableId="2099404917">
-    <w:abstractNumId w:val="39"/>
+    <w:abstractNumId w:val="40"/>
   </w:num>
   <w:num w:numId="137" w16cid:durableId="1400056911">
-    <w:abstractNumId w:val="78"/>
+    <w:abstractNumId w:val="80"/>
   </w:num>
   <w:num w:numId="138" w16cid:durableId="16782682">
     <w:abstractNumId w:val="12"/>
   </w:num>
   <w:num w:numId="139" w16cid:durableId="1998877743">
-    <w:abstractNumId w:val="104"/>
+    <w:abstractNumId w:val="106"/>
   </w:num>
   <w:num w:numId="140" w16cid:durableId="1004673594">
-    <w:abstractNumId w:val="77"/>
+    <w:abstractNumId w:val="79"/>
   </w:num>
   <w:num w:numId="141" w16cid:durableId="1972636377">
+    <w:abstractNumId w:val="134"/>
+  </w:num>
+  <w:num w:numId="142" w16cid:durableId="1883012483">
+    <w:abstractNumId w:val="93"/>
+  </w:num>
+  <w:num w:numId="143" w16cid:durableId="1763378456">
+    <w:abstractNumId w:val="133"/>
+  </w:num>
+  <w:num w:numId="144" w16cid:durableId="243420690">
+    <w:abstractNumId w:val="25"/>
+  </w:num>
+  <w:num w:numId="145" w16cid:durableId="891888230">
+    <w:abstractNumId w:val="120"/>
+  </w:num>
+  <w:num w:numId="146" w16cid:durableId="1213343404">
+    <w:abstractNumId w:val="127"/>
+  </w:num>
+  <w:num w:numId="147" w16cid:durableId="861868013">
+    <w:abstractNumId w:val="158"/>
+  </w:num>
+  <w:num w:numId="148" w16cid:durableId="2115707322">
+    <w:abstractNumId w:val="50"/>
+  </w:num>
+  <w:num w:numId="149" w16cid:durableId="1845776805">
+    <w:abstractNumId w:val="174"/>
+  </w:num>
+  <w:num w:numId="150" w16cid:durableId="757366736">
+    <w:abstractNumId w:val="147"/>
+  </w:num>
+  <w:num w:numId="151" w16cid:durableId="1023749942">
+    <w:abstractNumId w:val="125"/>
+  </w:num>
+  <w:num w:numId="152" w16cid:durableId="23026108">
+    <w:abstractNumId w:val="124"/>
+  </w:num>
+  <w:num w:numId="153" w16cid:durableId="708458928">
+    <w:abstractNumId w:val="116"/>
+  </w:num>
+  <w:num w:numId="154" w16cid:durableId="1258291845">
+    <w:abstractNumId w:val="112"/>
+  </w:num>
+  <w:num w:numId="155" w16cid:durableId="768889089">
+    <w:abstractNumId w:val="137"/>
+  </w:num>
+  <w:num w:numId="156" w16cid:durableId="17506394">
+    <w:abstractNumId w:val="78"/>
+  </w:num>
+  <w:num w:numId="157" w16cid:durableId="997149117">
+    <w:abstractNumId w:val="105"/>
+  </w:num>
+  <w:num w:numId="158" w16cid:durableId="1424259324">
+    <w:abstractNumId w:val="60"/>
+  </w:num>
+  <w:num w:numId="159" w16cid:durableId="137459831">
+    <w:abstractNumId w:val="81"/>
+  </w:num>
+  <w:num w:numId="160" w16cid:durableId="1744644774">
+    <w:abstractNumId w:val="113"/>
+  </w:num>
+  <w:num w:numId="161" w16cid:durableId="308363107">
+    <w:abstractNumId w:val="160"/>
+  </w:num>
+  <w:num w:numId="162" w16cid:durableId="174803804">
+    <w:abstractNumId w:val="165"/>
+  </w:num>
+  <w:num w:numId="163" w16cid:durableId="614991350">
+    <w:abstractNumId w:val="90"/>
+  </w:num>
+  <w:num w:numId="164" w16cid:durableId="1186289341">
+    <w:abstractNumId w:val="159"/>
+  </w:num>
+  <w:num w:numId="165" w16cid:durableId="1630167067">
+    <w:abstractNumId w:val="108"/>
+  </w:num>
+  <w:num w:numId="166" w16cid:durableId="1117215797">
+    <w:abstractNumId w:val="58"/>
+  </w:num>
+  <w:num w:numId="167" w16cid:durableId="198054051">
+    <w:abstractNumId w:val="56"/>
+  </w:num>
+  <w:num w:numId="168" w16cid:durableId="151021859">
+    <w:abstractNumId w:val="149"/>
+  </w:num>
+  <w:num w:numId="169" w16cid:durableId="1128470360">
+    <w:abstractNumId w:val="75"/>
+  </w:num>
+  <w:num w:numId="170" w16cid:durableId="355926645">
+    <w:abstractNumId w:val="76"/>
+  </w:num>
+  <w:num w:numId="171" w16cid:durableId="2072799944">
+    <w:abstractNumId w:val="142"/>
+  </w:num>
+  <w:num w:numId="172" w16cid:durableId="482818837">
+    <w:abstractNumId w:val="111"/>
+  </w:num>
+  <w:num w:numId="173" w16cid:durableId="1308245119">
+    <w:abstractNumId w:val="166"/>
+  </w:num>
+  <w:num w:numId="174" w16cid:durableId="2088990418">
+    <w:abstractNumId w:val="23"/>
+  </w:num>
+  <w:num w:numId="175" w16cid:durableId="2069067579">
+    <w:abstractNumId w:val="70"/>
+  </w:num>
+  <w:num w:numId="176" w16cid:durableId="608122750">
     <w:abstractNumId w:val="132"/>
   </w:num>
-  <w:num w:numId="142" w16cid:durableId="1883012483">
+  <w:num w:numId="177" w16cid:durableId="1440762964">
+    <w:abstractNumId w:val="31"/>
+  </w:num>
+  <w:num w:numId="178" w16cid:durableId="1165391401">
+    <w:abstractNumId w:val="94"/>
+  </w:num>
+  <w:num w:numId="179" w16cid:durableId="2022931474">
+    <w:abstractNumId w:val="69"/>
+  </w:num>
+  <w:num w:numId="180" w16cid:durableId="1866016271">
+    <w:abstractNumId w:val="53"/>
+  </w:num>
+  <w:num w:numId="181" w16cid:durableId="401026585">
+    <w:abstractNumId w:val="73"/>
+  </w:num>
+  <w:num w:numId="182" w16cid:durableId="374815453">
+    <w:abstractNumId w:val="155"/>
+  </w:num>
+  <w:num w:numId="183" w16cid:durableId="1073619914">
+    <w:abstractNumId w:val="52"/>
+  </w:num>
+  <w:num w:numId="184" w16cid:durableId="46536523">
     <w:abstractNumId w:val="91"/>
   </w:num>
-  <w:num w:numId="143" w16cid:durableId="1763378456">
-    <w:abstractNumId w:val="131"/>
+  <w:num w:numId="185" w16cid:durableId="762532439">
+    <w:abstractNumId w:val="61"/>
   </w:num>
-  <w:num w:numId="144" w16cid:durableId="243420690">
-    <w:abstractNumId w:val="24"/>
-  </w:num>
-  <w:num w:numId="145" w16cid:durableId="891888230">
-    <w:abstractNumId w:val="118"/>
-  </w:num>
-  <w:num w:numId="146" w16cid:durableId="1213343404">
-    <w:abstractNumId w:val="125"/>
-  </w:num>
-  <w:num w:numId="147" w16cid:durableId="861868013">
-    <w:abstractNumId w:val="156"/>
-  </w:num>
-  <w:num w:numId="148" w16cid:durableId="2115707322">
-    <w:abstractNumId w:val="49"/>
-  </w:num>
-  <w:num w:numId="149" w16cid:durableId="1845776805">
-    <w:abstractNumId w:val="172"/>
-  </w:num>
-  <w:num w:numId="150" w16cid:durableId="757366736">
-    <w:abstractNumId w:val="145"/>
-  </w:num>
-  <w:num w:numId="151" w16cid:durableId="1023749942">
-    <w:abstractNumId w:val="123"/>
-  </w:num>
-  <w:num w:numId="152" w16cid:durableId="23026108">
-    <w:abstractNumId w:val="122"/>
-  </w:num>
-  <w:num w:numId="153" w16cid:durableId="708458928">
-    <w:abstractNumId w:val="114"/>
-  </w:num>
-  <w:num w:numId="154" w16cid:durableId="1258291845">
-    <w:abstractNumId w:val="110"/>
-  </w:num>
-  <w:num w:numId="155" w16cid:durableId="768889089">
-    <w:abstractNumId w:val="135"/>
-  </w:num>
-  <w:num w:numId="156" w16cid:durableId="17506394">
-    <w:abstractNumId w:val="76"/>
-  </w:num>
-  <w:num w:numId="157" w16cid:durableId="997149117">
-    <w:abstractNumId w:val="103"/>
-  </w:num>
-  <w:num w:numId="158" w16cid:durableId="1424259324">
-    <w:abstractNumId w:val="59"/>
-  </w:num>
-  <w:num w:numId="159" w16cid:durableId="137459831">
-    <w:abstractNumId w:val="79"/>
-  </w:num>
-  <w:num w:numId="160" w16cid:durableId="1744644774">
-    <w:abstractNumId w:val="111"/>
-  </w:num>
-  <w:num w:numId="161" w16cid:durableId="308363107">
-    <w:abstractNumId w:val="158"/>
-  </w:num>
-  <w:num w:numId="162" w16cid:durableId="174803804">
-    <w:abstractNumId w:val="163"/>
-  </w:num>
-  <w:num w:numId="163" w16cid:durableId="614991350">
-    <w:abstractNumId w:val="88"/>
-  </w:num>
-  <w:num w:numId="164" w16cid:durableId="1186289341">
-    <w:abstractNumId w:val="157"/>
-  </w:num>
-  <w:num w:numId="165" w16cid:durableId="1630167067">
-    <w:abstractNumId w:val="106"/>
-  </w:num>
-  <w:num w:numId="166" w16cid:durableId="1117215797">
-    <w:abstractNumId w:val="57"/>
-  </w:num>
-  <w:num w:numId="167" w16cid:durableId="198054051">
-    <w:abstractNumId w:val="55"/>
-  </w:num>
-  <w:num w:numId="168" w16cid:durableId="151021859">
-    <w:abstractNumId w:val="147"/>
-  </w:num>
-  <w:num w:numId="169" w16cid:durableId="1128470360">
-    <w:abstractNumId w:val="73"/>
-  </w:num>
-  <w:num w:numId="170" w16cid:durableId="355926645">
-    <w:abstractNumId w:val="74"/>
-  </w:num>
-  <w:num w:numId="171" w16cid:durableId="2072799944">
-    <w:abstractNumId w:val="140"/>
-  </w:num>
-  <w:num w:numId="172" w16cid:durableId="482818837">
-    <w:abstractNumId w:val="109"/>
-  </w:num>
-  <w:num w:numId="173" w16cid:durableId="1308245119">
-    <w:abstractNumId w:val="164"/>
-  </w:num>
-  <w:num w:numId="174" w16cid:durableId="2088990418">
-    <w:abstractNumId w:val="22"/>
-  </w:num>
-  <w:num w:numId="175" w16cid:durableId="2069067579">
-    <w:abstractNumId w:val="68"/>
-  </w:num>
-  <w:num w:numId="176" w16cid:durableId="608122750">
-    <w:abstractNumId w:val="130"/>
-  </w:num>
-  <w:num w:numId="177" w16cid:durableId="1440762964">
-    <w:abstractNumId w:val="30"/>
-  </w:num>
-  <w:num w:numId="178" w16cid:durableId="1165391401">
-    <w:abstractNumId w:val="92"/>
-  </w:num>
-  <w:num w:numId="179" w16cid:durableId="2022931474">
-    <w:abstractNumId w:val="67"/>
-  </w:num>
-  <w:num w:numId="180" w16cid:durableId="1866016271">
-    <w:abstractNumId w:val="52"/>
-  </w:num>
-  <w:num w:numId="181" w16cid:durableId="401026585">
-    <w:abstractNumId w:val="71"/>
-  </w:num>
-  <w:num w:numId="182" w16cid:durableId="374815453">
-    <w:abstractNumId w:val="153"/>
-  </w:num>
-  <w:num w:numId="183" w16cid:durableId="1073619914">
-    <w:abstractNumId w:val="51"/>
-  </w:num>
-  <w:num w:numId="184" w16cid:durableId="46536523">
-    <w:abstractNumId w:val="89"/>
+  <w:num w:numId="186" w16cid:durableId="1866282010">
+    <w:abstractNumId w:val="17"/>
   </w:num>
 </w:numbering>
 </file>
@@ -41937,6 +42510,18 @@
       <w:u w:val="single"/>
     </w:rPr>
   </w:style>
+  <w:style w:type="character" w:styleId="UnresolvedMention">
+    <w:name w:val="Unresolved Mention"/>
+    <w:basedOn w:val="DefaultParagraphFont"/>
+    <w:uiPriority w:val="99"/>
+    <w:semiHidden/>
+    <w:unhideWhenUsed/>
+    <w:rsid w:val="000D30F9"/>
+    <w:rPr>
+      <w:color w:val="605E5C"/>
+      <w:shd w:val="clear" w:color="auto" w:fill="E1DFDD"/>
+    </w:rPr>
+  </w:style>
 </w:styles>
 </file>
 

--- a/content/Whitepaper.docx
+++ b/content/Whitepaper.docx
@@ -257,9 +257,8 @@
             <w:rFonts w:cstheme="minorHAnsi"/>
             <w:b/>
             <w:bCs/>
-            <w:color w:val="auto"/>
           </w:rPr>
-          <w:t>www.ritardo.games</w:t>
+          <w:t>www.gini.gg</w:t>
         </w:r>
       </w:hyperlink>
     </w:p>
@@ -413,21 +412,12 @@
       <w:r>
         <w:t>The inception of decentralized finance was predicated on the vision of establishing an equitable and transparent economic system, a direct response to the moral hazard observed in centralized markets. A decade later, this foundational promise has been challenged by the emergence of informational asymmetries and structural power laws that mirror the flaws of traditional finance. This paper introduces </w:t>
       </w:r>
-      <w:proofErr w:type="spellStart"/>
-      <w:r>
-        <w:rPr>
-          <w:b/>
-          <w:bCs/>
-        </w:rPr>
-        <w:t>Ritardo</w:t>
-      </w:r>
-      <w:proofErr w:type="spellEnd"/>
-      <w:r>
-        <w:rPr>
-          <w:b/>
-          <w:bCs/>
-        </w:rPr>
-        <w:t xml:space="preserve"> Games</w:t>
+      <w:r>
+        <w:rPr>
+          <w:b/>
+          <w:bCs/>
+        </w:rPr>
+        <w:t>Gini.gg</w:t>
       </w:r>
       <w:r>
         <w:t>, a Decentralized Autonomous Organization (DAO) designed to function as both a critique of and a pedagogical antidote to this reality.</w:t>
@@ -437,13 +427,11 @@
       <w:pPr>
         <w:spacing w:after="120"/>
       </w:pPr>
-      <w:proofErr w:type="spellStart"/>
-      <w:r>
-        <w:t>Ritardo</w:t>
-      </w:r>
-      <w:proofErr w:type="spellEnd"/>
-      <w:r>
-        <w:t xml:space="preserve"> Games is architected as a </w:t>
+      <w:r>
+        <w:t>Gini.gg</w:t>
+      </w:r>
+      <w:r>
+        <w:t xml:space="preserve"> is architected as a </w:t>
       </w:r>
       <w:r>
         <w:rPr>
@@ -483,13 +471,11 @@
       <w:r>
         <w:t xml:space="preserve">This paper posits that </w:t>
       </w:r>
-      <w:proofErr w:type="spellStart"/>
-      <w:r>
-        <w:t>Ritardo</w:t>
-      </w:r>
-      <w:proofErr w:type="spellEnd"/>
-      <w:r>
-        <w:t xml:space="preserve"> Games is a deliberately engineered </w:t>
+      <w:r>
+        <w:t>Gini.gg</w:t>
+      </w:r>
+      <w:r>
+        <w:t xml:space="preserve"> is a deliberately engineered </w:t>
       </w:r>
       <w:r>
         <w:rPr>
@@ -626,7 +612,7 @@
           <w:i/>
           <w:iCs/>
         </w:rPr>
-        <w:t>$RTD</w:t>
+        <w:t>$GINI</w:t>
       </w:r>
       <w:r>
         <w:rPr>
@@ -649,21 +635,19 @@
         </w:rPr>
         <w:t xml:space="preserve"> are tokens with utility within the </w:t>
       </w:r>
-      <w:proofErr w:type="spellStart"/>
       <w:r>
         <w:rPr>
           <w:i/>
           <w:iCs/>
         </w:rPr>
-        <w:t>Ritardo</w:t>
-      </w:r>
-      <w:proofErr w:type="spellEnd"/>
+        <w:t>Gini.gg</w:t>
+      </w:r>
       <w:r>
         <w:rPr>
           <w:i/>
           <w:iCs/>
         </w:rPr>
-        <w:t xml:space="preserve"> Games ecosystem and are not intended to be investment products. Please conduct your own research and consult with professional advisors before participating. All forward-looking statements are subject to risks and uncertainties.</w:t>
+        <w:t xml:space="preserve"> ecosystem and are not intended to be investment products. Please conduct your own research and consult with professional advisors before participating. All forward-looking statements are subject to risks and uncertainties.</w:t>
       </w:r>
     </w:p>
     <w:sdt>
@@ -1073,7 +1057,21 @@
                 <w:rStyle w:val="Hyperlink"/>
                 <w:noProof/>
               </w:rPr>
-              <w:t>Operationalizing the Paradox: The Ritardo Games Framework</w:t>
+              <w:t xml:space="preserve">Operationalizing the Paradox: The </w:t>
+            </w:r>
+            <w:r>
+              <w:rPr>
+                <w:rStyle w:val="Hyperlink"/>
+                <w:noProof/>
+              </w:rPr>
+              <w:t>Gini.gg</w:t>
+            </w:r>
+            <w:r>
+              <w:rPr>
+                <w:rStyle w:val="Hyperlink"/>
+                <w:noProof/>
+              </w:rPr>
+              <w:t xml:space="preserve"> Framework</w:t>
             </w:r>
             <w:r>
               <w:rPr>
@@ -3534,13 +3532,11 @@
       <w:r>
         <w:t xml:space="preserve">Operationalizing the Paradox: The </w:t>
       </w:r>
-      <w:proofErr w:type="spellStart"/>
-      <w:r>
-        <w:t>Ritardo</w:t>
-      </w:r>
-      <w:proofErr w:type="spellEnd"/>
-      <w:r>
-        <w:t xml:space="preserve"> Games Framework</w:t>
+      <w:r>
+        <w:t>Gini.gg</w:t>
+      </w:r>
+      <w:r>
+        <w:t xml:space="preserve"> Framework</w:t>
       </w:r>
       <w:bookmarkEnd w:id="4"/>
     </w:p>
@@ -3551,21 +3547,12 @@
       <w:r>
         <w:t>To confront the structural dissonance outlined above—the conflict between the egalitarian ethos of the original cypherpunk vision and the hyper-concentrative reality of the current market—we introduce the </w:t>
       </w:r>
-      <w:proofErr w:type="spellStart"/>
-      <w:r>
-        <w:rPr>
-          <w:b/>
-          <w:bCs/>
-        </w:rPr>
-        <w:t>Ritardo</w:t>
-      </w:r>
-      <w:proofErr w:type="spellEnd"/>
-      <w:r>
-        <w:rPr>
-          <w:b/>
-          <w:bCs/>
-        </w:rPr>
-        <w:t xml:space="preserve"> Games</w:t>
+      <w:r>
+        <w:rPr>
+          <w:b/>
+          <w:bCs/>
+        </w:rPr>
+        <w:t>Gini.gg</w:t>
       </w:r>
       <w:r>
         <w:t> protocol.</w:t>
@@ -3578,21 +3565,12 @@
       <w:r>
         <w:t>This intervention is designed not merely as a recreational application, but as a live, on-chain economic laboratory. It proceeds from the premise that the cryptocurrency ecosystem is currently trapped in a state of ideological suspension: fundamentally "socialist" in its architectural promise of open access and peer-to-peer solidarity, yet ruthlessly "capitalist" in its execution, governed by power laws and capital efficiency. </w:t>
       </w:r>
-      <w:proofErr w:type="spellStart"/>
-      <w:r>
-        <w:rPr>
-          <w:b/>
-          <w:bCs/>
-        </w:rPr>
-        <w:t>Ritardo</w:t>
-      </w:r>
-      <w:proofErr w:type="spellEnd"/>
-      <w:r>
-        <w:rPr>
-          <w:b/>
-          <w:bCs/>
-        </w:rPr>
-        <w:t xml:space="preserve"> Games</w:t>
+      <w:r>
+        <w:rPr>
+          <w:b/>
+          <w:bCs/>
+        </w:rPr>
+        <w:t>Gini.gg</w:t>
       </w:r>
       <w:r>
         <w:t> externalizes this internal conflict, transforming the implicit tension of the market into an explicit, gamified mechanism.</w:t>
@@ -3925,29 +3903,38 @@
       <w:r>
         <w:t xml:space="preserve">The architecture of </w:t>
       </w:r>
+      <w:r>
+        <w:t>Gini.gg</w:t>
+      </w:r>
+      <w:r>
+        <w:t xml:space="preserve"> serves a dual function: it is simultaneously a competitive economic simulation and a mechanism for </w:t>
+      </w:r>
       <w:proofErr w:type="spellStart"/>
       <w:r>
-        <w:t>Ritardo</w:t>
+        <w:t>behavioral</w:t>
       </w:r>
       <w:proofErr w:type="spellEnd"/>
       <w:r>
-        <w:t xml:space="preserve"> Games serves a dual function: it is simultaneously a competitive economic simulation and a mechanism for </w:t>
+        <w:t xml:space="preserve"> reconditioning. To effectively intervene in the prevailing market culture, the protocol adopts the aesthetic and linguistic conventions of the high-velocity speculative environment it seeks to critique.</w:t>
+      </w:r>
+    </w:p>
+    <w:p>
+      <w:pPr>
+        <w:spacing w:after="120"/>
+      </w:pPr>
+      <w:r>
+        <w:t xml:space="preserve">This approach is codified in the project's </w:t>
+      </w:r>
+      <w:r>
+        <w:t xml:space="preserve">main </w:t>
       </w:r>
       <w:proofErr w:type="spellStart"/>
       <w:r>
-        <w:t>behavioral</w:t>
+        <w:t>CHaracters</w:t>
       </w:r>
       <w:proofErr w:type="spellEnd"/>
       <w:r>
-        <w:t xml:space="preserve"> reconditioning. To effectively intervene in the prevailing market culture, the protocol adopts the aesthetic and linguistic conventions of the high-velocity speculative environment it seeks to critique.</w:t>
-      </w:r>
-    </w:p>
-    <w:p>
-      <w:pPr>
-        <w:spacing w:after="120"/>
-      </w:pPr>
-      <w:r>
-        <w:t>This approach is codified in the project's title. While "</w:t>
+        <w:t>. While "</w:t>
       </w:r>
       <w:proofErr w:type="spellStart"/>
       <w:r>
@@ -4122,11 +4109,9 @@
       <w:r>
         <w:t xml:space="preserve">The operational requirements of the </w:t>
       </w:r>
-      <w:proofErr w:type="spellStart"/>
-      <w:r>
-        <w:t>Ritardo</w:t>
-      </w:r>
-      <w:proofErr w:type="spellEnd"/>
+      <w:r>
+        <w:t>Gini.gg</w:t>
+      </w:r>
       <w:r>
         <w:t xml:space="preserve"> protocol are incompatible with traditional corporate structures. A centralized entity, bound by fiduciary obligations to maximize shareholder equity, introduces a fundamental conflict of interest. Such an entity would be structurally incentivized to manipulate the simulation’s parameters—such as issuance rates or fee structures—to optimize for revenue extraction rather than the integrity of the game. Under a centralized administrator, the simulation would cease to be a neutral laboratory and effectively become a rent-seeking platform.</w:t>
       </w:r>
@@ -4154,13 +4139,11 @@
       <w:r>
         <w:t xml:space="preserve">Ultimately, </w:t>
       </w:r>
-      <w:proofErr w:type="spellStart"/>
-      <w:r>
-        <w:t>Ritardo</w:t>
-      </w:r>
-      <w:proofErr w:type="spellEnd"/>
-      <w:r>
-        <w:t xml:space="preserve"> Games functions as a direct intervention in the prevailing economic paradigm of the cryptocurrency sector. The dominant narrative, rooted in the legacy of first-generation blockchain protocols, frames crypto-assets primarily as Sovereign Capital—tools for the decentralized accumulation and storage of value. While revolutionary, this view limits the technology's potential to simple asset ownership.</w:t>
+      <w:r>
+        <w:t>Gini.gg</w:t>
+      </w:r>
+      <w:r>
+        <w:t xml:space="preserve"> functions as a direct intervention in the prevailing economic paradigm of the cryptocurrency sector. The dominant narrative, rooted in the legacy of first-generation blockchain protocols, frames crypto-assets primarily as Sovereign Capital—tools for the decentralized accumulation and storage of value. While revolutionary, this view limits the technology's potential to simple asset ownership.</w:t>
       </w:r>
     </w:p>
     <w:p>
@@ -4183,13 +4166,11 @@
           <w:bCs/>
         </w:rPr>
       </w:pPr>
-      <w:proofErr w:type="spellStart"/>
-      <w:r>
-        <w:t>Ritardo</w:t>
-      </w:r>
-      <w:proofErr w:type="spellEnd"/>
-      <w:r>
-        <w:t xml:space="preserve"> Games represents the practical application of this shift. It is a proof-of-concept designed to demonstrate that the highest utility of distributed ledger technology lies not in speculative accumulation, but in the capacity to engineer more equitable, self-governing systems of human organization.</w:t>
+      <w:r>
+        <w:t>Gini.gg</w:t>
+      </w:r>
+      <w:r>
+        <w:t xml:space="preserve"> represents the practical application of this shift. It is a proof-of-concept designed to demonstrate that the highest utility of distributed ledger technology lies not in speculative accumulation, but in the capacity to engineer more equitable, self-governing systems of human organization.</w:t>
       </w:r>
     </w:p>
     <w:p>
@@ -4264,19 +4245,17 @@
         </w:rPr>
         <w:t xml:space="preserve">he structural integrity of the </w:t>
       </w:r>
-      <w:proofErr w:type="spellStart"/>
       <w:r>
         <w:rPr>
           <w:rFonts w:eastAsiaTheme="majorEastAsia" w:cstheme="minorHAnsi"/>
         </w:rPr>
-        <w:t>Ritardo</w:t>
-      </w:r>
-      <w:proofErr w:type="spellEnd"/>
+        <w:t>Gini.gg protocol</w:t>
+      </w:r>
       <w:r>
         <w:rPr>
           <w:rFonts w:eastAsiaTheme="majorEastAsia" w:cstheme="minorHAnsi"/>
         </w:rPr>
-        <w:t xml:space="preserve"> protocol necessitates a departure from traditional corporate governance. A centralized entity, subject to external regulatory pressure and internal profit motives, poses an existential risk to the game’s immutability. Such an entity retains the capacity to arbitrarily alter payout structures or intervene in market dynamics, thereby undermining the simulation's validity.</w:t>
+        <w:t xml:space="preserve"> necessitates a departure from traditional corporate governance. A centralized entity, subject to external regulatory pressure and internal profit motives, poses an existential risk to the game’s immutability. Such an entity retains the capacity to arbitrarily alter payout structures or intervene in market dynamics, thereby undermining the simulation's validity.</w:t>
       </w:r>
     </w:p>
     <w:p>
@@ -4414,14 +4393,12 @@
         </w:rPr>
         <w:t xml:space="preserve">The operational logic of the </w:t>
       </w:r>
-      <w:proofErr w:type="spellStart"/>
       <w:r>
         <w:rPr>
           <w:rFonts w:eastAsiaTheme="majorEastAsia" w:cstheme="minorHAnsi"/>
         </w:rPr>
-        <w:t>Ritardo</w:t>
-      </w:r>
-      <w:proofErr w:type="spellEnd"/>
+        <w:t>Gini.gg</w:t>
+      </w:r>
       <w:r>
         <w:rPr>
           <w:rFonts w:eastAsiaTheme="majorEastAsia" w:cstheme="minorHAnsi"/>
@@ -4588,7 +4565,19 @@
         <w:rPr>
           <w:rFonts w:eastAsiaTheme="majorEastAsia" w:cstheme="minorHAnsi"/>
         </w:rPr>
-        <w:t>Policy. $RTD holders actively vote on how to deploy this capital—optimizing between token buybacks, liquidity provision, or treasury expansion—thereby creating value through collective asset management</w:t>
+        <w:t xml:space="preserve">Policy. </w:t>
+      </w:r>
+      <w:r>
+        <w:rPr>
+          <w:rFonts w:eastAsiaTheme="majorEastAsia" w:cstheme="minorHAnsi"/>
+        </w:rPr>
+        <w:t>$GINI</w:t>
+      </w:r>
+      <w:r>
+        <w:rPr>
+          <w:rFonts w:eastAsiaTheme="majorEastAsia" w:cstheme="minorHAnsi"/>
+        </w:rPr>
+        <w:t xml:space="preserve"> holders actively vote on how to deploy this capital—optimizing between token buybacks, liquidity provision, or treasury expansion—thereby creating value through collective asset management</w:t>
       </w:r>
     </w:p>
     <w:p>
@@ -4641,19 +4630,17 @@
         </w:rPr>
         <w:t xml:space="preserve">To balance the competing needs of broad participation (inclusivity) and cryptographic security (safety), </w:t>
       </w:r>
-      <w:proofErr w:type="spellStart"/>
       <w:r>
         <w:rPr>
           <w:rFonts w:eastAsiaTheme="majorEastAsia" w:cstheme="minorHAnsi"/>
         </w:rPr>
-        <w:t>Ritardo</w:t>
-      </w:r>
-      <w:proofErr w:type="spellEnd"/>
+        <w:t>Gini.gg</w:t>
+      </w:r>
       <w:r>
         <w:rPr>
           <w:rFonts w:eastAsiaTheme="majorEastAsia" w:cstheme="minorHAnsi"/>
         </w:rPr>
-        <w:t xml:space="preserve"> Games employs a </w:t>
+        <w:t xml:space="preserve"> employs a </w:t>
       </w:r>
       <w:r>
         <w:rPr>
@@ -4784,7 +4771,19 @@
         <w:rPr>
           <w:rFonts w:eastAsiaTheme="majorEastAsia" w:cstheme="minorHAnsi"/>
         </w:rPr>
-        <w:t> Voting is conducted via cryptographic signatures rather than on-chain transactions. This incurs zero gas costs, removing economic barriers to entry and ensuring that governance remains accessible to all $RTD holders, regardless of portfolio size.</w:t>
+        <w:t xml:space="preserve"> Voting is conducted via cryptographic signatures rather than on-chain transactions. This incurs zero gas costs, removing economic barriers to entry and ensuring that governance remains accessible to all </w:t>
+      </w:r>
+      <w:r>
+        <w:rPr>
+          <w:rFonts w:eastAsiaTheme="majorEastAsia" w:cstheme="minorHAnsi"/>
+        </w:rPr>
+        <w:t>$GINI</w:t>
+      </w:r>
+      <w:r>
+        <w:rPr>
+          <w:rFonts w:eastAsiaTheme="majorEastAsia" w:cstheme="minorHAnsi"/>
+        </w:rPr>
+        <w:t xml:space="preserve"> holders, regardless of portfolio size.</w:t>
       </w:r>
     </w:p>
     <w:p>
@@ -4810,7 +4809,19 @@
         <w:rPr>
           <w:rFonts w:eastAsiaTheme="majorEastAsia" w:cstheme="minorHAnsi"/>
         </w:rPr>
-        <w:t> To prevent "governance attacks" (where an actor borrows tokens just to swing a vote), voting power is calculated based on a historical block checkpoint. A user’s influence is determined by their staked $RTD balance </w:t>
+        <w:t xml:space="preserve"> To prevent "governance attacks" (where an actor borrows tokens just to swing a vote), voting power is calculated based on a historical block checkpoint. A user’s influence is determined by their staked </w:t>
+      </w:r>
+      <w:r>
+        <w:rPr>
+          <w:rFonts w:eastAsiaTheme="majorEastAsia" w:cstheme="minorHAnsi"/>
+        </w:rPr>
+        <w:t>$GINI</w:t>
+      </w:r>
+      <w:r>
+        <w:rPr>
+          <w:rFonts w:eastAsiaTheme="majorEastAsia" w:cstheme="minorHAnsi"/>
+        </w:rPr>
+        <w:t xml:space="preserve"> balance </w:t>
       </w:r>
       <w:r>
         <w:rPr>
@@ -4965,23 +4976,21 @@
         </w:rPr>
         <w:t> As managers of the </w:t>
       </w:r>
-      <w:proofErr w:type="spellStart"/>
       <w:r>
         <w:rPr>
           <w:rFonts w:eastAsiaTheme="majorEastAsia" w:cstheme="minorHAnsi"/>
           <w:b/>
           <w:bCs/>
         </w:rPr>
-        <w:t>Ritardo</w:t>
-      </w:r>
-      <w:proofErr w:type="spellEnd"/>
+        <w:t>Gini.gg</w:t>
+      </w:r>
       <w:r>
         <w:rPr>
           <w:rFonts w:eastAsiaTheme="majorEastAsia" w:cstheme="minorHAnsi"/>
           <w:b/>
           <w:bCs/>
         </w:rPr>
-        <w:t xml:space="preserve"> Games DAO LLC</w:t>
+        <w:t xml:space="preserve"> DAO LLC</w:t>
       </w:r>
       <w:r>
         <w:rPr>
@@ -5174,7 +5183,19 @@
         <w:rPr>
           <w:rFonts w:eastAsiaTheme="majorEastAsia" w:cstheme="minorHAnsi"/>
         </w:rPr>
-        <w:t> $RTD holders sign messages to cast votes. If the defined quorum and majority thresholds are met, the proposal is considered "Passed."</w:t>
+        <w:t> </w:t>
+      </w:r>
+      <w:r>
+        <w:rPr>
+          <w:rFonts w:eastAsiaTheme="majorEastAsia" w:cstheme="minorHAnsi"/>
+        </w:rPr>
+        <w:t>$GINI</w:t>
+      </w:r>
+      <w:r>
+        <w:rPr>
+          <w:rFonts w:eastAsiaTheme="majorEastAsia" w:cstheme="minorHAnsi"/>
+        </w:rPr>
+        <w:t xml:space="preserve"> holders sign messages to cast votes. If the defined quorum and majority thresholds are met, the proposal is considered "Passed."</w:t>
       </w:r>
     </w:p>
     <w:p>
@@ -5339,13 +5360,11 @@
       <w:r>
         <w:t xml:space="preserve">To ensure the protocol operates with the necessary throughput, security, and economic efficiency, the </w:t>
       </w:r>
-      <w:proofErr w:type="spellStart"/>
-      <w:r>
-        <w:t>Ritardo</w:t>
-      </w:r>
-      <w:proofErr w:type="spellEnd"/>
-      <w:r>
-        <w:t xml:space="preserve"> Games simulation will be deployed on </w:t>
+      <w:r>
+        <w:t>Gini.gg</w:t>
+      </w:r>
+      <w:r>
+        <w:t xml:space="preserve"> simulation will be deployed on </w:t>
       </w:r>
       <w:r>
         <w:rPr>
@@ -5503,13 +5522,11 @@
       <w:r>
         <w:t xml:space="preserve">The mechanics of </w:t>
       </w:r>
-      <w:proofErr w:type="spellStart"/>
-      <w:r>
-        <w:t>Ritardo</w:t>
-      </w:r>
-      <w:proofErr w:type="spellEnd"/>
-      <w:r>
-        <w:t xml:space="preserve"> Games are not arbitrary gamification elements; they are the rigorous codification of the philosophical conflict outlined in Part I. Every rule is designed to ensure fairness, enforce accountability, and isolate the variables of economic ideology.</w:t>
+      <w:r>
+        <w:t>Gini.gg</w:t>
+      </w:r>
+      <w:r>
+        <w:t xml:space="preserve"> are not arbitrary gamification elements; they are the rigorous codification of the philosophical conflict outlined in Part I. Every rule is designed to ensure fairness, enforce accountability, and isolate the variables of economic ideology.</w:t>
       </w:r>
     </w:p>
     <w:p>
@@ -5708,14 +5725,7 @@
         <w:t>(</w:t>
       </w:r>
       <w:r>
-        <w:t>$</w:t>
-      </w:r>
-      <w:r>
-        <w:rPr>
-          <w:i/>
-          <w:iCs/>
-        </w:rPr>
-        <w:t>RTD</w:t>
+        <w:t>$GINI</w:t>
       </w:r>
       <w:r>
         <w:t>),</w:t>
@@ -5753,23 +5763,43 @@
         <w:t>The Mechanism:</w:t>
       </w:r>
       <w:r>
-        <w:t> This check is atomic. Before any transaction (mint or trade) is processed, the smart contract queries the </w:t>
-      </w:r>
-      <w:proofErr w:type="spellStart"/>
-      <w:r>
-        <w:t>RTD.sol</w:t>
-      </w:r>
-      <w:proofErr w:type="spellEnd"/>
-      <w:r>
-        <w:t> contract. If the user’s governance collateral falls below the required threshold relative to the transaction value, the interaction reverts.</w:t>
-      </w:r>
-    </w:p>
-    <w:p>
-      <w:pPr>
-        <w:spacing w:after="120"/>
-      </w:pPr>
+        <w:t> </w:t>
+      </w:r>
+      <w:r>
+        <w:t>This check is atomic. Before any transaction (mint or trade) is processed, the smart contract verifies the user's staked balance against a </w:t>
+      </w:r>
+      <w:r>
+        <w:rPr>
+          <w:b/>
+          <w:bCs/>
+        </w:rPr>
+        <w:t>Static Collateral Ratio</w:t>
+      </w:r>
+      <w:r>
+        <w:t xml:space="preserve"> defined for the season (e.g., 10 </w:t>
+      </w:r>
+      <w:r>
+        <w:t>$GINI</w:t>
+      </w:r>
+      <w:r>
+        <w:t xml:space="preserve"> required per 100 $FIM held). This ensures deterministic access </w:t>
+      </w:r>
       <w:r>
         <w:lastRenderedPageBreak/>
+        <w:t xml:space="preserve">requirements while maintaining the high-water mark logic: a single pool of staked </w:t>
+      </w:r>
+      <w:r>
+        <w:t>$GINI</w:t>
+      </w:r>
+      <w:r>
+        <w:t xml:space="preserve"> can collateralize multiple concurrent seasons, provided the user meets the maximum requirement of any single active game.</w:t>
+      </w:r>
+    </w:p>
+    <w:p>
+      <w:pPr>
+        <w:spacing w:after="120"/>
+      </w:pPr>
+      <w:r>
         <w:t>This mechanism ensures </w:t>
       </w:r>
       <w:r>
@@ -6096,11 +6126,9 @@
         <w:br/>
         <w:t xml:space="preserve">Unlike standard Decentralized Exchanges (AMMs) which obscure individual actors behind liquidity pools, the </w:t>
       </w:r>
-      <w:proofErr w:type="spellStart"/>
-      <w:r>
-        <w:t>Ritardo</w:t>
-      </w:r>
-      <w:proofErr w:type="spellEnd"/>
+      <w:r>
+        <w:t>Gini.gg</w:t>
+      </w:r>
       <w:r>
         <w:t xml:space="preserve"> Exchange utilizes a </w:t>
       </w:r>
@@ -6167,6 +6195,7 @@
           <w:b/>
           <w:bCs/>
         </w:rPr>
+        <w:lastRenderedPageBreak/>
         <w:t>Strategic Rationale:</w:t>
       </w:r>
       <w:r>
@@ -6180,11 +6209,7 @@
         <w:t>distributional impact</w:t>
       </w:r>
       <w:r>
-        <w:t xml:space="preserve">. Selling to a "whale" increases the Gini (aiding Capitalism); selling to </w:t>
-      </w:r>
-      <w:r>
-        <w:lastRenderedPageBreak/>
-        <w:t>a low-net-worth player decreases the Gini (aiding Socialism). By exposing the counterparty's identity, the contract transforms every trade into a political act.</w:t>
+        <w:t>. Selling to a "whale" increases the Gini (aiding Capitalism); selling to a low-net-worth player decreases the Gini (aiding Socialism). By exposing the counterparty's identity, the contract transforms every trade into a political act.</w:t>
       </w:r>
     </w:p>
     <w:p>
@@ -6581,36 +6606,25 @@
     <w:p>
       <w:pPr>
         <w:spacing w:after="120"/>
-        <w:rPr>
-          <w:lang w:val="en-DE"/>
-        </w:rPr>
-      </w:pPr>
-      <w:r>
-        <w:rPr>
-          <w:b/>
-          <w:bCs/>
-          <w:lang w:val="en-DE"/>
+      </w:pPr>
+      <w:r>
+        <w:rPr>
+          <w:b/>
+          <w:bCs/>
         </w:rPr>
         <w:t>The Existential Threshold (Dust Filter):</w:t>
       </w:r>
       <w:r>
-        <w:rPr>
-          <w:lang w:val="en-DE"/>
-        </w:rPr>
         <w:t> To prevent "Population Inflation" attacks—where an actor creates thousands of distinct wallets with negligible balances to artificially skew the inequality metric—the Gini calculation enforces a </w:t>
       </w:r>
       <w:r>
         <w:rPr>
           <w:b/>
           <w:bCs/>
-          <w:lang w:val="en-DE"/>
         </w:rPr>
         <w:t>Minimum Balance Threshold</w:t>
       </w:r>
       <w:r>
-        <w:rPr>
-          <w:lang w:val="en-DE"/>
-        </w:rPr>
         <w:t>. Only wallets holding </w:t>
       </w:r>
     </w:p>
@@ -6619,247 +6633,129 @@
         <w:spacing w:after="120"/>
       </w:pPr>
       <w:r>
-        <w:rPr>
-          <w:lang w:val="en-DE"/>
-        </w:rPr>
         <w:t>FIM</w:t>
       </w:r>
       <w:r>
-        <w:rPr>
-          <w:lang w:val="en-DE"/>
-        </w:rPr>
         <w:t xml:space="preserve"> </w:t>
       </w:r>
       <w:r>
-        <w:rPr>
-          <w:lang w:val="en-DE"/>
-        </w:rPr>
         <w:t>above</w:t>
       </w:r>
       <w:r>
-        <w:rPr>
-          <w:lang w:val="en-DE"/>
-        </w:rPr>
         <w:t xml:space="preserve"> </w:t>
       </w:r>
       <w:r>
-        <w:rPr>
-          <w:lang w:val="en-DE"/>
-        </w:rPr>
         <w:t>this</w:t>
       </w:r>
       <w:r>
-        <w:rPr>
-          <w:lang w:val="en-DE"/>
-        </w:rPr>
         <w:t xml:space="preserve"> </w:t>
       </w:r>
       <w:r>
-        <w:rPr>
-          <w:lang w:val="en-DE"/>
-        </w:rPr>
         <w:t>threshold</w:t>
       </w:r>
       <w:r>
-        <w:rPr>
-          <w:lang w:val="en-DE"/>
-        </w:rPr>
         <w:t xml:space="preserve"> </w:t>
       </w:r>
       <w:r>
-        <w:rPr>
-          <w:lang w:val="en-DE"/>
-        </w:rPr>
         <w:t>(defined</w:t>
       </w:r>
       <w:r>
-        <w:rPr>
-          <w:lang w:val="en-DE"/>
-        </w:rPr>
         <w:t xml:space="preserve"> </w:t>
       </w:r>
       <w:r>
-        <w:rPr>
-          <w:lang w:val="en-DE"/>
-        </w:rPr>
         <w:t>in</w:t>
       </w:r>
       <w:r>
-        <w:rPr>
-          <w:lang w:val="en-DE"/>
-        </w:rPr>
         <w:t xml:space="preserve"> </w:t>
       </w:r>
       <w:r>
-        <w:rPr>
-          <w:lang w:val="en-DE"/>
-        </w:rPr>
         <w:t>the</w:t>
       </w:r>
       <w:r>
-        <w:rPr>
-          <w:lang w:val="en-DE"/>
-        </w:rPr>
         <w:t xml:space="preserve"> </w:t>
       </w:r>
       <w:r>
-        <w:rPr>
-          <w:lang w:val="en-DE"/>
-        </w:rPr>
         <w:t>‘</w:t>
       </w:r>
       <w:proofErr w:type="spellStart"/>
       <w:proofErr w:type="gramStart"/>
       <w:r>
-        <w:rPr>
-          <w:lang w:val="en-DE"/>
-        </w:rPr>
         <w:t>SeasonManifest</w:t>
       </w:r>
       <w:proofErr w:type="spellEnd"/>
       <w:r>
-        <w:rPr>
-          <w:lang w:val="en-DE"/>
-        </w:rPr>
         <w:t>‘</w:t>
       </w:r>
       <w:proofErr w:type="gramEnd"/>
       <w:r>
-        <w:rPr>
-          <w:lang w:val="en-DE"/>
-        </w:rPr>
         <w:t>,</w:t>
       </w:r>
       <w:r>
-        <w:rPr>
-          <w:lang w:val="en-DE"/>
-        </w:rPr>
         <w:t xml:space="preserve"> </w:t>
       </w:r>
       <w:r>
-        <w:rPr>
-          <w:lang w:val="en-DE"/>
-        </w:rPr>
         <w:t>e.g.,</w:t>
       </w:r>
       <w:r>
-        <w:rPr>
-          <w:lang w:val="en-DE"/>
-        </w:rPr>
         <w:t xml:space="preserve"> </w:t>
       </w:r>
       <w:r>
-        <w:rPr>
-          <w:lang w:val="en-DE"/>
-        </w:rPr>
         <w:t>5</w:t>
       </w:r>
       <w:r>
-        <w:rPr>
-          <w:lang w:val="en-DE"/>
-        </w:rPr>
         <w:t xml:space="preserve"> </w:t>
       </w:r>
-      <w:r>
-        <w:rPr>
-          <w:lang w:val="en-DE"/>
-        </w:rPr>
+      <w:proofErr w:type="gramStart"/>
+      <w:r>
         <w:t>units</w:t>
       </w:r>
       <w:r>
-        <w:rPr>
-          <w:lang w:val="en-DE"/>
-        </w:rPr>
         <w:t xml:space="preserve"> </w:t>
       </w:r>
       <w:r>
-        <w:rPr>
-          <w:lang w:val="en-DE"/>
-        </w:rPr>
         <w:t>)</w:t>
       </w:r>
-      <w:r>
-        <w:rPr>
-          <w:lang w:val="en-DE"/>
-        </w:rPr>
+      <w:proofErr w:type="gramEnd"/>
+      <w:r>
         <w:t xml:space="preserve"> </w:t>
       </w:r>
       <w:r>
-        <w:rPr>
-          <w:lang w:val="en-DE"/>
-        </w:rPr>
         <w:t>are</w:t>
       </w:r>
       <w:r>
-        <w:rPr>
-          <w:lang w:val="en-DE"/>
-        </w:rPr>
         <w:t xml:space="preserve"> </w:t>
       </w:r>
       <w:r>
-        <w:rPr>
-          <w:lang w:val="en-DE"/>
-        </w:rPr>
         <w:t>included</w:t>
       </w:r>
       <w:r>
-        <w:rPr>
-          <w:lang w:val="en-DE"/>
-        </w:rPr>
         <w:t xml:space="preserve"> </w:t>
       </w:r>
       <w:r>
-        <w:rPr>
-          <w:lang w:val="en-DE"/>
-        </w:rPr>
         <w:t>in</w:t>
       </w:r>
       <w:r>
-        <w:rPr>
-          <w:lang w:val="en-DE"/>
-        </w:rPr>
         <w:t xml:space="preserve"> </w:t>
       </w:r>
       <w:r>
-        <w:rPr>
-          <w:lang w:val="en-DE"/>
-        </w:rPr>
         <w:t>the</w:t>
       </w:r>
       <w:r>
-        <w:rPr>
-          <w:lang w:val="en-DE"/>
-        </w:rPr>
         <w:t xml:space="preserve"> </w:t>
       </w:r>
       <w:r>
-        <w:rPr>
-          <w:lang w:val="en-DE"/>
-        </w:rPr>
         <w:t>population</w:t>
       </w:r>
       <w:r>
-        <w:rPr>
-          <w:lang w:val="en-DE"/>
-        </w:rPr>
         <w:t xml:space="preserve"> </w:t>
       </w:r>
       <w:r>
-        <w:rPr>
-          <w:lang w:val="en-DE"/>
-        </w:rPr>
         <w:t>count</w:t>
       </w:r>
       <w:r>
-        <w:rPr>
-          <w:lang w:val="en-DE"/>
-        </w:rPr>
         <w:t xml:space="preserve">. </w:t>
       </w:r>
       <w:r>
-        <w:rPr>
-          <w:lang w:val="en-DE"/>
-        </w:rPr>
         <w:t>Wallets below this amount are mathematically excluded from the state calculation.</w:t>
       </w:r>
     </w:p>
@@ -6877,6 +6773,7 @@
         <w:pStyle w:val="Heading3"/>
       </w:pPr>
       <w:r>
+        <w:lastRenderedPageBreak/>
         <w:t>Phase III: Settlement and Payout Logic</w:t>
       </w:r>
     </w:p>
@@ -6906,7 +6803,6 @@
         <w:spacing w:after="120"/>
       </w:pPr>
       <w:r>
-        <w:lastRenderedPageBreak/>
         <w:t>Upon the triggering of a victory condition, the </w:t>
       </w:r>
       <w:proofErr w:type="spellStart"/>
@@ -7331,6 +7227,7 @@
         </w:numPr>
       </w:pPr>
       <w:r>
+        <w:lastRenderedPageBreak/>
         <w:t>Winning Payout Logic (The Progress Share): This portion of the Prize Pool is paid out entirely according to the rules of the </w:t>
       </w:r>
       <w:proofErr w:type="spellStart"/>
@@ -7354,7 +7251,6 @@
         </w:numPr>
       </w:pPr>
       <w:r>
-        <w:lastRenderedPageBreak/>
         <w:t>Draw Payout Logic (The Residual Share): This remaining portion is paid out according to the original Draw condition: returned to all players proportionally based on their final </w:t>
       </w:r>
       <w:r>
@@ -7412,21 +7308,19 @@
         </w:rPr>
         <w:t xml:space="preserve">The </w:t>
       </w:r>
-      <w:proofErr w:type="spellStart"/>
-      <w:r>
-        <w:rPr>
-          <w:rFonts w:cstheme="minorHAnsi"/>
-          <w:color w:val="000000" w:themeColor="text1"/>
-        </w:rPr>
-        <w:t>Ritardo</w:t>
-      </w:r>
-      <w:proofErr w:type="spellEnd"/>
-      <w:r>
-        <w:rPr>
-          <w:rFonts w:cstheme="minorHAnsi"/>
-          <w:color w:val="000000" w:themeColor="text1"/>
-        </w:rPr>
-        <w:t xml:space="preserve"> Games protocol utilizes a modular architecture anchored in the </w:t>
+      <w:r>
+        <w:rPr>
+          <w:rFonts w:cstheme="minorHAnsi"/>
+          <w:color w:val="000000" w:themeColor="text1"/>
+        </w:rPr>
+        <w:t>Gini.gg</w:t>
+      </w:r>
+      <w:r>
+        <w:rPr>
+          <w:rFonts w:cstheme="minorHAnsi"/>
+          <w:color w:val="000000" w:themeColor="text1"/>
+        </w:rPr>
+        <w:t xml:space="preserve"> protocol utilizes a modular architecture anchored in the </w:t>
       </w:r>
       <w:r>
         <w:rPr>
@@ -7601,7 +7495,21 @@
           <w:rFonts w:cstheme="minorHAnsi"/>
           <w:color w:val="000000" w:themeColor="text1"/>
         </w:rPr>
-        <w:t> $RTD serves a critical security function as the collateral anchor for the game. The contract provides view functions used by seasonal contracts to verify that a participant holds the required 10% collateral ratio relative to their seasonal game exposure.</w:t>
+        <w:t> </w:t>
+      </w:r>
+      <w:r>
+        <w:rPr>
+          <w:rFonts w:cstheme="minorHAnsi"/>
+          <w:color w:val="000000" w:themeColor="text1"/>
+        </w:rPr>
+        <w:t>$GINI</w:t>
+      </w:r>
+      <w:r>
+        <w:rPr>
+          <w:rFonts w:cstheme="minorHAnsi"/>
+          <w:color w:val="000000" w:themeColor="text1"/>
+        </w:rPr>
+        <w:t xml:space="preserve"> serves a critical security function as the collateral anchor for the game. The contract provides view functions used by seasonal contracts to verify that a participant holds the required 10% collateral ratio relative to their seasonal game exposure.</w:t>
       </w:r>
       <w:r>
         <w:rPr>
@@ -7637,7 +7545,21 @@
           <w:rFonts w:cstheme="minorHAnsi"/>
           <w:color w:val="000000" w:themeColor="text1"/>
         </w:rPr>
-        <w:t> The token utilizes a rigid supply model (1,000,000,000 $RTD), minted once at the Token Generation Event (TGE) to prevent arbitrary dilution.</w:t>
+        <w:t xml:space="preserve"> The token utilizes a rigid supply model (1,000,000,000 </w:t>
+      </w:r>
+      <w:r>
+        <w:rPr>
+          <w:rFonts w:cstheme="minorHAnsi"/>
+          <w:color w:val="000000" w:themeColor="text1"/>
+        </w:rPr>
+        <w:t>$GINI</w:t>
+      </w:r>
+      <w:r>
+        <w:rPr>
+          <w:rFonts w:cstheme="minorHAnsi"/>
+          <w:color w:val="000000" w:themeColor="text1"/>
+        </w:rPr>
+        <w:t>), minted once at the Token Generation Event (TGE) to prevent arbitrary dilution.</w:t>
       </w:r>
     </w:p>
     <w:p>
@@ -7679,6 +7601,7 @@
         <w:rPr>
           <w:rFonts w:cstheme="minorHAnsi"/>
           <w:color w:val="000000" w:themeColor="text1"/>
+          <w:lang w:val="en-DE"/>
         </w:rPr>
       </w:pPr>
       <w:r>
@@ -7695,19 +7618,41 @@
           <w:rFonts w:cstheme="minorHAnsi"/>
           <w:color w:val="000000" w:themeColor="text1"/>
         </w:rPr>
-        <w:t> This contract is the cornerstone of protocol security. It manages the staking of $RTD to enforce the "Skin in the Game" rule and track voting power.</w:t>
-      </w:r>
-      <w:r>
-        <w:rPr>
-          <w:rFonts w:cstheme="minorHAnsi"/>
-          <w:color w:val="000000" w:themeColor="text1"/>
-        </w:rPr>
-        <w:t xml:space="preserve"> It </w:t>
-      </w:r>
-      <w:r>
-        <w:rPr>
-          <w:rFonts w:cstheme="minorHAnsi"/>
-          <w:color w:val="000000" w:themeColor="text1"/>
+        <w:t xml:space="preserve"> This contract is the cornerstone of protocol security. It manages the staking of </w:t>
+      </w:r>
+      <w:r>
+        <w:rPr>
+          <w:rFonts w:cstheme="minorHAnsi"/>
+          <w:color w:val="000000" w:themeColor="text1"/>
+        </w:rPr>
+        <w:t>$GINI</w:t>
+      </w:r>
+      <w:r>
+        <w:rPr>
+          <w:rFonts w:cstheme="minorHAnsi"/>
+          <w:color w:val="000000" w:themeColor="text1"/>
+        </w:rPr>
+        <w:t xml:space="preserve"> to enforce the "Skin in the Game" rule and track voting power.</w:t>
+      </w:r>
+      <w:r>
+        <w:rPr>
+          <w:rFonts w:cstheme="minorHAnsi"/>
+          <w:color w:val="000000" w:themeColor="text1"/>
+        </w:rPr>
+        <w:t xml:space="preserve"> </w:t>
+      </w:r>
+      <w:r>
+        <w:rPr>
+          <w:rFonts w:cstheme="minorHAnsi"/>
+          <w:color w:val="000000" w:themeColor="text1"/>
+        </w:rPr>
+        <w:t xml:space="preserve">It </w:t>
+      </w:r>
+      <w:r>
+        <w:rPr>
+          <w:rFonts w:cstheme="minorHAnsi"/>
+          <w:color w:val="000000" w:themeColor="text1"/>
+          <w:lang w:val="en-DE"/>
         </w:rPr>
         <w:t>enforces the </w:t>
       </w:r>
@@ -7717,6 +7662,7 @@
           <w:b/>
           <w:bCs/>
           <w:color w:val="000000" w:themeColor="text1"/>
+          <w:lang w:val="en-DE"/>
         </w:rPr>
         <w:t>High-Water Mark (MAX)</w:t>
       </w:r>
@@ -7724,15 +7670,33 @@
         <w:rPr>
           <w:rFonts w:cstheme="minorHAnsi"/>
           <w:color w:val="000000" w:themeColor="text1"/>
-        </w:rPr>
-        <w:t> rule. It uses a price oracle (Uniswap V3) to calculate the RTD</w:t>
-      </w:r>
-      <w:r>
-        <w:rPr>
-          <w:rFonts w:cstheme="minorHAnsi"/>
-          <w:i/>
-          <w:iCs/>
-          <w:color w:val="000000" w:themeColor="text1"/>
+          <w:lang w:val="en-DE"/>
+        </w:rPr>
+        <w:t> rule using a </w:t>
+      </w:r>
+      <w:r>
+        <w:rPr>
+          <w:rFonts w:cstheme="minorHAnsi"/>
+          <w:b/>
+          <w:bCs/>
+          <w:color w:val="000000" w:themeColor="text1"/>
+          <w:lang w:val="en-DE"/>
+        </w:rPr>
+        <w:t>Static Ratio</w:t>
+      </w:r>
+      <w:r>
+        <w:rPr>
+          <w:rFonts w:cstheme="minorHAnsi"/>
+          <w:color w:val="000000" w:themeColor="text1"/>
+          <w:lang w:val="en-DE"/>
+        </w:rPr>
+        <w:t> model. The collateral requirement is fixed per season, ensuring deterministic access without reliance on external price feeds. A single RTD</w:t>
+      </w:r>
+      <w:r>
+        <w:rPr>
+          <w:rFonts w:cstheme="minorHAnsi"/>
+          <w:color w:val="000000" w:themeColor="text1"/>
+          <w:lang w:val="en-DE"/>
         </w:rPr>
         <w:t xml:space="preserve"> </w:t>
       </w:r>
@@ -7740,37 +7704,40 @@
         <w:rPr>
           <w:rFonts w:cstheme="minorHAnsi"/>
           <w:color w:val="000000" w:themeColor="text1"/>
-        </w:rPr>
-        <w:t>collateral requirement. A single RTD stake can collateralize multiple active seasons up to the highest required amount.</w:t>
-      </w:r>
-    </w:p>
-    <w:p>
-      <w:pPr>
+          <w:lang w:val="en-DE"/>
+        </w:rPr>
+        <w:t>stake can collateralize multiple active seasons simultaneously, provided the user meets the maximum requirement of any single season they are participating in.</w:t>
+      </w:r>
+    </w:p>
+    <w:p>
+      <w:pPr>
+        <w:pStyle w:val="ListParagraph"/>
         <w:numPr>
           <w:ilvl w:val="0"/>
           <w:numId w:val="26"/>
         </w:numPr>
-        <w:spacing w:after="120"/>
-        <w:rPr>
-          <w:rFonts w:cstheme="minorHAnsi"/>
-          <w:color w:val="000000" w:themeColor="text1"/>
-        </w:rPr>
-      </w:pPr>
-      <w:r>
-        <w:rPr>
-          <w:rFonts w:cstheme="minorHAnsi"/>
-          <w:b/>
-          <w:bCs/>
-          <w:color w:val="000000" w:themeColor="text1"/>
-        </w:rPr>
-        <w:t>Checkpointing Logic:</w:t>
-      </w:r>
-      <w:r>
-        <w:rPr>
-          <w:rFonts w:cstheme="minorHAnsi"/>
-          <w:color w:val="000000" w:themeColor="text1"/>
-        </w:rPr>
-        <w:t> The contract utilizes </w:t>
+        <w:rPr>
+          <w:rFonts w:cstheme="minorHAnsi"/>
+          <w:b/>
+          <w:bCs/>
+          <w:color w:val="000000" w:themeColor="text1"/>
+        </w:rPr>
+      </w:pPr>
+      <w:r>
+        <w:rPr>
+          <w:rFonts w:cstheme="minorHAnsi"/>
+          <w:b/>
+          <w:bCs/>
+          <w:color w:val="000000" w:themeColor="text1"/>
+        </w:rPr>
+        <w:t xml:space="preserve">Policy Snapshotting: </w:t>
+      </w:r>
+      <w:r>
+        <w:rPr>
+          <w:rFonts w:cstheme="minorHAnsi"/>
+          <w:color w:val="000000" w:themeColor="text1"/>
+        </w:rPr>
+        <w:t xml:space="preserve">The contract utilizes </w:t>
       </w:r>
       <w:r>
         <w:rPr>
@@ -7786,7 +7753,7 @@
           <w:rFonts w:cstheme="minorHAnsi"/>
           <w:color w:val="000000" w:themeColor="text1"/>
         </w:rPr>
-        <w:t>. It records balances at specific block heights, allowing off-chain governance interfaces (Snapshot) to accurately query voting power based on a user's staked balance at the time a proposal was created.</w:t>
+        <w:t xml:space="preserve"> to record balances at specific block heights, allowing off-chain governance interfaces to accurately query voting power based on a user's staked balance.</w:t>
       </w:r>
     </w:p>
     <w:p>
@@ -7831,7 +7798,21 @@
           <w:rFonts w:cstheme="minorHAnsi"/>
           <w:color w:val="000000" w:themeColor="text1"/>
         </w:rPr>
-        <w:t xml:space="preserve"> $RTD if doing so would drop their balance below the requirement for an active game season in which they are participating.</w:t>
+        <w:t xml:space="preserve"> </w:t>
+      </w:r>
+      <w:r>
+        <w:rPr>
+          <w:rFonts w:cstheme="minorHAnsi"/>
+          <w:color w:val="000000" w:themeColor="text1"/>
+        </w:rPr>
+        <w:t>$GINI</w:t>
+      </w:r>
+      <w:r>
+        <w:rPr>
+          <w:rFonts w:cstheme="minorHAnsi"/>
+          <w:color w:val="000000" w:themeColor="text1"/>
+        </w:rPr>
+        <w:t xml:space="preserve"> if doing so would drop their balance below the requirement for an active game season in which they are participating.</w:t>
       </w:r>
     </w:p>
     <w:p>
@@ -8165,14 +8146,46 @@
           <w:color w:val="000000" w:themeColor="text1"/>
         </w:rPr>
         <w:lastRenderedPageBreak/>
-        <w:t>Credible Policy:</w:t>
-      </w:r>
-      <w:r>
-        <w:rPr>
-          <w:rFonts w:cstheme="minorHAnsi"/>
-          <w:color w:val="000000" w:themeColor="text1"/>
-        </w:rPr>
-        <w:t xml:space="preserve"> The Treasury manages yield generation via external DeFi protocols. Multi-Ledger Accounting tracks individual season principals separately.</w:t>
+        <w:t>JIT Asset Management:</w:t>
+      </w:r>
+      <w:r>
+        <w:rPr>
+          <w:rFonts w:cstheme="minorHAnsi"/>
+          <w:color w:val="000000" w:themeColor="text1"/>
+        </w:rPr>
+        <w:t xml:space="preserve"> The Treasury utilizes </w:t>
+      </w:r>
+      <w:r>
+        <w:rPr>
+          <w:rFonts w:cstheme="minorHAnsi"/>
+          <w:b/>
+          <w:bCs/>
+          <w:color w:val="000000" w:themeColor="text1"/>
+        </w:rPr>
+        <w:t>Just-In-Time (JIT) Liquidity</w:t>
+      </w:r>
+      <w:r>
+        <w:rPr>
+          <w:rFonts w:cstheme="minorHAnsi"/>
+          <w:color w:val="000000" w:themeColor="text1"/>
+        </w:rPr>
+        <w:t xml:space="preserve">, automatically supplying idle USDC to </w:t>
+      </w:r>
+      <w:proofErr w:type="spellStart"/>
+      <w:r>
+        <w:rPr>
+          <w:rFonts w:cstheme="minorHAnsi"/>
+          <w:color w:val="000000" w:themeColor="text1"/>
+        </w:rPr>
+        <w:t>Aave</w:t>
+      </w:r>
+      <w:proofErr w:type="spellEnd"/>
+      <w:r>
+        <w:rPr>
+          <w:rFonts w:cstheme="minorHAnsi"/>
+          <w:color w:val="000000" w:themeColor="text1"/>
+        </w:rPr>
+        <w:t xml:space="preserve"> V3 to generate yield and withdrawing only when required for payouts.</w:t>
       </w:r>
     </w:p>
     <w:p>
@@ -8194,14 +8207,77 @@
           <w:bCs/>
           <w:color w:val="000000" w:themeColor="text1"/>
         </w:rPr>
-        <w:t>Policy Snapshotting:</w:t>
-      </w:r>
-      <w:r>
-        <w:rPr>
-          <w:rFonts w:cstheme="minorHAnsi"/>
-          <w:color w:val="000000" w:themeColor="text1"/>
-        </w:rPr>
-        <w:t xml:space="preserve"> Economic rules (e.g., Buyback %, Reinvest %) are snapshotted at the start of each season, ensuring the payout policy cannot be retroactively changed by the DAO during the game.</w:t>
+        <w:t>Multi-Ledger Accounting:</w:t>
+      </w:r>
+      <w:r>
+        <w:rPr>
+          <w:rFonts w:cstheme="minorHAnsi"/>
+          <w:color w:val="000000" w:themeColor="text1"/>
+        </w:rPr>
+        <w:t xml:space="preserve"> It tracks </w:t>
+      </w:r>
+      <w:proofErr w:type="spellStart"/>
+      <w:r>
+        <w:rPr>
+          <w:rFonts w:cstheme="minorHAnsi"/>
+          <w:i/>
+          <w:iCs/>
+          <w:color w:val="000000" w:themeColor="text1"/>
+        </w:rPr>
+        <w:t>seasonPrincipals</w:t>
+      </w:r>
+      <w:proofErr w:type="spellEnd"/>
+      <w:r>
+        <w:rPr>
+          <w:rFonts w:cstheme="minorHAnsi"/>
+          <w:color w:val="000000" w:themeColor="text1"/>
+        </w:rPr>
+        <w:t xml:space="preserve"> individually, ensuring that the liabilities of one game season are cryptographically segregated from others.</w:t>
+      </w:r>
+    </w:p>
+    <w:p>
+      <w:pPr>
+        <w:numPr>
+          <w:ilvl w:val="0"/>
+          <w:numId w:val="28"/>
+        </w:numPr>
+        <w:spacing w:after="120"/>
+        <w:rPr>
+          <w:rFonts w:cstheme="minorHAnsi"/>
+          <w:color w:val="000000" w:themeColor="text1"/>
+        </w:rPr>
+      </w:pPr>
+      <w:r>
+        <w:rPr>
+          <w:rFonts w:cstheme="minorHAnsi"/>
+          <w:b/>
+          <w:bCs/>
+          <w:color w:val="000000" w:themeColor="text1"/>
+        </w:rPr>
+        <w:t>Season-Locked Policies</w:t>
+      </w:r>
+      <w:r>
+        <w:rPr>
+          <w:rFonts w:cstheme="minorHAnsi"/>
+          <w:color w:val="000000" w:themeColor="text1"/>
+        </w:rPr>
+        <w:t xml:space="preserve">: To ensure credible neutrality, economic parameters (Buyback %, Reinvest %, Liquidity Provider %) are </w:t>
+      </w:r>
+      <w:r>
+        <w:rPr>
+          <w:rFonts w:cstheme="minorHAnsi"/>
+          <w:b/>
+          <w:bCs/>
+          <w:color w:val="000000" w:themeColor="text1"/>
+        </w:rPr>
+        <w:t>snapshotted</w:t>
+      </w:r>
+      <w:r>
+        <w:rPr>
+          <w:rFonts w:cstheme="minorHAnsi"/>
+          <w:color w:val="000000" w:themeColor="text1"/>
+        </w:rPr>
+        <w:t xml:space="preserve"> at the moment a season is deployed. This creates an immutable record of the financial rules for that specific game, binding the Treasury to a fixed revenue strategy for the duration of the season.</w:t>
       </w:r>
     </w:p>
     <w:p>
@@ -8356,7 +8432,7 @@
           <w:rFonts w:cstheme="minorHAnsi"/>
           <w:color w:val="000000" w:themeColor="text1"/>
         </w:rPr>
-        <w:t> function includes an atomic check. Before accepting USDC, it queries the Staking contract to ensure the buyer holds sufficient governance tokens (ValueRTD≥10%×</w:t>
+        <w:t> function includes an atomic check. Before accepting USDC, it queries the Staking contract to ensure the buyer holds sufficient governance tokens (</w:t>
       </w:r>
       <w:proofErr w:type="spellStart"/>
       <w:r>
@@ -8364,42 +8440,73 @@
           <w:rFonts w:cstheme="minorHAnsi"/>
           <w:color w:val="000000" w:themeColor="text1"/>
         </w:rPr>
+        <w:t>ValueRTD</w:t>
+      </w:r>
+      <w:proofErr w:type="spellEnd"/>
+      <w:r>
+        <w:rPr>
+          <w:rFonts w:cstheme="minorHAnsi"/>
+          <w:color w:val="000000" w:themeColor="text1"/>
+        </w:rPr>
+        <w:t xml:space="preserve"> </w:t>
+      </w:r>
+      <w:r>
+        <w:rPr>
+          <w:rFonts w:cstheme="minorHAnsi"/>
+          <w:color w:val="000000" w:themeColor="text1"/>
+        </w:rPr>
+        <w:t>≥</w:t>
+      </w:r>
+      <w:r>
+        <w:rPr>
+          <w:rFonts w:cstheme="minorHAnsi"/>
+          <w:color w:val="000000" w:themeColor="text1"/>
+        </w:rPr>
+        <w:t xml:space="preserve"> </w:t>
+      </w:r>
+      <w:r>
+        <w:rPr>
+          <w:rFonts w:cstheme="minorHAnsi"/>
+          <w:color w:val="000000" w:themeColor="text1"/>
+        </w:rPr>
+        <w:t>10%</w:t>
+      </w:r>
+      <w:r>
+        <w:rPr>
+          <w:rFonts w:cstheme="minorHAnsi"/>
+          <w:color w:val="000000" w:themeColor="text1"/>
+        </w:rPr>
+        <w:t xml:space="preserve"> </w:t>
+      </w:r>
+      <w:r>
+        <w:rPr>
+          <w:rFonts w:cstheme="minorHAnsi"/>
+          <w:color w:val="000000" w:themeColor="text1"/>
+        </w:rPr>
+        <w:t>×</w:t>
+      </w:r>
+      <w:r>
+        <w:rPr>
+          <w:rFonts w:cstheme="minorHAnsi"/>
+          <w:color w:val="000000" w:themeColor="text1"/>
+        </w:rPr>
+        <w:t xml:space="preserve"> </w:t>
+      </w:r>
+      <w:proofErr w:type="spellStart"/>
+      <w:r>
+        <w:rPr>
+          <w:rFonts w:cstheme="minorHAnsi"/>
+          <w:color w:val="000000" w:themeColor="text1"/>
+        </w:rPr>
         <w:t>ValueFIM</w:t>
       </w:r>
-      <w:r>
-        <w:rPr>
-          <w:rFonts w:cstheme="minorHAnsi"/>
-          <w:i/>
-          <w:iCs/>
-          <w:color w:val="000000" w:themeColor="text1"/>
-        </w:rPr>
-        <w:t>ValueRTD</w:t>
-      </w:r>
       <w:proofErr w:type="spellEnd"/>
       <w:r>
         <w:rPr>
           <w:rFonts w:cstheme="minorHAnsi"/>
           <w:color w:val="000000" w:themeColor="text1"/>
         </w:rPr>
-        <w:t>​≥10%×</w:t>
-      </w:r>
-      <w:proofErr w:type="spellStart"/>
-      <w:r>
-        <w:rPr>
-          <w:rFonts w:cstheme="minorHAnsi"/>
-          <w:i/>
-          <w:iCs/>
-          <w:color w:val="000000" w:themeColor="text1"/>
-        </w:rPr>
-        <w:t>ValueFIM</w:t>
-      </w:r>
-      <w:proofErr w:type="spellEnd"/>
-      <w:r>
-        <w:rPr>
-          <w:rFonts w:cstheme="minorHAnsi"/>
-          <w:color w:val="000000" w:themeColor="text1"/>
-        </w:rPr>
-        <w:t>​). If this condition is not met, the transaction reverts.</w:t>
+        <w:t>). If this condition is not met, the transaction reverts.</w:t>
       </w:r>
       <w:r>
         <w:rPr>
@@ -8806,19 +8913,206 @@
       <w:pPr>
         <w:numPr>
           <w:ilvl w:val="0"/>
-          <w:numId w:val="31"/>
+          <w:numId w:val="54"/>
         </w:numPr>
         <w:spacing w:after="120"/>
         <w:rPr>
           <w:rFonts w:cstheme="minorHAnsi"/>
           <w:color w:val="000000" w:themeColor="text1"/>
-        </w:rPr>
-      </w:pPr>
+          <w:lang w:val="en-DE"/>
+        </w:rPr>
+      </w:pPr>
+      <w:r>
+        <w:rPr>
+          <w:rFonts w:cstheme="minorHAnsi"/>
+          <w:b/>
+          <w:bCs/>
+          <w:color w:val="000000" w:themeColor="text1"/>
+          <w:lang w:val="en-DE"/>
+        </w:rPr>
+        <w:lastRenderedPageBreak/>
+        <w:t>Function:</w:t>
+      </w:r>
+      <w:r>
+        <w:rPr>
+          <w:rFonts w:cstheme="minorHAnsi"/>
+          <w:color w:val="000000" w:themeColor="text1"/>
+          <w:lang w:val="en-DE"/>
+        </w:rPr>
+        <w:t> The autonomous referee and state machine managing the rigid lifecycle of the season, enforcing the rules of engagement, and acting as the final arbiter of victory.</w:t>
+      </w:r>
+    </w:p>
+    <w:p>
+      <w:pPr>
+        <w:numPr>
+          <w:ilvl w:val="0"/>
+          <w:numId w:val="54"/>
+        </w:numPr>
+        <w:spacing w:after="120"/>
+        <w:rPr>
+          <w:rFonts w:cstheme="minorHAnsi"/>
+          <w:color w:val="000000" w:themeColor="text1"/>
+          <w:lang w:val="en-DE"/>
+        </w:rPr>
+      </w:pPr>
+      <w:r>
+        <w:rPr>
+          <w:rFonts w:cstheme="minorHAnsi"/>
+          <w:b/>
+          <w:bCs/>
+          <w:color w:val="000000" w:themeColor="text1"/>
+          <w:lang w:val="en-DE"/>
+        </w:rPr>
+        <w:t>The Phase Engine:</w:t>
+      </w:r>
+      <w:r>
+        <w:rPr>
+          <w:rFonts w:cstheme="minorHAnsi"/>
+          <w:color w:val="000000" w:themeColor="text1"/>
+          <w:lang w:val="en-DE"/>
+        </w:rPr>
+        <w:t> To ensure deterministic execution, the contract enforces a strict linear state transition: AUCTION →→BOOTSTRAP →→TRADING →→</w:t>
+      </w:r>
+      <w:proofErr w:type="gramStart"/>
+      <w:r>
+        <w:rPr>
+          <w:rFonts w:cstheme="minorHAnsi"/>
+          <w:color w:val="000000" w:themeColor="text1"/>
+          <w:lang w:val="en-DE"/>
+        </w:rPr>
+        <w:t>SETTLING </w:t>
+      </w:r>
+      <w:r>
+        <w:rPr>
+          <w:rFonts w:cstheme="minorHAnsi"/>
+          <w:color w:val="000000" w:themeColor="text1"/>
+          <w:lang w:val="en-DE"/>
+        </w:rPr>
+        <w:t xml:space="preserve"> </w:t>
+      </w:r>
+      <w:r>
+        <w:rPr>
+          <w:rFonts w:cstheme="minorHAnsi"/>
+          <w:color w:val="000000" w:themeColor="text1"/>
+          <w:lang w:val="en-DE"/>
+        </w:rPr>
+        <w:t>→</w:t>
+      </w:r>
+      <w:proofErr w:type="gramEnd"/>
+      <w:r>
+        <w:rPr>
+          <w:rFonts w:cstheme="minorHAnsi"/>
+          <w:color w:val="000000" w:themeColor="text1"/>
+          <w:lang w:val="en-DE"/>
+        </w:rPr>
+        <w:t>→</w:t>
+      </w:r>
+      <w:r>
+        <w:rPr>
+          <w:rFonts w:cstheme="minorHAnsi"/>
+          <w:color w:val="000000" w:themeColor="text1"/>
+          <w:lang w:val="en-DE"/>
+        </w:rPr>
+        <w:t xml:space="preserve"> </w:t>
+      </w:r>
+      <w:r>
+        <w:rPr>
+          <w:rFonts w:cstheme="minorHAnsi"/>
+          <w:color w:val="000000" w:themeColor="text1"/>
+          <w:lang w:val="en-DE"/>
+        </w:rPr>
+        <w:t>PAYOUT.</w:t>
+      </w:r>
+    </w:p>
+    <w:p>
+      <w:pPr>
+        <w:numPr>
+          <w:ilvl w:val="0"/>
+          <w:numId w:val="54"/>
+        </w:numPr>
+        <w:spacing w:after="120"/>
+        <w:rPr>
+          <w:rFonts w:cstheme="minorHAnsi"/>
+          <w:color w:val="000000" w:themeColor="text1"/>
+          <w:lang w:val="en-DE"/>
+        </w:rPr>
+      </w:pPr>
+      <w:r>
+        <w:rPr>
+          <w:rFonts w:cstheme="minorHAnsi"/>
+          <w:b/>
+          <w:bCs/>
+          <w:color w:val="000000" w:themeColor="text1"/>
+          <w:lang w:val="en-DE"/>
+        </w:rPr>
+        <w:t>The Bootstrap Phase:</w:t>
+      </w:r>
+      <w:r>
+        <w:rPr>
+          <w:rFonts w:cstheme="minorHAnsi"/>
+          <w:color w:val="000000" w:themeColor="text1"/>
+          <w:lang w:val="en-DE"/>
+        </w:rPr>
+        <w:t> Immediately following the auction, the game enters a BOOTSTRAP state. Trading is paused until the </w:t>
+      </w:r>
+      <w:r>
+        <w:rPr>
+          <w:rFonts w:cstheme="minorHAnsi"/>
+          <w:b/>
+          <w:bCs/>
+          <w:color w:val="000000" w:themeColor="text1"/>
+          <w:lang w:val="en-DE"/>
+        </w:rPr>
+        <w:t>Gini Solver Bot</w:t>
+      </w:r>
+      <w:r>
+        <w:rPr>
+          <w:rFonts w:cstheme="minorHAnsi"/>
+          <w:color w:val="000000" w:themeColor="text1"/>
+          <w:lang w:val="en-DE"/>
+        </w:rPr>
+        <w:t> submits the initial distribution data to establish the baseline </w:t>
+      </w:r>
       <w:proofErr w:type="spellStart"/>
       <w:r>
         <w:rPr>
           <w:rFonts w:cstheme="minorHAnsi"/>
           <w:color w:val="000000" w:themeColor="text1"/>
+          <w:lang w:val="en-DE"/>
+        </w:rPr>
+        <w:t>Ginitial</w:t>
+      </w:r>
+      <w:proofErr w:type="spellEnd"/>
+      <w:r>
+        <w:rPr>
+          <w:rFonts w:cstheme="minorHAnsi"/>
+          <w:color w:val="000000" w:themeColor="text1"/>
+          <w:lang w:val="en-DE"/>
+        </w:rPr>
+        <w:t>. This ensures the game cannot begin until the starting conditions are cryptographically verified.</w:t>
+      </w:r>
+    </w:p>
+    <w:p>
+      <w:pPr>
+        <w:numPr>
+          <w:ilvl w:val="0"/>
+          <w:numId w:val="54"/>
+        </w:numPr>
+        <w:spacing w:after="120"/>
+        <w:rPr>
+          <w:rFonts w:cstheme="minorHAnsi"/>
+          <w:color w:val="000000" w:themeColor="text1"/>
+          <w:lang w:val="en-DE"/>
+        </w:rPr>
+      </w:pPr>
+      <w:proofErr w:type="spellStart"/>
+      <w:r>
+        <w:rPr>
+          <w:rFonts w:cstheme="minorHAnsi"/>
+          <w:b/>
+          <w:bCs/>
+          <w:color w:val="000000" w:themeColor="text1"/>
+          <w:lang w:val="en-DE"/>
         </w:rPr>
         <w:t>Trustless</w:t>
       </w:r>
@@ -8826,201 +9120,376 @@
       <w:r>
         <w:rPr>
           <w:rFonts w:cstheme="minorHAnsi"/>
-          <w:color w:val="000000" w:themeColor="text1"/>
-        </w:rPr>
-        <w:t xml:space="preserve"> Verification (The Arbitrator): The contract does not calculate the Gini Coefficient on every trade. Instead, any external actor (a Keeper bot) can trigger the complex calculation by submitting a sorted batch of all player balances.</w:t>
+          <w:b/>
+          <w:bCs/>
+          <w:color w:val="000000" w:themeColor="text1"/>
+          <w:lang w:val="en-DE"/>
+        </w:rPr>
+        <w:t xml:space="preserve"> Verification (The Arbitrator):</w:t>
+      </w:r>
+      <w:r>
+        <w:rPr>
+          <w:rFonts w:cstheme="minorHAnsi"/>
+          <w:color w:val="000000" w:themeColor="text1"/>
+          <w:lang w:val="en-DE"/>
+        </w:rPr>
+        <w:t> To minimize gas costs while maintaining credible neutrality, the contract utilizes a </w:t>
+      </w:r>
+      <w:r>
+        <w:rPr>
+          <w:rFonts w:cstheme="minorHAnsi"/>
+          <w:b/>
+          <w:bCs/>
+          <w:color w:val="000000" w:themeColor="text1"/>
+          <w:lang w:val="en-DE"/>
+        </w:rPr>
+        <w:t>Batch/Sort-Verification</w:t>
+      </w:r>
+      <w:r>
+        <w:rPr>
+          <w:rFonts w:cstheme="minorHAnsi"/>
+          <w:color w:val="000000" w:themeColor="text1"/>
+          <w:lang w:val="en-DE"/>
+        </w:rPr>
+        <w:t> model. It does not calculate the Gini Coefficient on every trade. Instead, any external actor (a Keeper or Bot) can trigger a state update by posting a </w:t>
+      </w:r>
+      <w:r>
+        <w:rPr>
+          <w:rFonts w:cstheme="minorHAnsi"/>
+          <w:b/>
+          <w:bCs/>
+          <w:color w:val="000000" w:themeColor="text1"/>
+          <w:lang w:val="en-DE"/>
+        </w:rPr>
+        <w:t>USDC Bond</w:t>
+      </w:r>
+      <w:r>
+        <w:rPr>
+          <w:rFonts w:cstheme="minorHAnsi"/>
+          <w:color w:val="000000" w:themeColor="text1"/>
+          <w:lang w:val="en-DE"/>
+        </w:rPr>
+        <w:t> and submitting a sorted batch of player balances.</w:t>
       </w:r>
     </w:p>
     <w:p>
       <w:pPr>
         <w:numPr>
           <w:ilvl w:val="1"/>
-          <w:numId w:val="31"/>
+          <w:numId w:val="54"/>
         </w:numPr>
         <w:spacing w:after="120"/>
         <w:rPr>
           <w:rFonts w:cstheme="minorHAnsi"/>
           <w:color w:val="000000" w:themeColor="text1"/>
-        </w:rPr>
-      </w:pPr>
-      <w:r>
-        <w:rPr>
-          <w:rFonts w:cstheme="minorHAnsi"/>
-          <w:color w:val="000000" w:themeColor="text1"/>
-        </w:rPr>
-        <w:lastRenderedPageBreak/>
-        <w:t xml:space="preserve">The contract performs a </w:t>
+          <w:lang w:val="en-DE"/>
+        </w:rPr>
+      </w:pPr>
+      <w:r>
+        <w:rPr>
+          <w:rFonts w:cstheme="minorHAnsi"/>
+          <w:b/>
+          <w:bCs/>
+          <w:color w:val="000000" w:themeColor="text1"/>
+          <w:lang w:val="en-DE"/>
+        </w:rPr>
+        <w:t>The Validation Logic:</w:t>
+      </w:r>
+      <w:r>
+        <w:rPr>
+          <w:rFonts w:cstheme="minorHAnsi"/>
+          <w:color w:val="000000" w:themeColor="text1"/>
+          <w:lang w:val="en-DE"/>
+        </w:rPr>
+        <w:t> The contract performs a low-cost verification of the submitted data:</w:t>
+      </w:r>
+    </w:p>
+    <w:p>
+      <w:pPr>
+        <w:numPr>
+          <w:ilvl w:val="2"/>
+          <w:numId w:val="54"/>
+        </w:numPr>
+        <w:spacing w:after="120"/>
+        <w:rPr>
+          <w:rFonts w:cstheme="minorHAnsi"/>
+          <w:color w:val="000000" w:themeColor="text1"/>
+          <w:lang w:val="en-DE"/>
+        </w:rPr>
+      </w:pPr>
+      <w:r>
+        <w:rPr>
+          <w:rFonts w:cstheme="minorHAnsi"/>
+          <w:b/>
+          <w:bCs/>
+          <w:color w:val="000000" w:themeColor="text1"/>
+          <w:lang w:val="en-DE"/>
+        </w:rPr>
+        <w:t>Sort Check:</w:t>
+      </w:r>
+      <w:r>
+        <w:rPr>
+          <w:rFonts w:cstheme="minorHAnsi"/>
+          <w:color w:val="000000" w:themeColor="text1"/>
+          <w:lang w:val="en-DE"/>
+        </w:rPr>
+        <w:t> Verifies that every address in the batch has a balance greater than or equal to the previous address (balance[</w:t>
       </w:r>
       <w:proofErr w:type="spellStart"/>
       <w:r>
         <w:rPr>
           <w:rFonts w:cstheme="minorHAnsi"/>
           <w:color w:val="000000" w:themeColor="text1"/>
-        </w:rPr>
-        <w:t>Trustless</w:t>
+          <w:lang w:val="en-DE"/>
+        </w:rPr>
+        <w:t>i</w:t>
       </w:r>
       <w:proofErr w:type="spellEnd"/>
       <w:r>
         <w:rPr>
           <w:rFonts w:cstheme="minorHAnsi"/>
           <w:color w:val="000000" w:themeColor="text1"/>
-        </w:rPr>
-        <w:t xml:space="preserve"> Verification Check: It verifies that the submitted data is correctly sorted, complete, and mathematically consistent with the known total supply.</w:t>
+          <w:lang w:val="en-DE"/>
+        </w:rPr>
+        <w:t>] &gt;= balance[i-1]).</w:t>
+      </w:r>
+    </w:p>
+    <w:p>
+      <w:pPr>
+        <w:numPr>
+          <w:ilvl w:val="2"/>
+          <w:numId w:val="54"/>
+        </w:numPr>
+        <w:spacing w:after="120"/>
+        <w:rPr>
+          <w:rFonts w:cstheme="minorHAnsi"/>
+          <w:color w:val="000000" w:themeColor="text1"/>
+          <w:lang w:val="en-DE"/>
+        </w:rPr>
+      </w:pPr>
+      <w:r>
+        <w:rPr>
+          <w:rFonts w:cstheme="minorHAnsi"/>
+          <w:b/>
+          <w:bCs/>
+          <w:color w:val="000000" w:themeColor="text1"/>
+          <w:lang w:val="en-DE"/>
+        </w:rPr>
+        <w:t>Integrity Check:</w:t>
+      </w:r>
+      <w:r>
+        <w:rPr>
+          <w:rFonts w:cstheme="minorHAnsi"/>
+          <w:color w:val="000000" w:themeColor="text1"/>
+          <w:lang w:val="en-DE"/>
+        </w:rPr>
+        <w:t> Verifies that the sum of the processed balances matches the total known on-chain supply.</w:t>
+      </w:r>
+    </w:p>
+    <w:p>
+      <w:pPr>
+        <w:numPr>
+          <w:ilvl w:val="2"/>
+          <w:numId w:val="54"/>
+        </w:numPr>
+        <w:spacing w:after="120"/>
+        <w:rPr>
+          <w:rFonts w:cstheme="minorHAnsi"/>
+          <w:color w:val="000000" w:themeColor="text1"/>
+          <w:lang w:val="en-DE"/>
+        </w:rPr>
+      </w:pPr>
+      <w:r>
+        <w:rPr>
+          <w:rFonts w:cstheme="minorHAnsi"/>
+          <w:b/>
+          <w:bCs/>
+          <w:color w:val="000000" w:themeColor="text1"/>
+          <w:lang w:val="en-DE"/>
+        </w:rPr>
+        <w:t>Dust Filter:</w:t>
+      </w:r>
+      <w:r>
+        <w:rPr>
+          <w:rFonts w:cstheme="minorHAnsi"/>
+          <w:color w:val="000000" w:themeColor="text1"/>
+          <w:lang w:val="en-DE"/>
+        </w:rPr>
+        <w:t> Automatically excludes any account with a balance below the </w:t>
+      </w:r>
+      <w:r>
+        <w:rPr>
+          <w:rFonts w:cstheme="minorHAnsi"/>
+          <w:b/>
+          <w:bCs/>
+          <w:color w:val="000000" w:themeColor="text1"/>
+          <w:lang w:val="en-DE"/>
+        </w:rPr>
+        <w:t>Existential Threshold</w:t>
+      </w:r>
+      <w:r>
+        <w:rPr>
+          <w:rFonts w:cstheme="minorHAnsi"/>
+          <w:color w:val="000000" w:themeColor="text1"/>
+          <w:lang w:val="en-DE"/>
+        </w:rPr>
+        <w:t> (e.g., 5 $FIM). These "dust" accounts are mathematically removed from the Gini calculation to prevent population inflation attacks.</w:t>
       </w:r>
     </w:p>
     <w:p>
       <w:pPr>
         <w:numPr>
           <w:ilvl w:val="1"/>
-          <w:numId w:val="31"/>
+          <w:numId w:val="54"/>
         </w:numPr>
         <w:spacing w:after="120"/>
         <w:rPr>
           <w:rFonts w:cstheme="minorHAnsi"/>
           <w:color w:val="000000" w:themeColor="text1"/>
-        </w:rPr>
-      </w:pPr>
-      <w:r>
-        <w:rPr>
-          <w:rFonts w:cstheme="minorHAnsi"/>
-          <w:color w:val="000000" w:themeColor="text1"/>
-        </w:rPr>
-        <w:t>If the check passes and the victory threshold is met, the game is finalized.</w:t>
+          <w:lang w:val="en-DE"/>
+        </w:rPr>
+      </w:pPr>
+      <w:r>
+        <w:rPr>
+          <w:rFonts w:cstheme="minorHAnsi"/>
+          <w:b/>
+          <w:bCs/>
+          <w:color w:val="000000" w:themeColor="text1"/>
+          <w:lang w:val="en-DE"/>
+        </w:rPr>
+        <w:t>Incentive Mechanism:</w:t>
+      </w:r>
+      <w:r>
+        <w:rPr>
+          <w:rFonts w:cstheme="minorHAnsi"/>
+          <w:color w:val="000000" w:themeColor="text1"/>
+          <w:lang w:val="en-DE"/>
+        </w:rPr>
+        <w:t> If the batch is valid and processed successfully, the </w:t>
+      </w:r>
+      <w:r>
+        <w:rPr>
+          <w:rFonts w:cstheme="minorHAnsi"/>
+          <w:b/>
+          <w:bCs/>
+          <w:color w:val="000000" w:themeColor="text1"/>
+          <w:lang w:val="en-DE"/>
+        </w:rPr>
+        <w:t>Bond</w:t>
+      </w:r>
+      <w:r>
+        <w:rPr>
+          <w:rFonts w:cstheme="minorHAnsi"/>
+          <w:color w:val="000000" w:themeColor="text1"/>
+          <w:lang w:val="en-DE"/>
+        </w:rPr>
+        <w:t xml:space="preserve"> is returned to the submitter. If the batch is invalid or fraudulent, the Bond is slashed, creating a robust </w:t>
+      </w:r>
+      <w:proofErr w:type="spellStart"/>
+      <w:r>
+        <w:rPr>
+          <w:rFonts w:cstheme="minorHAnsi"/>
+          <w:color w:val="000000" w:themeColor="text1"/>
+          <w:lang w:val="en-DE"/>
+        </w:rPr>
+        <w:t>cryptoeconomic</w:t>
+      </w:r>
+      <w:proofErr w:type="spellEnd"/>
+      <w:r>
+        <w:rPr>
+          <w:rFonts w:cstheme="minorHAnsi"/>
+          <w:color w:val="000000" w:themeColor="text1"/>
+          <w:lang w:val="en-DE"/>
+        </w:rPr>
+        <w:t xml:space="preserve"> </w:t>
+      </w:r>
+      <w:proofErr w:type="spellStart"/>
+      <w:r>
+        <w:rPr>
+          <w:rFonts w:cstheme="minorHAnsi"/>
+          <w:color w:val="000000" w:themeColor="text1"/>
+          <w:lang w:val="en-DE"/>
+        </w:rPr>
+        <w:t>defense</w:t>
+      </w:r>
+      <w:proofErr w:type="spellEnd"/>
+      <w:r>
+        <w:rPr>
+          <w:rFonts w:cstheme="minorHAnsi"/>
+          <w:color w:val="000000" w:themeColor="text1"/>
+          <w:lang w:val="en-DE"/>
+        </w:rPr>
+        <w:t xml:space="preserve"> against spam.</w:t>
       </w:r>
     </w:p>
     <w:p>
       <w:pPr>
         <w:numPr>
           <w:ilvl w:val="0"/>
-          <w:numId w:val="31"/>
+          <w:numId w:val="54"/>
         </w:numPr>
         <w:spacing w:after="120"/>
         <w:rPr>
           <w:rFonts w:cstheme="minorHAnsi"/>
           <w:color w:val="000000" w:themeColor="text1"/>
-        </w:rPr>
-      </w:pPr>
-      <w:r>
-        <w:rPr>
-          <w:rFonts w:cstheme="minorHAnsi"/>
-          <w:color w:val="000000" w:themeColor="text1"/>
-        </w:rPr>
-        <w:t>Rationale: This Batch/Sort-Verification model externalizes the gas-intensive computation while maintaining the cryptographic guarantee of an immutable arbiter.</w:t>
+          <w:lang w:val="en-DE"/>
+        </w:rPr>
+      </w:pPr>
+      <w:r>
+        <w:rPr>
+          <w:rFonts w:cstheme="minorHAnsi"/>
+          <w:b/>
+          <w:bCs/>
+          <w:color w:val="000000" w:themeColor="text1"/>
+          <w:lang w:val="en-DE"/>
+        </w:rPr>
+        <w:t>The Multiplier Logic:</w:t>
+      </w:r>
+      <w:r>
+        <w:rPr>
+          <w:rFonts w:cstheme="minorHAnsi"/>
+          <w:color w:val="000000" w:themeColor="text1"/>
+          <w:lang w:val="en-DE"/>
+        </w:rPr>
+        <w:t> It calculates the win condition dynamically. For the Socialist faction, it applies the compensation formula M=β+(1−Ginitial)2</w:t>
+      </w:r>
+      <w:r>
+        <w:rPr>
+          <w:rFonts w:cstheme="minorHAnsi"/>
+          <w:color w:val="000000" w:themeColor="text1"/>
+          <w:lang w:val="en-DE"/>
+        </w:rPr>
+        <w:t xml:space="preserve"> </w:t>
+      </w:r>
+      <w:r>
+        <w:rPr>
+          <w:rFonts w:cstheme="minorHAnsi"/>
+          <w:color w:val="000000" w:themeColor="text1"/>
+          <w:lang w:val="en-DE"/>
+        </w:rPr>
+        <w:t>to the progress metric.</w:t>
       </w:r>
     </w:p>
     <w:p>
       <w:pPr>
         <w:numPr>
           <w:ilvl w:val="0"/>
-          <w:numId w:val="31"/>
+          <w:numId w:val="54"/>
         </w:numPr>
         <w:spacing w:after="120"/>
         <w:rPr>
           <w:rFonts w:cstheme="minorHAnsi"/>
           <w:color w:val="000000" w:themeColor="text1"/>
-        </w:rPr>
-      </w:pPr>
-      <w:r>
-        <w:rPr>
-          <w:rFonts w:cstheme="minorHAnsi"/>
-          <w:b/>
-          <w:bCs/>
-          <w:color w:val="000000" w:themeColor="text1"/>
-        </w:rPr>
-        <w:t>The Multiplier Logic:</w:t>
-      </w:r>
-      <w:r>
-        <w:rPr>
-          <w:rFonts w:cstheme="minorHAnsi"/>
-          <w:color w:val="000000" w:themeColor="text1"/>
-        </w:rPr>
-        <w:t> It calculates the win condition dynamically. For the Socialist faction, it applies the compensation formula M=1.4+(1−Ginitial)2</w:t>
-      </w:r>
-      <w:r>
-        <w:rPr>
-          <w:rFonts w:cstheme="minorHAnsi"/>
-          <w:i/>
-          <w:iCs/>
-          <w:color w:val="000000" w:themeColor="text1"/>
-        </w:rPr>
-        <w:t>M</w:t>
-      </w:r>
-      <w:r>
-        <w:rPr>
-          <w:rFonts w:cstheme="minorHAnsi"/>
-          <w:color w:val="000000" w:themeColor="text1"/>
-        </w:rPr>
-        <w:t>=1.4+(1−</w:t>
-      </w:r>
-      <w:r>
-        <w:rPr>
-          <w:rFonts w:cstheme="minorHAnsi"/>
-          <w:i/>
-          <w:iCs/>
-          <w:color w:val="000000" w:themeColor="text1"/>
-        </w:rPr>
-        <w:t>Ginitial</w:t>
-      </w:r>
-      <w:r>
-        <w:rPr>
-          <w:rFonts w:cstheme="minorHAnsi"/>
-          <w:color w:val="000000" w:themeColor="text1"/>
-        </w:rPr>
-        <w:t>​)2</w:t>
-      </w:r>
-      <w:r>
-        <w:rPr>
-          <w:rFonts w:cstheme="minorHAnsi"/>
-          <w:color w:val="000000" w:themeColor="text1"/>
-        </w:rPr>
-        <w:t xml:space="preserve"> </w:t>
-      </w:r>
-      <w:r>
-        <w:rPr>
-          <w:rFonts w:cstheme="minorHAnsi"/>
-          <w:color w:val="000000" w:themeColor="text1"/>
-        </w:rPr>
-        <w:t>to the progress metric.</w:t>
-      </w:r>
-    </w:p>
-    <w:p>
-      <w:pPr>
-        <w:pStyle w:val="ListParagraph"/>
-        <w:numPr>
-          <w:ilvl w:val="0"/>
-          <w:numId w:val="31"/>
-        </w:numPr>
-        <w:rPr>
-          <w:rFonts w:cstheme="minorHAnsi"/>
-          <w:color w:val="000000" w:themeColor="text1"/>
-        </w:rPr>
-      </w:pPr>
-      <w:r>
-        <w:rPr>
-          <w:rFonts w:cstheme="minorHAnsi"/>
-          <w:color w:val="000000" w:themeColor="text1"/>
-        </w:rPr>
-        <w:t>The Filter: The verification logic enforces the Existential Threshold. Any account in the submitted batch with a balance below the defined minimum is rejected, ensuring the Gini score reflects only economically significant participants.</w:t>
-      </w:r>
-    </w:p>
-    <w:p>
-      <w:pPr>
-        <w:numPr>
-          <w:ilvl w:val="0"/>
-          <w:numId w:val="31"/>
-        </w:numPr>
-        <w:spacing w:after="120"/>
-        <w:rPr>
-          <w:rFonts w:cstheme="minorHAnsi"/>
-          <w:color w:val="000000" w:themeColor="text1"/>
-        </w:rPr>
-      </w:pPr>
-      <w:r>
-        <w:rPr>
-          <w:rFonts w:cstheme="minorHAnsi"/>
-          <w:b/>
-          <w:bCs/>
-          <w:color w:val="000000" w:themeColor="text1"/>
+          <w:lang w:val="en-DE"/>
+        </w:rPr>
+      </w:pPr>
+      <w:r>
+        <w:rPr>
+          <w:rFonts w:cstheme="minorHAnsi"/>
+          <w:b/>
+          <w:bCs/>
+          <w:color w:val="000000" w:themeColor="text1"/>
+          <w:lang w:val="en-DE"/>
         </w:rPr>
         <w:t>Settlement Engine:</w:t>
       </w:r>
@@ -9028,28 +9497,49 @@
         <w:rPr>
           <w:rFonts w:cstheme="minorHAnsi"/>
           <w:color w:val="000000" w:themeColor="text1"/>
-        </w:rPr>
-        <w:t> Upon game conclusion, this contract executes the "Finalization Cascade":</w:t>
+          <w:lang w:val="en-DE"/>
+        </w:rPr>
+        <w:t> Upon the successful verification of a victory condition or time expiry during the SETTLING phase, the contract executes the </w:t>
+      </w:r>
+      <w:r>
+        <w:rPr>
+          <w:rFonts w:cstheme="minorHAnsi"/>
+          <w:b/>
+          <w:bCs/>
+          <w:color w:val="000000" w:themeColor="text1"/>
+          <w:lang w:val="en-DE"/>
+        </w:rPr>
+        <w:t>"Finalization Cascade"</w:t>
+      </w:r>
+      <w:r>
+        <w:rPr>
+          <w:rFonts w:cstheme="minorHAnsi"/>
+          <w:color w:val="000000" w:themeColor="text1"/>
+          <w:lang w:val="en-DE"/>
+        </w:rPr>
+        <w:t>:</w:t>
       </w:r>
     </w:p>
     <w:p>
       <w:pPr>
         <w:numPr>
           <w:ilvl w:val="1"/>
-          <w:numId w:val="31"/>
+          <w:numId w:val="54"/>
         </w:numPr>
         <w:spacing w:after="120"/>
         <w:rPr>
           <w:rFonts w:cstheme="minorHAnsi"/>
           <w:color w:val="000000" w:themeColor="text1"/>
-        </w:rPr>
-      </w:pPr>
-      <w:r>
-        <w:rPr>
-          <w:rFonts w:cstheme="minorHAnsi"/>
-          <w:b/>
-          <w:bCs/>
-          <w:color w:val="000000" w:themeColor="text1"/>
+          <w:lang w:val="en-DE"/>
+        </w:rPr>
+      </w:pPr>
+      <w:r>
+        <w:rPr>
+          <w:rFonts w:cstheme="minorHAnsi"/>
+          <w:b/>
+          <w:bCs/>
+          <w:color w:val="000000" w:themeColor="text1"/>
+          <w:lang w:val="en-DE"/>
         </w:rPr>
         <w:t>Oligarchy Calculation (Capitalist Win):</w:t>
       </w:r>
@@ -9057,22 +9547,15 @@
         <w:rPr>
           <w:rFonts w:cstheme="minorHAnsi"/>
           <w:color w:val="000000" w:themeColor="text1"/>
-        </w:rPr>
-        <w:t> Identifies the top </w:t>
-      </w:r>
-      <w:r>
-        <w:rPr>
-          <w:rFonts w:cstheme="minorHAnsi"/>
-          <w:i/>
-          <w:iCs/>
-          <w:color w:val="000000" w:themeColor="text1"/>
-        </w:rPr>
-        <w:t>N</w:t>
-      </w:r>
-      <w:r>
-        <w:rPr>
-          <w:rFonts w:cstheme="minorHAnsi"/>
-          <w:color w:val="000000" w:themeColor="text1"/>
+          <w:lang w:val="en-DE"/>
+        </w:rPr>
+        <w:t> Identifies the top N</w:t>
+      </w:r>
+      <w:r>
+        <w:rPr>
+          <w:rFonts w:cstheme="minorHAnsi"/>
+          <w:color w:val="000000" w:themeColor="text1"/>
+          <w:lang w:val="en-DE"/>
         </w:rPr>
         <w:t xml:space="preserve"> </w:t>
       </w:r>
@@ -9080,6 +9563,7 @@
         <w:rPr>
           <w:rFonts w:cstheme="minorHAnsi"/>
           <w:color w:val="000000" w:themeColor="text1"/>
+          <w:lang w:val="en-DE"/>
         </w:rPr>
         <w:t>holders holding &gt;50%</w:t>
       </w:r>
@@ -9087,6 +9571,7 @@
         <w:rPr>
           <w:rFonts w:cstheme="minorHAnsi"/>
           <w:color w:val="000000" w:themeColor="text1"/>
+          <w:lang w:val="en-DE"/>
         </w:rPr>
         <w:t xml:space="preserve"> </w:t>
       </w:r>
@@ -9094,6 +9579,7 @@
         <w:rPr>
           <w:rFonts w:cstheme="minorHAnsi"/>
           <w:color w:val="000000" w:themeColor="text1"/>
+          <w:lang w:val="en-DE"/>
         </w:rPr>
         <w:t>of supply and calculates their proportional payout.</w:t>
       </w:r>
@@ -9102,20 +9588,22 @@
       <w:pPr>
         <w:numPr>
           <w:ilvl w:val="1"/>
-          <w:numId w:val="31"/>
+          <w:numId w:val="54"/>
         </w:numPr>
         <w:spacing w:after="120"/>
         <w:rPr>
           <w:rFonts w:cstheme="minorHAnsi"/>
           <w:color w:val="000000" w:themeColor="text1"/>
-        </w:rPr>
-      </w:pPr>
-      <w:r>
-        <w:rPr>
-          <w:rFonts w:cstheme="minorHAnsi"/>
-          <w:b/>
-          <w:bCs/>
-          <w:color w:val="000000" w:themeColor="text1"/>
+          <w:lang w:val="en-DE"/>
+        </w:rPr>
+      </w:pPr>
+      <w:r>
+        <w:rPr>
+          <w:rFonts w:cstheme="minorHAnsi"/>
+          <w:b/>
+          <w:bCs/>
+          <w:color w:val="000000" w:themeColor="text1"/>
+          <w:lang w:val="en-DE"/>
         </w:rPr>
         <w:t>Solidarity Calculation (Socialist Win):</w:t>
       </w:r>
@@ -9124,18 +9612,20 @@
       <w:pPr>
         <w:numPr>
           <w:ilvl w:val="2"/>
-          <w:numId w:val="31"/>
+          <w:numId w:val="54"/>
         </w:numPr>
         <w:spacing w:after="120"/>
         <w:rPr>
           <w:rFonts w:cstheme="minorHAnsi"/>
           <w:color w:val="000000" w:themeColor="text1"/>
-        </w:rPr>
-      </w:pPr>
-      <w:r>
-        <w:rPr>
-          <w:rFonts w:cstheme="minorHAnsi"/>
-          <w:color w:val="000000" w:themeColor="text1"/>
+          <w:lang w:val="en-DE"/>
+        </w:rPr>
+      </w:pPr>
+      <w:r>
+        <w:rPr>
+          <w:rFonts w:cstheme="minorHAnsi"/>
+          <w:color w:val="000000" w:themeColor="text1"/>
+          <w:lang w:val="en-DE"/>
         </w:rPr>
         <w:t>Calculates the </w:t>
       </w:r>
@@ -9144,6 +9634,7 @@
         <w:rPr>
           <w:rFonts w:cstheme="minorHAnsi"/>
           <w:color w:val="000000" w:themeColor="text1"/>
+          <w:lang w:val="en-DE"/>
         </w:rPr>
         <w:t>Cap_Value</w:t>
       </w:r>
@@ -9152,6 +9643,7 @@
         <w:rPr>
           <w:rFonts w:cstheme="minorHAnsi"/>
           <w:color w:val="000000" w:themeColor="text1"/>
+          <w:lang w:val="en-DE"/>
         </w:rPr>
         <w:t> based on the median holdings.</w:t>
       </w:r>
@@ -9160,18 +9652,20 @@
       <w:pPr>
         <w:numPr>
           <w:ilvl w:val="2"/>
-          <w:numId w:val="31"/>
+          <w:numId w:val="54"/>
         </w:numPr>
         <w:spacing w:after="120"/>
         <w:rPr>
           <w:rFonts w:cstheme="minorHAnsi"/>
           <w:color w:val="000000" w:themeColor="text1"/>
-        </w:rPr>
-      </w:pPr>
-      <w:r>
-        <w:rPr>
-          <w:rFonts w:cstheme="minorHAnsi"/>
-          <w:color w:val="000000" w:themeColor="text1"/>
+          <w:lang w:val="en-DE"/>
+        </w:rPr>
+      </w:pPr>
+      <w:r>
+        <w:rPr>
+          <w:rFonts w:cstheme="minorHAnsi"/>
+          <w:color w:val="000000" w:themeColor="text1"/>
+          <w:lang w:val="en-DE"/>
         </w:rPr>
         <w:t>Skims excess value from the "Elite" (Top 50%) to the Solidarity Fund.</w:t>
       </w:r>
@@ -9180,18 +9674,20 @@
       <w:pPr>
         <w:numPr>
           <w:ilvl w:val="2"/>
-          <w:numId w:val="31"/>
+          <w:numId w:val="54"/>
         </w:numPr>
         <w:spacing w:after="120"/>
         <w:rPr>
           <w:rFonts w:cstheme="minorHAnsi"/>
           <w:color w:val="000000" w:themeColor="text1"/>
-        </w:rPr>
-      </w:pPr>
-      <w:r>
-        <w:rPr>
-          <w:rFonts w:cstheme="minorHAnsi"/>
-          <w:color w:val="000000" w:themeColor="text1"/>
+          <w:lang w:val="en-DE"/>
+        </w:rPr>
+      </w:pPr>
+      <w:r>
+        <w:rPr>
+          <w:rFonts w:cstheme="minorHAnsi"/>
+          <w:color w:val="000000" w:themeColor="text1"/>
+          <w:lang w:val="en-DE"/>
         </w:rPr>
         <w:t>Calculates the </w:t>
       </w:r>
@@ -9200,6 +9696,7 @@
         <w:rPr>
           <w:rFonts w:cstheme="minorHAnsi"/>
           <w:color w:val="000000" w:themeColor="text1"/>
+          <w:lang w:val="en-DE"/>
         </w:rPr>
         <w:t>Net_Contribution</w:t>
       </w:r>
@@ -9208,6 +9705,7 @@
         <w:rPr>
           <w:rFonts w:cstheme="minorHAnsi"/>
           <w:color w:val="000000" w:themeColor="text1"/>
+          <w:lang w:val="en-DE"/>
         </w:rPr>
         <w:t> (</w:t>
       </w:r>
@@ -9216,6 +9714,7 @@
         <w:rPr>
           <w:rFonts w:cstheme="minorHAnsi"/>
           <w:color w:val="000000" w:themeColor="text1"/>
+          <w:lang w:val="en-DE"/>
         </w:rPr>
         <w:t>Money_In</w:t>
       </w:r>
@@ -9224,6 +9723,7 @@
         <w:rPr>
           <w:rFonts w:cstheme="minorHAnsi"/>
           <w:color w:val="000000" w:themeColor="text1"/>
+          <w:lang w:val="en-DE"/>
         </w:rPr>
         <w:t> - </w:t>
       </w:r>
@@ -9232,6 +9732,7 @@
         <w:rPr>
           <w:rFonts w:cstheme="minorHAnsi"/>
           <w:color w:val="000000" w:themeColor="text1"/>
+          <w:lang w:val="en-DE"/>
         </w:rPr>
         <w:t>Money_Out</w:t>
       </w:r>
@@ -9240,6 +9741,7 @@
         <w:rPr>
           <w:rFonts w:cstheme="minorHAnsi"/>
           <w:color w:val="000000" w:themeColor="text1"/>
+          <w:lang w:val="en-DE"/>
         </w:rPr>
         <w:t>) for all players.</w:t>
       </w:r>
@@ -9248,18 +9750,20 @@
       <w:pPr>
         <w:numPr>
           <w:ilvl w:val="2"/>
-          <w:numId w:val="31"/>
+          <w:numId w:val="54"/>
         </w:numPr>
         <w:spacing w:after="120"/>
         <w:rPr>
           <w:rFonts w:cstheme="minorHAnsi"/>
           <w:color w:val="000000" w:themeColor="text1"/>
-        </w:rPr>
-      </w:pPr>
-      <w:r>
-        <w:rPr>
-          <w:rFonts w:cstheme="minorHAnsi"/>
-          <w:color w:val="000000" w:themeColor="text1"/>
+          <w:lang w:val="en-DE"/>
+        </w:rPr>
+      </w:pPr>
+      <w:r>
+        <w:rPr>
+          <w:rFonts w:cstheme="minorHAnsi"/>
+          <w:color w:val="000000" w:themeColor="text1"/>
+          <w:lang w:val="en-DE"/>
         </w:rPr>
         <w:t>Distributes the fund proportionally to </w:t>
       </w:r>
@@ -9268,6 +9772,7 @@
         <w:rPr>
           <w:rFonts w:cstheme="minorHAnsi"/>
           <w:color w:val="000000" w:themeColor="text1"/>
+          <w:lang w:val="en-DE"/>
         </w:rPr>
         <w:t>Net_Contribution</w:t>
       </w:r>
@@ -9276,6 +9781,7 @@
         <w:rPr>
           <w:rFonts w:cstheme="minorHAnsi"/>
           <w:color w:val="000000" w:themeColor="text1"/>
+          <w:lang w:val="en-DE"/>
         </w:rPr>
         <w:t>.</w:t>
       </w:r>
@@ -9284,20 +9790,25 @@
       <w:pPr>
         <w:numPr>
           <w:ilvl w:val="1"/>
-          <w:numId w:val="31"/>
+          <w:numId w:val="54"/>
         </w:numPr>
-        <w:spacing w:after="120"/>
-        <w:rPr>
-          <w:rFonts w:cstheme="minorHAnsi"/>
-          <w:color w:val="000000" w:themeColor="text1"/>
-        </w:rPr>
-      </w:pPr>
-      <w:r>
-        <w:rPr>
-          <w:rFonts w:cstheme="minorHAnsi"/>
-          <w:b/>
-          <w:bCs/>
-          <w:color w:val="000000" w:themeColor="text1"/>
+        <w:tabs>
+          <w:tab w:val="clear" w:pos="1440"/>
+        </w:tabs>
+        <w:spacing w:after="120"/>
+        <w:rPr>
+          <w:rFonts w:cstheme="minorHAnsi"/>
+          <w:color w:val="000000" w:themeColor="text1"/>
+          <w:lang w:val="en-DE"/>
+        </w:rPr>
+      </w:pPr>
+      <w:r>
+        <w:rPr>
+          <w:rFonts w:cstheme="minorHAnsi"/>
+          <w:b/>
+          <w:bCs/>
+          <w:color w:val="000000" w:themeColor="text1"/>
+          <w:lang w:val="en-DE"/>
         </w:rPr>
         <w:t>Instruction:</w:t>
       </w:r>
@@ -9305,6 +9816,7 @@
         <w:rPr>
           <w:rFonts w:cstheme="minorHAnsi"/>
           <w:color w:val="000000" w:themeColor="text1"/>
+          <w:lang w:val="en-DE"/>
         </w:rPr>
         <w:t> Sends the final array of {</w:t>
       </w:r>
@@ -9313,6 +9825,7 @@
         <w:rPr>
           <w:rFonts w:cstheme="minorHAnsi"/>
           <w:color w:val="000000" w:themeColor="text1"/>
+          <w:lang w:val="en-DE"/>
         </w:rPr>
         <w:t>WinnerAddress</w:t>
       </w:r>
@@ -9321,9 +9834,19 @@
         <w:rPr>
           <w:rFonts w:cstheme="minorHAnsi"/>
           <w:color w:val="000000" w:themeColor="text1"/>
-        </w:rPr>
-        <w:t>, Amount} to the Treasury for execution.</w:t>
-      </w:r>
+          <w:lang w:val="en-DE"/>
+        </w:rPr>
+        <w:t>, Amount} to the Treasury for execution.</w:t>
+      </w:r>
+    </w:p>
+    <w:p>
+      <w:pPr>
+        <w:spacing w:after="120"/>
+        <w:rPr>
+          <w:rFonts w:cstheme="minorHAnsi"/>
+          <w:color w:val="000000" w:themeColor="text1"/>
+        </w:rPr>
+      </w:pPr>
     </w:p>
     <w:p>
       <w:pPr>
@@ -9373,6 +9896,7 @@
           <w:bCs/>
           <w:color w:val="000000" w:themeColor="text1"/>
         </w:rPr>
+        <w:lastRenderedPageBreak/>
         <w:t>Function:</w:t>
       </w:r>
       <w:r>
@@ -9599,7 +10123,6 @@
           <w:bCs/>
           <w:color w:val="000000" w:themeColor="text1"/>
         </w:rPr>
-        <w:lastRenderedPageBreak/>
         <w:t>Institutional Phase (Network Integration):</w:t>
       </w:r>
       <w:r>
@@ -10041,6 +10564,7 @@
           <w:bCs/>
           <w:color w:val="000000" w:themeColor="text1"/>
         </w:rPr>
+        <w:lastRenderedPageBreak/>
         <w:t>Settlement Calculation:</w:t>
       </w:r>
       <w:r>
@@ -10209,6 +10733,290 @@
       <w:pPr>
         <w:spacing w:after="120"/>
         <w:rPr>
+          <w:rFonts w:cstheme="minorHAnsi"/>
+          <w:color w:val="000000" w:themeColor="text1"/>
+          <w:lang w:val="en-DE"/>
+        </w:rPr>
+      </w:pPr>
+      <w:r>
+        <w:rPr>
+          <w:rFonts w:cstheme="minorHAnsi"/>
+          <w:b/>
+          <w:bCs/>
+          <w:color w:val="000000" w:themeColor="text1"/>
+          <w:lang w:val="en-DE"/>
+        </w:rPr>
+        <w:t>The Operational Lifecycle</w:t>
+      </w:r>
+    </w:p>
+    <w:p>
+      <w:pPr>
+        <w:numPr>
+          <w:ilvl w:val="0"/>
+          <w:numId w:val="53"/>
+        </w:numPr>
+        <w:spacing w:after="120"/>
+        <w:rPr>
+          <w:rFonts w:cstheme="minorHAnsi"/>
+          <w:color w:val="000000" w:themeColor="text1"/>
+          <w:lang w:val="en-DE"/>
+        </w:rPr>
+      </w:pPr>
+      <w:r>
+        <w:rPr>
+          <w:rFonts w:cstheme="minorHAnsi"/>
+          <w:b/>
+          <w:bCs/>
+          <w:color w:val="000000" w:themeColor="text1"/>
+          <w:lang w:val="en-DE"/>
+        </w:rPr>
+        <w:t>Auction:</w:t>
+      </w:r>
+      <w:r>
+        <w:rPr>
+          <w:rFonts w:cstheme="minorHAnsi"/>
+          <w:color w:val="000000" w:themeColor="text1"/>
+          <w:lang w:val="en-DE"/>
+        </w:rPr>
+        <w:t> Users mint FIM</w:t>
+      </w:r>
+      <w:r>
+        <w:rPr>
+          <w:rFonts w:cstheme="minorHAnsi"/>
+          <w:color w:val="000000" w:themeColor="text1"/>
+          <w:lang w:val="en-DE"/>
+        </w:rPr>
+        <w:t xml:space="preserve"> </w:t>
+      </w:r>
+      <w:r>
+        <w:rPr>
+          <w:rFonts w:cstheme="minorHAnsi"/>
+          <w:color w:val="000000" w:themeColor="text1"/>
+          <w:lang w:val="en-DE"/>
+        </w:rPr>
+        <w:t>via the Auction contract.</w:t>
+      </w:r>
+    </w:p>
+    <w:p>
+      <w:pPr>
+        <w:numPr>
+          <w:ilvl w:val="0"/>
+          <w:numId w:val="53"/>
+        </w:numPr>
+        <w:spacing w:after="120"/>
+        <w:rPr>
+          <w:rFonts w:cstheme="minorHAnsi"/>
+          <w:color w:val="000000" w:themeColor="text1"/>
+          <w:lang w:val="en-DE"/>
+        </w:rPr>
+      </w:pPr>
+      <w:r>
+        <w:rPr>
+          <w:rFonts w:cstheme="minorHAnsi"/>
+          <w:b/>
+          <w:bCs/>
+          <w:color w:val="000000" w:themeColor="text1"/>
+          <w:lang w:val="en-DE"/>
+        </w:rPr>
+        <w:t>Bootstrap:</w:t>
+      </w:r>
+      <w:r>
+        <w:rPr>
+          <w:rFonts w:cstheme="minorHAnsi"/>
+          <w:color w:val="000000" w:themeColor="text1"/>
+          <w:lang w:val="en-DE"/>
+        </w:rPr>
+        <w:t> The Game enters a waiting state. The Bot calculates and submits </w:t>
+      </w:r>
+      <w:proofErr w:type="spellStart"/>
+      <w:proofErr w:type="gramStart"/>
+      <w:r>
+        <w:rPr>
+          <w:rFonts w:cstheme="minorHAnsi"/>
+          <w:color w:val="000000" w:themeColor="text1"/>
+          <w:lang w:val="en-DE"/>
+        </w:rPr>
+        <w:t>Ginitial</w:t>
+      </w:r>
+      <w:proofErr w:type="spellEnd"/>
+      <w:r>
+        <w:rPr>
+          <w:rFonts w:cstheme="minorHAnsi"/>
+          <w:color w:val="000000" w:themeColor="text1"/>
+          <w:lang w:val="en-DE"/>
+        </w:rPr>
+        <w:t xml:space="preserve"> </w:t>
+      </w:r>
+      <w:r>
+        <w:rPr>
+          <w:rFonts w:cstheme="minorHAnsi"/>
+          <w:color w:val="000000" w:themeColor="text1"/>
+          <w:lang w:val="en-DE"/>
+        </w:rPr>
+        <w:t>.</w:t>
+      </w:r>
+      <w:proofErr w:type="gramEnd"/>
+      <w:r>
+        <w:rPr>
+          <w:rFonts w:cstheme="minorHAnsi"/>
+          <w:color w:val="000000" w:themeColor="text1"/>
+          <w:lang w:val="en-DE"/>
+        </w:rPr>
+        <w:t xml:space="preserve"> Trading opens only after this verification is complete.</w:t>
+      </w:r>
+    </w:p>
+    <w:p>
+      <w:pPr>
+        <w:numPr>
+          <w:ilvl w:val="0"/>
+          <w:numId w:val="53"/>
+        </w:numPr>
+        <w:spacing w:after="120"/>
+        <w:rPr>
+          <w:rFonts w:cstheme="minorHAnsi"/>
+          <w:color w:val="000000" w:themeColor="text1"/>
+          <w:lang w:val="en-DE"/>
+        </w:rPr>
+      </w:pPr>
+      <w:r>
+        <w:rPr>
+          <w:rFonts w:cstheme="minorHAnsi"/>
+          <w:b/>
+          <w:bCs/>
+          <w:color w:val="000000" w:themeColor="text1"/>
+          <w:lang w:val="en-DE"/>
+        </w:rPr>
+        <w:t>Trading:</w:t>
+      </w:r>
+      <w:r>
+        <w:rPr>
+          <w:rFonts w:cstheme="minorHAnsi"/>
+          <w:color w:val="000000" w:themeColor="text1"/>
+          <w:lang w:val="en-DE"/>
+        </w:rPr>
+        <w:t> The active market phase where </w:t>
+      </w:r>
+      <w:proofErr w:type="spellStart"/>
+      <w:r>
+        <w:rPr>
+          <w:rFonts w:cstheme="minorHAnsi"/>
+          <w:color w:val="000000" w:themeColor="text1"/>
+          <w:lang w:val="en-DE"/>
+        </w:rPr>
+        <w:t>FIMis</w:t>
+      </w:r>
+      <w:proofErr w:type="spellEnd"/>
+      <w:r>
+        <w:rPr>
+          <w:rFonts w:cstheme="minorHAnsi"/>
+          <w:color w:val="000000" w:themeColor="text1"/>
+          <w:lang w:val="en-DE"/>
+        </w:rPr>
+        <w:t xml:space="preserve"> exchanged.</w:t>
+      </w:r>
+    </w:p>
+    <w:p>
+      <w:pPr>
+        <w:numPr>
+          <w:ilvl w:val="0"/>
+          <w:numId w:val="53"/>
+        </w:numPr>
+        <w:spacing w:after="120"/>
+        <w:rPr>
+          <w:rFonts w:cstheme="minorHAnsi"/>
+          <w:color w:val="000000" w:themeColor="text1"/>
+          <w:lang w:val="en-DE"/>
+        </w:rPr>
+      </w:pPr>
+      <w:r>
+        <w:rPr>
+          <w:rFonts w:cstheme="minorHAnsi"/>
+          <w:b/>
+          <w:bCs/>
+          <w:color w:val="000000" w:themeColor="text1"/>
+          <w:lang w:val="en-DE"/>
+        </w:rPr>
+        <w:t>Settling:</w:t>
+      </w:r>
+      <w:r>
+        <w:rPr>
+          <w:rFonts w:cstheme="minorHAnsi"/>
+          <w:color w:val="000000" w:themeColor="text1"/>
+          <w:lang w:val="en-DE"/>
+        </w:rPr>
+        <w:t> Upon a victory trigger or time expiry, the Bot submits the final sorted state to verify the outcome.</w:t>
+      </w:r>
+    </w:p>
+    <w:p>
+      <w:pPr>
+        <w:numPr>
+          <w:ilvl w:val="0"/>
+          <w:numId w:val="53"/>
+        </w:numPr>
+        <w:spacing w:after="120"/>
+        <w:rPr>
+          <w:rFonts w:cstheme="minorHAnsi"/>
+          <w:color w:val="000000" w:themeColor="text1"/>
+          <w:lang w:val="en-DE"/>
+        </w:rPr>
+      </w:pPr>
+      <w:r>
+        <w:rPr>
+          <w:rFonts w:cstheme="minorHAnsi"/>
+          <w:b/>
+          <w:bCs/>
+          <w:color w:val="000000" w:themeColor="text1"/>
+          <w:lang w:val="en-DE"/>
+        </w:rPr>
+        <w:t>Payout:</w:t>
+      </w:r>
+      <w:r>
+        <w:rPr>
+          <w:rFonts w:cstheme="minorHAnsi"/>
+          <w:color w:val="000000" w:themeColor="text1"/>
+          <w:lang w:val="en-DE"/>
+        </w:rPr>
+        <w:t> Users claim prizes and unlock their RTD</w:t>
+      </w:r>
+      <w:r>
+        <w:rPr>
+          <w:rFonts w:cstheme="minorHAnsi"/>
+          <w:color w:val="000000" w:themeColor="text1"/>
+          <w:lang w:val="en-DE"/>
+        </w:rPr>
+        <w:t xml:space="preserve"> </w:t>
+      </w:r>
+      <w:r>
+        <w:rPr>
+          <w:rFonts w:cstheme="minorHAnsi"/>
+          <w:color w:val="000000" w:themeColor="text1"/>
+          <w:lang w:val="en-DE"/>
+        </w:rPr>
+        <w:t>collateral.</w:t>
+      </w:r>
+    </w:p>
+    <w:p>
+      <w:pPr>
+        <w:spacing w:after="120"/>
+        <w:rPr>
+          <w:rFonts w:cstheme="minorHAnsi"/>
+          <w:color w:val="000000" w:themeColor="text1"/>
+        </w:rPr>
+      </w:pPr>
+    </w:p>
+    <w:p>
+      <w:pPr>
+        <w:spacing w:after="120"/>
+        <w:rPr>
+          <w:rFonts w:cstheme="minorHAnsi"/>
+          <w:color w:val="000000" w:themeColor="text1"/>
+        </w:rPr>
+      </w:pPr>
+    </w:p>
+    <w:p>
+      <w:pPr>
+        <w:spacing w:after="120"/>
+        <w:rPr>
           <w:rFonts w:eastAsiaTheme="majorEastAsia" w:cstheme="majorBidi"/>
           <w:b/>
           <w:color w:val="000000" w:themeColor="text1"/>
@@ -10261,13 +11069,11 @@
       <w:r>
         <w:t xml:space="preserve">The economic architecture of </w:t>
       </w:r>
-      <w:proofErr w:type="spellStart"/>
-      <w:r>
-        <w:t>Ritardo</w:t>
-      </w:r>
-      <w:proofErr w:type="spellEnd"/>
-      <w:r>
-        <w:t xml:space="preserve"> Games uses a </w:t>
+      <w:r>
+        <w:t>Gini.gg</w:t>
+      </w:r>
+      <w:r>
+        <w:t xml:space="preserve"> uses a </w:t>
       </w:r>
       <w:r>
         <w:rPr>
@@ -10338,13 +11144,17 @@
         <w:pStyle w:val="Heading3"/>
       </w:pPr>
       <w:r>
-        <w:t xml:space="preserve">The Sovereign Asset: $RTD (The </w:t>
-      </w:r>
-      <w:proofErr w:type="spellStart"/>
-      <w:r>
-        <w:t>Ritardo</w:t>
-      </w:r>
-      <w:proofErr w:type="spellEnd"/>
+        <w:t xml:space="preserve">The Sovereign Asset: </w:t>
+      </w:r>
+      <w:r>
+        <w:t>$GINI</w:t>
+      </w:r>
+      <w:r>
+        <w:t xml:space="preserve"> (The </w:t>
+      </w:r>
+      <w:r>
+        <w:t>Gini</w:t>
+      </w:r>
       <w:r>
         <w:t>)</w:t>
       </w:r>
@@ -10390,21 +11200,31 @@
         <w:rPr>
           <w:rFonts w:eastAsiaTheme="majorEastAsia" w:cstheme="minorHAnsi"/>
         </w:rPr>
-        <w:t xml:space="preserve"> $RTD represents ownership over the </w:t>
-      </w:r>
-      <w:proofErr w:type="spellStart"/>
+        <w:t> </w:t>
+      </w:r>
       <w:r>
         <w:rPr>
           <w:rFonts w:eastAsiaTheme="majorEastAsia" w:cstheme="minorHAnsi"/>
         </w:rPr>
-        <w:t>Ritardo</w:t>
-      </w:r>
-      <w:proofErr w:type="spellEnd"/>
+        <w:t>$GINI</w:t>
+      </w:r>
       <w:r>
         <w:rPr>
           <w:rFonts w:eastAsiaTheme="majorEastAsia" w:cstheme="minorHAnsi"/>
         </w:rPr>
-        <w:t xml:space="preserve"> Games protocol.</w:t>
+        <w:t xml:space="preserve"> represents ownership over the </w:t>
+      </w:r>
+      <w:r>
+        <w:rPr>
+          <w:rFonts w:eastAsiaTheme="majorEastAsia" w:cstheme="minorHAnsi"/>
+        </w:rPr>
+        <w:t>Gini.gg</w:t>
+      </w:r>
+      <w:r>
+        <w:rPr>
+          <w:rFonts w:eastAsiaTheme="majorEastAsia" w:cstheme="minorHAnsi"/>
+        </w:rPr>
+        <w:t xml:space="preserve"> protocol.</w:t>
       </w:r>
     </w:p>
     <w:p>
@@ -10440,7 +11260,19 @@
         <w:rPr>
           <w:rFonts w:eastAsiaTheme="majorEastAsia" w:cstheme="minorHAnsi"/>
         </w:rPr>
-        <w:t>, holding $RTD is required to play the game. The </w:t>
+        <w:t xml:space="preserve">, holding </w:t>
+      </w:r>
+      <w:r>
+        <w:rPr>
+          <w:rFonts w:eastAsiaTheme="majorEastAsia" w:cstheme="minorHAnsi"/>
+        </w:rPr>
+        <w:t>$GINI</w:t>
+      </w:r>
+      <w:r>
+        <w:rPr>
+          <w:rFonts w:eastAsiaTheme="majorEastAsia" w:cstheme="minorHAnsi"/>
+        </w:rPr>
+        <w:t xml:space="preserve"> is required to play the game. The </w:t>
       </w:r>
       <w:proofErr w:type="spellStart"/>
       <w:r>
@@ -10498,7 +11330,19 @@
         <w:rPr>
           <w:rFonts w:eastAsiaTheme="majorEastAsia" w:cstheme="minorHAnsi"/>
         </w:rPr>
-        <w:t>, the $RTD ecosystem uses a Dynamic Allocation model. The USDC profits generated by the Treasury are used according to the active </w:t>
+        <w:t xml:space="preserve">, the </w:t>
+      </w:r>
+      <w:r>
+        <w:rPr>
+          <w:rFonts w:eastAsiaTheme="majorEastAsia" w:cstheme="minorHAnsi"/>
+        </w:rPr>
+        <w:t>$GINI</w:t>
+      </w:r>
+      <w:r>
+        <w:rPr>
+          <w:rFonts w:eastAsiaTheme="majorEastAsia" w:cstheme="minorHAnsi"/>
+        </w:rPr>
+        <w:t xml:space="preserve"> ecosystem uses a Dynamic Allocation model. The USDC profits generated by the Treasury are used according to the active </w:t>
       </w:r>
       <w:proofErr w:type="spellStart"/>
       <w:r>
@@ -10538,7 +11382,19 @@
         <w:rPr>
           <w:rFonts w:eastAsiaTheme="majorEastAsia" w:cstheme="minorHAnsi"/>
         </w:rPr>
-        <w:t> Purchasing and burning $RTD to reduce total supply.</w:t>
+        <w:t xml:space="preserve"> Purchasing and burning </w:t>
+      </w:r>
+      <w:r>
+        <w:rPr>
+          <w:rFonts w:eastAsiaTheme="majorEastAsia" w:cstheme="minorHAnsi"/>
+        </w:rPr>
+        <w:t>$GINI</w:t>
+      </w:r>
+      <w:r>
+        <w:rPr>
+          <w:rFonts w:eastAsiaTheme="majorEastAsia" w:cstheme="minorHAnsi"/>
+        </w:rPr>
+        <w:t xml:space="preserve"> to reduce total supply.</w:t>
       </w:r>
     </w:p>
     <w:p>
@@ -10613,7 +11469,13 @@
     </w:p>
     <w:p>
       <w:r>
-        <w:t>The total supply of $RTD is fixed at </w:t>
+        <w:t xml:space="preserve">The total supply of </w:t>
+      </w:r>
+      <w:r>
+        <w:t>$GINI</w:t>
+      </w:r>
+      <w:r>
+        <w:t xml:space="preserve"> is fixed at </w:t>
       </w:r>
       <w:r>
         <w:rPr>
@@ -10637,10 +11499,10 @@
         <w:tblLook w:val="04A0" w:firstRow="1" w:lastRow="0" w:firstColumn="1" w:lastColumn="0" w:noHBand="0" w:noVBand="1"/>
       </w:tblPr>
       <w:tblGrid>
-        <w:gridCol w:w="1526"/>
+        <w:gridCol w:w="1534"/>
         <w:gridCol w:w="1109"/>
         <w:gridCol w:w="1496"/>
-        <w:gridCol w:w="4885"/>
+        <w:gridCol w:w="4877"/>
       </w:tblGrid>
       <w:tr>
         <w:tc>
@@ -10988,21 +11850,19 @@
             <w:r>
               <w:t> Allocated to the </w:t>
             </w:r>
-            <w:proofErr w:type="spellStart"/>
             <w:r>
               <w:rPr>
                 <w:b/>
                 <w:bCs/>
               </w:rPr>
-              <w:t>Ritardo</w:t>
-            </w:r>
-            <w:proofErr w:type="spellEnd"/>
+              <w:t>Gini.gg</w:t>
+            </w:r>
             <w:r>
               <w:rPr>
                 <w:b/>
                 <w:bCs/>
               </w:rPr>
-              <w:t xml:space="preserve"> Games DAO LLC</w:t>
+              <w:t xml:space="preserve"> DAO LLC</w:t>
             </w:r>
             <w:r>
               <w:t> to cover real-world costs (legal compliance, audits, hosting). Managed via multi-sig with strict spending rules.</w:t>
@@ -11159,13 +12019,11 @@
       <w:r>
         <w:t xml:space="preserve">The emission schedule of the </w:t>
       </w:r>
-      <w:proofErr w:type="spellStart"/>
-      <w:r>
-        <w:t>Ritardo</w:t>
-      </w:r>
-      <w:proofErr w:type="spellEnd"/>
-      <w:r>
-        <w:t xml:space="preserve"> Games ecosystem is architected to prioritize long-term protocol stability over short-term speculative velocity. While the initial circulating supply is set at 5%, this figure represents only the starting state of a </w:t>
+      <w:r>
+        <w:t>Gini.gg</w:t>
+      </w:r>
+      <w:r>
+        <w:t xml:space="preserve"> ecosystem is architected to prioritize long-term protocol stability over short-term speculative velocity. While the initial circulating supply is set at 5%, this figure represents only the starting state of a </w:t>
       </w:r>
       <w:r>
         <w:rPr>
@@ -11227,7 +12085,21 @@
           <w:b/>
           <w:bCs/>
         </w:rPr>
-        <w:t>75% of the total $RTD supply is dedicated to the community</w:t>
+        <w:t xml:space="preserve">75% of the total </w:t>
+      </w:r>
+      <w:r>
+        <w:rPr>
+          <w:b/>
+          <w:bCs/>
+        </w:rPr>
+        <w:t>$GINI</w:t>
+      </w:r>
+      <w:r>
+        <w:rPr>
+          <w:b/>
+          <w:bCs/>
+        </w:rPr>
+        <w:t xml:space="preserve"> supply is dedicated to the community</w:t>
       </w:r>
       <w:r>
         <w:t>:</w:t>
@@ -11339,7 +12211,19 @@
       </w:r>
       <w:r>
         <w:br/>
-        <w:t>The $RTD economy is instantiated through a singular, atomic Token Generation Event (TGE). During this event, the immutable supply cap of 1,000,000,000 $RTD is minted. Distribution to the specific vesting contracts (for Team) and holding vaults (for Treasury and Ecosystem) is executed programmatically in the same block to ensure strict adherence to the allocation table defined in Section 10.3.</w:t>
+        <w:t xml:space="preserve">The </w:t>
+      </w:r>
+      <w:r>
+        <w:t>$GINI</w:t>
+      </w:r>
+      <w:r>
+        <w:t xml:space="preserve"> economy is instantiated through a singular, atomic Token Generation Event (TGE). During this event, the immutable supply cap of 1,000,000,000 </w:t>
+      </w:r>
+      <w:r>
+        <w:t>$GINI</w:t>
+      </w:r>
+      <w:r>
+        <w:t xml:space="preserve"> is minted. Distribution to the specific vesting contracts (for Team) and holding vaults (for Treasury and Ecosystem) is executed programmatically in the same block to ensure strict adherence to the allocation table defined in Section 10.3.</w:t>
       </w:r>
     </w:p>
     <w:p>
@@ -11362,7 +12246,13 @@
         <w:t>10%</w:t>
       </w:r>
       <w:r>
-        <w:t> of supply allocated to "Genesis Liquidity" is operationally divided into two distinct tranches of 50,000,000 $RTD (5%) each, serving complementary functions:</w:t>
+        <w:t xml:space="preserve"> of supply allocated to "Genesis Liquidity" is operationally divided into two distinct tranches of 50,000,000 </w:t>
+      </w:r>
+      <w:r>
+        <w:t>$GINI</w:t>
+      </w:r>
+      <w:r>
+        <w:t xml:space="preserve"> (5%) each, serving complementary functions:</w:t>
       </w:r>
     </w:p>
     <w:p>
@@ -11410,13 +12300,11 @@
         <w:br/>
         <w:t xml:space="preserve">The second tranche (5%) is paired with USDC capital provided by the </w:t>
       </w:r>
-      <w:proofErr w:type="spellStart"/>
-      <w:r>
-        <w:t>Ritardo</w:t>
-      </w:r>
-      <w:proofErr w:type="spellEnd"/>
-      <w:r>
-        <w:t xml:space="preserve"> Games DAO LLC to establish the initial market.</w:t>
+      <w:r>
+        <w:t>Gini.gg</w:t>
+      </w:r>
+      <w:r>
+        <w:t xml:space="preserve"> DAO LLC to establish the initial market.</w:t>
       </w:r>
     </w:p>
     <w:p>
@@ -11546,13 +12434,11 @@
       <w:r>
         <w:t xml:space="preserve">The growth strategy of the </w:t>
       </w:r>
-      <w:proofErr w:type="spellStart"/>
-      <w:r>
-        <w:t>Ritardo</w:t>
-      </w:r>
-      <w:proofErr w:type="spellEnd"/>
-      <w:r>
-        <w:t xml:space="preserve"> Games ecosystem operates on the premise that a robust decentralized network requires a dedicated, intellectually engaged core constituency. The go-to-market strategy is bifurcated into a </w:t>
+      <w:r>
+        <w:t>Gini.gg</w:t>
+      </w:r>
+      <w:r>
+        <w:t xml:space="preserve"> ecosystem operates on the premise that a robust decentralized network requires a dedicated, intellectually engaged core constituency. The go-to-market strategy is bifurcated into a </w:t>
       </w:r>
       <w:r>
         <w:rPr>
@@ -12617,13 +13503,11 @@
       <w:r>
         <w:t xml:space="preserve">By formalizing the social layer, </w:t>
       </w:r>
-      <w:proofErr w:type="spellStart"/>
-      <w:r>
-        <w:t>Ritardo</w:t>
-      </w:r>
-      <w:proofErr w:type="spellEnd"/>
-      <w:r>
-        <w:t xml:space="preserve"> Games ensures that the "meta-game" of coordination is as robust as the on-chain execution.</w:t>
+      <w:r>
+        <w:t>Gini.gg</w:t>
+      </w:r>
+      <w:r>
+        <w:t xml:space="preserve"> ensures that the "meta-game" of coordination is as robust as the on-chain execution.</w:t>
       </w:r>
     </w:p>
     <w:p/>
@@ -13136,13 +14020,11 @@
       <w:r>
         <w:t xml:space="preserve">At its core, </w:t>
       </w:r>
-      <w:proofErr w:type="spellStart"/>
-      <w:r>
-        <w:t>Ritardo</w:t>
-      </w:r>
-      <w:proofErr w:type="spellEnd"/>
-      <w:r>
-        <w:t xml:space="preserve"> Games is a perfect-information, real-money economic simulation built on a foundation of pure strategy. It is a competitive arena where victory is not determined by luck or informational asymmetry, but by a participant's ability to </w:t>
+      <w:r>
+        <w:t>Gini.gg</w:t>
+      </w:r>
+      <w:r>
+        <w:t xml:space="preserve"> is a perfect-information, real-money economic simulation built on a foundation of pure strategy. It is a competitive arena where victory is not determined by luck or informational asymmetry, but by a participant's ability to </w:t>
       </w:r>
       <w:proofErr w:type="spellStart"/>
       <w:r>
@@ -13538,7 +14420,13 @@
               <w:t>Game Season 1 Launch</w:t>
             </w:r>
             <w:r>
-              <w:t>, $RTD Token Generation Event (TGE), </w:t>
+              <w:t xml:space="preserve">, </w:t>
+            </w:r>
+            <w:r>
+              <w:t>$GINI</w:t>
+            </w:r>
+            <w:r>
+              <w:t xml:space="preserve"> Token Generation Event (TGE), </w:t>
             </w:r>
             <w:r>
               <w:rPr>
@@ -13682,7 +14570,6 @@
         <w:pStyle w:val="Heading3"/>
       </w:pPr>
       <w:r>
-        <w:lastRenderedPageBreak/>
         <w:t>Future Vision: The Evolution of the Game</w:t>
       </w:r>
     </w:p>
@@ -13690,11 +14577,9 @@
       <w:r>
         <w:t xml:space="preserve">The initial game mode establishes the baseline mechanism. The </w:t>
       </w:r>
-      <w:proofErr w:type="spellStart"/>
-      <w:r>
-        <w:t>Ritardo</w:t>
-      </w:r>
-      <w:proofErr w:type="spellEnd"/>
+      <w:r>
+        <w:t>Gini.gg</w:t>
+      </w:r>
       <w:r>
         <w:t xml:space="preserve"> DAO is empowered to continuously introduce new modes to challenge players and expand the ecosystem’s strategic depth. Future possibilities include:</w:t>
       </w:r>
@@ -13711,6 +14596,7 @@
           <w:b/>
           <w:bCs/>
         </w:rPr>
+        <w:lastRenderedPageBreak/>
         <w:t>The "Volatile Asset" Game Mode:</w:t>
       </w:r>
       <w:r>
@@ -14204,7 +15090,6 @@
         <w:spacing w:after="120"/>
       </w:pPr>
       <w:r>
-        <w:lastRenderedPageBreak/>
         <w:t>Payout Logic Formalization:</w:t>
       </w:r>
     </w:p>
@@ -14372,6 +15257,7 @@
         <w:spacing w:after="120"/>
       </w:pPr>
       <w:r>
+        <w:lastRenderedPageBreak/>
         <w:t>For a player </w:t>
       </w:r>
       <w:proofErr w:type="spellStart"/>
@@ -14752,13 +15638,64 @@
       <w:r>
         <w:t xml:space="preserve">The design of </w:t>
       </w:r>
+      <w:r>
+        <w:t>Gini.gg</w:t>
+      </w:r>
+      <w:r>
+        <w:t xml:space="preserve"> is an exercise in applied game theory. The rules are not just a framework for play, but a system designed to guide participants toward specific strategic realizations and to counter common exploits through robust mechanism design.</w:t>
+      </w:r>
+    </w:p>
+    <w:p>
+      <w:pPr>
+        <w:pStyle w:val="Heading3"/>
+        <w:spacing w:after="120"/>
+      </w:pPr>
+      <w:r>
+        <w:rPr>
+          <w:rStyle w:val="Heading3Char"/>
+          <w:b/>
+          <w:bCs/>
+        </w:rPr>
+        <w:t>The Core Dilemma: The Individual vs. The Collective</w:t>
+      </w:r>
+    </w:p>
+    <w:p>
+      <w:pPr>
+        <w:spacing w:after="120"/>
+      </w:pPr>
+      <w:r>
+        <w:t>The game presents a classic multi-player dilemma. The most intuitive, low-coordination strategy for any individual player is to act in their own immediate self-interest (buy low, sell high to maximize personal</w:t>
+      </w:r>
+      <w:r>
+        <w:t xml:space="preserve"> $USDC</w:t>
+      </w:r>
+      <w:r>
+        <w:t xml:space="preserve"> profit). However, every such trade, if made without considering the counterparty, is statistically likely to push the Gini Coefficient up, benefiting the Capitalist faction. If all non-whale players adopt this simple strategy, they collectively guarantee a Capitalist victory where they are almost certain to win nothing. The globally optimal strategy for the majority is to overcome this coordination problem and act as a collective for the Socialist victory.</w:t>
+      </w:r>
+    </w:p>
+    <w:p>
+      <w:pPr>
+        <w:pStyle w:val="Heading3"/>
+        <w:spacing w:after="120"/>
+      </w:pPr>
+      <w:r>
+        <w:t>Nash Equilibrium &amp; The Learning Effect</w:t>
+      </w:r>
+    </w:p>
+    <w:p>
+      <w:pPr>
+        <w:spacing w:after="120"/>
+      </w:pPr>
+      <w:r>
+        <w:t xml:space="preserve">The "obvious" Nash Equilibrium, from a single-player perspective, appears to be defection from the collective good in </w:t>
+      </w:r>
       <w:proofErr w:type="spellStart"/>
       <w:r>
-        <w:t>Ritardo</w:t>
+        <w:t>favor</w:t>
       </w:r>
       <w:proofErr w:type="spellEnd"/>
       <w:r>
-        <w:t xml:space="preserve"> Games is an exercise in applied game theory. The rules are not just a framework for play, but a system designed to guide participants toward specific strategic realizations and to counter common exploits through robust mechanism design.</w:t>
+        <w:t xml:space="preserve"> of personal profit. The game is designed to reveal that this is a suboptimal equilibrium for most participants. The true, more stable equilibrium is cooperation within a faction. The game's "learning effect" is the process of players discovering, through real financial stakes, that their own best outcome is tied to the success of their chosen collective.</w:t>
       </w:r>
     </w:p>
     <w:p>
@@ -14767,59 +15704,6 @@
         <w:spacing w:after="120"/>
       </w:pPr>
       <w:r>
-        <w:rPr>
-          <w:rStyle w:val="Heading3Char"/>
-          <w:b/>
-          <w:bCs/>
-        </w:rPr>
-        <w:t>The Core Dilemma: The Individual vs. The Collective</w:t>
-      </w:r>
-    </w:p>
-    <w:p>
-      <w:pPr>
-        <w:spacing w:after="120"/>
-      </w:pPr>
-      <w:r>
-        <w:t>The game presents a classic multi-player dilemma. The most intuitive, low-coordination strategy for any individual player is to act in their own immediate self-interest (buy low, sell high to maximize personal</w:t>
-      </w:r>
-      <w:r>
-        <w:t xml:space="preserve"> $USDC</w:t>
-      </w:r>
-      <w:r>
-        <w:t xml:space="preserve"> profit). However, every such trade, if made without considering the counterparty, is statistically likely to push the Gini Coefficient up, benefiting the Capitalist faction. If all non-whale players adopt this simple strategy, they collectively guarantee a Capitalist victory where they are almost certain to win nothing. The globally optimal strategy for the majority is to overcome this coordination problem and act as a collective for the Socialist victory.</w:t>
-      </w:r>
-    </w:p>
-    <w:p>
-      <w:pPr>
-        <w:pStyle w:val="Heading3"/>
-        <w:spacing w:after="120"/>
-      </w:pPr>
-      <w:r>
-        <w:t>Nash Equilibrium &amp; The Learning Effect</w:t>
-      </w:r>
-    </w:p>
-    <w:p>
-      <w:pPr>
-        <w:spacing w:after="120"/>
-      </w:pPr>
-      <w:r>
-        <w:t xml:space="preserve">The "obvious" Nash Equilibrium, from a single-player perspective, appears to be defection from the collective good in </w:t>
-      </w:r>
-      <w:proofErr w:type="spellStart"/>
-      <w:r>
-        <w:t>favor</w:t>
-      </w:r>
-      <w:proofErr w:type="spellEnd"/>
-      <w:r>
-        <w:t xml:space="preserve"> of personal profit. The game is designed to reveal that this is a suboptimal equilibrium for most participants. The true, more stable equilibrium is cooperation within a faction. The game's "learning effect" is the process of players discovering, through real financial stakes, that their own best outcome is tied to the success of their chosen collective.</w:t>
-      </w:r>
-    </w:p>
-    <w:p>
-      <w:pPr>
-        <w:pStyle w:val="Heading3"/>
-        <w:spacing w:after="120"/>
-      </w:pPr>
-      <w:r>
         <w:t>Emergent Strategies: Gini-Aware Trading</w:t>
       </w:r>
     </w:p>
@@ -14827,13 +15711,11 @@
       <w:r>
         <w:t xml:space="preserve">The platform's design, which provides perfect information about counterparty balances on the Peer-to-Peer Order Book, gives rise to a set of sophisticated strategies we term "Gini-Aware Trading." Unlike traditional markets focused solely on price, players in </w:t>
       </w:r>
-      <w:proofErr w:type="spellStart"/>
-      <w:r>
-        <w:t>Ritardo</w:t>
-      </w:r>
-      <w:proofErr w:type="spellEnd"/>
-      <w:r>
-        <w:t xml:space="preserve"> Games must price in the externality of their trade's impact on the Gini Coefficient.</w:t>
+      <w:r>
+        <w:t>Gini.gg</w:t>
+      </w:r>
+      <w:r>
+        <w:t xml:space="preserve"> must price in the externality of their trade's impact on the Gini Coefficient.</w:t>
       </w:r>
     </w:p>
     <w:p>
@@ -14848,7 +15730,6 @@
           <w:b/>
           <w:bCs/>
         </w:rPr>
-        <w:lastRenderedPageBreak/>
         <w:t>The Socialist Premium:</w:t>
       </w:r>
       <w:r>
@@ -14885,6 +15766,7 @@
           <w:b/>
           <w:bCs/>
         </w:rPr>
+        <w:lastRenderedPageBreak/>
         <w:t>Strategic Matching:</w:t>
       </w:r>
       <w:r>
@@ -15242,7 +16124,6 @@
         <w:spacing w:after="120"/>
       </w:pPr>
       <w:r>
-        <w:lastRenderedPageBreak/>
         <w:t>DAO (Decentralized Autonomous Organization): An organization represented by rules encoded as a computer program that is transparent, controlled by the organization members, and not influenced by a central government.</w:t>
       </w:r>
     </w:p>
@@ -15257,13 +16138,11 @@
       <w:r>
         <w:t xml:space="preserve">$FIM (Fake Internet Money): The non-investment, seasonal utility token used exclusively for gameplay within a single </w:t>
       </w:r>
-      <w:proofErr w:type="spellStart"/>
-      <w:r>
-        <w:t>Ritardo</w:t>
-      </w:r>
-      <w:proofErr w:type="spellEnd"/>
-      <w:r>
-        <w:t xml:space="preserve"> Games season.</w:t>
+      <w:r>
+        <w:t>Gini.gg</w:t>
+      </w:r>
+      <w:r>
+        <w:t xml:space="preserve"> season.</w:t>
       </w:r>
     </w:p>
     <w:p>
@@ -15287,6 +16166,7 @@
         <w:spacing w:after="120"/>
       </w:pPr>
       <w:r>
+        <w:lastRenderedPageBreak/>
         <w:t xml:space="preserve">Net Contribution: A core metric calculated as a player's total </w:t>
       </w:r>
       <w:proofErr w:type="spellStart"/>
@@ -15335,23 +16215,22 @@
         <w:spacing w:after="120"/>
       </w:pPr>
       <w:r>
-        <w:t>$RTD (</w:t>
-      </w:r>
-      <w:proofErr w:type="spellStart"/>
-      <w:r>
-        <w:t>Ritardo</w:t>
-      </w:r>
-      <w:proofErr w:type="spellEnd"/>
+        <w:t>$GINI</w:t>
+      </w:r>
+      <w:r>
+        <w:t xml:space="preserve"> (</w:t>
+      </w:r>
+      <w:r>
+        <w:t>Gini</w:t>
+      </w:r>
       <w:r>
         <w:t xml:space="preserve">): The governance token of the </w:t>
       </w:r>
-      <w:proofErr w:type="spellStart"/>
-      <w:r>
-        <w:t>Ritardo</w:t>
-      </w:r>
-      <w:proofErr w:type="spellEnd"/>
-      <w:r>
-        <w:t xml:space="preserve"> Games ecosystem. Holders govern the DAO and their stake is required as collateral to participate in the game.</w:t>
+      <w:r>
+        <w:t>Gini.gg</w:t>
+      </w:r>
+      <w:r>
+        <w:t xml:space="preserve"> ecosystem. Holders govern the DAO and their stake is required as collateral to participate in the game.</w:t>
       </w:r>
     </w:p>
     <w:p>
@@ -16254,6 +17133,119 @@
     </w:lvl>
   </w:abstractNum>
   <w:abstractNum w:abstractNumId="5" w15:restartNumberingAfterBreak="0">
+    <w:nsid w:val="143202CA"/>
+    <w:multiLevelType w:val="multilevel"/>
+    <w:tmpl w:val="37040172"/>
+    <w:lvl w:ilvl="0">
+      <w:start w:val="1"/>
+      <w:numFmt w:val="decimal"/>
+      <w:lvlText w:val="%1."/>
+      <w:lvlJc w:val="left"/>
+      <w:pPr>
+        <w:tabs>
+          <w:tab w:val="num" w:pos="720"/>
+        </w:tabs>
+        <w:ind w:left="720" w:hanging="360"/>
+      </w:pPr>
+    </w:lvl>
+    <w:lvl w:ilvl="1" w:tentative="1">
+      <w:start w:val="1"/>
+      <w:numFmt w:val="decimal"/>
+      <w:lvlText w:val="%2."/>
+      <w:lvlJc w:val="left"/>
+      <w:pPr>
+        <w:tabs>
+          <w:tab w:val="num" w:pos="1440"/>
+        </w:tabs>
+        <w:ind w:left="1440" w:hanging="360"/>
+      </w:pPr>
+    </w:lvl>
+    <w:lvl w:ilvl="2" w:tentative="1">
+      <w:start w:val="1"/>
+      <w:numFmt w:val="decimal"/>
+      <w:lvlText w:val="%3."/>
+      <w:lvlJc w:val="left"/>
+      <w:pPr>
+        <w:tabs>
+          <w:tab w:val="num" w:pos="2160"/>
+        </w:tabs>
+        <w:ind w:left="2160" w:hanging="360"/>
+      </w:pPr>
+    </w:lvl>
+    <w:lvl w:ilvl="3" w:tentative="1">
+      <w:start w:val="1"/>
+      <w:numFmt w:val="decimal"/>
+      <w:lvlText w:val="%4."/>
+      <w:lvlJc w:val="left"/>
+      <w:pPr>
+        <w:tabs>
+          <w:tab w:val="num" w:pos="2880"/>
+        </w:tabs>
+        <w:ind w:left="2880" w:hanging="360"/>
+      </w:pPr>
+    </w:lvl>
+    <w:lvl w:ilvl="4" w:tentative="1">
+      <w:start w:val="1"/>
+      <w:numFmt w:val="decimal"/>
+      <w:lvlText w:val="%5."/>
+      <w:lvlJc w:val="left"/>
+      <w:pPr>
+        <w:tabs>
+          <w:tab w:val="num" w:pos="3600"/>
+        </w:tabs>
+        <w:ind w:left="3600" w:hanging="360"/>
+      </w:pPr>
+    </w:lvl>
+    <w:lvl w:ilvl="5" w:tentative="1">
+      <w:start w:val="1"/>
+      <w:numFmt w:val="decimal"/>
+      <w:lvlText w:val="%6."/>
+      <w:lvlJc w:val="left"/>
+      <w:pPr>
+        <w:tabs>
+          <w:tab w:val="num" w:pos="4320"/>
+        </w:tabs>
+        <w:ind w:left="4320" w:hanging="360"/>
+      </w:pPr>
+    </w:lvl>
+    <w:lvl w:ilvl="6" w:tentative="1">
+      <w:start w:val="1"/>
+      <w:numFmt w:val="decimal"/>
+      <w:lvlText w:val="%7."/>
+      <w:lvlJc w:val="left"/>
+      <w:pPr>
+        <w:tabs>
+          <w:tab w:val="num" w:pos="5040"/>
+        </w:tabs>
+        <w:ind w:left="5040" w:hanging="360"/>
+      </w:pPr>
+    </w:lvl>
+    <w:lvl w:ilvl="7" w:tentative="1">
+      <w:start w:val="1"/>
+      <w:numFmt w:val="decimal"/>
+      <w:lvlText w:val="%8."/>
+      <w:lvlJc w:val="left"/>
+      <w:pPr>
+        <w:tabs>
+          <w:tab w:val="num" w:pos="5760"/>
+        </w:tabs>
+        <w:ind w:left="5760" w:hanging="360"/>
+      </w:pPr>
+    </w:lvl>
+    <w:lvl w:ilvl="8" w:tentative="1">
+      <w:start w:val="1"/>
+      <w:numFmt w:val="decimal"/>
+      <w:lvlText w:val="%9."/>
+      <w:lvlJc w:val="left"/>
+      <w:pPr>
+        <w:tabs>
+          <w:tab w:val="num" w:pos="6480"/>
+        </w:tabs>
+        <w:ind w:left="6480" w:hanging="360"/>
+      </w:pPr>
+    </w:lvl>
+  </w:abstractNum>
+  <w:abstractNum w:abstractNumId="6" w15:restartNumberingAfterBreak="0">
     <w:nsid w:val="16D219A5"/>
     <w:multiLevelType w:val="multilevel"/>
     <w:tmpl w:val="1488EA72"/>
@@ -16402,7 +17394,7 @@
       </w:rPr>
     </w:lvl>
   </w:abstractNum>
-  <w:abstractNum w:abstractNumId="6" w15:restartNumberingAfterBreak="0">
+  <w:abstractNum w:abstractNumId="7" w15:restartNumberingAfterBreak="0">
     <w:nsid w:val="208A0A40"/>
     <w:multiLevelType w:val="multilevel"/>
     <w:tmpl w:val="F968B38C"/>
@@ -16519,7 +17511,7 @@
       </w:pPr>
     </w:lvl>
   </w:abstractNum>
-  <w:abstractNum w:abstractNumId="7" w15:restartNumberingAfterBreak="0">
+  <w:abstractNum w:abstractNumId="8" w15:restartNumberingAfterBreak="0">
     <w:nsid w:val="20DB1858"/>
     <w:multiLevelType w:val="multilevel"/>
     <w:tmpl w:val="2F343DF2"/>
@@ -16668,7 +17660,7 @@
       </w:rPr>
     </w:lvl>
   </w:abstractNum>
-  <w:abstractNum w:abstractNumId="8" w15:restartNumberingAfterBreak="0">
+  <w:abstractNum w:abstractNumId="9" w15:restartNumberingAfterBreak="0">
     <w:nsid w:val="24836839"/>
     <w:multiLevelType w:val="multilevel"/>
     <w:tmpl w:val="2562694C"/>
@@ -16817,7 +17809,7 @@
       </w:rPr>
     </w:lvl>
   </w:abstractNum>
-  <w:abstractNum w:abstractNumId="9" w15:restartNumberingAfterBreak="0">
+  <w:abstractNum w:abstractNumId="10" w15:restartNumberingAfterBreak="0">
     <w:nsid w:val="26F71876"/>
     <w:multiLevelType w:val="multilevel"/>
     <w:tmpl w:val="360482FC"/>
@@ -16966,7 +17958,7 @@
       </w:rPr>
     </w:lvl>
   </w:abstractNum>
-  <w:abstractNum w:abstractNumId="10" w15:restartNumberingAfterBreak="0">
+  <w:abstractNum w:abstractNumId="11" w15:restartNumberingAfterBreak="0">
     <w:nsid w:val="2958508C"/>
     <w:multiLevelType w:val="multilevel"/>
     <w:tmpl w:val="98D4945A"/>
@@ -17115,7 +18107,7 @@
       </w:rPr>
     </w:lvl>
   </w:abstractNum>
-  <w:abstractNum w:abstractNumId="11" w15:restartNumberingAfterBreak="0">
+  <w:abstractNum w:abstractNumId="12" w15:restartNumberingAfterBreak="0">
     <w:nsid w:val="2E6646D9"/>
     <w:multiLevelType w:val="multilevel"/>
     <w:tmpl w:val="71E870D6"/>
@@ -17228,7 +18220,7 @@
       </w:pPr>
     </w:lvl>
   </w:abstractNum>
-  <w:abstractNum w:abstractNumId="12" w15:restartNumberingAfterBreak="0">
+  <w:abstractNum w:abstractNumId="13" w15:restartNumberingAfterBreak="0">
     <w:nsid w:val="3275706C"/>
     <w:multiLevelType w:val="multilevel"/>
     <w:tmpl w:val="62B6781A"/>
@@ -17341,7 +18333,7 @@
       </w:pPr>
     </w:lvl>
   </w:abstractNum>
-  <w:abstractNum w:abstractNumId="13" w15:restartNumberingAfterBreak="0">
+  <w:abstractNum w:abstractNumId="14" w15:restartNumberingAfterBreak="0">
     <w:nsid w:val="35EB25BA"/>
     <w:multiLevelType w:val="multilevel"/>
     <w:tmpl w:val="F73EA568"/>
@@ -17490,7 +18482,7 @@
       </w:rPr>
     </w:lvl>
   </w:abstractNum>
-  <w:abstractNum w:abstractNumId="14" w15:restartNumberingAfterBreak="0">
+  <w:abstractNum w:abstractNumId="15" w15:restartNumberingAfterBreak="0">
     <w:nsid w:val="367C7A9A"/>
     <w:multiLevelType w:val="multilevel"/>
     <w:tmpl w:val="633ED0A6"/>
@@ -17639,7 +18631,7 @@
       </w:rPr>
     </w:lvl>
   </w:abstractNum>
-  <w:abstractNum w:abstractNumId="15" w15:restartNumberingAfterBreak="0">
+  <w:abstractNum w:abstractNumId="16" w15:restartNumberingAfterBreak="0">
     <w:nsid w:val="39134D5E"/>
     <w:multiLevelType w:val="multilevel"/>
     <w:tmpl w:val="913058F8"/>
@@ -17788,7 +18780,7 @@
       </w:rPr>
     </w:lvl>
   </w:abstractNum>
-  <w:abstractNum w:abstractNumId="16" w15:restartNumberingAfterBreak="0">
+  <w:abstractNum w:abstractNumId="17" w15:restartNumberingAfterBreak="0">
     <w:nsid w:val="391E7F50"/>
     <w:multiLevelType w:val="multilevel"/>
     <w:tmpl w:val="C674CA22"/>
@@ -17937,7 +18929,7 @@
       </w:rPr>
     </w:lvl>
   </w:abstractNum>
-  <w:abstractNum w:abstractNumId="17" w15:restartNumberingAfterBreak="0">
+  <w:abstractNum w:abstractNumId="18" w15:restartNumberingAfterBreak="0">
     <w:nsid w:val="3A0A53F1"/>
     <w:multiLevelType w:val="multilevel"/>
     <w:tmpl w:val="2020DF72"/>
@@ -18050,7 +19042,7 @@
       </w:pPr>
     </w:lvl>
   </w:abstractNum>
-  <w:abstractNum w:abstractNumId="18" w15:restartNumberingAfterBreak="0">
+  <w:abstractNum w:abstractNumId="19" w15:restartNumberingAfterBreak="0">
     <w:nsid w:val="3A131D66"/>
     <w:multiLevelType w:val="multilevel"/>
     <w:tmpl w:val="24F4F816"/>
@@ -18199,7 +19191,7 @@
       </w:rPr>
     </w:lvl>
   </w:abstractNum>
-  <w:abstractNum w:abstractNumId="19" w15:restartNumberingAfterBreak="0">
+  <w:abstractNum w:abstractNumId="20" w15:restartNumberingAfterBreak="0">
     <w:nsid w:val="3A4474F2"/>
     <w:multiLevelType w:val="multilevel"/>
     <w:tmpl w:val="5DA624DC"/>
@@ -18348,7 +19340,7 @@
       </w:rPr>
     </w:lvl>
   </w:abstractNum>
-  <w:abstractNum w:abstractNumId="20" w15:restartNumberingAfterBreak="0">
+  <w:abstractNum w:abstractNumId="21" w15:restartNumberingAfterBreak="0">
     <w:nsid w:val="3A9B0EB3"/>
     <w:multiLevelType w:val="multilevel"/>
     <w:tmpl w:val="12DAAE4C"/>
@@ -18497,7 +19489,7 @@
       </w:rPr>
     </w:lvl>
   </w:abstractNum>
-  <w:abstractNum w:abstractNumId="21" w15:restartNumberingAfterBreak="0">
+  <w:abstractNum w:abstractNumId="22" w15:restartNumberingAfterBreak="0">
     <w:nsid w:val="433C1063"/>
     <w:multiLevelType w:val="multilevel"/>
     <w:tmpl w:val="CB5C2BA2"/>
@@ -18646,7 +19638,7 @@
       </w:rPr>
     </w:lvl>
   </w:abstractNum>
-  <w:abstractNum w:abstractNumId="22" w15:restartNumberingAfterBreak="0">
+  <w:abstractNum w:abstractNumId="23" w15:restartNumberingAfterBreak="0">
     <w:nsid w:val="45510277"/>
     <w:multiLevelType w:val="multilevel"/>
     <w:tmpl w:val="56B26F3E"/>
@@ -18795,7 +19787,7 @@
       </w:rPr>
     </w:lvl>
   </w:abstractNum>
-  <w:abstractNum w:abstractNumId="23" w15:restartNumberingAfterBreak="0">
+  <w:abstractNum w:abstractNumId="24" w15:restartNumberingAfterBreak="0">
     <w:nsid w:val="46A155D5"/>
     <w:multiLevelType w:val="multilevel"/>
     <w:tmpl w:val="44ACD8FC"/>
@@ -18944,7 +19936,7 @@
       </w:rPr>
     </w:lvl>
   </w:abstractNum>
-  <w:abstractNum w:abstractNumId="24" w15:restartNumberingAfterBreak="0">
+  <w:abstractNum w:abstractNumId="25" w15:restartNumberingAfterBreak="0">
     <w:nsid w:val="46DA672B"/>
     <w:multiLevelType w:val="multilevel"/>
     <w:tmpl w:val="3246065E"/>
@@ -19093,7 +20085,7 @@
       </w:rPr>
     </w:lvl>
   </w:abstractNum>
-  <w:abstractNum w:abstractNumId="25" w15:restartNumberingAfterBreak="0">
+  <w:abstractNum w:abstractNumId="26" w15:restartNumberingAfterBreak="0">
     <w:nsid w:val="48FA7538"/>
     <w:multiLevelType w:val="multilevel"/>
     <w:tmpl w:val="740C545A"/>
@@ -19242,7 +20234,7 @@
       </w:rPr>
     </w:lvl>
   </w:abstractNum>
-  <w:abstractNum w:abstractNumId="26" w15:restartNumberingAfterBreak="0">
+  <w:abstractNum w:abstractNumId="27" w15:restartNumberingAfterBreak="0">
     <w:nsid w:val="4C4C31B6"/>
     <w:multiLevelType w:val="multilevel"/>
     <w:tmpl w:val="ABAEB844"/>
@@ -19391,7 +20383,7 @@
       </w:rPr>
     </w:lvl>
   </w:abstractNum>
-  <w:abstractNum w:abstractNumId="27" w15:restartNumberingAfterBreak="0">
+  <w:abstractNum w:abstractNumId="28" w15:restartNumberingAfterBreak="0">
     <w:nsid w:val="4D8D64B2"/>
     <w:multiLevelType w:val="multilevel"/>
     <w:tmpl w:val="A544C5CC"/>
@@ -19508,7 +20500,7 @@
       </w:pPr>
     </w:lvl>
   </w:abstractNum>
-  <w:abstractNum w:abstractNumId="28" w15:restartNumberingAfterBreak="0">
+  <w:abstractNum w:abstractNumId="29" w15:restartNumberingAfterBreak="0">
     <w:nsid w:val="4F634EED"/>
     <w:multiLevelType w:val="multilevel"/>
     <w:tmpl w:val="416C2FEE"/>
@@ -19657,7 +20649,7 @@
       </w:rPr>
     </w:lvl>
   </w:abstractNum>
-  <w:abstractNum w:abstractNumId="29" w15:restartNumberingAfterBreak="0">
+  <w:abstractNum w:abstractNumId="30" w15:restartNumberingAfterBreak="0">
     <w:nsid w:val="4F982EC8"/>
     <w:multiLevelType w:val="multilevel"/>
     <w:tmpl w:val="BE8470D2"/>
@@ -19806,7 +20798,7 @@
       </w:rPr>
     </w:lvl>
   </w:abstractNum>
-  <w:abstractNum w:abstractNumId="30" w15:restartNumberingAfterBreak="0">
+  <w:abstractNum w:abstractNumId="31" w15:restartNumberingAfterBreak="0">
     <w:nsid w:val="4FDD175D"/>
     <w:multiLevelType w:val="multilevel"/>
     <w:tmpl w:val="13AAA2BE"/>
@@ -19955,7 +20947,7 @@
       </w:rPr>
     </w:lvl>
   </w:abstractNum>
-  <w:abstractNum w:abstractNumId="31" w15:restartNumberingAfterBreak="0">
+  <w:abstractNum w:abstractNumId="32" w15:restartNumberingAfterBreak="0">
     <w:nsid w:val="544477C9"/>
     <w:multiLevelType w:val="multilevel"/>
     <w:tmpl w:val="747ADC06"/>
@@ -20104,7 +21096,7 @@
       </w:rPr>
     </w:lvl>
   </w:abstractNum>
-  <w:abstractNum w:abstractNumId="32" w15:restartNumberingAfterBreak="0">
+  <w:abstractNum w:abstractNumId="33" w15:restartNumberingAfterBreak="0">
     <w:nsid w:val="545339C5"/>
     <w:multiLevelType w:val="multilevel"/>
     <w:tmpl w:val="B7C2311A"/>
@@ -20219,7 +21211,7 @@
       </w:rPr>
     </w:lvl>
   </w:abstractNum>
-  <w:abstractNum w:abstractNumId="33" w15:restartNumberingAfterBreak="0">
+  <w:abstractNum w:abstractNumId="34" w15:restartNumberingAfterBreak="0">
     <w:nsid w:val="56F5351E"/>
     <w:multiLevelType w:val="multilevel"/>
     <w:tmpl w:val="013A77EE"/>
@@ -20368,7 +21360,7 @@
       </w:rPr>
     </w:lvl>
   </w:abstractNum>
-  <w:abstractNum w:abstractNumId="34" w15:restartNumberingAfterBreak="0">
+  <w:abstractNum w:abstractNumId="35" w15:restartNumberingAfterBreak="0">
     <w:nsid w:val="58864CBA"/>
     <w:multiLevelType w:val="multilevel"/>
     <w:tmpl w:val="9D1CC354"/>
@@ -20481,7 +21473,7 @@
       </w:pPr>
     </w:lvl>
   </w:abstractNum>
-  <w:abstractNum w:abstractNumId="35" w15:restartNumberingAfterBreak="0">
+  <w:abstractNum w:abstractNumId="36" w15:restartNumberingAfterBreak="0">
     <w:nsid w:val="599B6786"/>
     <w:multiLevelType w:val="multilevel"/>
     <w:tmpl w:val="A0AC6E64"/>
@@ -20630,7 +21622,7 @@
       </w:rPr>
     </w:lvl>
   </w:abstractNum>
-  <w:abstractNum w:abstractNumId="36" w15:restartNumberingAfterBreak="0">
+  <w:abstractNum w:abstractNumId="37" w15:restartNumberingAfterBreak="0">
     <w:nsid w:val="5B977A5E"/>
     <w:multiLevelType w:val="multilevel"/>
     <w:tmpl w:val="5FC20F70"/>
@@ -20775,7 +21767,7 @@
       </w:rPr>
     </w:lvl>
   </w:abstractNum>
-  <w:abstractNum w:abstractNumId="37" w15:restartNumberingAfterBreak="0">
+  <w:abstractNum w:abstractNumId="38" w15:restartNumberingAfterBreak="0">
     <w:nsid w:val="5D4F705A"/>
     <w:multiLevelType w:val="multilevel"/>
     <w:tmpl w:val="17D6F462"/>
@@ -20924,7 +21916,7 @@
       </w:rPr>
     </w:lvl>
   </w:abstractNum>
-  <w:abstractNum w:abstractNumId="38" w15:restartNumberingAfterBreak="0">
+  <w:abstractNum w:abstractNumId="39" w15:restartNumberingAfterBreak="0">
     <w:nsid w:val="5F201F90"/>
     <w:multiLevelType w:val="multilevel"/>
     <w:tmpl w:val="30B0567C"/>
@@ -21073,7 +22065,7 @@
       </w:rPr>
     </w:lvl>
   </w:abstractNum>
-  <w:abstractNum w:abstractNumId="39" w15:restartNumberingAfterBreak="0">
+  <w:abstractNum w:abstractNumId="40" w15:restartNumberingAfterBreak="0">
     <w:nsid w:val="5F2E2F15"/>
     <w:multiLevelType w:val="multilevel"/>
     <w:tmpl w:val="040A4746"/>
@@ -21222,7 +22214,7 @@
       </w:rPr>
     </w:lvl>
   </w:abstractNum>
-  <w:abstractNum w:abstractNumId="40" w15:restartNumberingAfterBreak="0">
+  <w:abstractNum w:abstractNumId="41" w15:restartNumberingAfterBreak="0">
     <w:nsid w:val="5F3A027F"/>
     <w:multiLevelType w:val="multilevel"/>
     <w:tmpl w:val="FCD05388"/>
@@ -21371,7 +22363,152 @@
       </w:rPr>
     </w:lvl>
   </w:abstractNum>
-  <w:abstractNum w:abstractNumId="41" w15:restartNumberingAfterBreak="0">
+  <w:abstractNum w:abstractNumId="42" w15:restartNumberingAfterBreak="0">
+    <w:nsid w:val="5F882B10"/>
+    <w:multiLevelType w:val="multilevel"/>
+    <w:tmpl w:val="932C6132"/>
+    <w:lvl w:ilvl="0">
+      <w:start w:val="1"/>
+      <w:numFmt w:val="bullet"/>
+      <w:lvlText w:val=""/>
+      <w:lvlJc w:val="left"/>
+      <w:pPr>
+        <w:tabs>
+          <w:tab w:val="num" w:pos="720"/>
+        </w:tabs>
+        <w:ind w:left="720" w:hanging="360"/>
+      </w:pPr>
+      <w:rPr>
+        <w:rFonts w:ascii="Symbol" w:hAnsi="Symbol" w:hint="default"/>
+        <w:sz w:val="20"/>
+      </w:rPr>
+    </w:lvl>
+    <w:lvl w:ilvl="1">
+      <w:start w:val="1"/>
+      <w:numFmt w:val="bullet"/>
+      <w:lvlText w:val="o"/>
+      <w:lvlJc w:val="left"/>
+      <w:pPr>
+        <w:tabs>
+          <w:tab w:val="num" w:pos="1440"/>
+        </w:tabs>
+        <w:ind w:left="1440" w:hanging="360"/>
+      </w:pPr>
+      <w:rPr>
+        <w:rFonts w:ascii="Courier New" w:hAnsi="Courier New" w:hint="default"/>
+        <w:sz w:val="20"/>
+      </w:rPr>
+    </w:lvl>
+    <w:lvl w:ilvl="2">
+      <w:start w:val="1"/>
+      <w:numFmt w:val="decimal"/>
+      <w:lvlText w:val="%3."/>
+      <w:lvlJc w:val="left"/>
+      <w:pPr>
+        <w:tabs>
+          <w:tab w:val="num" w:pos="2160"/>
+        </w:tabs>
+        <w:ind w:left="2160" w:hanging="360"/>
+      </w:pPr>
+    </w:lvl>
+    <w:lvl w:ilvl="3" w:tentative="1">
+      <w:start w:val="1"/>
+      <w:numFmt w:val="bullet"/>
+      <w:lvlText w:val=""/>
+      <w:lvlJc w:val="left"/>
+      <w:pPr>
+        <w:tabs>
+          <w:tab w:val="num" w:pos="2880"/>
+        </w:tabs>
+        <w:ind w:left="2880" w:hanging="360"/>
+      </w:pPr>
+      <w:rPr>
+        <w:rFonts w:ascii="Wingdings" w:hAnsi="Wingdings" w:hint="default"/>
+        <w:sz w:val="20"/>
+      </w:rPr>
+    </w:lvl>
+    <w:lvl w:ilvl="4" w:tentative="1">
+      <w:start w:val="1"/>
+      <w:numFmt w:val="bullet"/>
+      <w:lvlText w:val=""/>
+      <w:lvlJc w:val="left"/>
+      <w:pPr>
+        <w:tabs>
+          <w:tab w:val="num" w:pos="3600"/>
+        </w:tabs>
+        <w:ind w:left="3600" w:hanging="360"/>
+      </w:pPr>
+      <w:rPr>
+        <w:rFonts w:ascii="Wingdings" w:hAnsi="Wingdings" w:hint="default"/>
+        <w:sz w:val="20"/>
+      </w:rPr>
+    </w:lvl>
+    <w:lvl w:ilvl="5" w:tentative="1">
+      <w:start w:val="1"/>
+      <w:numFmt w:val="bullet"/>
+      <w:lvlText w:val=""/>
+      <w:lvlJc w:val="left"/>
+      <w:pPr>
+        <w:tabs>
+          <w:tab w:val="num" w:pos="4320"/>
+        </w:tabs>
+        <w:ind w:left="4320" w:hanging="360"/>
+      </w:pPr>
+      <w:rPr>
+        <w:rFonts w:ascii="Wingdings" w:hAnsi="Wingdings" w:hint="default"/>
+        <w:sz w:val="20"/>
+      </w:rPr>
+    </w:lvl>
+    <w:lvl w:ilvl="6" w:tentative="1">
+      <w:start w:val="1"/>
+      <w:numFmt w:val="bullet"/>
+      <w:lvlText w:val=""/>
+      <w:lvlJc w:val="left"/>
+      <w:pPr>
+        <w:tabs>
+          <w:tab w:val="num" w:pos="5040"/>
+        </w:tabs>
+        <w:ind w:left="5040" w:hanging="360"/>
+      </w:pPr>
+      <w:rPr>
+        <w:rFonts w:ascii="Wingdings" w:hAnsi="Wingdings" w:hint="default"/>
+        <w:sz w:val="20"/>
+      </w:rPr>
+    </w:lvl>
+    <w:lvl w:ilvl="7" w:tentative="1">
+      <w:start w:val="1"/>
+      <w:numFmt w:val="bullet"/>
+      <w:lvlText w:val=""/>
+      <w:lvlJc w:val="left"/>
+      <w:pPr>
+        <w:tabs>
+          <w:tab w:val="num" w:pos="5760"/>
+        </w:tabs>
+        <w:ind w:left="5760" w:hanging="360"/>
+      </w:pPr>
+      <w:rPr>
+        <w:rFonts w:ascii="Wingdings" w:hAnsi="Wingdings" w:hint="default"/>
+        <w:sz w:val="20"/>
+      </w:rPr>
+    </w:lvl>
+    <w:lvl w:ilvl="8" w:tentative="1">
+      <w:start w:val="1"/>
+      <w:numFmt w:val="bullet"/>
+      <w:lvlText w:val=""/>
+      <w:lvlJc w:val="left"/>
+      <w:pPr>
+        <w:tabs>
+          <w:tab w:val="num" w:pos="6480"/>
+        </w:tabs>
+        <w:ind w:left="6480" w:hanging="360"/>
+      </w:pPr>
+      <w:rPr>
+        <w:rFonts w:ascii="Wingdings" w:hAnsi="Wingdings" w:hint="default"/>
+        <w:sz w:val="20"/>
+      </w:rPr>
+    </w:lvl>
+  </w:abstractNum>
+  <w:abstractNum w:abstractNumId="43" w15:restartNumberingAfterBreak="0">
     <w:nsid w:val="61607C2D"/>
     <w:multiLevelType w:val="multilevel"/>
     <w:tmpl w:val="60DC4B7C"/>
@@ -21488,7 +22625,7 @@
       </w:pPr>
     </w:lvl>
   </w:abstractNum>
-  <w:abstractNum w:abstractNumId="42" w15:restartNumberingAfterBreak="0">
+  <w:abstractNum w:abstractNumId="44" w15:restartNumberingAfterBreak="0">
     <w:nsid w:val="626A40D3"/>
     <w:multiLevelType w:val="multilevel"/>
     <w:tmpl w:val="3BE894E8"/>
@@ -21637,7 +22774,7 @@
       </w:rPr>
     </w:lvl>
   </w:abstractNum>
-  <w:abstractNum w:abstractNumId="43" w15:restartNumberingAfterBreak="0">
+  <w:abstractNum w:abstractNumId="45" w15:restartNumberingAfterBreak="0">
     <w:nsid w:val="63127A02"/>
     <w:multiLevelType w:val="multilevel"/>
     <w:tmpl w:val="F8323E06"/>
@@ -21786,7 +22923,7 @@
       </w:rPr>
     </w:lvl>
   </w:abstractNum>
-  <w:abstractNum w:abstractNumId="44" w15:restartNumberingAfterBreak="0">
+  <w:abstractNum w:abstractNumId="46" w15:restartNumberingAfterBreak="0">
     <w:nsid w:val="68D16F39"/>
     <w:multiLevelType w:val="multilevel"/>
     <w:tmpl w:val="5726B3A6"/>
@@ -21931,7 +23068,7 @@
       </w:rPr>
     </w:lvl>
   </w:abstractNum>
-  <w:abstractNum w:abstractNumId="45" w15:restartNumberingAfterBreak="0">
+  <w:abstractNum w:abstractNumId="47" w15:restartNumberingAfterBreak="0">
     <w:nsid w:val="69471A58"/>
     <w:multiLevelType w:val="multilevel"/>
     <w:tmpl w:val="D62E6514"/>
@@ -22080,7 +23217,7 @@
       </w:rPr>
     </w:lvl>
   </w:abstractNum>
-  <w:abstractNum w:abstractNumId="46" w15:restartNumberingAfterBreak="0">
+  <w:abstractNum w:abstractNumId="48" w15:restartNumberingAfterBreak="0">
     <w:nsid w:val="6C653EBA"/>
     <w:multiLevelType w:val="multilevel"/>
     <w:tmpl w:val="50068D36"/>
@@ -22229,7 +23366,7 @@
       </w:rPr>
     </w:lvl>
   </w:abstractNum>
-  <w:abstractNum w:abstractNumId="47" w15:restartNumberingAfterBreak="0">
+  <w:abstractNum w:abstractNumId="49" w15:restartNumberingAfterBreak="0">
     <w:nsid w:val="6F0F67EA"/>
     <w:multiLevelType w:val="multilevel"/>
     <w:tmpl w:val="A4AA76AC"/>
@@ -22378,7 +23515,7 @@
       </w:rPr>
     </w:lvl>
   </w:abstractNum>
-  <w:abstractNum w:abstractNumId="48" w15:restartNumberingAfterBreak="0">
+  <w:abstractNum w:abstractNumId="50" w15:restartNumberingAfterBreak="0">
     <w:nsid w:val="6F2B043F"/>
     <w:multiLevelType w:val="multilevel"/>
     <w:tmpl w:val="3F6453FC"/>
@@ -22527,7 +23664,7 @@
       </w:rPr>
     </w:lvl>
   </w:abstractNum>
-  <w:abstractNum w:abstractNumId="49" w15:restartNumberingAfterBreak="0">
+  <w:abstractNum w:abstractNumId="51" w15:restartNumberingAfterBreak="0">
     <w:nsid w:val="708D3043"/>
     <w:multiLevelType w:val="multilevel"/>
     <w:tmpl w:val="4A18F0DE"/>
@@ -22672,7 +23809,7 @@
       </w:rPr>
     </w:lvl>
   </w:abstractNum>
-  <w:abstractNum w:abstractNumId="50" w15:restartNumberingAfterBreak="0">
+  <w:abstractNum w:abstractNumId="52" w15:restartNumberingAfterBreak="0">
     <w:nsid w:val="721B4B89"/>
     <w:multiLevelType w:val="hybridMultilevel"/>
     <w:tmpl w:val="132E3A0E"/>
@@ -22785,7 +23922,7 @@
       </w:rPr>
     </w:lvl>
   </w:abstractNum>
-  <w:abstractNum w:abstractNumId="51" w15:restartNumberingAfterBreak="0">
+  <w:abstractNum w:abstractNumId="53" w15:restartNumberingAfterBreak="0">
     <w:nsid w:val="7BBF3328"/>
     <w:multiLevelType w:val="multilevel"/>
     <w:tmpl w:val="8CCAA84E"/>
@@ -22935,160 +24072,203 @@
     </w:lvl>
   </w:abstractNum>
   <w:num w:numId="1" w16cid:durableId="1833568962">
-    <w:abstractNumId w:val="32"/>
+    <w:abstractNumId w:val="33"/>
   </w:num>
   <w:num w:numId="2" w16cid:durableId="2092502926">
-    <w:abstractNumId w:val="46"/>
+    <w:abstractNumId w:val="48"/>
   </w:num>
   <w:num w:numId="3" w16cid:durableId="599219652">
-    <w:abstractNumId w:val="51"/>
+    <w:abstractNumId w:val="53"/>
   </w:num>
   <w:num w:numId="4" w16cid:durableId="829711654">
-    <w:abstractNumId w:val="48"/>
+    <w:abstractNumId w:val="50"/>
   </w:num>
   <w:num w:numId="5" w16cid:durableId="924192007">
-    <w:abstractNumId w:val="25"/>
+    <w:abstractNumId w:val="26"/>
   </w:num>
   <w:num w:numId="6" w16cid:durableId="2093769883">
-    <w:abstractNumId w:val="37"/>
+    <w:abstractNumId w:val="38"/>
   </w:num>
   <w:num w:numId="7" w16cid:durableId="910846652">
     <w:abstractNumId w:val="0"/>
   </w:num>
   <w:num w:numId="8" w16cid:durableId="2039769940">
-    <w:abstractNumId w:val="12"/>
+    <w:abstractNumId w:val="13"/>
   </w:num>
   <w:num w:numId="9" w16cid:durableId="1480076784">
-    <w:abstractNumId w:val="17"/>
+    <w:abstractNumId w:val="18"/>
   </w:num>
   <w:num w:numId="10" w16cid:durableId="443160715">
     <w:abstractNumId w:val="4"/>
   </w:num>
   <w:num w:numId="11" w16cid:durableId="107428733">
-    <w:abstractNumId w:val="42"/>
+    <w:abstractNumId w:val="44"/>
   </w:num>
   <w:num w:numId="12" w16cid:durableId="1004673594">
-    <w:abstractNumId w:val="19"/>
+    <w:abstractNumId w:val="20"/>
   </w:num>
   <w:num w:numId="13" w16cid:durableId="1972636377">
-    <w:abstractNumId w:val="40"/>
+    <w:abstractNumId w:val="41"/>
   </w:num>
   <w:num w:numId="14" w16cid:durableId="1883012483">
-    <w:abstractNumId w:val="23"/>
+    <w:abstractNumId w:val="24"/>
   </w:num>
   <w:num w:numId="15" w16cid:durableId="1763378456">
-    <w:abstractNumId w:val="39"/>
+    <w:abstractNumId w:val="40"/>
   </w:num>
   <w:num w:numId="16" w16cid:durableId="243420690">
     <w:abstractNumId w:val="3"/>
   </w:num>
   <w:num w:numId="17" w16cid:durableId="891888230">
-    <w:abstractNumId w:val="33"/>
+    <w:abstractNumId w:val="34"/>
   </w:num>
   <w:num w:numId="18" w16cid:durableId="1213343404">
+    <w:abstractNumId w:val="37"/>
+  </w:num>
+  <w:num w:numId="19" w16cid:durableId="757366736">
+    <w:abstractNumId w:val="46"/>
+  </w:num>
+  <w:num w:numId="20" w16cid:durableId="1023749942">
     <w:abstractNumId w:val="36"/>
   </w:num>
-  <w:num w:numId="19" w16cid:durableId="757366736">
-    <w:abstractNumId w:val="44"/>
-  </w:num>
-  <w:num w:numId="20" w16cid:durableId="1023749942">
+  <w:num w:numId="21" w16cid:durableId="23026108">
     <w:abstractNumId w:val="35"/>
   </w:num>
-  <w:num w:numId="21" w16cid:durableId="23026108">
-    <w:abstractNumId w:val="34"/>
+  <w:num w:numId="22" w16cid:durableId="708458928">
+    <w:abstractNumId w:val="32"/>
   </w:num>
-  <w:num w:numId="22" w16cid:durableId="708458928">
+  <w:num w:numId="23" w16cid:durableId="1258291845">
+    <w:abstractNumId w:val="30"/>
+  </w:num>
+  <w:num w:numId="24" w16cid:durableId="768889089">
+    <w:abstractNumId w:val="43"/>
+  </w:num>
+  <w:num w:numId="25" w16cid:durableId="17506394">
+    <w:abstractNumId w:val="19"/>
+  </w:num>
+  <w:num w:numId="26" w16cid:durableId="997149117">
+    <w:abstractNumId w:val="27"/>
+  </w:num>
+  <w:num w:numId="27" w16cid:durableId="1424259324">
+    <w:abstractNumId w:val="11"/>
+  </w:num>
+  <w:num w:numId="28" w16cid:durableId="137459831">
+    <w:abstractNumId w:val="21"/>
+  </w:num>
+  <w:num w:numId="29" w16cid:durableId="1744644774">
     <w:abstractNumId w:val="31"/>
   </w:num>
-  <w:num w:numId="23" w16cid:durableId="1258291845">
+  <w:num w:numId="30" w16cid:durableId="308363107">
+    <w:abstractNumId w:val="49"/>
+  </w:num>
+  <w:num w:numId="31" w16cid:durableId="174803804">
+    <w:abstractNumId w:val="51"/>
+  </w:num>
+  <w:num w:numId="32" w16cid:durableId="614991350">
+    <w:abstractNumId w:val="22"/>
+  </w:num>
+  <w:num w:numId="33" w16cid:durableId="1630167067">
+    <w:abstractNumId w:val="28"/>
+  </w:num>
+  <w:num w:numId="34" w16cid:durableId="1117215797">
+    <w:abstractNumId w:val="10"/>
+  </w:num>
+  <w:num w:numId="35" w16cid:durableId="198054051">
+    <w:abstractNumId w:val="9"/>
+  </w:num>
+  <w:num w:numId="36" w16cid:durableId="151021859">
+    <w:abstractNumId w:val="47"/>
+  </w:num>
+  <w:num w:numId="37" w16cid:durableId="1128470360">
+    <w:abstractNumId w:val="16"/>
+  </w:num>
+  <w:num w:numId="38" w16cid:durableId="355926645">
+    <w:abstractNumId w:val="17"/>
+  </w:num>
+  <w:num w:numId="39" w16cid:durableId="2072799944">
+    <w:abstractNumId w:val="45"/>
+  </w:num>
+  <w:num w:numId="40" w16cid:durableId="482818837">
     <w:abstractNumId w:val="29"/>
   </w:num>
-  <w:num w:numId="24" w16cid:durableId="768889089">
-    <w:abstractNumId w:val="41"/>
-  </w:num>
-  <w:num w:numId="25" w16cid:durableId="17506394">
-    <w:abstractNumId w:val="18"/>
-  </w:num>
-  <w:num w:numId="26" w16cid:durableId="997149117">
-    <w:abstractNumId w:val="26"/>
-  </w:num>
-  <w:num w:numId="27" w16cid:durableId="1424259324">
-    <w:abstractNumId w:val="10"/>
-  </w:num>
-  <w:num w:numId="28" w16cid:durableId="137459831">
-    <w:abstractNumId w:val="20"/>
-  </w:num>
-  <w:num w:numId="29" w16cid:durableId="1744644774">
-    <w:abstractNumId w:val="30"/>
-  </w:num>
-  <w:num w:numId="30" w16cid:durableId="308363107">
-    <w:abstractNumId w:val="47"/>
-  </w:num>
-  <w:num w:numId="31" w16cid:durableId="174803804">
-    <w:abstractNumId w:val="49"/>
-  </w:num>
-  <w:num w:numId="32" w16cid:durableId="614991350">
-    <w:abstractNumId w:val="21"/>
-  </w:num>
-  <w:num w:numId="33" w16cid:durableId="1630167067">
-    <w:abstractNumId w:val="27"/>
-  </w:num>
-  <w:num w:numId="34" w16cid:durableId="1117215797">
-    <w:abstractNumId w:val="9"/>
-  </w:num>
-  <w:num w:numId="35" w16cid:durableId="198054051">
-    <w:abstractNumId w:val="8"/>
-  </w:num>
-  <w:num w:numId="36" w16cid:durableId="151021859">
-    <w:abstractNumId w:val="45"/>
-  </w:num>
-  <w:num w:numId="37" w16cid:durableId="1128470360">
-    <w:abstractNumId w:val="15"/>
-  </w:num>
-  <w:num w:numId="38" w16cid:durableId="355926645">
-    <w:abstractNumId w:val="16"/>
-  </w:num>
-  <w:num w:numId="39" w16cid:durableId="2072799944">
-    <w:abstractNumId w:val="43"/>
-  </w:num>
-  <w:num w:numId="40" w16cid:durableId="482818837">
-    <w:abstractNumId w:val="28"/>
-  </w:num>
   <w:num w:numId="41" w16cid:durableId="1308245119">
-    <w:abstractNumId w:val="50"/>
+    <w:abstractNumId w:val="52"/>
   </w:num>
   <w:num w:numId="42" w16cid:durableId="2088990418">
     <w:abstractNumId w:val="2"/>
   </w:num>
   <w:num w:numId="43" w16cid:durableId="2069067579">
+    <w:abstractNumId w:val="15"/>
+  </w:num>
+  <w:num w:numId="44" w16cid:durableId="608122750">
+    <w:abstractNumId w:val="39"/>
+  </w:num>
+  <w:num w:numId="45" w16cid:durableId="1440762964">
+    <w:abstractNumId w:val="6"/>
+  </w:num>
+  <w:num w:numId="46" w16cid:durableId="1165391401">
+    <w:abstractNumId w:val="25"/>
+  </w:num>
+  <w:num w:numId="47" w16cid:durableId="2022931474">
     <w:abstractNumId w:val="14"/>
   </w:num>
-  <w:num w:numId="44" w16cid:durableId="608122750">
-    <w:abstractNumId w:val="38"/>
+  <w:num w:numId="48" w16cid:durableId="1866016271">
+    <w:abstractNumId w:val="8"/>
   </w:num>
-  <w:num w:numId="45" w16cid:durableId="1440762964">
-    <w:abstractNumId w:val="5"/>
-  </w:num>
-  <w:num w:numId="46" w16cid:durableId="1165391401">
-    <w:abstractNumId w:val="24"/>
-  </w:num>
-  <w:num w:numId="47" w16cid:durableId="2022931474">
-    <w:abstractNumId w:val="13"/>
-  </w:num>
-  <w:num w:numId="48" w16cid:durableId="1866016271">
+  <w:num w:numId="49" w16cid:durableId="1073619914">
     <w:abstractNumId w:val="7"/>
   </w:num>
-  <w:num w:numId="49" w16cid:durableId="1073619914">
-    <w:abstractNumId w:val="6"/>
-  </w:num>
   <w:num w:numId="50" w16cid:durableId="46536523">
-    <w:abstractNumId w:val="22"/>
+    <w:abstractNumId w:val="23"/>
   </w:num>
   <w:num w:numId="51" w16cid:durableId="762532439">
-    <w:abstractNumId w:val="11"/>
+    <w:abstractNumId w:val="12"/>
   </w:num>
   <w:num w:numId="52" w16cid:durableId="1866282010">
     <w:abstractNumId w:val="1"/>
+  </w:num>
+  <w:num w:numId="53" w16cid:durableId="1963344118">
+    <w:abstractNumId w:val="5"/>
+  </w:num>
+  <w:num w:numId="54" w16cid:durableId="207571900">
+    <w:abstractNumId w:val="42"/>
+  </w:num>
+  <w:num w:numId="55" w16cid:durableId="598413422">
+    <w:abstractNumId w:val="42"/>
+    <w:lvlOverride w:ilvl="1">
+      <w:lvl w:ilvl="1">
+        <w:numFmt w:val="decimal"/>
+        <w:lvlText w:val="%2."/>
+        <w:lvlJc w:val="left"/>
+      </w:lvl>
+    </w:lvlOverride>
+  </w:num>
+  <w:num w:numId="56" w16cid:durableId="386489143">
+    <w:abstractNumId w:val="42"/>
+    <w:lvlOverride w:ilvl="1">
+      <w:lvl w:ilvl="1">
+        <w:numFmt w:val="decimal"/>
+        <w:lvlText w:val="%2."/>
+        <w:lvlJc w:val="left"/>
+      </w:lvl>
+    </w:lvlOverride>
+    <w:lvlOverride w:ilvl="2">
+      <w:lvl w:ilvl="2">
+        <w:numFmt w:val="bullet"/>
+        <w:lvlText w:val=""/>
+        <w:lvlJc w:val="left"/>
+        <w:pPr>
+          <w:tabs>
+            <w:tab w:val="num" w:pos="2160"/>
+          </w:tabs>
+          <w:ind w:left="2160" w:hanging="360"/>
+        </w:pPr>
+        <w:rPr>
+          <w:rFonts w:ascii="Wingdings" w:hAnsi="Wingdings" w:hint="default"/>
+          <w:sz w:val="20"/>
+        </w:rPr>
+      </w:lvl>
+    </w:lvlOverride>
   </w:num>
   <w:numIdMacAtCleanup w:val="52"/>
 </w:numbering>

--- a/content/Whitepaper.docx
+++ b/content/Whitepaper.docx
@@ -3926,19 +3926,23 @@
         <w:t xml:space="preserve">This approach is codified in the project's </w:t>
       </w:r>
       <w:r>
-        <w:t xml:space="preserve">main </w:t>
+        <w:t>main C</w:t>
+      </w:r>
+      <w:r>
+        <w:t>h</w:t>
+      </w:r>
+      <w:r>
+        <w:t>aracters</w:t>
+      </w:r>
+      <w:r>
+        <w:t xml:space="preserve">. While </w:t>
+      </w:r>
+      <w:r>
+        <w:t>“</w:t>
       </w:r>
       <w:proofErr w:type="spellStart"/>
       <w:r>
-        <w:t>CHaracters</w:t>
-      </w:r>
-      <w:proofErr w:type="spellEnd"/>
-      <w:r>
-        <w:t>. While "</w:t>
-      </w:r>
-      <w:proofErr w:type="spellStart"/>
-      <w:r>
-        <w:t>Ritardo</w:t>
+        <w:t>Regardo</w:t>
       </w:r>
       <w:proofErr w:type="spellEnd"/>
       <w:r>
@@ -5728,23 +5732,10 @@
         <w:t>$GINI</w:t>
       </w:r>
       <w:r>
-        <w:t>),</w:t>
-      </w:r>
-      <w:r>
-        <w:t xml:space="preserve"> </w:t>
-      </w:r>
-      <w:r>
-        <w:t>equivalent to at least </w:t>
-      </w:r>
-      <w:r>
-        <w:rPr>
-          <w:b/>
-          <w:bCs/>
-        </w:rPr>
-        <w:t>10%</w:t>
-      </w:r>
-      <w:r>
-        <w:t> of the value of their $FIM position.</w:t>
+        <w:t>)</w:t>
+      </w:r>
+      <w:r>
+        <w:t>.</w:t>
       </w:r>
     </w:p>
     <w:p>
@@ -5782,17 +5773,29 @@
         <w:t>$GINI</w:t>
       </w:r>
       <w:r>
-        <w:t xml:space="preserve"> required per 100 $FIM held). This ensures deterministic access </w:t>
+        <w:t xml:space="preserve"> required per 100 $FIM held). This ensures deterministic access requirements while maintaining the high-water mark logic: a single pool of staked </w:t>
+      </w:r>
+      <w:r>
+        <w:t>$GINI</w:t>
+      </w:r>
+      <w:r>
+        <w:t xml:space="preserve"> can </w:t>
       </w:r>
       <w:r>
         <w:lastRenderedPageBreak/>
-        <w:t xml:space="preserve">requirements while maintaining the high-water mark logic: a single pool of staked </w:t>
-      </w:r>
-      <w:r>
-        <w:t>$GINI</w:t>
-      </w:r>
-      <w:r>
-        <w:t xml:space="preserve"> can collateralize multiple concurrent seasons, provided the user meets the maximum requirement of any single active game.</w:t>
+        <w:t>collateralize multiple concurrent seasons, provided the user meets the maximum requirement of any single active game.</w:t>
+      </w:r>
+    </w:p>
+    <w:p>
+      <w:pPr>
+        <w:pStyle w:val="ListParagraph"/>
+        <w:numPr>
+          <w:ilvl w:val="0"/>
+          <w:numId w:val="12"/>
+        </w:numPr>
+      </w:pPr>
+      <w:r>
+        <w:t>High-Water Mark Efficiency: This commitment operates on a High-Water Mark (MAX) basis. A single pool of staked $RTD can collateralize multiple concurrent seasons, provided the user meets the maximum requirement of any single active game.</w:t>
       </w:r>
     </w:p>
     <w:p>
@@ -6090,20 +6093,86 @@
     <w:p>
       <w:pPr>
         <w:spacing w:after="120"/>
-      </w:pPr>
-      <w:r>
-        <w:t>Following the auction, the economy transitions to a free-market state for a quarterly duration.</w:t>
-      </w:r>
-    </w:p>
-    <w:p>
-      <w:pPr>
-        <w:spacing w:after="120"/>
-      </w:pPr>
-      <w:r>
-        <w:rPr>
-          <w:b/>
-          <w:bCs/>
-        </w:rPr>
+        <w:rPr>
+          <w:lang w:val="en-DE"/>
+        </w:rPr>
+      </w:pPr>
+      <w:r>
+        <w:rPr>
+          <w:lang w:val="en-DE"/>
+        </w:rPr>
+        <w:t>Following the auction, the economy does not immediately transition to a free market. Instead, it enters a </w:t>
+      </w:r>
+      <w:r>
+        <w:rPr>
+          <w:b/>
+          <w:bCs/>
+          <w:lang w:val="en-DE"/>
+        </w:rPr>
+        <w:t>Bootstrap Phase</w:t>
+      </w:r>
+      <w:r>
+        <w:rPr>
+          <w:lang w:val="en-DE"/>
+        </w:rPr>
+        <w:t>. During this window, trading is temporarily paused while the </w:t>
+      </w:r>
+      <w:r>
+        <w:rPr>
+          <w:b/>
+          <w:bCs/>
+          <w:lang w:val="en-DE"/>
+        </w:rPr>
+        <w:t>Gini Solver Bot</w:t>
+      </w:r>
+      <w:r>
+        <w:rPr>
+          <w:lang w:val="en-DE"/>
+        </w:rPr>
+        <w:t> calculates and submits the initial distribution data (</w:t>
+      </w:r>
+      <w:proofErr w:type="spellStart"/>
+      <w:r>
+        <w:rPr>
+          <w:lang w:val="en-DE"/>
+        </w:rPr>
+        <w:t>Ginitial</w:t>
+      </w:r>
+      <w:proofErr w:type="spellEnd"/>
+      <w:r>
+        <w:rPr>
+          <w:lang w:val="en-DE"/>
+        </w:rPr>
+        <w:t>). Only after this baseline is cryptographically verified does the state transition to the active </w:t>
+      </w:r>
+      <w:r>
+        <w:rPr>
+          <w:b/>
+          <w:bCs/>
+          <w:lang w:val="en-DE"/>
+        </w:rPr>
+        <w:t>Trading Phase</w:t>
+      </w:r>
+      <w:r>
+        <w:rPr>
+          <w:lang w:val="en-DE"/>
+        </w:rPr>
+        <w:t>.</w:t>
+      </w:r>
+    </w:p>
+    <w:p>
+      <w:pPr>
+        <w:spacing w:after="120"/>
+        <w:rPr>
+          <w:lang w:val="en-DE"/>
+        </w:rPr>
+      </w:pPr>
+      <w:r>
+        <w:rPr>
+          <w:b/>
+          <w:bCs/>
+        </w:rPr>
+        <w:lastRenderedPageBreak/>
         <w:t>The Transparent Order Book (</w:t>
       </w:r>
       <w:proofErr w:type="spellStart"/>
@@ -6195,7 +6264,6 @@
           <w:b/>
           <w:bCs/>
         </w:rPr>
-        <w:lastRenderedPageBreak/>
         <w:t>Strategic Rationale:</w:t>
       </w:r>
       <w:r>
@@ -6612,6 +6680,7 @@
           <w:b/>
           <w:bCs/>
         </w:rPr>
+        <w:lastRenderedPageBreak/>
         <w:t>The Existential Threshold (Dust Filter):</w:t>
       </w:r>
       <w:r>
@@ -6773,7 +6842,6 @@
         <w:pStyle w:val="Heading3"/>
       </w:pPr>
       <w:r>
-        <w:lastRenderedPageBreak/>
         <w:t>Phase III: Settlement and Payout Logic</w:t>
       </w:r>
     </w:p>
@@ -7157,6 +7225,7 @@
         </w:numPr>
       </w:pPr>
       <w:r>
+        <w:lastRenderedPageBreak/>
         <w:t>The overall progress is determined by the greater of the two.</w:t>
       </w:r>
     </w:p>
@@ -7227,7 +7296,6 @@
         </w:numPr>
       </w:pPr>
       <w:r>
-        <w:lastRenderedPageBreak/>
         <w:t>Winning Payout Logic (The Progress Share): This portion of the Prize Pool is paid out entirely according to the rules of the </w:t>
       </w:r>
       <w:proofErr w:type="spellStart"/>
@@ -7601,7 +7669,6 @@
         <w:rPr>
           <w:rFonts w:cstheme="minorHAnsi"/>
           <w:color w:val="000000" w:themeColor="text1"/>
-          <w:lang w:val="en-DE"/>
         </w:rPr>
       </w:pPr>
       <w:r>
@@ -7652,7 +7719,6 @@
         <w:rPr>
           <w:rFonts w:cstheme="minorHAnsi"/>
           <w:color w:val="000000" w:themeColor="text1"/>
-          <w:lang w:val="en-DE"/>
         </w:rPr>
         <w:t>enforces the </w:t>
       </w:r>
@@ -7662,7 +7728,6 @@
           <w:b/>
           <w:bCs/>
           <w:color w:val="000000" w:themeColor="text1"/>
-          <w:lang w:val="en-DE"/>
         </w:rPr>
         <w:t>High-Water Mark (MAX)</w:t>
       </w:r>
@@ -7670,7 +7735,6 @@
         <w:rPr>
           <w:rFonts w:cstheme="minorHAnsi"/>
           <w:color w:val="000000" w:themeColor="text1"/>
-          <w:lang w:val="en-DE"/>
         </w:rPr>
         <w:t> rule using a </w:t>
       </w:r>
@@ -7680,7 +7744,6 @@
           <w:b/>
           <w:bCs/>
           <w:color w:val="000000" w:themeColor="text1"/>
-          <w:lang w:val="en-DE"/>
         </w:rPr>
         <w:t>Static Ratio</w:t>
       </w:r>
@@ -7688,7 +7751,6 @@
         <w:rPr>
           <w:rFonts w:cstheme="minorHAnsi"/>
           <w:color w:val="000000" w:themeColor="text1"/>
-          <w:lang w:val="en-DE"/>
         </w:rPr>
         <w:t> model. The collateral requirement is fixed per season, ensuring deterministic access without reliance on external price feeds. A single RTD</w:t>
       </w:r>
@@ -7696,7 +7758,6 @@
         <w:rPr>
           <w:rFonts w:cstheme="minorHAnsi"/>
           <w:color w:val="000000" w:themeColor="text1"/>
-          <w:lang w:val="en-DE"/>
         </w:rPr>
         <w:t xml:space="preserve"> </w:t>
       </w:r>
@@ -7704,7 +7765,6 @@
         <w:rPr>
           <w:rFonts w:cstheme="minorHAnsi"/>
           <w:color w:val="000000" w:themeColor="text1"/>
-          <w:lang w:val="en-DE"/>
         </w:rPr>
         <w:t>stake can collateralize multiple active seasons simultaneously, provided the user meets the maximum requirement of any single season they are participating in.</w:t>
       </w:r>
@@ -8919,16 +8979,14 @@
         <w:rPr>
           <w:rFonts w:cstheme="minorHAnsi"/>
           <w:color w:val="000000" w:themeColor="text1"/>
-          <w:lang w:val="en-DE"/>
-        </w:rPr>
-      </w:pPr>
-      <w:r>
-        <w:rPr>
-          <w:rFonts w:cstheme="minorHAnsi"/>
-          <w:b/>
-          <w:bCs/>
-          <w:color w:val="000000" w:themeColor="text1"/>
-          <w:lang w:val="en-DE"/>
+        </w:rPr>
+      </w:pPr>
+      <w:r>
+        <w:rPr>
+          <w:rFonts w:cstheme="minorHAnsi"/>
+          <w:b/>
+          <w:bCs/>
+          <w:color w:val="000000" w:themeColor="text1"/>
         </w:rPr>
         <w:lastRenderedPageBreak/>
         <w:t>Function:</w:t>
@@ -8937,7 +8995,6 @@
         <w:rPr>
           <w:rFonts w:cstheme="minorHAnsi"/>
           <w:color w:val="000000" w:themeColor="text1"/>
-          <w:lang w:val="en-DE"/>
         </w:rPr>
         <w:t> The autonomous referee and state machine managing the rigid lifecycle of the season, enforcing the rules of engagement, and acting as the final arbiter of victory.</w:t>
       </w:r>
@@ -8952,16 +9009,14 @@
         <w:rPr>
           <w:rFonts w:cstheme="minorHAnsi"/>
           <w:color w:val="000000" w:themeColor="text1"/>
-          <w:lang w:val="en-DE"/>
-        </w:rPr>
-      </w:pPr>
-      <w:r>
-        <w:rPr>
-          <w:rFonts w:cstheme="minorHAnsi"/>
-          <w:b/>
-          <w:bCs/>
-          <w:color w:val="000000" w:themeColor="text1"/>
-          <w:lang w:val="en-DE"/>
+        </w:rPr>
+      </w:pPr>
+      <w:r>
+        <w:rPr>
+          <w:rFonts w:cstheme="minorHAnsi"/>
+          <w:b/>
+          <w:bCs/>
+          <w:color w:val="000000" w:themeColor="text1"/>
         </w:rPr>
         <w:t>The Phase Engine:</w:t>
       </w:r>
@@ -8969,7 +9024,6 @@
         <w:rPr>
           <w:rFonts w:cstheme="minorHAnsi"/>
           <w:color w:val="000000" w:themeColor="text1"/>
-          <w:lang w:val="en-DE"/>
         </w:rPr>
         <w:t> To ensure deterministic execution, the contract enforces a strict linear state transition: AUCTION →→BOOTSTRAP →→TRADING →→</w:t>
       </w:r>
@@ -8978,7 +9032,6 @@
         <w:rPr>
           <w:rFonts w:cstheme="minorHAnsi"/>
           <w:color w:val="000000" w:themeColor="text1"/>
-          <w:lang w:val="en-DE"/>
         </w:rPr>
         <w:t>SETTLING </w:t>
       </w:r>
@@ -8986,7 +9039,6 @@
         <w:rPr>
           <w:rFonts w:cstheme="minorHAnsi"/>
           <w:color w:val="000000" w:themeColor="text1"/>
-          <w:lang w:val="en-DE"/>
         </w:rPr>
         <w:t xml:space="preserve"> </w:t>
       </w:r>
@@ -8994,7 +9046,6 @@
         <w:rPr>
           <w:rFonts w:cstheme="minorHAnsi"/>
           <w:color w:val="000000" w:themeColor="text1"/>
-          <w:lang w:val="en-DE"/>
         </w:rPr>
         <w:t>→</w:t>
       </w:r>
@@ -9003,7 +9054,6 @@
         <w:rPr>
           <w:rFonts w:cstheme="minorHAnsi"/>
           <w:color w:val="000000" w:themeColor="text1"/>
-          <w:lang w:val="en-DE"/>
         </w:rPr>
         <w:t>→</w:t>
       </w:r>
@@ -9011,7 +9061,6 @@
         <w:rPr>
           <w:rFonts w:cstheme="minorHAnsi"/>
           <w:color w:val="000000" w:themeColor="text1"/>
-          <w:lang w:val="en-DE"/>
         </w:rPr>
         <w:t xml:space="preserve"> </w:t>
       </w:r>
@@ -9019,7 +9068,6 @@
         <w:rPr>
           <w:rFonts w:cstheme="minorHAnsi"/>
           <w:color w:val="000000" w:themeColor="text1"/>
-          <w:lang w:val="en-DE"/>
         </w:rPr>
         <w:t>PAYOUT.</w:t>
       </w:r>
@@ -9034,16 +9082,14 @@
         <w:rPr>
           <w:rFonts w:cstheme="minorHAnsi"/>
           <w:color w:val="000000" w:themeColor="text1"/>
-          <w:lang w:val="en-DE"/>
-        </w:rPr>
-      </w:pPr>
-      <w:r>
-        <w:rPr>
-          <w:rFonts w:cstheme="minorHAnsi"/>
-          <w:b/>
-          <w:bCs/>
-          <w:color w:val="000000" w:themeColor="text1"/>
-          <w:lang w:val="en-DE"/>
+        </w:rPr>
+      </w:pPr>
+      <w:r>
+        <w:rPr>
+          <w:rFonts w:cstheme="minorHAnsi"/>
+          <w:b/>
+          <w:bCs/>
+          <w:color w:val="000000" w:themeColor="text1"/>
         </w:rPr>
         <w:t>The Bootstrap Phase:</w:t>
       </w:r>
@@ -9051,7 +9097,6 @@
         <w:rPr>
           <w:rFonts w:cstheme="minorHAnsi"/>
           <w:color w:val="000000" w:themeColor="text1"/>
-          <w:lang w:val="en-DE"/>
         </w:rPr>
         <w:t> Immediately following the auction, the game enters a BOOTSTRAP state. Trading is paused until the </w:t>
       </w:r>
@@ -9061,7 +9106,6 @@
           <w:b/>
           <w:bCs/>
           <w:color w:val="000000" w:themeColor="text1"/>
-          <w:lang w:val="en-DE"/>
         </w:rPr>
         <w:t>Gini Solver Bot</w:t>
       </w:r>
@@ -9069,7 +9113,6 @@
         <w:rPr>
           <w:rFonts w:cstheme="minorHAnsi"/>
           <w:color w:val="000000" w:themeColor="text1"/>
-          <w:lang w:val="en-DE"/>
         </w:rPr>
         <w:t> submits the initial distribution data to establish the baseline </w:t>
       </w:r>
@@ -9078,7 +9121,6 @@
         <w:rPr>
           <w:rFonts w:cstheme="minorHAnsi"/>
           <w:color w:val="000000" w:themeColor="text1"/>
-          <w:lang w:val="en-DE"/>
         </w:rPr>
         <w:t>Ginitial</w:t>
       </w:r>
@@ -9087,7 +9129,6 @@
         <w:rPr>
           <w:rFonts w:cstheme="minorHAnsi"/>
           <w:color w:val="000000" w:themeColor="text1"/>
-          <w:lang w:val="en-DE"/>
         </w:rPr>
         <w:t>. This ensures the game cannot begin until the starting conditions are cryptographically verified.</w:t>
       </w:r>
@@ -9102,7 +9143,6 @@
         <w:rPr>
           <w:rFonts w:cstheme="minorHAnsi"/>
           <w:color w:val="000000" w:themeColor="text1"/>
-          <w:lang w:val="en-DE"/>
         </w:rPr>
       </w:pPr>
       <w:proofErr w:type="spellStart"/>
@@ -9112,7 +9152,6 @@
           <w:b/>
           <w:bCs/>
           <w:color w:val="000000" w:themeColor="text1"/>
-          <w:lang w:val="en-DE"/>
         </w:rPr>
         <w:t>Trustless</w:t>
       </w:r>
@@ -9123,7 +9162,6 @@
           <w:b/>
           <w:bCs/>
           <w:color w:val="000000" w:themeColor="text1"/>
-          <w:lang w:val="en-DE"/>
         </w:rPr>
         <w:t xml:space="preserve"> Verification (The Arbitrator):</w:t>
       </w:r>
@@ -9131,7 +9169,6 @@
         <w:rPr>
           <w:rFonts w:cstheme="minorHAnsi"/>
           <w:color w:val="000000" w:themeColor="text1"/>
-          <w:lang w:val="en-DE"/>
         </w:rPr>
         <w:t> To minimize gas costs while maintaining credible neutrality, the contract utilizes a </w:t>
       </w:r>
@@ -9141,7 +9178,6 @@
           <w:b/>
           <w:bCs/>
           <w:color w:val="000000" w:themeColor="text1"/>
-          <w:lang w:val="en-DE"/>
         </w:rPr>
         <w:t>Batch/Sort-Verification</w:t>
       </w:r>
@@ -9149,7 +9185,6 @@
         <w:rPr>
           <w:rFonts w:cstheme="minorHAnsi"/>
           <w:color w:val="000000" w:themeColor="text1"/>
-          <w:lang w:val="en-DE"/>
         </w:rPr>
         <w:t> model. It does not calculate the Gini Coefficient on every trade. Instead, any external actor (a Keeper or Bot) can trigger a state update by posting a </w:t>
       </w:r>
@@ -9159,7 +9194,6 @@
           <w:b/>
           <w:bCs/>
           <w:color w:val="000000" w:themeColor="text1"/>
-          <w:lang w:val="en-DE"/>
         </w:rPr>
         <w:t>USDC Bond</w:t>
       </w:r>
@@ -9167,7 +9201,6 @@
         <w:rPr>
           <w:rFonts w:cstheme="minorHAnsi"/>
           <w:color w:val="000000" w:themeColor="text1"/>
-          <w:lang w:val="en-DE"/>
         </w:rPr>
         <w:t> and submitting a sorted batch of player balances.</w:t>
       </w:r>
@@ -9182,16 +9215,14 @@
         <w:rPr>
           <w:rFonts w:cstheme="minorHAnsi"/>
           <w:color w:val="000000" w:themeColor="text1"/>
-          <w:lang w:val="en-DE"/>
-        </w:rPr>
-      </w:pPr>
-      <w:r>
-        <w:rPr>
-          <w:rFonts w:cstheme="minorHAnsi"/>
-          <w:b/>
-          <w:bCs/>
-          <w:color w:val="000000" w:themeColor="text1"/>
-          <w:lang w:val="en-DE"/>
+        </w:rPr>
+      </w:pPr>
+      <w:r>
+        <w:rPr>
+          <w:rFonts w:cstheme="minorHAnsi"/>
+          <w:b/>
+          <w:bCs/>
+          <w:color w:val="000000" w:themeColor="text1"/>
         </w:rPr>
         <w:t>The Validation Logic:</w:t>
       </w:r>
@@ -9199,7 +9230,6 @@
         <w:rPr>
           <w:rFonts w:cstheme="minorHAnsi"/>
           <w:color w:val="000000" w:themeColor="text1"/>
-          <w:lang w:val="en-DE"/>
         </w:rPr>
         <w:t> The contract performs a low-cost verification of the submitted data:</w:t>
       </w:r>
@@ -9214,16 +9244,14 @@
         <w:rPr>
           <w:rFonts w:cstheme="minorHAnsi"/>
           <w:color w:val="000000" w:themeColor="text1"/>
-          <w:lang w:val="en-DE"/>
-        </w:rPr>
-      </w:pPr>
-      <w:r>
-        <w:rPr>
-          <w:rFonts w:cstheme="minorHAnsi"/>
-          <w:b/>
-          <w:bCs/>
-          <w:color w:val="000000" w:themeColor="text1"/>
-          <w:lang w:val="en-DE"/>
+        </w:rPr>
+      </w:pPr>
+      <w:r>
+        <w:rPr>
+          <w:rFonts w:cstheme="minorHAnsi"/>
+          <w:b/>
+          <w:bCs/>
+          <w:color w:val="000000" w:themeColor="text1"/>
         </w:rPr>
         <w:t>Sort Check:</w:t>
       </w:r>
@@ -9231,7 +9259,6 @@
         <w:rPr>
           <w:rFonts w:cstheme="minorHAnsi"/>
           <w:color w:val="000000" w:themeColor="text1"/>
-          <w:lang w:val="en-DE"/>
         </w:rPr>
         <w:t> Verifies that every address in the batch has a balance greater than or equal to the previous address (balance[</w:t>
       </w:r>
@@ -9240,7 +9267,6 @@
         <w:rPr>
           <w:rFonts w:cstheme="minorHAnsi"/>
           <w:color w:val="000000" w:themeColor="text1"/>
-          <w:lang w:val="en-DE"/>
         </w:rPr>
         <w:t>i</w:t>
       </w:r>
@@ -9249,7 +9275,6 @@
         <w:rPr>
           <w:rFonts w:cstheme="minorHAnsi"/>
           <w:color w:val="000000" w:themeColor="text1"/>
-          <w:lang w:val="en-DE"/>
         </w:rPr>
         <w:t>] &gt;= balance[i-1]).</w:t>
       </w:r>
@@ -9264,16 +9289,14 @@
         <w:rPr>
           <w:rFonts w:cstheme="minorHAnsi"/>
           <w:color w:val="000000" w:themeColor="text1"/>
-          <w:lang w:val="en-DE"/>
-        </w:rPr>
-      </w:pPr>
-      <w:r>
-        <w:rPr>
-          <w:rFonts w:cstheme="minorHAnsi"/>
-          <w:b/>
-          <w:bCs/>
-          <w:color w:val="000000" w:themeColor="text1"/>
-          <w:lang w:val="en-DE"/>
+        </w:rPr>
+      </w:pPr>
+      <w:r>
+        <w:rPr>
+          <w:rFonts w:cstheme="minorHAnsi"/>
+          <w:b/>
+          <w:bCs/>
+          <w:color w:val="000000" w:themeColor="text1"/>
         </w:rPr>
         <w:t>Integrity Check:</w:t>
       </w:r>
@@ -9281,7 +9304,6 @@
         <w:rPr>
           <w:rFonts w:cstheme="minorHAnsi"/>
           <w:color w:val="000000" w:themeColor="text1"/>
-          <w:lang w:val="en-DE"/>
         </w:rPr>
         <w:t> Verifies that the sum of the processed balances matches the total known on-chain supply.</w:t>
       </w:r>
@@ -9296,16 +9318,14 @@
         <w:rPr>
           <w:rFonts w:cstheme="minorHAnsi"/>
           <w:color w:val="000000" w:themeColor="text1"/>
-          <w:lang w:val="en-DE"/>
-        </w:rPr>
-      </w:pPr>
-      <w:r>
-        <w:rPr>
-          <w:rFonts w:cstheme="minorHAnsi"/>
-          <w:b/>
-          <w:bCs/>
-          <w:color w:val="000000" w:themeColor="text1"/>
-          <w:lang w:val="en-DE"/>
+        </w:rPr>
+      </w:pPr>
+      <w:r>
+        <w:rPr>
+          <w:rFonts w:cstheme="minorHAnsi"/>
+          <w:b/>
+          <w:bCs/>
+          <w:color w:val="000000" w:themeColor="text1"/>
         </w:rPr>
         <w:t>Dust Filter:</w:t>
       </w:r>
@@ -9313,7 +9333,6 @@
         <w:rPr>
           <w:rFonts w:cstheme="minorHAnsi"/>
           <w:color w:val="000000" w:themeColor="text1"/>
-          <w:lang w:val="en-DE"/>
         </w:rPr>
         <w:t> Automatically excludes any account with a balance below the </w:t>
       </w:r>
@@ -9323,7 +9342,6 @@
           <w:b/>
           <w:bCs/>
           <w:color w:val="000000" w:themeColor="text1"/>
-          <w:lang w:val="en-DE"/>
         </w:rPr>
         <w:t>Existential Threshold</w:t>
       </w:r>
@@ -9331,7 +9349,6 @@
         <w:rPr>
           <w:rFonts w:cstheme="minorHAnsi"/>
           <w:color w:val="000000" w:themeColor="text1"/>
-          <w:lang w:val="en-DE"/>
         </w:rPr>
         <w:t> (e.g., 5 $FIM). These "dust" accounts are mathematically removed from the Gini calculation to prevent population inflation attacks.</w:t>
       </w:r>
@@ -9346,16 +9363,14 @@
         <w:rPr>
           <w:rFonts w:cstheme="minorHAnsi"/>
           <w:color w:val="000000" w:themeColor="text1"/>
-          <w:lang w:val="en-DE"/>
-        </w:rPr>
-      </w:pPr>
-      <w:r>
-        <w:rPr>
-          <w:rFonts w:cstheme="minorHAnsi"/>
-          <w:b/>
-          <w:bCs/>
-          <w:color w:val="000000" w:themeColor="text1"/>
-          <w:lang w:val="en-DE"/>
+        </w:rPr>
+      </w:pPr>
+      <w:r>
+        <w:rPr>
+          <w:rFonts w:cstheme="minorHAnsi"/>
+          <w:b/>
+          <w:bCs/>
+          <w:color w:val="000000" w:themeColor="text1"/>
         </w:rPr>
         <w:t>Incentive Mechanism:</w:t>
       </w:r>
@@ -9363,7 +9378,6 @@
         <w:rPr>
           <w:rFonts w:cstheme="minorHAnsi"/>
           <w:color w:val="000000" w:themeColor="text1"/>
-          <w:lang w:val="en-DE"/>
         </w:rPr>
         <w:t> If the batch is valid and processed successfully, the </w:t>
       </w:r>
@@ -9373,7 +9387,6 @@
           <w:b/>
           <w:bCs/>
           <w:color w:val="000000" w:themeColor="text1"/>
-          <w:lang w:val="en-DE"/>
         </w:rPr>
         <w:t>Bond</w:t>
       </w:r>
@@ -9381,7 +9394,6 @@
         <w:rPr>
           <w:rFonts w:cstheme="minorHAnsi"/>
           <w:color w:val="000000" w:themeColor="text1"/>
-          <w:lang w:val="en-DE"/>
         </w:rPr>
         <w:t xml:space="preserve"> is returned to the submitter. If the batch is invalid or fraudulent, the Bond is slashed, creating a robust </w:t>
       </w:r>
@@ -9390,7 +9402,6 @@
         <w:rPr>
           <w:rFonts w:cstheme="minorHAnsi"/>
           <w:color w:val="000000" w:themeColor="text1"/>
-          <w:lang w:val="en-DE"/>
         </w:rPr>
         <w:t>cryptoeconomic</w:t>
       </w:r>
@@ -9399,7 +9410,6 @@
         <w:rPr>
           <w:rFonts w:cstheme="minorHAnsi"/>
           <w:color w:val="000000" w:themeColor="text1"/>
-          <w:lang w:val="en-DE"/>
         </w:rPr>
         <w:t xml:space="preserve"> </w:t>
       </w:r>
@@ -9408,7 +9418,6 @@
         <w:rPr>
           <w:rFonts w:cstheme="minorHAnsi"/>
           <w:color w:val="000000" w:themeColor="text1"/>
-          <w:lang w:val="en-DE"/>
         </w:rPr>
         <w:t>defense</w:t>
       </w:r>
@@ -9417,7 +9426,6 @@
         <w:rPr>
           <w:rFonts w:cstheme="minorHAnsi"/>
           <w:color w:val="000000" w:themeColor="text1"/>
-          <w:lang w:val="en-DE"/>
         </w:rPr>
         <w:t xml:space="preserve"> against spam.</w:t>
       </w:r>
@@ -9432,16 +9440,14 @@
         <w:rPr>
           <w:rFonts w:cstheme="minorHAnsi"/>
           <w:color w:val="000000" w:themeColor="text1"/>
-          <w:lang w:val="en-DE"/>
-        </w:rPr>
-      </w:pPr>
-      <w:r>
-        <w:rPr>
-          <w:rFonts w:cstheme="minorHAnsi"/>
-          <w:b/>
-          <w:bCs/>
-          <w:color w:val="000000" w:themeColor="text1"/>
-          <w:lang w:val="en-DE"/>
+        </w:rPr>
+      </w:pPr>
+      <w:r>
+        <w:rPr>
+          <w:rFonts w:cstheme="minorHAnsi"/>
+          <w:b/>
+          <w:bCs/>
+          <w:color w:val="000000" w:themeColor="text1"/>
         </w:rPr>
         <w:t>The Multiplier Logic:</w:t>
       </w:r>
@@ -9449,7 +9455,6 @@
         <w:rPr>
           <w:rFonts w:cstheme="minorHAnsi"/>
           <w:color w:val="000000" w:themeColor="text1"/>
-          <w:lang w:val="en-DE"/>
         </w:rPr>
         <w:t> It calculates the win condition dynamically. For the Socialist faction, it applies the compensation formula M=β+(1−Ginitial)2</w:t>
       </w:r>
@@ -9457,7 +9462,6 @@
         <w:rPr>
           <w:rFonts w:cstheme="minorHAnsi"/>
           <w:color w:val="000000" w:themeColor="text1"/>
-          <w:lang w:val="en-DE"/>
         </w:rPr>
         <w:t xml:space="preserve"> </w:t>
       </w:r>
@@ -9465,7 +9469,6 @@
         <w:rPr>
           <w:rFonts w:cstheme="minorHAnsi"/>
           <w:color w:val="000000" w:themeColor="text1"/>
-          <w:lang w:val="en-DE"/>
         </w:rPr>
         <w:t>to the progress metric.</w:t>
       </w:r>
@@ -9480,16 +9483,14 @@
         <w:rPr>
           <w:rFonts w:cstheme="minorHAnsi"/>
           <w:color w:val="000000" w:themeColor="text1"/>
-          <w:lang w:val="en-DE"/>
-        </w:rPr>
-      </w:pPr>
-      <w:r>
-        <w:rPr>
-          <w:rFonts w:cstheme="minorHAnsi"/>
-          <w:b/>
-          <w:bCs/>
-          <w:color w:val="000000" w:themeColor="text1"/>
-          <w:lang w:val="en-DE"/>
+        </w:rPr>
+      </w:pPr>
+      <w:r>
+        <w:rPr>
+          <w:rFonts w:cstheme="minorHAnsi"/>
+          <w:b/>
+          <w:bCs/>
+          <w:color w:val="000000" w:themeColor="text1"/>
         </w:rPr>
         <w:t>Settlement Engine:</w:t>
       </w:r>
@@ -9497,7 +9498,6 @@
         <w:rPr>
           <w:rFonts w:cstheme="minorHAnsi"/>
           <w:color w:val="000000" w:themeColor="text1"/>
-          <w:lang w:val="en-DE"/>
         </w:rPr>
         <w:t> Upon the successful verification of a victory condition or time expiry during the SETTLING phase, the contract executes the </w:t>
       </w:r>
@@ -9507,7 +9507,6 @@
           <w:b/>
           <w:bCs/>
           <w:color w:val="000000" w:themeColor="text1"/>
-          <w:lang w:val="en-DE"/>
         </w:rPr>
         <w:t>"Finalization Cascade"</w:t>
       </w:r>
@@ -9515,7 +9514,6 @@
         <w:rPr>
           <w:rFonts w:cstheme="minorHAnsi"/>
           <w:color w:val="000000" w:themeColor="text1"/>
-          <w:lang w:val="en-DE"/>
         </w:rPr>
         <w:t>:</w:t>
       </w:r>
@@ -9530,16 +9528,14 @@
         <w:rPr>
           <w:rFonts w:cstheme="minorHAnsi"/>
           <w:color w:val="000000" w:themeColor="text1"/>
-          <w:lang w:val="en-DE"/>
-        </w:rPr>
-      </w:pPr>
-      <w:r>
-        <w:rPr>
-          <w:rFonts w:cstheme="minorHAnsi"/>
-          <w:b/>
-          <w:bCs/>
-          <w:color w:val="000000" w:themeColor="text1"/>
-          <w:lang w:val="en-DE"/>
+        </w:rPr>
+      </w:pPr>
+      <w:r>
+        <w:rPr>
+          <w:rFonts w:cstheme="minorHAnsi"/>
+          <w:b/>
+          <w:bCs/>
+          <w:color w:val="000000" w:themeColor="text1"/>
         </w:rPr>
         <w:t>Oligarchy Calculation (Capitalist Win):</w:t>
       </w:r>
@@ -9547,7 +9543,6 @@
         <w:rPr>
           <w:rFonts w:cstheme="minorHAnsi"/>
           <w:color w:val="000000" w:themeColor="text1"/>
-          <w:lang w:val="en-DE"/>
         </w:rPr>
         <w:t> Identifies the top N</w:t>
       </w:r>
@@ -9555,7 +9550,6 @@
         <w:rPr>
           <w:rFonts w:cstheme="minorHAnsi"/>
           <w:color w:val="000000" w:themeColor="text1"/>
-          <w:lang w:val="en-DE"/>
         </w:rPr>
         <w:t xml:space="preserve"> </w:t>
       </w:r>
@@ -9563,7 +9557,6 @@
         <w:rPr>
           <w:rFonts w:cstheme="minorHAnsi"/>
           <w:color w:val="000000" w:themeColor="text1"/>
-          <w:lang w:val="en-DE"/>
         </w:rPr>
         <w:t>holders holding &gt;50%</w:t>
       </w:r>
@@ -9571,7 +9564,6 @@
         <w:rPr>
           <w:rFonts w:cstheme="minorHAnsi"/>
           <w:color w:val="000000" w:themeColor="text1"/>
-          <w:lang w:val="en-DE"/>
         </w:rPr>
         <w:t xml:space="preserve"> </w:t>
       </w:r>
@@ -9579,7 +9571,6 @@
         <w:rPr>
           <w:rFonts w:cstheme="minorHAnsi"/>
           <w:color w:val="000000" w:themeColor="text1"/>
-          <w:lang w:val="en-DE"/>
         </w:rPr>
         <w:t>of supply and calculates their proportional payout.</w:t>
       </w:r>
@@ -9594,16 +9585,14 @@
         <w:rPr>
           <w:rFonts w:cstheme="minorHAnsi"/>
           <w:color w:val="000000" w:themeColor="text1"/>
-          <w:lang w:val="en-DE"/>
-        </w:rPr>
-      </w:pPr>
-      <w:r>
-        <w:rPr>
-          <w:rFonts w:cstheme="minorHAnsi"/>
-          <w:b/>
-          <w:bCs/>
-          <w:color w:val="000000" w:themeColor="text1"/>
-          <w:lang w:val="en-DE"/>
+        </w:rPr>
+      </w:pPr>
+      <w:r>
+        <w:rPr>
+          <w:rFonts w:cstheme="minorHAnsi"/>
+          <w:b/>
+          <w:bCs/>
+          <w:color w:val="000000" w:themeColor="text1"/>
         </w:rPr>
         <w:t>Solidarity Calculation (Socialist Win):</w:t>
       </w:r>
@@ -9618,14 +9607,12 @@
         <w:rPr>
           <w:rFonts w:cstheme="minorHAnsi"/>
           <w:color w:val="000000" w:themeColor="text1"/>
-          <w:lang w:val="en-DE"/>
-        </w:rPr>
-      </w:pPr>
-      <w:r>
-        <w:rPr>
-          <w:rFonts w:cstheme="minorHAnsi"/>
-          <w:color w:val="000000" w:themeColor="text1"/>
-          <w:lang w:val="en-DE"/>
+        </w:rPr>
+      </w:pPr>
+      <w:r>
+        <w:rPr>
+          <w:rFonts w:cstheme="minorHAnsi"/>
+          <w:color w:val="000000" w:themeColor="text1"/>
         </w:rPr>
         <w:t>Calculates the </w:t>
       </w:r>
@@ -9634,7 +9621,6 @@
         <w:rPr>
           <w:rFonts w:cstheme="minorHAnsi"/>
           <w:color w:val="000000" w:themeColor="text1"/>
-          <w:lang w:val="en-DE"/>
         </w:rPr>
         <w:t>Cap_Value</w:t>
       </w:r>
@@ -9643,7 +9629,6 @@
         <w:rPr>
           <w:rFonts w:cstheme="minorHAnsi"/>
           <w:color w:val="000000" w:themeColor="text1"/>
-          <w:lang w:val="en-DE"/>
         </w:rPr>
         <w:t> based on the median holdings.</w:t>
       </w:r>
@@ -9658,14 +9643,12 @@
         <w:rPr>
           <w:rFonts w:cstheme="minorHAnsi"/>
           <w:color w:val="000000" w:themeColor="text1"/>
-          <w:lang w:val="en-DE"/>
-        </w:rPr>
-      </w:pPr>
-      <w:r>
-        <w:rPr>
-          <w:rFonts w:cstheme="minorHAnsi"/>
-          <w:color w:val="000000" w:themeColor="text1"/>
-          <w:lang w:val="en-DE"/>
+        </w:rPr>
+      </w:pPr>
+      <w:r>
+        <w:rPr>
+          <w:rFonts w:cstheme="minorHAnsi"/>
+          <w:color w:val="000000" w:themeColor="text1"/>
         </w:rPr>
         <w:t>Skims excess value from the "Elite" (Top 50%) to the Solidarity Fund.</w:t>
       </w:r>
@@ -9680,14 +9663,12 @@
         <w:rPr>
           <w:rFonts w:cstheme="minorHAnsi"/>
           <w:color w:val="000000" w:themeColor="text1"/>
-          <w:lang w:val="en-DE"/>
-        </w:rPr>
-      </w:pPr>
-      <w:r>
-        <w:rPr>
-          <w:rFonts w:cstheme="minorHAnsi"/>
-          <w:color w:val="000000" w:themeColor="text1"/>
-          <w:lang w:val="en-DE"/>
+        </w:rPr>
+      </w:pPr>
+      <w:r>
+        <w:rPr>
+          <w:rFonts w:cstheme="minorHAnsi"/>
+          <w:color w:val="000000" w:themeColor="text1"/>
         </w:rPr>
         <w:t>Calculates the </w:t>
       </w:r>
@@ -9696,7 +9677,6 @@
         <w:rPr>
           <w:rFonts w:cstheme="minorHAnsi"/>
           <w:color w:val="000000" w:themeColor="text1"/>
-          <w:lang w:val="en-DE"/>
         </w:rPr>
         <w:t>Net_Contribution</w:t>
       </w:r>
@@ -9705,7 +9685,6 @@
         <w:rPr>
           <w:rFonts w:cstheme="minorHAnsi"/>
           <w:color w:val="000000" w:themeColor="text1"/>
-          <w:lang w:val="en-DE"/>
         </w:rPr>
         <w:t> (</w:t>
       </w:r>
@@ -9714,7 +9693,6 @@
         <w:rPr>
           <w:rFonts w:cstheme="minorHAnsi"/>
           <w:color w:val="000000" w:themeColor="text1"/>
-          <w:lang w:val="en-DE"/>
         </w:rPr>
         <w:t>Money_In</w:t>
       </w:r>
@@ -9723,7 +9701,6 @@
         <w:rPr>
           <w:rFonts w:cstheme="minorHAnsi"/>
           <w:color w:val="000000" w:themeColor="text1"/>
-          <w:lang w:val="en-DE"/>
         </w:rPr>
         <w:t> - </w:t>
       </w:r>
@@ -9732,7 +9709,6 @@
         <w:rPr>
           <w:rFonts w:cstheme="minorHAnsi"/>
           <w:color w:val="000000" w:themeColor="text1"/>
-          <w:lang w:val="en-DE"/>
         </w:rPr>
         <w:t>Money_Out</w:t>
       </w:r>
@@ -9741,7 +9717,6 @@
         <w:rPr>
           <w:rFonts w:cstheme="minorHAnsi"/>
           <w:color w:val="000000" w:themeColor="text1"/>
-          <w:lang w:val="en-DE"/>
         </w:rPr>
         <w:t>) for all players.</w:t>
       </w:r>
@@ -9756,14 +9731,12 @@
         <w:rPr>
           <w:rFonts w:cstheme="minorHAnsi"/>
           <w:color w:val="000000" w:themeColor="text1"/>
-          <w:lang w:val="en-DE"/>
-        </w:rPr>
-      </w:pPr>
-      <w:r>
-        <w:rPr>
-          <w:rFonts w:cstheme="minorHAnsi"/>
-          <w:color w:val="000000" w:themeColor="text1"/>
-          <w:lang w:val="en-DE"/>
+        </w:rPr>
+      </w:pPr>
+      <w:r>
+        <w:rPr>
+          <w:rFonts w:cstheme="minorHAnsi"/>
+          <w:color w:val="000000" w:themeColor="text1"/>
         </w:rPr>
         <w:t>Distributes the fund proportionally to </w:t>
       </w:r>
@@ -9772,7 +9745,6 @@
         <w:rPr>
           <w:rFonts w:cstheme="minorHAnsi"/>
           <w:color w:val="000000" w:themeColor="text1"/>
-          <w:lang w:val="en-DE"/>
         </w:rPr>
         <w:t>Net_Contribution</w:t>
       </w:r>
@@ -9781,7 +9753,6 @@
         <w:rPr>
           <w:rFonts w:cstheme="minorHAnsi"/>
           <w:color w:val="000000" w:themeColor="text1"/>
-          <w:lang w:val="en-DE"/>
         </w:rPr>
         <w:t>.</w:t>
       </w:r>
@@ -9799,16 +9770,14 @@
         <w:rPr>
           <w:rFonts w:cstheme="minorHAnsi"/>
           <w:color w:val="000000" w:themeColor="text1"/>
-          <w:lang w:val="en-DE"/>
-        </w:rPr>
-      </w:pPr>
-      <w:r>
-        <w:rPr>
-          <w:rFonts w:cstheme="minorHAnsi"/>
-          <w:b/>
-          <w:bCs/>
-          <w:color w:val="000000" w:themeColor="text1"/>
-          <w:lang w:val="en-DE"/>
+        </w:rPr>
+      </w:pPr>
+      <w:r>
+        <w:rPr>
+          <w:rFonts w:cstheme="minorHAnsi"/>
+          <w:b/>
+          <w:bCs/>
+          <w:color w:val="000000" w:themeColor="text1"/>
         </w:rPr>
         <w:t>Instruction:</w:t>
       </w:r>
@@ -9816,7 +9785,6 @@
         <w:rPr>
           <w:rFonts w:cstheme="minorHAnsi"/>
           <w:color w:val="000000" w:themeColor="text1"/>
-          <w:lang w:val="en-DE"/>
         </w:rPr>
         <w:t> Sends the final array of {</w:t>
       </w:r>
@@ -9825,7 +9793,6 @@
         <w:rPr>
           <w:rFonts w:cstheme="minorHAnsi"/>
           <w:color w:val="000000" w:themeColor="text1"/>
-          <w:lang w:val="en-DE"/>
         </w:rPr>
         <w:t>WinnerAddress</w:t>
       </w:r>
@@ -9834,7 +9801,6 @@
         <w:rPr>
           <w:rFonts w:cstheme="minorHAnsi"/>
           <w:color w:val="000000" w:themeColor="text1"/>
-          <w:lang w:val="en-DE"/>
         </w:rPr>
         <w:t>, Amount} to the Treasury for execution.</w:t>
       </w:r>
@@ -10735,16 +10701,14 @@
         <w:rPr>
           <w:rFonts w:cstheme="minorHAnsi"/>
           <w:color w:val="000000" w:themeColor="text1"/>
-          <w:lang w:val="en-DE"/>
-        </w:rPr>
-      </w:pPr>
-      <w:r>
-        <w:rPr>
-          <w:rFonts w:cstheme="minorHAnsi"/>
-          <w:b/>
-          <w:bCs/>
-          <w:color w:val="000000" w:themeColor="text1"/>
-          <w:lang w:val="en-DE"/>
+        </w:rPr>
+      </w:pPr>
+      <w:r>
+        <w:rPr>
+          <w:rFonts w:cstheme="minorHAnsi"/>
+          <w:b/>
+          <w:bCs/>
+          <w:color w:val="000000" w:themeColor="text1"/>
         </w:rPr>
         <w:t>The Operational Lifecycle</w:t>
       </w:r>
@@ -10759,16 +10723,14 @@
         <w:rPr>
           <w:rFonts w:cstheme="minorHAnsi"/>
           <w:color w:val="000000" w:themeColor="text1"/>
-          <w:lang w:val="en-DE"/>
-        </w:rPr>
-      </w:pPr>
-      <w:r>
-        <w:rPr>
-          <w:rFonts w:cstheme="minorHAnsi"/>
-          <w:b/>
-          <w:bCs/>
-          <w:color w:val="000000" w:themeColor="text1"/>
-          <w:lang w:val="en-DE"/>
+        </w:rPr>
+      </w:pPr>
+      <w:r>
+        <w:rPr>
+          <w:rFonts w:cstheme="minorHAnsi"/>
+          <w:b/>
+          <w:bCs/>
+          <w:color w:val="000000" w:themeColor="text1"/>
         </w:rPr>
         <w:t>Auction:</w:t>
       </w:r>
@@ -10776,7 +10738,6 @@
         <w:rPr>
           <w:rFonts w:cstheme="minorHAnsi"/>
           <w:color w:val="000000" w:themeColor="text1"/>
-          <w:lang w:val="en-DE"/>
         </w:rPr>
         <w:t> Users mint FIM</w:t>
       </w:r>
@@ -10784,7 +10745,6 @@
         <w:rPr>
           <w:rFonts w:cstheme="minorHAnsi"/>
           <w:color w:val="000000" w:themeColor="text1"/>
-          <w:lang w:val="en-DE"/>
         </w:rPr>
         <w:t xml:space="preserve"> </w:t>
       </w:r>
@@ -10792,7 +10752,6 @@
         <w:rPr>
           <w:rFonts w:cstheme="minorHAnsi"/>
           <w:color w:val="000000" w:themeColor="text1"/>
-          <w:lang w:val="en-DE"/>
         </w:rPr>
         <w:t>via the Auction contract.</w:t>
       </w:r>
@@ -10807,16 +10766,14 @@
         <w:rPr>
           <w:rFonts w:cstheme="minorHAnsi"/>
           <w:color w:val="000000" w:themeColor="text1"/>
-          <w:lang w:val="en-DE"/>
-        </w:rPr>
-      </w:pPr>
-      <w:r>
-        <w:rPr>
-          <w:rFonts w:cstheme="minorHAnsi"/>
-          <w:b/>
-          <w:bCs/>
-          <w:color w:val="000000" w:themeColor="text1"/>
-          <w:lang w:val="en-DE"/>
+        </w:rPr>
+      </w:pPr>
+      <w:r>
+        <w:rPr>
+          <w:rFonts w:cstheme="minorHAnsi"/>
+          <w:b/>
+          <w:bCs/>
+          <w:color w:val="000000" w:themeColor="text1"/>
         </w:rPr>
         <w:t>Bootstrap:</w:t>
       </w:r>
@@ -10824,7 +10781,6 @@
         <w:rPr>
           <w:rFonts w:cstheme="minorHAnsi"/>
           <w:color w:val="000000" w:themeColor="text1"/>
-          <w:lang w:val="en-DE"/>
         </w:rPr>
         <w:t> The Game enters a waiting state. The Bot calculates and submits </w:t>
       </w:r>
@@ -10834,7 +10790,6 @@
         <w:rPr>
           <w:rFonts w:cstheme="minorHAnsi"/>
           <w:color w:val="000000" w:themeColor="text1"/>
-          <w:lang w:val="en-DE"/>
         </w:rPr>
         <w:t>Ginitial</w:t>
       </w:r>
@@ -10843,7 +10798,6 @@
         <w:rPr>
           <w:rFonts w:cstheme="minorHAnsi"/>
           <w:color w:val="000000" w:themeColor="text1"/>
-          <w:lang w:val="en-DE"/>
         </w:rPr>
         <w:t xml:space="preserve"> </w:t>
       </w:r>
@@ -10851,7 +10805,6 @@
         <w:rPr>
           <w:rFonts w:cstheme="minorHAnsi"/>
           <w:color w:val="000000" w:themeColor="text1"/>
-          <w:lang w:val="en-DE"/>
         </w:rPr>
         <w:t>.</w:t>
       </w:r>
@@ -10860,7 +10813,6 @@
         <w:rPr>
           <w:rFonts w:cstheme="minorHAnsi"/>
           <w:color w:val="000000" w:themeColor="text1"/>
-          <w:lang w:val="en-DE"/>
         </w:rPr>
         <w:t xml:space="preserve"> Trading opens only after this verification is complete.</w:t>
       </w:r>
@@ -10875,16 +10827,14 @@
         <w:rPr>
           <w:rFonts w:cstheme="minorHAnsi"/>
           <w:color w:val="000000" w:themeColor="text1"/>
-          <w:lang w:val="en-DE"/>
-        </w:rPr>
-      </w:pPr>
-      <w:r>
-        <w:rPr>
-          <w:rFonts w:cstheme="minorHAnsi"/>
-          <w:b/>
-          <w:bCs/>
-          <w:color w:val="000000" w:themeColor="text1"/>
-          <w:lang w:val="en-DE"/>
+        </w:rPr>
+      </w:pPr>
+      <w:r>
+        <w:rPr>
+          <w:rFonts w:cstheme="minorHAnsi"/>
+          <w:b/>
+          <w:bCs/>
+          <w:color w:val="000000" w:themeColor="text1"/>
         </w:rPr>
         <w:t>Trading:</w:t>
       </w:r>
@@ -10892,7 +10842,6 @@
         <w:rPr>
           <w:rFonts w:cstheme="minorHAnsi"/>
           <w:color w:val="000000" w:themeColor="text1"/>
-          <w:lang w:val="en-DE"/>
         </w:rPr>
         <w:t> The active market phase where </w:t>
       </w:r>
@@ -10901,7 +10850,6 @@
         <w:rPr>
           <w:rFonts w:cstheme="minorHAnsi"/>
           <w:color w:val="000000" w:themeColor="text1"/>
-          <w:lang w:val="en-DE"/>
         </w:rPr>
         <w:t>FIMis</w:t>
       </w:r>
@@ -10910,7 +10858,6 @@
         <w:rPr>
           <w:rFonts w:cstheme="minorHAnsi"/>
           <w:color w:val="000000" w:themeColor="text1"/>
-          <w:lang w:val="en-DE"/>
         </w:rPr>
         <w:t xml:space="preserve"> exchanged.</w:t>
       </w:r>
@@ -10925,16 +10872,14 @@
         <w:rPr>
           <w:rFonts w:cstheme="minorHAnsi"/>
           <w:color w:val="000000" w:themeColor="text1"/>
-          <w:lang w:val="en-DE"/>
-        </w:rPr>
-      </w:pPr>
-      <w:r>
-        <w:rPr>
-          <w:rFonts w:cstheme="minorHAnsi"/>
-          <w:b/>
-          <w:bCs/>
-          <w:color w:val="000000" w:themeColor="text1"/>
-          <w:lang w:val="en-DE"/>
+        </w:rPr>
+      </w:pPr>
+      <w:r>
+        <w:rPr>
+          <w:rFonts w:cstheme="minorHAnsi"/>
+          <w:b/>
+          <w:bCs/>
+          <w:color w:val="000000" w:themeColor="text1"/>
         </w:rPr>
         <w:t>Settling:</w:t>
       </w:r>
@@ -10942,7 +10887,6 @@
         <w:rPr>
           <w:rFonts w:cstheme="minorHAnsi"/>
           <w:color w:val="000000" w:themeColor="text1"/>
-          <w:lang w:val="en-DE"/>
         </w:rPr>
         <w:t> Upon a victory trigger or time expiry, the Bot submits the final sorted state to verify the outcome.</w:t>
       </w:r>
@@ -10957,16 +10901,14 @@
         <w:rPr>
           <w:rFonts w:cstheme="minorHAnsi"/>
           <w:color w:val="000000" w:themeColor="text1"/>
-          <w:lang w:val="en-DE"/>
-        </w:rPr>
-      </w:pPr>
-      <w:r>
-        <w:rPr>
-          <w:rFonts w:cstheme="minorHAnsi"/>
-          <w:b/>
-          <w:bCs/>
-          <w:color w:val="000000" w:themeColor="text1"/>
-          <w:lang w:val="en-DE"/>
+        </w:rPr>
+      </w:pPr>
+      <w:r>
+        <w:rPr>
+          <w:rFonts w:cstheme="minorHAnsi"/>
+          <w:b/>
+          <w:bCs/>
+          <w:color w:val="000000" w:themeColor="text1"/>
         </w:rPr>
         <w:t>Payout:</w:t>
       </w:r>
@@ -10974,7 +10916,6 @@
         <w:rPr>
           <w:rFonts w:cstheme="minorHAnsi"/>
           <w:color w:val="000000" w:themeColor="text1"/>
-          <w:lang w:val="en-DE"/>
         </w:rPr>
         <w:t> Users claim prizes and unlock their RTD</w:t>
       </w:r>
@@ -10982,7 +10923,6 @@
         <w:rPr>
           <w:rFonts w:cstheme="minorHAnsi"/>
           <w:color w:val="000000" w:themeColor="text1"/>
-          <w:lang w:val="en-DE"/>
         </w:rPr>
         <w:t xml:space="preserve"> </w:t>
       </w:r>
@@ -10990,7 +10930,6 @@
         <w:rPr>
           <w:rFonts w:cstheme="minorHAnsi"/>
           <w:color w:val="000000" w:themeColor="text1"/>
-          <w:lang w:val="en-DE"/>
         </w:rPr>
         <w:t>collateral.</w:t>
       </w:r>
@@ -14828,6 +14767,9 @@
     <w:p>
       <w:pPr>
         <w:spacing w:after="120"/>
+        <w:rPr>
+          <w:lang w:val="en-DE"/>
+        </w:rPr>
       </w:pPr>
       <w:r>
         <w:t>The Gini Coefficient is calculated as:</w:t>
@@ -14886,37 +14828,76 @@
       </w:r>
       <w:r>
         <w:br/>
-        <w:t>This formula is computed on-chain to provide </w:t>
+      </w:r>
+      <w:r>
+        <w:rPr>
+          <w:lang w:val="en-DE"/>
+        </w:rPr>
+        <w:t>This formula is computed off-chain by the Solver Bot and </w:t>
+      </w:r>
+      <w:r>
+        <w:rPr>
+          <w:b/>
+          <w:bCs/>
+          <w:lang w:val="en-DE"/>
+        </w:rPr>
+        <w:t>verified on-chain</w:t>
+      </w:r>
+      <w:r>
+        <w:rPr>
+          <w:lang w:val="en-DE"/>
+        </w:rPr>
+        <w:t> via sorted batch processing to establish </w:t>
       </w:r>
       <w:proofErr w:type="spellStart"/>
       <w:r>
         <w:rPr>
-          <w:i/>
-          <w:iCs/>
-        </w:rPr>
-        <w:t>G_initial</w:t>
+          <w:lang w:val="en-DE"/>
+        </w:rPr>
+        <w:t>Ginitial</w:t>
       </w:r>
       <w:proofErr w:type="spellEnd"/>
       <w:r>
-        <w:t> (at the end of the Auction) and </w:t>
+        <w:rPr>
+          <w:lang w:val="en-DE"/>
+        </w:rPr>
+        <w:t xml:space="preserve"> </w:t>
+      </w:r>
+      <w:r>
+        <w:rPr>
+          <w:lang w:val="en-DE"/>
+        </w:rPr>
+        <w:t>(during the Bootstrap Phase) and </w:t>
       </w:r>
       <w:proofErr w:type="spellStart"/>
-      <w:r>
-        <w:rPr>
-          <w:i/>
-          <w:iCs/>
-        </w:rPr>
-        <w:t>G_current</w:t>
+      <w:proofErr w:type="gramStart"/>
+      <w:r>
+        <w:rPr>
+          <w:lang w:val="en-DE"/>
+        </w:rPr>
+        <w:t>Gcurrent</w:t>
       </w:r>
       <w:proofErr w:type="spellEnd"/>
       <w:r>
-        <w:t> (live during the game).</w:t>
-      </w:r>
-    </w:p>
-    <w:p>
-      <w:pPr>
-        <w:pStyle w:val="Heading3"/>
-        <w:spacing w:after="120"/>
+        <w:rPr>
+          <w:lang w:val="en-DE"/>
+        </w:rPr>
+        <w:t>(</w:t>
+      </w:r>
+      <w:proofErr w:type="gramEnd"/>
+      <w:r>
+        <w:rPr>
+          <w:lang w:val="en-DE"/>
+        </w:rPr>
+        <w:t>during the Settlement Phase).</w:t>
+      </w:r>
+    </w:p>
+    <w:p>
+      <w:pPr>
+        <w:spacing w:after="120"/>
+        <w:rPr>
+          <w:lang w:val="en-DE"/>
+        </w:rPr>
       </w:pPr>
       <w:r>
         <w:t>Victory Conditions:</w:t>
@@ -15174,6 +15155,7 @@
         <w:spacing w:after="120"/>
       </w:pPr>
       <w:r>
+        <w:lastRenderedPageBreak/>
         <w:t>For a player </w:t>
       </w:r>
       <w:proofErr w:type="spellStart"/>
@@ -15257,7 +15239,6 @@
         <w:spacing w:after="120"/>
       </w:pPr>
       <w:r>
-        <w:lastRenderedPageBreak/>
         <w:t>For a player </w:t>
       </w:r>
       <w:proofErr w:type="spellStart"/>
@@ -15748,6 +15729,7 @@
           <w:b/>
           <w:bCs/>
         </w:rPr>
+        <w:lastRenderedPageBreak/>
         <w:t>The Capitalist Discount:</w:t>
       </w:r>
       <w:r>
@@ -15766,7 +15748,6 @@
           <w:b/>
           <w:bCs/>
         </w:rPr>
-        <w:lastRenderedPageBreak/>
         <w:t>Strategic Matching:</w:t>
       </w:r>
       <w:r>
@@ -15864,63 +15845,54 @@
           <w:b/>
           <w:bCs/>
         </w:rPr>
-        <w:t>The Mitigation:</w:t>
-      </w:r>
-      <w:r>
-        <w:t> This is primarily countered by the </w:t>
-      </w:r>
-      <w:r>
-        <w:rPr>
-          <w:b/>
-          <w:bCs/>
-        </w:rPr>
-        <w:t>RTD Collateral Rule</w:t>
-      </w:r>
-      <w:r>
-        <w:t>. The wallet must hold a 10% collateral stake in </w:t>
+        <w:t xml:space="preserve">The Mitigation: </w:t>
+      </w:r>
+      <w:r>
+        <w:t>This is primarily countered by the RTD Collateral Rule. The wallet must hold a collateral stake in RTD</w:t>
+      </w:r>
+      <w:r>
+        <w:t xml:space="preserve"> </w:t>
+      </w:r>
+      <w:r>
+        <w:t xml:space="preserve">determined by the Static Collateral Ratio (e.g., 10 $RTD for every 100 $FIM). This creates a two-fold </w:t>
       </w:r>
       <w:proofErr w:type="spellStart"/>
       <w:r>
-        <w:rPr>
-          <w:i/>
-          <w:iCs/>
-        </w:rPr>
-        <w:t>RTD</w:t>
-      </w:r>
-      <w:r>
-        <w:t>for</w:t>
+        <w:t>defense</w:t>
       </w:r>
       <w:proofErr w:type="spellEnd"/>
       <w:r>
-        <w:t xml:space="preserve"> every dollar of </w:t>
-      </w:r>
-      <w:r>
-        <w:rPr>
-          <w:i/>
-          <w:iCs/>
-        </w:rPr>
-        <w:t>FIM</w:t>
+        <w:t>:</w:t>
+      </w:r>
+    </w:p>
+    <w:p>
+      <w:pPr>
+        <w:numPr>
+          <w:ilvl w:val="2"/>
+          <w:numId w:val="48"/>
+        </w:numPr>
+        <w:spacing w:after="120"/>
+      </w:pPr>
+      <w:r>
+        <w:t>Capital Cost: It makes the funding of thousands of "minion" wallets prohibitively expensive, as the attacker must acquire and lock a proportional amount of the governance token for every active address.</w:t>
+      </w:r>
+    </w:p>
+    <w:p>
+      <w:pPr>
+        <w:numPr>
+          <w:ilvl w:val="2"/>
+          <w:numId w:val="48"/>
+        </w:numPr>
+        <w:spacing w:after="120"/>
+      </w:pPr>
+      <w:r>
+        <w:t>Incentive Alignment: By forcing the attacker to hold a significant position in the governance asset to execute the attack, the protocol aligns their incentives with the ecosystem's health. Any manipulation that undermines the integrity of the game would likely degrade the market value of the very RTD</w:t>
       </w:r>
       <w:r>
         <w:t xml:space="preserve"> </w:t>
       </w:r>
       <w:r>
-        <w:t>they buy. This makes the creation and funding of thousands of "minion" wallets prohibitively expensive, as they would need an equal amount of </w:t>
-      </w:r>
-      <w:proofErr w:type="spellStart"/>
-      <w:r>
-        <w:rPr>
-          <w:i/>
-          <w:iCs/>
-        </w:rPr>
-        <w:t>RTD</w:t>
-      </w:r>
-      <w:r>
-        <w:t>collateral</w:t>
-      </w:r>
-      <w:proofErr w:type="spellEnd"/>
-      <w:r>
-        <w:t>.</w:t>
+        <w:t>collateral they are holding, rendering the attack economically irrational or self-defeating.</w:t>
       </w:r>
     </w:p>
     <w:p>
@@ -16087,6 +16059,7 @@
       </w:pPr>
       <w:bookmarkStart w:id="30" w:name="_Toc216525091"/>
       <w:r>
+        <w:lastRenderedPageBreak/>
         <w:t>Appendix C: Glossary</w:t>
       </w:r>
       <w:bookmarkEnd w:id="30"/>
@@ -16166,7 +16139,6 @@
         <w:spacing w:after="120"/>
       </w:pPr>
       <w:r>
-        <w:lastRenderedPageBreak/>
         <w:t xml:space="preserve">Net Contribution: A core metric calculated as a player's total </w:t>
       </w:r>
       <w:proofErr w:type="spellStart"/>
@@ -17547,7 +17519,7 @@
         <w:sz w:val="20"/>
       </w:rPr>
     </w:lvl>
-    <w:lvl w:ilvl="2" w:tentative="1">
+    <w:lvl w:ilvl="2">
       <w:start w:val="1"/>
       <w:numFmt w:val="bullet"/>
       <w:lvlText w:val=""/>

--- a/content/Whitepaper.docx
+++ b/content/Whitepaper.docx
@@ -147,7 +147,7 @@
         <w:spacing w:after="120"/>
         <w:jc w:val="center"/>
         <w:rPr>
-          <w:rFonts w:cstheme="minorHAnsi"/>
+          <w:rFonts w:ascii="Orbitron" w:hAnsi="Orbitron" w:cstheme="minorHAnsi"/>
           <w:b/>
           <w:bCs/>
           <w:sz w:val="40"/>
@@ -156,7 +156,7 @@
       </w:pPr>
       <w:r>
         <w:rPr>
-          <w:rFonts w:cstheme="minorHAnsi"/>
+          <w:rFonts w:ascii="Orbitron" w:hAnsi="Orbitron" w:cstheme="minorHAnsi"/>
           <w:b/>
           <w:bCs/>
           <w:sz w:val="40"/>
@@ -189,23 +189,23 @@
           <w:b/>
           <w:bCs/>
         </w:rPr>
-        <w:t>1</w:t>
-      </w:r>
-      <w:r>
-        <w:rPr>
-          <w:rFonts w:cstheme="minorHAnsi"/>
-          <w:b/>
-          <w:bCs/>
-        </w:rPr>
-        <w:t xml:space="preserve"> - 1</w:t>
-      </w:r>
-      <w:r>
-        <w:rPr>
-          <w:rFonts w:cstheme="minorHAnsi"/>
-          <w:b/>
-          <w:bCs/>
-        </w:rPr>
-        <w:t>3</w:t>
+        <w:t>2</w:t>
+      </w:r>
+      <w:r>
+        <w:rPr>
+          <w:rFonts w:cstheme="minorHAnsi"/>
+          <w:b/>
+          <w:bCs/>
+        </w:rPr>
+        <w:t xml:space="preserve"> - </w:t>
+      </w:r>
+      <w:r>
+        <w:rPr>
+          <w:rFonts w:cstheme="minorHAnsi"/>
+          <w:b/>
+          <w:bCs/>
+        </w:rPr>
+        <w:t>25</w:t>
       </w:r>
       <w:r>
         <w:rPr>
@@ -221,15 +221,31 @@
           <w:b/>
           <w:bCs/>
         </w:rPr>
-        <w:t>12</w:t>
-      </w:r>
-      <w:r>
-        <w:rPr>
-          <w:rFonts w:cstheme="minorHAnsi"/>
-          <w:b/>
-          <w:bCs/>
-        </w:rPr>
-        <w:t>.2025</w:t>
+        <w:t xml:space="preserve">0 </w:t>
+      </w:r>
+      <w:r>
+        <w:rPr>
+          <w:rFonts w:cstheme="minorHAnsi"/>
+          <w:b/>
+          <w:bCs/>
+        </w:rPr>
+        <w:t>2</w:t>
+      </w:r>
+      <w:r>
+        <w:rPr>
+          <w:rFonts w:cstheme="minorHAnsi"/>
+          <w:b/>
+          <w:bCs/>
+        </w:rPr>
+        <w:t>.202</w:t>
+      </w:r>
+      <w:r>
+        <w:rPr>
+          <w:rFonts w:cstheme="minorHAnsi"/>
+          <w:b/>
+          <w:bCs/>
+        </w:rPr>
+        <w:t>6</w:t>
       </w:r>
     </w:p>
     <w:p>
@@ -258,13 +274,12 @@
             <w:b/>
             <w:bCs/>
           </w:rPr>
-          <w:t>www.gini.gg</w:t>
+          <w:t>www.regarded.games</w:t>
         </w:r>
       </w:hyperlink>
     </w:p>
     <w:p>
       <w:pPr>
-        <w:spacing w:after="120"/>
         <w:jc w:val="center"/>
         <w:rPr>
           <w:rFonts w:cstheme="minorHAnsi"/>
@@ -284,293 +299,59 @@
     <w:p>
       <w:pPr>
         <w:spacing w:after="120"/>
-        <w:jc w:val="center"/>
-        <w:rPr>
-          <w:rFonts w:cstheme="minorHAnsi"/>
-          <w:b/>
-          <w:bCs/>
-        </w:rPr>
-      </w:pPr>
-    </w:p>
-    <w:p>
-      <w:pPr>
-        <w:spacing w:after="120"/>
-        <w:rPr>
-          <w:rFonts w:cstheme="minorHAnsi"/>
-          <w:b/>
-          <w:bCs/>
-        </w:rPr>
-      </w:pPr>
-    </w:p>
-    <w:p>
-      <w:pPr>
-        <w:spacing w:after="120"/>
-        <w:rPr>
-          <w:rFonts w:cstheme="minorHAnsi"/>
-          <w:b/>
-          <w:bCs/>
-        </w:rPr>
-      </w:pPr>
-    </w:p>
-    <w:p>
-      <w:pPr>
-        <w:spacing w:after="120"/>
-        <w:rPr>
-          <w:rFonts w:cstheme="minorHAnsi"/>
-          <w:b/>
-          <w:bCs/>
-        </w:rPr>
-      </w:pPr>
-    </w:p>
-    <w:p>
-      <w:pPr>
-        <w:spacing w:after="120"/>
-        <w:rPr>
-          <w:rFonts w:cstheme="minorHAnsi"/>
-          <w:b/>
-          <w:bCs/>
-        </w:rPr>
-      </w:pPr>
-    </w:p>
-    <w:p>
-      <w:pPr>
-        <w:spacing w:after="120"/>
-        <w:rPr>
-          <w:rFonts w:cstheme="minorHAnsi"/>
-          <w:b/>
-          <w:bCs/>
-        </w:rPr>
-      </w:pPr>
-    </w:p>
-    <w:p>
-      <w:pPr>
-        <w:spacing w:after="120"/>
-        <w:rPr>
-          <w:rFonts w:cstheme="minorHAnsi"/>
-          <w:b/>
-          <w:bCs/>
-        </w:rPr>
-      </w:pPr>
-    </w:p>
-    <w:p>
-      <w:pPr>
-        <w:spacing w:after="120"/>
-        <w:rPr>
-          <w:rFonts w:cstheme="minorHAnsi"/>
-        </w:rPr>
-      </w:pPr>
-    </w:p>
-    <w:p>
-      <w:pPr>
-        <w:spacing w:after="120"/>
-        <w:rPr>
-          <w:rFonts w:cstheme="minorHAnsi"/>
-        </w:rPr>
-      </w:pPr>
-    </w:p>
-    <w:p>
-      <w:pPr>
-        <w:spacing w:after="120"/>
-        <w:rPr>
-          <w:b/>
-          <w:bCs/>
-        </w:rPr>
-      </w:pPr>
-    </w:p>
-    <w:p>
-      <w:pPr>
-        <w:spacing w:after="120"/>
-        <w:rPr>
-          <w:b/>
-          <w:bCs/>
-        </w:rPr>
-      </w:pPr>
-      <w:r>
-        <w:rPr>
-          <w:b/>
-          <w:bCs/>
-        </w:rPr>
-        <w:br w:type="page"/>
-      </w:r>
-    </w:p>
-    <w:p>
-      <w:pPr>
-        <w:pStyle w:val="Heading1"/>
-        <w:spacing w:after="120"/>
-      </w:pPr>
-      <w:bookmarkStart w:id="0" w:name="_Toc216525061"/>
-      <w:r>
-        <w:lastRenderedPageBreak/>
-        <w:t>Abstract</w:t>
-      </w:r>
-      <w:bookmarkEnd w:id="0"/>
-    </w:p>
-    <w:p>
-      <w:pPr>
-        <w:spacing w:after="120"/>
-      </w:pPr>
-      <w:r>
-        <w:t>The inception of decentralized finance was predicated on the vision of establishing an equitable and transparent economic system, a direct response to the moral hazard observed in centralized markets. A decade later, this foundational promise has been challenged by the emergence of informational asymmetries and structural power laws that mirror the flaws of traditional finance. This paper introduces </w:t>
-      </w:r>
-      <w:r>
-        <w:rPr>
-          <w:b/>
-          <w:bCs/>
-        </w:rPr>
-        <w:t>Gini.gg</w:t>
-      </w:r>
-      <w:r>
-        <w:t>, a Decentralized Autonomous Organization (DAO) designed to function as both a critique of and a pedagogical antidote to this reality.</w:t>
-      </w:r>
-    </w:p>
-    <w:p>
-      <w:pPr>
-        <w:spacing w:after="120"/>
-      </w:pPr>
-      <w:r>
-        <w:t>Gini.gg</w:t>
-      </w:r>
-      <w:r>
-        <w:t xml:space="preserve"> is architected as a </w:t>
-      </w:r>
-      <w:r>
-        <w:rPr>
-          <w:b/>
-          <w:bCs/>
-        </w:rPr>
-        <w:t>perfect-information, real-money strategy simulation</w:t>
-      </w:r>
-      <w:r>
-        <w:t> that executes a live, on-chain economic model. The core mechanism stages a quarterly competition between two opposing distributive philosophies—Capitalism (capital concentration) and Socialism (capital redistribution)—quantified by an on-chain </w:t>
-      </w:r>
-      <w:r>
-        <w:rPr>
-          <w:b/>
-          <w:bCs/>
-        </w:rPr>
-        <w:t>Gini Coefficient</w:t>
-      </w:r>
-      <w:r>
-        <w:t>. By enforcing a strict </w:t>
-      </w:r>
-      <w:r>
-        <w:rPr>
-          <w:b/>
-          <w:bCs/>
-        </w:rPr>
-        <w:t>Collateralized Identity</w:t>
-      </w:r>
-      <w:r>
-        <w:t> requirement and provisioning a highly transparent trading environment, the system compels participants to directly confront the systemic friction between self-interest and collective action.</w:t>
-      </w:r>
-    </w:p>
-    <w:p>
-      <w:pPr>
-        <w:spacing w:after="120"/>
-      </w:pPr>
-      <w:r>
-        <w:t xml:space="preserve">This paper posits that </w:t>
-      </w:r>
-      <w:r>
-        <w:t>Gini.gg</w:t>
-      </w:r>
-      <w:r>
-        <w:t xml:space="preserve"> is a deliberately engineered </w:t>
-      </w:r>
-      <w:r>
-        <w:rPr>
-          <w:b/>
-          <w:bCs/>
-        </w:rPr>
-        <w:t>game-theoretic model</w:t>
-      </w:r>
-      <w:r>
-        <w:t>. It utilizes financial incentives and transparent constraints to demonstrate how incentive alignment can resolve collective action problems and foster large-scale cooperation. In doing so, it serves as a deliberate contribution towards steering the decentralized ecosystem away from purely speculative ventures and back towards its original purpose: to be a powerful new framework for global </w:t>
-      </w:r>
-      <w:r>
-        <w:rPr>
-          <w:b/>
-          <w:bCs/>
-        </w:rPr>
-        <w:t>socio-economic coordination</w:t>
-      </w:r>
-      <w:r>
-        <w:t>.</w:t>
-      </w:r>
-    </w:p>
-    <w:p>
-      <w:pPr>
-        <w:spacing w:after="120"/>
-      </w:pPr>
-    </w:p>
-    <w:p>
-      <w:pPr>
-        <w:spacing w:after="120"/>
-      </w:pPr>
-    </w:p>
-    <w:p>
-      <w:pPr>
-        <w:spacing w:after="120"/>
-      </w:pPr>
-    </w:p>
-    <w:p>
-      <w:pPr>
-        <w:spacing w:after="120"/>
-      </w:pPr>
-    </w:p>
-    <w:p>
-      <w:pPr>
-        <w:spacing w:after="120"/>
-      </w:pPr>
-    </w:p>
-    <w:p>
-      <w:pPr>
-        <w:spacing w:after="120"/>
-      </w:pPr>
-    </w:p>
-    <w:p>
-      <w:pPr>
-        <w:spacing w:after="120"/>
-      </w:pPr>
-    </w:p>
-    <w:p>
-      <w:pPr>
-        <w:spacing w:after="120"/>
-      </w:pPr>
-    </w:p>
-    <w:p>
-      <w:pPr>
-        <w:spacing w:after="120"/>
-      </w:pPr>
-    </w:p>
-    <w:p>
-      <w:pPr>
-        <w:spacing w:after="120"/>
-      </w:pPr>
-    </w:p>
-    <w:p>
-      <w:pPr>
-        <w:spacing w:after="120"/>
-      </w:pPr>
-    </w:p>
-    <w:p>
-      <w:pPr>
-        <w:spacing w:after="120"/>
-      </w:pPr>
-    </w:p>
-    <w:p>
-      <w:pPr>
-        <w:spacing w:after="120"/>
-      </w:pPr>
-    </w:p>
-    <w:p>
-      <w:pPr>
-        <w:spacing w:after="120"/>
-      </w:pPr>
-    </w:p>
-    <w:p>
-      <w:pPr>
-        <w:spacing w:after="120"/>
+        <w:rPr>
+          <w:rFonts w:cstheme="minorHAnsi"/>
+          <w:b/>
+          <w:bCs/>
+        </w:rPr>
+      </w:pPr>
+    </w:p>
+    <w:p>
+      <w:pPr>
+        <w:spacing w:after="120"/>
+        <w:rPr>
+          <w:rFonts w:cstheme="minorHAnsi"/>
+        </w:rPr>
+      </w:pPr>
+    </w:p>
+    <w:p>
+      <w:pPr>
+        <w:rPr>
+          <w:b/>
+          <w:bCs/>
+        </w:rPr>
+      </w:pPr>
+    </w:p>
+    <w:p>
+      <w:pPr>
+        <w:spacing w:after="120"/>
+        <w:rPr>
+          <w:b/>
+          <w:bCs/>
+        </w:rPr>
+      </w:pPr>
+    </w:p>
+    <w:p>
+      <w:pPr>
+        <w:spacing w:after="120"/>
+        <w:rPr>
+          <w:b/>
+          <w:bCs/>
+        </w:rPr>
+      </w:pPr>
+    </w:p>
+    <w:p>
+      <w:pPr>
+        <w:spacing w:after="120"/>
+        <w:rPr>
+          <w:b/>
+          <w:bCs/>
+        </w:rPr>
+      </w:pPr>
+    </w:p>
+    <w:p>
+      <w:pPr>
+        <w:spacing w:after="120" w:line="276" w:lineRule="auto"/>
         <w:rPr>
           <w:i/>
           <w:iCs/>
@@ -578,10 +359,18 @@
       </w:pPr>
       <w:r>
         <w:rPr>
-          <w:b/>
-          <w:bCs/>
-        </w:rPr>
-        <w:t>Disclaimer:</w:t>
+          <w:rFonts w:ascii="Exo 2" w:hAnsi="Exo 2"/>
+          <w:b/>
+          <w:bCs/>
+        </w:rPr>
+        <w:t>Disclaimer</w:t>
+      </w:r>
+      <w:r>
+        <w:rPr>
+          <w:b/>
+          <w:bCs/>
+        </w:rPr>
+        <w:t>:</w:t>
       </w:r>
       <w:r>
         <w:t> </w:t>
@@ -591,69 +380,129 @@
           <w:i/>
           <w:iCs/>
         </w:rPr>
-        <w:t xml:space="preserve">This </w:t>
-      </w:r>
-      <w:r>
-        <w:rPr>
-          <w:i/>
-          <w:iCs/>
-        </w:rPr>
-        <w:t>Whitepaper</w:t>
-      </w:r>
-      <w:r>
-        <w:rPr>
-          <w:i/>
-          <w:iCs/>
-        </w:rPr>
-        <w:t xml:space="preserve"> is for informational purposes only and does not constitute an offer to sell, a solicitation of an offer to buy, or a recommendation for any security or financial instrument. The information herein is not investment, legal, or tax advice. </w:t>
-      </w:r>
-      <w:r>
-        <w:rPr>
-          <w:i/>
-          <w:iCs/>
-        </w:rPr>
-        <w:t>$GINI</w:t>
-      </w:r>
-      <w:r>
-        <w:rPr>
-          <w:i/>
-          <w:iCs/>
-        </w:rPr>
-        <w:t> and </w:t>
-      </w:r>
-      <w:r>
-        <w:rPr>
-          <w:i/>
-          <w:iCs/>
-        </w:rPr>
-        <w:t>$FIM</w:t>
-      </w:r>
-      <w:r>
-        <w:rPr>
-          <w:i/>
-          <w:iCs/>
-        </w:rPr>
-        <w:t xml:space="preserve"> are tokens with utility within the </w:t>
-      </w:r>
-      <w:r>
-        <w:rPr>
-          <w:i/>
-          <w:iCs/>
-        </w:rPr>
-        <w:t>Gini.gg</w:t>
-      </w:r>
-      <w:r>
-        <w:rPr>
-          <w:i/>
-          <w:iCs/>
-        </w:rPr>
-        <w:t xml:space="preserve"> ecosystem and are not intended to be investment products. Please conduct your own research and consult with professional advisors before participating. All forward-looking statements are subject to risks and uncertainties.</w:t>
+        <w:t>This Whitepaper is for informational purposes only and does not constitute an offer to sell, a solicitation of an offer to buy, or a recommendation for any security or financial instrument. The information herein is not investment, legal, or tax advice. $REG and $FIM are tokens with utility within the Regarded Games ecosystem and are not intended to be investment products. Please conduct your own research and consult with professional advisors before participating. All forward-looking statements are subject to risks and uncertainties.</w:t>
+      </w:r>
+      <w:r>
+        <w:rPr>
+          <w:b/>
+          <w:bCs/>
+        </w:rPr>
+        <w:br w:type="page"/>
+      </w:r>
+    </w:p>
+    <w:p>
+      <w:pPr>
+        <w:pStyle w:val="Heading1"/>
+      </w:pPr>
+      <w:bookmarkStart w:id="0" w:name="_Toc222913397"/>
+      <w:r>
+        <w:lastRenderedPageBreak/>
+        <w:t>Introduction</w:t>
+      </w:r>
+      <w:bookmarkEnd w:id="0"/>
+    </w:p>
+    <w:p>
+      <w:pPr>
+        <w:rPr>
+          <w:lang w:val="en-DE"/>
+        </w:rPr>
+      </w:pPr>
+      <w:r>
+        <w:rPr>
+          <w:lang w:val="en-DE"/>
+        </w:rPr>
+        <w:t>The inception of decentralized finance was predicated on the vision of an equitable and transparent economic system—a direct response to the moral hazard inherent in centralized markets. A decade later, this promise has been challenged by the emergence of informational asymmetries and structural power laws that mirror the flaws of traditional finance. </w:t>
+      </w:r>
+      <w:r>
+        <w:rPr>
+          <w:b/>
+          <w:bCs/>
+          <w:lang w:val="en-DE"/>
+        </w:rPr>
+        <w:t>Regarded Games</w:t>
+      </w:r>
+      <w:r>
+        <w:rPr>
+          <w:lang w:val="en-DE"/>
+        </w:rPr>
+        <w:t> is a Decentralized Autonomous Organization (DAO) designed to function as both a critique of this reality and a venue for systemic coordination.</w:t>
+      </w:r>
+    </w:p>
+    <w:p>
+      <w:pPr>
+        <w:rPr>
+          <w:lang w:val="en-DE"/>
+        </w:rPr>
+      </w:pPr>
+      <w:r>
+        <w:rPr>
+          <w:lang w:val="en-DE"/>
+        </w:rPr>
+        <w:t>The protocol operates a </w:t>
+      </w:r>
+      <w:r>
+        <w:rPr>
+          <w:b/>
+          <w:bCs/>
+          <w:lang w:val="en-DE"/>
+        </w:rPr>
+        <w:t>perfect-information, real-money strategy simulation</w:t>
+      </w:r>
+      <w:r>
+        <w:rPr>
+          <w:lang w:val="en-DE"/>
+        </w:rPr>
+        <w:t> that executes a live, on-chain economic model. The core mechanism stages a quarterly competition between two opposing distributive philosophies—Capitalism (capital concentration) and Socialism (capital redistribution)—quantified by an on-chain Gini Coefficient. By enforcing a strict </w:t>
+      </w:r>
+      <w:r>
+        <w:rPr>
+          <w:b/>
+          <w:bCs/>
+          <w:lang w:val="en-DE"/>
+        </w:rPr>
+        <w:t>Collateralized Identity</w:t>
+      </w:r>
+      <w:r>
+        <w:rPr>
+          <w:lang w:val="en-DE"/>
+        </w:rPr>
+        <w:t> requirement and provisioning a transparent, peer-to-peer trading environment, the system creates a laboratory where participants must navigate the friction between individual self-interest and collective action.</w:t>
+      </w:r>
+    </w:p>
+    <w:p>
+      <w:pPr>
+        <w:rPr>
+          <w:lang w:val="en-DE"/>
+        </w:rPr>
+      </w:pPr>
+      <w:r>
+        <w:rPr>
+          <w:lang w:val="en-DE"/>
+        </w:rPr>
+        <w:t>Regarded Games demonstrates that incentive alignment and transparent constraints can resolve complex coordination problems. It serves as a practical framework for moving the decentralized ecosystem beyond purely speculative ventures toward its foundational purpose: the creation of robust, self-governing systems for global </w:t>
+      </w:r>
+      <w:r>
+        <w:rPr>
+          <w:b/>
+          <w:bCs/>
+          <w:lang w:val="en-DE"/>
+        </w:rPr>
+        <w:t>socio-economic coordination</w:t>
+      </w:r>
+      <w:r>
+        <w:rPr>
+          <w:lang w:val="en-DE"/>
+        </w:rPr>
+        <w:t>.</w:t>
+      </w:r>
+      <w:r>
+        <w:br w:type="page"/>
       </w:r>
     </w:p>
     <w:sdt>
       <w:sdtPr>
         <w:rPr>
-          <w:rFonts w:eastAsiaTheme="minorHAnsi" w:cstheme="minorBidi"/>
+          <w:rFonts w:ascii="Inter" w:eastAsiaTheme="minorHAnsi" w:hAnsi="Inter" w:cstheme="minorBidi"/>
           <w:color w:val="auto"/>
           <w:kern w:val="2"/>
           <w:sz w:val="22"/>
@@ -678,8 +527,9 @@
         <w:p>
           <w:pPr>
             <w:pStyle w:val="TOCHeading"/>
-            <w:spacing w:after="120"/>
+            <w:spacing w:after="120" w:line="240" w:lineRule="auto"/>
             <w:rPr>
+              <w:rFonts w:ascii="Inter" w:hAnsi="Inter"/>
               <w:b/>
               <w:bCs/>
               <w:color w:val="auto"/>
@@ -697,13 +547,14 @@
         <w:p>
           <w:pPr>
             <w:pStyle w:val="TOC1"/>
+            <w:spacing w:line="276" w:lineRule="auto"/>
             <w:rPr>
-              <w:rFonts w:eastAsiaTheme="minorEastAsia"/>
+              <w:rFonts w:asciiTheme="minorHAnsi" w:eastAsiaTheme="minorEastAsia" w:hAnsiTheme="minorHAnsi"/>
               <w:b w:val="0"/>
               <w:bCs w:val="0"/>
               <w:sz w:val="24"/>
               <w:szCs w:val="24"/>
-              <w:lang w:eastAsia="en-DE"/>
+              <w:lang w:val="en-DE" w:eastAsia="en-DE"/>
             </w:rPr>
           </w:pPr>
           <w:r>
@@ -727,12 +578,12 @@
             </w:rPr>
             <w:fldChar w:fldCharType="separate"/>
           </w:r>
-          <w:hyperlink w:anchor="_Toc216525061" w:history="1">
+          <w:hyperlink w:anchor="_Toc222913397" w:history="1">
             <w:r>
               <w:rPr>
                 <w:rStyle w:val="Hyperlink"/>
               </w:rPr>
-              <w:t>Abstract</w:t>
+              <w:t>Introduction</w:t>
             </w:r>
             <w:r>
               <w:rPr>
@@ -750,7 +601,7 @@
               <w:rPr>
                 <w:webHidden/>
               </w:rPr>
-              <w:instrText xml:space="preserve"> PAGEREF _Toc216525061 \h </w:instrText>
+              <w:instrText xml:space="preserve"> PAGEREF _Toc222913397 \h </w:instrText>
             </w:r>
             <w:r>
               <w:rPr>
@@ -780,16 +631,17 @@
         <w:p>
           <w:pPr>
             <w:pStyle w:val="TOC1"/>
+            <w:spacing w:line="276" w:lineRule="auto"/>
             <w:rPr>
-              <w:rFonts w:eastAsiaTheme="minorEastAsia"/>
+              <w:rFonts w:asciiTheme="minorHAnsi" w:eastAsiaTheme="minorEastAsia" w:hAnsiTheme="minorHAnsi"/>
               <w:b w:val="0"/>
               <w:bCs w:val="0"/>
               <w:sz w:val="24"/>
               <w:szCs w:val="24"/>
-              <w:lang w:eastAsia="en-DE"/>
+              <w:lang w:val="en-DE" w:eastAsia="en-DE"/>
             </w:rPr>
           </w:pPr>
-          <w:hyperlink w:anchor="_Toc216525062" w:history="1">
+          <w:hyperlink w:anchor="_Toc222913398" w:history="1">
             <w:r>
               <w:rPr>
                 <w:rStyle w:val="Hyperlink"/>
@@ -812,7 +664,7 @@
               <w:rPr>
                 <w:webHidden/>
               </w:rPr>
-              <w:instrText xml:space="preserve"> PAGEREF _Toc216525062 \h </w:instrText>
+              <w:instrText xml:space="preserve"> PAGEREF _Toc222913398 \h </w:instrText>
             </w:r>
             <w:r>
               <w:rPr>
@@ -846,15 +698,16 @@
               <w:tab w:val="left" w:pos="720"/>
               <w:tab w:val="right" w:leader="dot" w:pos="9016"/>
             </w:tabs>
+            <w:spacing w:line="276" w:lineRule="auto"/>
             <w:rPr>
-              <w:rFonts w:eastAsiaTheme="minorEastAsia"/>
+              <w:rFonts w:asciiTheme="minorHAnsi" w:eastAsiaTheme="minorEastAsia" w:hAnsiTheme="minorHAnsi"/>
               <w:noProof/>
               <w:sz w:val="24"/>
               <w:szCs w:val="24"/>
-              <w:lang w:eastAsia="en-DE"/>
+              <w:lang w:val="en-DE" w:eastAsia="en-DE"/>
             </w:rPr>
           </w:pPr>
-          <w:hyperlink w:anchor="_Toc216525063" w:history="1">
+          <w:hyperlink w:anchor="_Toc222913399" w:history="1">
             <w:r>
               <w:rPr>
                 <w:rStyle w:val="Hyperlink"/>
@@ -864,11 +717,11 @@
             </w:r>
             <w:r>
               <w:rPr>
-                <w:rFonts w:eastAsiaTheme="minorEastAsia"/>
+                <w:rFonts w:asciiTheme="minorHAnsi" w:eastAsiaTheme="minorEastAsia" w:hAnsiTheme="minorHAnsi"/>
                 <w:noProof/>
                 <w:sz w:val="24"/>
                 <w:szCs w:val="24"/>
-                <w:lang w:eastAsia="en-DE"/>
+                <w:lang w:val="en-DE" w:eastAsia="en-DE"/>
               </w:rPr>
               <w:tab/>
             </w:r>
@@ -898,7 +751,7 @@
                 <w:noProof/>
                 <w:webHidden/>
               </w:rPr>
-              <w:instrText xml:space="preserve"> PAGEREF _Toc216525063 \h </w:instrText>
+              <w:instrText xml:space="preserve"> PAGEREF _Toc222913399 \h </w:instrText>
             </w:r>
             <w:r>
               <w:rPr>
@@ -936,15 +789,16 @@
               <w:tab w:val="left" w:pos="720"/>
               <w:tab w:val="right" w:leader="dot" w:pos="9016"/>
             </w:tabs>
+            <w:spacing w:line="276" w:lineRule="auto"/>
             <w:rPr>
-              <w:rFonts w:eastAsiaTheme="minorEastAsia"/>
+              <w:rFonts w:asciiTheme="minorHAnsi" w:eastAsiaTheme="minorEastAsia" w:hAnsiTheme="minorHAnsi"/>
               <w:noProof/>
               <w:sz w:val="24"/>
               <w:szCs w:val="24"/>
-              <w:lang w:eastAsia="en-DE"/>
+              <w:lang w:val="en-DE" w:eastAsia="en-DE"/>
             </w:rPr>
           </w:pPr>
-          <w:hyperlink w:anchor="_Toc216525064" w:history="1">
+          <w:hyperlink w:anchor="_Toc222913400" w:history="1">
             <w:r>
               <w:rPr>
                 <w:rStyle w:val="Hyperlink"/>
@@ -954,11 +808,11 @@
             </w:r>
             <w:r>
               <w:rPr>
-                <w:rFonts w:eastAsiaTheme="minorEastAsia"/>
+                <w:rFonts w:asciiTheme="minorHAnsi" w:eastAsiaTheme="minorEastAsia" w:hAnsiTheme="minorHAnsi"/>
                 <w:noProof/>
                 <w:sz w:val="24"/>
                 <w:szCs w:val="24"/>
-                <w:lang w:eastAsia="en-DE"/>
+                <w:lang w:val="en-DE" w:eastAsia="en-DE"/>
               </w:rPr>
               <w:tab/>
             </w:r>
@@ -988,7 +842,7 @@
                 <w:noProof/>
                 <w:webHidden/>
               </w:rPr>
-              <w:instrText xml:space="preserve"> PAGEREF _Toc216525064 \h </w:instrText>
+              <w:instrText xml:space="preserve"> PAGEREF _Toc222913400 \h </w:instrText>
             </w:r>
             <w:r>
               <w:rPr>
@@ -1026,15 +880,16 @@
               <w:tab w:val="left" w:pos="720"/>
               <w:tab w:val="right" w:leader="dot" w:pos="9016"/>
             </w:tabs>
+            <w:spacing w:line="276" w:lineRule="auto"/>
             <w:rPr>
-              <w:rFonts w:eastAsiaTheme="minorEastAsia"/>
+              <w:rFonts w:asciiTheme="minorHAnsi" w:eastAsiaTheme="minorEastAsia" w:hAnsiTheme="minorHAnsi"/>
               <w:noProof/>
               <w:sz w:val="24"/>
               <w:szCs w:val="24"/>
-              <w:lang w:eastAsia="en-DE"/>
+              <w:lang w:val="en-DE" w:eastAsia="en-DE"/>
             </w:rPr>
           </w:pPr>
-          <w:hyperlink w:anchor="_Toc216525065" w:history="1">
+          <w:hyperlink w:anchor="_Toc222913401" w:history="1">
             <w:r>
               <w:rPr>
                 <w:rStyle w:val="Hyperlink"/>
@@ -1044,11 +899,11 @@
             </w:r>
             <w:r>
               <w:rPr>
-                <w:rFonts w:eastAsiaTheme="minorEastAsia"/>
+                <w:rFonts w:asciiTheme="minorHAnsi" w:eastAsiaTheme="minorEastAsia" w:hAnsiTheme="minorHAnsi"/>
                 <w:noProof/>
                 <w:sz w:val="24"/>
                 <w:szCs w:val="24"/>
-                <w:lang w:eastAsia="en-DE"/>
+                <w:lang w:val="en-DE" w:eastAsia="en-DE"/>
               </w:rPr>
               <w:tab/>
             </w:r>
@@ -1057,21 +912,7 @@
                 <w:rStyle w:val="Hyperlink"/>
                 <w:noProof/>
               </w:rPr>
-              <w:t xml:space="preserve">Operationalizing the Paradox: The </w:t>
-            </w:r>
-            <w:r>
-              <w:rPr>
-                <w:rStyle w:val="Hyperlink"/>
-                <w:noProof/>
-              </w:rPr>
-              <w:t>Gini.gg</w:t>
-            </w:r>
-            <w:r>
-              <w:rPr>
-                <w:rStyle w:val="Hyperlink"/>
-                <w:noProof/>
-              </w:rPr>
-              <w:t xml:space="preserve"> Framework</w:t>
+              <w:t>Operationalizing the Paradox: The Regarded Games Framework</w:t>
             </w:r>
             <w:r>
               <w:rPr>
@@ -1092,7 +933,7 @@
                 <w:noProof/>
                 <w:webHidden/>
               </w:rPr>
-              <w:instrText xml:space="preserve"> PAGEREF _Toc216525065 \h </w:instrText>
+              <w:instrText xml:space="preserve"> PAGEREF _Toc222913401 \h </w:instrText>
             </w:r>
             <w:r>
               <w:rPr>
@@ -1130,15 +971,16 @@
               <w:tab w:val="left" w:pos="720"/>
               <w:tab w:val="right" w:leader="dot" w:pos="9016"/>
             </w:tabs>
+            <w:spacing w:line="276" w:lineRule="auto"/>
             <w:rPr>
-              <w:rFonts w:eastAsiaTheme="minorEastAsia"/>
+              <w:rFonts w:asciiTheme="minorHAnsi" w:eastAsiaTheme="minorEastAsia" w:hAnsiTheme="minorHAnsi"/>
               <w:noProof/>
               <w:sz w:val="24"/>
               <w:szCs w:val="24"/>
-              <w:lang w:eastAsia="en-DE"/>
+              <w:lang w:val="en-DE" w:eastAsia="en-DE"/>
             </w:rPr>
           </w:pPr>
-          <w:hyperlink w:anchor="_Toc216525066" w:history="1">
+          <w:hyperlink w:anchor="_Toc222913402" w:history="1">
             <w:r>
               <w:rPr>
                 <w:rStyle w:val="Hyperlink"/>
@@ -1148,11 +990,11 @@
             </w:r>
             <w:r>
               <w:rPr>
-                <w:rFonts w:eastAsiaTheme="minorEastAsia"/>
+                <w:rFonts w:asciiTheme="minorHAnsi" w:eastAsiaTheme="minorEastAsia" w:hAnsiTheme="minorHAnsi"/>
                 <w:noProof/>
                 <w:sz w:val="24"/>
                 <w:szCs w:val="24"/>
-                <w:lang w:eastAsia="en-DE"/>
+                <w:lang w:val="en-DE" w:eastAsia="en-DE"/>
               </w:rPr>
               <w:tab/>
             </w:r>
@@ -1182,7 +1024,7 @@
                 <w:noProof/>
                 <w:webHidden/>
               </w:rPr>
-              <w:instrText xml:space="preserve"> PAGEREF _Toc216525066 \h </w:instrText>
+              <w:instrText xml:space="preserve"> PAGEREF _Toc222913402 \h </w:instrText>
             </w:r>
             <w:r>
               <w:rPr>
@@ -1202,7 +1044,7 @@
                 <w:noProof/>
                 <w:webHidden/>
               </w:rPr>
-              <w:t>6</w:t>
+              <w:t>7</w:t>
             </w:r>
             <w:r>
               <w:rPr>
@@ -1220,15 +1062,16 @@
               <w:tab w:val="left" w:pos="720"/>
               <w:tab w:val="right" w:leader="dot" w:pos="9016"/>
             </w:tabs>
+            <w:spacing w:line="276" w:lineRule="auto"/>
             <w:rPr>
-              <w:rFonts w:eastAsiaTheme="minorEastAsia"/>
+              <w:rFonts w:asciiTheme="minorHAnsi" w:eastAsiaTheme="minorEastAsia" w:hAnsiTheme="minorHAnsi"/>
               <w:noProof/>
               <w:sz w:val="24"/>
               <w:szCs w:val="24"/>
-              <w:lang w:eastAsia="en-DE"/>
+              <w:lang w:val="en-DE" w:eastAsia="en-DE"/>
             </w:rPr>
           </w:pPr>
-          <w:hyperlink w:anchor="_Toc216525067" w:history="1">
+          <w:hyperlink w:anchor="_Toc222913403" w:history="1">
             <w:r>
               <w:rPr>
                 <w:rStyle w:val="Hyperlink"/>
@@ -1238,11 +1081,11 @@
             </w:r>
             <w:r>
               <w:rPr>
-                <w:rFonts w:eastAsiaTheme="minorEastAsia"/>
+                <w:rFonts w:asciiTheme="minorHAnsi" w:eastAsiaTheme="minorEastAsia" w:hAnsiTheme="minorHAnsi"/>
                 <w:noProof/>
                 <w:sz w:val="24"/>
                 <w:szCs w:val="24"/>
-                <w:lang w:eastAsia="en-DE"/>
+                <w:lang w:val="en-DE" w:eastAsia="en-DE"/>
               </w:rPr>
               <w:tab/>
             </w:r>
@@ -1272,7 +1115,7 @@
                 <w:noProof/>
                 <w:webHidden/>
               </w:rPr>
-              <w:instrText xml:space="preserve"> PAGEREF _Toc216525067 \h </w:instrText>
+              <w:instrText xml:space="preserve"> PAGEREF _Toc222913403 \h </w:instrText>
             </w:r>
             <w:r>
               <w:rPr>
@@ -1292,7 +1135,7 @@
                 <w:noProof/>
                 <w:webHidden/>
               </w:rPr>
-              <w:t>7</w:t>
+              <w:t>9</w:t>
             </w:r>
             <w:r>
               <w:rPr>
@@ -1306,16 +1149,17 @@
         <w:p>
           <w:pPr>
             <w:pStyle w:val="TOC1"/>
+            <w:spacing w:line="276" w:lineRule="auto"/>
             <w:rPr>
-              <w:rFonts w:eastAsiaTheme="minorEastAsia"/>
+              <w:rFonts w:asciiTheme="minorHAnsi" w:eastAsiaTheme="minorEastAsia" w:hAnsiTheme="minorHAnsi"/>
               <w:b w:val="0"/>
               <w:bCs w:val="0"/>
               <w:sz w:val="24"/>
               <w:szCs w:val="24"/>
-              <w:lang w:eastAsia="en-DE"/>
+              <w:lang w:val="en-DE" w:eastAsia="en-DE"/>
             </w:rPr>
           </w:pPr>
-          <w:hyperlink w:anchor="_Toc216525068" w:history="1">
+          <w:hyperlink w:anchor="_Toc222913404" w:history="1">
             <w:r>
               <w:rPr>
                 <w:rStyle w:val="Hyperlink"/>
@@ -1338,7 +1182,7 @@
               <w:rPr>
                 <w:webHidden/>
               </w:rPr>
-              <w:instrText xml:space="preserve"> PAGEREF _Toc216525068 \h </w:instrText>
+              <w:instrText xml:space="preserve"> PAGEREF _Toc222913404 \h </w:instrText>
             </w:r>
             <w:r>
               <w:rPr>
@@ -1355,7 +1199,7 @@
               <w:rPr>
                 <w:webHidden/>
               </w:rPr>
-              <w:t>9</w:t>
+              <w:t>11</w:t>
             </w:r>
             <w:r>
               <w:rPr>
@@ -1372,15 +1216,16 @@
               <w:tab w:val="left" w:pos="720"/>
               <w:tab w:val="right" w:leader="dot" w:pos="9016"/>
             </w:tabs>
+            <w:spacing w:line="276" w:lineRule="auto"/>
             <w:rPr>
-              <w:rFonts w:eastAsiaTheme="minorEastAsia"/>
+              <w:rFonts w:asciiTheme="minorHAnsi" w:eastAsiaTheme="minorEastAsia" w:hAnsiTheme="minorHAnsi"/>
               <w:noProof/>
               <w:sz w:val="24"/>
               <w:szCs w:val="24"/>
-              <w:lang w:eastAsia="en-DE"/>
+              <w:lang w:val="en-DE" w:eastAsia="en-DE"/>
             </w:rPr>
           </w:pPr>
-          <w:hyperlink w:anchor="_Toc216525069" w:history="1">
+          <w:hyperlink w:anchor="_Toc222913405" w:history="1">
             <w:r>
               <w:rPr>
                 <w:rStyle w:val="Hyperlink"/>
@@ -1390,11 +1235,11 @@
             </w:r>
             <w:r>
               <w:rPr>
-                <w:rFonts w:eastAsiaTheme="minorEastAsia"/>
+                <w:rFonts w:asciiTheme="minorHAnsi" w:eastAsiaTheme="minorEastAsia" w:hAnsiTheme="minorHAnsi"/>
                 <w:noProof/>
                 <w:sz w:val="24"/>
                 <w:szCs w:val="24"/>
-                <w:lang w:eastAsia="en-DE"/>
+                <w:lang w:val="en-DE" w:eastAsia="en-DE"/>
               </w:rPr>
               <w:tab/>
             </w:r>
@@ -1424,7 +1269,7 @@
                 <w:noProof/>
                 <w:webHidden/>
               </w:rPr>
-              <w:instrText xml:space="preserve"> PAGEREF _Toc216525069 \h </w:instrText>
+              <w:instrText xml:space="preserve"> PAGEREF _Toc222913405 \h </w:instrText>
             </w:r>
             <w:r>
               <w:rPr>
@@ -1444,7 +1289,7 @@
                 <w:noProof/>
                 <w:webHidden/>
               </w:rPr>
-              <w:t>9</w:t>
+              <w:t>11</w:t>
             </w:r>
             <w:r>
               <w:rPr>
@@ -1462,15 +1307,16 @@
               <w:tab w:val="left" w:pos="720"/>
               <w:tab w:val="right" w:leader="dot" w:pos="9016"/>
             </w:tabs>
+            <w:spacing w:line="276" w:lineRule="auto"/>
             <w:rPr>
-              <w:rFonts w:eastAsiaTheme="minorEastAsia"/>
+              <w:rFonts w:asciiTheme="minorHAnsi" w:eastAsiaTheme="minorEastAsia" w:hAnsiTheme="minorHAnsi"/>
               <w:noProof/>
               <w:sz w:val="24"/>
               <w:szCs w:val="24"/>
-              <w:lang w:eastAsia="en-DE"/>
+              <w:lang w:val="en-DE" w:eastAsia="en-DE"/>
             </w:rPr>
           </w:pPr>
-          <w:hyperlink w:anchor="_Toc216525070" w:history="1">
+          <w:hyperlink w:anchor="_Toc222913406" w:history="1">
             <w:r>
               <w:rPr>
                 <w:rStyle w:val="Hyperlink"/>
@@ -1480,11 +1326,11 @@
             </w:r>
             <w:r>
               <w:rPr>
-                <w:rFonts w:eastAsiaTheme="minorEastAsia"/>
+                <w:rFonts w:asciiTheme="minorHAnsi" w:eastAsiaTheme="minorEastAsia" w:hAnsiTheme="minorHAnsi"/>
                 <w:noProof/>
                 <w:sz w:val="24"/>
                 <w:szCs w:val="24"/>
-                <w:lang w:eastAsia="en-DE"/>
+                <w:lang w:val="en-DE" w:eastAsia="en-DE"/>
               </w:rPr>
               <w:tab/>
             </w:r>
@@ -1514,7 +1360,7 @@
                 <w:noProof/>
                 <w:webHidden/>
               </w:rPr>
-              <w:instrText xml:space="preserve"> PAGEREF _Toc216525070 \h </w:instrText>
+              <w:instrText xml:space="preserve"> PAGEREF _Toc222913406 \h </w:instrText>
             </w:r>
             <w:r>
               <w:rPr>
@@ -1534,7 +1380,7 @@
                 <w:noProof/>
                 <w:webHidden/>
               </w:rPr>
-              <w:t>10</w:t>
+              <w:t>12</w:t>
             </w:r>
             <w:r>
               <w:rPr>
@@ -1552,15 +1398,16 @@
               <w:tab w:val="left" w:pos="720"/>
               <w:tab w:val="right" w:leader="dot" w:pos="9016"/>
             </w:tabs>
+            <w:spacing w:line="276" w:lineRule="auto"/>
             <w:rPr>
-              <w:rFonts w:eastAsiaTheme="minorEastAsia"/>
+              <w:rFonts w:asciiTheme="minorHAnsi" w:eastAsiaTheme="minorEastAsia" w:hAnsiTheme="minorHAnsi"/>
               <w:noProof/>
               <w:sz w:val="24"/>
               <w:szCs w:val="24"/>
-              <w:lang w:eastAsia="en-DE"/>
+              <w:lang w:val="en-DE" w:eastAsia="en-DE"/>
             </w:rPr>
           </w:pPr>
-          <w:hyperlink w:anchor="_Toc216525071" w:history="1">
+          <w:hyperlink w:anchor="_Toc222913407" w:history="1">
             <w:r>
               <w:rPr>
                 <w:rStyle w:val="Hyperlink"/>
@@ -1570,11 +1417,11 @@
             </w:r>
             <w:r>
               <w:rPr>
-                <w:rFonts w:eastAsiaTheme="minorEastAsia"/>
+                <w:rFonts w:asciiTheme="minorHAnsi" w:eastAsiaTheme="minorEastAsia" w:hAnsiTheme="minorHAnsi"/>
                 <w:noProof/>
                 <w:sz w:val="24"/>
                 <w:szCs w:val="24"/>
-                <w:lang w:eastAsia="en-DE"/>
+                <w:lang w:val="en-DE" w:eastAsia="en-DE"/>
               </w:rPr>
               <w:tab/>
             </w:r>
@@ -1604,7 +1451,7 @@
                 <w:noProof/>
                 <w:webHidden/>
               </w:rPr>
-              <w:instrText xml:space="preserve"> PAGEREF _Toc216525071 \h </w:instrText>
+              <w:instrText xml:space="preserve"> PAGEREF _Toc222913407 \h </w:instrText>
             </w:r>
             <w:r>
               <w:rPr>
@@ -1624,7 +1471,7 @@
                 <w:noProof/>
                 <w:webHidden/>
               </w:rPr>
-              <w:t>11</w:t>
+              <w:t>14</w:t>
             </w:r>
             <w:r>
               <w:rPr>
@@ -1638,16 +1485,17 @@
         <w:p>
           <w:pPr>
             <w:pStyle w:val="TOC1"/>
+            <w:spacing w:line="276" w:lineRule="auto"/>
             <w:rPr>
-              <w:rFonts w:eastAsiaTheme="minorEastAsia"/>
+              <w:rFonts w:asciiTheme="minorHAnsi" w:eastAsiaTheme="minorEastAsia" w:hAnsiTheme="minorHAnsi"/>
               <w:b w:val="0"/>
               <w:bCs w:val="0"/>
               <w:sz w:val="24"/>
               <w:szCs w:val="24"/>
-              <w:lang w:eastAsia="en-DE"/>
+              <w:lang w:val="en-DE" w:eastAsia="en-DE"/>
             </w:rPr>
           </w:pPr>
-          <w:hyperlink w:anchor="_Toc216525072" w:history="1">
+          <w:hyperlink w:anchor="_Toc222913408" w:history="1">
             <w:r>
               <w:rPr>
                 <w:rStyle w:val="Hyperlink"/>
@@ -1670,7 +1518,7 @@
               <w:rPr>
                 <w:webHidden/>
               </w:rPr>
-              <w:instrText xml:space="preserve"> PAGEREF _Toc216525072 \h </w:instrText>
+              <w:instrText xml:space="preserve"> PAGEREF _Toc222913408 \h </w:instrText>
             </w:r>
             <w:r>
               <w:rPr>
@@ -1687,7 +1535,7 @@
               <w:rPr>
                 <w:webHidden/>
               </w:rPr>
-              <w:t>12</w:t>
+              <w:t>15</w:t>
             </w:r>
             <w:r>
               <w:rPr>
@@ -1704,15 +1552,16 @@
               <w:tab w:val="left" w:pos="720"/>
               <w:tab w:val="right" w:leader="dot" w:pos="9016"/>
             </w:tabs>
+            <w:spacing w:line="276" w:lineRule="auto"/>
             <w:rPr>
-              <w:rFonts w:eastAsiaTheme="minorEastAsia"/>
+              <w:rFonts w:asciiTheme="minorHAnsi" w:eastAsiaTheme="minorEastAsia" w:hAnsiTheme="minorHAnsi"/>
               <w:noProof/>
               <w:sz w:val="24"/>
               <w:szCs w:val="24"/>
-              <w:lang w:eastAsia="en-DE"/>
+              <w:lang w:val="en-DE" w:eastAsia="en-DE"/>
             </w:rPr>
           </w:pPr>
-          <w:hyperlink w:anchor="_Toc216525073" w:history="1">
+          <w:hyperlink w:anchor="_Toc222913409" w:history="1">
             <w:r>
               <w:rPr>
                 <w:rStyle w:val="Hyperlink"/>
@@ -1722,11 +1571,11 @@
             </w:r>
             <w:r>
               <w:rPr>
-                <w:rFonts w:eastAsiaTheme="minorEastAsia"/>
+                <w:rFonts w:asciiTheme="minorHAnsi" w:eastAsiaTheme="minorEastAsia" w:hAnsiTheme="minorHAnsi"/>
                 <w:noProof/>
                 <w:sz w:val="24"/>
                 <w:szCs w:val="24"/>
-                <w:lang w:eastAsia="en-DE"/>
+                <w:lang w:val="en-DE" w:eastAsia="en-DE"/>
               </w:rPr>
               <w:tab/>
             </w:r>
@@ -1756,7 +1605,7 @@
                 <w:noProof/>
                 <w:webHidden/>
               </w:rPr>
-              <w:instrText xml:space="preserve"> PAGEREF _Toc216525073 \h </w:instrText>
+              <w:instrText xml:space="preserve"> PAGEREF _Toc222913409 \h </w:instrText>
             </w:r>
             <w:r>
               <w:rPr>
@@ -1776,7 +1625,7 @@
                 <w:noProof/>
                 <w:webHidden/>
               </w:rPr>
-              <w:t>12</w:t>
+              <w:t>15</w:t>
             </w:r>
             <w:r>
               <w:rPr>
@@ -1794,15 +1643,16 @@
               <w:tab w:val="left" w:pos="960"/>
               <w:tab w:val="right" w:leader="dot" w:pos="9016"/>
             </w:tabs>
+            <w:spacing w:line="276" w:lineRule="auto"/>
             <w:rPr>
-              <w:rFonts w:eastAsiaTheme="minorEastAsia"/>
+              <w:rFonts w:asciiTheme="minorHAnsi" w:eastAsiaTheme="minorEastAsia" w:hAnsiTheme="minorHAnsi"/>
               <w:noProof/>
               <w:sz w:val="24"/>
               <w:szCs w:val="24"/>
-              <w:lang w:eastAsia="en-DE"/>
+              <w:lang w:val="en-DE" w:eastAsia="en-DE"/>
             </w:rPr>
           </w:pPr>
-          <w:hyperlink w:anchor="_Toc216525074" w:history="1">
+          <w:hyperlink w:anchor="_Toc222913410" w:history="1">
             <w:r>
               <w:rPr>
                 <w:rStyle w:val="Hyperlink"/>
@@ -1812,11 +1662,11 @@
             </w:r>
             <w:r>
               <w:rPr>
-                <w:rFonts w:eastAsiaTheme="minorEastAsia"/>
+                <w:rFonts w:asciiTheme="minorHAnsi" w:eastAsiaTheme="minorEastAsia" w:hAnsiTheme="minorHAnsi"/>
                 <w:noProof/>
                 <w:sz w:val="24"/>
                 <w:szCs w:val="24"/>
-                <w:lang w:eastAsia="en-DE"/>
+                <w:lang w:val="en-DE" w:eastAsia="en-DE"/>
               </w:rPr>
               <w:tab/>
             </w:r>
@@ -1846,7 +1696,7 @@
                 <w:noProof/>
                 <w:webHidden/>
               </w:rPr>
-              <w:instrText xml:space="preserve"> PAGEREF _Toc216525074 \h </w:instrText>
+              <w:instrText xml:space="preserve"> PAGEREF _Toc222913410 \h </w:instrText>
             </w:r>
             <w:r>
               <w:rPr>
@@ -1866,7 +1716,7 @@
                 <w:noProof/>
                 <w:webHidden/>
               </w:rPr>
-              <w:t>16</w:t>
+              <w:t>21</w:t>
             </w:r>
             <w:r>
               <w:rPr>
@@ -1880,16 +1730,17 @@
         <w:p>
           <w:pPr>
             <w:pStyle w:val="TOC1"/>
+            <w:spacing w:line="276" w:lineRule="auto"/>
             <w:rPr>
-              <w:rFonts w:eastAsiaTheme="minorEastAsia"/>
+              <w:rFonts w:asciiTheme="minorHAnsi" w:eastAsiaTheme="minorEastAsia" w:hAnsiTheme="minorHAnsi"/>
               <w:b w:val="0"/>
               <w:bCs w:val="0"/>
               <w:sz w:val="24"/>
               <w:szCs w:val="24"/>
-              <w:lang w:eastAsia="en-DE"/>
+              <w:lang w:val="en-DE" w:eastAsia="en-DE"/>
             </w:rPr>
           </w:pPr>
-          <w:hyperlink w:anchor="_Toc216525075" w:history="1">
+          <w:hyperlink w:anchor="_Toc222913411" w:history="1">
             <w:r>
               <w:rPr>
                 <w:rStyle w:val="Hyperlink"/>
@@ -1912,7 +1763,7 @@
               <w:rPr>
                 <w:webHidden/>
               </w:rPr>
-              <w:instrText xml:space="preserve"> PAGEREF _Toc216525075 \h </w:instrText>
+              <w:instrText xml:space="preserve"> PAGEREF _Toc222913411 \h </w:instrText>
             </w:r>
             <w:r>
               <w:rPr>
@@ -1929,10 +1780,101 @@
               <w:rPr>
                 <w:webHidden/>
               </w:rPr>
-              <w:t>20</w:t>
-            </w:r>
-            <w:r>
-              <w:rPr>
+              <w:t>28</w:t>
+            </w:r>
+            <w:r>
+              <w:rPr>
+                <w:webHidden/>
+              </w:rPr>
+              <w:fldChar w:fldCharType="end"/>
+            </w:r>
+          </w:hyperlink>
+        </w:p>
+        <w:p>
+          <w:pPr>
+            <w:pStyle w:val="TOC2"/>
+            <w:tabs>
+              <w:tab w:val="left" w:pos="720"/>
+              <w:tab w:val="right" w:leader="dot" w:pos="9016"/>
+            </w:tabs>
+            <w:spacing w:line="276" w:lineRule="auto"/>
+            <w:rPr>
+              <w:rFonts w:asciiTheme="minorHAnsi" w:eastAsiaTheme="minorEastAsia" w:hAnsiTheme="minorHAnsi"/>
+              <w:noProof/>
+              <w:sz w:val="24"/>
+              <w:szCs w:val="24"/>
+              <w:lang w:val="en-DE" w:eastAsia="en-DE"/>
+            </w:rPr>
+          </w:pPr>
+          <w:hyperlink w:anchor="_Toc222913412" w:history="1">
+            <w:r>
+              <w:rPr>
+                <w:rStyle w:val="Hyperlink"/>
+                <w:noProof/>
+              </w:rPr>
+              <w:t>11.</w:t>
+            </w:r>
+            <w:r>
+              <w:rPr>
+                <w:rFonts w:asciiTheme="minorHAnsi" w:eastAsiaTheme="minorEastAsia" w:hAnsiTheme="minorHAnsi"/>
+                <w:noProof/>
+                <w:sz w:val="24"/>
+                <w:szCs w:val="24"/>
+                <w:lang w:val="en-DE" w:eastAsia="en-DE"/>
+              </w:rPr>
+              <w:tab/>
+            </w:r>
+            <w:r>
+              <w:rPr>
+                <w:rStyle w:val="Hyperlink"/>
+                <w:noProof/>
+              </w:rPr>
+              <w:t>Tokenomics &amp; Governance</w:t>
+            </w:r>
+            <w:r>
+              <w:rPr>
+                <w:noProof/>
+                <w:webHidden/>
+              </w:rPr>
+              <w:tab/>
+            </w:r>
+            <w:r>
+              <w:rPr>
+                <w:noProof/>
+                <w:webHidden/>
+              </w:rPr>
+              <w:fldChar w:fldCharType="begin"/>
+            </w:r>
+            <w:r>
+              <w:rPr>
+                <w:noProof/>
+                <w:webHidden/>
+              </w:rPr>
+              <w:instrText xml:space="preserve"> PAGEREF _Toc222913412 \h </w:instrText>
+            </w:r>
+            <w:r>
+              <w:rPr>
+                <w:noProof/>
+                <w:webHidden/>
+              </w:rPr>
+            </w:r>
+            <w:r>
+              <w:rPr>
+                <w:noProof/>
+                <w:webHidden/>
+              </w:rPr>
+              <w:fldChar w:fldCharType="separate"/>
+            </w:r>
+            <w:r>
+              <w:rPr>
+                <w:noProof/>
+                <w:webHidden/>
+              </w:rPr>
+              <w:t>28</w:t>
+            </w:r>
+            <w:r>
+              <w:rPr>
+                <w:noProof/>
                 <w:webHidden/>
               </w:rPr>
               <w:fldChar w:fldCharType="end"/>
@@ -1946,29 +1888,30 @@
               <w:tab w:val="left" w:pos="960"/>
               <w:tab w:val="right" w:leader="dot" w:pos="9016"/>
             </w:tabs>
+            <w:spacing w:line="276" w:lineRule="auto"/>
             <w:rPr>
-              <w:rFonts w:eastAsiaTheme="minorEastAsia"/>
+              <w:rFonts w:asciiTheme="minorHAnsi" w:eastAsiaTheme="minorEastAsia" w:hAnsiTheme="minorHAnsi"/>
               <w:noProof/>
               <w:sz w:val="24"/>
               <w:szCs w:val="24"/>
-              <w:lang w:eastAsia="en-DE"/>
+              <w:lang w:val="en-DE" w:eastAsia="en-DE"/>
             </w:rPr>
           </w:pPr>
-          <w:hyperlink w:anchor="_Toc216525076" w:history="1">
+          <w:hyperlink w:anchor="_Toc222913413" w:history="1">
             <w:r>
               <w:rPr>
                 <w:rStyle w:val="Hyperlink"/>
                 <w:noProof/>
               </w:rPr>
-              <w:t>11.</w:t>
-            </w:r>
-            <w:r>
-              <w:rPr>
-                <w:rFonts w:eastAsiaTheme="minorEastAsia"/>
+              <w:t>12.</w:t>
+            </w:r>
+            <w:r>
+              <w:rPr>
+                <w:rFonts w:asciiTheme="minorHAnsi" w:eastAsiaTheme="minorEastAsia" w:hAnsiTheme="minorHAnsi"/>
                 <w:noProof/>
                 <w:sz w:val="24"/>
                 <w:szCs w:val="24"/>
-                <w:lang w:eastAsia="en-DE"/>
+                <w:lang w:val="en-DE" w:eastAsia="en-DE"/>
               </w:rPr>
               <w:tab/>
             </w:r>
@@ -1977,7 +1920,7 @@
                 <w:rStyle w:val="Hyperlink"/>
                 <w:noProof/>
               </w:rPr>
-              <w:t>Tokenomics &amp; Governance</w:t>
+              <w:t>Strategic Rationale: Temporal Distribution &amp; Float Management</w:t>
             </w:r>
             <w:r>
               <w:rPr>
@@ -1998,7 +1941,7 @@
                 <w:noProof/>
                 <w:webHidden/>
               </w:rPr>
-              <w:instrText xml:space="preserve"> PAGEREF _Toc216525076 \h </w:instrText>
+              <w:instrText xml:space="preserve"> PAGEREF _Toc222913413 \h </w:instrText>
             </w:r>
             <w:r>
               <w:rPr>
@@ -2018,7 +1961,7 @@
                 <w:noProof/>
                 <w:webHidden/>
               </w:rPr>
-              <w:t>20</w:t>
+              <w:t>30</w:t>
             </w:r>
             <w:r>
               <w:rPr>
@@ -2036,29 +1979,30 @@
               <w:tab w:val="left" w:pos="960"/>
               <w:tab w:val="right" w:leader="dot" w:pos="9016"/>
             </w:tabs>
+            <w:spacing w:line="276" w:lineRule="auto"/>
             <w:rPr>
-              <w:rFonts w:eastAsiaTheme="minorEastAsia"/>
+              <w:rFonts w:asciiTheme="minorHAnsi" w:eastAsiaTheme="minorEastAsia" w:hAnsiTheme="minorHAnsi"/>
               <w:noProof/>
               <w:sz w:val="24"/>
               <w:szCs w:val="24"/>
-              <w:lang w:eastAsia="en-DE"/>
+              <w:lang w:val="en-DE" w:eastAsia="en-DE"/>
             </w:rPr>
           </w:pPr>
-          <w:hyperlink w:anchor="_Toc216525077" w:history="1">
+          <w:hyperlink w:anchor="_Toc222913414" w:history="1">
             <w:r>
               <w:rPr>
                 <w:rStyle w:val="Hyperlink"/>
                 <w:noProof/>
               </w:rPr>
-              <w:t>12.</w:t>
-            </w:r>
-            <w:r>
-              <w:rPr>
-                <w:rFonts w:eastAsiaTheme="minorEastAsia"/>
+              <w:t>13.</w:t>
+            </w:r>
+            <w:r>
+              <w:rPr>
+                <w:rFonts w:asciiTheme="minorHAnsi" w:eastAsiaTheme="minorEastAsia" w:hAnsiTheme="minorHAnsi"/>
                 <w:noProof/>
                 <w:sz w:val="24"/>
                 <w:szCs w:val="24"/>
-                <w:lang w:eastAsia="en-DE"/>
+                <w:lang w:val="en-DE" w:eastAsia="en-DE"/>
               </w:rPr>
               <w:tab/>
             </w:r>
@@ -2067,7 +2011,7 @@
                 <w:rStyle w:val="Hyperlink"/>
                 <w:noProof/>
               </w:rPr>
-              <w:t>Strategic Rationale: Temporal Distribution &amp; Float Management</w:t>
+              <w:t>Liquidity Initialization and Capital Controls</w:t>
             </w:r>
             <w:r>
               <w:rPr>
@@ -2088,7 +2032,7 @@
                 <w:noProof/>
                 <w:webHidden/>
               </w:rPr>
-              <w:instrText xml:space="preserve"> PAGEREF _Toc216525077 \h </w:instrText>
+              <w:instrText xml:space="preserve"> PAGEREF _Toc222913414 \h </w:instrText>
             </w:r>
             <w:r>
               <w:rPr>
@@ -2108,11 +2052,74 @@
                 <w:noProof/>
                 <w:webHidden/>
               </w:rPr>
-              <w:t>21</w:t>
+              <w:t>31</w:t>
             </w:r>
             <w:r>
               <w:rPr>
                 <w:noProof/>
+                <w:webHidden/>
+              </w:rPr>
+              <w:fldChar w:fldCharType="end"/>
+            </w:r>
+          </w:hyperlink>
+        </w:p>
+        <w:p>
+          <w:pPr>
+            <w:pStyle w:val="TOC1"/>
+            <w:spacing w:line="276" w:lineRule="auto"/>
+            <w:rPr>
+              <w:rFonts w:asciiTheme="minorHAnsi" w:eastAsiaTheme="minorEastAsia" w:hAnsiTheme="minorHAnsi"/>
+              <w:b w:val="0"/>
+              <w:bCs w:val="0"/>
+              <w:sz w:val="24"/>
+              <w:szCs w:val="24"/>
+              <w:lang w:val="en-DE" w:eastAsia="en-DE"/>
+            </w:rPr>
+          </w:pPr>
+          <w:hyperlink w:anchor="_Toc222913415" w:history="1">
+            <w:r>
+              <w:rPr>
+                <w:rStyle w:val="Hyperlink"/>
+              </w:rPr>
+              <w:t>Part V: Strategic Execution</w:t>
+            </w:r>
+            <w:r>
+              <w:rPr>
+                <w:webHidden/>
+              </w:rPr>
+              <w:tab/>
+            </w:r>
+            <w:r>
+              <w:rPr>
+                <w:webHidden/>
+              </w:rPr>
+              <w:fldChar w:fldCharType="begin"/>
+            </w:r>
+            <w:r>
+              <w:rPr>
+                <w:webHidden/>
+              </w:rPr>
+              <w:instrText xml:space="preserve"> PAGEREF _Toc222913415 \h </w:instrText>
+            </w:r>
+            <w:r>
+              <w:rPr>
+                <w:webHidden/>
+              </w:rPr>
+            </w:r>
+            <w:r>
+              <w:rPr>
+                <w:webHidden/>
+              </w:rPr>
+              <w:fldChar w:fldCharType="separate"/>
+            </w:r>
+            <w:r>
+              <w:rPr>
+                <w:webHidden/>
+              </w:rPr>
+              <w:t>33</w:t>
+            </w:r>
+            <w:r>
+              <w:rPr>
                 <w:webHidden/>
               </w:rPr>
               <w:fldChar w:fldCharType="end"/>
@@ -2126,29 +2133,30 @@
               <w:tab w:val="left" w:pos="960"/>
               <w:tab w:val="right" w:leader="dot" w:pos="9016"/>
             </w:tabs>
+            <w:spacing w:line="276" w:lineRule="auto"/>
             <w:rPr>
-              <w:rFonts w:eastAsiaTheme="minorEastAsia"/>
+              <w:rFonts w:asciiTheme="minorHAnsi" w:eastAsiaTheme="minorEastAsia" w:hAnsiTheme="minorHAnsi"/>
               <w:noProof/>
               <w:sz w:val="24"/>
               <w:szCs w:val="24"/>
-              <w:lang w:eastAsia="en-DE"/>
+              <w:lang w:val="en-DE" w:eastAsia="en-DE"/>
             </w:rPr>
           </w:pPr>
-          <w:hyperlink w:anchor="_Toc216525078" w:history="1">
+          <w:hyperlink w:anchor="_Toc222913416" w:history="1">
             <w:r>
               <w:rPr>
                 <w:rStyle w:val="Hyperlink"/>
                 <w:noProof/>
               </w:rPr>
-              <w:t>13.</w:t>
-            </w:r>
-            <w:r>
-              <w:rPr>
-                <w:rFonts w:eastAsiaTheme="minorEastAsia"/>
+              <w:t>14.</w:t>
+            </w:r>
+            <w:r>
+              <w:rPr>
+                <w:rFonts w:asciiTheme="minorHAnsi" w:eastAsiaTheme="minorEastAsia" w:hAnsiTheme="minorHAnsi"/>
                 <w:noProof/>
                 <w:sz w:val="24"/>
                 <w:szCs w:val="24"/>
-                <w:lang w:eastAsia="en-DE"/>
+                <w:lang w:val="en-DE" w:eastAsia="en-DE"/>
               </w:rPr>
               <w:tab/>
             </w:r>
@@ -2157,7 +2165,7 @@
                 <w:rStyle w:val="Hyperlink"/>
                 <w:noProof/>
               </w:rPr>
-              <w:t>Liquidity Initialization and Capital Controls</w:t>
+              <w:t>Ecosystem Growth &amp; Distribution Logic</w:t>
             </w:r>
             <w:r>
               <w:rPr>
@@ -2178,7 +2186,7 @@
                 <w:noProof/>
                 <w:webHidden/>
               </w:rPr>
-              <w:instrText xml:space="preserve"> PAGEREF _Toc216525078 \h </w:instrText>
+              <w:instrText xml:space="preserve"> PAGEREF _Toc222913416 \h </w:instrText>
             </w:r>
             <w:r>
               <w:rPr>
@@ -2198,73 +2206,11 @@
                 <w:noProof/>
                 <w:webHidden/>
               </w:rPr>
-              <w:t>22</w:t>
+              <w:t>33</w:t>
             </w:r>
             <w:r>
               <w:rPr>
                 <w:noProof/>
-                <w:webHidden/>
-              </w:rPr>
-              <w:fldChar w:fldCharType="end"/>
-            </w:r>
-          </w:hyperlink>
-        </w:p>
-        <w:p>
-          <w:pPr>
-            <w:pStyle w:val="TOC1"/>
-            <w:rPr>
-              <w:rFonts w:eastAsiaTheme="minorEastAsia"/>
-              <w:b w:val="0"/>
-              <w:bCs w:val="0"/>
-              <w:sz w:val="24"/>
-              <w:szCs w:val="24"/>
-              <w:lang w:eastAsia="en-DE"/>
-            </w:rPr>
-          </w:pPr>
-          <w:hyperlink w:anchor="_Toc216525079" w:history="1">
-            <w:r>
-              <w:rPr>
-                <w:rStyle w:val="Hyperlink"/>
-              </w:rPr>
-              <w:t>Part V: Strategic Execution</w:t>
-            </w:r>
-            <w:r>
-              <w:rPr>
-                <w:webHidden/>
-              </w:rPr>
-              <w:tab/>
-            </w:r>
-            <w:r>
-              <w:rPr>
-                <w:webHidden/>
-              </w:rPr>
-              <w:fldChar w:fldCharType="begin"/>
-            </w:r>
-            <w:r>
-              <w:rPr>
-                <w:webHidden/>
-              </w:rPr>
-              <w:instrText xml:space="preserve"> PAGEREF _Toc216525079 \h </w:instrText>
-            </w:r>
-            <w:r>
-              <w:rPr>
-                <w:webHidden/>
-              </w:rPr>
-            </w:r>
-            <w:r>
-              <w:rPr>
-                <w:webHidden/>
-              </w:rPr>
-              <w:fldChar w:fldCharType="separate"/>
-            </w:r>
-            <w:r>
-              <w:rPr>
-                <w:webHidden/>
-              </w:rPr>
-              <w:t>23</w:t>
-            </w:r>
-            <w:r>
-              <w:rPr>
                 <w:webHidden/>
               </w:rPr>
               <w:fldChar w:fldCharType="end"/>
@@ -2278,29 +2224,30 @@
               <w:tab w:val="left" w:pos="960"/>
               <w:tab w:val="right" w:leader="dot" w:pos="9016"/>
             </w:tabs>
+            <w:spacing w:line="276" w:lineRule="auto"/>
             <w:rPr>
-              <w:rFonts w:eastAsiaTheme="minorEastAsia"/>
+              <w:rFonts w:asciiTheme="minorHAnsi" w:eastAsiaTheme="minorEastAsia" w:hAnsiTheme="minorHAnsi"/>
               <w:noProof/>
               <w:sz w:val="24"/>
               <w:szCs w:val="24"/>
-              <w:lang w:eastAsia="en-DE"/>
+              <w:lang w:val="en-DE" w:eastAsia="en-DE"/>
             </w:rPr>
           </w:pPr>
-          <w:hyperlink w:anchor="_Toc216525080" w:history="1">
+          <w:hyperlink w:anchor="_Toc222913417" w:history="1">
             <w:r>
               <w:rPr>
                 <w:rStyle w:val="Hyperlink"/>
                 <w:noProof/>
               </w:rPr>
-              <w:t>14.</w:t>
-            </w:r>
-            <w:r>
-              <w:rPr>
-                <w:rFonts w:eastAsiaTheme="minorEastAsia"/>
+              <w:t>15.</w:t>
+            </w:r>
+            <w:r>
+              <w:rPr>
+                <w:rFonts w:asciiTheme="minorHAnsi" w:eastAsiaTheme="minorEastAsia" w:hAnsiTheme="minorHAnsi"/>
                 <w:noProof/>
                 <w:sz w:val="24"/>
                 <w:szCs w:val="24"/>
-                <w:lang w:eastAsia="en-DE"/>
+                <w:lang w:val="en-DE" w:eastAsia="en-DE"/>
               </w:rPr>
               <w:tab/>
             </w:r>
@@ -2309,7 +2256,7 @@
                 <w:rStyle w:val="Hyperlink"/>
                 <w:noProof/>
               </w:rPr>
-              <w:t>Ecosystem Growth &amp; Distribution Logic</w:t>
+              <w:t>Coordination Infrastructure: The Deliberative Layer</w:t>
             </w:r>
             <w:r>
               <w:rPr>
@@ -2330,7 +2277,7 @@
                 <w:noProof/>
                 <w:webHidden/>
               </w:rPr>
-              <w:instrText xml:space="preserve"> PAGEREF _Toc216525080 \h </w:instrText>
+              <w:instrText xml:space="preserve"> PAGEREF _Toc222913417 \h </w:instrText>
             </w:r>
             <w:r>
               <w:rPr>
@@ -2350,7 +2297,7 @@
                 <w:noProof/>
                 <w:webHidden/>
               </w:rPr>
-              <w:t>23</w:t>
+              <w:t>35</w:t>
             </w:r>
             <w:r>
               <w:rPr>
@@ -2368,15 +2315,16 @@
               <w:tab w:val="left" w:pos="960"/>
               <w:tab w:val="right" w:leader="dot" w:pos="9016"/>
             </w:tabs>
+            <w:spacing w:line="276" w:lineRule="auto"/>
             <w:rPr>
-              <w:rFonts w:eastAsiaTheme="minorEastAsia"/>
+              <w:rFonts w:asciiTheme="minorHAnsi" w:eastAsiaTheme="minorEastAsia" w:hAnsiTheme="minorHAnsi"/>
               <w:noProof/>
               <w:sz w:val="24"/>
               <w:szCs w:val="24"/>
-              <w:lang w:eastAsia="en-DE"/>
+              <w:lang w:val="en-DE" w:eastAsia="en-DE"/>
             </w:rPr>
           </w:pPr>
-          <w:hyperlink w:anchor="_Toc216525081" w:history="1">
+          <w:hyperlink w:anchor="_Toc222913418" w:history="1">
             <w:r>
               <w:rPr>
                 <w:rStyle w:val="Hyperlink"/>
@@ -2386,11 +2334,11 @@
             </w:r>
             <w:r>
               <w:rPr>
-                <w:rFonts w:eastAsiaTheme="minorEastAsia"/>
+                <w:rFonts w:asciiTheme="minorHAnsi" w:eastAsiaTheme="minorEastAsia" w:hAnsiTheme="minorHAnsi"/>
                 <w:noProof/>
                 <w:sz w:val="24"/>
                 <w:szCs w:val="24"/>
-                <w:lang w:eastAsia="en-DE"/>
+                <w:lang w:val="en-DE" w:eastAsia="en-DE"/>
               </w:rPr>
               <w:tab/>
             </w:r>
@@ -2420,7 +2368,7 @@
                 <w:noProof/>
                 <w:webHidden/>
               </w:rPr>
-              <w:instrText xml:space="preserve"> PAGEREF _Toc216525081 \h </w:instrText>
+              <w:instrText xml:space="preserve"> PAGEREF _Toc222913418 \h </w:instrText>
             </w:r>
             <w:r>
               <w:rPr>
@@ -2440,11 +2388,165 @@
                 <w:noProof/>
                 <w:webHidden/>
               </w:rPr>
-              <w:t>25</w:t>
+              <w:t>36</w:t>
             </w:r>
             <w:r>
               <w:rPr>
                 <w:noProof/>
+                <w:webHidden/>
+              </w:rPr>
+              <w:fldChar w:fldCharType="end"/>
+            </w:r>
+          </w:hyperlink>
+        </w:p>
+        <w:p>
+          <w:pPr>
+            <w:pStyle w:val="TOC2"/>
+            <w:tabs>
+              <w:tab w:val="left" w:pos="720"/>
+              <w:tab w:val="right" w:leader="dot" w:pos="9016"/>
+            </w:tabs>
+            <w:spacing w:line="276" w:lineRule="auto"/>
+            <w:rPr>
+              <w:rFonts w:asciiTheme="minorHAnsi" w:eastAsiaTheme="minorEastAsia" w:hAnsiTheme="minorHAnsi"/>
+              <w:noProof/>
+              <w:sz w:val="24"/>
+              <w:szCs w:val="24"/>
+              <w:lang w:val="en-DE" w:eastAsia="en-DE"/>
+            </w:rPr>
+          </w:pPr>
+          <w:hyperlink w:anchor="_Toc222913419" w:history="1">
+            <w:r>
+              <w:rPr>
+                <w:rStyle w:val="Hyperlink"/>
+                <w:noProof/>
+              </w:rPr>
+              <w:t>17.</w:t>
+            </w:r>
+            <w:r>
+              <w:rPr>
+                <w:rFonts w:asciiTheme="minorHAnsi" w:eastAsiaTheme="minorEastAsia" w:hAnsiTheme="minorHAnsi"/>
+                <w:noProof/>
+                <w:sz w:val="24"/>
+                <w:szCs w:val="24"/>
+                <w:lang w:val="en-DE" w:eastAsia="en-DE"/>
+              </w:rPr>
+              <w:tab/>
+            </w:r>
+            <w:r>
+              <w:rPr>
+                <w:rStyle w:val="Hyperlink"/>
+                <w:noProof/>
+              </w:rPr>
+              <w:t>Risk Taxonomy and Mitigation Strategies</w:t>
+            </w:r>
+            <w:r>
+              <w:rPr>
+                <w:noProof/>
+                <w:webHidden/>
+              </w:rPr>
+              <w:tab/>
+            </w:r>
+            <w:r>
+              <w:rPr>
+                <w:noProof/>
+                <w:webHidden/>
+              </w:rPr>
+              <w:fldChar w:fldCharType="begin"/>
+            </w:r>
+            <w:r>
+              <w:rPr>
+                <w:noProof/>
+                <w:webHidden/>
+              </w:rPr>
+              <w:instrText xml:space="preserve"> PAGEREF _Toc222913419 \h </w:instrText>
+            </w:r>
+            <w:r>
+              <w:rPr>
+                <w:noProof/>
+                <w:webHidden/>
+              </w:rPr>
+            </w:r>
+            <w:r>
+              <w:rPr>
+                <w:noProof/>
+                <w:webHidden/>
+              </w:rPr>
+              <w:fldChar w:fldCharType="separate"/>
+            </w:r>
+            <w:r>
+              <w:rPr>
+                <w:noProof/>
+                <w:webHidden/>
+              </w:rPr>
+              <w:t>37</w:t>
+            </w:r>
+            <w:r>
+              <w:rPr>
+                <w:noProof/>
+                <w:webHidden/>
+              </w:rPr>
+              <w:fldChar w:fldCharType="end"/>
+            </w:r>
+          </w:hyperlink>
+        </w:p>
+        <w:p>
+          <w:pPr>
+            <w:pStyle w:val="TOC1"/>
+            <w:spacing w:line="276" w:lineRule="auto"/>
+            <w:rPr>
+              <w:rFonts w:asciiTheme="minorHAnsi" w:eastAsiaTheme="minorEastAsia" w:hAnsiTheme="minorHAnsi"/>
+              <w:b w:val="0"/>
+              <w:bCs w:val="0"/>
+              <w:sz w:val="24"/>
+              <w:szCs w:val="24"/>
+              <w:lang w:val="en-DE" w:eastAsia="en-DE"/>
+            </w:rPr>
+          </w:pPr>
+          <w:hyperlink w:anchor="_Toc222913420" w:history="1">
+            <w:r>
+              <w:rPr>
+                <w:rStyle w:val="Hyperlink"/>
+              </w:rPr>
+              <w:t>Part VI: Conclusion &amp; Future Vision</w:t>
+            </w:r>
+            <w:r>
+              <w:rPr>
+                <w:webHidden/>
+              </w:rPr>
+              <w:tab/>
+            </w:r>
+            <w:r>
+              <w:rPr>
+                <w:webHidden/>
+              </w:rPr>
+              <w:fldChar w:fldCharType="begin"/>
+            </w:r>
+            <w:r>
+              <w:rPr>
+                <w:webHidden/>
+              </w:rPr>
+              <w:instrText xml:space="preserve"> PAGEREF _Toc222913420 \h </w:instrText>
+            </w:r>
+            <w:r>
+              <w:rPr>
+                <w:webHidden/>
+              </w:rPr>
+            </w:r>
+            <w:r>
+              <w:rPr>
+                <w:webHidden/>
+              </w:rPr>
+              <w:fldChar w:fldCharType="separate"/>
+            </w:r>
+            <w:r>
+              <w:rPr>
+                <w:webHidden/>
+              </w:rPr>
+              <w:t>39</w:t>
+            </w:r>
+            <w:r>
+              <w:rPr>
                 <w:webHidden/>
               </w:rPr>
               <w:fldChar w:fldCharType="end"/>
@@ -2458,29 +2560,30 @@
               <w:tab w:val="left" w:pos="960"/>
               <w:tab w:val="right" w:leader="dot" w:pos="9016"/>
             </w:tabs>
+            <w:spacing w:line="276" w:lineRule="auto"/>
             <w:rPr>
-              <w:rFonts w:eastAsiaTheme="minorEastAsia"/>
+              <w:rFonts w:asciiTheme="minorHAnsi" w:eastAsiaTheme="minorEastAsia" w:hAnsiTheme="minorHAnsi"/>
               <w:noProof/>
               <w:sz w:val="24"/>
               <w:szCs w:val="24"/>
-              <w:lang w:eastAsia="en-DE"/>
+              <w:lang w:val="en-DE" w:eastAsia="en-DE"/>
             </w:rPr>
           </w:pPr>
-          <w:hyperlink w:anchor="_Toc216525082" w:history="1">
+          <w:hyperlink w:anchor="_Toc222913421" w:history="1">
             <w:r>
               <w:rPr>
                 <w:rStyle w:val="Hyperlink"/>
                 <w:noProof/>
               </w:rPr>
-              <w:t>17.</w:t>
-            </w:r>
-            <w:r>
-              <w:rPr>
-                <w:rFonts w:eastAsiaTheme="minorEastAsia"/>
+              <w:t>18.</w:t>
+            </w:r>
+            <w:r>
+              <w:rPr>
+                <w:rFonts w:asciiTheme="minorHAnsi" w:eastAsiaTheme="minorEastAsia" w:hAnsiTheme="minorHAnsi"/>
                 <w:noProof/>
                 <w:sz w:val="24"/>
                 <w:szCs w:val="24"/>
-                <w:lang w:eastAsia="en-DE"/>
+                <w:lang w:val="en-DE" w:eastAsia="en-DE"/>
               </w:rPr>
               <w:tab/>
             </w:r>
@@ -2489,7 +2592,7 @@
                 <w:rStyle w:val="Hyperlink"/>
                 <w:noProof/>
               </w:rPr>
-              <w:t>Pre-Deployment: Adversarial Crowdsourcing (Competitive Audit)</w:t>
+              <w:t>Conclusion: From Casino to Laboratory</w:t>
             </w:r>
             <w:r>
               <w:rPr>
@@ -2510,7 +2613,7 @@
                 <w:noProof/>
                 <w:webHidden/>
               </w:rPr>
-              <w:instrText xml:space="preserve"> PAGEREF _Toc216525082 \h </w:instrText>
+              <w:instrText xml:space="preserve"> PAGEREF _Toc222913421 \h </w:instrText>
             </w:r>
             <w:r>
               <w:rPr>
@@ -2530,7 +2633,7 @@
                 <w:noProof/>
                 <w:webHidden/>
               </w:rPr>
-              <w:t>25</w:t>
+              <w:t>39</w:t>
             </w:r>
             <w:r>
               <w:rPr>
@@ -2548,29 +2651,30 @@
               <w:tab w:val="left" w:pos="960"/>
               <w:tab w:val="right" w:leader="dot" w:pos="9016"/>
             </w:tabs>
+            <w:spacing w:line="276" w:lineRule="auto"/>
             <w:rPr>
-              <w:rFonts w:eastAsiaTheme="minorEastAsia"/>
+              <w:rFonts w:asciiTheme="minorHAnsi" w:eastAsiaTheme="minorEastAsia" w:hAnsiTheme="minorHAnsi"/>
               <w:noProof/>
               <w:sz w:val="24"/>
               <w:szCs w:val="24"/>
-              <w:lang w:eastAsia="en-DE"/>
+              <w:lang w:val="en-DE" w:eastAsia="en-DE"/>
             </w:rPr>
           </w:pPr>
-          <w:hyperlink w:anchor="_Toc216525083" w:history="1">
+          <w:hyperlink w:anchor="_Toc222913422" w:history="1">
             <w:r>
               <w:rPr>
                 <w:rStyle w:val="Hyperlink"/>
                 <w:noProof/>
               </w:rPr>
-              <w:t>18.</w:t>
-            </w:r>
-            <w:r>
-              <w:rPr>
-                <w:rFonts w:eastAsiaTheme="minorEastAsia"/>
+              <w:t>19.</w:t>
+            </w:r>
+            <w:r>
+              <w:rPr>
+                <w:rFonts w:asciiTheme="minorHAnsi" w:eastAsiaTheme="minorEastAsia" w:hAnsiTheme="minorHAnsi"/>
                 <w:noProof/>
                 <w:sz w:val="24"/>
                 <w:szCs w:val="24"/>
-                <w:lang w:eastAsia="en-DE"/>
+                <w:lang w:val="en-DE" w:eastAsia="en-DE"/>
               </w:rPr>
               <w:tab/>
             </w:r>
@@ -2579,7 +2683,7 @@
                 <w:rStyle w:val="Hyperlink"/>
                 <w:noProof/>
               </w:rPr>
-              <w:t>Post-Deployment: Economic Security (Continuous Scrutiny)</w:t>
+              <w:t>Roadmap &amp; Future Vision</w:t>
             </w:r>
             <w:r>
               <w:rPr>
@@ -2600,7 +2704,7 @@
                 <w:noProof/>
                 <w:webHidden/>
               </w:rPr>
-              <w:instrText xml:space="preserve"> PAGEREF _Toc216525083 \h </w:instrText>
+              <w:instrText xml:space="preserve"> PAGEREF _Toc222913422 \h </w:instrText>
             </w:r>
             <w:r>
               <w:rPr>
@@ -2620,7 +2724,7 @@
                 <w:noProof/>
                 <w:webHidden/>
               </w:rPr>
-              <w:t>25</w:t>
+              <w:t>39</w:t>
             </w:r>
             <w:r>
               <w:rPr>
@@ -2638,29 +2742,30 @@
               <w:tab w:val="left" w:pos="960"/>
               <w:tab w:val="right" w:leader="dot" w:pos="9016"/>
             </w:tabs>
+            <w:spacing w:line="276" w:lineRule="auto"/>
             <w:rPr>
-              <w:rFonts w:eastAsiaTheme="minorEastAsia"/>
+              <w:rFonts w:asciiTheme="minorHAnsi" w:eastAsiaTheme="minorEastAsia" w:hAnsiTheme="minorHAnsi"/>
               <w:noProof/>
               <w:sz w:val="24"/>
               <w:szCs w:val="24"/>
-              <w:lang w:eastAsia="en-DE"/>
+              <w:lang w:val="en-DE" w:eastAsia="en-DE"/>
             </w:rPr>
           </w:pPr>
-          <w:hyperlink w:anchor="_Toc216525084" w:history="1">
+          <w:hyperlink w:anchor="_Toc222913423" w:history="1">
             <w:r>
               <w:rPr>
                 <w:rStyle w:val="Hyperlink"/>
                 <w:noProof/>
               </w:rPr>
-              <w:t>19.</w:t>
-            </w:r>
-            <w:r>
-              <w:rPr>
-                <w:rFonts w:eastAsiaTheme="minorEastAsia"/>
+              <w:t>20.</w:t>
+            </w:r>
+            <w:r>
+              <w:rPr>
+                <w:rFonts w:asciiTheme="minorHAnsi" w:eastAsiaTheme="minorEastAsia" w:hAnsiTheme="minorHAnsi"/>
                 <w:noProof/>
                 <w:sz w:val="24"/>
                 <w:szCs w:val="24"/>
-                <w:lang w:eastAsia="en-DE"/>
+                <w:lang w:val="en-DE" w:eastAsia="en-DE"/>
               </w:rPr>
               <w:tab/>
             </w:r>
@@ -2669,7 +2774,7 @@
                 <w:rStyle w:val="Hyperlink"/>
                 <w:noProof/>
               </w:rPr>
-              <w:t>Risk Taxonomy and Mitigation Strategies</w:t>
+              <w:t>The "Equal Start" Game Mode (The Proletariat Arena):</w:t>
             </w:r>
             <w:r>
               <w:rPr>
@@ -2690,7 +2795,7 @@
                 <w:noProof/>
                 <w:webHidden/>
               </w:rPr>
-              <w:instrText xml:space="preserve"> PAGEREF _Toc216525084 \h </w:instrText>
+              <w:instrText xml:space="preserve"> PAGEREF _Toc222913423 \h </w:instrText>
             </w:r>
             <w:r>
               <w:rPr>
@@ -2710,7 +2815,7 @@
                 <w:noProof/>
                 <w:webHidden/>
               </w:rPr>
-              <w:t>25</w:t>
+              <w:t>40</w:t>
             </w:r>
             <w:r>
               <w:rPr>
@@ -2724,21 +2829,22 @@
         <w:p>
           <w:pPr>
             <w:pStyle w:val="TOC1"/>
+            <w:spacing w:line="276" w:lineRule="auto"/>
             <w:rPr>
-              <w:rFonts w:eastAsiaTheme="minorEastAsia"/>
+              <w:rFonts w:asciiTheme="minorHAnsi" w:eastAsiaTheme="minorEastAsia" w:hAnsiTheme="minorHAnsi"/>
               <w:b w:val="0"/>
               <w:bCs w:val="0"/>
               <w:sz w:val="24"/>
               <w:szCs w:val="24"/>
-              <w:lang w:eastAsia="en-DE"/>
+              <w:lang w:val="en-DE" w:eastAsia="en-DE"/>
             </w:rPr>
           </w:pPr>
-          <w:hyperlink w:anchor="_Toc216525085" w:history="1">
+          <w:hyperlink w:anchor="_Toc222913424" w:history="1">
             <w:r>
               <w:rPr>
                 <w:rStyle w:val="Hyperlink"/>
               </w:rPr>
-              <w:t>Part VI: Conclusion &amp; Future Vision</w:t>
+              <w:t>Appendices</w:t>
             </w:r>
             <w:r>
               <w:rPr>
@@ -2756,7 +2862,7 @@
               <w:rPr>
                 <w:webHidden/>
               </w:rPr>
-              <w:instrText xml:space="preserve"> PAGEREF _Toc216525085 \h </w:instrText>
+              <w:instrText xml:space="preserve"> PAGEREF _Toc222913424 \h </w:instrText>
             </w:r>
             <w:r>
               <w:rPr>
@@ -2773,7 +2879,7 @@
               <w:rPr>
                 <w:webHidden/>
               </w:rPr>
-              <w:t>27</w:t>
+              <w:t>40</w:t>
             </w:r>
             <w:r>
               <w:rPr>
@@ -2790,29 +2896,30 @@
               <w:tab w:val="left" w:pos="960"/>
               <w:tab w:val="right" w:leader="dot" w:pos="9016"/>
             </w:tabs>
+            <w:spacing w:line="276" w:lineRule="auto"/>
             <w:rPr>
-              <w:rFonts w:eastAsiaTheme="minorEastAsia"/>
+              <w:rFonts w:asciiTheme="minorHAnsi" w:eastAsiaTheme="minorEastAsia" w:hAnsiTheme="minorHAnsi"/>
               <w:noProof/>
               <w:sz w:val="24"/>
               <w:szCs w:val="24"/>
-              <w:lang w:eastAsia="en-DE"/>
+              <w:lang w:val="en-DE" w:eastAsia="en-DE"/>
             </w:rPr>
           </w:pPr>
-          <w:hyperlink w:anchor="_Toc216525086" w:history="1">
+          <w:hyperlink w:anchor="_Toc222913425" w:history="1">
             <w:r>
               <w:rPr>
                 <w:rStyle w:val="Hyperlink"/>
                 <w:noProof/>
               </w:rPr>
-              <w:t>20.</w:t>
-            </w:r>
-            <w:r>
-              <w:rPr>
-                <w:rFonts w:eastAsiaTheme="minorEastAsia"/>
+              <w:t>21.</w:t>
+            </w:r>
+            <w:r>
+              <w:rPr>
+                <w:rFonts w:asciiTheme="minorHAnsi" w:eastAsiaTheme="minorEastAsia" w:hAnsiTheme="minorHAnsi"/>
                 <w:noProof/>
                 <w:sz w:val="24"/>
                 <w:szCs w:val="24"/>
-                <w:lang w:eastAsia="en-DE"/>
+                <w:lang w:val="en-DE" w:eastAsia="en-DE"/>
               </w:rPr>
               <w:tab/>
             </w:r>
@@ -2821,7 +2928,7 @@
                 <w:rStyle w:val="Hyperlink"/>
                 <w:noProof/>
               </w:rPr>
-              <w:t>Conclusion: From Casino to Laboratory</w:t>
+              <w:t>Appendix A: Formal Mechanics &amp; Mathematical Notation</w:t>
             </w:r>
             <w:r>
               <w:rPr>
@@ -2842,7 +2949,7 @@
                 <w:noProof/>
                 <w:webHidden/>
               </w:rPr>
-              <w:instrText xml:space="preserve"> PAGEREF _Toc216525086 \h </w:instrText>
+              <w:instrText xml:space="preserve"> PAGEREF _Toc222913425 \h </w:instrText>
             </w:r>
             <w:r>
               <w:rPr>
@@ -2862,7 +2969,7 @@
                 <w:noProof/>
                 <w:webHidden/>
               </w:rPr>
-              <w:t>27</w:t>
+              <w:t>40</w:t>
             </w:r>
             <w:r>
               <w:rPr>
@@ -2880,29 +2987,30 @@
               <w:tab w:val="left" w:pos="960"/>
               <w:tab w:val="right" w:leader="dot" w:pos="9016"/>
             </w:tabs>
+            <w:spacing w:line="276" w:lineRule="auto"/>
             <w:rPr>
-              <w:rFonts w:eastAsiaTheme="minorEastAsia"/>
+              <w:rFonts w:asciiTheme="minorHAnsi" w:eastAsiaTheme="minorEastAsia" w:hAnsiTheme="minorHAnsi"/>
               <w:noProof/>
               <w:sz w:val="24"/>
               <w:szCs w:val="24"/>
-              <w:lang w:eastAsia="en-DE"/>
+              <w:lang w:val="en-DE" w:eastAsia="en-DE"/>
             </w:rPr>
           </w:pPr>
-          <w:hyperlink w:anchor="_Toc216525087" w:history="1">
+          <w:hyperlink w:anchor="_Toc222913426" w:history="1">
             <w:r>
               <w:rPr>
                 <w:rStyle w:val="Hyperlink"/>
                 <w:noProof/>
               </w:rPr>
-              <w:t>21.</w:t>
-            </w:r>
-            <w:r>
-              <w:rPr>
-                <w:rFonts w:eastAsiaTheme="minorEastAsia"/>
+              <w:t>22.</w:t>
+            </w:r>
+            <w:r>
+              <w:rPr>
+                <w:rFonts w:asciiTheme="minorHAnsi" w:eastAsiaTheme="minorEastAsia" w:hAnsiTheme="minorHAnsi"/>
                 <w:noProof/>
                 <w:sz w:val="24"/>
                 <w:szCs w:val="24"/>
-                <w:lang w:eastAsia="en-DE"/>
+                <w:lang w:val="en-DE" w:eastAsia="en-DE"/>
               </w:rPr>
               <w:tab/>
             </w:r>
@@ -2911,7 +3019,7 @@
                 <w:rStyle w:val="Hyperlink"/>
                 <w:noProof/>
               </w:rPr>
-              <w:t>Roadmap &amp; Future Vision</w:t>
+              <w:t>Appendix B: Game Theory Considerations</w:t>
             </w:r>
             <w:r>
               <w:rPr>
@@ -2932,7 +3040,7 @@
                 <w:noProof/>
                 <w:webHidden/>
               </w:rPr>
-              <w:instrText xml:space="preserve"> PAGEREF _Toc216525087 \h </w:instrText>
+              <w:instrText xml:space="preserve"> PAGEREF _Toc222913426 \h </w:instrText>
             </w:r>
             <w:r>
               <w:rPr>
@@ -2952,73 +3060,11 @@
                 <w:noProof/>
                 <w:webHidden/>
               </w:rPr>
-              <w:t>27</w:t>
+              <w:t>42</w:t>
             </w:r>
             <w:r>
               <w:rPr>
                 <w:noProof/>
-                <w:webHidden/>
-              </w:rPr>
-              <w:fldChar w:fldCharType="end"/>
-            </w:r>
-          </w:hyperlink>
-        </w:p>
-        <w:p>
-          <w:pPr>
-            <w:pStyle w:val="TOC1"/>
-            <w:rPr>
-              <w:rFonts w:eastAsiaTheme="minorEastAsia"/>
-              <w:b w:val="0"/>
-              <w:bCs w:val="0"/>
-              <w:sz w:val="24"/>
-              <w:szCs w:val="24"/>
-              <w:lang w:eastAsia="en-DE"/>
-            </w:rPr>
-          </w:pPr>
-          <w:hyperlink w:anchor="_Toc216525088" w:history="1">
-            <w:r>
-              <w:rPr>
-                <w:rStyle w:val="Hyperlink"/>
-              </w:rPr>
-              <w:t>Appendices</w:t>
-            </w:r>
-            <w:r>
-              <w:rPr>
-                <w:webHidden/>
-              </w:rPr>
-              <w:tab/>
-            </w:r>
-            <w:r>
-              <w:rPr>
-                <w:webHidden/>
-              </w:rPr>
-              <w:fldChar w:fldCharType="begin"/>
-            </w:r>
-            <w:r>
-              <w:rPr>
-                <w:webHidden/>
-              </w:rPr>
-              <w:instrText xml:space="preserve"> PAGEREF _Toc216525088 \h </w:instrText>
-            </w:r>
-            <w:r>
-              <w:rPr>
-                <w:webHidden/>
-              </w:rPr>
-            </w:r>
-            <w:r>
-              <w:rPr>
-                <w:webHidden/>
-              </w:rPr>
-              <w:fldChar w:fldCharType="separate"/>
-            </w:r>
-            <w:r>
-              <w:rPr>
-                <w:webHidden/>
-              </w:rPr>
-              <w:t>28</w:t>
-            </w:r>
-            <w:r>
-              <w:rPr>
                 <w:webHidden/>
               </w:rPr>
               <w:fldChar w:fldCharType="end"/>
@@ -3032,29 +3078,30 @@
               <w:tab w:val="left" w:pos="960"/>
               <w:tab w:val="right" w:leader="dot" w:pos="9016"/>
             </w:tabs>
+            <w:spacing w:line="276" w:lineRule="auto"/>
             <w:rPr>
-              <w:rFonts w:eastAsiaTheme="minorEastAsia"/>
+              <w:rFonts w:asciiTheme="minorHAnsi" w:eastAsiaTheme="minorEastAsia" w:hAnsiTheme="minorHAnsi"/>
               <w:noProof/>
               <w:sz w:val="24"/>
               <w:szCs w:val="24"/>
-              <w:lang w:eastAsia="en-DE"/>
+              <w:lang w:val="en-DE" w:eastAsia="en-DE"/>
             </w:rPr>
           </w:pPr>
-          <w:hyperlink w:anchor="_Toc216525089" w:history="1">
+          <w:hyperlink w:anchor="_Toc222913427" w:history="1">
             <w:r>
               <w:rPr>
                 <w:rStyle w:val="Hyperlink"/>
                 <w:noProof/>
               </w:rPr>
-              <w:t>22.</w:t>
-            </w:r>
-            <w:r>
-              <w:rPr>
-                <w:rFonts w:eastAsiaTheme="minorEastAsia"/>
+              <w:t>23.</w:t>
+            </w:r>
+            <w:r>
+              <w:rPr>
+                <w:rFonts w:asciiTheme="minorHAnsi" w:eastAsiaTheme="minorEastAsia" w:hAnsiTheme="minorHAnsi"/>
                 <w:noProof/>
                 <w:sz w:val="24"/>
                 <w:szCs w:val="24"/>
-                <w:lang w:eastAsia="en-DE"/>
+                <w:lang w:val="en-DE" w:eastAsia="en-DE"/>
               </w:rPr>
               <w:tab/>
             </w:r>
@@ -3063,7 +3110,7 @@
                 <w:rStyle w:val="Hyperlink"/>
                 <w:noProof/>
               </w:rPr>
-              <w:t>Appendix A: Formal Mechanics &amp; Mathematical Notation</w:t>
+              <w:t>Appendix C: Glossary</w:t>
             </w:r>
             <w:r>
               <w:rPr>
@@ -3084,7 +3131,7 @@
                 <w:noProof/>
                 <w:webHidden/>
               </w:rPr>
-              <w:instrText xml:space="preserve"> PAGEREF _Toc216525089 \h </w:instrText>
+              <w:instrText xml:space="preserve"> PAGEREF _Toc222913427 \h </w:instrText>
             </w:r>
             <w:r>
               <w:rPr>
@@ -3104,7 +3151,7 @@
                 <w:noProof/>
                 <w:webHidden/>
               </w:rPr>
-              <w:t>28</w:t>
+              <w:t>44</w:t>
             </w:r>
             <w:r>
               <w:rPr>
@@ -3122,187 +3169,13 @@
               <w:tab w:val="left" w:pos="960"/>
               <w:tab w:val="right" w:leader="dot" w:pos="9016"/>
             </w:tabs>
+            <w:spacing w:after="120" w:line="276" w:lineRule="auto"/>
+            <w:ind w:left="0"/>
             <w:rPr>
-              <w:rFonts w:eastAsiaTheme="minorEastAsia"/>
+              <w:b/>
+              <w:bCs/>
               <w:noProof/>
-              <w:sz w:val="24"/>
-              <w:szCs w:val="24"/>
-              <w:lang w:eastAsia="en-DE"/>
             </w:rPr>
-          </w:pPr>
-          <w:hyperlink w:anchor="_Toc216525090" w:history="1">
-            <w:r>
-              <w:rPr>
-                <w:rStyle w:val="Hyperlink"/>
-                <w:noProof/>
-              </w:rPr>
-              <w:t>23.</w:t>
-            </w:r>
-            <w:r>
-              <w:rPr>
-                <w:rFonts w:eastAsiaTheme="minorEastAsia"/>
-                <w:noProof/>
-                <w:sz w:val="24"/>
-                <w:szCs w:val="24"/>
-                <w:lang w:eastAsia="en-DE"/>
-              </w:rPr>
-              <w:tab/>
-            </w:r>
-            <w:r>
-              <w:rPr>
-                <w:rStyle w:val="Hyperlink"/>
-                <w:noProof/>
-              </w:rPr>
-              <w:t>Appendix B: Game Theory Considerations</w:t>
-            </w:r>
-            <w:r>
-              <w:rPr>
-                <w:noProof/>
-                <w:webHidden/>
-              </w:rPr>
-              <w:tab/>
-            </w:r>
-            <w:r>
-              <w:rPr>
-                <w:noProof/>
-                <w:webHidden/>
-              </w:rPr>
-              <w:fldChar w:fldCharType="begin"/>
-            </w:r>
-            <w:r>
-              <w:rPr>
-                <w:noProof/>
-                <w:webHidden/>
-              </w:rPr>
-              <w:instrText xml:space="preserve"> PAGEREF _Toc216525090 \h </w:instrText>
-            </w:r>
-            <w:r>
-              <w:rPr>
-                <w:noProof/>
-                <w:webHidden/>
-              </w:rPr>
-            </w:r>
-            <w:r>
-              <w:rPr>
-                <w:noProof/>
-                <w:webHidden/>
-              </w:rPr>
-              <w:fldChar w:fldCharType="separate"/>
-            </w:r>
-            <w:r>
-              <w:rPr>
-                <w:noProof/>
-                <w:webHidden/>
-              </w:rPr>
-              <w:t>29</w:t>
-            </w:r>
-            <w:r>
-              <w:rPr>
-                <w:noProof/>
-                <w:webHidden/>
-              </w:rPr>
-              <w:fldChar w:fldCharType="end"/>
-            </w:r>
-          </w:hyperlink>
-        </w:p>
-        <w:p>
-          <w:pPr>
-            <w:pStyle w:val="TOC2"/>
-            <w:tabs>
-              <w:tab w:val="left" w:pos="960"/>
-              <w:tab w:val="right" w:leader="dot" w:pos="9016"/>
-            </w:tabs>
-            <w:rPr>
-              <w:rFonts w:eastAsiaTheme="minorEastAsia"/>
-              <w:noProof/>
-              <w:sz w:val="24"/>
-              <w:szCs w:val="24"/>
-              <w:lang w:eastAsia="en-DE"/>
-            </w:rPr>
-          </w:pPr>
-          <w:hyperlink w:anchor="_Toc216525091" w:history="1">
-            <w:r>
-              <w:rPr>
-                <w:rStyle w:val="Hyperlink"/>
-                <w:noProof/>
-              </w:rPr>
-              <w:t>24.</w:t>
-            </w:r>
-            <w:r>
-              <w:rPr>
-                <w:rFonts w:eastAsiaTheme="minorEastAsia"/>
-                <w:noProof/>
-                <w:sz w:val="24"/>
-                <w:szCs w:val="24"/>
-                <w:lang w:eastAsia="en-DE"/>
-              </w:rPr>
-              <w:tab/>
-            </w:r>
-            <w:r>
-              <w:rPr>
-                <w:rStyle w:val="Hyperlink"/>
-                <w:noProof/>
-              </w:rPr>
-              <w:t>Appendix C: Glossary</w:t>
-            </w:r>
-            <w:r>
-              <w:rPr>
-                <w:noProof/>
-                <w:webHidden/>
-              </w:rPr>
-              <w:tab/>
-            </w:r>
-            <w:r>
-              <w:rPr>
-                <w:noProof/>
-                <w:webHidden/>
-              </w:rPr>
-              <w:fldChar w:fldCharType="begin"/>
-            </w:r>
-            <w:r>
-              <w:rPr>
-                <w:noProof/>
-                <w:webHidden/>
-              </w:rPr>
-              <w:instrText xml:space="preserve"> PAGEREF _Toc216525091 \h </w:instrText>
-            </w:r>
-            <w:r>
-              <w:rPr>
-                <w:noProof/>
-                <w:webHidden/>
-              </w:rPr>
-            </w:r>
-            <w:r>
-              <w:rPr>
-                <w:noProof/>
-                <w:webHidden/>
-              </w:rPr>
-              <w:fldChar w:fldCharType="separate"/>
-            </w:r>
-            <w:r>
-              <w:rPr>
-                <w:noProof/>
-                <w:webHidden/>
-              </w:rPr>
-              <w:t>30</w:t>
-            </w:r>
-            <w:r>
-              <w:rPr>
-                <w:noProof/>
-                <w:webHidden/>
-              </w:rPr>
-              <w:fldChar w:fldCharType="end"/>
-            </w:r>
-          </w:hyperlink>
-        </w:p>
-        <w:p>
-          <w:pPr>
-            <w:pStyle w:val="TOC2"/>
-            <w:tabs>
-              <w:tab w:val="left" w:pos="960"/>
-              <w:tab w:val="right" w:leader="dot" w:pos="9016"/>
-            </w:tabs>
-            <w:spacing w:after="120"/>
           </w:pPr>
           <w:r>
             <w:rPr>
@@ -3315,32 +3188,12 @@
         </w:p>
       </w:sdtContent>
     </w:sdt>
-    <w:p>
-      <w:pPr>
-        <w:rPr>
-          <w:rFonts w:eastAsiaTheme="majorEastAsia" w:cstheme="majorBidi"/>
-          <w:b/>
-          <w:sz w:val="32"/>
-          <w:szCs w:val="40"/>
-        </w:rPr>
-      </w:pPr>
-      <w:r>
-        <w:br w:type="page"/>
-      </w:r>
-    </w:p>
+    <w:bookmarkStart w:id="1" w:name="_Toc222913398" w:displacedByCustomXml="prev"/>
     <w:p>
       <w:pPr>
         <w:pStyle w:val="Heading1"/>
-        <w:spacing w:after="120"/>
-        <w:rPr>
-          <w:color w:val="auto"/>
-        </w:rPr>
-      </w:pPr>
-      <w:bookmarkStart w:id="1" w:name="_Toc216525062"/>
-      <w:r>
-        <w:rPr>
-          <w:color w:val="auto"/>
-        </w:rPr>
+      </w:pPr>
+      <w:r>
         <w:lastRenderedPageBreak/>
         <w:t>Part I: The Philosophical Foundation</w:t>
       </w:r>
@@ -3350,7 +3203,7 @@
       <w:pPr>
         <w:pStyle w:val="Heading2"/>
       </w:pPr>
-      <w:bookmarkStart w:id="2" w:name="_Toc216525063"/>
+      <w:bookmarkStart w:id="2" w:name="_Toc222913399"/>
       <w:r>
         <w:t>Structural Asymmetries in Digital Asset Markets</w:t>
       </w:r>
@@ -3384,7 +3237,7 @@
       <w:pPr>
         <w:pStyle w:val="Heading2"/>
       </w:pPr>
-      <w:bookmarkStart w:id="3" w:name="_Toc216525064"/>
+      <w:bookmarkStart w:id="3" w:name="_Toc222913400"/>
       <w:r>
         <w:t>The Deviation from Foundational Ethos: Disintermediation vs. Speculation</w:t>
       </w:r>
@@ -3403,7 +3256,11 @@
         <w:spacing w:after="120"/>
       </w:pPr>
       <w:r>
-        <w:t xml:space="preserve">However, a stark dichotomy has emerged between the technological utility of these protocols and the economic reality of their deployment. While the underlying infrastructure successfully functions as a neutral, censorship-resistant substrate for value transfer, the market layer constructed atop it has been co-opted to prioritize high-velocity speculation over sustainable utility. The tools designed for systemic liberation are increasingly utilized to engineer gamified capital extraction. This deviation is driven by the </w:t>
+        <w:t xml:space="preserve">However, a stark dichotomy has emerged between the technological utility of these protocols and the economic reality of their deployment. While the underlying infrastructure successfully functions as a neutral, censorship-resistant substrate for value transfer, the market layer constructed atop it has been co-opted to prioritize high-velocity speculation over sustainable utility. The tools designed for systemic liberation are increasingly utilized to engineer gamified capital extraction. This </w:t>
+      </w:r>
+      <w:r>
+        <w:lastRenderedPageBreak/>
+        <w:t xml:space="preserve">deviation is driven by the </w:t>
       </w:r>
       <w:proofErr w:type="spellStart"/>
       <w:r>
@@ -3519,21 +3376,19 @@
         <w:spacing w:after="120"/>
       </w:pPr>
       <w:r>
-        <w:lastRenderedPageBreak/>
         <w:t>Current market structures systematically capitalize on these drivers. By validating the user’s desire for financial autonomy while simultaneously obfuscating the mechanics of extraction, the ecosystem effectively converts the pursuit of sovereignty into a mechanism for liquidity generation. The resulting environment leverages the aesthetics of empowerment to facilitate the efficient divestment of established capital, turning the "cypherpunk" ideal into a venue for adversarial speculation.</w:t>
       </w:r>
     </w:p>
     <w:p>
       <w:pPr>
         <w:pStyle w:val="Heading2"/>
-        <w:spacing w:after="120"/>
-      </w:pPr>
-      <w:bookmarkStart w:id="4" w:name="_Toc216525065"/>
+      </w:pPr>
+      <w:bookmarkStart w:id="4" w:name="_Toc222913401"/>
       <w:r>
         <w:t xml:space="preserve">Operationalizing the Paradox: The </w:t>
       </w:r>
       <w:r>
-        <w:t>Gini.gg</w:t>
+        <w:t>Regarded Games</w:t>
       </w:r>
       <w:r>
         <w:t xml:space="preserve"> Framework</w:t>
@@ -3552,7 +3407,7 @@
           <w:b/>
           <w:bCs/>
         </w:rPr>
-        <w:t>Gini.gg</w:t>
+        <w:t>Regarded Games</w:t>
       </w:r>
       <w:r>
         <w:t> protocol.</w:t>
@@ -3570,7 +3425,7 @@
           <w:b/>
           <w:bCs/>
         </w:rPr>
-        <w:t>Gini.gg</w:t>
+        <w:t>Regarded Games</w:t>
       </w:r>
       <w:r>
         <w:t> externalizes this internal conflict, transforming the implicit tension of the market into an explicit, gamified mechanism.</w:t>
@@ -3617,6 +3472,7 @@
           <w:b/>
           <w:bCs/>
         </w:rPr>
+        <w:lastRenderedPageBreak/>
         <w:t>Capital Initialization (The Arena):</w:t>
       </w:r>
       <w:r>
@@ -3779,13 +3635,17 @@
           <w:b/>
           <w:bCs/>
         </w:rPr>
-        <w:lastRenderedPageBreak/>
         <w:t>Sybil Resistance via Capital-Backed Identity:</w:t>
       </w:r>
     </w:p>
     <w:p>
       <w:pPr>
         <w:spacing w:after="120"/>
+        <w:ind w:left="644"/>
+        <w:rPr>
+          <w:b/>
+          <w:bCs/>
+        </w:rPr>
       </w:pPr>
       <w:r>
         <w:t>Sybil Resistance via Collateralized Identity (High-Water Mark): To prevent manipulation, eligibility to trade requires the staking of the protocol’s governance asset (RTD). This commitment operates on a High-Water Mark (MAX) basis, allowing a single stake to collateralize multiple active seasons, maximizing capital efficiency while maintaining strict Sybil Resistance.</w:t>
@@ -3804,6 +3664,7 @@
           <w:b/>
           <w:bCs/>
         </w:rPr>
+        <w:lastRenderedPageBreak/>
         <w:t>Conditional Payout Functions (The Stakes):</w:t>
       </w:r>
       <w:r>
@@ -3888,9 +3749,8 @@
     <w:p>
       <w:pPr>
         <w:pStyle w:val="Heading2"/>
-        <w:spacing w:after="120"/>
-      </w:pPr>
-      <w:bookmarkStart w:id="5" w:name="_Toc216525066"/>
+      </w:pPr>
+      <w:bookmarkStart w:id="5" w:name="_Toc222913402"/>
       <w:r>
         <w:t>The Game as Pedagogical Intervention: A Socratic Dialogue in Code</w:t>
       </w:r>
@@ -3898,118 +3758,281 @@
     </w:p>
     <w:p>
       <w:pPr>
-        <w:spacing w:after="120"/>
-      </w:pPr>
-      <w:r>
-        <w:t xml:space="preserve">The architecture of </w:t>
-      </w:r>
-      <w:r>
-        <w:t>Gini.gg</w:t>
-      </w:r>
-      <w:r>
-        <w:t xml:space="preserve"> serves a dual function: it is simultaneously a competitive economic simulation and a mechanism for </w:t>
+        <w:spacing w:after="120" w:line="259" w:lineRule="auto"/>
+        <w:rPr>
+          <w:lang w:val="en-DE"/>
+        </w:rPr>
+      </w:pPr>
+      <w:r>
+        <w:rPr>
+          <w:lang w:val="en-DE"/>
+        </w:rPr>
+        <w:t>The architecture of </w:t>
+      </w:r>
+      <w:r>
+        <w:rPr>
+          <w:b/>
+          <w:bCs/>
+          <w:lang w:val="en-DE"/>
+        </w:rPr>
+        <w:t>Regarded Games</w:t>
+      </w:r>
+      <w:r>
+        <w:rPr>
+          <w:lang w:val="en-DE"/>
+        </w:rPr>
+        <w:t xml:space="preserve"> serves a dual function: it is simultaneously a competitive economic simulation and a mechanism for </w:t>
       </w:r>
       <w:proofErr w:type="spellStart"/>
       <w:r>
+        <w:rPr>
+          <w:lang w:val="en-DE"/>
+        </w:rPr>
         <w:t>behavioral</w:t>
       </w:r>
       <w:proofErr w:type="spellEnd"/>
       <w:r>
+        <w:rPr>
+          <w:lang w:val="en-DE"/>
+        </w:rPr>
         <w:t xml:space="preserve"> reconditioning. To effectively intervene in the prevailing market culture, the protocol adopts the aesthetic and linguistic conventions of the high-velocity speculative environment it seeks to critique.</w:t>
       </w:r>
     </w:p>
     <w:p>
       <w:pPr>
-        <w:spacing w:after="120"/>
-      </w:pPr>
-      <w:r>
-        <w:t xml:space="preserve">This approach is codified in the project's </w:t>
-      </w:r>
-      <w:r>
-        <w:t>main C</w:t>
-      </w:r>
-      <w:r>
-        <w:t>h</w:t>
-      </w:r>
-      <w:r>
-        <w:t>aracters</w:t>
-      </w:r>
-      <w:r>
-        <w:t xml:space="preserve">. While </w:t>
-      </w:r>
-      <w:r>
-        <w:t>“</w:t>
+        <w:spacing w:after="120" w:line="259" w:lineRule="auto"/>
+        <w:rPr>
+          <w:lang w:val="en-DE"/>
+        </w:rPr>
+      </w:pPr>
+      <w:r>
+        <w:rPr>
+          <w:lang w:val="en-DE"/>
+        </w:rPr>
+        <w:t>This approach is codified in the project’s title and its central archetype, </w:t>
       </w:r>
       <w:proofErr w:type="spellStart"/>
       <w:r>
+        <w:rPr>
+          <w:b/>
+          <w:bCs/>
+          <w:lang w:val="en-DE"/>
+        </w:rPr>
         <w:t>Regardo</w:t>
       </w:r>
       <w:proofErr w:type="spellEnd"/>
       <w:r>
-        <w:t xml:space="preserve">" functions on the surface as a </w:t>
-      </w:r>
+        <w:rPr>
+          <w:lang w:val="en-DE"/>
+        </w:rPr>
+        <w:t>. While the name functions on the surface as an ironic reappropriation of the "high-conviction" labels common in decentralized finance, its deeper methodological significance lies in the concept of </w:t>
+      </w:r>
+      <w:r>
+        <w:rPr>
+          <w:b/>
+          <w:bCs/>
+          <w:lang w:val="en-DE"/>
+        </w:rPr>
+        <w:t>Systemic Regard</w:t>
+      </w:r>
+      <w:r>
+        <w:rPr>
+          <w:lang w:val="en-DE"/>
+        </w:rPr>
+        <w:t>. In an ecosystem defined by reflexive, millisecond-level execution, the protocol necessitates a transition from blind speculation to intentional observation. To "regard" is to look beyond the immediate price of an asset to the structural state of the aggregate economy.</w:t>
+      </w:r>
+    </w:p>
+    <w:p>
+      <w:pPr>
+        <w:spacing w:after="120" w:line="259" w:lineRule="auto"/>
+        <w:rPr>
+          <w:lang w:val="en-DE"/>
+        </w:rPr>
+      </w:pPr>
+      <w:r>
+        <w:rPr>
+          <w:lang w:val="en-DE"/>
+        </w:rPr>
+        <w:t>By imposing </w:t>
+      </w:r>
+      <w:r>
+        <w:rPr>
+          <w:b/>
+          <w:bCs/>
+          <w:lang w:val="en-DE"/>
+        </w:rPr>
+        <w:t>strategic friction</w:t>
+      </w:r>
+      <w:r>
+        <w:rPr>
+          <w:lang w:val="en-DE"/>
+        </w:rPr>
+        <w:t>, the simulation rewards the participant who pauses to regard the </w:t>
+      </w:r>
+      <w:hyperlink r:id="rId11" w:anchor="gini-coefficient" w:tgtFrame="_blank" w:history="1">
+        <w:r>
+          <w:rPr>
+            <w:rStyle w:val="Hyperlink"/>
+            <w:lang w:val="en-DE"/>
+          </w:rPr>
+          <w:t>Gini Coefficient</w:t>
+        </w:r>
+      </w:hyperlink>
+      <w:r>
+        <w:rPr>
+          <w:lang w:val="en-DE"/>
+        </w:rPr>
+        <w:t xml:space="preserve"> as the primary arbiter of value. This requirement for deliberate, analytical "regard" over impulsive action fundamentally challenges the speed-at-all-costs heuristic that dominates contemporary trading. The name signifies </w:t>
+      </w:r>
+      <w:r>
+        <w:rPr>
+          <w:lang w:val="en-DE"/>
+        </w:rPr>
+        <w:lastRenderedPageBreak/>
+        <w:t>the transition from the "noise" of speculation to the "signal" of systemic coordination, framing the most successful strategist as the one who possesses the highest degree of systemic attention.</w:t>
+      </w:r>
+    </w:p>
+    <w:p>
+      <w:pPr>
+        <w:spacing w:after="120"/>
+      </w:pPr>
+    </w:p>
+    <w:p>
+      <w:pPr>
+        <w:pStyle w:val="Heading3"/>
+      </w:pPr>
+      <w:r>
+        <w:t>T</w:t>
+      </w:r>
+      <w:r>
+        <w:t>he Trojan Horse Mechanism: From Individualism to Coordination</w:t>
+      </w:r>
+    </w:p>
+    <w:p>
+      <w:pPr>
+        <w:spacing w:after="120" w:line="259" w:lineRule="auto"/>
+        <w:rPr>
+          <w:lang w:val="en-DE"/>
+        </w:rPr>
+      </w:pPr>
+      <w:r>
+        <w:rPr>
+          <w:lang w:val="en-DE"/>
+        </w:rPr>
+        <w:t>The protocol operates as an adversarial pedagogical tool—a "Trojan Horse" designed to align user incentives with collective action. It utilizes the familiar aesthetics of speculative culture, specifically through the deployment of two distinct archetypal characters that externalize the ideological conflict:</w:t>
+      </w:r>
+    </w:p>
+    <w:p>
+      <w:pPr>
+        <w:numPr>
+          <w:ilvl w:val="0"/>
+          <w:numId w:val="60"/>
+        </w:numPr>
+        <w:spacing w:after="120" w:line="259" w:lineRule="auto"/>
+        <w:rPr>
+          <w:lang w:val="en-DE"/>
+        </w:rPr>
+      </w:pPr>
       <w:proofErr w:type="spellStart"/>
       <w:r>
-        <w:t>satirization</w:t>
+        <w:rPr>
+          <w:b/>
+          <w:bCs/>
+          <w:lang w:val="en-DE"/>
+        </w:rPr>
+        <w:t>Regardo</w:t>
       </w:r>
       <w:proofErr w:type="spellEnd"/>
       <w:r>
-        <w:t xml:space="preserve"> of risk-seeking </w:t>
+        <w:rPr>
+          <w:b/>
+          <w:bCs/>
+          <w:lang w:val="en-DE"/>
+        </w:rPr>
+        <w:t>, the Capitalist:</w:t>
+      </w:r>
+      <w:r>
+        <w:rPr>
+          <w:lang w:val="en-DE"/>
+        </w:rPr>
+        <w:t> This archetype represents the drive for individual market dominance and the relentless concentration of capital. </w:t>
       </w:r>
       <w:proofErr w:type="spellStart"/>
       <w:r>
-        <w:t>behavior</w:t>
+        <w:rPr>
+          <w:b/>
+          <w:bCs/>
+          <w:lang w:val="en-DE"/>
+        </w:rPr>
+        <w:t>Regardo</w:t>
       </w:r>
       <w:proofErr w:type="spellEnd"/>
       <w:r>
-        <w:t>, its etymological root—Italian for "delay" or "lateness"—signifies the project’s deeper methodological intent. In an ecosystem defined by reflexive, millisecond-level execution, the protocol imposes strategic friction. It rewards deliberate, analytical "slowness" over impulsive action, fundamentally challenging the speed-at-all-costs heuristic that dominates contemporary trading.</w:t>
-      </w:r>
-    </w:p>
-    <w:p>
-      <w:pPr>
-        <w:pStyle w:val="Heading3"/>
-        <w:spacing w:after="120"/>
-        <w:rPr>
-          <w:rStyle w:val="Heading3Char"/>
-          <w:b/>
-          <w:bCs/>
-        </w:rPr>
-      </w:pPr>
-      <w:r>
-        <w:rPr>
-          <w:rStyle w:val="Heading3Char"/>
-          <w:b/>
-          <w:bCs/>
-        </w:rPr>
-        <w:t>T</w:t>
-      </w:r>
-      <w:r>
-        <w:rPr>
-          <w:rStyle w:val="Heading3Char"/>
-          <w:b/>
-          <w:bCs/>
-        </w:rPr>
-        <w:t>he Trojan Horse Mechanism: From Individualism to Coordination</w:t>
-      </w:r>
-    </w:p>
-    <w:p>
-      <w:pPr>
-        <w:spacing w:after="120"/>
-      </w:pPr>
-      <w:r>
-        <w:t>The protocol operates as an adversarial pedagogical tool—a "Trojan Horse" designed to align user incentives with collective action. It invites participation via the familiar allure of high-variance returns and winner-take-all dynamics (the Capitalist payout structure). However, the internal logic of the game reveals a stark mathematical reality that contradicts the initial assumptions of the retail participant.</w:t>
-      </w:r>
-    </w:p>
-    <w:p>
-      <w:pPr>
-        <w:spacing w:after="120"/>
-      </w:pPr>
-      <w:r>
-        <w:t xml:space="preserve">Upon entry, the typical participant—conditioned by the individualistic accumulation narratives of the broader market—will invariably default to a competitive strategy. The "Oligarchy" payout functions as the bait, mirroring the aspirational promise of crypto wealth. However, the game’s "Gini-aware" microstructure creates a barrier to entry for this strategy: affecting the Gini Coefficient toward </w:t>
-      </w:r>
-      <w:r>
-        <w:lastRenderedPageBreak/>
-        <w:t>concentration requires disproportionate capital dominance. The average participant quickly discovers that in a non-cooperative game state (Capitalism), their individual agency is negligible against larger, capitalized actors. Furthermore, the payout logic reinforces that a Capitalist victory creates no "winning faction," but only a winning </w:t>
+        <w:rPr>
+          <w:lang w:val="en-DE"/>
+        </w:rPr>
+        <w:t> embodies the pursuit of becoming the "highly regarded" apex actor within the simulation—an individual who successfully navigates the high-risk environment to achieve Oligarch status through winner-take-all strategies.</w:t>
+      </w:r>
+    </w:p>
+    <w:p>
+      <w:pPr>
+        <w:numPr>
+          <w:ilvl w:val="0"/>
+          <w:numId w:val="60"/>
+        </w:numPr>
+        <w:spacing w:after="120" w:line="259" w:lineRule="auto"/>
+        <w:rPr>
+          <w:lang w:val="en-DE"/>
+        </w:rPr>
+      </w:pPr>
+      <w:r>
+        <w:rPr>
+          <w:b/>
+          <w:bCs/>
+          <w:lang w:val="en-DE"/>
+        </w:rPr>
+        <w:t>Carlo, the Socialist:</w:t>
+      </w:r>
+      <w:r>
+        <w:rPr>
+          <w:lang w:val="en-DE"/>
+        </w:rPr>
+        <w:t> This archetype serves as the dialectic counterweight, representing the force of collective coordination and mutual stabilization. </w:t>
+      </w:r>
+      <w:r>
+        <w:rPr>
+          <w:b/>
+          <w:bCs/>
+          <w:lang w:val="en-DE"/>
+        </w:rPr>
+        <w:t>Carlo</w:t>
+      </w:r>
+      <w:r>
+        <w:rPr>
+          <w:lang w:val="en-DE"/>
+        </w:rPr>
+        <w:t> embodies the pursuit of systemic equity, where success is defined not by individual accumulation, but by the strength of the community’s ability to resist the gravitational pull of capital concentration.</w:t>
+      </w:r>
+    </w:p>
+    <w:p>
+      <w:pPr>
+        <w:spacing w:after="120"/>
+      </w:pPr>
+    </w:p>
+    <w:p>
+      <w:pPr>
+        <w:spacing w:after="120"/>
+      </w:pPr>
+      <w:r>
+        <w:t>It invites participation via the familiar allure of high-variance returns and winner-take-all dynamics (the Capitalist payout structure). However, the internal logic of the game reveals a stark mathematical reality that contradicts the initial assumptions of the retail participant.</w:t>
+      </w:r>
+    </w:p>
+    <w:p>
+      <w:pPr>
+        <w:spacing w:after="120"/>
+      </w:pPr>
+      <w:r>
+        <w:t>Upon entry, the typical participant—conditioned by the individualistic accumulation narratives of the broader market—will invariably default to a competitive strategy. The "Oligarchy" payout functions as the bait, mirroring the aspirational promise of crypto wealth. However, the game’s "Gini-aware" microstructure creates a barrier to entry for this strategy: affecting the Gini Coefficient toward concentration requires disproportionate capital dominance. The average participant quickly discovers that in a non-cooperative game state (Capitalism), their individual agency is negligible against larger, capitalized actors. Furthermore, the payout logic reinforces that a Capitalist victory creates no "winning faction," but only a winning </w:t>
       </w:r>
       <w:r>
         <w:rPr>
@@ -4053,6 +4076,7 @@
           <w:b/>
           <w:bCs/>
         </w:rPr>
+        <w:lastRenderedPageBreak/>
         <w:t>Persist in non-cooperative competition</w:t>
       </w:r>
       <w:r>
@@ -4100,7 +4124,7 @@
       <w:pPr>
         <w:pStyle w:val="Heading2"/>
       </w:pPr>
-      <w:bookmarkStart w:id="6" w:name="_Toc216525067"/>
+      <w:bookmarkStart w:id="6" w:name="_Toc222913403"/>
       <w:r>
         <w:t>Governance Architecture: Institutional Integrity via Decentralization</w:t>
       </w:r>
@@ -4114,7 +4138,7 @@
         <w:t xml:space="preserve">The operational requirements of the </w:t>
       </w:r>
       <w:r>
-        <w:t>Gini.gg</w:t>
+        <w:t>Regarded Games</w:t>
       </w:r>
       <w:r>
         <w:t xml:space="preserve"> protocol are incompatible with traditional corporate structures. A centralized entity, bound by fiduciary obligations to maximize shareholder equity, introduces a fundamental conflict of interest. Such an entity would be structurally incentivized to manipulate the simulation’s parameters—such as issuance rates or fee structures—to optimize for revenue extraction rather than the integrity of the game. Under a centralized administrator, the simulation would cease to be a neutral laboratory and effectively become a rent-seeking platform.</w:t>
@@ -4144,7 +4168,7 @@
         <w:t xml:space="preserve">Ultimately, </w:t>
       </w:r>
       <w:r>
-        <w:t>Gini.gg</w:t>
+        <w:t>Regarded Games</w:t>
       </w:r>
       <w:r>
         <w:t xml:space="preserve"> functions as a direct intervention in the prevailing economic paradigm of the cryptocurrency sector. The dominant narrative, rooted in the legacy of first-generation blockchain protocols, frames crypto-assets primarily as Sovereign Capital—tools for the decentralized accumulation and storage of value. While revolutionary, this view limits the technology's potential to simple asset ownership.</w:t>
@@ -4155,23 +4179,20 @@
         <w:spacing w:after="120"/>
       </w:pPr>
       <w:r>
-        <w:t xml:space="preserve">Our objective is to substantiate the alternative paradigm of Algorithmic Coordination. This framework, enabled by programmable smart contracts, posits that the primary utility of the technology is disintermediation. In traditional markets, a central intermediary captures the surplus value generated by network activity. In a DAO-governed system, this rent-seeking layer is removed. </w:t>
-      </w:r>
-      <w:r>
         <w:lastRenderedPageBreak/>
-        <w:t>The protocol is programmed to automate the clearing of value, ensuring that the surplus generated by the ecosystem is distributed directly to the participants who created it.</w:t>
-      </w:r>
-    </w:p>
-    <w:p>
-      <w:pPr>
-        <w:spacing w:after="120"/>
-        <w:rPr>
-          <w:b/>
-          <w:bCs/>
-        </w:rPr>
-      </w:pPr>
-      <w:r>
-        <w:t>Gini.gg</w:t>
+        <w:t>Our objective is to substantiate the alternative paradigm of Algorithmic Coordination. This framework, enabled by programmable smart contracts, posits that the primary utility of the technology is disintermediation. In traditional markets, a central intermediary captures the surplus value generated by network activity. In a DAO-governed system, this rent-seeking layer is removed. The protocol is programmed to automate the clearing of value, ensuring that the surplus generated by the ecosystem is distributed directly to the participants who created it.</w:t>
+      </w:r>
+    </w:p>
+    <w:p>
+      <w:pPr>
+        <w:spacing w:after="120"/>
+        <w:rPr>
+          <w:b/>
+          <w:bCs/>
+        </w:rPr>
+      </w:pPr>
+      <w:r>
+        <w:t>Regarded Games</w:t>
       </w:r>
       <w:r>
         <w:t xml:space="preserve"> represents the practical application of this shift. It is a proof-of-concept designed to demonstrate that the highest utility of distributed ledger technology lies not in speculative accumulation, but in the capacity to engineer more equitable, self-governing systems of human organization.</w:t>
@@ -4194,16 +4215,9 @@
     <w:p>
       <w:pPr>
         <w:pStyle w:val="Heading1"/>
-        <w:spacing w:after="120"/>
-        <w:rPr>
-          <w:color w:val="auto"/>
-        </w:rPr>
-      </w:pPr>
-      <w:bookmarkStart w:id="7" w:name="_Toc216525068"/>
-      <w:r>
-        <w:rPr>
-          <w:color w:val="auto"/>
-        </w:rPr>
+      </w:pPr>
+      <w:bookmarkStart w:id="7" w:name="_Toc222913404"/>
+      <w:r>
         <w:lastRenderedPageBreak/>
         <w:t>Part II: Organizational &amp; Technical Framework</w:t>
       </w:r>
@@ -4213,7 +4227,7 @@
       <w:pPr>
         <w:pStyle w:val="Heading2"/>
       </w:pPr>
-      <w:bookmarkStart w:id="8" w:name="_Toc216525069"/>
+      <w:bookmarkStart w:id="8" w:name="_Toc222913405"/>
       <w:r>
         <w:t>Governance Architecture and Operational Axioms</w:t>
       </w:r>
@@ -4253,7 +4267,13 @@
         <w:rPr>
           <w:rFonts w:eastAsiaTheme="majorEastAsia" w:cstheme="minorHAnsi"/>
         </w:rPr>
-        <w:t>Gini.gg protocol</w:t>
+        <w:t>Regarded Games</w:t>
+      </w:r>
+      <w:r>
+        <w:rPr>
+          <w:rFonts w:eastAsiaTheme="majorEastAsia" w:cstheme="minorHAnsi"/>
+        </w:rPr>
+        <w:t xml:space="preserve"> protocol</w:t>
       </w:r>
       <w:r>
         <w:rPr>
@@ -4401,7 +4421,7 @@
         <w:rPr>
           <w:rFonts w:eastAsiaTheme="majorEastAsia" w:cstheme="minorHAnsi"/>
         </w:rPr>
-        <w:t>Gini.gg</w:t>
+        <w:t>Regarded Games</w:t>
       </w:r>
       <w:r>
         <w:rPr>
@@ -4434,7 +4454,14 @@
           <w:rFonts w:eastAsiaTheme="majorEastAsia" w:cstheme="minorHAnsi"/>
         </w:rPr>
         <w:br/>
-        <w:t>The protocol rejects the tiered access models common in traditional finance. There are no privileged data feeds or insider channels. Victory is a function of analytical superiority and execution strategy, not access to non-public information.</w:t>
+        <w:t xml:space="preserve">The protocol rejects the tiered access models common in traditional finance. There are no privileged data feeds or insider channels. Victory is a function of </w:t>
+      </w:r>
+      <w:r>
+        <w:rPr>
+          <w:rFonts w:eastAsiaTheme="majorEastAsia" w:cstheme="minorHAnsi"/>
+        </w:rPr>
+        <w:lastRenderedPageBreak/>
+        <w:t>analytical superiority and execution strategy, not access to non-public information.</w:t>
       </w:r>
     </w:p>
     <w:p>
@@ -4508,7 +4535,6 @@
           <w:b/>
           <w:bCs/>
         </w:rPr>
-        <w:lastRenderedPageBreak/>
         <w:t>Productive Governance</w:t>
       </w:r>
       <w:r>
@@ -4517,7 +4543,7 @@
           <w:b/>
           <w:bCs/>
         </w:rPr>
-        <w:t xml:space="preserve"> </w:t>
+        <w:t xml:space="preserve"> &amp; Value Accrual</w:t>
       </w:r>
       <w:r>
         <w:rPr>
@@ -4525,57 +4551,25 @@
           <w:b/>
           <w:bCs/>
         </w:rPr>
-        <w:t>&amp; Value Accrual</w:t>
+        <w:t>:</w:t>
       </w:r>
       <w:r>
         <w:rPr>
           <w:rFonts w:eastAsiaTheme="majorEastAsia" w:cstheme="minorHAnsi"/>
-          <w:b/>
-          <w:bCs/>
-        </w:rPr>
-        <w:t>:</w:t>
+        </w:rPr>
+        <w:br/>
       </w:r>
       <w:r>
         <w:rPr>
           <w:rFonts w:eastAsiaTheme="majorEastAsia" w:cstheme="minorHAnsi"/>
         </w:rPr>
-        <w:br/>
+        <w:t xml:space="preserve">DAO ownership is defined by active capital allocation rather than passive extraction. The protocol’s revenue is directed by the DAO through the Revenue Allocation Policy. </w:t>
       </w:r>
       <w:r>
         <w:rPr>
           <w:rFonts w:eastAsiaTheme="majorEastAsia" w:cstheme="minorHAnsi"/>
         </w:rPr>
-        <w:t>DAO ownership is defined by active capital allocation rather than passive extraction. The protocol’s revenue is not automatically streamed as dividends but is directed by the DAO through the Revenue</w:t>
-      </w:r>
-      <w:r>
-        <w:rPr>
-          <w:rFonts w:eastAsiaTheme="majorEastAsia" w:cstheme="minorHAnsi"/>
-        </w:rPr>
-        <w:t xml:space="preserve"> </w:t>
-      </w:r>
-      <w:r>
-        <w:rPr>
-          <w:rFonts w:eastAsiaTheme="majorEastAsia" w:cstheme="minorHAnsi"/>
-        </w:rPr>
-        <w:t>Allocation</w:t>
-      </w:r>
-      <w:r>
-        <w:rPr>
-          <w:rFonts w:eastAsiaTheme="majorEastAsia" w:cstheme="minorHAnsi"/>
-        </w:rPr>
-        <w:t xml:space="preserve"> </w:t>
-      </w:r>
-      <w:r>
-        <w:rPr>
-          <w:rFonts w:eastAsiaTheme="majorEastAsia" w:cstheme="minorHAnsi"/>
-        </w:rPr>
-        <w:t xml:space="preserve">Policy. </w:t>
-      </w:r>
-      <w:r>
-        <w:rPr>
-          <w:rFonts w:eastAsiaTheme="majorEastAsia" w:cstheme="minorHAnsi"/>
-        </w:rPr>
-        <w:t>$GINI</w:t>
+        <w:t>$REG</w:t>
       </w:r>
       <w:r>
         <w:rPr>
@@ -4615,7 +4609,7 @@
       <w:pPr>
         <w:pStyle w:val="Heading2"/>
       </w:pPr>
-      <w:bookmarkStart w:id="9" w:name="_Toc216525070"/>
+      <w:bookmarkStart w:id="9" w:name="_Toc222913406"/>
       <w:r>
         <w:t>Governance Operational Framework</w:t>
       </w:r>
@@ -4638,7 +4632,7 @@
         <w:rPr>
           <w:rFonts w:eastAsiaTheme="majorEastAsia" w:cstheme="minorHAnsi"/>
         </w:rPr>
-        <w:t>Gini.gg</w:t>
+        <w:t>Regarded Games</w:t>
       </w:r>
       <w:r>
         <w:rPr>
@@ -4692,75 +4686,91 @@
     <w:p>
       <w:pPr>
         <w:pStyle w:val="Heading3"/>
-        <w:rPr>
-          <w:rStyle w:val="Heading3Char"/>
-          <w:b/>
-          <w:bCs/>
-        </w:rPr>
-      </w:pPr>
-      <w:r>
-        <w:rPr>
-          <w:rStyle w:val="Heading3Char"/>
-          <w:b/>
-          <w:bCs/>
-        </w:rPr>
-        <w:t xml:space="preserve">The Deliberative Layer: Snapshot (Off-Chain </w:t>
+      </w:pPr>
+      <w:r>
+        <w:t xml:space="preserve">The Deliberative Layer: </w:t>
+      </w:r>
+      <w:r>
+        <w:rPr>
+          <w:rFonts w:ascii="Inter" w:hAnsi="Inter"/>
+        </w:rPr>
+        <w:t>Common (Integrated Governance Hub)</w:t>
+      </w:r>
+    </w:p>
+    <w:p>
+      <w:pPr>
+        <w:spacing w:after="120" w:line="259" w:lineRule="auto"/>
+        <w:rPr>
+          <w:rFonts w:eastAsiaTheme="majorEastAsia" w:cstheme="minorHAnsi"/>
+          <w:lang w:val="en-DE"/>
+        </w:rPr>
+      </w:pPr>
+      <w:r>
+        <w:rPr>
+          <w:rFonts w:eastAsiaTheme="majorEastAsia" w:cstheme="minorHAnsi"/>
+          <w:lang w:val="en-DE"/>
+        </w:rPr>
+        <w:t>To provide a seamless governance experience, the protocol utilizes </w:t>
+      </w:r>
+      <w:r>
+        <w:rPr>
+          <w:rFonts w:eastAsiaTheme="majorEastAsia" w:cstheme="minorHAnsi"/>
+          <w:b/>
+          <w:bCs/>
+          <w:lang w:val="en-DE"/>
+        </w:rPr>
+        <w:t>Common</w:t>
+      </w:r>
+      <w:r>
+        <w:rPr>
+          <w:rFonts w:eastAsiaTheme="majorEastAsia" w:cstheme="minorHAnsi"/>
+          <w:lang w:val="en-DE"/>
+        </w:rPr>
+        <w:t> as its primary legislative forum and interface for </w:t>
+      </w:r>
+      <w:r>
+        <w:rPr>
+          <w:rFonts w:eastAsiaTheme="majorEastAsia" w:cstheme="minorHAnsi"/>
+          <w:b/>
+          <w:bCs/>
+          <w:lang w:val="en-DE"/>
+        </w:rPr>
+        <w:t>Snapshot</w:t>
+      </w:r>
+      <w:r>
+        <w:rPr>
+          <w:rFonts w:eastAsiaTheme="majorEastAsia" w:cstheme="minorHAnsi"/>
+          <w:lang w:val="en-DE"/>
+        </w:rPr>
+        <w:t xml:space="preserve"> voting. This integration unifies discussion and voting within a single environment, ensuring that the transition from debate to formal </w:t>
       </w:r>
       <w:proofErr w:type="spellStart"/>
       <w:r>
         <w:rPr>
-          <w:rStyle w:val="Heading3Char"/>
-          <w:b/>
-          <w:bCs/>
-        </w:rPr>
-        <w:t>Signaling</w:t>
+          <w:rFonts w:eastAsiaTheme="majorEastAsia" w:cstheme="minorHAnsi"/>
+          <w:lang w:val="en-DE"/>
+        </w:rPr>
+        <w:t>signaling</w:t>
       </w:r>
       <w:proofErr w:type="spellEnd"/>
       <w:r>
         <w:rPr>
-          <w:rStyle w:val="Heading3Char"/>
-          <w:b/>
-          <w:bCs/>
-        </w:rPr>
-        <w:t>)</w:t>
-      </w:r>
-    </w:p>
-    <w:p>
-      <w:pPr>
-        <w:rPr>
           <w:rFonts w:eastAsiaTheme="majorEastAsia" w:cstheme="minorHAnsi"/>
-        </w:rPr>
-      </w:pPr>
-      <w:r>
-        <w:rPr>
-          <w:rFonts w:eastAsiaTheme="majorEastAsia" w:cstheme="minorHAnsi"/>
-        </w:rPr>
-        <w:t>To mitigate the economic friction of on-chain voting costs, which often lead to voter apathy, the protocol utilizes </w:t>
-      </w:r>
-      <w:r>
-        <w:rPr>
-          <w:rFonts w:eastAsiaTheme="majorEastAsia" w:cstheme="minorHAnsi"/>
-          <w:b/>
-          <w:bCs/>
-        </w:rPr>
-        <w:t>Snapshot</w:t>
-      </w:r>
-      <w:r>
-        <w:rPr>
-          <w:rFonts w:eastAsiaTheme="majorEastAsia" w:cstheme="minorHAnsi"/>
-        </w:rPr>
-        <w:t> as its primary legislative forum.</w:t>
+          <w:lang w:val="en-DE"/>
+        </w:rPr>
+        <w:t xml:space="preserve"> is as efficient as possible.</w:t>
       </w:r>
     </w:p>
     <w:p>
       <w:pPr>
         <w:numPr>
           <w:ilvl w:val="0"/>
-          <w:numId w:val="22"/>
+          <w:numId w:val="59"/>
         </w:numPr>
-        <w:spacing w:after="120"/>
+        <w:spacing w:after="120" w:line="259" w:lineRule="auto"/>
         <w:rPr>
           <w:rFonts w:eastAsiaTheme="majorEastAsia" w:cstheme="minorHAnsi"/>
+          <w:lang w:val="en-DE"/>
         </w:rPr>
       </w:pPr>
       <w:r>
@@ -4768,37 +4778,29 @@
           <w:rFonts w:eastAsiaTheme="majorEastAsia" w:cstheme="minorHAnsi"/>
           <w:b/>
           <w:bCs/>
-        </w:rPr>
+          <w:lang w:val="en-DE"/>
+        </w:rPr>
+        <w:lastRenderedPageBreak/>
         <w:t>Frictionless Participation:</w:t>
       </w:r>
       <w:r>
         <w:rPr>
           <w:rFonts w:eastAsiaTheme="majorEastAsia" w:cstheme="minorHAnsi"/>
-        </w:rPr>
-        <w:t xml:space="preserve"> Voting is conducted via cryptographic signatures rather than on-chain transactions. This incurs zero gas costs, removing economic barriers to entry and ensuring that governance remains accessible to all </w:t>
-      </w:r>
-      <w:r>
-        <w:rPr>
-          <w:rFonts w:eastAsiaTheme="majorEastAsia" w:cstheme="minorHAnsi"/>
-        </w:rPr>
-        <w:t>$GINI</w:t>
-      </w:r>
-      <w:r>
-        <w:rPr>
-          <w:rFonts w:eastAsiaTheme="majorEastAsia" w:cstheme="minorHAnsi"/>
-        </w:rPr>
-        <w:t xml:space="preserve"> holders, regardless of portfolio size.</w:t>
+          <w:lang w:val="en-DE"/>
+        </w:rPr>
+        <w:t> Voting is conducted via cryptographic signatures rather than on-chain transactions. By utilizing Snapshot’s off-chain signature protocol through the Common interface, the DAO ensures that participation incurs zero gas costs. This removes economic barriers to entry and ensures that governance remains accessible to all RTD holders, regardless of portfolio size.</w:t>
       </w:r>
     </w:p>
     <w:p>
       <w:pPr>
         <w:numPr>
           <w:ilvl w:val="0"/>
-          <w:numId w:val="22"/>
+          <w:numId w:val="59"/>
         </w:numPr>
-        <w:spacing w:after="120"/>
+        <w:spacing w:after="120" w:line="259" w:lineRule="auto"/>
         <w:rPr>
           <w:rFonts w:eastAsiaTheme="majorEastAsia" w:cstheme="minorHAnsi"/>
+          <w:lang w:val="en-DE"/>
         </w:rPr>
       </w:pPr>
       <w:r>
@@ -4806,61 +4808,100 @@
           <w:rFonts w:eastAsiaTheme="majorEastAsia" w:cstheme="minorHAnsi"/>
           <w:b/>
           <w:bCs/>
+          <w:lang w:val="en-DE"/>
+        </w:rPr>
+        <w:t>Token-Gated Discourse:</w:t>
+      </w:r>
+      <w:r>
+        <w:rPr>
+          <w:rFonts w:eastAsiaTheme="majorEastAsia" w:cstheme="minorHAnsi"/>
+          <w:lang w:val="en-DE"/>
+        </w:rPr>
+        <w:t> The forum utilizes RTD-gated permissions to ensure that the "Parliament" of the protocol is composed strictly of stakeholders with a long-term commitment to the DAO. This filtering mechanism maintains a high signal-to-noise ratio and ensures that only those with verifiable skin in the game can influence the protocol’s strategic direction.</w:t>
+      </w:r>
+    </w:p>
+    <w:p>
+      <w:pPr>
+        <w:numPr>
+          <w:ilvl w:val="0"/>
+          <w:numId w:val="59"/>
+        </w:numPr>
+        <w:spacing w:after="120" w:line="259" w:lineRule="auto"/>
+        <w:rPr>
+          <w:rFonts w:eastAsiaTheme="majorEastAsia" w:cstheme="minorHAnsi"/>
+          <w:lang w:val="en-DE"/>
+        </w:rPr>
+      </w:pPr>
+      <w:r>
+        <w:rPr>
+          <w:rFonts w:eastAsiaTheme="majorEastAsia" w:cstheme="minorHAnsi"/>
+          <w:b/>
+          <w:bCs/>
+          <w:lang w:val="en-DE"/>
         </w:rPr>
         <w:t>Flash-Loan Resistance:</w:t>
       </w:r>
       <w:r>
         <w:rPr>
           <w:rFonts w:eastAsiaTheme="majorEastAsia" w:cstheme="minorHAnsi"/>
-        </w:rPr>
-        <w:t xml:space="preserve"> To prevent "governance attacks" (where an actor borrows tokens just to swing a vote), voting power is calculated based on a historical block checkpoint. A user’s influence is determined by their staked </w:t>
-      </w:r>
-      <w:r>
+          <w:lang w:val="en-DE"/>
+        </w:rPr>
+        <w:t> To prevent "governance attacks" (where an actor borrows tokens via flash loans to manipulate a vote), voting power is calculated based on a historical block height checkpoint. A user’s influence is determined by their staked RTD balance at the precise moment the proposal was created, not at the moment the vote is cast.</w:t>
+      </w:r>
+    </w:p>
+    <w:p>
+      <w:pPr>
+        <w:numPr>
+          <w:ilvl w:val="0"/>
+          <w:numId w:val="59"/>
+        </w:numPr>
+        <w:spacing w:after="120"/>
         <w:rPr>
           <w:rFonts w:eastAsiaTheme="majorEastAsia" w:cstheme="minorHAnsi"/>
-        </w:rPr>
-        <w:t>$GINI</w:t>
-      </w:r>
+          <w:lang w:val="en-DE"/>
+        </w:rPr>
+      </w:pPr>
       <w:r>
         <w:rPr>
           <w:rFonts w:eastAsiaTheme="majorEastAsia" w:cstheme="minorHAnsi"/>
-        </w:rPr>
-        <w:t xml:space="preserve"> balance </w:t>
+          <w:b/>
+          <w:bCs/>
+          <w:lang w:val="en-DE"/>
+        </w:rPr>
+        <w:t>Auditability:</w:t>
       </w:r>
       <w:r>
         <w:rPr>
           <w:rFonts w:eastAsiaTheme="majorEastAsia" w:cstheme="minorHAnsi"/>
-          <w:i/>
-          <w:iCs/>
-        </w:rPr>
-        <w:t>at the moment the proposal was created</w:t>
+          <w:lang w:val="en-DE"/>
+        </w:rPr>
+        <w:t> While the user interaction occurs on Common, all voting records are stored permanently and transparently on </w:t>
       </w:r>
       <w:r>
         <w:rPr>
           <w:rFonts w:eastAsiaTheme="majorEastAsia" w:cstheme="minorHAnsi"/>
-        </w:rPr>
-        <w:t>, not at the moment of voting.</w:t>
+          <w:b/>
+          <w:bCs/>
+          <w:lang w:val="en-DE"/>
+        </w:rPr>
+        <w:t>IPFS via the Snapshot protocol</w:t>
+      </w:r>
+      <w:r>
+        <w:rPr>
+          <w:rFonts w:eastAsiaTheme="majorEastAsia" w:cstheme="minorHAnsi"/>
+          <w:lang w:val="en-DE"/>
+        </w:rPr>
+        <w:t>. This allows for independent verification of consensus by the Execution Council or any interested third party, ensuring the integrity of the legislative process.</w:t>
       </w:r>
     </w:p>
     <w:p>
       <w:pPr>
         <w:pStyle w:val="Heading3"/>
-        <w:rPr>
-          <w:rStyle w:val="Heading3Char"/>
-          <w:b/>
-          <w:bCs/>
-        </w:rPr>
-      </w:pPr>
-      <w:r>
-        <w:rPr>
-          <w:rStyle w:val="Heading3Char"/>
-          <w:b/>
-          <w:bCs/>
-        </w:rPr>
+      </w:pPr>
+      <w:r>
         <w:t>The Executive Layer: The Execution Council</w:t>
       </w:r>
     </w:p>
-    <w:p/>
     <w:p>
       <w:pPr>
         <w:spacing w:after="120"/>
@@ -4986,7 +5027,7 @@
           <w:b/>
           <w:bCs/>
         </w:rPr>
-        <w:t>Gini.gg</w:t>
+        <w:t>Regarded DAO</w:t>
       </w:r>
       <w:r>
         <w:rPr>
@@ -4994,7 +5035,7 @@
           <w:b/>
           <w:bCs/>
         </w:rPr>
-        <w:t xml:space="preserve"> DAO LLC</w:t>
+        <w:t xml:space="preserve"> LLC</w:t>
       </w:r>
       <w:r>
         <w:rPr>
@@ -5026,75 +5067,60 @@
         <w:rPr>
           <w:rFonts w:eastAsiaTheme="majorEastAsia" w:cstheme="minorHAnsi"/>
         </w:rPr>
-        <w:t xml:space="preserve"> While the initial Council comprises trusted community stakeholders and founders, the protocol roadmap dictates that these seats will eventually be </w:t>
-      </w:r>
-      <w:r>
+        <w:t> While the initial Council comprises trusted community stakeholders and founders, the protocol roadmap dictates that these seats will eventually be filled via democratic election, ensuring the community retains sovereign control over its executive arm.</w:t>
+      </w:r>
+    </w:p>
+    <w:p>
+      <w:pPr>
+        <w:spacing w:after="120"/>
+        <w:ind w:left="720"/>
         <w:rPr>
           <w:rFonts w:eastAsiaTheme="majorEastAsia" w:cstheme="minorHAnsi"/>
         </w:rPr>
+      </w:pPr>
+    </w:p>
+    <w:p>
+      <w:pPr>
+        <w:pStyle w:val="Heading3"/>
+      </w:pPr>
+      <w:r>
         <w:lastRenderedPageBreak/>
-        <w:t>filled via democratic election, ensuring the community retains sovereign control over its executive arm.</w:t>
-      </w:r>
-    </w:p>
-    <w:p>
-      <w:pPr>
-        <w:spacing w:after="120"/>
-        <w:ind w:left="720"/>
+        <w:t>The Operational Layer: On-Chain Enforcement</w:t>
+      </w:r>
+    </w:p>
+    <w:p>
+      <w:pPr>
+        <w:spacing w:after="120"/>
         <w:rPr>
           <w:rFonts w:eastAsiaTheme="majorEastAsia" w:cstheme="minorHAnsi"/>
         </w:rPr>
       </w:pPr>
+      <w:r>
+        <w:rPr>
+          <w:rFonts w:eastAsiaTheme="majorEastAsia" w:cstheme="minorHAnsi"/>
+        </w:rPr>
+        <w:t>Critical administrative functions within the protocol architecture (such as GameController.startNewSeason or Treasury.setRevenueAllocationPolicy) are protected by an </w:t>
+      </w:r>
+      <w:proofErr w:type="spellStart"/>
+      <w:r>
+        <w:rPr>
+          <w:rFonts w:eastAsiaTheme="majorEastAsia" w:cstheme="minorHAnsi"/>
+        </w:rPr>
+        <w:t>onlyCouncil</w:t>
+      </w:r>
+      <w:proofErr w:type="spellEnd"/>
+      <w:r>
+        <w:rPr>
+          <w:rFonts w:eastAsiaTheme="majorEastAsia" w:cstheme="minorHAnsi"/>
+        </w:rPr>
+        <w:t> modifier. This cryptographic gatekeeping ensures that no changes to the game rules or financial parameters can occur without the cryptographic consensus of the Execution Council, acting on the mandate of a passed proposal.</w:t>
+      </w:r>
     </w:p>
     <w:p>
       <w:pPr>
         <w:pStyle w:val="Heading3"/>
-        <w:rPr>
-          <w:rStyle w:val="Heading3Char"/>
-        </w:rPr>
-      </w:pPr>
-      <w:r>
-        <w:rPr>
-          <w:rStyle w:val="Heading3Char"/>
-        </w:rPr>
-        <w:t>The Operational Layer: On-Chain Enforcement</w:t>
-      </w:r>
-    </w:p>
-    <w:p>
-      <w:pPr>
-        <w:spacing w:after="120"/>
-        <w:rPr>
-          <w:rFonts w:eastAsiaTheme="majorEastAsia" w:cstheme="minorHAnsi"/>
-        </w:rPr>
-      </w:pPr>
-      <w:r>
-        <w:rPr>
-          <w:rFonts w:eastAsiaTheme="majorEastAsia" w:cstheme="minorHAnsi"/>
-        </w:rPr>
-        <w:t>Critical administrative functions within the protocol architecture (such as GameController.startNewSeason or Treasury.setRevenueAllocationPolicy) are protected by an </w:t>
-      </w:r>
-      <w:proofErr w:type="spellStart"/>
-      <w:r>
-        <w:rPr>
-          <w:rFonts w:eastAsiaTheme="majorEastAsia" w:cstheme="minorHAnsi"/>
-        </w:rPr>
-        <w:t>onlyCouncil</w:t>
-      </w:r>
-      <w:proofErr w:type="spellEnd"/>
-      <w:r>
-        <w:rPr>
-          <w:rFonts w:eastAsiaTheme="majorEastAsia" w:cstheme="minorHAnsi"/>
-        </w:rPr>
-        <w:t> modifier. This cryptographic gatekeeping ensures that no changes to the game rules or financial parameters can occur without the cryptographic consensus of the Execution Council, acting on the mandate of a passed proposal.</w:t>
-      </w:r>
-    </w:p>
-    <w:p>
-      <w:pPr>
-        <w:pStyle w:val="Heading3"/>
-      </w:pPr>
-      <w:r>
-        <w:rPr>
-          <w:rStyle w:val="Heading3Char"/>
-        </w:rPr>
+      </w:pPr>
+      <w:r>
         <w:t>The Governance Lifecycle</w:t>
       </w:r>
     </w:p>
@@ -5193,7 +5219,7 @@
         <w:rPr>
           <w:rFonts w:eastAsiaTheme="majorEastAsia" w:cstheme="minorHAnsi"/>
         </w:rPr>
-        <w:t>$GINI</w:t>
+        <w:t>$REG</w:t>
       </w:r>
       <w:r>
         <w:rPr>
@@ -5351,7 +5377,7 @@
       <w:pPr>
         <w:pStyle w:val="Heading2"/>
       </w:pPr>
-      <w:bookmarkStart w:id="10" w:name="_Toc216525071"/>
+      <w:bookmarkStart w:id="10" w:name="_Toc222913407"/>
       <w:r>
         <w:t>Infrastructural Deployment and Network Selection</w:t>
       </w:r>
@@ -5365,7 +5391,7 @@
         <w:t xml:space="preserve">To ensure the protocol operates with the necessary throughput, security, and economic efficiency, the </w:t>
       </w:r>
       <w:r>
-        <w:t>Gini.gg</w:t>
+        <w:t>Regarded Games</w:t>
       </w:r>
       <w:r>
         <w:t xml:space="preserve"> simulation will be deployed on </w:t>
@@ -5402,6 +5428,7 @@
           <w:b/>
           <w:bCs/>
         </w:rPr>
+        <w:lastRenderedPageBreak/>
         <w:t>EVM Standardization and Composability:</w:t>
       </w:r>
       <w:r>
@@ -5422,7 +5449,6 @@
           <w:b/>
           <w:bCs/>
         </w:rPr>
-        <w:lastRenderedPageBreak/>
         <w:t>Economic Efficiency and High-Frequency Interaction:</w:t>
       </w:r>
       <w:r>
@@ -5489,22 +5515,12 @@
     <w:p>
       <w:pPr>
         <w:pStyle w:val="Heading1"/>
-        <w:spacing w:after="120"/>
-        <w:rPr>
-          <w:color w:val="auto"/>
-        </w:rPr>
-      </w:pPr>
-      <w:bookmarkStart w:id="11" w:name="_Toc216525072"/>
-      <w:r>
-        <w:rPr>
-          <w:color w:val="auto"/>
-        </w:rPr>
+      </w:pPr>
+      <w:bookmarkStart w:id="11" w:name="_Toc222913408"/>
+      <w:r>
         <w:t xml:space="preserve">Part III: The Mechanical </w:t>
       </w:r>
       <w:r>
-        <w:rPr>
-          <w:color w:val="auto"/>
-        </w:rPr>
         <w:t>and Technical Framework</w:t>
       </w:r>
       <w:bookmarkEnd w:id="11"/>
@@ -5513,7 +5529,7 @@
       <w:pPr>
         <w:pStyle w:val="Heading2"/>
       </w:pPr>
-      <w:bookmarkStart w:id="12" w:name="_Toc216525073"/>
+      <w:bookmarkStart w:id="12" w:name="_Toc222913409"/>
       <w:r>
         <w:t>System Design: A Codified Philosophy</w:t>
       </w:r>
@@ -5527,10 +5543,14 @@
         <w:t xml:space="preserve">The mechanics of </w:t>
       </w:r>
       <w:r>
-        <w:t>Gini.gg</w:t>
-      </w:r>
-      <w:r>
-        <w:t xml:space="preserve"> are not arbitrary gamification elements; they are the rigorous codification of the philosophical conflict outlined in Part I. Every rule is designed to ensure fairness, enforce accountability, and isolate the variables of economic ideology.</w:t>
+        <w:t>Regarded Games</w:t>
+      </w:r>
+      <w:r>
+        <w:t xml:space="preserve"> are not arbitrary gamification elements; they are the rigorous codification of the philosophical conflict outlined in Part I. Every rule is </w:t>
+      </w:r>
+      <w:r>
+        <w:lastRenderedPageBreak/>
+        <w:t>designed to ensure fairness, enforce accountability, and isolate the variables of economic ideology.</w:t>
       </w:r>
     </w:p>
     <w:p>
@@ -5656,80 +5676,73 @@
           <w:b/>
           <w:bCs/>
         </w:rPr>
-        <w:t>Capital Initialization Phase (Auction)</w:t>
-      </w:r>
-      <w:r>
-        <w:rPr>
-          <w:b/>
-          <w:bCs/>
-        </w:rPr>
+        <w:t xml:space="preserve">Capital Initialization Phase (Auction) </w:t>
+      </w:r>
+      <w:r>
+        <w:t>a</w:t>
+      </w:r>
+      <w:r>
         <w:t xml:space="preserve"> </w:t>
       </w:r>
       <w:r>
+        <w:t>wallet</w:t>
+      </w:r>
+      <w:r>
+        <w:t xml:space="preserve"> </w:t>
+      </w:r>
+      <w:r>
+        <w:t>must</w:t>
+      </w:r>
+      <w:r>
+        <w:t xml:space="preserve"> </w:t>
+      </w:r>
+      <w:r>
+        <w:t>hold</w:t>
+      </w:r>
+      <w:r>
+        <w:t xml:space="preserve"> </w:t>
+      </w:r>
+      <w:r>
         <w:t>a</w:t>
       </w:r>
       <w:r>
         <w:t xml:space="preserve"> </w:t>
       </w:r>
       <w:r>
-        <w:t>wallet</w:t>
+        <w:t>balance</w:t>
       </w:r>
       <w:r>
         <w:t xml:space="preserve"> </w:t>
       </w:r>
       <w:r>
-        <w:t>must</w:t>
+        <w:t>of</w:t>
       </w:r>
       <w:r>
         <w:t xml:space="preserve"> </w:t>
       </w:r>
       <w:r>
-        <w:t>hold</w:t>
+        <w:t>the</w:t>
       </w:r>
       <w:r>
         <w:t xml:space="preserve"> </w:t>
       </w:r>
       <w:r>
-        <w:t>a</w:t>
+        <w:t>Governance</w:t>
       </w:r>
       <w:r>
         <w:t xml:space="preserve"> </w:t>
       </w:r>
       <w:r>
-        <w:t>balance</w:t>
+        <w:t>Token</w:t>
       </w:r>
       <w:r>
         <w:t xml:space="preserve"> </w:t>
       </w:r>
       <w:r>
-        <w:t>of</w:t>
-      </w:r>
-      <w:r>
-        <w:t xml:space="preserve"> </w:t>
-      </w:r>
-      <w:r>
-        <w:t>the</w:t>
-      </w:r>
-      <w:r>
-        <w:t xml:space="preserve"> </w:t>
-      </w:r>
-      <w:r>
-        <w:t>Governance</w:t>
-      </w:r>
-      <w:r>
-        <w:t xml:space="preserve"> </w:t>
-      </w:r>
-      <w:r>
-        <w:t>Token</w:t>
-      </w:r>
-      <w:r>
-        <w:t xml:space="preserve"> </w:t>
-      </w:r>
-      <w:r>
         <w:t>(</w:t>
       </w:r>
       <w:r>
-        <w:t>$GINI</w:t>
+        <w:t>$REG</w:t>
       </w:r>
       <w:r>
         <w:t>)</w:t>
@@ -5770,20 +5783,16 @@
         <w:t xml:space="preserve"> defined for the season (e.g., 10 </w:t>
       </w:r>
       <w:r>
-        <w:t>$GINI</w:t>
+        <w:t>$REG</w:t>
       </w:r>
       <w:r>
         <w:t xml:space="preserve"> required per 100 $FIM held). This ensures deterministic access requirements while maintaining the high-water mark logic: a single pool of staked </w:t>
       </w:r>
       <w:r>
-        <w:t>$GINI</w:t>
-      </w:r>
-      <w:r>
-        <w:t xml:space="preserve"> can </w:t>
-      </w:r>
-      <w:r>
-        <w:lastRenderedPageBreak/>
-        <w:t>collateralize multiple concurrent seasons, provided the user meets the maximum requirement of any single active game.</w:t>
+        <w:t>$REG</w:t>
+      </w:r>
+      <w:r>
+        <w:t xml:space="preserve"> can collateralize multiple concurrent seasons, provided the user meets the maximum requirement of any single active game.</w:t>
       </w:r>
     </w:p>
     <w:p>
@@ -5795,7 +5804,13 @@
         </w:numPr>
       </w:pPr>
       <w:r>
-        <w:t>High-Water Mark Efficiency: This commitment operates on a High-Water Mark (MAX) basis. A single pool of staked $RTD can collateralize multiple concurrent seasons, provided the user meets the maximum requirement of any single active game.</w:t>
+        <w:t xml:space="preserve">High-Water Mark Efficiency: This commitment operates on a High-Water Mark (MAX) basis. A single pool of staked </w:t>
+      </w:r>
+      <w:r>
+        <w:t>$REG</w:t>
+      </w:r>
+      <w:r>
+        <w:t xml:space="preserve"> can collateralize multiple concurrent seasons, provided the user meets the maximum requirement of any single active game.</w:t>
       </w:r>
     </w:p>
     <w:p>
@@ -5876,6 +5891,7 @@
           <w:b/>
           <w:bCs/>
         </w:rPr>
+        <w:lastRenderedPageBreak/>
         <w:t>Ephemeral Existence:</w:t>
       </w:r>
       <w:r>
@@ -6093,86 +6109,61 @@
     <w:p>
       <w:pPr>
         <w:spacing w:after="120"/>
-        <w:rPr>
-          <w:lang w:val="en-DE"/>
-        </w:rPr>
-      </w:pPr>
-      <w:r>
-        <w:rPr>
-          <w:lang w:val="en-DE"/>
-        </w:rPr>
+      </w:pPr>
+      <w:r>
         <w:t>Following the auction, the economy does not immediately transition to a free market. Instead, it enters a </w:t>
       </w:r>
       <w:r>
         <w:rPr>
           <w:b/>
           <w:bCs/>
-          <w:lang w:val="en-DE"/>
         </w:rPr>
         <w:t>Bootstrap Phase</w:t>
       </w:r>
       <w:r>
-        <w:rPr>
-          <w:lang w:val="en-DE"/>
-        </w:rPr>
         <w:t>. During this window, trading is temporarily paused while the </w:t>
       </w:r>
       <w:r>
         <w:rPr>
           <w:b/>
           <w:bCs/>
-          <w:lang w:val="en-DE"/>
         </w:rPr>
         <w:t>Gini Solver Bot</w:t>
       </w:r>
       <w:r>
-        <w:rPr>
-          <w:lang w:val="en-DE"/>
-        </w:rPr>
         <w:t> calculates and submits the initial distribution data (</w:t>
       </w:r>
       <w:proofErr w:type="spellStart"/>
       <w:r>
-        <w:rPr>
-          <w:lang w:val="en-DE"/>
-        </w:rPr>
-        <w:t>Ginitial</w:t>
+        <w:t>g_</w:t>
+      </w:r>
+      <w:r>
+        <w:t>initial</w:t>
       </w:r>
       <w:proofErr w:type="spellEnd"/>
       <w:r>
-        <w:rPr>
-          <w:lang w:val="en-DE"/>
-        </w:rPr>
         <w:t>). Only after this baseline is cryptographically verified does the state transition to the active </w:t>
       </w:r>
       <w:r>
         <w:rPr>
           <w:b/>
           <w:bCs/>
-          <w:lang w:val="en-DE"/>
         </w:rPr>
         <w:t>Trading Phase</w:t>
       </w:r>
       <w:r>
-        <w:rPr>
-          <w:lang w:val="en-DE"/>
-        </w:rPr>
         <w:t>.</w:t>
       </w:r>
     </w:p>
     <w:p>
       <w:pPr>
         <w:spacing w:after="120"/>
-        <w:rPr>
-          <w:lang w:val="en-DE"/>
-        </w:rPr>
-      </w:pPr>
-      <w:r>
-        <w:rPr>
-          <w:b/>
-          <w:bCs/>
-        </w:rPr>
-        <w:lastRenderedPageBreak/>
+      </w:pPr>
+      <w:r>
+        <w:rPr>
+          <w:b/>
+          <w:bCs/>
+        </w:rPr>
         <w:t>The Transparent Order Book (</w:t>
       </w:r>
       <w:proofErr w:type="spellStart"/>
@@ -6196,7 +6187,7 @@
         <w:t xml:space="preserve">Unlike standard Decentralized Exchanges (AMMs) which obscure individual actors behind liquidity pools, the </w:t>
       </w:r>
       <w:r>
-        <w:t>Gini.gg</w:t>
+        <w:t>Regarded Games</w:t>
       </w:r>
       <w:r>
         <w:t xml:space="preserve"> Exchange utilizes a </w:t>
@@ -6264,6 +6255,7 @@
           <w:b/>
           <w:bCs/>
         </w:rPr>
+        <w:lastRenderedPageBreak/>
         <w:t>Strategic Rationale:</w:t>
       </w:r>
       <w:r>
@@ -6312,16 +6304,7 @@
           <w:b/>
           <w:bCs/>
         </w:rPr>
-        <w:t>Gcurrent</w:t>
-      </w:r>
-      <w:r>
-        <w:rPr>
-          <w:b/>
-          <w:bCs/>
-          <w:i/>
-          <w:iCs/>
-        </w:rPr>
-        <w:t>Gcurrent</w:t>
+        <w:t>G_current</w:t>
       </w:r>
       <w:proofErr w:type="spellEnd"/>
       <w:r>
@@ -6329,7 +6312,7 @@
           <w:b/>
           <w:bCs/>
         </w:rPr>
-        <w:t>​)</w:t>
+        <w:t>)</w:t>
       </w:r>
       <w:r>
         <w:t>, calculated live on-chain. This metric serves as the objective arbiter of the simulation, ranging from 0 (Perfect Equality) to 1 (Absolute Concentration).</w:t>
@@ -6417,18 +6400,11 @@
       </w:r>
       <w:proofErr w:type="spellStart"/>
       <w:r>
-        <w:t>Ginitial</w:t>
-      </w:r>
-      <w:r>
-        <w:rPr>
-          <w:i/>
-          <w:iCs/>
-        </w:rPr>
-        <w:t>Ginitial</w:t>
+        <w:t>G_initial</w:t>
       </w:r>
       <w:proofErr w:type="spellEnd"/>
       <w:r>
-        <w:t>​) toward their ideological pole.</w:t>
+        <w:t>) toward their ideological pole.</w:t>
       </w:r>
     </w:p>
     <w:p>
@@ -6456,11 +6432,29 @@
         <w:ind w:left="1440"/>
       </w:pPr>
       <w:r>
-        <w:t>(Gcurrent−Ginitial)/(1−</w:t>
+        <w:t>(</w:t>
+      </w:r>
+      <w:r>
+        <w:t>G_current</w:t>
+      </w:r>
+      <w:r>
+        <w:t>−</w:t>
+      </w:r>
+      <w:r>
+        <w:t>G_initial</w:t>
+      </w:r>
+      <w:r>
+        <w:t>)/(1−</w:t>
+      </w:r>
+      <w:r>
+        <w:t>G_</w:t>
       </w:r>
       <w:proofErr w:type="gramStart"/>
       <w:r>
-        <w:t>Ginitial)≥</w:t>
+        <w:t>initial</w:t>
+      </w:r>
+      <w:r>
+        <w:t>)≥</w:t>
       </w:r>
       <w:proofErr w:type="gramEnd"/>
       <w:r>
@@ -6471,7 +6465,7 @@
           <w:i/>
           <w:iCs/>
         </w:rPr>
-        <w:t>Gcurrent</w:t>
+        <w:t>G_current</w:t>
       </w:r>
       <w:r>
         <w:t>​−</w:t>
@@ -6481,18 +6475,25 @@
           <w:i/>
           <w:iCs/>
         </w:rPr>
-        <w:t>Ginitial</w:t>
+        <w:t>G_initial</w:t>
       </w:r>
       <w:r>
         <w:t>​)/(1−</w:t>
       </w:r>
-      <w:proofErr w:type="gramStart"/>
       <w:r>
         <w:rPr>
           <w:i/>
           <w:iCs/>
         </w:rPr>
-        <w:t>Ginitial</w:t>
+        <w:t>G_</w:t>
+      </w:r>
+      <w:proofErr w:type="gramStart"/>
+      <w:r>
+        <w:rPr>
+          <w:i/>
+          <w:iCs/>
+        </w:rPr>
+        <w:t>initial</w:t>
       </w:r>
       <w:r>
         <w:t>​)≥</w:t>
@@ -6527,11 +6528,29 @@
         <w:ind w:left="1440"/>
       </w:pPr>
       <w:r>
-        <w:t>((Ginitial−Gcurrent)/</w:t>
+        <w:t>((</w:t>
+      </w:r>
+      <w:r>
+        <w:t>G_initial</w:t>
+      </w:r>
+      <w:r>
+        <w:t>−</w:t>
+      </w:r>
+      <w:r>
+        <w:t>G_current</w:t>
+      </w:r>
+      <w:r>
+        <w:t>)/</w:t>
+      </w:r>
+      <w:r>
+        <w:t>G_</w:t>
       </w:r>
       <w:proofErr w:type="gramStart"/>
       <w:r>
-        <w:t>Ginitial)×</w:t>
+        <w:t>initial</w:t>
+      </w:r>
+      <w:r>
+        <w:t>)×</w:t>
       </w:r>
       <w:proofErr w:type="gramEnd"/>
       <w:r>
@@ -6542,7 +6561,7 @@
           <w:i/>
           <w:iCs/>
         </w:rPr>
-        <w:t>Ginitial</w:t>
+        <w:t>G_initial</w:t>
       </w:r>
       <w:r>
         <w:t>​−</w:t>
@@ -6552,28 +6571,35 @@
           <w:i/>
           <w:iCs/>
         </w:rPr>
-        <w:t>Gcurrent</w:t>
+        <w:t>G_current</w:t>
       </w:r>
       <w:r>
         <w:t>​)/</w:t>
       </w:r>
-      <w:proofErr w:type="gramStart"/>
       <w:r>
         <w:rPr>
           <w:i/>
           <w:iCs/>
         </w:rPr>
-        <w:t>Ginitial</w:t>
-      </w:r>
-      <w:r>
-        <w:t>​)×</w:t>
-      </w:r>
-      <w:proofErr w:type="gramEnd"/>
+        <w:t>G_</w:t>
+      </w:r>
+      <w:proofErr w:type="gramStart"/>
       <w:r>
         <w:rPr>
           <w:i/>
           <w:iCs/>
         </w:rPr>
+        <w:t>initial</w:t>
+      </w:r>
+      <w:r>
+        <w:t>​)×</w:t>
+      </w:r>
+      <w:proofErr w:type="gramEnd"/>
+      <w:r>
+        <w:rPr>
+          <w:i/>
+          <w:iCs/>
+        </w:rPr>
         <w:t>M</w:t>
       </w:r>
       <w:r>
@@ -6660,7 +6686,11 @@
         <w:spacing w:after="120"/>
       </w:pPr>
       <w:r>
-        <w:t xml:space="preserve">Crucially, the parameter Beta serves as the protocol's primary Governance Lever. It is not a static constant, but a mutable variable subject to DAO ratification. This design empowers the community to engage in dynamic game balancing. By </w:t>
+        <w:t xml:space="preserve">Crucially, the parameter Beta serves as the protocol's primary Governance Lever. It is not a static constant, but a mutable variable subject to DAO ratification. This design </w:t>
+      </w:r>
+      <w:r>
+        <w:lastRenderedPageBreak/>
+        <w:t xml:space="preserve">empowers the community to engage in dynamic game balancing. By </w:t>
       </w:r>
       <w:proofErr w:type="spellStart"/>
       <w:r>
@@ -6680,7 +6710,6 @@
           <w:b/>
           <w:bCs/>
         </w:rPr>
-        <w:lastRenderedPageBreak/>
         <w:t>The Existential Threshold (Dust Filter):</w:t>
       </w:r>
       <w:r>
@@ -6702,49 +6731,7 @@
         <w:spacing w:after="120"/>
       </w:pPr>
       <w:r>
-        <w:t>FIM</w:t>
-      </w:r>
-      <w:r>
-        <w:t xml:space="preserve"> </w:t>
-      </w:r>
-      <w:r>
-        <w:t>above</w:t>
-      </w:r>
-      <w:r>
-        <w:t xml:space="preserve"> </w:t>
-      </w:r>
-      <w:r>
-        <w:t>this</w:t>
-      </w:r>
-      <w:r>
-        <w:t xml:space="preserve"> </w:t>
-      </w:r>
-      <w:r>
-        <w:t>threshold</w:t>
-      </w:r>
-      <w:r>
-        <w:t xml:space="preserve"> </w:t>
-      </w:r>
-      <w:r>
-        <w:t>(defined</w:t>
-      </w:r>
-      <w:r>
-        <w:t xml:space="preserve"> </w:t>
-      </w:r>
-      <w:r>
-        <w:t>in</w:t>
-      </w:r>
-      <w:r>
-        <w:t xml:space="preserve"> </w:t>
-      </w:r>
-      <w:r>
-        <w:t>the</w:t>
-      </w:r>
-      <w:r>
-        <w:t xml:space="preserve"> </w:t>
-      </w:r>
-      <w:r>
-        <w:t>‘</w:t>
+        <w:t>FIM above this threshold (defined in the ‘</w:t>
       </w:r>
       <w:proofErr w:type="spellStart"/>
       <w:proofErr w:type="gramStart"/>
@@ -6757,75 +6744,15 @@
       </w:r>
       <w:proofErr w:type="gramEnd"/>
       <w:r>
-        <w:t>,</w:t>
-      </w:r>
-      <w:r>
-        <w:t xml:space="preserve"> </w:t>
-      </w:r>
-      <w:r>
-        <w:t>e.g.,</w:t>
-      </w:r>
-      <w:r>
-        <w:t xml:space="preserve"> </w:t>
-      </w:r>
-      <w:r>
-        <w:t>5</w:t>
-      </w:r>
-      <w:r>
-        <w:t xml:space="preserve"> </w:t>
+        <w:t xml:space="preserve">, e.g., 5 </w:t>
       </w:r>
       <w:proofErr w:type="gramStart"/>
       <w:r>
-        <w:t>units</w:t>
-      </w:r>
-      <w:r>
-        <w:t xml:space="preserve"> </w:t>
-      </w:r>
-      <w:r>
-        <w:t>)</w:t>
+        <w:t>units )</w:t>
       </w:r>
       <w:proofErr w:type="gramEnd"/>
       <w:r>
-        <w:t xml:space="preserve"> </w:t>
-      </w:r>
-      <w:r>
-        <w:t>are</w:t>
-      </w:r>
-      <w:r>
-        <w:t xml:space="preserve"> </w:t>
-      </w:r>
-      <w:r>
-        <w:t>included</w:t>
-      </w:r>
-      <w:r>
-        <w:t xml:space="preserve"> </w:t>
-      </w:r>
-      <w:r>
-        <w:t>in</w:t>
-      </w:r>
-      <w:r>
-        <w:t xml:space="preserve"> </w:t>
-      </w:r>
-      <w:r>
-        <w:t>the</w:t>
-      </w:r>
-      <w:r>
-        <w:t xml:space="preserve"> </w:t>
-      </w:r>
-      <w:r>
-        <w:t>population</w:t>
-      </w:r>
-      <w:r>
-        <w:t xml:space="preserve"> </w:t>
-      </w:r>
-      <w:r>
-        <w:t>count</w:t>
-      </w:r>
-      <w:r>
-        <w:t xml:space="preserve">. </w:t>
-      </w:r>
-      <w:r>
-        <w:t>Wallets below this amount are mathematically excluded from the state calculation.</w:t>
+        <w:t xml:space="preserve"> are included in the population count. Wallets below this amount are mathematically excluded from the state calculation.</w:t>
       </w:r>
     </w:p>
     <w:p>
@@ -6890,10 +6817,7 @@
         <w:t> to execute the payout. The distribution logic is the financial expression of the winning ideology.</w:t>
       </w:r>
       <w:r>
-        <w:t xml:space="preserve"> </w:t>
-      </w:r>
-      <w:r>
-        <w:t>Wallets holding less than the Existential Threshold are excluded from both the Gini calculation and the final payout distribution to prevent dust attacks and gas inefficiency.</w:t>
+        <w:t xml:space="preserve"> Wallets holding less than the Existential Threshold are excluded from both the Gini calculation and the final payout distribution to prevent dust attacks and gas inefficiency.</w:t>
       </w:r>
     </w:p>
     <w:p>
@@ -7066,6 +6990,7 @@
           <w:b/>
           <w:bCs/>
         </w:rPr>
+        <w:lastRenderedPageBreak/>
         <w:t>Proof of Sacrifice:</w:t>
       </w:r>
       <w:r>
@@ -7225,7 +7150,6 @@
         </w:numPr>
       </w:pPr>
       <w:r>
-        <w:lastRenderedPageBreak/>
         <w:t>The overall progress is determined by the greater of the two.</w:t>
       </w:r>
     </w:p>
@@ -7329,10 +7253,7 @@
         <w:t>FIM</w:t>
       </w:r>
       <w:r>
-        <w:t xml:space="preserve"> </w:t>
-      </w:r>
-      <w:r>
-        <w:t>holdings.</w:t>
+        <w:t xml:space="preserve"> holdings.</w:t>
       </w:r>
     </w:p>
     <w:p>
@@ -7352,9 +7273,8 @@
     <w:p>
       <w:pPr>
         <w:pStyle w:val="Heading2"/>
-        <w:spacing w:after="120"/>
-      </w:pPr>
-      <w:bookmarkStart w:id="13" w:name="_Toc216525074"/>
+      </w:pPr>
+      <w:bookmarkStart w:id="13" w:name="_Toc222913410"/>
       <w:r>
         <w:lastRenderedPageBreak/>
         <w:t>Smart Contract Architecture</w:t>
@@ -7381,7 +7301,7 @@
           <w:rFonts w:cstheme="minorHAnsi"/>
           <w:color w:val="000000" w:themeColor="text1"/>
         </w:rPr>
-        <w:t>Gini.gg</w:t>
+        <w:t>Regarded Games</w:t>
       </w:r>
       <w:r>
         <w:rPr>
@@ -7570,7 +7490,7 @@
           <w:rFonts w:cstheme="minorHAnsi"/>
           <w:color w:val="000000" w:themeColor="text1"/>
         </w:rPr>
-        <w:t>$GINI</w:t>
+        <w:t>$REG</w:t>
       </w:r>
       <w:r>
         <w:rPr>
@@ -7620,7 +7540,7 @@
           <w:rFonts w:cstheme="minorHAnsi"/>
           <w:color w:val="000000" w:themeColor="text1"/>
         </w:rPr>
-        <w:t>$GINI</w:t>
+        <w:t>$REG</w:t>
       </w:r>
       <w:r>
         <w:rPr>
@@ -7692,7 +7612,7 @@
           <w:rFonts w:cstheme="minorHAnsi"/>
           <w:color w:val="000000" w:themeColor="text1"/>
         </w:rPr>
-        <w:t>$GINI</w:t>
+        <w:t>$REG</w:t>
       </w:r>
       <w:r>
         <w:rPr>
@@ -7713,14 +7633,7 @@
           <w:rFonts w:cstheme="minorHAnsi"/>
           <w:color w:val="000000" w:themeColor="text1"/>
         </w:rPr>
-        <w:t xml:space="preserve">It </w:t>
-      </w:r>
-      <w:r>
-        <w:rPr>
-          <w:rFonts w:cstheme="minorHAnsi"/>
-          <w:color w:val="000000" w:themeColor="text1"/>
-        </w:rPr>
-        <w:t>enforces the </w:t>
+        <w:t>It enforces the </w:t>
       </w:r>
       <w:r>
         <w:rPr>
@@ -7752,21 +7665,7 @@
           <w:rFonts w:cstheme="minorHAnsi"/>
           <w:color w:val="000000" w:themeColor="text1"/>
         </w:rPr>
-        <w:t> model. The collateral requirement is fixed per season, ensuring deterministic access without reliance on external price feeds. A single RTD</w:t>
-      </w:r>
-      <w:r>
-        <w:rPr>
-          <w:rFonts w:cstheme="minorHAnsi"/>
-          <w:color w:val="000000" w:themeColor="text1"/>
-        </w:rPr>
-        <w:t xml:space="preserve"> </w:t>
-      </w:r>
-      <w:r>
-        <w:rPr>
-          <w:rFonts w:cstheme="minorHAnsi"/>
-          <w:color w:val="000000" w:themeColor="text1"/>
-        </w:rPr>
-        <w:t>stake can collateralize multiple active seasons simultaneously, provided the user meets the maximum requirement of any single season they are participating in.</w:t>
+        <w:t> model. The collateral requirement is fixed per season, ensuring deterministic access without reliance on external price feeds. A single RTD stake can collateralize multiple active seasons simultaneously, provided the user meets the maximum requirement of any single season they are participating in.</w:t>
       </w:r>
     </w:p>
     <w:p>
@@ -7865,7 +7764,7 @@
           <w:rFonts w:cstheme="minorHAnsi"/>
           <w:color w:val="000000" w:themeColor="text1"/>
         </w:rPr>
-        <w:t>$GINI</w:t>
+        <w:t>$REG</w:t>
       </w:r>
       <w:r>
         <w:rPr>
@@ -7911,6 +7810,7 @@
           <w:bCs/>
           <w:color w:val="000000" w:themeColor="text1"/>
         </w:rPr>
+        <w:lastRenderedPageBreak/>
         <w:t>GameController.sol</w:t>
       </w:r>
       <w:proofErr w:type="spellEnd"/>
@@ -8205,7 +8105,6 @@
           <w:bCs/>
           <w:color w:val="000000" w:themeColor="text1"/>
         </w:rPr>
-        <w:lastRenderedPageBreak/>
         <w:t>JIT Asset Management:</w:t>
       </w:r>
       <w:r>
@@ -8573,14 +8472,15 @@
           <w:rFonts w:cstheme="minorHAnsi"/>
           <w:color w:val="000000" w:themeColor="text1"/>
         </w:rPr>
-        <w:t xml:space="preserve"> </w:t>
-      </w:r>
-      <w:r>
-        <w:rPr>
-          <w:rFonts w:cstheme="minorHAnsi"/>
-          <w:color w:val="000000" w:themeColor="text1"/>
-        </w:rPr>
-        <w:t>The locked collateral remains bound to the user's identity until the Season concludes, regardless of their subsequent trading activity.</w:t>
+        <w:t xml:space="preserve"> The locked collateral remains bound to the user's </w:t>
+      </w:r>
+      <w:r>
+        <w:rPr>
+          <w:rFonts w:cstheme="minorHAnsi"/>
+          <w:color w:val="000000" w:themeColor="text1"/>
+        </w:rPr>
+        <w:lastRenderedPageBreak/>
+        <w:t>identity until the Season concludes, regardless of their subsequent trading activity.</w:t>
       </w:r>
     </w:p>
     <w:p>
@@ -8988,7 +8888,6 @@
           <w:bCs/>
           <w:color w:val="000000" w:themeColor="text1"/>
         </w:rPr>
-        <w:lastRenderedPageBreak/>
         <w:t>Function:</w:t>
       </w:r>
       <w:r>
@@ -9033,21 +8932,7 @@
           <w:rFonts w:cstheme="minorHAnsi"/>
           <w:color w:val="000000" w:themeColor="text1"/>
         </w:rPr>
-        <w:t>SETTLING </w:t>
-      </w:r>
-      <w:r>
-        <w:rPr>
-          <w:rFonts w:cstheme="minorHAnsi"/>
-          <w:color w:val="000000" w:themeColor="text1"/>
-        </w:rPr>
-        <w:t xml:space="preserve"> </w:t>
-      </w:r>
-      <w:r>
-        <w:rPr>
-          <w:rFonts w:cstheme="minorHAnsi"/>
-          <w:color w:val="000000" w:themeColor="text1"/>
-        </w:rPr>
-        <w:t>→</w:t>
+        <w:t>SETTLING  →</w:t>
       </w:r>
       <w:proofErr w:type="gramEnd"/>
       <w:r>
@@ -9055,21 +8940,7 @@
           <w:rFonts w:cstheme="minorHAnsi"/>
           <w:color w:val="000000" w:themeColor="text1"/>
         </w:rPr>
-        <w:t>→</w:t>
-      </w:r>
-      <w:r>
-        <w:rPr>
-          <w:rFonts w:cstheme="minorHAnsi"/>
-          <w:color w:val="000000" w:themeColor="text1"/>
-        </w:rPr>
-        <w:t xml:space="preserve"> </w:t>
-      </w:r>
-      <w:r>
-        <w:rPr>
-          <w:rFonts w:cstheme="minorHAnsi"/>
-          <w:color w:val="000000" w:themeColor="text1"/>
-        </w:rPr>
-        <w:t>PAYOUT.</w:t>
+        <w:t>→ PAYOUT.</w:t>
       </w:r>
     </w:p>
     <w:p>
@@ -9114,7 +8985,15 @@
           <w:rFonts w:cstheme="minorHAnsi"/>
           <w:color w:val="000000" w:themeColor="text1"/>
         </w:rPr>
-        <w:t> submits the initial distribution data to establish the baseline </w:t>
+        <w:t xml:space="preserve"> submits the </w:t>
+      </w:r>
+      <w:r>
+        <w:rPr>
+          <w:rFonts w:cstheme="minorHAnsi"/>
+          <w:color w:val="000000" w:themeColor="text1"/>
+        </w:rPr>
+        <w:lastRenderedPageBreak/>
+        <w:t>initial distribution data to establish the baseline </w:t>
       </w:r>
       <w:proofErr w:type="spellStart"/>
       <w:r>
@@ -9122,7 +9001,7 @@
           <w:rFonts w:cstheme="minorHAnsi"/>
           <w:color w:val="000000" w:themeColor="text1"/>
         </w:rPr>
-        <w:t>Ginitial</w:t>
+        <w:t>G_initial</w:t>
       </w:r>
       <w:proofErr w:type="spellEnd"/>
       <w:r>
@@ -9456,21 +9335,21 @@
           <w:rFonts w:cstheme="minorHAnsi"/>
           <w:color w:val="000000" w:themeColor="text1"/>
         </w:rPr>
-        <w:t> It calculates the win condition dynamically. For the Socialist faction, it applies the compensation formula M=β+(1−Ginitial)2</w:t>
-      </w:r>
-      <w:r>
-        <w:rPr>
-          <w:rFonts w:cstheme="minorHAnsi"/>
-          <w:color w:val="000000" w:themeColor="text1"/>
-        </w:rPr>
-        <w:t xml:space="preserve"> </w:t>
-      </w:r>
-      <w:r>
-        <w:rPr>
-          <w:rFonts w:cstheme="minorHAnsi"/>
-          <w:color w:val="000000" w:themeColor="text1"/>
-        </w:rPr>
-        <w:t>to the progress metric.</w:t>
+        <w:t> It calculates the win condition dynamically. For the Socialist faction, it applies the compensation formula M=β+(1−</w:t>
+      </w:r>
+      <w:r>
+        <w:rPr>
+          <w:rFonts w:cstheme="minorHAnsi"/>
+          <w:color w:val="000000" w:themeColor="text1"/>
+        </w:rPr>
+        <w:t>G_initial</w:t>
+      </w:r>
+      <w:r>
+        <w:rPr>
+          <w:rFonts w:cstheme="minorHAnsi"/>
+          <w:color w:val="000000" w:themeColor="text1"/>
+        </w:rPr>
+        <w:t>)2 to the progress metric.</w:t>
       </w:r>
     </w:p>
     <w:p>
@@ -9544,35 +9423,7 @@
           <w:rFonts w:cstheme="minorHAnsi"/>
           <w:color w:val="000000" w:themeColor="text1"/>
         </w:rPr>
-        <w:t> Identifies the top N</w:t>
-      </w:r>
-      <w:r>
-        <w:rPr>
-          <w:rFonts w:cstheme="minorHAnsi"/>
-          <w:color w:val="000000" w:themeColor="text1"/>
-        </w:rPr>
-        <w:t xml:space="preserve"> </w:t>
-      </w:r>
-      <w:r>
-        <w:rPr>
-          <w:rFonts w:cstheme="minorHAnsi"/>
-          <w:color w:val="000000" w:themeColor="text1"/>
-        </w:rPr>
-        <w:t>holders holding &gt;50%</w:t>
-      </w:r>
-      <w:r>
-        <w:rPr>
-          <w:rFonts w:cstheme="minorHAnsi"/>
-          <w:color w:val="000000" w:themeColor="text1"/>
-        </w:rPr>
-        <w:t xml:space="preserve"> </w:t>
-      </w:r>
-      <w:r>
-        <w:rPr>
-          <w:rFonts w:cstheme="minorHAnsi"/>
-          <w:color w:val="000000" w:themeColor="text1"/>
-        </w:rPr>
-        <w:t>of supply and calculates their proportional payout.</w:t>
+        <w:t> Identifies the top N holders holding &gt;50% of supply and calculates their proportional payout.</w:t>
       </w:r>
     </w:p>
     <w:p>
@@ -9670,6 +9521,7 @@
           <w:rFonts w:cstheme="minorHAnsi"/>
           <w:color w:val="000000" w:themeColor="text1"/>
         </w:rPr>
+        <w:lastRenderedPageBreak/>
         <w:t>Calculates the </w:t>
       </w:r>
       <w:proofErr w:type="spellStart"/>
@@ -9862,7 +9714,6 @@
           <w:bCs/>
           <w:color w:val="000000" w:themeColor="text1"/>
         </w:rPr>
-        <w:lastRenderedPageBreak/>
         <w:t>Function:</w:t>
       </w:r>
       <w:r>
@@ -10225,6 +10076,7 @@
           <w:bCs/>
           <w:color w:val="000000" w:themeColor="text1"/>
         </w:rPr>
+        <w:lastRenderedPageBreak/>
         <w:t>The Check:</w:t>
       </w:r>
       <w:r>
@@ -10472,14 +10324,7 @@
           <w:rFonts w:cstheme="minorHAnsi"/>
           <w:color w:val="000000" w:themeColor="text1"/>
         </w:rPr>
-        <w:t> function is the primary driver of victory settlement during the active t</w:t>
-      </w:r>
-      <w:r>
-        <w:rPr>
-          <w:rFonts w:cstheme="minorHAnsi"/>
-          <w:color w:val="000000" w:themeColor="text1"/>
-        </w:rPr>
-        <w:t>rading period.</w:t>
+        <w:t> function is the primary driver of victory settlement during the active trading period.</w:t>
       </w:r>
     </w:p>
     <w:p>
@@ -10530,7 +10375,6 @@
           <w:bCs/>
           <w:color w:val="000000" w:themeColor="text1"/>
         </w:rPr>
-        <w:lastRenderedPageBreak/>
         <w:t>Settlement Calculation:</w:t>
       </w:r>
       <w:r>
@@ -10739,21 +10583,7 @@
           <w:rFonts w:cstheme="minorHAnsi"/>
           <w:color w:val="000000" w:themeColor="text1"/>
         </w:rPr>
-        <w:t> Users mint FIM</w:t>
-      </w:r>
-      <w:r>
-        <w:rPr>
-          <w:rFonts w:cstheme="minorHAnsi"/>
-          <w:color w:val="000000" w:themeColor="text1"/>
-        </w:rPr>
-        <w:t xml:space="preserve"> </w:t>
-      </w:r>
-      <w:r>
-        <w:rPr>
-          <w:rFonts w:cstheme="minorHAnsi"/>
-          <w:color w:val="000000" w:themeColor="text1"/>
-        </w:rPr>
-        <w:t>via the Auction contract.</w:t>
+        <w:t> Users mint FIM via the Auction contract.</w:t>
       </w:r>
     </w:p>
     <w:p>
@@ -10785,13 +10615,20 @@
         <w:t> The Game enters a waiting state. The Bot calculates and submits </w:t>
       </w:r>
       <w:proofErr w:type="spellStart"/>
+      <w:r>
+        <w:rPr>
+          <w:rFonts w:cstheme="minorHAnsi"/>
+          <w:color w:val="000000" w:themeColor="text1"/>
+        </w:rPr>
+        <w:t>G_</w:t>
+      </w:r>
       <w:proofErr w:type="gramStart"/>
       <w:r>
         <w:rPr>
           <w:rFonts w:cstheme="minorHAnsi"/>
           <w:color w:val="000000" w:themeColor="text1"/>
         </w:rPr>
-        <w:t>Ginitial</w:t>
+        <w:t>initial</w:t>
       </w:r>
       <w:proofErr w:type="spellEnd"/>
       <w:r>
@@ -10799,14 +10636,7 @@
           <w:rFonts w:cstheme="minorHAnsi"/>
           <w:color w:val="000000" w:themeColor="text1"/>
         </w:rPr>
-        <w:t xml:space="preserve"> </w:t>
-      </w:r>
-      <w:r>
-        <w:rPr>
-          <w:rFonts w:cstheme="minorHAnsi"/>
-          <w:color w:val="000000" w:themeColor="text1"/>
-        </w:rPr>
-        <w:t>.</w:t>
+        <w:t xml:space="preserve"> .</w:t>
       </w:r>
       <w:proofErr w:type="gramEnd"/>
       <w:r>
@@ -10881,6 +10711,7 @@
           <w:bCs/>
           <w:color w:val="000000" w:themeColor="text1"/>
         </w:rPr>
+        <w:lastRenderedPageBreak/>
         <w:t>Settling:</w:t>
       </w:r>
       <w:r>
@@ -10917,21 +10748,7 @@
           <w:rFonts w:cstheme="minorHAnsi"/>
           <w:color w:val="000000" w:themeColor="text1"/>
         </w:rPr>
-        <w:t> Users claim prizes and unlock their RTD</w:t>
-      </w:r>
-      <w:r>
-        <w:rPr>
-          <w:rFonts w:cstheme="minorHAnsi"/>
-          <w:color w:val="000000" w:themeColor="text1"/>
-        </w:rPr>
-        <w:t xml:space="preserve"> </w:t>
-      </w:r>
-      <w:r>
-        <w:rPr>
-          <w:rFonts w:cstheme="minorHAnsi"/>
-          <w:color w:val="000000" w:themeColor="text1"/>
-        </w:rPr>
-        <w:t>collateral.</w:t>
+        <w:t> Users claim prizes and unlock their RTD collateral.</w:t>
       </w:r>
     </w:p>
     <w:p>
@@ -10970,16 +10787,9 @@
     <w:p>
       <w:pPr>
         <w:pStyle w:val="Heading1"/>
-        <w:spacing w:after="120"/>
-        <w:rPr>
-          <w:color w:val="auto"/>
-        </w:rPr>
-      </w:pPr>
-      <w:bookmarkStart w:id="14" w:name="_Toc216525075"/>
-      <w:r>
-        <w:rPr>
-          <w:color w:val="auto"/>
-        </w:rPr>
+      </w:pPr>
+      <w:bookmarkStart w:id="14" w:name="_Toc222913411"/>
+      <w:r>
         <w:lastRenderedPageBreak/>
         <w:t>Part IV: The Economic Framework</w:t>
       </w:r>
@@ -10988,9 +10798,8 @@
     <w:p>
       <w:pPr>
         <w:pStyle w:val="Heading2"/>
-        <w:spacing w:after="120"/>
-      </w:pPr>
-      <w:bookmarkStart w:id="15" w:name="_Toc216525076"/>
+      </w:pPr>
+      <w:bookmarkStart w:id="15" w:name="_Toc222913412"/>
       <w:proofErr w:type="spellStart"/>
       <w:r>
         <w:t>Tokenomics</w:t>
@@ -11009,7 +10818,7 @@
         <w:t xml:space="preserve">The economic architecture of </w:t>
       </w:r>
       <w:r>
-        <w:t>Gini.gg</w:t>
+        <w:t>Regarded Games</w:t>
       </w:r>
       <w:r>
         <w:t xml:space="preserve"> uses a </w:t>
@@ -11028,9 +10837,6 @@
     <w:p>
       <w:pPr>
         <w:pStyle w:val="Heading3"/>
-        <w:rPr>
-          <w:rFonts w:eastAsiaTheme="minorHAnsi" w:cstheme="minorBidi"/>
-        </w:rPr>
       </w:pPr>
       <w:r>
         <w:t>The Seasonal Operational Unit: $FIM (Fake Internet Money)</w:t>
@@ -11086,7 +10892,7 @@
         <w:t xml:space="preserve">The Sovereign Asset: </w:t>
       </w:r>
       <w:r>
-        <w:t>$GINI</w:t>
+        <w:t>$REG</w:t>
       </w:r>
       <w:r>
         <w:t xml:space="preserve"> (The </w:t>
@@ -11145,7 +10951,7 @@
         <w:rPr>
           <w:rFonts w:eastAsiaTheme="majorEastAsia" w:cstheme="minorHAnsi"/>
         </w:rPr>
-        <w:t>$GINI</w:t>
+        <w:t>$REG</w:t>
       </w:r>
       <w:r>
         <w:rPr>
@@ -11157,7 +10963,7 @@
         <w:rPr>
           <w:rFonts w:eastAsiaTheme="majorEastAsia" w:cstheme="minorHAnsi"/>
         </w:rPr>
-        <w:t>Gini.gg</w:t>
+        <w:t>Regarded Games</w:t>
       </w:r>
       <w:r>
         <w:rPr>
@@ -11205,7 +11011,7 @@
         <w:rPr>
           <w:rFonts w:eastAsiaTheme="majorEastAsia" w:cstheme="minorHAnsi"/>
         </w:rPr>
-        <w:t>$GINI</w:t>
+        <w:t>$REG</w:t>
       </w:r>
       <w:r>
         <w:rPr>
@@ -11275,7 +11081,7 @@
         <w:rPr>
           <w:rFonts w:eastAsiaTheme="majorEastAsia" w:cstheme="minorHAnsi"/>
         </w:rPr>
-        <w:t>$GINI</w:t>
+        <w:t>$REG</w:t>
       </w:r>
       <w:r>
         <w:rPr>
@@ -11327,7 +11133,7 @@
         <w:rPr>
           <w:rFonts w:eastAsiaTheme="majorEastAsia" w:cstheme="minorHAnsi"/>
         </w:rPr>
-        <w:t>$GINI</w:t>
+        <w:t>$REG</w:t>
       </w:r>
       <w:r>
         <w:rPr>
@@ -11391,18 +11197,9 @@
     <w:p>
       <w:pPr>
         <w:pStyle w:val="Heading3"/>
-        <w:rPr>
-          <w:rStyle w:val="Heading3Char"/>
-          <w:b/>
-          <w:bCs/>
-        </w:rPr>
-      </w:pPr>
-      <w:r>
-        <w:rPr>
-          <w:rStyle w:val="Heading3Char"/>
-          <w:b/>
-          <w:bCs/>
-        </w:rPr>
+      </w:pPr>
+      <w:r>
+        <w:lastRenderedPageBreak/>
         <w:t>Supply Distribution</w:t>
       </w:r>
     </w:p>
@@ -11411,7 +11208,7 @@
         <w:t xml:space="preserve">The total supply of </w:t>
       </w:r>
       <w:r>
-        <w:t>$GINI</w:t>
+        <w:t>$REG</w:t>
       </w:r>
       <w:r>
         <w:t xml:space="preserve"> is fixed at </w:t>
@@ -11438,10 +11235,10 @@
         <w:tblLook w:val="04A0" w:firstRow="1" w:lastRow="0" w:firstColumn="1" w:lastColumn="0" w:noHBand="0" w:noVBand="1"/>
       </w:tblPr>
       <w:tblGrid>
-        <w:gridCol w:w="1534"/>
-        <w:gridCol w:w="1109"/>
-        <w:gridCol w:w="1496"/>
-        <w:gridCol w:w="4877"/>
+        <w:gridCol w:w="1667"/>
+        <w:gridCol w:w="1245"/>
+        <w:gridCol w:w="1717"/>
+        <w:gridCol w:w="4387"/>
       </w:tblGrid>
       <w:tr>
         <w:tc>
@@ -11535,7 +11332,10 @@
               <w:spacing w:after="120"/>
             </w:pPr>
             <w:r>
-              <w:t>45</w:t>
+              <w:t>4</w:t>
+            </w:r>
+            <w:r>
+              <w:t>0</w:t>
             </w:r>
             <w:r>
               <w:t>%</w:t>
@@ -11552,10 +11352,7 @@
               <w:spacing w:after="120"/>
             </w:pPr>
             <w:r>
-              <w:t>5</w:t>
-            </w:r>
-            <w:r>
-              <w:t>00,000,000</w:t>
+              <w:t>500,000,000</w:t>
             </w:r>
           </w:p>
         </w:tc>
@@ -11667,7 +11464,6 @@
                 <w:b/>
                 <w:bCs/>
               </w:rPr>
-              <w:lastRenderedPageBreak/>
               <w:t>Core Contributors</w:t>
             </w:r>
           </w:p>
@@ -11794,14 +11590,14 @@
                 <w:b/>
                 <w:bCs/>
               </w:rPr>
-              <w:t>Gini.gg</w:t>
+              <w:t>Regarded DAO</w:t>
             </w:r>
             <w:r>
               <w:rPr>
                 <w:b/>
                 <w:bCs/>
               </w:rPr>
-              <w:t xml:space="preserve"> DAO LLC</w:t>
+              <w:t xml:space="preserve"> LLC</w:t>
             </w:r>
             <w:r>
               <w:t> to cover real-world costs (legal compliance, audits, hosting). Managed via multi-sig with strict spending rules.</w:t>
@@ -11839,7 +11635,10 @@
               <w:spacing w:after="120"/>
             </w:pPr>
             <w:r>
-              <w:t>10</w:t>
+              <w:t>1</w:t>
+            </w:r>
+            <w:r>
+              <w:t>5</w:t>
             </w:r>
             <w:r>
               <w:t>%</w:t>
@@ -11878,6 +11677,12 @@
             </w:r>
             <w:r>
               <w:t> Airdropped to early community participants and used to provide initial exchange liquidity to ensure Day 1 market stability.</w:t>
+            </w:r>
+            <w:r>
+              <w:t xml:space="preserve"> </w:t>
+            </w:r>
+            <w:r>
+              <w:t>(5% Airdrop / 5% Auction / 5% LP). See Section 13 for release schedule.</w:t>
             </w:r>
           </w:p>
         </w:tc>
@@ -11945,9 +11750,16 @@
       <w:pPr>
         <w:pStyle w:val="Heading2"/>
       </w:pPr>
-      <w:bookmarkStart w:id="16" w:name="_Toc216525077"/>
-      <w:r>
-        <w:t>Strategic Rationale: Temporal Distribution &amp; Float Management</w:t>
+      <w:bookmarkStart w:id="16" w:name="_Toc222913413"/>
+      <w:r>
+        <w:lastRenderedPageBreak/>
+        <w:t>Strategic Rationale: Temporal Distribution &amp; Float</w:t>
+      </w:r>
+      <w:r>
+        <w:t xml:space="preserve"> </w:t>
+      </w:r>
+      <w:r>
+        <w:t>Management</w:t>
       </w:r>
       <w:bookmarkEnd w:id="16"/>
     </w:p>
@@ -11959,7 +11771,7 @@
         <w:t xml:space="preserve">The emission schedule of the </w:t>
       </w:r>
       <w:r>
-        <w:t>Gini.gg</w:t>
+        <w:t>Regarded Games</w:t>
       </w:r>
       <w:r>
         <w:t xml:space="preserve"> ecosystem is architected to prioritize long-term protocol stability over short-term speculative velocity. While the initial circulating supply is set at 5%, this figure represents only the starting state of a </w:t>
@@ -11997,51 +11809,15 @@
       </w:pPr>
       <w:r>
         <w:br/>
-        <w:t>It is critical to distinguish between </w:t>
-      </w:r>
-      <w:r>
-        <w:rPr>
-          <w:i/>
-          <w:iCs/>
-        </w:rPr>
-        <w:t>circulating</w:t>
-      </w:r>
-      <w:r>
-        <w:t> supply and </w:t>
-      </w:r>
-      <w:r>
-        <w:rPr>
-          <w:i/>
-          <w:iCs/>
-        </w:rPr>
-        <w:t>allocated</w:t>
-      </w:r>
-      <w:r>
-        <w:t> supply. Under the revised model, </w:t>
-      </w:r>
-      <w:r>
-        <w:rPr>
-          <w:b/>
-          <w:bCs/>
-        </w:rPr>
-        <w:t xml:space="preserve">75% of the total </w:t>
-      </w:r>
-      <w:r>
-        <w:rPr>
-          <w:b/>
-          <w:bCs/>
-        </w:rPr>
-        <w:t>$GINI</w:t>
-      </w:r>
-      <w:r>
-        <w:rPr>
-          <w:b/>
-          <w:bCs/>
-        </w:rPr>
-        <w:t xml:space="preserve"> supply is dedicated to the community</w:t>
-      </w:r>
-      <w:r>
-        <w:t>:</w:t>
+      </w:r>
+      <w:r>
+        <w:t xml:space="preserve">Under this model, 75% of the total </w:t>
+      </w:r>
+      <w:r>
+        <w:t>$REG</w:t>
+      </w:r>
+      <w:r>
+        <w:t xml:space="preserve"> supply is designated for the community (40% Treasury, 20% Growth, 15% Market/Community). This ensures that the majority of governance power is earned through participation or capital commitment rather than held by private insiders.</w:t>
       </w:r>
     </w:p>
     <w:p>
@@ -12115,80 +11891,90 @@
     </w:p>
     <w:p>
       <w:r>
-        <w:t>The vesting schedules for Core Contributors are strictly enforced via smart contracts to eliminate "principal-agent" conflicts. With a 4-year vesting period and a 1-year cliff, the founding team is mathematically barred from capitalizing on short-term market movements. Their economic success is entirely contingent on the multi-year viability and growth of the DAO, ensuring absolute alignment between the builders and the holders.</w:t>
+        <w:t>The vesting schedules for Core Contributors are strictly enforced via smart contracts to eliminate "principal-agent" conflicts. With a 4-year vesting period and a 1-year cliff, the founding team is mathematically barred from capitalizing on short-term market movements. Their economic success is entirely contingent on the multi-year viability and growth of the DAO, ensuring absolute alignment between the builders and the holders</w:t>
       </w:r>
     </w:p>
     <w:p>
       <w:pPr>
         <w:pStyle w:val="Heading2"/>
-        <w:numPr>
-          <w:ilvl w:val="0"/>
-          <w:numId w:val="0"/>
-        </w:numPr>
-      </w:pPr>
-    </w:p>
-    <w:p>
-      <w:pPr>
-        <w:pStyle w:val="Heading2"/>
-      </w:pPr>
-      <w:bookmarkStart w:id="17" w:name="_Toc216525078"/>
-      <w:r>
+      </w:pPr>
+      <w:bookmarkStart w:id="17" w:name="_Toc222913414"/>
+      <w:r>
+        <w:lastRenderedPageBreak/>
         <w:t>Liquidity Initialization and Capital Controls</w:t>
       </w:r>
       <w:bookmarkEnd w:id="17"/>
     </w:p>
-    <w:p/>
     <w:p>
       <w:pPr>
         <w:pStyle w:val="Heading3"/>
-      </w:pPr>
-      <w:r>
-        <w:rPr>
-          <w:rStyle w:val="Heading3Char"/>
-        </w:rPr>
+        <w:rPr>
+          <w:rFonts w:ascii="Inter" w:hAnsi="Inter"/>
+        </w:rPr>
+      </w:pPr>
+      <w:r>
         <w:t>Atomic Instantiation (TGE)</w:t>
       </w:r>
       <w:r>
+        <w:rPr>
+          <w:rFonts w:ascii="Inter" w:hAnsi="Inter"/>
+        </w:rPr>
         <w:br/>
         <w:t xml:space="preserve">The </w:t>
       </w:r>
       <w:r>
-        <w:t>$GINI</w:t>
-      </w:r>
-      <w:r>
+        <w:rPr>
+          <w:rFonts w:ascii="Inter" w:hAnsi="Inter"/>
+        </w:rPr>
+        <w:t>$REG</w:t>
+      </w:r>
+      <w:r>
+        <w:rPr>
+          <w:rFonts w:ascii="Inter" w:hAnsi="Inter"/>
+        </w:rPr>
         <w:t xml:space="preserve"> economy is instantiated through a singular, atomic Token Generation Event (TGE). During this event, the immutable supply cap of 1,000,000,000 </w:t>
       </w:r>
       <w:r>
-        <w:t>$GINI</w:t>
-      </w:r>
-      <w:r>
+        <w:rPr>
+          <w:rFonts w:ascii="Inter" w:hAnsi="Inter"/>
+        </w:rPr>
+        <w:t>$REG</w:t>
+      </w:r>
+      <w:r>
+        <w:rPr>
+          <w:rFonts w:ascii="Inter" w:hAnsi="Inter"/>
+        </w:rPr>
         <w:t xml:space="preserve"> is minted. Distribution to the specific vesting contracts (for Team) and holding vaults (for Treasury and Ecosystem) is executed programmatically in the same block to ensure strict adherence to the allocation table defined in Section 10.3.</w:t>
       </w:r>
     </w:p>
     <w:p>
-      <w:r>
-        <w:rPr>
-          <w:b/>
-          <w:bCs/>
-        </w:rPr>
-        <w:t>12.2. The Genesis Allocation Split</w:t>
+      <w:pPr>
+        <w:pStyle w:val="Heading3"/>
+        <w:rPr>
+          <w:rFonts w:ascii="Inter" w:hAnsi="Inter"/>
+        </w:rPr>
+      </w:pPr>
+      <w:r>
+        <w:t>The Genesis Allocation Split</w:t>
       </w:r>
       <w:r>
         <w:br/>
         <w:t>The </w:t>
       </w:r>
       <w:r>
-        <w:rPr>
-          <w:b/>
-          <w:bCs/>
-        </w:rPr>
-        <w:t>10%</w:t>
+        <w:t>1</w:t>
+      </w:r>
+      <w:r>
+        <w:t>5</w:t>
+      </w:r>
+      <w:r>
+        <w:t>%</w:t>
       </w:r>
       <w:r>
         <w:t xml:space="preserve"> of supply allocated to "Genesis Liquidity" is operationally divided into two distinct tranches of 50,000,000 </w:t>
       </w:r>
       <w:r>
-        <w:t>$GINI</w:t>
+        <w:t>$REG</w:t>
       </w:r>
       <w:r>
         <w:t xml:space="preserve"> (5%) each, serving complementary functions:</w:t>
@@ -12196,6 +11982,7 @@
     </w:p>
     <w:p>
       <w:pPr>
+        <w:pStyle w:val="ListParagraph"/>
         <w:numPr>
           <w:ilvl w:val="0"/>
           <w:numId w:val="21"/>
@@ -12206,23 +11993,29 @@
           <w:b/>
           <w:bCs/>
         </w:rPr>
-        <w:t>Retroactive Distribution (The Airdrop):</w:t>
-      </w:r>
-      <w:r>
-        <w:br/>
-        <w:t xml:space="preserve">The first tranche (5%) is distributed directly to early </w:t>
-      </w:r>
-      <w:proofErr w:type="spellStart"/>
-      <w:r>
-        <w:t>testnet</w:t>
-      </w:r>
-      <w:proofErr w:type="spellEnd"/>
-      <w:r>
-        <w:t xml:space="preserve"> participants, community contributors, and beta testers. This strategy ensures a sufficiently decentralized distribution of governance power on Day 1, preventing the concentration of voting rights in the hands of the protocol administrators.</w:t>
-      </w:r>
-    </w:p>
-    <w:p>
-      <w:pPr>
+        <w:t xml:space="preserve">Retroactive Distribution (5% / 50M </w:t>
+      </w:r>
+      <w:r>
+        <w:rPr>
+          <w:b/>
+          <w:bCs/>
+        </w:rPr>
+        <w:t>$REG</w:t>
+      </w:r>
+      <w:r>
+        <w:rPr>
+          <w:b/>
+          <w:bCs/>
+        </w:rPr>
+        <w:t xml:space="preserve">): </w:t>
+      </w:r>
+      <w:r>
+        <w:t>Allocated to founding community members via the Contribution Score mechanism. To ensure market stability, this allocation follows a Phased Release: 25% is liquid at TGE to facilitate Season 1 participation, with the remaining 75% vesting linearly over six months.</w:t>
+      </w:r>
+    </w:p>
+    <w:p>
+      <w:pPr>
+        <w:pStyle w:val="ListParagraph"/>
         <w:numPr>
           <w:ilvl w:val="0"/>
           <w:numId w:val="21"/>
@@ -12233,6 +12026,30 @@
           <w:b/>
           <w:bCs/>
         </w:rPr>
+        <w:t>Capital Formation Auction</w:t>
+      </w:r>
+      <w:r>
+        <w:t xml:space="preserve"> (5% / 50M </w:t>
+      </w:r>
+      <w:r>
+        <w:t>$REG</w:t>
+      </w:r>
+      <w:r>
+        <w:t>): Offered via a Batch Auction to determine the initial Clearing Price. Participants commit USDC to the contract to discover the token’s fair market value in a front-running resistant environment.</w:t>
+      </w:r>
+    </w:p>
+    <w:p>
+      <w:pPr>
+        <w:numPr>
+          <w:ilvl w:val="0"/>
+          <w:numId w:val="21"/>
+        </w:numPr>
+      </w:pPr>
+      <w:r>
+        <w:rPr>
+          <w:b/>
+          <w:bCs/>
+        </w:rPr>
         <w:t>Market Formation (The Liquidity Pool):</w:t>
       </w:r>
       <w:r>
@@ -12240,45 +12057,56 @@
         <w:t xml:space="preserve">The second tranche (5%) is paired with USDC capital provided by the </w:t>
       </w:r>
       <w:r>
-        <w:t>Gini.gg</w:t>
-      </w:r>
-      <w:r>
-        <w:t xml:space="preserve"> DAO LLC to establish the initial market.</w:t>
-      </w:r>
-    </w:p>
-    <w:p>
-      <w:r>
-        <w:rPr>
-          <w:b/>
-          <w:bCs/>
-        </w:rPr>
-        <w:t>12.3. Market Formation on Base</w:t>
-      </w:r>
-      <w:r>
-        <w:br/>
-        <w:t>To establish immediate price discovery and market depth, the protocol will provision the initial trading venue on </w:t>
-      </w:r>
-      <w:r>
-        <w:rPr>
-          <w:b/>
-          <w:bCs/>
-        </w:rPr>
-        <w:t>Uniswap V3 (Base Network)</w:t>
-      </w:r>
-      <w:r>
-        <w:t> using the Market Formation tranche. This capital injection creates a stable order book from the outset, minimizing slippage for the initial wave of participants seeking to acquire the collateral required for gameplay.</w:t>
-      </w:r>
-    </w:p>
-    <w:p>
-      <w:r>
-        <w:rPr>
-          <w:b/>
-          <w:bCs/>
-        </w:rPr>
-        <w:t>12.4. Liquidity Locking: The Transition to Protocol-Owned Liquidity (POL)</w:t>
-      </w:r>
-      <w:r>
-        <w:br/>
+        <w:t>Regarded DAO</w:t>
+      </w:r>
+      <w:r>
+        <w:t xml:space="preserve"> LLC to establish the initial market.</w:t>
+      </w:r>
+    </w:p>
+    <w:p>
+      <w:pPr>
+        <w:pStyle w:val="Heading3"/>
+      </w:pPr>
+      <w:r>
+        <w:t xml:space="preserve">Market </w:t>
+      </w:r>
+      <w:r>
+        <w:t>Formation via Parity Listing</w:t>
+      </w:r>
+    </w:p>
+    <w:p>
+      <w:r>
+        <w:t>Upon the conclusion of the Capital Formation Auction, the protocol executes an automated </w:t>
+      </w:r>
+      <w:r>
+        <w:rPr>
+          <w:b/>
+          <w:bCs/>
+        </w:rPr>
+        <w:t>Parity Listing</w:t>
+      </w:r>
+      <w:r>
+        <w:t xml:space="preserve">. 100% of the USDC raised during the auction is paired with the 5% Liquidity Provisioning tranche to instantiate a Uniswap V3 pool. By matching the auction volume with an equal </w:t>
+      </w:r>
+      <w:proofErr w:type="gramStart"/>
+      <w:r>
+        <w:t>amount</w:t>
+      </w:r>
+      <w:proofErr w:type="gramEnd"/>
+      <w:r>
+        <w:t xml:space="preserve"> of protocol-owned tokens, the protocol ensures that the secondary market opens at the exact clearing price discovered during the auction, eliminating Day 1 price discrepancies.</w:t>
+      </w:r>
+    </w:p>
+    <w:p>
+      <w:pPr>
+        <w:pStyle w:val="Heading3"/>
+      </w:pPr>
+      <w:r>
+        <w:t>Liquidity Locking: The Transition to Protocol-Owned Liquidity (POL)</w:t>
+      </w:r>
+    </w:p>
+    <w:p>
+      <w:r>
         <w:t>To provide an absolute guarantee of market solvency and mitigate the risk of liquidity removal, the Liquidity Provider (LP) tokens generated from this initial provisioning are subject to a </w:t>
       </w:r>
       <w:r>
@@ -12314,7 +12142,11 @@
         <w:t>DAO Treasury</w:t>
       </w:r>
       <w:r>
-        <w:t>. This effectively transforms the initial seed capital into permanent </w:t>
+        <w:t xml:space="preserve">. This effectively </w:t>
+      </w:r>
+      <w:r>
+        <w:lastRenderedPageBreak/>
+        <w:t>transforms the initial seed capital into permanent </w:t>
       </w:r>
       <w:r>
         <w:rPr>
@@ -12330,10 +12162,24 @@
     <w:p/>
     <w:p>
       <w:pPr>
+        <w:spacing w:after="160" w:line="259" w:lineRule="auto"/>
+        <w:rPr>
+          <w:rFonts w:ascii="Orbitron" w:eastAsiaTheme="majorEastAsia" w:hAnsi="Orbitron" w:cstheme="majorBidi"/>
+          <w:b/>
+          <w:color w:val="000000" w:themeColor="text1"/>
+          <w:sz w:val="32"/>
+          <w:szCs w:val="40"/>
+        </w:rPr>
+      </w:pPr>
+      <w:r>
+        <w:br w:type="page"/>
+      </w:r>
+    </w:p>
+    <w:p>
+      <w:pPr>
         <w:pStyle w:val="Heading1"/>
-        <w:spacing w:after="120"/>
-      </w:pPr>
-      <w:bookmarkStart w:id="18" w:name="_Toc216525079"/>
+      </w:pPr>
+      <w:bookmarkStart w:id="18" w:name="_Toc222913415"/>
       <w:r>
         <w:lastRenderedPageBreak/>
         <w:t>P</w:t>
@@ -12352,18 +12198,8 @@
     <w:p>
       <w:pPr>
         <w:pStyle w:val="Heading2"/>
-        <w:numPr>
-          <w:ilvl w:val="0"/>
-          <w:numId w:val="0"/>
-        </w:numPr>
-        <w:spacing w:after="120"/>
-      </w:pPr>
-    </w:p>
-    <w:p>
-      <w:pPr>
-        <w:pStyle w:val="Heading2"/>
-      </w:pPr>
-      <w:bookmarkStart w:id="19" w:name="_Toc216525080"/>
+      </w:pPr>
+      <w:bookmarkStart w:id="19" w:name="_Toc222913416"/>
       <w:r>
         <w:t>Ecosystem Growth &amp; Distribution Logic</w:t>
       </w:r>
@@ -12374,7 +12210,7 @@
         <w:t xml:space="preserve">The growth strategy of the </w:t>
       </w:r>
       <w:r>
-        <w:t>Gini.gg</w:t>
+        <w:t>Regarded Games</w:t>
       </w:r>
       <w:r>
         <w:t xml:space="preserve"> ecosystem operates on the premise that a robust decentralized network requires a dedicated, intellectually engaged core constituency. The go-to-market strategy is bifurcated into a </w:t>
@@ -12565,10 +12401,7 @@
         <w:t>p</w:t>
       </w:r>
       <w:r>
-        <w:t>) is calculated via the following linear equation:</w:t>
-      </w:r>
-      <w:r>
-        <w:t xml:space="preserve"> </w:t>
+        <w:t xml:space="preserve">) is calculated via the following linear equation: </w:t>
       </w:r>
     </w:p>
     <w:p>
@@ -12644,10 +12477,7 @@
       </w:pPr>
       <w:proofErr w:type="spellStart"/>
       <w:r>
-        <w:t>Msocia</w:t>
-      </w:r>
-      <w:r>
-        <w:t>l</w:t>
+        <w:t>Msocial</w:t>
       </w:r>
       <w:proofErr w:type="spellEnd"/>
       <w:r>
@@ -12670,6 +12500,7 @@
           <w:i/>
           <w:iCs/>
         </w:rPr>
+        <w:lastRenderedPageBreak/>
         <w:t>Sreferral</w:t>
       </w:r>
       <w:proofErr w:type="spellEnd"/>
@@ -12766,14 +12597,7 @@
           <w:b/>
           <w:bCs/>
         </w:rPr>
-        <w:t>​)</w:t>
-      </w:r>
-      <w:r>
-        <w:rPr>
-          <w:b/>
-          <w:bCs/>
-        </w:rPr>
-        <w:t xml:space="preserve"> </w:t>
+        <w:t xml:space="preserve">​) </w:t>
       </w:r>
       <w:r>
         <w:t>This component establishes the baseline validity of the participant.</w:t>
@@ -12833,7 +12657,6 @@
           <w:b/>
           <w:bCs/>
         </w:rPr>
-        <w:lastRenderedPageBreak/>
         <w:t>Multiplier (</w:t>
       </w:r>
       <w:proofErr w:type="spellStart"/>
@@ -13111,6 +12934,7 @@
           <w:b/>
           <w:bCs/>
         </w:rPr>
+        <w:lastRenderedPageBreak/>
         <w:t>Activity Metric:</w:t>
       </w:r>
       <w:r>
@@ -13332,130 +13156,434 @@
         <w:t> 500 – 2,500 points (e.g., UI/UX inconsistencies).</w:t>
       </w:r>
     </w:p>
+    <w:p/>
+    <w:p>
+      <w:pPr>
+        <w:pStyle w:val="Heading2"/>
+      </w:pPr>
+      <w:bookmarkStart w:id="20" w:name="_Toc222913417"/>
+      <w:r>
+        <w:t>Coordination Infrastructure: The Deliberative Layer</w:t>
+      </w:r>
+      <w:bookmarkEnd w:id="20"/>
+    </w:p>
+    <w:p>
+      <w:pPr>
+        <w:spacing w:after="160" w:line="259" w:lineRule="auto"/>
+        <w:rPr>
+          <w:lang w:val="en-DE"/>
+        </w:rPr>
+      </w:pPr>
+      <w:r>
+        <w:rPr>
+          <w:lang w:val="en-DE"/>
+        </w:rPr>
+        <w:t xml:space="preserve">Effective governance requires distinct venues for high-bandwidth </w:t>
+      </w:r>
+      <w:proofErr w:type="spellStart"/>
+      <w:r>
+        <w:rPr>
+          <w:lang w:val="en-DE"/>
+        </w:rPr>
+        <w:t>signaling</w:t>
+      </w:r>
+      <w:proofErr w:type="spellEnd"/>
+      <w:r>
+        <w:rPr>
+          <w:lang w:val="en-DE"/>
+        </w:rPr>
+        <w:t xml:space="preserve"> and debate. To facilitate the complex strategic coordination demanded by the simulation, the protocol utilizes a bifurcated social architecture. This venue serves as the "Deliberative Layer" of the DAO, acting as the necessary precursor to the "Executive Layer" (Snapshot/Council).</w:t>
+      </w:r>
+    </w:p>
+    <w:p>
+      <w:pPr>
+        <w:spacing w:after="160" w:line="259" w:lineRule="auto"/>
+        <w:rPr>
+          <w:b/>
+          <w:bCs/>
+          <w:lang w:val="en-DE"/>
+        </w:rPr>
+      </w:pPr>
+      <w:r>
+        <w:rPr>
+          <w:b/>
+          <w:bCs/>
+          <w:lang w:val="en-DE"/>
+        </w:rPr>
+        <w:t>15.1. The Parliament (Common)</w:t>
+      </w:r>
+    </w:p>
+    <w:p>
+      <w:pPr>
+        <w:spacing w:after="160" w:line="259" w:lineRule="auto"/>
+        <w:rPr>
+          <w:lang w:val="en-DE"/>
+        </w:rPr>
+      </w:pPr>
+      <w:r>
+        <w:rPr>
+          <w:lang w:val="en-DE"/>
+        </w:rPr>
+        <w:t>The hosted forum at </w:t>
+      </w:r>
+      <w:r>
+        <w:rPr>
+          <w:b/>
+          <w:bCs/>
+          <w:lang w:val="en-DE"/>
+        </w:rPr>
+        <w:t>Common</w:t>
+      </w:r>
+      <w:r>
+        <w:rPr>
+          <w:lang w:val="en-DE"/>
+        </w:rPr>
+        <w:t> serves as the public square and legislative house for all RTD holders. This layer is designed for "slow" thinking, transparency, and long-term protocol evolution. Key functional features include:</w:t>
+      </w:r>
+    </w:p>
     <w:p>
       <w:pPr>
         <w:numPr>
           <w:ilvl w:val="0"/>
-          <w:numId w:val="1"/>
+          <w:numId w:val="57"/>
         </w:numPr>
-        <w:tabs>
-          <w:tab w:val="num" w:pos="360"/>
-        </w:tabs>
-        <w:rPr>
-          <w:b/>
-          <w:bCs/>
-        </w:rPr>
-      </w:pPr>
-      <w:r>
-        <w:rPr>
-          <w:b/>
-          <w:bCs/>
-        </w:rPr>
-        <w:t>13. Coordination Infrastructure: The Deliberative Layer</w:t>
-      </w:r>
-    </w:p>
-    <w:p>
-      <w:r>
-        <w:t xml:space="preserve">Effective governance requires distinct venues for </w:t>
-      </w:r>
-      <w:proofErr w:type="spellStart"/>
-      <w:r>
-        <w:t>signaling</w:t>
-      </w:r>
-      <w:proofErr w:type="spellEnd"/>
-      <w:r>
-        <w:t xml:space="preserve"> and debate. To facilitate high-bandwidth strategic coordination, the protocol integrates a dedicated </w:t>
-      </w:r>
-      <w:r>
-        <w:rPr>
-          <w:b/>
-          <w:bCs/>
-        </w:rPr>
-        <w:t>Collaboration Hub</w:t>
-      </w:r>
-      <w:r>
-        <w:t> (The Forum).</w:t>
-      </w:r>
-    </w:p>
-    <w:p>
-      <w:r>
-        <w:lastRenderedPageBreak/>
-        <w:t>This venue serves as the "Deliberative Layer" of the DAO, acting as the precursor to the "Executive Layer" (Snapshot/Council). Key architectural features include:</w:t>
+        <w:spacing w:after="160" w:line="259" w:lineRule="auto"/>
+        <w:rPr>
+          <w:lang w:val="en-DE"/>
+        </w:rPr>
+      </w:pPr>
+      <w:r>
+        <w:rPr>
+          <w:b/>
+          <w:bCs/>
+          <w:lang w:val="en-DE"/>
+        </w:rPr>
+        <w:t>Proposal Incubation (The RFC Pipeline):</w:t>
+      </w:r>
+      <w:r>
+        <w:rPr>
+          <w:lang w:val="en-DE"/>
+        </w:rPr>
+        <w:t> A formalized "Request for Comments" (RFC) pipeline where governance proposals—such as adjustments to the β</w:t>
+      </w:r>
+      <w:r>
+        <w:rPr>
+          <w:lang w:val="en-DE"/>
+        </w:rPr>
+        <w:t xml:space="preserve"> </w:t>
+      </w:r>
+      <w:r>
+        <w:rPr>
+          <w:lang w:val="en-DE"/>
+        </w:rPr>
+        <w:t>multiplier or Treasury yield strategies—are refined and debated prior to formal on-chain ratification. This ensures that the Snapshot phase represents a pre-vetted community consensus.</w:t>
       </w:r>
     </w:p>
     <w:p>
       <w:pPr>
         <w:numPr>
           <w:ilvl w:val="0"/>
-          <w:numId w:val="40"/>
+          <w:numId w:val="57"/>
         </w:numPr>
-        <w:spacing w:after="120"/>
-      </w:pPr>
-      <w:r>
-        <w:rPr>
-          <w:b/>
-          <w:bCs/>
-        </w:rPr>
-        <w:t>Faction-Specific Strategy Rooms:</w:t>
-      </w:r>
-      <w:r>
-        <w:t> Private and public spaces for players aligned with the Capitalist and Socialist factions to debate tactics, plan market moves, and organize collective action.</w:t>
+        <w:spacing w:after="160" w:line="259" w:lineRule="auto"/>
+        <w:rPr>
+          <w:lang w:val="en-DE"/>
+        </w:rPr>
+      </w:pPr>
+      <w:r>
+        <w:rPr>
+          <w:b/>
+          <w:bCs/>
+          <w:lang w:val="en-DE"/>
+        </w:rPr>
+        <w:t>Post-Mortem Analysis and Archiving:</w:t>
+      </w:r>
+      <w:r>
+        <w:rPr>
+          <w:lang w:val="en-DE"/>
+        </w:rPr>
+        <w:t xml:space="preserve"> A permanent repository for game theory analysis and seasonal reviews. By documenting the strategic </w:t>
+      </w:r>
+      <w:proofErr w:type="spellStart"/>
+      <w:r>
+        <w:rPr>
+          <w:lang w:val="en-DE"/>
+        </w:rPr>
+        <w:t>maneuvers</w:t>
+      </w:r>
+      <w:proofErr w:type="spellEnd"/>
+      <w:r>
+        <w:rPr>
+          <w:lang w:val="en-DE"/>
+        </w:rPr>
+        <w:t xml:space="preserve"> of previous seasons, the community can iterate on collective strategies based on empirical historical data.</w:t>
       </w:r>
     </w:p>
     <w:p>
       <w:pPr>
         <w:numPr>
           <w:ilvl w:val="0"/>
-          <w:numId w:val="40"/>
+          <w:numId w:val="57"/>
         </w:numPr>
-      </w:pPr>
-      <w:r>
-        <w:rPr>
-          <w:b/>
-          <w:bCs/>
-        </w:rPr>
-        <w:t>Proposal Incubation:</w:t>
-      </w:r>
-      <w:r>
-        <w:t> A formalized "Request for Comments" (RFC) pipeline where governance proposals are refined and debated prior to on-chain ratification.</w:t>
+        <w:spacing w:after="160" w:line="259" w:lineRule="auto"/>
+        <w:rPr>
+          <w:lang w:val="en-DE"/>
+        </w:rPr>
+      </w:pPr>
+      <w:r>
+        <w:rPr>
+          <w:b/>
+          <w:bCs/>
+          <w:lang w:val="en-DE"/>
+        </w:rPr>
+        <w:lastRenderedPageBreak/>
+        <w:t>Ideological Manifestos:</w:t>
+      </w:r>
+      <w:r>
+        <w:rPr>
+          <w:lang w:val="en-DE"/>
+        </w:rPr>
+        <w:t> A venue for factions to publish long-form philosophical arguments to sway neutral governors, grounding the "War of Ideas" in reasoned discourse.</w:t>
+      </w:r>
+    </w:p>
+    <w:p>
+      <w:pPr>
+        <w:spacing w:after="160" w:line="259" w:lineRule="auto"/>
+        <w:rPr>
+          <w:b/>
+          <w:bCs/>
+          <w:lang w:val="en-DE"/>
+        </w:rPr>
+      </w:pPr>
+      <w:r>
+        <w:rPr>
+          <w:b/>
+          <w:bCs/>
+          <w:lang w:val="en-DE"/>
+        </w:rPr>
+        <w:t xml:space="preserve">15.2. The War Rooms (Discord &amp; </w:t>
+      </w:r>
+      <w:proofErr w:type="spellStart"/>
+      <w:r>
+        <w:rPr>
+          <w:b/>
+          <w:bCs/>
+          <w:lang w:val="en-DE"/>
+        </w:rPr>
+        <w:t>Guild.xyz</w:t>
+      </w:r>
+      <w:proofErr w:type="spellEnd"/>
+      <w:r>
+        <w:rPr>
+          <w:b/>
+          <w:bCs/>
+          <w:lang w:val="en-DE"/>
+        </w:rPr>
+        <w:t>)</w:t>
+      </w:r>
+    </w:p>
+    <w:p>
+      <w:pPr>
+        <w:spacing w:after="160" w:line="259" w:lineRule="auto"/>
+        <w:rPr>
+          <w:lang w:val="en-DE"/>
+        </w:rPr>
+      </w:pPr>
+      <w:r>
+        <w:rPr>
+          <w:lang w:val="en-DE"/>
+        </w:rPr>
+        <w:t>Tactical coordination and real-time market operations occur within the </w:t>
+      </w:r>
+      <w:r>
+        <w:rPr>
+          <w:b/>
+          <w:bCs/>
+          <w:lang w:val="en-DE"/>
+        </w:rPr>
+        <w:t>Regarded</w:t>
+      </w:r>
+      <w:r>
+        <w:rPr>
+          <w:b/>
+          <w:bCs/>
+          <w:lang w:val="en-DE"/>
+        </w:rPr>
+        <w:t xml:space="preserve"> Games Discord</w:t>
+      </w:r>
+      <w:r>
+        <w:rPr>
+          <w:lang w:val="en-DE"/>
+        </w:rPr>
+        <w:t>. This layer is designed for high-velocity communication and the "meta-game" of factional warfare.</w:t>
       </w:r>
     </w:p>
     <w:p>
       <w:pPr>
         <w:numPr>
           <w:ilvl w:val="0"/>
-          <w:numId w:val="40"/>
+          <w:numId w:val="58"/>
         </w:numPr>
-      </w:pPr>
-      <w:r>
-        <w:rPr>
-          <w:b/>
-          <w:bCs/>
-        </w:rPr>
-        <w:t>Post-Mortem Analysis:</w:t>
-      </w:r>
-      <w:r>
-        <w:t> A repository for game theory analysis and seasonal reviews, allowing the community to iterate on strategy based on empirical data from previous seasons.</w:t>
-      </w:r>
-    </w:p>
-    <w:p>
-      <w:r>
-        <w:t xml:space="preserve">By formalizing the social layer, </w:t>
-      </w:r>
-      <w:r>
-        <w:t>Gini.gg</w:t>
-      </w:r>
-      <w:r>
-        <w:t xml:space="preserve"> ensures that the "meta-game" of coordination is as robust as the on-chain execution.</w:t>
+        <w:spacing w:after="160" w:line="259" w:lineRule="auto"/>
+        <w:rPr>
+          <w:lang w:val="en-DE"/>
+        </w:rPr>
+      </w:pPr>
+      <w:r>
+        <w:rPr>
+          <w:b/>
+          <w:bCs/>
+          <w:lang w:val="en-DE"/>
+        </w:rPr>
+        <w:t>Faction-Specific Strategy Rooms:</w:t>
+      </w:r>
+      <w:r>
+        <w:rPr>
+          <w:lang w:val="en-DE"/>
+        </w:rPr>
+        <w:t> Utilizing </w:t>
+      </w:r>
+      <w:proofErr w:type="spellStart"/>
+      <w:r>
+        <w:rPr>
+          <w:b/>
+          <w:bCs/>
+          <w:lang w:val="en-DE"/>
+        </w:rPr>
+        <w:t>Guild.xyz</w:t>
+      </w:r>
+      <w:proofErr w:type="spellEnd"/>
+      <w:r>
+        <w:rPr>
+          <w:lang w:val="en-DE"/>
+        </w:rPr>
+        <w:t> for automated, real-time ledger verification, the protocol provides private and public spaces for players to debate tactics, plan market moves, and organize collective action.</w:t>
+      </w:r>
+    </w:p>
+    <w:p>
+      <w:pPr>
+        <w:numPr>
+          <w:ilvl w:val="0"/>
+          <w:numId w:val="58"/>
+        </w:numPr>
+        <w:spacing w:after="160" w:line="259" w:lineRule="auto"/>
+        <w:rPr>
+          <w:lang w:val="en-DE"/>
+        </w:rPr>
+      </w:pPr>
+      <w:r>
+        <w:rPr>
+          <w:b/>
+          <w:bCs/>
+          <w:lang w:val="en-DE"/>
+        </w:rPr>
+        <w:t>Dynamic Role Management (Oligarch vs. Proletariat):</w:t>
+      </w:r>
+      <w:r>
+        <w:rPr>
+          <w:lang w:val="en-DE"/>
+        </w:rPr>
+        <w:t> Access to these rooms is strictly determined by FIM</w:t>
+      </w:r>
+      <w:r>
+        <w:rPr>
+          <w:lang w:val="en-DE"/>
+        </w:rPr>
+        <w:t xml:space="preserve"> </w:t>
+      </w:r>
+      <w:r>
+        <w:rPr>
+          <w:lang w:val="en-DE"/>
+        </w:rPr>
+        <w:t>holdings. Participants holding the highest concentrations of capital are automatically assigned the </w:t>
+      </w:r>
+      <w:r>
+        <w:rPr>
+          <w:b/>
+          <w:bCs/>
+          <w:lang w:val="en-DE"/>
+        </w:rPr>
+        <w:t>Oligarch</w:t>
+      </w:r>
+      <w:r>
+        <w:rPr>
+          <w:lang w:val="en-DE"/>
+        </w:rPr>
+        <w:t> role, granting them access to restricted elite war rooms. Conversely, the </w:t>
+      </w:r>
+      <w:r>
+        <w:rPr>
+          <w:b/>
+          <w:bCs/>
+          <w:lang w:val="en-DE"/>
+        </w:rPr>
+        <w:t>Proletariat</w:t>
+      </w:r>
+      <w:r>
+        <w:rPr>
+          <w:lang w:val="en-DE"/>
+        </w:rPr>
+        <w:t> channels serve as the primary hub for coordinated resistance and mass-market movements.</w:t>
+      </w:r>
+    </w:p>
+    <w:p>
+      <w:pPr>
+        <w:numPr>
+          <w:ilvl w:val="0"/>
+          <w:numId w:val="58"/>
+        </w:numPr>
+        <w:spacing w:after="160" w:line="259" w:lineRule="auto"/>
+        <w:rPr>
+          <w:lang w:val="en-DE"/>
+        </w:rPr>
+      </w:pPr>
+      <w:r>
+        <w:rPr>
+          <w:b/>
+          <w:bCs/>
+          <w:lang w:val="en-DE"/>
+        </w:rPr>
+        <w:t>Market Intelligence and Alerts:</w:t>
+      </w:r>
+      <w:r>
+        <w:rPr>
+          <w:lang w:val="en-DE"/>
+        </w:rPr>
+        <w:t> Real-time integration with on-chain events allows factions to react instantly to significant Gini Coefficient shifts, whale entries, or strategic divestments.</w:t>
+      </w:r>
+    </w:p>
+    <w:p>
+      <w:pPr>
+        <w:spacing w:after="160" w:line="259" w:lineRule="auto"/>
+        <w:rPr>
+          <w:lang w:val="en-DE"/>
+        </w:rPr>
+      </w:pPr>
+      <w:r>
+        <w:rPr>
+          <w:lang w:val="en-DE"/>
+        </w:rPr>
+        <w:t xml:space="preserve">By formalizing these social layers, </w:t>
+      </w:r>
+      <w:r>
+        <w:rPr>
+          <w:lang w:val="en-DE"/>
+        </w:rPr>
+        <w:t>Regarded</w:t>
+      </w:r>
+      <w:r>
+        <w:rPr>
+          <w:lang w:val="en-DE"/>
+        </w:rPr>
+        <w:t xml:space="preserve"> Games ensures that the "meta-game" of human coordination—the struggle between individual accumulation and collective action—is as robust and strategically demanding as the on-chain execution itself.</w:t>
       </w:r>
     </w:p>
     <w:p/>
     <w:p>
       <w:pPr>
         <w:pStyle w:val="Heading2"/>
-        <w:spacing w:after="120"/>
-      </w:pPr>
-      <w:bookmarkStart w:id="20" w:name="_Toc216525081"/>
+      </w:pPr>
+      <w:bookmarkStart w:id="21" w:name="_Toc222913418"/>
       <w:r>
         <w:t xml:space="preserve">Security Strategy: A </w:t>
       </w:r>
@@ -13470,7 +13598,7 @@
       <w:r>
         <w:t>Methodology</w:t>
       </w:r>
-      <w:bookmarkEnd w:id="20"/>
+      <w:bookmarkEnd w:id="21"/>
     </w:p>
     <w:p>
       <w:pPr>
@@ -13519,21 +13647,11 @@
     </w:p>
     <w:p>
       <w:pPr>
-        <w:pStyle w:val="Heading2"/>
-        <w:rPr>
-          <w:sz w:val="22"/>
-          <w:szCs w:val="22"/>
-        </w:rPr>
-      </w:pPr>
-      <w:bookmarkStart w:id="21" w:name="_Toc216525082"/>
-      <w:r>
-        <w:rPr>
-          <w:sz w:val="22"/>
-          <w:szCs w:val="22"/>
-        </w:rPr>
+        <w:pStyle w:val="Heading3"/>
+      </w:pPr>
+      <w:r>
         <w:t>Pre-Deployment: Adversarial Crowdsourcing (Competitive Audit)</w:t>
       </w:r>
-      <w:bookmarkEnd w:id="21"/>
     </w:p>
     <w:p>
       <w:r>
@@ -13545,33 +13663,20 @@
       </w:r>
       <w:proofErr w:type="spellEnd"/>
       <w:r>
-        <w:t xml:space="preserve"> initialization of Season 1, the smart contract suite will undergo a rigorous validation process focused on adversarial crowdsourcing. We will commission a competitive audit contest (via platforms such as Code4rena or Sherlock). This phase leverages financial game theory to secure the code: by offering a substantial prize pool to hundreds of independent security researchers, we incentivize an intense "trial-by-fire" approach that is highly effective at discovering obscure, edge-case vulnerabilities.</w:t>
-      </w:r>
-    </w:p>
-    <w:p>
-      <w:pPr>
-        <w:pStyle w:val="Heading2"/>
-        <w:rPr>
-          <w:sz w:val="22"/>
-          <w:szCs w:val="22"/>
-        </w:rPr>
-      </w:pPr>
-      <w:r>
-        <w:rPr>
-          <w:sz w:val="22"/>
-          <w:szCs w:val="22"/>
-        </w:rPr>
-        <w:t xml:space="preserve"> </w:t>
-      </w:r>
-      <w:bookmarkStart w:id="22" w:name="_Toc216525083"/>
-      <w:r>
-        <w:rPr>
-          <w:sz w:val="22"/>
-          <w:szCs w:val="22"/>
-        </w:rPr>
-        <w:t>Post-Deployment: Economic Security (Continuous Scrutiny)</w:t>
-      </w:r>
-      <w:bookmarkEnd w:id="22"/>
+        <w:t xml:space="preserve"> initialization of Season 1, the smart contract suite will undergo a rigorous validation process focused on adversarial crowdsourcing. We will commission a competitive audit contest (via platforms such as Code4rena or Sherlock). This phase leverages financial game theory to secure the code: by offering a substantial prize pool to hundreds of independent security researchers, we incentivize an intense "trial-</w:t>
+      </w:r>
+      <w:r>
+        <w:lastRenderedPageBreak/>
+        <w:t>by-fire" approach that is highly effective at discovering obscure, edge-case vulnerabilities.</w:t>
+      </w:r>
+    </w:p>
+    <w:p>
+      <w:pPr>
+        <w:pStyle w:val="Heading3"/>
+      </w:pPr>
+      <w:r>
+        <w:t xml:space="preserve"> Post-Deployment: Economic Security (Continuous Scrutiny)</w:t>
+      </w:r>
     </w:p>
     <w:p>
       <w:r>
@@ -13618,14 +13723,11 @@
       <w:pPr>
         <w:pStyle w:val="Heading2"/>
       </w:pPr>
-      <w:bookmarkStart w:id="23" w:name="_Toc216525084"/>
-      <w:r>
-        <w:rPr>
-          <w:rFonts w:eastAsiaTheme="minorHAnsi"/>
-        </w:rPr>
+      <w:bookmarkStart w:id="22" w:name="_Toc222913419"/>
+      <w:r>
         <w:t>Risk Taxonomy and Mitigation Strategies</w:t>
       </w:r>
-      <w:bookmarkEnd w:id="23"/>
+      <w:bookmarkEnd w:id="22"/>
     </w:p>
     <w:p>
       <w:pPr>
@@ -13640,7 +13742,6 @@
         <w:pStyle w:val="Heading3"/>
       </w:pPr>
       <w:r>
-        <w:lastRenderedPageBreak/>
         <w:t>Smart Contract Variance</w:t>
       </w:r>
     </w:p>
@@ -13781,6 +13882,7 @@
         <w:pStyle w:val="Heading3"/>
       </w:pPr>
       <w:r>
+        <w:lastRenderedPageBreak/>
         <w:t>Mechanism Design Failure (Economic Exploit)</w:t>
       </w:r>
     </w:p>
@@ -13914,84 +14016,69 @@
     <w:p>
       <w:pPr>
         <w:pStyle w:val="Heading1"/>
-        <w:spacing w:after="120"/>
-        <w:rPr>
-          <w:color w:val="auto"/>
-        </w:rPr>
-      </w:pPr>
-      <w:bookmarkStart w:id="24" w:name="_Toc216525085"/>
-      <w:r>
-        <w:rPr>
-          <w:color w:val="auto"/>
-        </w:rPr>
+      </w:pPr>
+      <w:bookmarkStart w:id="23" w:name="_Toc222913420"/>
+      <w:r>
         <w:lastRenderedPageBreak/>
         <w:t>Part V</w:t>
       </w:r>
       <w:r>
-        <w:rPr>
-          <w:color w:val="auto"/>
-        </w:rPr>
         <w:t>I</w:t>
       </w:r>
       <w:r>
-        <w:rPr>
-          <w:color w:val="auto"/>
-        </w:rPr>
         <w:t>: Conclusion &amp; Future Vision</w:t>
       </w:r>
+      <w:bookmarkEnd w:id="23"/>
+    </w:p>
+    <w:p>
+      <w:pPr>
+        <w:pStyle w:val="Heading2"/>
+      </w:pPr>
+      <w:bookmarkStart w:id="24" w:name="_Toc222913421"/>
+      <w:r>
+        <w:t>Conclusion: From Casino to Laboratory</w:t>
+      </w:r>
       <w:bookmarkEnd w:id="24"/>
     </w:p>
     <w:p>
       <w:pPr>
+        <w:spacing w:after="120"/>
+      </w:pPr>
+      <w:r>
+        <w:t xml:space="preserve">At its core, </w:t>
+      </w:r>
+      <w:r>
+        <w:t>Regarded Games</w:t>
+      </w:r>
+      <w:r>
+        <w:t xml:space="preserve"> is a perfect-information, real-money economic simulation built on a foundation of pure strategy. It is a competitive arena where victory is not determined by luck or informational asymmetry, but by a participant's ability to </w:t>
+      </w:r>
+      <w:proofErr w:type="spellStart"/>
+      <w:r>
+        <w:t>analyze</w:t>
+      </w:r>
+      <w:proofErr w:type="spellEnd"/>
+      <w:r>
+        <w:t xml:space="preserve"> a complex economic system and coordinate effectively with others to achieve a collective goal. Every transaction is transparently enforced by code, every rule is immutable, and every outcome is the direct result of strategic player action.</w:t>
+      </w:r>
+    </w:p>
+    <w:p>
+      <w:pPr>
+        <w:spacing w:after="120"/>
+      </w:pPr>
+      <w:r>
+        <w:t>But beyond its function as a high-stakes competitive environment, the protocol is conceived as a social laboratory built on a permissionless infrastructure. It utilizes the language of finance and the incentive of competition to pose fundamental questions about our economic systems. We challenge participants to confront the raw mathematics of capital concentration and collective action. By mathematically incentivizing the individualist to consider the collective, we aim to steer the energy of the decentralized ecosystem away from being a mere casino of chance and toward its original promise: to be a laboratory for new forms of economic and social coordination. The game is the lesson.</w:t>
+      </w:r>
+    </w:p>
+    <w:p>
+      <w:pPr>
         <w:pStyle w:val="Heading2"/>
-        <w:spacing w:after="120"/>
-      </w:pPr>
-      <w:bookmarkStart w:id="25" w:name="_Toc216525086"/>
-      <w:r>
-        <w:t>Conclusion: From Casino to Laboratory</w:t>
+      </w:pPr>
+      <w:bookmarkStart w:id="25" w:name="_Toc222913422"/>
+      <w:r>
+        <w:t>Roadmap &amp; Future Vision</w:t>
       </w:r>
       <w:bookmarkEnd w:id="25"/>
-    </w:p>
-    <w:p>
-      <w:pPr>
-        <w:spacing w:after="120"/>
-      </w:pPr>
-      <w:r>
-        <w:t xml:space="preserve">At its core, </w:t>
-      </w:r>
-      <w:r>
-        <w:t>Gini.gg</w:t>
-      </w:r>
-      <w:r>
-        <w:t xml:space="preserve"> is a perfect-information, real-money economic simulation built on a foundation of pure strategy. It is a competitive arena where victory is not determined by luck or informational asymmetry, but by a participant's ability to </w:t>
-      </w:r>
-      <w:proofErr w:type="spellStart"/>
-      <w:r>
-        <w:t>analyze</w:t>
-      </w:r>
-      <w:proofErr w:type="spellEnd"/>
-      <w:r>
-        <w:t xml:space="preserve"> a complex economic system and coordinate effectively with others to achieve a collective goal. Every transaction is transparently enforced by code, every rule is immutable, and every outcome is the direct result of strategic player action.</w:t>
-      </w:r>
-    </w:p>
-    <w:p>
-      <w:pPr>
-        <w:spacing w:after="120"/>
-      </w:pPr>
-      <w:r>
-        <w:t>But beyond its function as a high-stakes competitive environment, the protocol is conceived as a social laboratory built on a permissionless infrastructure. It utilizes the language of finance and the incentive of competition to pose fundamental questions about our economic systems. We challenge participants to confront the raw mathematics of capital concentration and collective action. By mathematically incentivizing the individualist to consider the collective, we aim to steer the energy of the decentralized ecosystem away from being a mere casino of chance and toward its original promise: to be a laboratory for new forms of economic and social coordination. The game is the lesson.</w:t>
-      </w:r>
-    </w:p>
-    <w:p>
-      <w:pPr>
-        <w:pStyle w:val="Heading2"/>
-        <w:spacing w:after="120"/>
-      </w:pPr>
-      <w:bookmarkStart w:id="26" w:name="_Toc216525087"/>
-      <w:r>
-        <w:t>Roadmap &amp; Future Vision</w:t>
-      </w:r>
-      <w:bookmarkEnd w:id="26"/>
     </w:p>
     <w:p>
       <w:r>
@@ -14009,9 +14096,9 @@
         <w:tblLook w:val="04A0" w:firstRow="1" w:lastRow="0" w:firstColumn="1" w:lastColumn="0" w:noHBand="0" w:noVBand="1"/>
       </w:tblPr>
       <w:tblGrid>
-        <w:gridCol w:w="1028"/>
-        <w:gridCol w:w="1224"/>
-        <w:gridCol w:w="6872"/>
+        <w:gridCol w:w="1122"/>
+        <w:gridCol w:w="1254"/>
+        <w:gridCol w:w="6748"/>
       </w:tblGrid>
       <w:tr>
         <w:trPr>
@@ -14019,7 +14106,7 @@
         </w:trPr>
         <w:tc>
           <w:tcPr>
-            <w:tcW w:w="0" w:type="auto"/>
+            <w:tcW w:w="1122" w:type="dxa"/>
             <w:shd w:val="clear" w:color="auto" w:fill="D9D9D9" w:themeFill="background1" w:themeFillShade="D9"/>
             <w:vAlign w:val="center"/>
             <w:hideMark/>
@@ -14039,7 +14126,7 @@
         </w:tc>
         <w:tc>
           <w:tcPr>
-            <w:tcW w:w="0" w:type="auto"/>
+            <w:tcW w:w="1254" w:type="dxa"/>
             <w:shd w:val="clear" w:color="auto" w:fill="F2F2F2" w:themeFill="background1" w:themeFillShade="F2"/>
             <w:vAlign w:val="center"/>
             <w:hideMark/>
@@ -14059,7 +14146,7 @@
         </w:tc>
         <w:tc>
           <w:tcPr>
-            <w:tcW w:w="6872" w:type="dxa"/>
+            <w:tcW w:w="6748" w:type="dxa"/>
             <w:shd w:val="clear" w:color="auto" w:fill="F2F2F2" w:themeFill="background1" w:themeFillShade="F2"/>
             <w:vAlign w:val="center"/>
             <w:hideMark/>
@@ -14084,7 +14171,7 @@
         </w:trPr>
         <w:tc>
           <w:tcPr>
-            <w:tcW w:w="0" w:type="auto"/>
+            <w:tcW w:w="1122" w:type="dxa"/>
             <w:shd w:val="clear" w:color="auto" w:fill="F2F2F2" w:themeFill="background1" w:themeFillShade="F2"/>
             <w:vAlign w:val="center"/>
             <w:hideMark/>
@@ -14104,7 +14191,7 @@
         </w:tc>
         <w:tc>
           <w:tcPr>
-            <w:tcW w:w="0" w:type="auto"/>
+            <w:tcW w:w="1254" w:type="dxa"/>
             <w:vAlign w:val="center"/>
             <w:hideMark/>
           </w:tcPr>
@@ -14123,7 +14210,7 @@
         </w:tc>
         <w:tc>
           <w:tcPr>
-            <w:tcW w:w="6872" w:type="dxa"/>
+            <w:tcW w:w="6748" w:type="dxa"/>
             <w:vAlign w:val="center"/>
             <w:hideMark/>
           </w:tcPr>
@@ -14150,7 +14237,7 @@
         </w:trPr>
         <w:tc>
           <w:tcPr>
-            <w:tcW w:w="0" w:type="auto"/>
+            <w:tcW w:w="1122" w:type="dxa"/>
             <w:shd w:val="clear" w:color="auto" w:fill="F2F2F2" w:themeFill="background1" w:themeFillShade="F2"/>
             <w:vAlign w:val="center"/>
             <w:hideMark/>
@@ -14170,7 +14257,7 @@
         </w:tc>
         <w:tc>
           <w:tcPr>
-            <w:tcW w:w="0" w:type="auto"/>
+            <w:tcW w:w="1254" w:type="dxa"/>
             <w:vAlign w:val="center"/>
             <w:hideMark/>
           </w:tcPr>
@@ -14189,7 +14276,7 @@
         </w:tc>
         <w:tc>
           <w:tcPr>
-            <w:tcW w:w="6872" w:type="dxa"/>
+            <w:tcW w:w="6748" w:type="dxa"/>
             <w:vAlign w:val="center"/>
             <w:hideMark/>
           </w:tcPr>
@@ -14223,7 +14310,7 @@
         </w:trPr>
         <w:tc>
           <w:tcPr>
-            <w:tcW w:w="0" w:type="auto"/>
+            <w:tcW w:w="1122" w:type="dxa"/>
             <w:shd w:val="clear" w:color="auto" w:fill="F2F2F2" w:themeFill="background1" w:themeFillShade="F2"/>
             <w:vAlign w:val="center"/>
             <w:hideMark/>
@@ -14243,7 +14330,7 @@
         </w:tc>
         <w:tc>
           <w:tcPr>
-            <w:tcW w:w="0" w:type="auto"/>
+            <w:tcW w:w="1254" w:type="dxa"/>
             <w:vAlign w:val="center"/>
             <w:hideMark/>
           </w:tcPr>
@@ -14262,7 +14349,7 @@
         </w:tc>
         <w:tc>
           <w:tcPr>
-            <w:tcW w:w="6872" w:type="dxa"/>
+            <w:tcW w:w="6748" w:type="dxa"/>
             <w:vAlign w:val="center"/>
             <w:hideMark/>
           </w:tcPr>
@@ -14304,7 +14391,7 @@
         </w:trPr>
         <w:tc>
           <w:tcPr>
-            <w:tcW w:w="0" w:type="auto"/>
+            <w:tcW w:w="1122" w:type="dxa"/>
             <w:shd w:val="clear" w:color="auto" w:fill="F2F2F2" w:themeFill="background1" w:themeFillShade="F2"/>
             <w:vAlign w:val="center"/>
             <w:hideMark/>
@@ -14318,13 +14405,14 @@
                 <w:b/>
                 <w:bCs/>
               </w:rPr>
+              <w:lastRenderedPageBreak/>
               <w:t>Phase 4</w:t>
             </w:r>
           </w:p>
         </w:tc>
         <w:tc>
           <w:tcPr>
-            <w:tcW w:w="0" w:type="auto"/>
+            <w:tcW w:w="1254" w:type="dxa"/>
             <w:vAlign w:val="center"/>
             <w:hideMark/>
           </w:tcPr>
@@ -14343,7 +14431,7 @@
         </w:tc>
         <w:tc>
           <w:tcPr>
-            <w:tcW w:w="6872" w:type="dxa"/>
+            <w:tcW w:w="6748" w:type="dxa"/>
             <w:vAlign w:val="center"/>
             <w:hideMark/>
           </w:tcPr>
@@ -14362,7 +14450,7 @@
               <w:t xml:space="preserve">, </w:t>
             </w:r>
             <w:r>
-              <w:t>$GINI</w:t>
+              <w:t>$REG</w:t>
             </w:r>
             <w:r>
               <w:t xml:space="preserve"> Token Generation Event (TGE), </w:t>
@@ -14386,7 +14474,7 @@
         </w:trPr>
         <w:tc>
           <w:tcPr>
-            <w:tcW w:w="0" w:type="auto"/>
+            <w:tcW w:w="1122" w:type="dxa"/>
             <w:shd w:val="clear" w:color="auto" w:fill="F2F2F2" w:themeFill="background1" w:themeFillShade="F2"/>
             <w:vAlign w:val="center"/>
             <w:hideMark/>
@@ -14406,7 +14494,7 @@
         </w:tc>
         <w:tc>
           <w:tcPr>
-            <w:tcW w:w="0" w:type="auto"/>
+            <w:tcW w:w="1254" w:type="dxa"/>
             <w:vAlign w:val="center"/>
             <w:hideMark/>
           </w:tcPr>
@@ -14425,7 +14513,7 @@
         </w:tc>
         <w:tc>
           <w:tcPr>
-            <w:tcW w:w="6872" w:type="dxa"/>
+            <w:tcW w:w="6748" w:type="dxa"/>
             <w:vAlign w:val="center"/>
             <w:hideMark/>
           </w:tcPr>
@@ -14439,69 +14527,6 @@
           </w:p>
         </w:tc>
       </w:tr>
-      <w:tr>
-        <w:trPr>
-          <w:trHeight w:val="419"/>
-        </w:trPr>
-        <w:tc>
-          <w:tcPr>
-            <w:tcW w:w="0" w:type="auto"/>
-            <w:shd w:val="clear" w:color="auto" w:fill="F2F2F2" w:themeFill="background1" w:themeFillShade="F2"/>
-            <w:vAlign w:val="center"/>
-            <w:hideMark/>
-          </w:tcPr>
-          <w:p>
-            <w:pPr>
-              <w:spacing w:after="120"/>
-            </w:pPr>
-            <w:r>
-              <w:rPr>
-                <w:b/>
-                <w:bCs/>
-              </w:rPr>
-              <w:t>Phase</w:t>
-            </w:r>
-          </w:p>
-        </w:tc>
-        <w:tc>
-          <w:tcPr>
-            <w:tcW w:w="0" w:type="auto"/>
-            <w:vAlign w:val="center"/>
-            <w:hideMark/>
-          </w:tcPr>
-          <w:p>
-            <w:pPr>
-              <w:spacing w:after="120"/>
-            </w:pPr>
-            <w:r>
-              <w:rPr>
-                <w:b/>
-                <w:bCs/>
-              </w:rPr>
-              <w:t>Status</w:t>
-            </w:r>
-          </w:p>
-        </w:tc>
-        <w:tc>
-          <w:tcPr>
-            <w:tcW w:w="6872" w:type="dxa"/>
-            <w:vAlign w:val="center"/>
-            <w:hideMark/>
-          </w:tcPr>
-          <w:p>
-            <w:pPr>
-              <w:spacing w:after="120"/>
-            </w:pPr>
-            <w:r>
-              <w:rPr>
-                <w:b/>
-                <w:bCs/>
-              </w:rPr>
-              <w:t>Key Milestones and Adjustments</w:t>
-            </w:r>
-          </w:p>
-        </w:tc>
-      </w:tr>
     </w:tbl>
     <w:p/>
     <w:p>
@@ -14517,10 +14542,10 @@
         <w:t xml:space="preserve">The initial game mode establishes the baseline mechanism. The </w:t>
       </w:r>
       <w:r>
-        <w:t>Gini.gg</w:t>
-      </w:r>
-      <w:r>
-        <w:t xml:space="preserve"> DAO is empowered to continuously introduce new modes to challenge players and expand the ecosystem’s strategic depth. Future possibilities include:</w:t>
+        <w:t>Regarded DAO</w:t>
+      </w:r>
+      <w:r>
+        <w:t xml:space="preserve"> is empowered to continuously introduce new modes to challenge players and expand the ecosystem’s strategic depth. Future possibilities include:</w:t>
       </w:r>
     </w:p>
     <w:p>
@@ -14535,7 +14560,6 @@
           <w:b/>
           <w:bCs/>
         </w:rPr>
-        <w:lastRenderedPageBreak/>
         <w:t>The "Volatile Asset" Game Mode:</w:t>
       </w:r>
       <w:r>
@@ -14544,29 +14568,28 @@
     </w:p>
     <w:p>
       <w:pPr>
-        <w:numPr>
-          <w:ilvl w:val="0"/>
-          <w:numId w:val="46"/>
-        </w:numPr>
-      </w:pPr>
-      <w:r>
-        <w:rPr>
-          <w:b/>
-          <w:bCs/>
-        </w:rPr>
+        <w:pStyle w:val="Heading2"/>
+      </w:pPr>
+      <w:bookmarkStart w:id="26" w:name="_Toc222913423"/>
+      <w:r>
         <w:t>The "Equal Start" Game Mode (The Proletariat Arena):</w:t>
       </w:r>
-      <w:r>
-        <w:t> The open-ended Auction is replaced with a fixed buy-in. Every participant purchases an identical, predetermined amount of $FIM. This ensures every player begins the game with an initial Gini Coefficient of 0.0. The strategic challenge then becomes a pure test of post-auction gameplay, examining the Capitalist faction's ability to create inequality from a perfectly level playing field, and the Socialist faction's ability to defend it.</w:t>
+      <w:bookmarkEnd w:id="26"/>
+      <w:r>
+        <w:t> </w:t>
+      </w:r>
+    </w:p>
+    <w:p>
+      <w:r>
+        <w:t>The open-ended Auction is replaced with a fixed buy-in. Every participant purchases an identical, predetermined amount of $FIM. This ensures every player begins the game with an initial Gini Coefficient of 0.0. The strategic challenge then becomes a pure test of post-auction gameplay, examining the Capitalist faction's ability to create inequality from a perfectly level playing field, and the Socialist faction's ability to defend it.</w:t>
       </w:r>
     </w:p>
     <w:p/>
     <w:p>
       <w:pPr>
         <w:pStyle w:val="Heading1"/>
-        <w:spacing w:after="120"/>
-      </w:pPr>
-      <w:bookmarkStart w:id="27" w:name="_Toc216525088"/>
+      </w:pPr>
+      <w:bookmarkStart w:id="27" w:name="_Toc222913424"/>
       <w:r>
         <w:t>Appendices</w:t>
       </w:r>
@@ -14575,9 +14598,8 @@
     <w:p>
       <w:pPr>
         <w:pStyle w:val="Heading2"/>
-        <w:spacing w:after="120"/>
-      </w:pPr>
-      <w:bookmarkStart w:id="28" w:name="_Toc216525089"/>
+      </w:pPr>
+      <w:bookmarkStart w:id="28" w:name="_Toc222913425"/>
       <w:r>
         <w:t>Appendix A: Formal Mechanics &amp; Mathematical Notation</w:t>
       </w:r>
@@ -14594,7 +14616,6 @@
     <w:p>
       <w:pPr>
         <w:pStyle w:val="Heading3"/>
-        <w:spacing w:after="120"/>
       </w:pPr>
       <w:r>
         <w:t>Definitions:</w:t>
@@ -14707,6 +14728,7 @@
         <w:spacing w:after="120"/>
       </w:pPr>
       <w:r>
+        <w:lastRenderedPageBreak/>
         <w:t>Let </w:t>
       </w:r>
       <w:proofErr w:type="spellStart"/>
@@ -14751,25 +14773,23 @@
       <w:pPr>
         <w:pStyle w:val="Heading3"/>
         <w:spacing w:after="120"/>
-      </w:pPr>
-      <w:r>
+        <w:rPr>
+          <w:rFonts w:ascii="Inter" w:hAnsi="Inter"/>
+        </w:rPr>
+      </w:pPr>
+      <w:r>
+        <w:rPr>
+          <w:rFonts w:ascii="Inter" w:hAnsi="Inter"/>
+        </w:rPr>
         <w:t xml:space="preserve">Gini </w:t>
       </w:r>
       <w:r>
-        <w:rPr>
-          <w:rStyle w:val="Heading3Char"/>
-          <w:b/>
-          <w:bCs/>
-        </w:rPr>
         <w:t>Coefficient (G):</w:t>
       </w:r>
     </w:p>
     <w:p>
       <w:pPr>
         <w:spacing w:after="120"/>
-        <w:rPr>
-          <w:lang w:val="en-DE"/>
-        </w:rPr>
       </w:pPr>
       <w:r>
         <w:t>The Gini Coefficient is calculated as:</w:t>
@@ -14830,74 +14850,46 @@
         <w:br/>
       </w:r>
       <w:r>
-        <w:rPr>
-          <w:lang w:val="en-DE"/>
-        </w:rPr>
         <w:t>This formula is computed off-chain by the Solver Bot and </w:t>
       </w:r>
       <w:r>
         <w:rPr>
           <w:b/>
           <w:bCs/>
-          <w:lang w:val="en-DE"/>
         </w:rPr>
         <w:t>verified on-chain</w:t>
       </w:r>
       <w:r>
-        <w:rPr>
-          <w:lang w:val="en-DE"/>
-        </w:rPr>
         <w:t> via sorted batch processing to establish </w:t>
       </w:r>
       <w:proofErr w:type="spellStart"/>
       <w:r>
-        <w:rPr>
-          <w:lang w:val="en-DE"/>
-        </w:rPr>
-        <w:t>Ginitial</w:t>
+        <w:t>G_initial</w:t>
       </w:r>
       <w:proofErr w:type="spellEnd"/>
       <w:r>
-        <w:rPr>
-          <w:lang w:val="en-DE"/>
-        </w:rPr>
-        <w:t xml:space="preserve"> </w:t>
-      </w:r>
-      <w:r>
-        <w:rPr>
-          <w:lang w:val="en-DE"/>
-        </w:rPr>
-        <w:t>(during the Bootstrap Phase) and </w:t>
+        <w:t xml:space="preserve"> (during the Bootstrap Phase) and </w:t>
       </w:r>
       <w:proofErr w:type="spellStart"/>
+      <w:r>
+        <w:t>G_</w:t>
+      </w:r>
       <w:proofErr w:type="gramStart"/>
       <w:r>
-        <w:rPr>
-          <w:lang w:val="en-DE"/>
-        </w:rPr>
-        <w:t>Gcurrent</w:t>
+        <w:t>current</w:t>
       </w:r>
       <w:proofErr w:type="spellEnd"/>
       <w:r>
-        <w:rPr>
-          <w:lang w:val="en-DE"/>
-        </w:rPr>
         <w:t>(</w:t>
       </w:r>
       <w:proofErr w:type="gramEnd"/>
       <w:r>
-        <w:rPr>
-          <w:lang w:val="en-DE"/>
-        </w:rPr>
         <w:t>during the Settlement Phase).</w:t>
       </w:r>
     </w:p>
     <w:p>
       <w:pPr>
         <w:spacing w:after="120"/>
-        <w:rPr>
-          <w:lang w:val="en-DE"/>
-        </w:rPr>
       </w:pPr>
       <w:r>
         <w:t>Victory Conditions:</w:t>
@@ -15068,7 +15060,6 @@
     <w:p>
       <w:pPr>
         <w:pStyle w:val="Heading3"/>
-        <w:spacing w:after="120"/>
       </w:pPr>
       <w:r>
         <w:t>Payout Logic Formalization:</w:t>
@@ -15138,7 +15129,7 @@
       </w:r>
       <w:r>
         <w:rPr>
-          <w:rFonts w:ascii="Calibri" w:hAnsi="Calibri" w:cs="Calibri"/>
+          <w:rFonts w:cs="Calibri"/>
         </w:rPr>
         <w:t>≥</w:t>
       </w:r>
@@ -15155,7 +15146,6 @@
         <w:spacing w:after="120"/>
       </w:pPr>
       <w:r>
-        <w:lastRenderedPageBreak/>
         <w:t>For a player </w:t>
       </w:r>
       <w:proofErr w:type="spellStart"/>
@@ -15331,7 +15321,7 @@
       </w:r>
       <w:r>
         <w:rPr>
-          <w:rFonts w:ascii="Calibri" w:hAnsi="Calibri" w:cs="Calibri"/>
+          <w:rFonts w:cs="Calibri"/>
         </w:rPr>
         <w:t>≤</w:t>
       </w:r>
@@ -15604,10 +15594,10 @@
     <w:p>
       <w:pPr>
         <w:pStyle w:val="Heading2"/>
-        <w:spacing w:after="120"/>
-      </w:pPr>
-      <w:bookmarkStart w:id="29" w:name="_Toc216525090"/>
-      <w:r>
+      </w:pPr>
+      <w:bookmarkStart w:id="29" w:name="_Toc222913426"/>
+      <w:r>
+        <w:lastRenderedPageBreak/>
         <w:t>Appendix B: Game Theory Considerations</w:t>
       </w:r>
       <w:bookmarkEnd w:id="29"/>
@@ -15620,7 +15610,7 @@
         <w:t xml:space="preserve">The design of </w:t>
       </w:r>
       <w:r>
-        <w:t>Gini.gg</w:t>
+        <w:t>Regarded Games</w:t>
       </w:r>
       <w:r>
         <w:t xml:space="preserve"> is an exercise in applied game theory. The rules are not just a framework for play, but a system designed to guide participants toward specific strategic realizations and to counter common exploits through robust mechanism design.</w:t>
@@ -15629,14 +15619,8 @@
     <w:p>
       <w:pPr>
         <w:pStyle w:val="Heading3"/>
-        <w:spacing w:after="120"/>
-      </w:pPr>
-      <w:r>
-        <w:rPr>
-          <w:rStyle w:val="Heading3Char"/>
-          <w:b/>
-          <w:bCs/>
-        </w:rPr>
+      </w:pPr>
+      <w:r>
         <w:t>The Core Dilemma: The Individual vs. The Collective</w:t>
       </w:r>
     </w:p>
@@ -15657,7 +15641,6 @@
     <w:p>
       <w:pPr>
         <w:pStyle w:val="Heading3"/>
-        <w:spacing w:after="120"/>
       </w:pPr>
       <w:r>
         <w:t>Nash Equilibrium &amp; The Learning Effect</w:t>
@@ -15682,7 +15665,6 @@
     <w:p>
       <w:pPr>
         <w:pStyle w:val="Heading3"/>
-        <w:spacing w:after="120"/>
       </w:pPr>
       <w:r>
         <w:t>Emergent Strategies: Gini-Aware Trading</w:t>
@@ -15693,7 +15675,7 @@
         <w:t xml:space="preserve">The platform's design, which provides perfect information about counterparty balances on the Peer-to-Peer Order Book, gives rise to a set of sophisticated strategies we term "Gini-Aware Trading." Unlike traditional markets focused solely on price, players in </w:t>
       </w:r>
       <w:r>
-        <w:t>Gini.gg</w:t>
+        <w:t>Regarded Games</w:t>
       </w:r>
       <w:r>
         <w:t xml:space="preserve"> must price in the externality of their trade's impact on the Gini Coefficient.</w:t>
@@ -15729,7 +15711,6 @@
           <w:b/>
           <w:bCs/>
         </w:rPr>
-        <w:lastRenderedPageBreak/>
         <w:t>The Capitalist Discount:</w:t>
       </w:r>
       <w:r>
@@ -15748,6 +15729,7 @@
           <w:b/>
           <w:bCs/>
         </w:rPr>
+        <w:lastRenderedPageBreak/>
         <w:t>Strategic Matching:</w:t>
       </w:r>
       <w:r>
@@ -15758,7 +15740,6 @@
     <w:p>
       <w:pPr>
         <w:pStyle w:val="Heading3"/>
-        <w:spacing w:after="120"/>
       </w:pPr>
       <w:r>
         <w:t>Countering Exploits via Mechanism Design</w:t>
@@ -15812,7 +15793,7 @@
           <w:i/>
           <w:iCs/>
         </w:rPr>
-        <w:t>Ginitial</w:t>
+        <w:t>G_initial</w:t>
       </w:r>
       <w:proofErr w:type="spellEnd"/>
       <w:r>
@@ -15826,10 +15807,7 @@
         <w:t>FIM</w:t>
       </w:r>
       <w:r>
-        <w:t xml:space="preserve"> </w:t>
-      </w:r>
-      <w:r>
-        <w:t>during the game.</w:t>
+        <w:t xml:space="preserve"> during the game.</w:t>
       </w:r>
     </w:p>
     <w:p>
@@ -15848,13 +15826,13 @@
         <w:t xml:space="preserve">The Mitigation: </w:t>
       </w:r>
       <w:r>
-        <w:t>This is primarily countered by the RTD Collateral Rule. The wallet must hold a collateral stake in RTD</w:t>
-      </w:r>
-      <w:r>
-        <w:t xml:space="preserve"> </w:t>
-      </w:r>
-      <w:r>
-        <w:t xml:space="preserve">determined by the Static Collateral Ratio (e.g., 10 $RTD for every 100 $FIM). This creates a two-fold </w:t>
+        <w:t xml:space="preserve">This is primarily countered by the RTD Collateral Rule. The wallet must hold a collateral stake in RTD determined by the Static Collateral Ratio (e.g., 10 </w:t>
+      </w:r>
+      <w:r>
+        <w:t>$REG</w:t>
+      </w:r>
+      <w:r>
+        <w:t xml:space="preserve"> for every 100 $FIM). This creates a two-fold </w:t>
       </w:r>
       <w:proofErr w:type="spellStart"/>
       <w:r>
@@ -15886,13 +15864,7 @@
         <w:spacing w:after="120"/>
       </w:pPr>
       <w:r>
-        <w:t>Incentive Alignment: By forcing the attacker to hold a significant position in the governance asset to execute the attack, the protocol aligns their incentives with the ecosystem's health. Any manipulation that undermines the integrity of the game would likely degrade the market value of the very RTD</w:t>
-      </w:r>
-      <w:r>
-        <w:t xml:space="preserve"> </w:t>
-      </w:r>
-      <w:r>
-        <w:t>collateral they are holding, rendering the attack economically irrational or self-defeating.</w:t>
+        <w:t>Incentive Alignment: By forcing the attacker to hold a significant position in the governance asset to execute the attack, the protocol aligns their incentives with the ecosystem's health. Any manipulation that undermines the integrity of the game would likely degrade the market value of the very RTD collateral they are holding, rendering the attack economically irrational or self-defeating.</w:t>
       </w:r>
     </w:p>
     <w:p>
@@ -16031,6 +16003,7 @@
           <w:b/>
           <w:bCs/>
         </w:rPr>
+        <w:lastRenderedPageBreak/>
         <w:t>The Mitigation:</w:t>
       </w:r>
       <w:r>
@@ -16055,11 +16028,9 @@
     <w:p>
       <w:pPr>
         <w:pStyle w:val="Heading2"/>
-        <w:spacing w:after="120"/>
-      </w:pPr>
-      <w:bookmarkStart w:id="30" w:name="_Toc216525091"/>
-      <w:r>
-        <w:lastRenderedPageBreak/>
+      </w:pPr>
+      <w:bookmarkStart w:id="30" w:name="_Toc222913427"/>
+      <w:r>
         <w:t>Appendix C: Glossary</w:t>
       </w:r>
       <w:bookmarkEnd w:id="30"/>
@@ -16073,7 +16044,7 @@
         <w:spacing w:after="120"/>
       </w:pPr>
       <w:r>
-        <w:t>Alpha: An investment strategy's ability to beat the market. In the context of the simulation, it is reframed as the mastery of the game's intrinsic strategic dynamics.</w:t>
+        <w:t>Credible Neutrality: The principle that a system is trustworthy because it is not controlled by any single entity that can change the rules for its own benefit.</w:t>
       </w:r>
     </w:p>
     <w:p>
@@ -16085,7 +16056,7 @@
         <w:spacing w:after="120"/>
       </w:pPr>
       <w:r>
-        <w:t>Credible Neutrality: The principle that a system is trustworthy because it is not controlled by any single entity that can change the rules for its own benefit.</w:t>
+        <w:t>DAO (Decentralized Autonomous Organization): An organization represented by rules encoded as a computer program that is transparent, controlled by the organization members, and not influenced by a central government.</w:t>
       </w:r>
     </w:p>
     <w:p>
@@ -16097,7 +16068,13 @@
         <w:spacing w:after="120"/>
       </w:pPr>
       <w:r>
-        <w:t>DAO (Decentralized Autonomous Organization): An organization represented by rules encoded as a computer program that is transparent, controlled by the organization members, and not influenced by a central government.</w:t>
+        <w:t xml:space="preserve">$FIM (Fake Internet Money): The non-investment, seasonal utility token used exclusively for gameplay within a single </w:t>
+      </w:r>
+      <w:r>
+        <w:t>Regarded Games</w:t>
+      </w:r>
+      <w:r>
+        <w:t xml:space="preserve"> season.</w:t>
       </w:r>
     </w:p>
     <w:p>
@@ -16109,13 +16086,7 @@
         <w:spacing w:after="120"/>
       </w:pPr>
       <w:r>
-        <w:t xml:space="preserve">$FIM (Fake Internet Money): The non-investment, seasonal utility token used exclusively for gameplay within a single </w:t>
-      </w:r>
-      <w:r>
-        <w:t>Gini.gg</w:t>
-      </w:r>
-      <w:r>
-        <w:t xml:space="preserve"> season.</w:t>
+        <w:t>Gini Coefficient: A statistical measure of distribution used to gauge economic inequality. A score of 0 represents perfect equality, and 1 represents perfect inequality.</w:t>
       </w:r>
     </w:p>
     <w:p>
@@ -16127,7 +16098,23 @@
         <w:spacing w:after="120"/>
       </w:pPr>
       <w:r>
-        <w:t>Gini Coefficient: A statistical measure of distribution used to gauge economic inequality. A score of 0 represents perfect equality, and 1 represents perfect inequality.</w:t>
+        <w:t xml:space="preserve">Net Contribution: A core metric calculated as a player's total </w:t>
+      </w:r>
+      <w:proofErr w:type="spellStart"/>
+      <w:r>
+        <w:t>MoneyIn</w:t>
+      </w:r>
+      <w:proofErr w:type="spellEnd"/>
+      <w:r>
+        <w:t xml:space="preserve"> minus their total </w:t>
+      </w:r>
+      <w:proofErr w:type="spellStart"/>
+      <w:r>
+        <w:t>MoneyOut</w:t>
+      </w:r>
+      <w:proofErr w:type="spellEnd"/>
+      <w:r>
+        <w:t>. It serves as a Sybil-resistant "Proof of Sacrifice."</w:t>
       </w:r>
     </w:p>
     <w:p>
@@ -16139,23 +16126,15 @@
         <w:spacing w:after="120"/>
       </w:pPr>
       <w:r>
-        <w:t xml:space="preserve">Net Contribution: A core metric calculated as a player's total </w:t>
-      </w:r>
-      <w:proofErr w:type="spellStart"/>
-      <w:r>
-        <w:t>MoneyIn</w:t>
-      </w:r>
-      <w:proofErr w:type="spellEnd"/>
-      <w:r>
-        <w:t xml:space="preserve"> minus their total </w:t>
-      </w:r>
-      <w:proofErr w:type="spellStart"/>
-      <w:r>
-        <w:t>MoneyOut</w:t>
-      </w:r>
-      <w:proofErr w:type="spellEnd"/>
-      <w:r>
-        <w:t>. It serves as a Sybil-resistant "Proof of Sacrifice."</w:t>
+        <w:t xml:space="preserve">Oligarchy: In a Capitalist victory, the smallest group of top players </w:t>
+      </w:r>
+      <w:proofErr w:type="gramStart"/>
+      <w:r>
+        <w:t>whose</w:t>
+      </w:r>
+      <w:proofErr w:type="gramEnd"/>
+      <w:r>
+        <w:t xml:space="preserve"> combined FIM holdings equal or exceed 50% of the total supply.</w:t>
       </w:r>
     </w:p>
     <w:p>
@@ -16167,15 +16146,25 @@
         <w:spacing w:after="120"/>
       </w:pPr>
       <w:r>
-        <w:t xml:space="preserve">Oligarchy: In a Capitalist victory, the smallest group of top players </w:t>
-      </w:r>
-      <w:proofErr w:type="gramStart"/>
-      <w:r>
-        <w:t>whose</w:t>
-      </w:r>
-      <w:proofErr w:type="gramEnd"/>
-      <w:r>
-        <w:t xml:space="preserve"> combined FIM holdings equal or exceed 50% of the total supply.</w:t>
+        <w:t>$</w:t>
+      </w:r>
+      <w:r>
+        <w:t>REG</w:t>
+      </w:r>
+      <w:r>
+        <w:t xml:space="preserve"> (</w:t>
+      </w:r>
+      <w:r>
+        <w:t>Regards</w:t>
+      </w:r>
+      <w:r>
+        <w:t xml:space="preserve">): The governance token of the </w:t>
+      </w:r>
+      <w:r>
+        <w:t>Regarded Games</w:t>
+      </w:r>
+      <w:r>
+        <w:t xml:space="preserve"> ecosystem. Holders govern the DAO and their stake is required as collateral to participate in the game.</w:t>
       </w:r>
     </w:p>
     <w:p>
@@ -16187,22 +16176,7 @@
         <w:spacing w:after="120"/>
       </w:pPr>
       <w:r>
-        <w:t>$GINI</w:t>
-      </w:r>
-      <w:r>
-        <w:t xml:space="preserve"> (</w:t>
-      </w:r>
-      <w:r>
-        <w:t>Gini</w:t>
-      </w:r>
-      <w:r>
-        <w:t xml:space="preserve">): The governance token of the </w:t>
-      </w:r>
-      <w:r>
-        <w:t>Gini.gg</w:t>
-      </w:r>
-      <w:r>
-        <w:t xml:space="preserve"> ecosystem. Holders govern the DAO and their stake is required as collateral to participate in the game.</w:t>
+        <w:t>Solidarity Fund: In a Socialist victory, the fund created by capping the winnings of the elite players, which is then redistributed to all players based on their Net Contribution.</w:t>
       </w:r>
     </w:p>
     <w:p>
@@ -16214,24 +16188,25 @@
         <w:spacing w:after="120"/>
       </w:pPr>
       <w:r>
-        <w:t>Solidarity Fund: In a Socialist victory, the fund created by capping the winnings of the elite players, which is then redistributed to all players based on their Net Contribution.</w:t>
-      </w:r>
-    </w:p>
-    <w:p>
-      <w:pPr>
+        <w:t>Vesting: The process of granting an owner full rights to their tokens over a set period. It is used to ensure long-term commitment from the team and stakeholders.</w:t>
+      </w:r>
+    </w:p>
+    <w:p>
+      <w:pPr>
+        <w:pStyle w:val="ListParagraph"/>
         <w:numPr>
           <w:ilvl w:val="0"/>
           <w:numId w:val="5"/>
         </w:numPr>
-        <w:spacing w:after="120"/>
-      </w:pPr>
-      <w:r>
-        <w:t>Vesting: The process of granting an owner full rights to their tokens over a set period. It is used to ensure long-term commitment from the team and stakeholders.</w:t>
+        <w:spacing w:after="160"/>
+      </w:pPr>
+      <w:r>
+        <w:t>Clearing Price: The single, uniform price per token determined at the conclusion of a Batch Auction, calculated by dividing the total capital committed by the total tokens offered. Every participant in the auction receives the same entry price.</w:t>
       </w:r>
     </w:p>
     <w:sectPr>
-      <w:headerReference w:type="default" r:id="rId11"/>
-      <w:footerReference w:type="default" r:id="rId12"/>
+      <w:headerReference w:type="default" r:id="rId12"/>
+      <w:footerReference w:type="default" r:id="rId13"/>
       <w:pgSz w:w="11906" w:h="16838"/>
       <w:pgMar w:top="1440" w:right="1440" w:bottom="1440" w:left="1440" w:header="708" w:footer="708" w:gutter="0"/>
       <w:cols w:space="708"/>
@@ -16295,7 +16270,19 @@
             <w:rPr>
               <w:rStyle w:val="Hyperlink"/>
             </w:rPr>
-            <w:t>ritardo.games</w:t>
+            <w:t>r</w:t>
+          </w:r>
+          <w:r>
+            <w:rPr>
+              <w:rStyle w:val="Hyperlink"/>
+            </w:rPr>
+            <w:t>egarded</w:t>
+          </w:r>
+          <w:r>
+            <w:rPr>
+              <w:rStyle w:val="Hyperlink"/>
+            </w:rPr>
+            <w:t>.games</w:t>
           </w:r>
           <w:proofErr w:type="spellEnd"/>
           <w:proofErr w:type="gramEnd"/>
@@ -16369,7 +16356,10 @@
       <w:pStyle w:val="Header"/>
     </w:pPr>
     <w:r>
-      <w:t>RITARDO GAMES</w:t>
+      <w:t>REGARDED</w:t>
+    </w:r>
+    <w:r>
+      <w:t xml:space="preserve"> GAMES</w:t>
     </w:r>
     <w:r>
       <w:ptab w:relativeTo="margin" w:alignment="center" w:leader="none"/>
@@ -16378,7 +16368,19 @@
       <w:ptab w:relativeTo="margin" w:alignment="right" w:leader="none"/>
     </w:r>
     <w:r>
-      <w:t>12.08.2025</w:t>
+      <w:t>25</w:t>
+    </w:r>
+    <w:r>
+      <w:t>.0</w:t>
+    </w:r>
+    <w:r>
+      <w:t>2</w:t>
+    </w:r>
+    <w:r>
+      <w:t>.202</w:t>
+    </w:r>
+    <w:r>
+      <w:t>6</w:t>
     </w:r>
   </w:p>
   <w:p>
@@ -16402,9 +16404,9 @@
       <w:lvlJc w:val="left"/>
       <w:pPr>
         <w:tabs>
-          <w:tab w:val="num" w:pos="360"/>
-        </w:tabs>
-        <w:ind w:left="360" w:hanging="360"/>
+          <w:tab w:val="num" w:pos="644"/>
+        </w:tabs>
+        <w:ind w:left="644" w:hanging="360"/>
       </w:pPr>
     </w:lvl>
     <w:lvl w:ilvl="1">
@@ -16414,9 +16416,9 @@
       <w:lvlJc w:val="left"/>
       <w:pPr>
         <w:tabs>
-          <w:tab w:val="num" w:pos="786"/>
-        </w:tabs>
-        <w:ind w:left="786" w:hanging="360"/>
+          <w:tab w:val="num" w:pos="1070"/>
+        </w:tabs>
+        <w:ind w:left="1070" w:hanging="360"/>
       </w:pPr>
       <w:rPr>
         <w:rFonts w:ascii="Courier New" w:hAnsi="Courier New" w:hint="default"/>
@@ -16430,9 +16432,9 @@
       <w:lvlJc w:val="left"/>
       <w:pPr>
         <w:tabs>
-          <w:tab w:val="num" w:pos="1800"/>
-        </w:tabs>
-        <w:ind w:left="1800" w:hanging="360"/>
+          <w:tab w:val="num" w:pos="2084"/>
+        </w:tabs>
+        <w:ind w:left="2084" w:hanging="360"/>
       </w:pPr>
     </w:lvl>
     <w:lvl w:ilvl="3" w:tentative="1">
@@ -16442,9 +16444,9 @@
       <w:lvlJc w:val="left"/>
       <w:pPr>
         <w:tabs>
-          <w:tab w:val="num" w:pos="2520"/>
-        </w:tabs>
-        <w:ind w:left="2520" w:hanging="360"/>
+          <w:tab w:val="num" w:pos="2804"/>
+        </w:tabs>
+        <w:ind w:left="2804" w:hanging="360"/>
       </w:pPr>
     </w:lvl>
     <w:lvl w:ilvl="4" w:tentative="1">
@@ -16454,9 +16456,9 @@
       <w:lvlJc w:val="left"/>
       <w:pPr>
         <w:tabs>
-          <w:tab w:val="num" w:pos="3240"/>
-        </w:tabs>
-        <w:ind w:left="3240" w:hanging="360"/>
+          <w:tab w:val="num" w:pos="3524"/>
+        </w:tabs>
+        <w:ind w:left="3524" w:hanging="360"/>
       </w:pPr>
     </w:lvl>
     <w:lvl w:ilvl="5" w:tentative="1">
@@ -16466,9 +16468,9 @@
       <w:lvlJc w:val="left"/>
       <w:pPr>
         <w:tabs>
-          <w:tab w:val="num" w:pos="3960"/>
-        </w:tabs>
-        <w:ind w:left="3960" w:hanging="360"/>
+          <w:tab w:val="num" w:pos="4244"/>
+        </w:tabs>
+        <w:ind w:left="4244" w:hanging="360"/>
       </w:pPr>
     </w:lvl>
     <w:lvl w:ilvl="6" w:tentative="1">
@@ -16478,9 +16480,9 @@
       <w:lvlJc w:val="left"/>
       <w:pPr>
         <w:tabs>
-          <w:tab w:val="num" w:pos="4680"/>
-        </w:tabs>
-        <w:ind w:left="4680" w:hanging="360"/>
+          <w:tab w:val="num" w:pos="4964"/>
+        </w:tabs>
+        <w:ind w:left="4964" w:hanging="360"/>
       </w:pPr>
     </w:lvl>
     <w:lvl w:ilvl="7" w:tentative="1">
@@ -16490,9 +16492,9 @@
       <w:lvlJc w:val="left"/>
       <w:pPr>
         <w:tabs>
-          <w:tab w:val="num" w:pos="5400"/>
-        </w:tabs>
-        <w:ind w:left="5400" w:hanging="360"/>
+          <w:tab w:val="num" w:pos="5684"/>
+        </w:tabs>
+        <w:ind w:left="5684" w:hanging="360"/>
       </w:pPr>
     </w:lvl>
     <w:lvl w:ilvl="8" w:tentative="1">
@@ -16502,13 +16504,311 @@
       <w:lvlJc w:val="left"/>
       <w:pPr>
         <w:tabs>
-          <w:tab w:val="num" w:pos="6120"/>
-        </w:tabs>
-        <w:ind w:left="6120" w:hanging="360"/>
+          <w:tab w:val="num" w:pos="6404"/>
+        </w:tabs>
+        <w:ind w:left="6404" w:hanging="360"/>
       </w:pPr>
     </w:lvl>
   </w:abstractNum>
   <w:abstractNum w:abstractNumId="1" w15:restartNumberingAfterBreak="0">
+    <w:nsid w:val="09D972A2"/>
+    <w:multiLevelType w:val="multilevel"/>
+    <w:tmpl w:val="0EFE6A0A"/>
+    <w:lvl w:ilvl="0">
+      <w:start w:val="1"/>
+      <w:numFmt w:val="bullet"/>
+      <w:lvlText w:val=""/>
+      <w:lvlJc w:val="left"/>
+      <w:pPr>
+        <w:tabs>
+          <w:tab w:val="num" w:pos="720"/>
+        </w:tabs>
+        <w:ind w:left="720" w:hanging="360"/>
+      </w:pPr>
+      <w:rPr>
+        <w:rFonts w:ascii="Symbol" w:hAnsi="Symbol" w:hint="default"/>
+        <w:sz w:val="20"/>
+      </w:rPr>
+    </w:lvl>
+    <w:lvl w:ilvl="1" w:tentative="1">
+      <w:start w:val="1"/>
+      <w:numFmt w:val="bullet"/>
+      <w:lvlText w:val="o"/>
+      <w:lvlJc w:val="left"/>
+      <w:pPr>
+        <w:tabs>
+          <w:tab w:val="num" w:pos="1440"/>
+        </w:tabs>
+        <w:ind w:left="1440" w:hanging="360"/>
+      </w:pPr>
+      <w:rPr>
+        <w:rFonts w:ascii="Courier New" w:hAnsi="Courier New" w:hint="default"/>
+        <w:sz w:val="20"/>
+      </w:rPr>
+    </w:lvl>
+    <w:lvl w:ilvl="2" w:tentative="1">
+      <w:start w:val="1"/>
+      <w:numFmt w:val="bullet"/>
+      <w:lvlText w:val=""/>
+      <w:lvlJc w:val="left"/>
+      <w:pPr>
+        <w:tabs>
+          <w:tab w:val="num" w:pos="2160"/>
+        </w:tabs>
+        <w:ind w:left="2160" w:hanging="360"/>
+      </w:pPr>
+      <w:rPr>
+        <w:rFonts w:ascii="Wingdings" w:hAnsi="Wingdings" w:hint="default"/>
+        <w:sz w:val="20"/>
+      </w:rPr>
+    </w:lvl>
+    <w:lvl w:ilvl="3" w:tentative="1">
+      <w:start w:val="1"/>
+      <w:numFmt w:val="bullet"/>
+      <w:lvlText w:val=""/>
+      <w:lvlJc w:val="left"/>
+      <w:pPr>
+        <w:tabs>
+          <w:tab w:val="num" w:pos="2880"/>
+        </w:tabs>
+        <w:ind w:left="2880" w:hanging="360"/>
+      </w:pPr>
+      <w:rPr>
+        <w:rFonts w:ascii="Wingdings" w:hAnsi="Wingdings" w:hint="default"/>
+        <w:sz w:val="20"/>
+      </w:rPr>
+    </w:lvl>
+    <w:lvl w:ilvl="4" w:tentative="1">
+      <w:start w:val="1"/>
+      <w:numFmt w:val="bullet"/>
+      <w:lvlText w:val=""/>
+      <w:lvlJc w:val="left"/>
+      <w:pPr>
+        <w:tabs>
+          <w:tab w:val="num" w:pos="3600"/>
+        </w:tabs>
+        <w:ind w:left="3600" w:hanging="360"/>
+      </w:pPr>
+      <w:rPr>
+        <w:rFonts w:ascii="Wingdings" w:hAnsi="Wingdings" w:hint="default"/>
+        <w:sz w:val="20"/>
+      </w:rPr>
+    </w:lvl>
+    <w:lvl w:ilvl="5" w:tentative="1">
+      <w:start w:val="1"/>
+      <w:numFmt w:val="bullet"/>
+      <w:lvlText w:val=""/>
+      <w:lvlJc w:val="left"/>
+      <w:pPr>
+        <w:tabs>
+          <w:tab w:val="num" w:pos="4320"/>
+        </w:tabs>
+        <w:ind w:left="4320" w:hanging="360"/>
+      </w:pPr>
+      <w:rPr>
+        <w:rFonts w:ascii="Wingdings" w:hAnsi="Wingdings" w:hint="default"/>
+        <w:sz w:val="20"/>
+      </w:rPr>
+    </w:lvl>
+    <w:lvl w:ilvl="6" w:tentative="1">
+      <w:start w:val="1"/>
+      <w:numFmt w:val="bullet"/>
+      <w:lvlText w:val=""/>
+      <w:lvlJc w:val="left"/>
+      <w:pPr>
+        <w:tabs>
+          <w:tab w:val="num" w:pos="5040"/>
+        </w:tabs>
+        <w:ind w:left="5040" w:hanging="360"/>
+      </w:pPr>
+      <w:rPr>
+        <w:rFonts w:ascii="Wingdings" w:hAnsi="Wingdings" w:hint="default"/>
+        <w:sz w:val="20"/>
+      </w:rPr>
+    </w:lvl>
+    <w:lvl w:ilvl="7" w:tentative="1">
+      <w:start w:val="1"/>
+      <w:numFmt w:val="bullet"/>
+      <w:lvlText w:val=""/>
+      <w:lvlJc w:val="left"/>
+      <w:pPr>
+        <w:tabs>
+          <w:tab w:val="num" w:pos="5760"/>
+        </w:tabs>
+        <w:ind w:left="5760" w:hanging="360"/>
+      </w:pPr>
+      <w:rPr>
+        <w:rFonts w:ascii="Wingdings" w:hAnsi="Wingdings" w:hint="default"/>
+        <w:sz w:val="20"/>
+      </w:rPr>
+    </w:lvl>
+    <w:lvl w:ilvl="8" w:tentative="1">
+      <w:start w:val="1"/>
+      <w:numFmt w:val="bullet"/>
+      <w:lvlText w:val=""/>
+      <w:lvlJc w:val="left"/>
+      <w:pPr>
+        <w:tabs>
+          <w:tab w:val="num" w:pos="6480"/>
+        </w:tabs>
+        <w:ind w:left="6480" w:hanging="360"/>
+      </w:pPr>
+      <w:rPr>
+        <w:rFonts w:ascii="Wingdings" w:hAnsi="Wingdings" w:hint="default"/>
+        <w:sz w:val="20"/>
+      </w:rPr>
+    </w:lvl>
+  </w:abstractNum>
+  <w:abstractNum w:abstractNumId="2" w15:restartNumberingAfterBreak="0">
+    <w:nsid w:val="0B8E7E1C"/>
+    <w:multiLevelType w:val="multilevel"/>
+    <w:tmpl w:val="8A184E20"/>
+    <w:lvl w:ilvl="0">
+      <w:start w:val="1"/>
+      <w:numFmt w:val="bullet"/>
+      <w:lvlText w:val=""/>
+      <w:lvlJc w:val="left"/>
+      <w:pPr>
+        <w:tabs>
+          <w:tab w:val="num" w:pos="720"/>
+        </w:tabs>
+        <w:ind w:left="720" w:hanging="360"/>
+      </w:pPr>
+      <w:rPr>
+        <w:rFonts w:ascii="Symbol" w:hAnsi="Symbol" w:hint="default"/>
+        <w:sz w:val="20"/>
+      </w:rPr>
+    </w:lvl>
+    <w:lvl w:ilvl="1" w:tentative="1">
+      <w:start w:val="1"/>
+      <w:numFmt w:val="bullet"/>
+      <w:lvlText w:val="o"/>
+      <w:lvlJc w:val="left"/>
+      <w:pPr>
+        <w:tabs>
+          <w:tab w:val="num" w:pos="1440"/>
+        </w:tabs>
+        <w:ind w:left="1440" w:hanging="360"/>
+      </w:pPr>
+      <w:rPr>
+        <w:rFonts w:ascii="Courier New" w:hAnsi="Courier New" w:hint="default"/>
+        <w:sz w:val="20"/>
+      </w:rPr>
+    </w:lvl>
+    <w:lvl w:ilvl="2" w:tentative="1">
+      <w:start w:val="1"/>
+      <w:numFmt w:val="bullet"/>
+      <w:lvlText w:val=""/>
+      <w:lvlJc w:val="left"/>
+      <w:pPr>
+        <w:tabs>
+          <w:tab w:val="num" w:pos="2160"/>
+        </w:tabs>
+        <w:ind w:left="2160" w:hanging="360"/>
+      </w:pPr>
+      <w:rPr>
+        <w:rFonts w:ascii="Wingdings" w:hAnsi="Wingdings" w:hint="default"/>
+        <w:sz w:val="20"/>
+      </w:rPr>
+    </w:lvl>
+    <w:lvl w:ilvl="3" w:tentative="1">
+      <w:start w:val="1"/>
+      <w:numFmt w:val="bullet"/>
+      <w:lvlText w:val=""/>
+      <w:lvlJc w:val="left"/>
+      <w:pPr>
+        <w:tabs>
+          <w:tab w:val="num" w:pos="2880"/>
+        </w:tabs>
+        <w:ind w:left="2880" w:hanging="360"/>
+      </w:pPr>
+      <w:rPr>
+        <w:rFonts w:ascii="Wingdings" w:hAnsi="Wingdings" w:hint="default"/>
+        <w:sz w:val="20"/>
+      </w:rPr>
+    </w:lvl>
+    <w:lvl w:ilvl="4" w:tentative="1">
+      <w:start w:val="1"/>
+      <w:numFmt w:val="bullet"/>
+      <w:lvlText w:val=""/>
+      <w:lvlJc w:val="left"/>
+      <w:pPr>
+        <w:tabs>
+          <w:tab w:val="num" w:pos="3600"/>
+        </w:tabs>
+        <w:ind w:left="3600" w:hanging="360"/>
+      </w:pPr>
+      <w:rPr>
+        <w:rFonts w:ascii="Wingdings" w:hAnsi="Wingdings" w:hint="default"/>
+        <w:sz w:val="20"/>
+      </w:rPr>
+    </w:lvl>
+    <w:lvl w:ilvl="5" w:tentative="1">
+      <w:start w:val="1"/>
+      <w:numFmt w:val="bullet"/>
+      <w:lvlText w:val=""/>
+      <w:lvlJc w:val="left"/>
+      <w:pPr>
+        <w:tabs>
+          <w:tab w:val="num" w:pos="4320"/>
+        </w:tabs>
+        <w:ind w:left="4320" w:hanging="360"/>
+      </w:pPr>
+      <w:rPr>
+        <w:rFonts w:ascii="Wingdings" w:hAnsi="Wingdings" w:hint="default"/>
+        <w:sz w:val="20"/>
+      </w:rPr>
+    </w:lvl>
+    <w:lvl w:ilvl="6" w:tentative="1">
+      <w:start w:val="1"/>
+      <w:numFmt w:val="bullet"/>
+      <w:lvlText w:val=""/>
+      <w:lvlJc w:val="left"/>
+      <w:pPr>
+        <w:tabs>
+          <w:tab w:val="num" w:pos="5040"/>
+        </w:tabs>
+        <w:ind w:left="5040" w:hanging="360"/>
+      </w:pPr>
+      <w:rPr>
+        <w:rFonts w:ascii="Wingdings" w:hAnsi="Wingdings" w:hint="default"/>
+        <w:sz w:val="20"/>
+      </w:rPr>
+    </w:lvl>
+    <w:lvl w:ilvl="7" w:tentative="1">
+      <w:start w:val="1"/>
+      <w:numFmt w:val="bullet"/>
+      <w:lvlText w:val=""/>
+      <w:lvlJc w:val="left"/>
+      <w:pPr>
+        <w:tabs>
+          <w:tab w:val="num" w:pos="5760"/>
+        </w:tabs>
+        <w:ind w:left="5760" w:hanging="360"/>
+      </w:pPr>
+      <w:rPr>
+        <w:rFonts w:ascii="Wingdings" w:hAnsi="Wingdings" w:hint="default"/>
+        <w:sz w:val="20"/>
+      </w:rPr>
+    </w:lvl>
+    <w:lvl w:ilvl="8" w:tentative="1">
+      <w:start w:val="1"/>
+      <w:numFmt w:val="bullet"/>
+      <w:lvlText w:val=""/>
+      <w:lvlJc w:val="left"/>
+      <w:pPr>
+        <w:tabs>
+          <w:tab w:val="num" w:pos="6480"/>
+        </w:tabs>
+        <w:ind w:left="6480" w:hanging="360"/>
+      </w:pPr>
+      <w:rPr>
+        <w:rFonts w:ascii="Wingdings" w:hAnsi="Wingdings" w:hint="default"/>
+        <w:sz w:val="20"/>
+      </w:rPr>
+    </w:lvl>
+  </w:abstractNum>
+  <w:abstractNum w:abstractNumId="3" w15:restartNumberingAfterBreak="0">
     <w:nsid w:val="0CFA0DB6"/>
     <w:multiLevelType w:val="multilevel"/>
     <w:tmpl w:val="517694B2"/>
@@ -16657,7 +16957,7 @@
       </w:rPr>
     </w:lvl>
   </w:abstractNum>
-  <w:abstractNum w:abstractNumId="2" w15:restartNumberingAfterBreak="0">
+  <w:abstractNum w:abstractNumId="4" w15:restartNumberingAfterBreak="0">
     <w:nsid w:val="118B398C"/>
     <w:multiLevelType w:val="multilevel"/>
     <w:tmpl w:val="FF08A21E"/>
@@ -16806,7 +17106,7 @@
       </w:rPr>
     </w:lvl>
   </w:abstractNum>
-  <w:abstractNum w:abstractNumId="3" w15:restartNumberingAfterBreak="0">
+  <w:abstractNum w:abstractNumId="5" w15:restartNumberingAfterBreak="0">
     <w:nsid w:val="12D77CA9"/>
     <w:multiLevelType w:val="multilevel"/>
     <w:tmpl w:val="6114B78C"/>
@@ -16955,7 +17255,7 @@
       </w:rPr>
     </w:lvl>
   </w:abstractNum>
-  <w:abstractNum w:abstractNumId="4" w15:restartNumberingAfterBreak="0">
+  <w:abstractNum w:abstractNumId="6" w15:restartNumberingAfterBreak="0">
     <w:nsid w:val="12E5133E"/>
     <w:multiLevelType w:val="multilevel"/>
     <w:tmpl w:val="C95EC376"/>
@@ -17104,7 +17404,7 @@
       </w:rPr>
     </w:lvl>
   </w:abstractNum>
-  <w:abstractNum w:abstractNumId="5" w15:restartNumberingAfterBreak="0">
+  <w:abstractNum w:abstractNumId="7" w15:restartNumberingAfterBreak="0">
     <w:nsid w:val="143202CA"/>
     <w:multiLevelType w:val="multilevel"/>
     <w:tmpl w:val="37040172"/>
@@ -17217,7 +17517,7 @@
       </w:pPr>
     </w:lvl>
   </w:abstractNum>
-  <w:abstractNum w:abstractNumId="6" w15:restartNumberingAfterBreak="0">
+  <w:abstractNum w:abstractNumId="8" w15:restartNumberingAfterBreak="0">
     <w:nsid w:val="16D219A5"/>
     <w:multiLevelType w:val="multilevel"/>
     <w:tmpl w:val="1488EA72"/>
@@ -17366,7 +17666,7 @@
       </w:rPr>
     </w:lvl>
   </w:abstractNum>
-  <w:abstractNum w:abstractNumId="7" w15:restartNumberingAfterBreak="0">
+  <w:abstractNum w:abstractNumId="9" w15:restartNumberingAfterBreak="0">
     <w:nsid w:val="208A0A40"/>
     <w:multiLevelType w:val="multilevel"/>
     <w:tmpl w:val="F968B38C"/>
@@ -17483,7 +17783,7 @@
       </w:pPr>
     </w:lvl>
   </w:abstractNum>
-  <w:abstractNum w:abstractNumId="8" w15:restartNumberingAfterBreak="0">
+  <w:abstractNum w:abstractNumId="10" w15:restartNumberingAfterBreak="0">
     <w:nsid w:val="20DB1858"/>
     <w:multiLevelType w:val="multilevel"/>
     <w:tmpl w:val="2F343DF2"/>
@@ -17632,7 +17932,7 @@
       </w:rPr>
     </w:lvl>
   </w:abstractNum>
-  <w:abstractNum w:abstractNumId="9" w15:restartNumberingAfterBreak="0">
+  <w:abstractNum w:abstractNumId="11" w15:restartNumberingAfterBreak="0">
     <w:nsid w:val="24836839"/>
     <w:multiLevelType w:val="multilevel"/>
     <w:tmpl w:val="2562694C"/>
@@ -17781,7 +18081,7 @@
       </w:rPr>
     </w:lvl>
   </w:abstractNum>
-  <w:abstractNum w:abstractNumId="10" w15:restartNumberingAfterBreak="0">
+  <w:abstractNum w:abstractNumId="12" w15:restartNumberingAfterBreak="0">
     <w:nsid w:val="26F71876"/>
     <w:multiLevelType w:val="multilevel"/>
     <w:tmpl w:val="360482FC"/>
@@ -17930,7 +18230,156 @@
       </w:rPr>
     </w:lvl>
   </w:abstractNum>
-  <w:abstractNum w:abstractNumId="11" w15:restartNumberingAfterBreak="0">
+  <w:abstractNum w:abstractNumId="13" w15:restartNumberingAfterBreak="0">
+    <w:nsid w:val="28A0403E"/>
+    <w:multiLevelType w:val="multilevel"/>
+    <w:tmpl w:val="AA642AEC"/>
+    <w:lvl w:ilvl="0">
+      <w:start w:val="1"/>
+      <w:numFmt w:val="bullet"/>
+      <w:lvlText w:val=""/>
+      <w:lvlJc w:val="left"/>
+      <w:pPr>
+        <w:tabs>
+          <w:tab w:val="num" w:pos="720"/>
+        </w:tabs>
+        <w:ind w:left="720" w:hanging="360"/>
+      </w:pPr>
+      <w:rPr>
+        <w:rFonts w:ascii="Symbol" w:hAnsi="Symbol" w:hint="default"/>
+        <w:sz w:val="20"/>
+      </w:rPr>
+    </w:lvl>
+    <w:lvl w:ilvl="1" w:tentative="1">
+      <w:start w:val="1"/>
+      <w:numFmt w:val="bullet"/>
+      <w:lvlText w:val="o"/>
+      <w:lvlJc w:val="left"/>
+      <w:pPr>
+        <w:tabs>
+          <w:tab w:val="num" w:pos="1440"/>
+        </w:tabs>
+        <w:ind w:left="1440" w:hanging="360"/>
+      </w:pPr>
+      <w:rPr>
+        <w:rFonts w:ascii="Courier New" w:hAnsi="Courier New" w:hint="default"/>
+        <w:sz w:val="20"/>
+      </w:rPr>
+    </w:lvl>
+    <w:lvl w:ilvl="2" w:tentative="1">
+      <w:start w:val="1"/>
+      <w:numFmt w:val="bullet"/>
+      <w:lvlText w:val=""/>
+      <w:lvlJc w:val="left"/>
+      <w:pPr>
+        <w:tabs>
+          <w:tab w:val="num" w:pos="2160"/>
+        </w:tabs>
+        <w:ind w:left="2160" w:hanging="360"/>
+      </w:pPr>
+      <w:rPr>
+        <w:rFonts w:ascii="Wingdings" w:hAnsi="Wingdings" w:hint="default"/>
+        <w:sz w:val="20"/>
+      </w:rPr>
+    </w:lvl>
+    <w:lvl w:ilvl="3" w:tentative="1">
+      <w:start w:val="1"/>
+      <w:numFmt w:val="bullet"/>
+      <w:lvlText w:val=""/>
+      <w:lvlJc w:val="left"/>
+      <w:pPr>
+        <w:tabs>
+          <w:tab w:val="num" w:pos="2880"/>
+        </w:tabs>
+        <w:ind w:left="2880" w:hanging="360"/>
+      </w:pPr>
+      <w:rPr>
+        <w:rFonts w:ascii="Wingdings" w:hAnsi="Wingdings" w:hint="default"/>
+        <w:sz w:val="20"/>
+      </w:rPr>
+    </w:lvl>
+    <w:lvl w:ilvl="4" w:tentative="1">
+      <w:start w:val="1"/>
+      <w:numFmt w:val="bullet"/>
+      <w:lvlText w:val=""/>
+      <w:lvlJc w:val="left"/>
+      <w:pPr>
+        <w:tabs>
+          <w:tab w:val="num" w:pos="3600"/>
+        </w:tabs>
+        <w:ind w:left="3600" w:hanging="360"/>
+      </w:pPr>
+      <w:rPr>
+        <w:rFonts w:ascii="Wingdings" w:hAnsi="Wingdings" w:hint="default"/>
+        <w:sz w:val="20"/>
+      </w:rPr>
+    </w:lvl>
+    <w:lvl w:ilvl="5" w:tentative="1">
+      <w:start w:val="1"/>
+      <w:numFmt w:val="bullet"/>
+      <w:lvlText w:val=""/>
+      <w:lvlJc w:val="left"/>
+      <w:pPr>
+        <w:tabs>
+          <w:tab w:val="num" w:pos="4320"/>
+        </w:tabs>
+        <w:ind w:left="4320" w:hanging="360"/>
+      </w:pPr>
+      <w:rPr>
+        <w:rFonts w:ascii="Wingdings" w:hAnsi="Wingdings" w:hint="default"/>
+        <w:sz w:val="20"/>
+      </w:rPr>
+    </w:lvl>
+    <w:lvl w:ilvl="6" w:tentative="1">
+      <w:start w:val="1"/>
+      <w:numFmt w:val="bullet"/>
+      <w:lvlText w:val=""/>
+      <w:lvlJc w:val="left"/>
+      <w:pPr>
+        <w:tabs>
+          <w:tab w:val="num" w:pos="5040"/>
+        </w:tabs>
+        <w:ind w:left="5040" w:hanging="360"/>
+      </w:pPr>
+      <w:rPr>
+        <w:rFonts w:ascii="Wingdings" w:hAnsi="Wingdings" w:hint="default"/>
+        <w:sz w:val="20"/>
+      </w:rPr>
+    </w:lvl>
+    <w:lvl w:ilvl="7" w:tentative="1">
+      <w:start w:val="1"/>
+      <w:numFmt w:val="bullet"/>
+      <w:lvlText w:val=""/>
+      <w:lvlJc w:val="left"/>
+      <w:pPr>
+        <w:tabs>
+          <w:tab w:val="num" w:pos="5760"/>
+        </w:tabs>
+        <w:ind w:left="5760" w:hanging="360"/>
+      </w:pPr>
+      <w:rPr>
+        <w:rFonts w:ascii="Wingdings" w:hAnsi="Wingdings" w:hint="default"/>
+        <w:sz w:val="20"/>
+      </w:rPr>
+    </w:lvl>
+    <w:lvl w:ilvl="8" w:tentative="1">
+      <w:start w:val="1"/>
+      <w:numFmt w:val="bullet"/>
+      <w:lvlText w:val=""/>
+      <w:lvlJc w:val="left"/>
+      <w:pPr>
+        <w:tabs>
+          <w:tab w:val="num" w:pos="6480"/>
+        </w:tabs>
+        <w:ind w:left="6480" w:hanging="360"/>
+      </w:pPr>
+      <w:rPr>
+        <w:rFonts w:ascii="Wingdings" w:hAnsi="Wingdings" w:hint="default"/>
+        <w:sz w:val="20"/>
+      </w:rPr>
+    </w:lvl>
+  </w:abstractNum>
+  <w:abstractNum w:abstractNumId="14" w15:restartNumberingAfterBreak="0">
     <w:nsid w:val="2958508C"/>
     <w:multiLevelType w:val="multilevel"/>
     <w:tmpl w:val="98D4945A"/>
@@ -18079,7 +18528,7 @@
       </w:rPr>
     </w:lvl>
   </w:abstractNum>
-  <w:abstractNum w:abstractNumId="12" w15:restartNumberingAfterBreak="0">
+  <w:abstractNum w:abstractNumId="15" w15:restartNumberingAfterBreak="0">
     <w:nsid w:val="2E6646D9"/>
     <w:multiLevelType w:val="multilevel"/>
     <w:tmpl w:val="71E870D6"/>
@@ -18192,7 +18641,7 @@
       </w:pPr>
     </w:lvl>
   </w:abstractNum>
-  <w:abstractNum w:abstractNumId="13" w15:restartNumberingAfterBreak="0">
+  <w:abstractNum w:abstractNumId="16" w15:restartNumberingAfterBreak="0">
     <w:nsid w:val="3275706C"/>
     <w:multiLevelType w:val="multilevel"/>
     <w:tmpl w:val="62B6781A"/>
@@ -18305,7 +18754,7 @@
       </w:pPr>
     </w:lvl>
   </w:abstractNum>
-  <w:abstractNum w:abstractNumId="14" w15:restartNumberingAfterBreak="0">
+  <w:abstractNum w:abstractNumId="17" w15:restartNumberingAfterBreak="0">
     <w:nsid w:val="35EB25BA"/>
     <w:multiLevelType w:val="multilevel"/>
     <w:tmpl w:val="F73EA568"/>
@@ -18454,7 +18903,7 @@
       </w:rPr>
     </w:lvl>
   </w:abstractNum>
-  <w:abstractNum w:abstractNumId="15" w15:restartNumberingAfterBreak="0">
+  <w:abstractNum w:abstractNumId="18" w15:restartNumberingAfterBreak="0">
     <w:nsid w:val="367C7A9A"/>
     <w:multiLevelType w:val="multilevel"/>
     <w:tmpl w:val="633ED0A6"/>
@@ -18603,7 +19052,7 @@
       </w:rPr>
     </w:lvl>
   </w:abstractNum>
-  <w:abstractNum w:abstractNumId="16" w15:restartNumberingAfterBreak="0">
+  <w:abstractNum w:abstractNumId="19" w15:restartNumberingAfterBreak="0">
     <w:nsid w:val="39134D5E"/>
     <w:multiLevelType w:val="multilevel"/>
     <w:tmpl w:val="913058F8"/>
@@ -18752,7 +19201,7 @@
       </w:rPr>
     </w:lvl>
   </w:abstractNum>
-  <w:abstractNum w:abstractNumId="17" w15:restartNumberingAfterBreak="0">
+  <w:abstractNum w:abstractNumId="20" w15:restartNumberingAfterBreak="0">
     <w:nsid w:val="391E7F50"/>
     <w:multiLevelType w:val="multilevel"/>
     <w:tmpl w:val="C674CA22"/>
@@ -18901,7 +19350,7 @@
       </w:rPr>
     </w:lvl>
   </w:abstractNum>
-  <w:abstractNum w:abstractNumId="18" w15:restartNumberingAfterBreak="0">
+  <w:abstractNum w:abstractNumId="21" w15:restartNumberingAfterBreak="0">
     <w:nsid w:val="3A0A53F1"/>
     <w:multiLevelType w:val="multilevel"/>
     <w:tmpl w:val="2020DF72"/>
@@ -19014,7 +19463,7 @@
       </w:pPr>
     </w:lvl>
   </w:abstractNum>
-  <w:abstractNum w:abstractNumId="19" w15:restartNumberingAfterBreak="0">
+  <w:abstractNum w:abstractNumId="22" w15:restartNumberingAfterBreak="0">
     <w:nsid w:val="3A131D66"/>
     <w:multiLevelType w:val="multilevel"/>
     <w:tmpl w:val="24F4F816"/>
@@ -19163,7 +19612,7 @@
       </w:rPr>
     </w:lvl>
   </w:abstractNum>
-  <w:abstractNum w:abstractNumId="20" w15:restartNumberingAfterBreak="0">
+  <w:abstractNum w:abstractNumId="23" w15:restartNumberingAfterBreak="0">
     <w:nsid w:val="3A4474F2"/>
     <w:multiLevelType w:val="multilevel"/>
     <w:tmpl w:val="5DA624DC"/>
@@ -19312,7 +19761,7 @@
       </w:rPr>
     </w:lvl>
   </w:abstractNum>
-  <w:abstractNum w:abstractNumId="21" w15:restartNumberingAfterBreak="0">
+  <w:abstractNum w:abstractNumId="24" w15:restartNumberingAfterBreak="0">
     <w:nsid w:val="3A9B0EB3"/>
     <w:multiLevelType w:val="multilevel"/>
     <w:tmpl w:val="12DAAE4C"/>
@@ -19461,7 +19910,7 @@
       </w:rPr>
     </w:lvl>
   </w:abstractNum>
-  <w:abstractNum w:abstractNumId="22" w15:restartNumberingAfterBreak="0">
+  <w:abstractNum w:abstractNumId="25" w15:restartNumberingAfterBreak="0">
     <w:nsid w:val="433C1063"/>
     <w:multiLevelType w:val="multilevel"/>
     <w:tmpl w:val="CB5C2BA2"/>
@@ -19610,7 +20059,7 @@
       </w:rPr>
     </w:lvl>
   </w:abstractNum>
-  <w:abstractNum w:abstractNumId="23" w15:restartNumberingAfterBreak="0">
+  <w:abstractNum w:abstractNumId="26" w15:restartNumberingAfterBreak="0">
     <w:nsid w:val="45510277"/>
     <w:multiLevelType w:val="multilevel"/>
     <w:tmpl w:val="56B26F3E"/>
@@ -19759,7 +20208,7 @@
       </w:rPr>
     </w:lvl>
   </w:abstractNum>
-  <w:abstractNum w:abstractNumId="24" w15:restartNumberingAfterBreak="0">
+  <w:abstractNum w:abstractNumId="27" w15:restartNumberingAfterBreak="0">
     <w:nsid w:val="46A155D5"/>
     <w:multiLevelType w:val="multilevel"/>
     <w:tmpl w:val="44ACD8FC"/>
@@ -19908,7 +20357,7 @@
       </w:rPr>
     </w:lvl>
   </w:abstractNum>
-  <w:abstractNum w:abstractNumId="25" w15:restartNumberingAfterBreak="0">
+  <w:abstractNum w:abstractNumId="28" w15:restartNumberingAfterBreak="0">
     <w:nsid w:val="46DA672B"/>
     <w:multiLevelType w:val="multilevel"/>
     <w:tmpl w:val="3246065E"/>
@@ -20057,7 +20506,7 @@
       </w:rPr>
     </w:lvl>
   </w:abstractNum>
-  <w:abstractNum w:abstractNumId="26" w15:restartNumberingAfterBreak="0">
+  <w:abstractNum w:abstractNumId="29" w15:restartNumberingAfterBreak="0">
     <w:nsid w:val="48FA7538"/>
     <w:multiLevelType w:val="multilevel"/>
     <w:tmpl w:val="740C545A"/>
@@ -20206,7 +20655,7 @@
       </w:rPr>
     </w:lvl>
   </w:abstractNum>
-  <w:abstractNum w:abstractNumId="27" w15:restartNumberingAfterBreak="0">
+  <w:abstractNum w:abstractNumId="30" w15:restartNumberingAfterBreak="0">
     <w:nsid w:val="4C4C31B6"/>
     <w:multiLevelType w:val="multilevel"/>
     <w:tmpl w:val="ABAEB844"/>
@@ -20355,7 +20804,7 @@
       </w:rPr>
     </w:lvl>
   </w:abstractNum>
-  <w:abstractNum w:abstractNumId="28" w15:restartNumberingAfterBreak="0">
+  <w:abstractNum w:abstractNumId="31" w15:restartNumberingAfterBreak="0">
     <w:nsid w:val="4D8D64B2"/>
     <w:multiLevelType w:val="multilevel"/>
     <w:tmpl w:val="A544C5CC"/>
@@ -20472,7 +20921,7 @@
       </w:pPr>
     </w:lvl>
   </w:abstractNum>
-  <w:abstractNum w:abstractNumId="29" w15:restartNumberingAfterBreak="0">
+  <w:abstractNum w:abstractNumId="32" w15:restartNumberingAfterBreak="0">
     <w:nsid w:val="4F634EED"/>
     <w:multiLevelType w:val="multilevel"/>
     <w:tmpl w:val="416C2FEE"/>
@@ -20621,7 +21070,7 @@
       </w:rPr>
     </w:lvl>
   </w:abstractNum>
-  <w:abstractNum w:abstractNumId="30" w15:restartNumberingAfterBreak="0">
+  <w:abstractNum w:abstractNumId="33" w15:restartNumberingAfterBreak="0">
     <w:nsid w:val="4F982EC8"/>
     <w:multiLevelType w:val="multilevel"/>
     <w:tmpl w:val="BE8470D2"/>
@@ -20770,7 +21219,7 @@
       </w:rPr>
     </w:lvl>
   </w:abstractNum>
-  <w:abstractNum w:abstractNumId="31" w15:restartNumberingAfterBreak="0">
+  <w:abstractNum w:abstractNumId="34" w15:restartNumberingAfterBreak="0">
     <w:nsid w:val="4FDD175D"/>
     <w:multiLevelType w:val="multilevel"/>
     <w:tmpl w:val="13AAA2BE"/>
@@ -20919,7 +21368,7 @@
       </w:rPr>
     </w:lvl>
   </w:abstractNum>
-  <w:abstractNum w:abstractNumId="32" w15:restartNumberingAfterBreak="0">
+  <w:abstractNum w:abstractNumId="35" w15:restartNumberingAfterBreak="0">
     <w:nsid w:val="544477C9"/>
     <w:multiLevelType w:val="multilevel"/>
     <w:tmpl w:val="747ADC06"/>
@@ -21068,7 +21517,7 @@
       </w:rPr>
     </w:lvl>
   </w:abstractNum>
-  <w:abstractNum w:abstractNumId="33" w15:restartNumberingAfterBreak="0">
+  <w:abstractNum w:abstractNumId="36" w15:restartNumberingAfterBreak="0">
     <w:nsid w:val="545339C5"/>
     <w:multiLevelType w:val="multilevel"/>
     <w:tmpl w:val="B7C2311A"/>
@@ -21183,7 +21632,7 @@
       </w:rPr>
     </w:lvl>
   </w:abstractNum>
-  <w:abstractNum w:abstractNumId="34" w15:restartNumberingAfterBreak="0">
+  <w:abstractNum w:abstractNumId="37" w15:restartNumberingAfterBreak="0">
     <w:nsid w:val="56F5351E"/>
     <w:multiLevelType w:val="multilevel"/>
     <w:tmpl w:val="013A77EE"/>
@@ -21332,7 +21781,7 @@
       </w:rPr>
     </w:lvl>
   </w:abstractNum>
-  <w:abstractNum w:abstractNumId="35" w15:restartNumberingAfterBreak="0">
+  <w:abstractNum w:abstractNumId="38" w15:restartNumberingAfterBreak="0">
     <w:nsid w:val="58864CBA"/>
     <w:multiLevelType w:val="multilevel"/>
     <w:tmpl w:val="9D1CC354"/>
@@ -21445,7 +21894,7 @@
       </w:pPr>
     </w:lvl>
   </w:abstractNum>
-  <w:abstractNum w:abstractNumId="36" w15:restartNumberingAfterBreak="0">
+  <w:abstractNum w:abstractNumId="39" w15:restartNumberingAfterBreak="0">
     <w:nsid w:val="599B6786"/>
     <w:multiLevelType w:val="multilevel"/>
     <w:tmpl w:val="A0AC6E64"/>
@@ -21594,7 +22043,7 @@
       </w:rPr>
     </w:lvl>
   </w:abstractNum>
-  <w:abstractNum w:abstractNumId="37" w15:restartNumberingAfterBreak="0">
+  <w:abstractNum w:abstractNumId="40" w15:restartNumberingAfterBreak="0">
     <w:nsid w:val="5B977A5E"/>
     <w:multiLevelType w:val="multilevel"/>
     <w:tmpl w:val="5FC20F70"/>
@@ -21739,7 +22188,7 @@
       </w:rPr>
     </w:lvl>
   </w:abstractNum>
-  <w:abstractNum w:abstractNumId="38" w15:restartNumberingAfterBreak="0">
+  <w:abstractNum w:abstractNumId="41" w15:restartNumberingAfterBreak="0">
     <w:nsid w:val="5D4F705A"/>
     <w:multiLevelType w:val="multilevel"/>
     <w:tmpl w:val="17D6F462"/>
@@ -21888,7 +22337,7 @@
       </w:rPr>
     </w:lvl>
   </w:abstractNum>
-  <w:abstractNum w:abstractNumId="39" w15:restartNumberingAfterBreak="0">
+  <w:abstractNum w:abstractNumId="42" w15:restartNumberingAfterBreak="0">
     <w:nsid w:val="5F201F90"/>
     <w:multiLevelType w:val="multilevel"/>
     <w:tmpl w:val="30B0567C"/>
@@ -22037,7 +22486,7 @@
       </w:rPr>
     </w:lvl>
   </w:abstractNum>
-  <w:abstractNum w:abstractNumId="40" w15:restartNumberingAfterBreak="0">
+  <w:abstractNum w:abstractNumId="43" w15:restartNumberingAfterBreak="0">
     <w:nsid w:val="5F2E2F15"/>
     <w:multiLevelType w:val="multilevel"/>
     <w:tmpl w:val="040A4746"/>
@@ -22186,7 +22635,7 @@
       </w:rPr>
     </w:lvl>
   </w:abstractNum>
-  <w:abstractNum w:abstractNumId="41" w15:restartNumberingAfterBreak="0">
+  <w:abstractNum w:abstractNumId="44" w15:restartNumberingAfterBreak="0">
     <w:nsid w:val="5F3A027F"/>
     <w:multiLevelType w:val="multilevel"/>
     <w:tmpl w:val="FCD05388"/>
@@ -22335,7 +22784,7 @@
       </w:rPr>
     </w:lvl>
   </w:abstractNum>
-  <w:abstractNum w:abstractNumId="42" w15:restartNumberingAfterBreak="0">
+  <w:abstractNum w:abstractNumId="45" w15:restartNumberingAfterBreak="0">
     <w:nsid w:val="5F882B10"/>
     <w:multiLevelType w:val="multilevel"/>
     <w:tmpl w:val="932C6132"/>
@@ -22480,7 +22929,7 @@
       </w:rPr>
     </w:lvl>
   </w:abstractNum>
-  <w:abstractNum w:abstractNumId="43" w15:restartNumberingAfterBreak="0">
+  <w:abstractNum w:abstractNumId="46" w15:restartNumberingAfterBreak="0">
     <w:nsid w:val="61607C2D"/>
     <w:multiLevelType w:val="multilevel"/>
     <w:tmpl w:val="60DC4B7C"/>
@@ -22597,7 +23046,7 @@
       </w:pPr>
     </w:lvl>
   </w:abstractNum>
-  <w:abstractNum w:abstractNumId="44" w15:restartNumberingAfterBreak="0">
+  <w:abstractNum w:abstractNumId="47" w15:restartNumberingAfterBreak="0">
     <w:nsid w:val="626A40D3"/>
     <w:multiLevelType w:val="multilevel"/>
     <w:tmpl w:val="3BE894E8"/>
@@ -22746,7 +23195,7 @@
       </w:rPr>
     </w:lvl>
   </w:abstractNum>
-  <w:abstractNum w:abstractNumId="45" w15:restartNumberingAfterBreak="0">
+  <w:abstractNum w:abstractNumId="48" w15:restartNumberingAfterBreak="0">
     <w:nsid w:val="63127A02"/>
     <w:multiLevelType w:val="multilevel"/>
     <w:tmpl w:val="F8323E06"/>
@@ -22895,7 +23344,7 @@
       </w:rPr>
     </w:lvl>
   </w:abstractNum>
-  <w:abstractNum w:abstractNumId="46" w15:restartNumberingAfterBreak="0">
+  <w:abstractNum w:abstractNumId="49" w15:restartNumberingAfterBreak="0">
     <w:nsid w:val="68D16F39"/>
     <w:multiLevelType w:val="multilevel"/>
     <w:tmpl w:val="5726B3A6"/>
@@ -23040,7 +23489,7 @@
       </w:rPr>
     </w:lvl>
   </w:abstractNum>
-  <w:abstractNum w:abstractNumId="47" w15:restartNumberingAfterBreak="0">
+  <w:abstractNum w:abstractNumId="50" w15:restartNumberingAfterBreak="0">
     <w:nsid w:val="69471A58"/>
     <w:multiLevelType w:val="multilevel"/>
     <w:tmpl w:val="D62E6514"/>
@@ -23189,7 +23638,7 @@
       </w:rPr>
     </w:lvl>
   </w:abstractNum>
-  <w:abstractNum w:abstractNumId="48" w15:restartNumberingAfterBreak="0">
+  <w:abstractNum w:abstractNumId="51" w15:restartNumberingAfterBreak="0">
     <w:nsid w:val="6C653EBA"/>
     <w:multiLevelType w:val="multilevel"/>
     <w:tmpl w:val="50068D36"/>
@@ -23338,7 +23787,7 @@
       </w:rPr>
     </w:lvl>
   </w:abstractNum>
-  <w:abstractNum w:abstractNumId="49" w15:restartNumberingAfterBreak="0">
+  <w:abstractNum w:abstractNumId="52" w15:restartNumberingAfterBreak="0">
     <w:nsid w:val="6F0F67EA"/>
     <w:multiLevelType w:val="multilevel"/>
     <w:tmpl w:val="A4AA76AC"/>
@@ -23487,7 +23936,7 @@
       </w:rPr>
     </w:lvl>
   </w:abstractNum>
-  <w:abstractNum w:abstractNumId="50" w15:restartNumberingAfterBreak="0">
+  <w:abstractNum w:abstractNumId="53" w15:restartNumberingAfterBreak="0">
     <w:nsid w:val="6F2B043F"/>
     <w:multiLevelType w:val="multilevel"/>
     <w:tmpl w:val="3F6453FC"/>
@@ -23636,7 +24085,7 @@
       </w:rPr>
     </w:lvl>
   </w:abstractNum>
-  <w:abstractNum w:abstractNumId="51" w15:restartNumberingAfterBreak="0">
+  <w:abstractNum w:abstractNumId="54" w15:restartNumberingAfterBreak="0">
     <w:nsid w:val="708D3043"/>
     <w:multiLevelType w:val="multilevel"/>
     <w:tmpl w:val="4A18F0DE"/>
@@ -23781,7 +24230,156 @@
       </w:rPr>
     </w:lvl>
   </w:abstractNum>
-  <w:abstractNum w:abstractNumId="52" w15:restartNumberingAfterBreak="0">
+  <w:abstractNum w:abstractNumId="55" w15:restartNumberingAfterBreak="0">
+    <w:nsid w:val="71330423"/>
+    <w:multiLevelType w:val="multilevel"/>
+    <w:tmpl w:val="AC9697D8"/>
+    <w:lvl w:ilvl="0">
+      <w:start w:val="1"/>
+      <w:numFmt w:val="bullet"/>
+      <w:lvlText w:val=""/>
+      <w:lvlJc w:val="left"/>
+      <w:pPr>
+        <w:tabs>
+          <w:tab w:val="num" w:pos="720"/>
+        </w:tabs>
+        <w:ind w:left="720" w:hanging="360"/>
+      </w:pPr>
+      <w:rPr>
+        <w:rFonts w:ascii="Symbol" w:hAnsi="Symbol" w:hint="default"/>
+        <w:sz w:val="20"/>
+      </w:rPr>
+    </w:lvl>
+    <w:lvl w:ilvl="1" w:tentative="1">
+      <w:start w:val="1"/>
+      <w:numFmt w:val="bullet"/>
+      <w:lvlText w:val="o"/>
+      <w:lvlJc w:val="left"/>
+      <w:pPr>
+        <w:tabs>
+          <w:tab w:val="num" w:pos="1440"/>
+        </w:tabs>
+        <w:ind w:left="1440" w:hanging="360"/>
+      </w:pPr>
+      <w:rPr>
+        <w:rFonts w:ascii="Courier New" w:hAnsi="Courier New" w:hint="default"/>
+        <w:sz w:val="20"/>
+      </w:rPr>
+    </w:lvl>
+    <w:lvl w:ilvl="2" w:tentative="1">
+      <w:start w:val="1"/>
+      <w:numFmt w:val="bullet"/>
+      <w:lvlText w:val=""/>
+      <w:lvlJc w:val="left"/>
+      <w:pPr>
+        <w:tabs>
+          <w:tab w:val="num" w:pos="2160"/>
+        </w:tabs>
+        <w:ind w:left="2160" w:hanging="360"/>
+      </w:pPr>
+      <w:rPr>
+        <w:rFonts w:ascii="Wingdings" w:hAnsi="Wingdings" w:hint="default"/>
+        <w:sz w:val="20"/>
+      </w:rPr>
+    </w:lvl>
+    <w:lvl w:ilvl="3" w:tentative="1">
+      <w:start w:val="1"/>
+      <w:numFmt w:val="bullet"/>
+      <w:lvlText w:val=""/>
+      <w:lvlJc w:val="left"/>
+      <w:pPr>
+        <w:tabs>
+          <w:tab w:val="num" w:pos="2880"/>
+        </w:tabs>
+        <w:ind w:left="2880" w:hanging="360"/>
+      </w:pPr>
+      <w:rPr>
+        <w:rFonts w:ascii="Wingdings" w:hAnsi="Wingdings" w:hint="default"/>
+        <w:sz w:val="20"/>
+      </w:rPr>
+    </w:lvl>
+    <w:lvl w:ilvl="4" w:tentative="1">
+      <w:start w:val="1"/>
+      <w:numFmt w:val="bullet"/>
+      <w:lvlText w:val=""/>
+      <w:lvlJc w:val="left"/>
+      <w:pPr>
+        <w:tabs>
+          <w:tab w:val="num" w:pos="3600"/>
+        </w:tabs>
+        <w:ind w:left="3600" w:hanging="360"/>
+      </w:pPr>
+      <w:rPr>
+        <w:rFonts w:ascii="Wingdings" w:hAnsi="Wingdings" w:hint="default"/>
+        <w:sz w:val="20"/>
+      </w:rPr>
+    </w:lvl>
+    <w:lvl w:ilvl="5" w:tentative="1">
+      <w:start w:val="1"/>
+      <w:numFmt w:val="bullet"/>
+      <w:lvlText w:val=""/>
+      <w:lvlJc w:val="left"/>
+      <w:pPr>
+        <w:tabs>
+          <w:tab w:val="num" w:pos="4320"/>
+        </w:tabs>
+        <w:ind w:left="4320" w:hanging="360"/>
+      </w:pPr>
+      <w:rPr>
+        <w:rFonts w:ascii="Wingdings" w:hAnsi="Wingdings" w:hint="default"/>
+        <w:sz w:val="20"/>
+      </w:rPr>
+    </w:lvl>
+    <w:lvl w:ilvl="6" w:tentative="1">
+      <w:start w:val="1"/>
+      <w:numFmt w:val="bullet"/>
+      <w:lvlText w:val=""/>
+      <w:lvlJc w:val="left"/>
+      <w:pPr>
+        <w:tabs>
+          <w:tab w:val="num" w:pos="5040"/>
+        </w:tabs>
+        <w:ind w:left="5040" w:hanging="360"/>
+      </w:pPr>
+      <w:rPr>
+        <w:rFonts w:ascii="Wingdings" w:hAnsi="Wingdings" w:hint="default"/>
+        <w:sz w:val="20"/>
+      </w:rPr>
+    </w:lvl>
+    <w:lvl w:ilvl="7" w:tentative="1">
+      <w:start w:val="1"/>
+      <w:numFmt w:val="bullet"/>
+      <w:lvlText w:val=""/>
+      <w:lvlJc w:val="left"/>
+      <w:pPr>
+        <w:tabs>
+          <w:tab w:val="num" w:pos="5760"/>
+        </w:tabs>
+        <w:ind w:left="5760" w:hanging="360"/>
+      </w:pPr>
+      <w:rPr>
+        <w:rFonts w:ascii="Wingdings" w:hAnsi="Wingdings" w:hint="default"/>
+        <w:sz w:val="20"/>
+      </w:rPr>
+    </w:lvl>
+    <w:lvl w:ilvl="8" w:tentative="1">
+      <w:start w:val="1"/>
+      <w:numFmt w:val="bullet"/>
+      <w:lvlText w:val=""/>
+      <w:lvlJc w:val="left"/>
+      <w:pPr>
+        <w:tabs>
+          <w:tab w:val="num" w:pos="6480"/>
+        </w:tabs>
+        <w:ind w:left="6480" w:hanging="360"/>
+      </w:pPr>
+      <w:rPr>
+        <w:rFonts w:ascii="Wingdings" w:hAnsi="Wingdings" w:hint="default"/>
+        <w:sz w:val="20"/>
+      </w:rPr>
+    </w:lvl>
+  </w:abstractNum>
+  <w:abstractNum w:abstractNumId="56" w15:restartNumberingAfterBreak="0">
     <w:nsid w:val="721B4B89"/>
     <w:multiLevelType w:val="hybridMultilevel"/>
     <w:tmpl w:val="132E3A0E"/>
@@ -23894,7 +24492,7 @@
       </w:rPr>
     </w:lvl>
   </w:abstractNum>
-  <w:abstractNum w:abstractNumId="53" w15:restartNumberingAfterBreak="0">
+  <w:abstractNum w:abstractNumId="57" w15:restartNumberingAfterBreak="0">
     <w:nsid w:val="7BBF3328"/>
     <w:multiLevelType w:val="multilevel"/>
     <w:tmpl w:val="8CCAA84E"/>
@@ -24044,169 +24642,169 @@
     </w:lvl>
   </w:abstractNum>
   <w:num w:numId="1" w16cid:durableId="1833568962">
-    <w:abstractNumId w:val="33"/>
+    <w:abstractNumId w:val="36"/>
   </w:num>
   <w:num w:numId="2" w16cid:durableId="2092502926">
-    <w:abstractNumId w:val="48"/>
+    <w:abstractNumId w:val="51"/>
   </w:num>
   <w:num w:numId="3" w16cid:durableId="599219652">
+    <w:abstractNumId w:val="57"/>
+  </w:num>
+  <w:num w:numId="4" w16cid:durableId="829711654">
     <w:abstractNumId w:val="53"/>
   </w:num>
-  <w:num w:numId="4" w16cid:durableId="829711654">
-    <w:abstractNumId w:val="50"/>
-  </w:num>
   <w:num w:numId="5" w16cid:durableId="924192007">
-    <w:abstractNumId w:val="26"/>
+    <w:abstractNumId w:val="29"/>
   </w:num>
   <w:num w:numId="6" w16cid:durableId="2093769883">
-    <w:abstractNumId w:val="38"/>
+    <w:abstractNumId w:val="41"/>
   </w:num>
   <w:num w:numId="7" w16cid:durableId="910846652">
     <w:abstractNumId w:val="0"/>
   </w:num>
   <w:num w:numId="8" w16cid:durableId="2039769940">
-    <w:abstractNumId w:val="13"/>
+    <w:abstractNumId w:val="16"/>
   </w:num>
   <w:num w:numId="9" w16cid:durableId="1480076784">
+    <w:abstractNumId w:val="21"/>
+  </w:num>
+  <w:num w:numId="10" w16cid:durableId="443160715">
+    <w:abstractNumId w:val="6"/>
+  </w:num>
+  <w:num w:numId="11" w16cid:durableId="107428733">
+    <w:abstractNumId w:val="47"/>
+  </w:num>
+  <w:num w:numId="12" w16cid:durableId="1004673594">
+    <w:abstractNumId w:val="23"/>
+  </w:num>
+  <w:num w:numId="13" w16cid:durableId="1972636377">
+    <w:abstractNumId w:val="44"/>
+  </w:num>
+  <w:num w:numId="14" w16cid:durableId="1883012483">
+    <w:abstractNumId w:val="27"/>
+  </w:num>
+  <w:num w:numId="15" w16cid:durableId="1763378456">
+    <w:abstractNumId w:val="43"/>
+  </w:num>
+  <w:num w:numId="16" w16cid:durableId="243420690">
+    <w:abstractNumId w:val="5"/>
+  </w:num>
+  <w:num w:numId="17" w16cid:durableId="891888230">
+    <w:abstractNumId w:val="37"/>
+  </w:num>
+  <w:num w:numId="18" w16cid:durableId="1213343404">
+    <w:abstractNumId w:val="40"/>
+  </w:num>
+  <w:num w:numId="19" w16cid:durableId="757366736">
+    <w:abstractNumId w:val="49"/>
+  </w:num>
+  <w:num w:numId="20" w16cid:durableId="1023749942">
+    <w:abstractNumId w:val="39"/>
+  </w:num>
+  <w:num w:numId="21" w16cid:durableId="23026108">
+    <w:abstractNumId w:val="38"/>
+  </w:num>
+  <w:num w:numId="22" w16cid:durableId="708458928">
+    <w:abstractNumId w:val="35"/>
+  </w:num>
+  <w:num w:numId="23" w16cid:durableId="1258291845">
+    <w:abstractNumId w:val="33"/>
+  </w:num>
+  <w:num w:numId="24" w16cid:durableId="768889089">
+    <w:abstractNumId w:val="46"/>
+  </w:num>
+  <w:num w:numId="25" w16cid:durableId="17506394">
+    <w:abstractNumId w:val="22"/>
+  </w:num>
+  <w:num w:numId="26" w16cid:durableId="997149117">
+    <w:abstractNumId w:val="30"/>
+  </w:num>
+  <w:num w:numId="27" w16cid:durableId="1424259324">
+    <w:abstractNumId w:val="14"/>
+  </w:num>
+  <w:num w:numId="28" w16cid:durableId="137459831">
+    <w:abstractNumId w:val="24"/>
+  </w:num>
+  <w:num w:numId="29" w16cid:durableId="1744644774">
+    <w:abstractNumId w:val="34"/>
+  </w:num>
+  <w:num w:numId="30" w16cid:durableId="308363107">
+    <w:abstractNumId w:val="52"/>
+  </w:num>
+  <w:num w:numId="31" w16cid:durableId="174803804">
+    <w:abstractNumId w:val="54"/>
+  </w:num>
+  <w:num w:numId="32" w16cid:durableId="614991350">
+    <w:abstractNumId w:val="25"/>
+  </w:num>
+  <w:num w:numId="33" w16cid:durableId="1630167067">
+    <w:abstractNumId w:val="31"/>
+  </w:num>
+  <w:num w:numId="34" w16cid:durableId="1117215797">
+    <w:abstractNumId w:val="12"/>
+  </w:num>
+  <w:num w:numId="35" w16cid:durableId="198054051">
+    <w:abstractNumId w:val="11"/>
+  </w:num>
+  <w:num w:numId="36" w16cid:durableId="151021859">
+    <w:abstractNumId w:val="50"/>
+  </w:num>
+  <w:num w:numId="37" w16cid:durableId="1128470360">
+    <w:abstractNumId w:val="19"/>
+  </w:num>
+  <w:num w:numId="38" w16cid:durableId="355926645">
+    <w:abstractNumId w:val="20"/>
+  </w:num>
+  <w:num w:numId="39" w16cid:durableId="2072799944">
+    <w:abstractNumId w:val="48"/>
+  </w:num>
+  <w:num w:numId="40" w16cid:durableId="482818837">
+    <w:abstractNumId w:val="32"/>
+  </w:num>
+  <w:num w:numId="41" w16cid:durableId="1308245119">
+    <w:abstractNumId w:val="56"/>
+  </w:num>
+  <w:num w:numId="42" w16cid:durableId="2088990418">
+    <w:abstractNumId w:val="4"/>
+  </w:num>
+  <w:num w:numId="43" w16cid:durableId="2069067579">
     <w:abstractNumId w:val="18"/>
   </w:num>
-  <w:num w:numId="10" w16cid:durableId="443160715">
-    <w:abstractNumId w:val="4"/>
+  <w:num w:numId="44" w16cid:durableId="608122750">
+    <w:abstractNumId w:val="42"/>
   </w:num>
-  <w:num w:numId="11" w16cid:durableId="107428733">
-    <w:abstractNumId w:val="44"/>
+  <w:num w:numId="45" w16cid:durableId="1440762964">
+    <w:abstractNumId w:val="8"/>
   </w:num>
-  <w:num w:numId="12" w16cid:durableId="1004673594">
-    <w:abstractNumId w:val="20"/>
+  <w:num w:numId="46" w16cid:durableId="1165391401">
+    <w:abstractNumId w:val="28"/>
   </w:num>
-  <w:num w:numId="13" w16cid:durableId="1972636377">
-    <w:abstractNumId w:val="41"/>
+  <w:num w:numId="47" w16cid:durableId="2022931474">
+    <w:abstractNumId w:val="17"/>
   </w:num>
-  <w:num w:numId="14" w16cid:durableId="1883012483">
-    <w:abstractNumId w:val="24"/>
+  <w:num w:numId="48" w16cid:durableId="1866016271">
+    <w:abstractNumId w:val="10"/>
   </w:num>
-  <w:num w:numId="15" w16cid:durableId="1763378456">
-    <w:abstractNumId w:val="40"/>
+  <w:num w:numId="49" w16cid:durableId="1073619914">
+    <w:abstractNumId w:val="9"/>
   </w:num>
-  <w:num w:numId="16" w16cid:durableId="243420690">
+  <w:num w:numId="50" w16cid:durableId="46536523">
+    <w:abstractNumId w:val="26"/>
+  </w:num>
+  <w:num w:numId="51" w16cid:durableId="762532439">
+    <w:abstractNumId w:val="15"/>
+  </w:num>
+  <w:num w:numId="52" w16cid:durableId="1866282010">
     <w:abstractNumId w:val="3"/>
   </w:num>
-  <w:num w:numId="17" w16cid:durableId="891888230">
-    <w:abstractNumId w:val="34"/>
+  <w:num w:numId="53" w16cid:durableId="1963344118">
+    <w:abstractNumId w:val="7"/>
   </w:num>
-  <w:num w:numId="18" w16cid:durableId="1213343404">
-    <w:abstractNumId w:val="37"/>
-  </w:num>
-  <w:num w:numId="19" w16cid:durableId="757366736">
-    <w:abstractNumId w:val="46"/>
-  </w:num>
-  <w:num w:numId="20" w16cid:durableId="1023749942">
-    <w:abstractNumId w:val="36"/>
-  </w:num>
-  <w:num w:numId="21" w16cid:durableId="23026108">
-    <w:abstractNumId w:val="35"/>
-  </w:num>
-  <w:num w:numId="22" w16cid:durableId="708458928">
-    <w:abstractNumId w:val="32"/>
-  </w:num>
-  <w:num w:numId="23" w16cid:durableId="1258291845">
-    <w:abstractNumId w:val="30"/>
-  </w:num>
-  <w:num w:numId="24" w16cid:durableId="768889089">
-    <w:abstractNumId w:val="43"/>
-  </w:num>
-  <w:num w:numId="25" w16cid:durableId="17506394">
-    <w:abstractNumId w:val="19"/>
-  </w:num>
-  <w:num w:numId="26" w16cid:durableId="997149117">
-    <w:abstractNumId w:val="27"/>
-  </w:num>
-  <w:num w:numId="27" w16cid:durableId="1424259324">
-    <w:abstractNumId w:val="11"/>
-  </w:num>
-  <w:num w:numId="28" w16cid:durableId="137459831">
-    <w:abstractNumId w:val="21"/>
-  </w:num>
-  <w:num w:numId="29" w16cid:durableId="1744644774">
-    <w:abstractNumId w:val="31"/>
-  </w:num>
-  <w:num w:numId="30" w16cid:durableId="308363107">
-    <w:abstractNumId w:val="49"/>
-  </w:num>
-  <w:num w:numId="31" w16cid:durableId="174803804">
-    <w:abstractNumId w:val="51"/>
-  </w:num>
-  <w:num w:numId="32" w16cid:durableId="614991350">
-    <w:abstractNumId w:val="22"/>
-  </w:num>
-  <w:num w:numId="33" w16cid:durableId="1630167067">
-    <w:abstractNumId w:val="28"/>
-  </w:num>
-  <w:num w:numId="34" w16cid:durableId="1117215797">
-    <w:abstractNumId w:val="10"/>
-  </w:num>
-  <w:num w:numId="35" w16cid:durableId="198054051">
-    <w:abstractNumId w:val="9"/>
-  </w:num>
-  <w:num w:numId="36" w16cid:durableId="151021859">
-    <w:abstractNumId w:val="47"/>
-  </w:num>
-  <w:num w:numId="37" w16cid:durableId="1128470360">
-    <w:abstractNumId w:val="16"/>
-  </w:num>
-  <w:num w:numId="38" w16cid:durableId="355926645">
-    <w:abstractNumId w:val="17"/>
-  </w:num>
-  <w:num w:numId="39" w16cid:durableId="2072799944">
+  <w:num w:numId="54" w16cid:durableId="207571900">
     <w:abstractNumId w:val="45"/>
   </w:num>
-  <w:num w:numId="40" w16cid:durableId="482818837">
-    <w:abstractNumId w:val="29"/>
-  </w:num>
-  <w:num w:numId="41" w16cid:durableId="1308245119">
-    <w:abstractNumId w:val="52"/>
-  </w:num>
-  <w:num w:numId="42" w16cid:durableId="2088990418">
-    <w:abstractNumId w:val="2"/>
-  </w:num>
-  <w:num w:numId="43" w16cid:durableId="2069067579">
-    <w:abstractNumId w:val="15"/>
-  </w:num>
-  <w:num w:numId="44" w16cid:durableId="608122750">
-    <w:abstractNumId w:val="39"/>
-  </w:num>
-  <w:num w:numId="45" w16cid:durableId="1440762964">
-    <w:abstractNumId w:val="6"/>
-  </w:num>
-  <w:num w:numId="46" w16cid:durableId="1165391401">
-    <w:abstractNumId w:val="25"/>
-  </w:num>
-  <w:num w:numId="47" w16cid:durableId="2022931474">
-    <w:abstractNumId w:val="14"/>
-  </w:num>
-  <w:num w:numId="48" w16cid:durableId="1866016271">
-    <w:abstractNumId w:val="8"/>
-  </w:num>
-  <w:num w:numId="49" w16cid:durableId="1073619914">
-    <w:abstractNumId w:val="7"/>
-  </w:num>
-  <w:num w:numId="50" w16cid:durableId="46536523">
-    <w:abstractNumId w:val="23"/>
-  </w:num>
-  <w:num w:numId="51" w16cid:durableId="762532439">
-    <w:abstractNumId w:val="12"/>
-  </w:num>
-  <w:num w:numId="52" w16cid:durableId="1866282010">
-    <w:abstractNumId w:val="1"/>
-  </w:num>
-  <w:num w:numId="53" w16cid:durableId="1963344118">
-    <w:abstractNumId w:val="5"/>
-  </w:num>
-  <w:num w:numId="54" w16cid:durableId="207571900">
-    <w:abstractNumId w:val="42"/>
-  </w:num>
   <w:num w:numId="55" w16cid:durableId="598413422">
-    <w:abstractNumId w:val="42"/>
+    <w:abstractNumId w:val="45"/>
     <w:lvlOverride w:ilvl="1">
       <w:lvl w:ilvl="1">
         <w:numFmt w:val="decimal"/>
@@ -24216,7 +24814,7 @@
     </w:lvlOverride>
   </w:num>
   <w:num w:numId="56" w16cid:durableId="386489143">
-    <w:abstractNumId w:val="42"/>
+    <w:abstractNumId w:val="45"/>
     <w:lvlOverride w:ilvl="1">
       <w:lvl w:ilvl="1">
         <w:numFmt w:val="decimal"/>
@@ -24241,6 +24839,18 @@
         </w:rPr>
       </w:lvl>
     </w:lvlOverride>
+  </w:num>
+  <w:num w:numId="57" w16cid:durableId="1484464266">
+    <w:abstractNumId w:val="55"/>
+  </w:num>
+  <w:num w:numId="58" w16cid:durableId="1504201897">
+    <w:abstractNumId w:val="2"/>
+  </w:num>
+  <w:num w:numId="59" w16cid:durableId="227497133">
+    <w:abstractNumId w:val="13"/>
+  </w:num>
+  <w:num w:numId="60" w16cid:durableId="1044059957">
+    <w:abstractNumId w:val="1"/>
   </w:num>
   <w:numIdMacAtCleanup w:val="52"/>
 </w:numbering>
@@ -24646,7 +25256,13 @@
   <w:style w:type="paragraph" w:default="1" w:styleId="Normal">
     <w:name w:val="Normal"/>
     <w:qFormat/>
-    <w:rsid w:val="008A33E8"/>
+    <w:rsid w:val="005D344E"/>
+    <w:pPr>
+      <w:spacing w:after="200" w:line="324" w:lineRule="auto"/>
+    </w:pPr>
+    <w:rPr>
+      <w:rFonts w:ascii="Inter" w:hAnsi="Inter"/>
+    </w:rPr>
   </w:style>
   <w:style w:type="paragraph" w:styleId="Heading1">
     <w:name w:val="heading 1"/>
@@ -24655,7 +25271,7 @@
     <w:link w:val="Heading1Char"/>
     <w:uiPriority w:val="9"/>
     <w:qFormat/>
-    <w:rsid w:val="00293667"/>
+    <w:rsid w:val="00B6030D"/>
     <w:pPr>
       <w:keepNext/>
       <w:keepLines/>
@@ -24663,7 +25279,7 @@
       <w:outlineLvl w:val="0"/>
     </w:pPr>
     <w:rPr>
-      <w:rFonts w:eastAsiaTheme="majorEastAsia" w:cstheme="majorBidi"/>
+      <w:rFonts w:ascii="Orbitron" w:eastAsiaTheme="majorEastAsia" w:hAnsi="Orbitron" w:cstheme="majorBidi"/>
       <w:b/>
       <w:color w:val="000000" w:themeColor="text1"/>
       <w:sz w:val="32"/>
@@ -24678,7 +25294,7 @@
     <w:uiPriority w:val="9"/>
     <w:unhideWhenUsed/>
     <w:qFormat/>
-    <w:rsid w:val="00370DC9"/>
+    <w:rsid w:val="00B6030D"/>
     <w:pPr>
       <w:keepNext/>
       <w:keepLines/>
@@ -24689,7 +25305,7 @@
       <w:outlineLvl w:val="1"/>
     </w:pPr>
     <w:rPr>
-      <w:rFonts w:eastAsiaTheme="majorEastAsia" w:cstheme="minorHAnsi"/>
+      <w:rFonts w:ascii="Exo 2" w:eastAsiaTheme="majorEastAsia" w:hAnsi="Exo 2" w:cstheme="minorHAnsi"/>
       <w:b/>
       <w:bCs/>
       <w:sz w:val="28"/>
@@ -24878,9 +25494,9 @@
     <w:basedOn w:val="DefaultParagraphFont"/>
     <w:link w:val="Heading1"/>
     <w:uiPriority w:val="9"/>
-    <w:rsid w:val="00293667"/>
+    <w:rsid w:val="00B6030D"/>
     <w:rPr>
-      <w:rFonts w:eastAsiaTheme="majorEastAsia" w:cstheme="majorBidi"/>
+      <w:rFonts w:ascii="Orbitron" w:eastAsiaTheme="majorEastAsia" w:hAnsi="Orbitron" w:cstheme="majorBidi"/>
       <w:b/>
       <w:color w:val="000000" w:themeColor="text1"/>
       <w:sz w:val="32"/>
@@ -24892,9 +25508,9 @@
     <w:basedOn w:val="DefaultParagraphFont"/>
     <w:link w:val="Heading2"/>
     <w:uiPriority w:val="9"/>
-    <w:rsid w:val="00370DC9"/>
+    <w:rsid w:val="00B6030D"/>
     <w:rPr>
-      <w:rFonts w:eastAsiaTheme="majorEastAsia" w:cstheme="minorHAnsi"/>
+      <w:rFonts w:ascii="Exo 2" w:eastAsiaTheme="majorEastAsia" w:hAnsi="Exo 2" w:cstheme="minorHAnsi"/>
       <w:b/>
       <w:bCs/>
       <w:sz w:val="28"/>

--- a/content/Whitepaper.docx
+++ b/content/Whitepaper.docx
@@ -41,6 +41,16 @@
           <w:bCs/>
         </w:rPr>
       </w:pPr>
+    </w:p>
+    <w:p>
+      <w:pPr>
+        <w:spacing w:after="120"/>
+        <w:rPr>
+          <w:rFonts w:cstheme="minorHAnsi"/>
+          <w:b/>
+          <w:bCs/>
+        </w:rPr>
+      </w:pPr>
       <w:r>
         <w:rPr>
           <w:rFonts w:cstheme="minorHAnsi"/>
@@ -49,10 +59,10 @@
           <w:noProof/>
         </w:rPr>
         <w:drawing>
-          <wp:inline distT="0" distB="0" distL="0" distR="0" wp14:anchorId="0B9AC202" wp14:editId="4B11770E">
-            <wp:extent cx="5731510" cy="1564640"/>
-            <wp:effectExtent l="0" t="0" r="2540" b="0"/>
-            <wp:docPr id="1164775097" name="Graphic 1"/>
+          <wp:inline distT="0" distB="0" distL="0" distR="0" wp14:anchorId="48CBD310" wp14:editId="58404441">
+            <wp:extent cx="5731510" cy="1289685"/>
+            <wp:effectExtent l="0" t="0" r="2540" b="5715"/>
+            <wp:docPr id="1596496328" name="Graphic 1"/>
             <wp:cNvGraphicFramePr>
               <a:graphicFrameLocks xmlns:a="http://schemas.openxmlformats.org/drawingml/2006/main" noChangeAspect="1"/>
             </wp:cNvGraphicFramePr>
@@ -60,7 +70,7 @@
               <a:graphicData uri="http://schemas.openxmlformats.org/drawingml/2006/picture">
                 <pic:pic xmlns:pic="http://schemas.openxmlformats.org/drawingml/2006/picture">
                   <pic:nvPicPr>
-                    <pic:cNvPr id="1164775097" name=""/>
+                    <pic:cNvPr id="1596496328" name=""/>
                     <pic:cNvPicPr/>
                   </pic:nvPicPr>
                   <pic:blipFill>
@@ -78,7 +88,7 @@
                   <pic:spPr>
                     <a:xfrm>
                       <a:off x="0" y="0"/>
-                      <a:ext cx="5731510" cy="1564640"/>
+                      <a:ext cx="5731510" cy="1289685"/>
                     </a:xfrm>
                     <a:prstGeom prst="rect">
                       <a:avLst/>
@@ -380,7 +390,21 @@
           <w:i/>
           <w:iCs/>
         </w:rPr>
-        <w:t>This Whitepaper is for informational purposes only and does not constitute an offer to sell, a solicitation of an offer to buy, or a recommendation for any security or financial instrument. The information herein is not investment, legal, or tax advice. $REG and $FIM are tokens with utility within the Regarded Games ecosystem and are not intended to be investment products. Please conduct your own research and consult with professional advisors before participating. All forward-looking statements are subject to risks and uncertainties.</w:t>
+        <w:t>This Whitepaper is for informational purposes only and does not constitute an offer to sell, a solicitation of an offer to buy, or a recommendation for any security or financial instrument. The information herein is not investment, legal, or tax advice. </w:t>
+      </w:r>
+      <w:r>
+        <w:rPr>
+          <w:i/>
+          <w:iCs/>
+        </w:rPr>
+        <w:t>$RGD</w:t>
+      </w:r>
+      <w:r>
+        <w:rPr>
+          <w:i/>
+          <w:iCs/>
+        </w:rPr>
+        <w:t> and $FIM are tokens with utility within the Regarded Games ecosystem and are not intended to be investment products. Please conduct your own research and consult with professional advisors before participating. All forward-looking statements are subject to risks and uncertainties.</w:t>
       </w:r>
       <w:r>
         <w:rPr>
@@ -402,99 +426,61 @@
       <w:bookmarkEnd w:id="0"/>
     </w:p>
     <w:p>
-      <w:pPr>
-        <w:rPr>
-          <w:lang w:val="en-DE"/>
-        </w:rPr>
-      </w:pPr>
-      <w:r>
-        <w:rPr>
-          <w:lang w:val="en-DE"/>
-        </w:rPr>
-        <w:t>The inception of decentralized finance was predicated on the vision of an equitable and transparent economic system—a direct response to the moral hazard inherent in centralized markets. A decade later, this promise has been challenged by the emergence of informational asymmetries and structural power laws that mirror the flaws of traditional finance. </w:t>
-      </w:r>
-      <w:r>
-        <w:rPr>
-          <w:b/>
-          <w:bCs/>
-          <w:lang w:val="en-DE"/>
+      <w:r>
+        <w:t>The inception of decentralized finance was born from a desire for an equitable and transparent economic system—a direct response to the moral hazard and rigged mechanics of centralized markets. A decade later, this original promise has been broken. Today's crypto ecosystem is dominated by the same informational asymmetries, insider advantages, and structural power laws that plague the traditional stock market. Whether trading equities or digital assets, everyday participants face an environment manipulated by powerful figures, where it feels impossible to win without an insider edge. </w:t>
+      </w:r>
+      <w:r>
+        <w:rPr>
+          <w:b/>
+          <w:bCs/>
         </w:rPr>
         <w:t>Regarded Games</w:t>
       </w:r>
       <w:r>
-        <w:rPr>
-          <w:lang w:val="en-DE"/>
-        </w:rPr>
-        <w:t> is a Decentralized Autonomous Organization (DAO) designed to function as both a critique of this reality and a venue for systemic coordination.</w:t>
-      </w:r>
-    </w:p>
-    <w:p>
-      <w:pPr>
-        <w:rPr>
-          <w:lang w:val="en-DE"/>
-        </w:rPr>
-      </w:pPr>
-      <w:r>
-        <w:rPr>
-          <w:lang w:val="en-DE"/>
-        </w:rPr>
-        <w:t>The protocol operates a </w:t>
-      </w:r>
-      <w:r>
-        <w:rPr>
-          <w:b/>
-          <w:bCs/>
-          <w:lang w:val="en-DE"/>
-        </w:rPr>
-        <w:t>perfect-information, real-money strategy simulation</w:t>
-      </w:r>
-      <w:r>
-        <w:rPr>
-          <w:lang w:val="en-DE"/>
-        </w:rPr>
-        <w:t> that executes a live, on-chain economic model. The core mechanism stages a quarterly competition between two opposing distributive philosophies—Capitalism (capital concentration) and Socialism (capital redistribution)—quantified by an on-chain Gini Coefficient. By enforcing a strict </w:t>
-      </w:r>
-      <w:r>
-        <w:rPr>
-          <w:b/>
-          <w:bCs/>
-          <w:lang w:val="en-DE"/>
+        <w:t> is a Decentralized Autonomous Organization (DAO) designed to function as both a critique of this reality and a fair, unmanipulated alternative for anyone tired of playing a rigged game.</w:t>
+      </w:r>
+    </w:p>
+    <w:p>
+      <w:r>
+        <w:t>It introduces </w:t>
+      </w:r>
+      <w:r>
+        <w:rPr>
+          <w:b/>
+          <w:bCs/>
+        </w:rPr>
+        <w:t>Class Warfare: The Game</w:t>
+      </w:r>
+      <w:r>
+        <w:t>. Operating as a perfect-information, real-money strategy simulation, the game executes a live, on-chain economic model stripped of secret data and hidden advantages. The core mechanism stages a quarterly competition between two opposing distributive philosophies—Capitalism (wealth concentration) and Socialism (wealth redistribution)—quantified by a live, on-chain measure of wealth inequality. By enforcing a strict </w:t>
+      </w:r>
+      <w:r>
+        <w:rPr>
+          <w:b/>
+          <w:bCs/>
         </w:rPr>
         <w:t>Collateralized Identity</w:t>
       </w:r>
       <w:r>
-        <w:rPr>
-          <w:lang w:val="en-DE"/>
-        </w:rPr>
-        <w:t> requirement and provisioning a transparent, peer-to-peer trading environment, the system creates a laboratory where participants must navigate the friction between individual self-interest and collective action.</w:t>
-      </w:r>
-    </w:p>
-    <w:p>
-      <w:pPr>
-        <w:rPr>
-          <w:lang w:val="en-DE"/>
-        </w:rPr>
-      </w:pPr>
-      <w:r>
-        <w:rPr>
-          <w:lang w:val="en-DE"/>
-        </w:rPr>
-        <w:t>Regarded Games demonstrates that incentive alignment and transparent constraints can resolve complex coordination problems. It serves as a practical framework for moving the decentralized ecosystem beyond purely speculative ventures toward its foundational purpose: the creation of robust, self-governing systems for global </w:t>
-      </w:r>
-      <w:r>
-        <w:rPr>
-          <w:b/>
-          <w:bCs/>
-          <w:lang w:val="en-DE"/>
-        </w:rPr>
-        <w:t>socio-economic coordination</w:t>
-      </w:r>
-      <w:r>
-        <w:rPr>
-          <w:lang w:val="en-DE"/>
-        </w:rPr>
-        <w:t>.</w:t>
-      </w:r>
+        <w:t> requirement and providing a fully transparent, peer-to-peer trading environment, the system creates an </w:t>
+      </w:r>
+      <w:r>
+        <w:rPr>
+          <w:b/>
+          <w:bCs/>
+        </w:rPr>
+        <w:t>alternative market</w:t>
+      </w:r>
+      <w:r>
+        <w:t> where participants must navigate the fundamental friction between individual self-interest and collective action.</w:t>
+      </w:r>
+    </w:p>
+    <w:p>
+      <w:r>
+        <w:t>In this arena, opaque market manipulation is impossible. The only remaining variables are the quality of your strategy and the strength of your coordination. Regarded Games demonstrates that when the playing field is truly levelled, clear incentives and transparent constraints can resolve complex coordination problems. It serves as a practical framework for moving the decentralized ecosystem beyond purely speculative extraction and back toward its foundational purpose: the creation of a truly honest marketplace for global socio-economic coordination.</w:t>
+      </w:r>
+    </w:p>
+    <w:p>
       <w:r>
         <w:br w:type="page"/>
       </w:r>
@@ -554,7 +540,7 @@
               <w:bCs w:val="0"/>
               <w:sz w:val="24"/>
               <w:szCs w:val="24"/>
-              <w:lang w:val="en-DE" w:eastAsia="en-DE"/>
+              <w:lang w:eastAsia="en-DE"/>
             </w:rPr>
           </w:pPr>
           <w:r>
@@ -638,7 +624,7 @@
               <w:bCs w:val="0"/>
               <w:sz w:val="24"/>
               <w:szCs w:val="24"/>
-              <w:lang w:val="en-DE" w:eastAsia="en-DE"/>
+              <w:lang w:eastAsia="en-DE"/>
             </w:rPr>
           </w:pPr>
           <w:hyperlink w:anchor="_Toc222913398" w:history="1">
@@ -704,7 +690,7 @@
               <w:noProof/>
               <w:sz w:val="24"/>
               <w:szCs w:val="24"/>
-              <w:lang w:val="en-DE" w:eastAsia="en-DE"/>
+              <w:lang w:eastAsia="en-DE"/>
             </w:rPr>
           </w:pPr>
           <w:hyperlink w:anchor="_Toc222913399" w:history="1">
@@ -721,7 +707,7 @@
                 <w:noProof/>
                 <w:sz w:val="24"/>
                 <w:szCs w:val="24"/>
-                <w:lang w:val="en-DE" w:eastAsia="en-DE"/>
+                <w:lang w:eastAsia="en-DE"/>
               </w:rPr>
               <w:tab/>
             </w:r>
@@ -795,7 +781,7 @@
               <w:noProof/>
               <w:sz w:val="24"/>
               <w:szCs w:val="24"/>
-              <w:lang w:val="en-DE" w:eastAsia="en-DE"/>
+              <w:lang w:eastAsia="en-DE"/>
             </w:rPr>
           </w:pPr>
           <w:hyperlink w:anchor="_Toc222913400" w:history="1">
@@ -812,7 +798,7 @@
                 <w:noProof/>
                 <w:sz w:val="24"/>
                 <w:szCs w:val="24"/>
-                <w:lang w:val="en-DE" w:eastAsia="en-DE"/>
+                <w:lang w:eastAsia="en-DE"/>
               </w:rPr>
               <w:tab/>
             </w:r>
@@ -886,7 +872,7 @@
               <w:noProof/>
               <w:sz w:val="24"/>
               <w:szCs w:val="24"/>
-              <w:lang w:val="en-DE" w:eastAsia="en-DE"/>
+              <w:lang w:eastAsia="en-DE"/>
             </w:rPr>
           </w:pPr>
           <w:hyperlink w:anchor="_Toc222913401" w:history="1">
@@ -903,7 +889,7 @@
                 <w:noProof/>
                 <w:sz w:val="24"/>
                 <w:szCs w:val="24"/>
-                <w:lang w:val="en-DE" w:eastAsia="en-DE"/>
+                <w:lang w:eastAsia="en-DE"/>
               </w:rPr>
               <w:tab/>
             </w:r>
@@ -977,7 +963,7 @@
               <w:noProof/>
               <w:sz w:val="24"/>
               <w:szCs w:val="24"/>
-              <w:lang w:val="en-DE" w:eastAsia="en-DE"/>
+              <w:lang w:eastAsia="en-DE"/>
             </w:rPr>
           </w:pPr>
           <w:hyperlink w:anchor="_Toc222913402" w:history="1">
@@ -994,7 +980,7 @@
                 <w:noProof/>
                 <w:sz w:val="24"/>
                 <w:szCs w:val="24"/>
-                <w:lang w:val="en-DE" w:eastAsia="en-DE"/>
+                <w:lang w:eastAsia="en-DE"/>
               </w:rPr>
               <w:tab/>
             </w:r>
@@ -1068,7 +1054,7 @@
               <w:noProof/>
               <w:sz w:val="24"/>
               <w:szCs w:val="24"/>
-              <w:lang w:val="en-DE" w:eastAsia="en-DE"/>
+              <w:lang w:eastAsia="en-DE"/>
             </w:rPr>
           </w:pPr>
           <w:hyperlink w:anchor="_Toc222913403" w:history="1">
@@ -1085,7 +1071,7 @@
                 <w:noProof/>
                 <w:sz w:val="24"/>
                 <w:szCs w:val="24"/>
-                <w:lang w:val="en-DE" w:eastAsia="en-DE"/>
+                <w:lang w:eastAsia="en-DE"/>
               </w:rPr>
               <w:tab/>
             </w:r>
@@ -1156,7 +1142,7 @@
               <w:bCs w:val="0"/>
               <w:sz w:val="24"/>
               <w:szCs w:val="24"/>
-              <w:lang w:val="en-DE" w:eastAsia="en-DE"/>
+              <w:lang w:eastAsia="en-DE"/>
             </w:rPr>
           </w:pPr>
           <w:hyperlink w:anchor="_Toc222913404" w:history="1">
@@ -1222,7 +1208,7 @@
               <w:noProof/>
               <w:sz w:val="24"/>
               <w:szCs w:val="24"/>
-              <w:lang w:val="en-DE" w:eastAsia="en-DE"/>
+              <w:lang w:eastAsia="en-DE"/>
             </w:rPr>
           </w:pPr>
           <w:hyperlink w:anchor="_Toc222913405" w:history="1">
@@ -1239,7 +1225,7 @@
                 <w:noProof/>
                 <w:sz w:val="24"/>
                 <w:szCs w:val="24"/>
-                <w:lang w:val="en-DE" w:eastAsia="en-DE"/>
+                <w:lang w:eastAsia="en-DE"/>
               </w:rPr>
               <w:tab/>
             </w:r>
@@ -1313,7 +1299,7 @@
               <w:noProof/>
               <w:sz w:val="24"/>
               <w:szCs w:val="24"/>
-              <w:lang w:val="en-DE" w:eastAsia="en-DE"/>
+              <w:lang w:eastAsia="en-DE"/>
             </w:rPr>
           </w:pPr>
           <w:hyperlink w:anchor="_Toc222913406" w:history="1">
@@ -1330,7 +1316,7 @@
                 <w:noProof/>
                 <w:sz w:val="24"/>
                 <w:szCs w:val="24"/>
-                <w:lang w:val="en-DE" w:eastAsia="en-DE"/>
+                <w:lang w:eastAsia="en-DE"/>
               </w:rPr>
               <w:tab/>
             </w:r>
@@ -1404,7 +1390,7 @@
               <w:noProof/>
               <w:sz w:val="24"/>
               <w:szCs w:val="24"/>
-              <w:lang w:val="en-DE" w:eastAsia="en-DE"/>
+              <w:lang w:eastAsia="en-DE"/>
             </w:rPr>
           </w:pPr>
           <w:hyperlink w:anchor="_Toc222913407" w:history="1">
@@ -1421,7 +1407,7 @@
                 <w:noProof/>
                 <w:sz w:val="24"/>
                 <w:szCs w:val="24"/>
-                <w:lang w:val="en-DE" w:eastAsia="en-DE"/>
+                <w:lang w:eastAsia="en-DE"/>
               </w:rPr>
               <w:tab/>
             </w:r>
@@ -1492,7 +1478,7 @@
               <w:bCs w:val="0"/>
               <w:sz w:val="24"/>
               <w:szCs w:val="24"/>
-              <w:lang w:val="en-DE" w:eastAsia="en-DE"/>
+              <w:lang w:eastAsia="en-DE"/>
             </w:rPr>
           </w:pPr>
           <w:hyperlink w:anchor="_Toc222913408" w:history="1">
@@ -1558,7 +1544,7 @@
               <w:noProof/>
               <w:sz w:val="24"/>
               <w:szCs w:val="24"/>
-              <w:lang w:val="en-DE" w:eastAsia="en-DE"/>
+              <w:lang w:eastAsia="en-DE"/>
             </w:rPr>
           </w:pPr>
           <w:hyperlink w:anchor="_Toc222913409" w:history="1">
@@ -1575,7 +1561,7 @@
                 <w:noProof/>
                 <w:sz w:val="24"/>
                 <w:szCs w:val="24"/>
-                <w:lang w:val="en-DE" w:eastAsia="en-DE"/>
+                <w:lang w:eastAsia="en-DE"/>
               </w:rPr>
               <w:tab/>
             </w:r>
@@ -1649,7 +1635,7 @@
               <w:noProof/>
               <w:sz w:val="24"/>
               <w:szCs w:val="24"/>
-              <w:lang w:val="en-DE" w:eastAsia="en-DE"/>
+              <w:lang w:eastAsia="en-DE"/>
             </w:rPr>
           </w:pPr>
           <w:hyperlink w:anchor="_Toc222913410" w:history="1">
@@ -1666,7 +1652,7 @@
                 <w:noProof/>
                 <w:sz w:val="24"/>
                 <w:szCs w:val="24"/>
-                <w:lang w:val="en-DE" w:eastAsia="en-DE"/>
+                <w:lang w:eastAsia="en-DE"/>
               </w:rPr>
               <w:tab/>
             </w:r>
@@ -1737,7 +1723,7 @@
               <w:bCs w:val="0"/>
               <w:sz w:val="24"/>
               <w:szCs w:val="24"/>
-              <w:lang w:val="en-DE" w:eastAsia="en-DE"/>
+              <w:lang w:eastAsia="en-DE"/>
             </w:rPr>
           </w:pPr>
           <w:hyperlink w:anchor="_Toc222913411" w:history="1">
@@ -1803,7 +1789,7 @@
               <w:noProof/>
               <w:sz w:val="24"/>
               <w:szCs w:val="24"/>
-              <w:lang w:val="en-DE" w:eastAsia="en-DE"/>
+              <w:lang w:eastAsia="en-DE"/>
             </w:rPr>
           </w:pPr>
           <w:hyperlink w:anchor="_Toc222913412" w:history="1">
@@ -1820,7 +1806,7 @@
                 <w:noProof/>
                 <w:sz w:val="24"/>
                 <w:szCs w:val="24"/>
-                <w:lang w:val="en-DE" w:eastAsia="en-DE"/>
+                <w:lang w:eastAsia="en-DE"/>
               </w:rPr>
               <w:tab/>
             </w:r>
@@ -1894,7 +1880,7 @@
               <w:noProof/>
               <w:sz w:val="24"/>
               <w:szCs w:val="24"/>
-              <w:lang w:val="en-DE" w:eastAsia="en-DE"/>
+              <w:lang w:eastAsia="en-DE"/>
             </w:rPr>
           </w:pPr>
           <w:hyperlink w:anchor="_Toc222913413" w:history="1">
@@ -1911,7 +1897,7 @@
                 <w:noProof/>
                 <w:sz w:val="24"/>
                 <w:szCs w:val="24"/>
-                <w:lang w:val="en-DE" w:eastAsia="en-DE"/>
+                <w:lang w:eastAsia="en-DE"/>
               </w:rPr>
               <w:tab/>
             </w:r>
@@ -1985,7 +1971,7 @@
               <w:noProof/>
               <w:sz w:val="24"/>
               <w:szCs w:val="24"/>
-              <w:lang w:val="en-DE" w:eastAsia="en-DE"/>
+              <w:lang w:eastAsia="en-DE"/>
             </w:rPr>
           </w:pPr>
           <w:hyperlink w:anchor="_Toc222913414" w:history="1">
@@ -2002,7 +1988,7 @@
                 <w:noProof/>
                 <w:sz w:val="24"/>
                 <w:szCs w:val="24"/>
-                <w:lang w:val="en-DE" w:eastAsia="en-DE"/>
+                <w:lang w:eastAsia="en-DE"/>
               </w:rPr>
               <w:tab/>
             </w:r>
@@ -2073,7 +2059,7 @@
               <w:bCs w:val="0"/>
               <w:sz w:val="24"/>
               <w:szCs w:val="24"/>
-              <w:lang w:val="en-DE" w:eastAsia="en-DE"/>
+              <w:lang w:eastAsia="en-DE"/>
             </w:rPr>
           </w:pPr>
           <w:hyperlink w:anchor="_Toc222913415" w:history="1">
@@ -2139,7 +2125,7 @@
               <w:noProof/>
               <w:sz w:val="24"/>
               <w:szCs w:val="24"/>
-              <w:lang w:val="en-DE" w:eastAsia="en-DE"/>
+              <w:lang w:eastAsia="en-DE"/>
             </w:rPr>
           </w:pPr>
           <w:hyperlink w:anchor="_Toc222913416" w:history="1">
@@ -2156,7 +2142,7 @@
                 <w:noProof/>
                 <w:sz w:val="24"/>
                 <w:szCs w:val="24"/>
-                <w:lang w:val="en-DE" w:eastAsia="en-DE"/>
+                <w:lang w:eastAsia="en-DE"/>
               </w:rPr>
               <w:tab/>
             </w:r>
@@ -2230,7 +2216,7 @@
               <w:noProof/>
               <w:sz w:val="24"/>
               <w:szCs w:val="24"/>
-              <w:lang w:val="en-DE" w:eastAsia="en-DE"/>
+              <w:lang w:eastAsia="en-DE"/>
             </w:rPr>
           </w:pPr>
           <w:hyperlink w:anchor="_Toc222913417" w:history="1">
@@ -2247,7 +2233,7 @@
                 <w:noProof/>
                 <w:sz w:val="24"/>
                 <w:szCs w:val="24"/>
-                <w:lang w:val="en-DE" w:eastAsia="en-DE"/>
+                <w:lang w:eastAsia="en-DE"/>
               </w:rPr>
               <w:tab/>
             </w:r>
@@ -2321,7 +2307,7 @@
               <w:noProof/>
               <w:sz w:val="24"/>
               <w:szCs w:val="24"/>
-              <w:lang w:val="en-DE" w:eastAsia="en-DE"/>
+              <w:lang w:eastAsia="en-DE"/>
             </w:rPr>
           </w:pPr>
           <w:hyperlink w:anchor="_Toc222913418" w:history="1">
@@ -2338,7 +2324,7 @@
                 <w:noProof/>
                 <w:sz w:val="24"/>
                 <w:szCs w:val="24"/>
-                <w:lang w:val="en-DE" w:eastAsia="en-DE"/>
+                <w:lang w:eastAsia="en-DE"/>
               </w:rPr>
               <w:tab/>
             </w:r>
@@ -2412,7 +2398,7 @@
               <w:noProof/>
               <w:sz w:val="24"/>
               <w:szCs w:val="24"/>
-              <w:lang w:val="en-DE" w:eastAsia="en-DE"/>
+              <w:lang w:eastAsia="en-DE"/>
             </w:rPr>
           </w:pPr>
           <w:hyperlink w:anchor="_Toc222913419" w:history="1">
@@ -2429,7 +2415,7 @@
                 <w:noProof/>
                 <w:sz w:val="24"/>
                 <w:szCs w:val="24"/>
-                <w:lang w:val="en-DE" w:eastAsia="en-DE"/>
+                <w:lang w:eastAsia="en-DE"/>
               </w:rPr>
               <w:tab/>
             </w:r>
@@ -2500,7 +2486,7 @@
               <w:bCs w:val="0"/>
               <w:sz w:val="24"/>
               <w:szCs w:val="24"/>
-              <w:lang w:val="en-DE" w:eastAsia="en-DE"/>
+              <w:lang w:eastAsia="en-DE"/>
             </w:rPr>
           </w:pPr>
           <w:hyperlink w:anchor="_Toc222913420" w:history="1">
@@ -2566,7 +2552,7 @@
               <w:noProof/>
               <w:sz w:val="24"/>
               <w:szCs w:val="24"/>
-              <w:lang w:val="en-DE" w:eastAsia="en-DE"/>
+              <w:lang w:eastAsia="en-DE"/>
             </w:rPr>
           </w:pPr>
           <w:hyperlink w:anchor="_Toc222913421" w:history="1">
@@ -2583,7 +2569,7 @@
                 <w:noProof/>
                 <w:sz w:val="24"/>
                 <w:szCs w:val="24"/>
-                <w:lang w:val="en-DE" w:eastAsia="en-DE"/>
+                <w:lang w:eastAsia="en-DE"/>
               </w:rPr>
               <w:tab/>
             </w:r>
@@ -2657,7 +2643,7 @@
               <w:noProof/>
               <w:sz w:val="24"/>
               <w:szCs w:val="24"/>
-              <w:lang w:val="en-DE" w:eastAsia="en-DE"/>
+              <w:lang w:eastAsia="en-DE"/>
             </w:rPr>
           </w:pPr>
           <w:hyperlink w:anchor="_Toc222913422" w:history="1">
@@ -2674,7 +2660,7 @@
                 <w:noProof/>
                 <w:sz w:val="24"/>
                 <w:szCs w:val="24"/>
-                <w:lang w:val="en-DE" w:eastAsia="en-DE"/>
+                <w:lang w:eastAsia="en-DE"/>
               </w:rPr>
               <w:tab/>
             </w:r>
@@ -2748,7 +2734,7 @@
               <w:noProof/>
               <w:sz w:val="24"/>
               <w:szCs w:val="24"/>
-              <w:lang w:val="en-DE" w:eastAsia="en-DE"/>
+              <w:lang w:eastAsia="en-DE"/>
             </w:rPr>
           </w:pPr>
           <w:hyperlink w:anchor="_Toc222913423" w:history="1">
@@ -2765,7 +2751,7 @@
                 <w:noProof/>
                 <w:sz w:val="24"/>
                 <w:szCs w:val="24"/>
-                <w:lang w:val="en-DE" w:eastAsia="en-DE"/>
+                <w:lang w:eastAsia="en-DE"/>
               </w:rPr>
               <w:tab/>
             </w:r>
@@ -2836,7 +2822,7 @@
               <w:bCs w:val="0"/>
               <w:sz w:val="24"/>
               <w:szCs w:val="24"/>
-              <w:lang w:val="en-DE" w:eastAsia="en-DE"/>
+              <w:lang w:eastAsia="en-DE"/>
             </w:rPr>
           </w:pPr>
           <w:hyperlink w:anchor="_Toc222913424" w:history="1">
@@ -2902,7 +2888,7 @@
               <w:noProof/>
               <w:sz w:val="24"/>
               <w:szCs w:val="24"/>
-              <w:lang w:val="en-DE" w:eastAsia="en-DE"/>
+              <w:lang w:eastAsia="en-DE"/>
             </w:rPr>
           </w:pPr>
           <w:hyperlink w:anchor="_Toc222913425" w:history="1">
@@ -2919,7 +2905,7 @@
                 <w:noProof/>
                 <w:sz w:val="24"/>
                 <w:szCs w:val="24"/>
-                <w:lang w:val="en-DE" w:eastAsia="en-DE"/>
+                <w:lang w:eastAsia="en-DE"/>
               </w:rPr>
               <w:tab/>
             </w:r>
@@ -2993,7 +2979,7 @@
               <w:noProof/>
               <w:sz w:val="24"/>
               <w:szCs w:val="24"/>
-              <w:lang w:val="en-DE" w:eastAsia="en-DE"/>
+              <w:lang w:eastAsia="en-DE"/>
             </w:rPr>
           </w:pPr>
           <w:hyperlink w:anchor="_Toc222913426" w:history="1">
@@ -3010,7 +2996,7 @@
                 <w:noProof/>
                 <w:sz w:val="24"/>
                 <w:szCs w:val="24"/>
-                <w:lang w:val="en-DE" w:eastAsia="en-DE"/>
+                <w:lang w:eastAsia="en-DE"/>
               </w:rPr>
               <w:tab/>
             </w:r>
@@ -3084,7 +3070,7 @@
               <w:noProof/>
               <w:sz w:val="24"/>
               <w:szCs w:val="24"/>
-              <w:lang w:val="en-DE" w:eastAsia="en-DE"/>
+              <w:lang w:eastAsia="en-DE"/>
             </w:rPr>
           </w:pPr>
           <w:hyperlink w:anchor="_Toc222913427" w:history="1">
@@ -3101,7 +3087,7 @@
                 <w:noProof/>
                 <w:sz w:val="24"/>
                 <w:szCs w:val="24"/>
-                <w:lang w:val="en-DE" w:eastAsia="en-DE"/>
+                <w:lang w:eastAsia="en-DE"/>
               </w:rPr>
               <w:tab/>
             </w:r>
@@ -3205,9 +3191,15 @@
       </w:pPr>
       <w:bookmarkStart w:id="2" w:name="_Toc222913399"/>
       <w:r>
-        <w:t>Structural Asymmetries in Digital Asset Markets</w:t>
+        <w:t xml:space="preserve">Structural Asymmetries in </w:t>
       </w:r>
       <w:bookmarkEnd w:id="2"/>
+      <w:r>
+        <w:t xml:space="preserve">Global </w:t>
+      </w:r>
+      <w:r>
+        <w:t>Markets</w:t>
+      </w:r>
     </w:p>
     <w:p>
       <w:pPr>
@@ -3230,7 +3222,7 @@
         <w:spacing w:after="120"/>
       </w:pPr>
       <w:r>
-        <w:t>The contemporary cryptocurrency landscape provides an accelerated empirical case study of the latter phenomenon. In this domain, market outcomes are determined by a stark asymmetry in analytical capability and execution strategy. Sophisticated market participants—ranging from institutional funds to high-frequency trading entities—leverage algorithmic infrastructure and capital efficiency to systematically exploit market inefficiencies. By contrast, the retail cohort frequently operates on reactive sentiment, lacking the technical capacity to process on-chain data with the same speed or depth. This stratification creates a dynamic where less sophisticated capital functions as necessary counterparty liquidity, allowing informed actors to divest positions into periods of high demand and monetize the volatility generated by these disparate levels of market engagement.</w:t>
+        <w:t>These disparities are institutionalized across all global financial venues—from traditional equity markets to the digital asset ecosystem—through information latency and structural gatekeeping. In these domains, market outcomes are determined by a stark asymmetry in analytical capability and execution strategy. Sophisticated market participants—ranging from institutional hedge funds to high-frequency trading entities—leverage algorithmic infrastructure and capital efficiency to systematically exploit market inefficiencies and informational gaps. By contrast, the retail cohort frequently operates on reactive sentiment, lacking the technical capacity to process complex market data with the same speed or depth. This stratification creates a dynamic where less sophisticated capital functions as necessary counterparty liquidity, allowing informed actors to monetize the volatility generated by these disparate levels of market engagement and maintain a permanent, structural advantage over the uninitiated public.</w:t>
       </w:r>
     </w:p>
     <w:p>
@@ -3256,11 +3248,11 @@
         <w:spacing w:after="120"/>
       </w:pPr>
       <w:r>
-        <w:t xml:space="preserve">However, a stark dichotomy has emerged between the technological utility of these protocols and the economic reality of their deployment. While the underlying infrastructure successfully functions as a neutral, censorship-resistant substrate for value transfer, the market layer constructed atop it has been co-opted to prioritize high-velocity speculation over sustainable utility. The tools designed for systemic liberation are increasingly utilized to engineer gamified capital extraction. This </w:t>
+        <w:t xml:space="preserve">However, a stark dichotomy has emerged between the technological utility of these protocols and the economic reality of their deployment. While the underlying infrastructure successfully functions as a neutral, censorship-resistant substrate for value transfer, the market layer constructed atop it has been co-opted to prioritize high-velocity speculation over sustainable utility. The tools designed for systemic </w:t>
       </w:r>
       <w:r>
         <w:lastRenderedPageBreak/>
-        <w:t xml:space="preserve">deviation is driven by the </w:t>
+        <w:t xml:space="preserve">liberation are increasingly utilized to engineer gamified capital extraction. This deviation is driven by the </w:t>
       </w:r>
       <w:proofErr w:type="spellStart"/>
       <w:r>
@@ -3456,7 +3448,11 @@
         <w:t>Socialism</w:t>
       </w:r>
       <w:r>
-        <w:t> (Capital Redistribution)—compete for systemic dominance. The environment is governed by the following mechanism design principles:</w:t>
+        <w:t> (Capital Redistribution)—</w:t>
+      </w:r>
+      <w:r>
+        <w:lastRenderedPageBreak/>
+        <w:t>compete for systemic dominance. The environment is governed by the following mechanism design principles:</w:t>
       </w:r>
     </w:p>
     <w:p>
@@ -3472,7 +3468,6 @@
           <w:b/>
           <w:bCs/>
         </w:rPr>
-        <w:lastRenderedPageBreak/>
         <w:t>Capital Initialization (The Arena):</w:t>
       </w:r>
       <w:r>
@@ -3759,166 +3754,96 @@
     <w:p>
       <w:pPr>
         <w:spacing w:after="120" w:line="259" w:lineRule="auto"/>
-        <w:rPr>
-          <w:lang w:val="en-DE"/>
-        </w:rPr>
-      </w:pPr>
-      <w:r>
-        <w:rPr>
-          <w:lang w:val="en-DE"/>
-        </w:rPr>
-        <w:t>The architecture of </w:t>
-      </w:r>
-      <w:r>
-        <w:rPr>
-          <w:b/>
-          <w:bCs/>
-          <w:lang w:val="en-DE"/>
+      </w:pPr>
+      <w:r>
+        <w:t xml:space="preserve">The architecture of </w:t>
+      </w:r>
+      <w:r>
+        <w:rPr>
+          <w:b/>
+          <w:bCs/>
         </w:rPr>
         <w:t>Regarded Games</w:t>
       </w:r>
       <w:r>
-        <w:rPr>
-          <w:lang w:val="en-DE"/>
-        </w:rPr>
-        <w:t xml:space="preserve"> serves a dual function: it is simultaneously a competitive economic simulation and a mechanism for </w:t>
+        <w:t xml:space="preserve"> serves a dual function: it is simultaneously a competitive economic simulation and a mechanism for the deconstruction of market biases. To effectively intervene in the prevailing market culture, the protocol adopts the aesthetic and linguistic conventions of the high-velocity speculative environment it seeks to critique. It introduces </w:t>
+      </w:r>
+      <w:r>
+        <w:rPr>
+          <w:b/>
+          <w:bCs/>
+        </w:rPr>
+        <w:t>Class Warfare: The Game</w:t>
+      </w:r>
+      <w:r>
+        <w:rPr>
+          <w:b/>
+          <w:bCs/>
+        </w:rPr>
+        <w:t xml:space="preserve"> - </w:t>
+      </w:r>
+      <w:r>
+        <w:t>an unmanipulated alternative market designed for those who recognize that in traditional equities and digital assets, the "edge" is no longer determined by merit, but by structural privilege.</w:t>
+      </w:r>
+    </w:p>
+    <w:p>
+      <w:pPr>
+        <w:spacing w:after="120" w:line="259" w:lineRule="auto"/>
+      </w:pPr>
+      <w:r>
+        <w:t xml:space="preserve">This approach is codified in the project’s title and its central archetype, </w:t>
       </w:r>
       <w:proofErr w:type="spellStart"/>
       <w:r>
         <w:rPr>
-          <w:lang w:val="en-DE"/>
-        </w:rPr>
-        <w:t>behavioral</w:t>
+          <w:b/>
+          <w:bCs/>
+        </w:rPr>
+        <w:t>Regardo</w:t>
       </w:r>
       <w:proofErr w:type="spellEnd"/>
       <w:r>
-        <w:rPr>
-          <w:lang w:val="en-DE"/>
-        </w:rPr>
-        <w:t xml:space="preserve"> reconditioning. To effectively intervene in the prevailing market culture, the protocol adopts the aesthetic and linguistic conventions of the high-velocity speculative environment it seeks to critique.</w:t>
+        <w:t xml:space="preserve">. While the name functions on the surface as an ironic reappropriation of the "high-conviction" labels common in decentralized finance, its deeper methodological significance lies in the concept of </w:t>
+      </w:r>
+      <w:r>
+        <w:rPr>
+          <w:b/>
+          <w:bCs/>
+        </w:rPr>
+        <w:t>Systemic Regard</w:t>
+      </w:r>
+      <w:r>
+        <w:t>. In the opaque and manipulated ecosystems of global finance, participants are often reduced to reactive noise traders. To "regard," in this protocol, is to possess the intentionality to look beyond the immediate price of an asset to the structural state of the aggregate economy.</w:t>
       </w:r>
     </w:p>
     <w:p>
       <w:pPr>
         <w:spacing w:after="120" w:line="259" w:lineRule="auto"/>
-        <w:rPr>
-          <w:lang w:val="en-DE"/>
-        </w:rPr>
-      </w:pPr>
-      <w:r>
-        <w:rPr>
-          <w:lang w:val="en-DE"/>
-        </w:rPr>
-        <w:t>This approach is codified in the project’s title and its central archetype, </w:t>
-      </w:r>
-      <w:proofErr w:type="spellStart"/>
-      <w:r>
-        <w:rPr>
-          <w:b/>
-          <w:bCs/>
-          <w:lang w:val="en-DE"/>
-        </w:rPr>
-        <w:t>Regardo</w:t>
-      </w:r>
-      <w:proofErr w:type="spellEnd"/>
-      <w:r>
-        <w:rPr>
-          <w:lang w:val="en-DE"/>
-        </w:rPr>
-        <w:t>. While the name functions on the surface as an ironic reappropriation of the "high-conviction" labels common in decentralized finance, its deeper methodological significance lies in the concept of </w:t>
-      </w:r>
-      <w:r>
-        <w:rPr>
-          <w:b/>
-          <w:bCs/>
-          <w:lang w:val="en-DE"/>
-        </w:rPr>
-        <w:t>Systemic Regard</w:t>
-      </w:r>
-      <w:r>
-        <w:rPr>
-          <w:lang w:val="en-DE"/>
-        </w:rPr>
-        <w:t>. In an ecosystem defined by reflexive, millisecond-level execution, the protocol necessitates a transition from blind speculation to intentional observation. To "regard" is to look beyond the immediate price of an asset to the structural state of the aggregate economy.</w:t>
+      </w:pPr>
+      <w:r>
+        <w:t xml:space="preserve">By imposing strategic friction and perfect information, the simulation rewards the participant who pauses to regard the distribution of wealth as the primary arbiter of </w:t>
+      </w:r>
+      <w:r>
+        <w:lastRenderedPageBreak/>
+        <w:t>value. This requirement for deliberate, analytical "regard" over impulsive action fundamentally challenges the speed-at-all-costs heuristic that dominates contemporary trading. The name signifies the transition from the "noise" of manipulated speculation to the "signal" of systemic coordination, framing the most successful strategist as the one who possesses the highest degree of systemic attention.</w:t>
+      </w:r>
+    </w:p>
+    <w:p>
+      <w:pPr>
+        <w:pStyle w:val="Heading3"/>
+      </w:pPr>
+      <w:r>
+        <w:t>T</w:t>
+      </w:r>
+      <w:r>
+        <w:t>he Trojan Horse Mechanism: From Individualism to Coordination</w:t>
       </w:r>
     </w:p>
     <w:p>
       <w:pPr>
         <w:spacing w:after="120" w:line="259" w:lineRule="auto"/>
-        <w:rPr>
-          <w:lang w:val="en-DE"/>
-        </w:rPr>
-      </w:pPr>
-      <w:r>
-        <w:rPr>
-          <w:lang w:val="en-DE"/>
-        </w:rPr>
-        <w:t>By imposing </w:t>
-      </w:r>
-      <w:r>
-        <w:rPr>
-          <w:b/>
-          <w:bCs/>
-          <w:lang w:val="en-DE"/>
-        </w:rPr>
-        <w:t>strategic friction</w:t>
-      </w:r>
-      <w:r>
-        <w:rPr>
-          <w:lang w:val="en-DE"/>
-        </w:rPr>
-        <w:t>, the simulation rewards the participant who pauses to regard the </w:t>
-      </w:r>
-      <w:hyperlink r:id="rId11" w:anchor="gini-coefficient" w:tgtFrame="_blank" w:history="1">
-        <w:r>
-          <w:rPr>
-            <w:rStyle w:val="Hyperlink"/>
-            <w:lang w:val="en-DE"/>
-          </w:rPr>
-          <w:t>Gini Coefficient</w:t>
-        </w:r>
-      </w:hyperlink>
-      <w:r>
-        <w:rPr>
-          <w:lang w:val="en-DE"/>
-        </w:rPr>
-        <w:t xml:space="preserve"> as the primary arbiter of value. This requirement for deliberate, analytical "regard" over impulsive action fundamentally challenges the speed-at-all-costs heuristic that dominates contemporary trading. The name signifies </w:t>
-      </w:r>
-      <w:r>
-        <w:rPr>
-          <w:lang w:val="en-DE"/>
-        </w:rPr>
-        <w:lastRenderedPageBreak/>
-        <w:t>the transition from the "noise" of speculation to the "signal" of systemic coordination, framing the most successful strategist as the one who possesses the highest degree of systemic attention.</w:t>
-      </w:r>
-    </w:p>
-    <w:p>
-      <w:pPr>
-        <w:spacing w:after="120"/>
-      </w:pPr>
-    </w:p>
-    <w:p>
-      <w:pPr>
-        <w:pStyle w:val="Heading3"/>
-      </w:pPr>
-      <w:r>
-        <w:t>T</w:t>
-      </w:r>
-      <w:r>
-        <w:t>he Trojan Horse Mechanism: From Individualism to Coordination</w:t>
-      </w:r>
-    </w:p>
-    <w:p>
-      <w:pPr>
-        <w:spacing w:after="120" w:line="259" w:lineRule="auto"/>
-        <w:rPr>
-          <w:lang w:val="en-DE"/>
-        </w:rPr>
-      </w:pPr>
-      <w:r>
-        <w:rPr>
-          <w:lang w:val="en-DE"/>
-        </w:rPr>
+      </w:pPr>
+      <w:r>
         <w:t>The protocol operates as an adversarial pedagogical tool—a "Trojan Horse" designed to align user incentives with collective action. It utilizes the familiar aesthetics of speculative culture, specifically through the deployment of two distinct archetypal characters that externalize the ideological conflict:</w:t>
       </w:r>
     </w:p>
@@ -3929,16 +3854,12 @@
           <w:numId w:val="60"/>
         </w:numPr>
         <w:spacing w:after="120" w:line="259" w:lineRule="auto"/>
-        <w:rPr>
-          <w:lang w:val="en-DE"/>
-        </w:rPr>
       </w:pPr>
       <w:proofErr w:type="spellStart"/>
       <w:r>
         <w:rPr>
           <w:b/>
           <w:bCs/>
-          <w:lang w:val="en-DE"/>
         </w:rPr>
         <w:t>Regardo</w:t>
       </w:r>
@@ -3947,30 +3868,40 @@
         <w:rPr>
           <w:b/>
           <w:bCs/>
-          <w:lang w:val="en-DE"/>
         </w:rPr>
         <w:t>, the Capitalist:</w:t>
       </w:r>
       <w:r>
-        <w:rPr>
-          <w:lang w:val="en-DE"/>
-        </w:rPr>
-        <w:t> This archetype represents the drive for individual market dominance and the relentless concentration of capital. </w:t>
+        <w:t> This archetype represents the drive for individual market dominance and the relentless concentration</w:t>
+      </w:r>
+      <w:r>
+        <w:t xml:space="preserve"> </w:t>
+      </w:r>
+      <w:r>
+        <w:t>of</w:t>
+      </w:r>
+      <w:r>
+        <w:t xml:space="preserve"> c</w:t>
+      </w:r>
+      <w:r>
+        <w:t>apital.</w:t>
+      </w:r>
+      <w:r>
+        <w:t xml:space="preserve"> </w:t>
+      </w:r>
+      <w:r>
+        <w:t> </w:t>
       </w:r>
       <w:proofErr w:type="spellStart"/>
       <w:r>
         <w:rPr>
           <w:b/>
           <w:bCs/>
-          <w:lang w:val="en-DE"/>
         </w:rPr>
         <w:t>Regardo</w:t>
       </w:r>
       <w:proofErr w:type="spellEnd"/>
       <w:r>
-        <w:rPr>
-          <w:lang w:val="en-DE"/>
-        </w:rPr>
         <w:t> embodies the pursuit of becoming the "highly regarded" apex actor within the simulation—an individual who successfully navigates the high-risk environment to achieve Oligarch status through winner-take-all strategies.</w:t>
       </w:r>
     </w:p>
@@ -3981,43 +3912,33 @@
           <w:numId w:val="60"/>
         </w:numPr>
         <w:spacing w:after="120" w:line="259" w:lineRule="auto"/>
-        <w:rPr>
-          <w:lang w:val="en-DE"/>
-        </w:rPr>
-      </w:pPr>
-      <w:r>
-        <w:rPr>
-          <w:b/>
-          <w:bCs/>
-          <w:lang w:val="en-DE"/>
+      </w:pPr>
+      <w:r>
+        <w:rPr>
+          <w:b/>
+          <w:bCs/>
         </w:rPr>
         <w:t>Carlo, the Socialist:</w:t>
       </w:r>
       <w:r>
-        <w:rPr>
-          <w:lang w:val="en-DE"/>
-        </w:rPr>
-        <w:t> This archetype serves as the dialectic counterweight, representing the force of collective coordination and mutual stabilization. </w:t>
-      </w:r>
-      <w:r>
-        <w:rPr>
-          <w:b/>
-          <w:bCs/>
-          <w:lang w:val="en-DE"/>
+        <w:t> This archetype serves as the dialectic counterweight, representing the force of collective coordination and mutua</w:t>
+      </w:r>
+      <w:r>
+        <w:t xml:space="preserve">l </w:t>
+      </w:r>
+      <w:r>
+        <w:t>stabilization. </w:t>
+      </w:r>
+      <w:r>
+        <w:rPr>
+          <w:b/>
+          <w:bCs/>
         </w:rPr>
         <w:t>Carlo</w:t>
       </w:r>
       <w:r>
-        <w:rPr>
-          <w:lang w:val="en-DE"/>
-        </w:rPr>
         <w:t> embodies the pursuit of systemic equity, where success is defined not by individual accumulation, but by the strength of the community’s ability to resist the gravitational pull of capital concentration.</w:t>
       </w:r>
-    </w:p>
-    <w:p>
-      <w:pPr>
-        <w:spacing w:after="120"/>
-      </w:pPr>
     </w:p>
     <w:p>
       <w:pPr>
@@ -4076,7 +3997,6 @@
           <w:b/>
           <w:bCs/>
         </w:rPr>
-        <w:lastRenderedPageBreak/>
         <w:t>Persist in non-cooperative competition</w:t>
       </w:r>
       <w:r>
@@ -4096,6 +4016,7 @@
           <w:b/>
           <w:bCs/>
         </w:rPr>
+        <w:lastRenderedPageBreak/>
         <w:t>Shift toward cooperative equilibrium</w:t>
       </w:r>
       <w:r>
@@ -4179,8 +4100,11 @@
         <w:spacing w:after="120"/>
       </w:pPr>
       <w:r>
+        <w:t xml:space="preserve">Our objective is to substantiate the alternative paradigm of Algorithmic Coordination. This framework, enabled by programmable smart contracts, posits that the primary </w:t>
+      </w:r>
+      <w:r>
         <w:lastRenderedPageBreak/>
-        <w:t>Our objective is to substantiate the alternative paradigm of Algorithmic Coordination. This framework, enabled by programmable smart contracts, posits that the primary utility of the technology is disintermediation. In traditional markets, a central intermediary captures the surplus value generated by network activity. In a DAO-governed system, this rent-seeking layer is removed. The protocol is programmed to automate the clearing of value, ensuring that the surplus generated by the ecosystem is distributed directly to the participants who created it.</w:t>
+        <w:t>utility of the technology is disintermediation. In traditional markets, a central intermediary captures the surplus value generated by network activity. In a DAO-governed system, this rent-seeking layer is removed. The protocol is programmed to automate the clearing of value, ensuring that the surplus generated by the ecosystem is distributed directly to the participants who created it.</w:t>
       </w:r>
     </w:p>
     <w:p>
@@ -4569,7 +4493,7 @@
         <w:rPr>
           <w:rFonts w:eastAsiaTheme="majorEastAsia" w:cstheme="minorHAnsi"/>
         </w:rPr>
-        <w:t>$REG</w:t>
+        <w:t>$RGD</w:t>
       </w:r>
       <w:r>
         <w:rPr>
@@ -4702,13 +4626,11 @@
         <w:spacing w:after="120" w:line="259" w:lineRule="auto"/>
         <w:rPr>
           <w:rFonts w:eastAsiaTheme="majorEastAsia" w:cstheme="minorHAnsi"/>
-          <w:lang w:val="en-DE"/>
         </w:rPr>
       </w:pPr>
       <w:r>
         <w:rPr>
           <w:rFonts w:eastAsiaTheme="majorEastAsia" w:cstheme="minorHAnsi"/>
-          <w:lang w:val="en-DE"/>
         </w:rPr>
         <w:t>To provide a seamless governance experience, the protocol utilizes </w:t>
       </w:r>
@@ -4717,14 +4639,12 @@
           <w:rFonts w:eastAsiaTheme="majorEastAsia" w:cstheme="minorHAnsi"/>
           <w:b/>
           <w:bCs/>
-          <w:lang w:val="en-DE"/>
         </w:rPr>
         <w:t>Common</w:t>
       </w:r>
       <w:r>
         <w:rPr>
           <w:rFonts w:eastAsiaTheme="majorEastAsia" w:cstheme="minorHAnsi"/>
-          <w:lang w:val="en-DE"/>
         </w:rPr>
         <w:t> as its primary legislative forum and interface for </w:t>
       </w:r>
@@ -4733,30 +4653,24 @@
           <w:rFonts w:eastAsiaTheme="majorEastAsia" w:cstheme="minorHAnsi"/>
           <w:b/>
           <w:bCs/>
-          <w:lang w:val="en-DE"/>
         </w:rPr>
         <w:t>Snapshot</w:t>
       </w:r>
       <w:r>
         <w:rPr>
           <w:rFonts w:eastAsiaTheme="majorEastAsia" w:cstheme="minorHAnsi"/>
-          <w:lang w:val="en-DE"/>
         </w:rPr>
         <w:t xml:space="preserve"> voting. This integration unifies discussion and voting within a single environment, ensuring that the transition from debate to formal </w:t>
       </w:r>
-      <w:proofErr w:type="spellStart"/>
       <w:r>
         <w:rPr>
           <w:rFonts w:eastAsiaTheme="majorEastAsia" w:cstheme="minorHAnsi"/>
-          <w:lang w:val="en-DE"/>
-        </w:rPr>
-        <w:t>signaling</w:t>
-      </w:r>
-      <w:proofErr w:type="spellEnd"/>
+        </w:rPr>
+        <w:t>signalling</w:t>
+      </w:r>
       <w:r>
         <w:rPr>
           <w:rFonts w:eastAsiaTheme="majorEastAsia" w:cstheme="minorHAnsi"/>
-          <w:lang w:val="en-DE"/>
         </w:rPr>
         <w:t xml:space="preserve"> is as efficient as possible.</w:t>
       </w:r>
@@ -4770,7 +4684,6 @@
         <w:spacing w:after="120" w:line="259" w:lineRule="auto"/>
         <w:rPr>
           <w:rFonts w:eastAsiaTheme="majorEastAsia" w:cstheme="minorHAnsi"/>
-          <w:lang w:val="en-DE"/>
         </w:rPr>
       </w:pPr>
       <w:r>
@@ -4778,7 +4691,6 @@
           <w:rFonts w:eastAsiaTheme="majorEastAsia" w:cstheme="minorHAnsi"/>
           <w:b/>
           <w:bCs/>
-          <w:lang w:val="en-DE"/>
         </w:rPr>
         <w:lastRenderedPageBreak/>
         <w:t>Frictionless Participation:</w:t>
@@ -4786,7 +4698,6 @@
       <w:r>
         <w:rPr>
           <w:rFonts w:eastAsiaTheme="majorEastAsia" w:cstheme="minorHAnsi"/>
-          <w:lang w:val="en-DE"/>
         </w:rPr>
         <w:t> Voting is conducted via cryptographic signatures rather than on-chain transactions. By utilizing Snapshot’s off-chain signature protocol through the Common interface, the DAO ensures that participation incurs zero gas costs. This removes economic barriers to entry and ensures that governance remains accessible to all RTD holders, regardless of portfolio size.</w:t>
       </w:r>
@@ -4800,7 +4711,6 @@
         <w:spacing w:after="120" w:line="259" w:lineRule="auto"/>
         <w:rPr>
           <w:rFonts w:eastAsiaTheme="majorEastAsia" w:cstheme="minorHAnsi"/>
-          <w:lang w:val="en-DE"/>
         </w:rPr>
       </w:pPr>
       <w:r>
@@ -4808,14 +4718,12 @@
           <w:rFonts w:eastAsiaTheme="majorEastAsia" w:cstheme="minorHAnsi"/>
           <w:b/>
           <w:bCs/>
-          <w:lang w:val="en-DE"/>
         </w:rPr>
         <w:t>Token-Gated Discourse:</w:t>
       </w:r>
       <w:r>
         <w:rPr>
           <w:rFonts w:eastAsiaTheme="majorEastAsia" w:cstheme="minorHAnsi"/>
-          <w:lang w:val="en-DE"/>
         </w:rPr>
         <w:t> The forum utilizes RTD-gated permissions to ensure that the "Parliament" of the protocol is composed strictly of stakeholders with a long-term commitment to the DAO. This filtering mechanism maintains a high signal-to-noise ratio and ensures that only those with verifiable skin in the game can influence the protocol’s strategic direction.</w:t>
       </w:r>
@@ -4829,7 +4737,6 @@
         <w:spacing w:after="120" w:line="259" w:lineRule="auto"/>
         <w:rPr>
           <w:rFonts w:eastAsiaTheme="majorEastAsia" w:cstheme="minorHAnsi"/>
-          <w:lang w:val="en-DE"/>
         </w:rPr>
       </w:pPr>
       <w:r>
@@ -4837,14 +4744,12 @@
           <w:rFonts w:eastAsiaTheme="majorEastAsia" w:cstheme="minorHAnsi"/>
           <w:b/>
           <w:bCs/>
-          <w:lang w:val="en-DE"/>
         </w:rPr>
         <w:t>Flash-Loan Resistance:</w:t>
       </w:r>
       <w:r>
         <w:rPr>
           <w:rFonts w:eastAsiaTheme="majorEastAsia" w:cstheme="minorHAnsi"/>
-          <w:lang w:val="en-DE"/>
         </w:rPr>
         <w:t> To prevent "governance attacks" (where an actor borrows tokens via flash loans to manipulate a vote), voting power is calculated based on a historical block height checkpoint. A user’s influence is determined by their staked RTD balance at the precise moment the proposal was created, not at the moment the vote is cast.</w:t>
       </w:r>
@@ -4858,7 +4763,6 @@
         <w:spacing w:after="120"/>
         <w:rPr>
           <w:rFonts w:eastAsiaTheme="majorEastAsia" w:cstheme="minorHAnsi"/>
-          <w:lang w:val="en-DE"/>
         </w:rPr>
       </w:pPr>
       <w:r>
@@ -4866,14 +4770,12 @@
           <w:rFonts w:eastAsiaTheme="majorEastAsia" w:cstheme="minorHAnsi"/>
           <w:b/>
           <w:bCs/>
-          <w:lang w:val="en-DE"/>
         </w:rPr>
         <w:t>Auditability:</w:t>
       </w:r>
       <w:r>
         <w:rPr>
           <w:rFonts w:eastAsiaTheme="majorEastAsia" w:cstheme="minorHAnsi"/>
-          <w:lang w:val="en-DE"/>
         </w:rPr>
         <w:t> While the user interaction occurs on Common, all voting records are stored permanently and transparently on </w:t>
       </w:r>
@@ -4882,14 +4784,12 @@
           <w:rFonts w:eastAsiaTheme="majorEastAsia" w:cstheme="minorHAnsi"/>
           <w:b/>
           <w:bCs/>
-          <w:lang w:val="en-DE"/>
         </w:rPr>
         <w:t>IPFS via the Snapshot protocol</w:t>
       </w:r>
       <w:r>
         <w:rPr>
           <w:rFonts w:eastAsiaTheme="majorEastAsia" w:cstheme="minorHAnsi"/>
-          <w:lang w:val="en-DE"/>
         </w:rPr>
         <w:t>. This allows for independent verification of consensus by the Execution Council or any interested third party, ensuring the integrity of the legislative process.</w:t>
       </w:r>
@@ -5219,7 +5119,7 @@
         <w:rPr>
           <w:rFonts w:eastAsiaTheme="majorEastAsia" w:cstheme="minorHAnsi"/>
         </w:rPr>
-        <w:t>$REG</w:t>
+        <w:t>$RGD</w:t>
       </w:r>
       <w:r>
         <w:rPr>
@@ -5742,7 +5642,7 @@
         <w:t>(</w:t>
       </w:r>
       <w:r>
-        <w:t>$REG</w:t>
+        <w:t>$RGD</w:t>
       </w:r>
       <w:r>
         <w:t>)</w:t>
@@ -5783,13 +5683,13 @@
         <w:t xml:space="preserve"> defined for the season (e.g., 10 </w:t>
       </w:r>
       <w:r>
-        <w:t>$REG</w:t>
+        <w:t>$RGD</w:t>
       </w:r>
       <w:r>
         <w:t xml:space="preserve"> required per 100 $FIM held). This ensures deterministic access requirements while maintaining the high-water mark logic: a single pool of staked </w:t>
       </w:r>
       <w:r>
-        <w:t>$REG</w:t>
+        <w:t>$RGD</w:t>
       </w:r>
       <w:r>
         <w:t xml:space="preserve"> can collateralize multiple concurrent seasons, provided the user meets the maximum requirement of any single active game.</w:t>
@@ -5807,7 +5707,7 @@
         <w:t xml:space="preserve">High-Water Mark Efficiency: This commitment operates on a High-Water Mark (MAX) basis. A single pool of staked </w:t>
       </w:r>
       <w:r>
-        <w:t>$REG</w:t>
+        <w:t>$RGD</w:t>
       </w:r>
       <w:r>
         <w:t xml:space="preserve"> can collateralize multiple concurrent seasons, provided the user meets the maximum requirement of any single active game.</w:t>
@@ -6485,22 +6385,10 @@
           <w:i/>
           <w:iCs/>
         </w:rPr>
-        <w:t>G_</w:t>
-      </w:r>
-      <w:proofErr w:type="gramStart"/>
-      <w:r>
-        <w:rPr>
-          <w:i/>
-          <w:iCs/>
-        </w:rPr>
-        <w:t>initial</w:t>
-      </w:r>
-      <w:r>
-        <w:t>​)≥</w:t>
-      </w:r>
-      <w:proofErr w:type="gramEnd"/>
-      <w:r>
-        <w:t>0.25</w:t>
+        <w:t>G_initial</w:t>
+      </w:r>
+      <w:r>
+        <w:t>​)≥0.25</w:t>
       </w:r>
     </w:p>
     <w:p>
@@ -6581,25 +6469,16 @@
           <w:i/>
           <w:iCs/>
         </w:rPr>
-        <w:t>G_</w:t>
-      </w:r>
-      <w:proofErr w:type="gramStart"/>
+        <w:t>G_initial</w:t>
+      </w:r>
+      <w:r>
+        <w:t>​)×</w:t>
+      </w:r>
       <w:r>
         <w:rPr>
           <w:i/>
           <w:iCs/>
         </w:rPr>
-        <w:t>initial</w:t>
-      </w:r>
-      <w:r>
-        <w:t>​)×</w:t>
-      </w:r>
-      <w:proofErr w:type="gramEnd"/>
-      <w:r>
-        <w:rPr>
-          <w:i/>
-          <w:iCs/>
-        </w:rPr>
         <w:t>M</w:t>
       </w:r>
       <w:r>
@@ -6744,15 +6623,7 @@
       </w:r>
       <w:proofErr w:type="gramEnd"/>
       <w:r>
-        <w:t xml:space="preserve">, e.g., 5 </w:t>
-      </w:r>
-      <w:proofErr w:type="gramStart"/>
-      <w:r>
-        <w:t>units )</w:t>
-      </w:r>
-      <w:proofErr w:type="gramEnd"/>
-      <w:r>
-        <w:t xml:space="preserve"> are included in the population count. Wallets below this amount are mathematically excluded from the state calculation.</w:t>
+        <w:t>, e.g., 5 units ) are included in the population count. Wallets below this amount are mathematically excluded from the state calculation.</w:t>
       </w:r>
     </w:p>
     <w:p>
@@ -7490,7 +7361,7 @@
           <w:rFonts w:cstheme="minorHAnsi"/>
           <w:color w:val="000000" w:themeColor="text1"/>
         </w:rPr>
-        <w:t>$REG</w:t>
+        <w:t>$RGD</w:t>
       </w:r>
       <w:r>
         <w:rPr>
@@ -7540,7 +7411,7 @@
           <w:rFonts w:cstheme="minorHAnsi"/>
           <w:color w:val="000000" w:themeColor="text1"/>
         </w:rPr>
-        <w:t>$REG</w:t>
+        <w:t>$RGD</w:t>
       </w:r>
       <w:r>
         <w:rPr>
@@ -7612,7 +7483,7 @@
           <w:rFonts w:cstheme="minorHAnsi"/>
           <w:color w:val="000000" w:themeColor="text1"/>
         </w:rPr>
-        <w:t>$REG</w:t>
+        <w:t>$RGD</w:t>
       </w:r>
       <w:r>
         <w:rPr>
@@ -7764,7 +7635,7 @@
           <w:rFonts w:cstheme="minorHAnsi"/>
           <w:color w:val="000000" w:themeColor="text1"/>
         </w:rPr>
-        <w:t>$REG</w:t>
+        <w:t>$RGD</w:t>
       </w:r>
       <w:r>
         <w:rPr>
@@ -10286,7 +10157,6 @@
         <w:t>) function (or the time-sensitive </w:t>
       </w:r>
       <w:proofErr w:type="spellStart"/>
-      <w:proofErr w:type="gramStart"/>
       <w:r>
         <w:rPr>
           <w:rFonts w:cstheme="minorHAnsi"/>
@@ -10300,15 +10170,7 @@
           <w:rFonts w:cstheme="minorHAnsi"/>
           <w:color w:val="000000" w:themeColor="text1"/>
         </w:rPr>
-        <w:t>(</w:t>
-      </w:r>
-      <w:proofErr w:type="gramEnd"/>
-      <w:r>
-        <w:rPr>
-          <w:rFonts w:cstheme="minorHAnsi"/>
-          <w:color w:val="000000" w:themeColor="text1"/>
-        </w:rPr>
-        <w:t>) if the time limit expires). The </w:t>
+        <w:t>() if the time limit expires). The </w:t>
       </w:r>
       <w:r>
         <w:rPr>
@@ -10892,7 +10754,7 @@
         <w:t xml:space="preserve">The Sovereign Asset: </w:t>
       </w:r>
       <w:r>
-        <w:t>$REG</w:t>
+        <w:t>$RGD</w:t>
       </w:r>
       <w:r>
         <w:t xml:space="preserve"> (The </w:t>
@@ -10951,7 +10813,7 @@
         <w:rPr>
           <w:rFonts w:eastAsiaTheme="majorEastAsia" w:cstheme="minorHAnsi"/>
         </w:rPr>
-        <w:t>$REG</w:t>
+        <w:t>$RGD</w:t>
       </w:r>
       <w:r>
         <w:rPr>
@@ -11011,7 +10873,7 @@
         <w:rPr>
           <w:rFonts w:eastAsiaTheme="majorEastAsia" w:cstheme="minorHAnsi"/>
         </w:rPr>
-        <w:t>$REG</w:t>
+        <w:t>$RGD</w:t>
       </w:r>
       <w:r>
         <w:rPr>
@@ -11081,7 +10943,7 @@
         <w:rPr>
           <w:rFonts w:eastAsiaTheme="majorEastAsia" w:cstheme="minorHAnsi"/>
         </w:rPr>
-        <w:t>$REG</w:t>
+        <w:t>$RGD</w:t>
       </w:r>
       <w:r>
         <w:rPr>
@@ -11133,7 +10995,7 @@
         <w:rPr>
           <w:rFonts w:eastAsiaTheme="majorEastAsia" w:cstheme="minorHAnsi"/>
         </w:rPr>
-        <w:t>$REG</w:t>
+        <w:t>$RGD</w:t>
       </w:r>
       <w:r>
         <w:rPr>
@@ -11208,7 +11070,7 @@
         <w:t xml:space="preserve">The total supply of </w:t>
       </w:r>
       <w:r>
-        <w:t>$REG</w:t>
+        <w:t>$RGD</w:t>
       </w:r>
       <w:r>
         <w:t xml:space="preserve"> is fixed at </w:t>
@@ -11235,10 +11097,10 @@
         <w:tblLook w:val="04A0" w:firstRow="1" w:lastRow="0" w:firstColumn="1" w:lastColumn="0" w:noHBand="0" w:noVBand="1"/>
       </w:tblPr>
       <w:tblGrid>
-        <w:gridCol w:w="1667"/>
+        <w:gridCol w:w="1655"/>
         <w:gridCol w:w="1245"/>
         <w:gridCol w:w="1717"/>
-        <w:gridCol w:w="4387"/>
+        <w:gridCol w:w="4399"/>
       </w:tblGrid>
       <w:tr>
         <w:tc>
@@ -11443,7 +11305,27 @@
               <w:t>User Acquisition.</w:t>
             </w:r>
             <w:r>
-              <w:t> Funds tournament prizes, marketing, and developer grants. Released based on DAO-approved milestones.</w:t>
+              <w:t xml:space="preserve"> Funds </w:t>
+            </w:r>
+            <w:r>
+              <w:t>Active Incentives and marketing</w:t>
+            </w:r>
+            <w:r>
+              <w:t>. Released based on DAO-approved milestones.</w:t>
+            </w:r>
+            <w:r>
+              <w:t xml:space="preserve"> (5% allocated for rewarding first year </w:t>
+            </w:r>
+            <w:proofErr w:type="spellStart"/>
+            <w:r>
+              <w:t>stakers</w:t>
+            </w:r>
+            <w:proofErr w:type="spellEnd"/>
+            <w:r>
+              <w:t xml:space="preserve"> and liquidity providers via Merkl.</w:t>
+            </w:r>
+            <w:r>
+              <w:t>)</w:t>
             </w:r>
           </w:p>
         </w:tc>
@@ -11513,7 +11395,7 @@
               <w:t>Team Alignment.</w:t>
             </w:r>
             <w:r>
-              <w:t> Incentivizes the founding engineering team. Subject to a 4-year vesting schedule with a 12-month cliff.</w:t>
+              <w:t> Incentivizes the founding team. Subject to a 4-year vesting schedule with a 12-month cliff.</w:t>
             </w:r>
           </w:p>
         </w:tc>
@@ -11621,7 +11503,7 @@
                 <w:b/>
                 <w:bCs/>
               </w:rPr>
-              <w:t>Genesis Liquidity</w:t>
+              <w:t>Market Formation</w:t>
             </w:r>
           </w:p>
         </w:tc>
@@ -11676,13 +11558,52 @@
               <w:t>Market Initialization.</w:t>
             </w:r>
             <w:r>
-              <w:t> Airdropped to early community participants and used to provide initial exchange liquidity to ensure Day 1 market stability.</w:t>
-            </w:r>
-            <w:r>
-              <w:t xml:space="preserve"> </w:t>
-            </w:r>
-            <w:r>
-              <w:t>(5% Airdrop / 5% Auction / 5% LP). See Section 13 for release schedule.</w:t>
+              <w:t> </w:t>
+            </w:r>
+            <w:r>
+              <w:t xml:space="preserve">Distributed </w:t>
+            </w:r>
+            <w:r>
+              <w:t>to early community participants and used to provide initial exchange liquidity to ensure Day 1 market stability.</w:t>
+            </w:r>
+            <w:r>
+              <w:t xml:space="preserve"> (</w:t>
+            </w:r>
+            <w:r>
+              <w:t>3</w:t>
+            </w:r>
+            <w:r>
+              <w:t xml:space="preserve">% </w:t>
+            </w:r>
+            <w:r>
+              <w:t>Community Distribution</w:t>
+            </w:r>
+            <w:r>
+              <w:t xml:space="preserve"> / </w:t>
+            </w:r>
+            <w:r>
+              <w:t>6</w:t>
+            </w:r>
+            <w:r>
+              <w:t xml:space="preserve">% </w:t>
+            </w:r>
+            <w:r>
+              <w:t xml:space="preserve">Capital </w:t>
+            </w:r>
+            <w:r>
+              <w:t xml:space="preserve">Auction / </w:t>
+            </w:r>
+            <w:r>
+              <w:t>6</w:t>
+            </w:r>
+            <w:r>
+              <w:t>% L</w:t>
+            </w:r>
+            <w:r>
+              <w:t>iquidity Pool</w:t>
+            </w:r>
+            <w:r>
+              <w:t>). See Section 13 for release schedule.</w:t>
             </w:r>
           </w:p>
         </w:tc>
@@ -11814,7 +11735,7 @@
         <w:t xml:space="preserve">Under this model, 75% of the total </w:t>
       </w:r>
       <w:r>
-        <w:t>$REG</w:t>
+        <w:t>$RGD</w:t>
       </w:r>
       <w:r>
         <w:t xml:space="preserve"> supply is designated for the community (40% Treasury, 20% Growth, 15% Market/Community). This ensures that the majority of governance power is earned through participation or capital commitment rather than held by private insiders.</w:t>
@@ -11926,7 +11847,7 @@
         <w:rPr>
           <w:rFonts w:ascii="Inter" w:hAnsi="Inter"/>
         </w:rPr>
-        <w:t>$REG</w:t>
+        <w:t>$RGD</w:t>
       </w:r>
       <w:r>
         <w:rPr>
@@ -11938,7 +11859,7 @@
         <w:rPr>
           <w:rFonts w:ascii="Inter" w:hAnsi="Inter"/>
         </w:rPr>
-        <w:t>$REG</w:t>
+        <w:t>$RGD</w:t>
       </w:r>
       <w:r>
         <w:rPr>
@@ -11952,6 +11873,8 @@
         <w:pStyle w:val="Heading3"/>
         <w:rPr>
           <w:rFonts w:ascii="Inter" w:hAnsi="Inter"/>
+          <w:b w:val="0"/>
+          <w:bCs w:val="0"/>
         </w:rPr>
       </w:pPr>
       <w:r>
@@ -11959,25 +11882,34 @@
       </w:r>
       <w:r>
         <w:br/>
-        <w:t>The </w:t>
-      </w:r>
-      <w:r>
-        <w:t>1</w:t>
-      </w:r>
-      <w:r>
+      </w:r>
+      <w:r>
+        <w:rPr>
+          <w:b w:val="0"/>
+          <w:bCs w:val="0"/>
+        </w:rPr>
+        <w:t>The 1</w:t>
+      </w:r>
+      <w:r>
+        <w:rPr>
+          <w:b w:val="0"/>
+          <w:bCs w:val="0"/>
+        </w:rPr>
         <w:t>5</w:t>
       </w:r>
       <w:r>
-        <w:t>%</w:t>
-      </w:r>
-      <w:r>
-        <w:t xml:space="preserve"> of supply allocated to "Genesis Liquidity" is operationally divided into two distinct tranches of 50,000,000 </w:t>
-      </w:r>
-      <w:r>
-        <w:t>$REG</w:t>
-      </w:r>
-      <w:r>
-        <w:t xml:space="preserve"> (5%) each, serving complementary functions:</w:t>
+        <w:rPr>
+          <w:b w:val="0"/>
+          <w:bCs w:val="0"/>
+        </w:rPr>
+        <w:t xml:space="preserve">% of supply allocated </w:t>
+      </w:r>
+      <w:r>
+        <w:rPr>
+          <w:b w:val="0"/>
+          <w:bCs w:val="0"/>
+        </w:rPr>
+        <w:t>to the initial launch is divided into three tranches to ensure decentralized ownership and a deep, stable secondary market:</w:t>
       </w:r>
     </w:p>
     <w:p>
@@ -11993,14 +11925,42 @@
           <w:b/>
           <w:bCs/>
         </w:rPr>
-        <w:t xml:space="preserve">Retroactive Distribution (5% / 50M </w:t>
-      </w:r>
-      <w:r>
-        <w:rPr>
-          <w:b/>
-          <w:bCs/>
-        </w:rPr>
-        <w:t>$REG</w:t>
+        <w:t>Retroactive Distribution (</w:t>
+      </w:r>
+      <w:r>
+        <w:rPr>
+          <w:b/>
+          <w:bCs/>
+        </w:rPr>
+        <w:t>3</w:t>
+      </w:r>
+      <w:r>
+        <w:rPr>
+          <w:b/>
+          <w:bCs/>
+        </w:rPr>
+        <w:t xml:space="preserve">% / </w:t>
+      </w:r>
+      <w:r>
+        <w:rPr>
+          <w:b/>
+          <w:bCs/>
+        </w:rPr>
+        <w:t>3</w:t>
+      </w:r>
+      <w:r>
+        <w:rPr>
+          <w:b/>
+          <w:bCs/>
+        </w:rPr>
+        <w:t xml:space="preserve">0M </w:t>
+      </w:r>
+      <w:r>
+        <w:rPr>
+          <w:b/>
+          <w:bCs/>
+        </w:rPr>
+        <w:t>$RGD</w:t>
       </w:r>
       <w:r>
         <w:rPr>
@@ -12009,6 +11969,11 @@
         </w:rPr>
         <w:t xml:space="preserve">): </w:t>
       </w:r>
+    </w:p>
+    <w:p>
+      <w:pPr>
+        <w:pStyle w:val="ListParagraph"/>
+      </w:pPr>
       <w:r>
         <w:t>Allocated to founding community members via the Contribution Score mechanism. To ensure market stability, this allocation follows a Phased Release: 25% is liquid at TGE to facilitate Season 1 participation, with the remaining 75% vesting linearly over six months.</w:t>
       </w:r>
@@ -12029,10 +11994,30 @@
         <w:t>Capital Formation Auction</w:t>
       </w:r>
       <w:r>
-        <w:t xml:space="preserve"> (5% / 50M </w:t>
-      </w:r>
-      <w:r>
-        <w:t>$REG</w:t>
+        <w:t xml:space="preserve"> </w:t>
+      </w:r>
+    </w:p>
+    <w:p>
+      <w:pPr>
+        <w:pStyle w:val="ListParagraph"/>
+      </w:pPr>
+      <w:r>
+        <w:t>(</w:t>
+      </w:r>
+      <w:r>
+        <w:t>6</w:t>
+      </w:r>
+      <w:r>
+        <w:t xml:space="preserve">% / </w:t>
+      </w:r>
+      <w:r>
+        <w:t>6</w:t>
+      </w:r>
+      <w:r>
+        <w:t xml:space="preserve">0M </w:t>
+      </w:r>
+      <w:r>
+        <w:t>$RGD</w:t>
       </w:r>
       <w:r>
         <w:t>): Offered via a Batch Auction to determine the initial Clearing Price. Participants commit USDC to the contract to discover the token’s fair market value in a front-running resistant environment.</w:t>
@@ -12054,13 +12039,36 @@
       </w:r>
       <w:r>
         <w:br/>
-        <w:t xml:space="preserve">The second tranche (5%) is paired with USDC capital provided by the </w:t>
-      </w:r>
-      <w:r>
-        <w:t>Regarded DAO</w:t>
-      </w:r>
-      <w:r>
-        <w:t xml:space="preserve"> LLC to establish the initial market.</w:t>
+        <w:t>(</w:t>
+      </w:r>
+      <w:r>
+        <w:t>6</w:t>
+      </w:r>
+      <w:r>
+        <w:t xml:space="preserve">% / </w:t>
+      </w:r>
+      <w:r>
+        <w:t>6</w:t>
+      </w:r>
+      <w:r>
+        <w:t xml:space="preserve">0M </w:t>
+      </w:r>
+      <w:r>
+        <w:t>$RGD</w:t>
+      </w:r>
+      <w:r>
+        <w:t xml:space="preserve">) is paired with USDC capital provided by the </w:t>
+      </w:r>
+      <w:r>
+        <w:t xml:space="preserve">Capital Auction </w:t>
+      </w:r>
+      <w:proofErr w:type="spellStart"/>
+      <w:r>
+        <w:t>auction</w:t>
+      </w:r>
+      <w:proofErr w:type="spellEnd"/>
+      <w:r>
+        <w:t xml:space="preserve"> to establish the initial market.</w:t>
       </w:r>
     </w:p>
     <w:p>
@@ -12086,13 +12094,17 @@
         <w:t>Parity Listing</w:t>
       </w:r>
       <w:r>
-        <w:t xml:space="preserve">. 100% of the USDC raised during the auction is paired with the 5% Liquidity Provisioning tranche to instantiate a Uniswap V3 pool. By matching the auction volume with an equal </w:t>
-      </w:r>
-      <w:proofErr w:type="gramStart"/>
-      <w:r>
-        <w:t>amount</w:t>
-      </w:r>
-      <w:proofErr w:type="gramEnd"/>
+        <w:t xml:space="preserve">. 100% of the USDC raised during the auction is paired with the </w:t>
+      </w:r>
+      <w:r>
+        <w:t>6</w:t>
+      </w:r>
+      <w:r>
+        <w:t xml:space="preserve">% Liquidity Provisioning tranche to instantiate a Uniswap V3 pool. By matching the auction volume with an equal </w:t>
+      </w:r>
+      <w:r>
+        <w:t>number</w:t>
+      </w:r>
       <w:r>
         <w:t xml:space="preserve"> of protocol-owned tokens, the protocol ensures that the secondary market opens at the exact clearing price discovered during the auction, eliminating Day 1 price discrepancies.</w:t>
       </w:r>
@@ -12122,6 +12134,7 @@
     </w:p>
     <w:p>
       <w:r>
+        <w:lastRenderedPageBreak/>
         <w:t>These LP tokens are deposited into a verifiable smart contract vault for a minimum tenure of </w:t>
       </w:r>
       <w:r>
@@ -12142,11 +12155,7 @@
         <w:t>DAO Treasury</w:t>
       </w:r>
       <w:r>
-        <w:t xml:space="preserve">. This effectively </w:t>
-      </w:r>
-      <w:r>
-        <w:lastRenderedPageBreak/>
-        <w:t>transforms the initial seed capital into permanent </w:t>
+        <w:t>. This effectively transforms the initial seed capital into permanent </w:t>
       </w:r>
       <w:r>
         <w:rPr>
@@ -12564,32 +12573,21 @@
           <w:b/>
           <w:bCs/>
         </w:rPr>
-        <w:t>B×Msocial</w:t>
-      </w:r>
-      <w:r>
-        <w:rPr>
-          <w:b/>
-          <w:bCs/>
-          <w:i/>
-          <w:iCs/>
-        </w:rPr>
-        <w:t>B</w:t>
-      </w:r>
-      <w:r>
-        <w:rPr>
-          <w:b/>
-          <w:bCs/>
-        </w:rPr>
-        <w:t>×</w:t>
-      </w:r>
-      <w:r>
-        <w:rPr>
-          <w:b/>
-          <w:bCs/>
-          <w:i/>
-          <w:iCs/>
-        </w:rPr>
-        <w:t>Msocial</w:t>
+        <w:t>B×</w:t>
+      </w:r>
+      <w:r>
+        <w:rPr>
+          <w:b/>
+          <w:bCs/>
+        </w:rPr>
+        <w:t>m_</w:t>
+      </w:r>
+      <w:r>
+        <w:rPr>
+          <w:b/>
+          <w:bCs/>
+        </w:rPr>
+        <w:t>social</w:t>
       </w:r>
       <w:proofErr w:type="spellEnd"/>
       <w:r>
@@ -12597,7 +12595,7 @@
           <w:b/>
           <w:bCs/>
         </w:rPr>
-        <w:t xml:space="preserve">​) </w:t>
+        <w:t xml:space="preserve">) </w:t>
       </w:r>
       <w:r>
         <w:t>This component establishes the baseline validity of the participant.</w:t>
@@ -12701,16 +12699,14 @@
           <w:b/>
           <w:bCs/>
         </w:rPr>
-        <w:t>Sreferral</w:t>
-      </w:r>
-      <w:r>
-        <w:rPr>
-          <w:b/>
-          <w:bCs/>
-          <w:i/>
-          <w:iCs/>
-        </w:rPr>
-        <w:t>Sreferral</w:t>
+        <w:t>s_</w:t>
+      </w:r>
+      <w:r>
+        <w:rPr>
+          <w:b/>
+          <w:bCs/>
+        </w:rPr>
+        <w:t>referral</w:t>
       </w:r>
       <w:proofErr w:type="spellEnd"/>
       <w:r>
@@ -12870,10 +12866,15 @@
         <w:rPr>
           <w:b/>
           <w:bCs/>
-          <w:i/>
-          <w:iCs/>
-        </w:rPr>
-        <w:t>Stestnet</w:t>
+        </w:rPr>
+        <w:t>s_</w:t>
+      </w:r>
+      <w:r>
+        <w:rPr>
+          <w:b/>
+          <w:bCs/>
+        </w:rPr>
+        <w:t>testnet</w:t>
       </w:r>
       <w:proofErr w:type="spellEnd"/>
       <w:r>
@@ -12881,7 +12882,7 @@
           <w:b/>
           <w:bCs/>
         </w:rPr>
-        <w:t>​)</w:t>
+        <w:t>)</w:t>
       </w:r>
       <w:r>
         <w:br/>
@@ -13084,10 +13085,15 @@
         <w:rPr>
           <w:b/>
           <w:bCs/>
-          <w:i/>
-          <w:iCs/>
-        </w:rPr>
-        <w:t>Sbug</w:t>
+        </w:rPr>
+        <w:t>s_</w:t>
+      </w:r>
+      <w:r>
+        <w:rPr>
+          <w:b/>
+          <w:bCs/>
+        </w:rPr>
+        <w:t>bug</w:t>
       </w:r>
       <w:proofErr w:type="spellEnd"/>
       <w:r>
@@ -13095,7 +13101,14 @@
           <w:b/>
           <w:bCs/>
         </w:rPr>
-        <w:t>​)</w:t>
+        <w:t>​</w:t>
+      </w:r>
+      <w:r>
+        <w:rPr>
+          <w:b/>
+          <w:bCs/>
+        </w:rPr>
+        <w:t>)</w:t>
       </w:r>
       <w:r>
         <w:br/>
@@ -13170,28 +13183,16 @@
     <w:p>
       <w:pPr>
         <w:spacing w:after="160" w:line="259" w:lineRule="auto"/>
-        <w:rPr>
-          <w:lang w:val="en-DE"/>
-        </w:rPr>
-      </w:pPr>
-      <w:r>
-        <w:rPr>
-          <w:lang w:val="en-DE"/>
-        </w:rPr>
+      </w:pPr>
+      <w:r>
         <w:t xml:space="preserve">Effective governance requires distinct venues for high-bandwidth </w:t>
       </w:r>
       <w:proofErr w:type="spellStart"/>
       <w:r>
-        <w:rPr>
-          <w:lang w:val="en-DE"/>
-        </w:rPr>
         <w:t>signaling</w:t>
       </w:r>
       <w:proofErr w:type="spellEnd"/>
       <w:r>
-        <w:rPr>
-          <w:lang w:val="en-DE"/>
-        </w:rPr>
         <w:t xml:space="preserve"> and debate. To facilitate the complex strategic coordination demanded by the simulation, the protocol utilizes a bifurcated social architecture. This venue serves as the "Deliberative Layer" of the DAO, acting as the necessary precursor to the "Executive Layer" (Snapshot/Council).</w:t>
       </w:r>
     </w:p>
@@ -13201,43 +13202,45 @@
         <w:rPr>
           <w:b/>
           <w:bCs/>
-          <w:lang w:val="en-DE"/>
-        </w:rPr>
-      </w:pPr>
-      <w:r>
-        <w:rPr>
-          <w:b/>
-          <w:bCs/>
-          <w:lang w:val="en-DE"/>
-        </w:rPr>
-        <w:t>15.1. The Parliament (Common)</w:t>
+        </w:rPr>
+      </w:pPr>
+      <w:r>
+        <w:rPr>
+          <w:b/>
+          <w:bCs/>
+        </w:rPr>
+        <w:t>15.1. The Parliament (</w:t>
+      </w:r>
+      <w:r>
+        <w:rPr>
+          <w:b/>
+          <w:bCs/>
+        </w:rPr>
+        <w:t>Discourse</w:t>
+      </w:r>
+      <w:r>
+        <w:rPr>
+          <w:b/>
+          <w:bCs/>
+        </w:rPr>
+        <w:t>)</w:t>
       </w:r>
     </w:p>
     <w:p>
       <w:pPr>
         <w:spacing w:after="160" w:line="259" w:lineRule="auto"/>
-        <w:rPr>
-          <w:lang w:val="en-DE"/>
-        </w:rPr>
-      </w:pPr>
-      <w:r>
-        <w:rPr>
-          <w:lang w:val="en-DE"/>
-        </w:rPr>
+      </w:pPr>
+      <w:r>
         <w:t>The hosted forum at </w:t>
       </w:r>
       <w:r>
         <w:rPr>
           <w:b/>
           <w:bCs/>
-          <w:lang w:val="en-DE"/>
-        </w:rPr>
-        <w:t>Common</w:t>
-      </w:r>
-      <w:r>
-        <w:rPr>
-          <w:lang w:val="en-DE"/>
-        </w:rPr>
+        </w:rPr>
+        <w:t>Discourse</w:t>
+      </w:r>
+      <w:r>
         <w:t> serves as the public square and legislative house for all RTD holders. This layer is designed for "slow" thinking, transparency, and long-term protocol evolution. Key functional features include:</w:t>
       </w:r>
     </w:p>
@@ -13248,34 +13251,21 @@
           <w:numId w:val="57"/>
         </w:numPr>
         <w:spacing w:after="160" w:line="259" w:lineRule="auto"/>
-        <w:rPr>
-          <w:lang w:val="en-DE"/>
-        </w:rPr>
-      </w:pPr>
-      <w:r>
-        <w:rPr>
-          <w:b/>
-          <w:bCs/>
-          <w:lang w:val="en-DE"/>
+      </w:pPr>
+      <w:r>
+        <w:rPr>
+          <w:b/>
+          <w:bCs/>
         </w:rPr>
         <w:t>Proposal Incubation (The RFC Pipeline):</w:t>
       </w:r>
       <w:r>
-        <w:rPr>
-          <w:lang w:val="en-DE"/>
-        </w:rPr>
         <w:t> A formalized "Request for Comments" (RFC) pipeline where governance proposals—such as adjustments to the β</w:t>
       </w:r>
       <w:r>
-        <w:rPr>
-          <w:lang w:val="en-DE"/>
-        </w:rPr>
         <w:t xml:space="preserve"> </w:t>
       </w:r>
       <w:r>
-        <w:rPr>
-          <w:lang w:val="en-DE"/>
-        </w:rPr>
         <w:t>multiplier or Treasury yield strategies—are refined and debated prior to formal on-chain ratification. This ensures that the Snapshot phase represents a pre-vetted community consensus.</w:t>
       </w:r>
     </w:p>
@@ -13286,36 +13276,23 @@
           <w:numId w:val="57"/>
         </w:numPr>
         <w:spacing w:after="160" w:line="259" w:lineRule="auto"/>
-        <w:rPr>
-          <w:lang w:val="en-DE"/>
-        </w:rPr>
-      </w:pPr>
-      <w:r>
-        <w:rPr>
-          <w:b/>
-          <w:bCs/>
-          <w:lang w:val="en-DE"/>
+      </w:pPr>
+      <w:r>
+        <w:rPr>
+          <w:b/>
+          <w:bCs/>
         </w:rPr>
         <w:t>Post-Mortem Analysis and Archiving:</w:t>
       </w:r>
       <w:r>
-        <w:rPr>
-          <w:lang w:val="en-DE"/>
-        </w:rPr>
         <w:t xml:space="preserve"> A permanent repository for game theory analysis and seasonal reviews. By documenting the strategic </w:t>
       </w:r>
       <w:proofErr w:type="spellStart"/>
       <w:r>
-        <w:rPr>
-          <w:lang w:val="en-DE"/>
-        </w:rPr>
         <w:t>maneuvers</w:t>
       </w:r>
       <w:proofErr w:type="spellEnd"/>
       <w:r>
-        <w:rPr>
-          <w:lang w:val="en-DE"/>
-        </w:rPr>
         <w:t xml:space="preserve"> of previous seasons, the community can iterate on collective strategies based on empirical historical data.</w:t>
       </w:r>
     </w:p>
@@ -13326,23 +13303,16 @@
           <w:numId w:val="57"/>
         </w:numPr>
         <w:spacing w:after="160" w:line="259" w:lineRule="auto"/>
-        <w:rPr>
-          <w:lang w:val="en-DE"/>
-        </w:rPr>
-      </w:pPr>
-      <w:r>
-        <w:rPr>
-          <w:b/>
-          <w:bCs/>
-          <w:lang w:val="en-DE"/>
+      </w:pPr>
+      <w:r>
+        <w:rPr>
+          <w:b/>
+          <w:bCs/>
         </w:rPr>
         <w:lastRenderedPageBreak/>
         <w:t>Ideological Manifestos:</w:t>
       </w:r>
       <w:r>
-        <w:rPr>
-          <w:lang w:val="en-DE"/>
-        </w:rPr>
         <w:t> A venue for factions to publish long-form philosophical arguments to sway neutral governors, grounding the "War of Ideas" in reasoned discourse.</w:t>
       </w:r>
     </w:p>
@@ -13352,32 +13322,26 @@
         <w:rPr>
           <w:b/>
           <w:bCs/>
-          <w:lang w:val="en-DE"/>
-        </w:rPr>
-      </w:pPr>
-      <w:r>
-        <w:rPr>
-          <w:b/>
-          <w:bCs/>
-          <w:lang w:val="en-DE"/>
-        </w:rPr>
-        <w:t xml:space="preserve">15.2. The War Rooms (Discord &amp; </w:t>
-      </w:r>
-      <w:proofErr w:type="spellStart"/>
-      <w:r>
-        <w:rPr>
-          <w:b/>
-          <w:bCs/>
-          <w:lang w:val="en-DE"/>
-        </w:rPr>
-        <w:t>Guild.xyz</w:t>
-      </w:r>
-      <w:proofErr w:type="spellEnd"/>
-      <w:r>
-        <w:rPr>
-          <w:b/>
-          <w:bCs/>
-          <w:lang w:val="en-DE"/>
+        </w:rPr>
+      </w:pPr>
+      <w:r>
+        <w:rPr>
+          <w:b/>
+          <w:bCs/>
+        </w:rPr>
+        <w:t>15.2. The War Rooms (</w:t>
+      </w:r>
+      <w:r>
+        <w:rPr>
+          <w:b/>
+          <w:bCs/>
+        </w:rPr>
+        <w:t>Token Gated Discourse Board and Chat</w:t>
+      </w:r>
+      <w:r>
+        <w:rPr>
+          <w:b/>
+          <w:bCs/>
         </w:rPr>
         <w:t>)</w:t>
       </w:r>
@@ -13385,36 +13349,14 @@
     <w:p>
       <w:pPr>
         <w:spacing w:after="160" w:line="259" w:lineRule="auto"/>
-        <w:rPr>
-          <w:lang w:val="en-DE"/>
-        </w:rPr>
-      </w:pPr>
-      <w:r>
-        <w:rPr>
-          <w:lang w:val="en-DE"/>
-        </w:rPr>
-        <w:t>Tactical coordination and real-time market operations occur within the </w:t>
-      </w:r>
-      <w:r>
-        <w:rPr>
-          <w:b/>
-          <w:bCs/>
-          <w:lang w:val="en-DE"/>
-        </w:rPr>
-        <w:t>Regarded</w:t>
-      </w:r>
-      <w:r>
-        <w:rPr>
-          <w:b/>
-          <w:bCs/>
-          <w:lang w:val="en-DE"/>
-        </w:rPr>
-        <w:t xml:space="preserve"> Games Discord</w:t>
-      </w:r>
-      <w:r>
-        <w:rPr>
-          <w:lang w:val="en-DE"/>
-        </w:rPr>
+      </w:pPr>
+      <w:r>
+        <w:t xml:space="preserve">Tactical coordination and real-time market operations occur within </w:t>
+      </w:r>
+      <w:r>
+        <w:t>Discourse</w:t>
+      </w:r>
+      <w:r>
         <w:t>. This layer is designed for high-velocity communication and the "meta-game" of factional warfare.</w:t>
       </w:r>
     </w:p>
@@ -13425,39 +13367,32 @@
           <w:numId w:val="58"/>
         </w:numPr>
         <w:spacing w:after="160" w:line="259" w:lineRule="auto"/>
-        <w:rPr>
-          <w:lang w:val="en-DE"/>
-        </w:rPr>
-      </w:pPr>
-      <w:r>
-        <w:rPr>
-          <w:b/>
-          <w:bCs/>
-          <w:lang w:val="en-DE"/>
+      </w:pPr>
+      <w:r>
+        <w:rPr>
+          <w:b/>
+          <w:bCs/>
         </w:rPr>
         <w:t>Faction-Specific Strategy Rooms:</w:t>
       </w:r>
       <w:r>
-        <w:rPr>
-          <w:lang w:val="en-DE"/>
-        </w:rPr>
         <w:t> Utilizing </w:t>
       </w:r>
-      <w:proofErr w:type="spellStart"/>
-      <w:r>
-        <w:rPr>
-          <w:b/>
-          <w:bCs/>
-          <w:lang w:val="en-DE"/>
-        </w:rPr>
-        <w:t>Guild.xyz</w:t>
-      </w:r>
-      <w:proofErr w:type="spellEnd"/>
-      <w:r>
-        <w:rPr>
-          <w:lang w:val="en-DE"/>
-        </w:rPr>
-        <w:t> for automated, real-time ledger verification, the protocol provides private and public spaces for players to debate tactics, plan market moves, and organize collective action.</w:t>
+      <w:r>
+        <w:rPr>
+          <w:b/>
+          <w:bCs/>
+        </w:rPr>
+        <w:t>Token Gating</w:t>
+      </w:r>
+      <w:r>
+        <w:t xml:space="preserve"> for </w:t>
+      </w:r>
+      <w:r>
+        <w:t>faction specific Discourse Boards and Chats</w:t>
+      </w:r>
+      <w:r>
+        <w:t>, the protocol provides private and public spaces for players to debate tactics, plan market moves, and organize collective action.</w:t>
       </w:r>
     </w:p>
     <w:p>
@@ -13467,62 +13402,41 @@
           <w:numId w:val="58"/>
         </w:numPr>
         <w:spacing w:after="160" w:line="259" w:lineRule="auto"/>
-        <w:rPr>
-          <w:lang w:val="en-DE"/>
-        </w:rPr>
-      </w:pPr>
-      <w:r>
-        <w:rPr>
-          <w:b/>
-          <w:bCs/>
-          <w:lang w:val="en-DE"/>
+      </w:pPr>
+      <w:r>
+        <w:rPr>
+          <w:b/>
+          <w:bCs/>
         </w:rPr>
         <w:t>Dynamic Role Management (Oligarch vs. Proletariat):</w:t>
       </w:r>
       <w:r>
-        <w:rPr>
-          <w:lang w:val="en-DE"/>
-        </w:rPr>
         <w:t> Access to these rooms is strictly determined by FIM</w:t>
       </w:r>
       <w:r>
-        <w:rPr>
-          <w:lang w:val="en-DE"/>
-        </w:rPr>
         <w:t xml:space="preserve"> </w:t>
       </w:r>
       <w:r>
-        <w:rPr>
-          <w:lang w:val="en-DE"/>
-        </w:rPr>
         <w:t>holdings. Participants holding the highest concentrations of capital are automatically assigned the </w:t>
       </w:r>
       <w:r>
         <w:rPr>
           <w:b/>
           <w:bCs/>
-          <w:lang w:val="en-DE"/>
         </w:rPr>
         <w:t>Oligarch</w:t>
       </w:r>
       <w:r>
-        <w:rPr>
-          <w:lang w:val="en-DE"/>
-        </w:rPr>
         <w:t> role, granting them access to restricted elite war rooms. Conversely, the </w:t>
       </w:r>
       <w:r>
         <w:rPr>
           <w:b/>
           <w:bCs/>
-          <w:lang w:val="en-DE"/>
         </w:rPr>
         <w:t>Proletariat</w:t>
       </w:r>
       <w:r>
-        <w:rPr>
-          <w:lang w:val="en-DE"/>
-        </w:rPr>
         <w:t> channels serve as the primary hub for coordinated resistance and mass-market movements.</w:t>
       </w:r>
     </w:p>
@@ -13533,48 +13447,29 @@
           <w:numId w:val="58"/>
         </w:numPr>
         <w:spacing w:after="160" w:line="259" w:lineRule="auto"/>
-        <w:rPr>
-          <w:lang w:val="en-DE"/>
-        </w:rPr>
-      </w:pPr>
-      <w:r>
-        <w:rPr>
-          <w:b/>
-          <w:bCs/>
-          <w:lang w:val="en-DE"/>
+      </w:pPr>
+      <w:r>
+        <w:rPr>
+          <w:b/>
+          <w:bCs/>
         </w:rPr>
         <w:t>Market Intelligence and Alerts:</w:t>
       </w:r>
       <w:r>
-        <w:rPr>
-          <w:lang w:val="en-DE"/>
-        </w:rPr>
         <w:t> Real-time integration with on-chain events allows factions to react instantly to significant Gini Coefficient shifts, whale entries, or strategic divestments.</w:t>
       </w:r>
     </w:p>
     <w:p>
       <w:pPr>
         <w:spacing w:after="160" w:line="259" w:lineRule="auto"/>
-        <w:rPr>
-          <w:lang w:val="en-DE"/>
-        </w:rPr>
-      </w:pPr>
-      <w:r>
-        <w:rPr>
-          <w:lang w:val="en-DE"/>
-        </w:rPr>
+      </w:pPr>
+      <w:r>
         <w:t xml:space="preserve">By formalizing these social layers, </w:t>
       </w:r>
       <w:r>
-        <w:rPr>
-          <w:lang w:val="en-DE"/>
-        </w:rPr>
         <w:t>Regarded</w:t>
       </w:r>
       <w:r>
-        <w:rPr>
-          <w:lang w:val="en-DE"/>
-        </w:rPr>
         <w:t xml:space="preserve"> Games ensures that the "meta-game" of human coordination—the struggle between individual accumulation and collective action—is as robust and strategically demanding as the on-chain execution itself.</w:t>
       </w:r>
     </w:p>
@@ -14036,22 +13931,29 @@
       </w:pPr>
       <w:bookmarkStart w:id="24" w:name="_Toc222913421"/>
       <w:r>
-        <w:t>Conclusion: From Casino to Laboratory</w:t>
+        <w:t xml:space="preserve">Conclusion: </w:t>
       </w:r>
       <w:bookmarkEnd w:id="24"/>
-    </w:p>
-    <w:p>
-      <w:pPr>
-        <w:spacing w:after="120"/>
-      </w:pPr>
-      <w:r>
-        <w:t xml:space="preserve">At its core, </w:t>
-      </w:r>
-      <w:r>
-        <w:t>Regarded Games</w:t>
-      </w:r>
-      <w:r>
-        <w:t xml:space="preserve"> is a perfect-information, real-money economic simulation built on a foundation of pure strategy. It is a competitive arena where victory is not determined by luck or informational asymmetry, but by a participant's ability to </w:t>
+      <w:r>
+        <w:t>The Clean Room of Finance</w:t>
+      </w:r>
+    </w:p>
+    <w:p>
+      <w:pPr>
+        <w:spacing w:after="120"/>
+      </w:pPr>
+      <w:r>
+        <w:t>At its core, </w:t>
+      </w:r>
+      <w:r>
+        <w:rPr>
+          <w:b/>
+          <w:bCs/>
+        </w:rPr>
+        <w:t>Class Warfare: The Game</w:t>
+      </w:r>
+      <w:r>
+        <w:t xml:space="preserve"> is a perfect-information, real-money economic simulation built on a foundation of pure strategy. It is a competitive arena where victory is not determined by luck or informational asymmetry, but by a participant's ability to </w:t>
       </w:r>
       <w:proofErr w:type="spellStart"/>
       <w:r>
@@ -14059,15 +13961,31 @@
       </w:r>
       <w:proofErr w:type="spellEnd"/>
       <w:r>
-        <w:t xml:space="preserve"> a complex economic system and coordinate effectively with others to achieve a collective goal. Every transaction is transparently enforced by code, every rule is immutable, and every outcome is the direct result of strategic player action.</w:t>
-      </w:r>
-    </w:p>
-    <w:p>
-      <w:pPr>
-        <w:spacing w:after="120"/>
-      </w:pPr>
-      <w:r>
-        <w:t>But beyond its function as a high-stakes competitive environment, the protocol is conceived as a social laboratory built on a permissionless infrastructure. It utilizes the language of finance and the incentive of competition to pose fundamental questions about our economic systems. We challenge participants to confront the raw mathematics of capital concentration and collective action. By mathematically incentivizing the individualist to consider the collective, we aim to steer the energy of the decentralized ecosystem away from being a mere casino of chance and toward its original promise: to be a laboratory for new forms of economic and social coordination. The game is the lesson.</w:t>
+        <w:t xml:space="preserve"> a complex economic system and coordinate effectively with others to achieve a collective goal.</w:t>
+      </w:r>
+    </w:p>
+    <w:p>
+      <w:pPr>
+        <w:spacing w:after="120"/>
+      </w:pPr>
+      <w:r>
+        <w:t xml:space="preserve">Beyond its function as a high-stakes competitive environment, the protocol is conceived as an unmanipulated alternative market built on a permissionless infrastructure. It poses a fundamental challenge to the global trading community: if provided with perfect information, zero-latency data, and a transparent rule-set, can you </w:t>
+      </w:r>
+      <w:proofErr w:type="spellStart"/>
+      <w:r>
+        <w:t>outmaneuver</w:t>
+      </w:r>
+      <w:proofErr w:type="spellEnd"/>
+      <w:r>
+        <w:t xml:space="preserve"> the competition? For too long, everyday participants in both traditional equities and digital assets have been subjected to an environment where insiders hold an insurmountable edge. By stripping away these hidden advantages and opaque algorithms, we provide a "Clean Room" for the pure expression of human coordination.</w:t>
+      </w:r>
+    </w:p>
+    <w:p>
+      <w:pPr>
+        <w:spacing w:after="120"/>
+      </w:pPr>
+      <w:r>
+        <w:t>By mathematically incentivizing the individualist to consider the collective, we aim to steer the energy of the decentralized ecosystem back toward its original promise. The market is a war, but for the first time, the weapons are distributed equally. The game is the lesson.</w:t>
       </w:r>
     </w:p>
     <w:p>
@@ -14324,6 +14242,7 @@
                 <w:b/>
                 <w:bCs/>
               </w:rPr>
+              <w:lastRenderedPageBreak/>
               <w:t>Phase 3</w:t>
             </w:r>
           </w:p>
@@ -14405,7 +14324,6 @@
                 <w:b/>
                 <w:bCs/>
               </w:rPr>
-              <w:lastRenderedPageBreak/>
               <w:t>Phase 4</w:t>
             </w:r>
           </w:p>
@@ -14450,7 +14368,7 @@
               <w:t xml:space="preserve">, </w:t>
             </w:r>
             <w:r>
-              <w:t>$REG</w:t>
+              <w:t>$RGD</w:t>
             </w:r>
             <w:r>
               <w:t xml:space="preserve"> Token Generation Event (TGE), </w:t>
@@ -14618,6 +14536,7 @@
         <w:pStyle w:val="Heading3"/>
       </w:pPr>
       <w:r>
+        <w:lastRenderedPageBreak/>
         <w:t>Definitions:</w:t>
       </w:r>
     </w:p>
@@ -14728,7 +14647,6 @@
         <w:spacing w:after="120"/>
       </w:pPr>
       <w:r>
-        <w:lastRenderedPageBreak/>
         <w:t>Let </w:t>
       </w:r>
       <w:proofErr w:type="spellStart"/>
@@ -15439,6 +15357,7 @@
         <w:spacing w:after="120"/>
       </w:pPr>
       <w:r>
+        <w:lastRenderedPageBreak/>
         <w:t>The confiscated amount for a player </w:t>
       </w:r>
       <w:proofErr w:type="spellStart"/>
@@ -15556,15 +15475,7 @@
       </w:r>
       <w:proofErr w:type="spellEnd"/>
       <w:r>
-        <w:t>) + (F_S * (</w:t>
-      </w:r>
-      <w:proofErr w:type="gramStart"/>
-      <w:r>
-        <w:t>max(</w:t>
-      </w:r>
-      <w:proofErr w:type="gramEnd"/>
-      <w:r>
-        <w:t xml:space="preserve">0, </w:t>
+        <w:t xml:space="preserve">) + (F_S * (max(0, </w:t>
       </w:r>
       <w:proofErr w:type="spellStart"/>
       <w:r>
@@ -15572,15 +15483,7 @@
       </w:r>
       <w:proofErr w:type="spellEnd"/>
       <w:r>
-        <w:t xml:space="preserve">) / Σ </w:t>
-      </w:r>
-      <w:proofErr w:type="gramStart"/>
-      <w:r>
-        <w:t>max(</w:t>
-      </w:r>
-      <w:proofErr w:type="gramEnd"/>
-      <w:r>
-        <w:t xml:space="preserve">0, </w:t>
+        <w:t xml:space="preserve">) / Σ max(0, </w:t>
       </w:r>
       <w:proofErr w:type="spellStart"/>
       <w:r>
@@ -15597,7 +15500,6 @@
       </w:pPr>
       <w:bookmarkStart w:id="29" w:name="_Toc222913426"/>
       <w:r>
-        <w:lastRenderedPageBreak/>
         <w:t>Appendix B: Game Theory Considerations</w:t>
       </w:r>
       <w:bookmarkEnd w:id="29"/>
@@ -15693,6 +15595,7 @@
           <w:b/>
           <w:bCs/>
         </w:rPr>
+        <w:lastRenderedPageBreak/>
         <w:t>The Socialist Premium:</w:t>
       </w:r>
       <w:r>
@@ -15729,7 +15632,6 @@
           <w:b/>
           <w:bCs/>
         </w:rPr>
-        <w:lastRenderedPageBreak/>
         <w:t>Strategic Matching:</w:t>
       </w:r>
       <w:r>
@@ -15829,7 +15731,7 @@
         <w:t xml:space="preserve">This is primarily countered by the RTD Collateral Rule. The wallet must hold a collateral stake in RTD determined by the Static Collateral Ratio (e.g., 10 </w:t>
       </w:r>
       <w:r>
-        <w:t>$REG</w:t>
+        <w:t>$RGD</w:t>
       </w:r>
       <w:r>
         <w:t xml:space="preserve"> for every 100 $FIM). This creates a two-fold </w:t>
@@ -15896,6 +15798,7 @@
           <w:b/>
           <w:bCs/>
         </w:rPr>
+        <w:lastRenderedPageBreak/>
         <w:t>The Threat:</w:t>
       </w:r>
       <w:r>
@@ -16003,7 +15906,6 @@
           <w:b/>
           <w:bCs/>
         </w:rPr>
-        <w:lastRenderedPageBreak/>
         <w:t>The Mitigation:</w:t>
       </w:r>
       <w:r>
@@ -16146,10 +16048,7 @@
         <w:spacing w:after="120"/>
       </w:pPr>
       <w:r>
-        <w:t>$</w:t>
-      </w:r>
-      <w:r>
-        <w:t>REG</w:t>
+        <w:t>$RGD</w:t>
       </w:r>
       <w:r>
         <w:t xml:space="preserve"> (</w:t>
@@ -16176,6 +16075,7 @@
         <w:spacing w:after="120"/>
       </w:pPr>
       <w:r>
+        <w:lastRenderedPageBreak/>
         <w:t>Solidarity Fund: In a Socialist victory, the fund created by capping the winnings of the elite players, which is then redistributed to all players based on their Net Contribution.</w:t>
       </w:r>
     </w:p>
@@ -16205,8 +16105,8 @@
       </w:r>
     </w:p>
     <w:sectPr>
-      <w:headerReference w:type="default" r:id="rId12"/>
-      <w:footerReference w:type="default" r:id="rId13"/>
+      <w:headerReference w:type="default" r:id="rId11"/>
+      <w:footerReference w:type="default" r:id="rId12"/>
       <w:pgSz w:w="11906" w:h="16838"/>
       <w:pgMar w:top="1440" w:right="1440" w:bottom="1440" w:left="1440" w:header="708" w:footer="708" w:gutter="0"/>
       <w:cols w:space="708"/>
@@ -16521,9 +16421,9 @@
       <w:lvlJc w:val="left"/>
       <w:pPr>
         <w:tabs>
-          <w:tab w:val="num" w:pos="720"/>
-        </w:tabs>
-        <w:ind w:left="720" w:hanging="360"/>
+          <w:tab w:val="num" w:pos="644"/>
+        </w:tabs>
+        <w:ind w:left="644" w:hanging="360"/>
       </w:pPr>
       <w:rPr>
         <w:rFonts w:ascii="Symbol" w:hAnsi="Symbol" w:hint="default"/>
@@ -16537,9 +16437,9 @@
       <w:lvlJc w:val="left"/>
       <w:pPr>
         <w:tabs>
-          <w:tab w:val="num" w:pos="1440"/>
-        </w:tabs>
-        <w:ind w:left="1440" w:hanging="360"/>
+          <w:tab w:val="num" w:pos="1364"/>
+        </w:tabs>
+        <w:ind w:left="1364" w:hanging="360"/>
       </w:pPr>
       <w:rPr>
         <w:rFonts w:ascii="Courier New" w:hAnsi="Courier New" w:hint="default"/>
@@ -16553,9 +16453,9 @@
       <w:lvlJc w:val="left"/>
       <w:pPr>
         <w:tabs>
-          <w:tab w:val="num" w:pos="2160"/>
-        </w:tabs>
-        <w:ind w:left="2160" w:hanging="360"/>
+          <w:tab w:val="num" w:pos="2084"/>
+        </w:tabs>
+        <w:ind w:left="2084" w:hanging="360"/>
       </w:pPr>
       <w:rPr>
         <w:rFonts w:ascii="Wingdings" w:hAnsi="Wingdings" w:hint="default"/>
@@ -16569,9 +16469,9 @@
       <w:lvlJc w:val="left"/>
       <w:pPr>
         <w:tabs>
-          <w:tab w:val="num" w:pos="2880"/>
-        </w:tabs>
-        <w:ind w:left="2880" w:hanging="360"/>
+          <w:tab w:val="num" w:pos="2804"/>
+        </w:tabs>
+        <w:ind w:left="2804" w:hanging="360"/>
       </w:pPr>
       <w:rPr>
         <w:rFonts w:ascii="Wingdings" w:hAnsi="Wingdings" w:hint="default"/>
@@ -16585,9 +16485,9 @@
       <w:lvlJc w:val="left"/>
       <w:pPr>
         <w:tabs>
-          <w:tab w:val="num" w:pos="3600"/>
-        </w:tabs>
-        <w:ind w:left="3600" w:hanging="360"/>
+          <w:tab w:val="num" w:pos="3524"/>
+        </w:tabs>
+        <w:ind w:left="3524" w:hanging="360"/>
       </w:pPr>
       <w:rPr>
         <w:rFonts w:ascii="Wingdings" w:hAnsi="Wingdings" w:hint="default"/>
@@ -16601,9 +16501,9 @@
       <w:lvlJc w:val="left"/>
       <w:pPr>
         <w:tabs>
-          <w:tab w:val="num" w:pos="4320"/>
-        </w:tabs>
-        <w:ind w:left="4320" w:hanging="360"/>
+          <w:tab w:val="num" w:pos="4244"/>
+        </w:tabs>
+        <w:ind w:left="4244" w:hanging="360"/>
       </w:pPr>
       <w:rPr>
         <w:rFonts w:ascii="Wingdings" w:hAnsi="Wingdings" w:hint="default"/>
@@ -16617,9 +16517,9 @@
       <w:lvlJc w:val="left"/>
       <w:pPr>
         <w:tabs>
-          <w:tab w:val="num" w:pos="5040"/>
-        </w:tabs>
-        <w:ind w:left="5040" w:hanging="360"/>
+          <w:tab w:val="num" w:pos="4964"/>
+        </w:tabs>
+        <w:ind w:left="4964" w:hanging="360"/>
       </w:pPr>
       <w:rPr>
         <w:rFonts w:ascii="Wingdings" w:hAnsi="Wingdings" w:hint="default"/>
@@ -16633,9 +16533,9 @@
       <w:lvlJc w:val="left"/>
       <w:pPr>
         <w:tabs>
-          <w:tab w:val="num" w:pos="5760"/>
-        </w:tabs>
-        <w:ind w:left="5760" w:hanging="360"/>
+          <w:tab w:val="num" w:pos="5684"/>
+        </w:tabs>
+        <w:ind w:left="5684" w:hanging="360"/>
       </w:pPr>
       <w:rPr>
         <w:rFonts w:ascii="Wingdings" w:hAnsi="Wingdings" w:hint="default"/>
@@ -16649,9 +16549,9 @@
       <w:lvlJc w:val="left"/>
       <w:pPr>
         <w:tabs>
-          <w:tab w:val="num" w:pos="6480"/>
-        </w:tabs>
-        <w:ind w:left="6480" w:hanging="360"/>
+          <w:tab w:val="num" w:pos="6404"/>
+        </w:tabs>
+        <w:ind w:left="6404" w:hanging="360"/>
       </w:pPr>
       <w:rPr>
         <w:rFonts w:ascii="Wingdings" w:hAnsi="Wingdings" w:hint="default"/>
@@ -25466,6 +25366,7 @@
   <w:style w:type="character" w:default="1" w:styleId="DefaultParagraphFont">
     <w:name w:val="Default Paragraph Font"/>
     <w:uiPriority w:val="1"/>
+    <w:semiHidden/>
     <w:unhideWhenUsed/>
   </w:style>
   <w:style w:type="table" w:default="1" w:styleId="TableNormal">
